--- a/碩一/TOEIC/多益單字.docx
+++ b/碩一/TOEIC/多益單字.docx
@@ -2,7 +2,2947 @@
 <file path=word/document.xml><?xml version="1.0" encoding="utf-8"?>
 <w:document xmlns:wpc="http://schemas.microsoft.com/office/word/2010/wordprocessingCanvas" xmlns:cx="http://schemas.microsoft.com/office/drawing/2014/chartex" xmlns:cx1="http://schemas.microsoft.com/office/drawing/2015/9/8/chartex" xmlns:cx2="http://schemas.microsoft.com/office/drawing/2015/10/21/chartex" xmlns:cx3="http://schemas.microsoft.com/office/drawing/2016/5/9/chartex" xmlns:cx4="http://schemas.microsoft.com/office/drawing/2016/5/10/chartex" xmlns:cx5="http://schemas.microsoft.com/office/drawing/2016/5/11/chartex" xmlns:cx6="http://schemas.microsoft.com/office/drawing/2016/5/12/chartex" xmlns:cx7="http://schemas.microsoft.com/office/drawing/2016/5/13/chartex" xmlns:cx8="http://schemas.microsoft.com/office/drawing/2016/5/14/chartex" xmlns:mc="http://schemas.openxmlformats.org/markup-compatibility/2006" xmlns:aink="http://schemas.microsoft.com/office/drawing/2016/ink" xmlns:am3d="http://schemas.microsoft.com/office/drawing/2017/model3d" xmlns:o="urn:schemas-microsoft-com:office:office" xmlns:r="http://schemas.openxmlformats.org/officeDocument/2006/relationships" xmlns:m="http://schemas.openxmlformats.org/officeDocument/2006/math" xmlns:v="urn:schemas-microsoft-com:vml" xmlns:wp14="http://schemas.microsoft.com/office/word/2010/wordprocessingDrawing" xmlns:wp="http://schemas.openxmlformats.org/drawingml/2006/wordprocessingDrawing" xmlns:w10="urn:schemas-microsoft-com:office:word" xmlns:w="http://schemas.openxmlformats.org/wordprocessingml/2006/main" xmlns:w14="http://schemas.microsoft.com/office/word/2010/wordml" xmlns:w15="http://schemas.microsoft.com/office/word/2012/wordml" xmlns:w16cex="http://schemas.microsoft.com/office/word/2018/wordml/cex" xmlns:w16cid="http://schemas.microsoft.com/office/word/2016/wordml/cid" xmlns:w16="http://schemas.microsoft.com/office/word/2018/wordml" xmlns:w16sdtdh="http://schemas.microsoft.com/office/word/2020/wordml/sdtdatahash" xmlns:w16se="http://schemas.microsoft.com/office/word/2015/wordml/symex" xmlns:wpg="http://schemas.microsoft.com/office/word/2010/wordprocessingGroup" xmlns:wpi="http://schemas.microsoft.com/office/word/2010/wordprocessingInk" xmlns:wne="http://schemas.microsoft.com/office/word/2006/wordml" xmlns:wps="http://schemas.microsoft.com/office/word/2010/wordprocessingShape" mc:Ignorable="w14 w15 w16se w16cid w16 w16cex w16sdtdh wp14">
   <w:body>
-    <w:p/>
+    <w:p>
+      <w:pPr>
+        <w:rPr>
+          <w:b/>
+          <w:bCs/>
+          <w:sz w:val="36"/>
+          <w:szCs w:val="36"/>
+        </w:rPr>
+      </w:pPr>
+      <w:r>
+        <w:rPr>
+          <w:b/>
+          <w:bCs/>
+          <w:sz w:val="36"/>
+          <w:szCs w:val="36"/>
+        </w:rPr>
+        <w:t>Day1:</w:t>
+      </w:r>
+    </w:p>
+    <w:p>
+      <w:pPr>
+        <w:rPr>
+          <w:sz w:val="28"/>
+          <w:szCs w:val="28"/>
+        </w:rPr>
+      </w:pPr>
+      <w:r>
+        <w:rPr>
+          <w:rFonts w:hint="eastAsia"/>
+          <w:sz w:val="28"/>
+          <w:szCs w:val="28"/>
+        </w:rPr>
+        <w:t>o</w:t>
+      </w:r>
+      <w:r>
+        <w:rPr>
+          <w:sz w:val="28"/>
+          <w:szCs w:val="28"/>
+        </w:rPr>
+        <w:t>pening n.</w:t>
+      </w:r>
+      <w:r>
+        <w:rPr>
+          <w:rFonts w:hint="eastAsia"/>
+          <w:sz w:val="28"/>
+          <w:szCs w:val="28"/>
+        </w:rPr>
+        <w:t>空缺</w:t>
+      </w:r>
+      <w:r>
+        <w:rPr>
+          <w:rFonts w:hint="eastAsia"/>
+          <w:sz w:val="28"/>
+          <w:szCs w:val="28"/>
+        </w:rPr>
+        <w:t>/</w:t>
+      </w:r>
+      <w:r>
+        <w:rPr>
+          <w:rFonts w:hint="eastAsia"/>
+          <w:sz w:val="28"/>
+          <w:szCs w:val="28"/>
+        </w:rPr>
+        <w:t>開始</w:t>
+      </w:r>
+      <w:r>
+        <w:rPr>
+          <w:rFonts w:hint="eastAsia"/>
+          <w:sz w:val="28"/>
+          <w:szCs w:val="28"/>
+        </w:rPr>
+        <w:t xml:space="preserve"> </w:t>
+      </w:r>
+      <w:r>
+        <w:rPr>
+          <w:sz w:val="28"/>
+          <w:szCs w:val="28"/>
+        </w:rPr>
+        <w:t xml:space="preserve"> = vacancy </w:t>
+      </w:r>
+      <w:r>
+        <w:rPr>
+          <w:rFonts w:hint="eastAsia"/>
+          <w:sz w:val="28"/>
+          <w:szCs w:val="28"/>
+        </w:rPr>
+        <w:t>空缺</w:t>
+      </w:r>
+      <w:r>
+        <w:rPr>
+          <w:rFonts w:hint="eastAsia"/>
+          <w:sz w:val="28"/>
+          <w:szCs w:val="28"/>
+        </w:rPr>
+        <w:t>/</w:t>
+      </w:r>
+      <w:r>
+        <w:rPr>
+          <w:rFonts w:hint="eastAsia"/>
+          <w:sz w:val="28"/>
+          <w:szCs w:val="28"/>
+        </w:rPr>
+        <w:t>職缺</w:t>
+      </w:r>
+    </w:p>
+    <w:p>
+      <w:pPr>
+        <w:rPr>
+          <w:rFonts w:hint="eastAsia"/>
+          <w:sz w:val="28"/>
+          <w:szCs w:val="28"/>
+        </w:rPr>
+      </w:pPr>
+    </w:p>
+    <w:p>
+      <w:pPr>
+        <w:rPr>
+          <w:sz w:val="28"/>
+          <w:szCs w:val="28"/>
+        </w:rPr>
+      </w:pPr>
+      <w:r>
+        <w:rPr>
+          <w:rFonts w:hint="eastAsia"/>
+          <w:sz w:val="28"/>
+          <w:szCs w:val="28"/>
+        </w:rPr>
+        <w:t>q</w:t>
+      </w:r>
+      <w:r>
+        <w:rPr>
+          <w:sz w:val="28"/>
+          <w:szCs w:val="28"/>
+        </w:rPr>
+        <w:t>ualified adj.</w:t>
+      </w:r>
+      <w:r>
+        <w:rPr>
+          <w:rFonts w:hint="eastAsia"/>
+          <w:sz w:val="28"/>
+          <w:szCs w:val="28"/>
+        </w:rPr>
+        <w:t>有資格的</w:t>
+      </w:r>
+      <w:r>
+        <w:rPr>
+          <w:rFonts w:hint="eastAsia"/>
+          <w:sz w:val="28"/>
+          <w:szCs w:val="28"/>
+        </w:rPr>
+        <w:t xml:space="preserve"> </w:t>
+      </w:r>
+      <w:r>
+        <w:rPr>
+          <w:sz w:val="28"/>
+          <w:szCs w:val="28"/>
+        </w:rPr>
+        <w:t>= certified adj.</w:t>
+      </w:r>
+    </w:p>
+    <w:p>
+      <w:pPr>
+        <w:rPr>
+          <w:color w:val="FF0000"/>
+          <w:sz w:val="28"/>
+          <w:szCs w:val="28"/>
+        </w:rPr>
+      </w:pPr>
+      <w:r>
+        <w:rPr>
+          <w:rFonts w:hint="eastAsia"/>
+          <w:color w:val="FF0000"/>
+          <w:sz w:val="28"/>
+          <w:szCs w:val="28"/>
+        </w:rPr>
+        <w:t>b</w:t>
+      </w:r>
+      <w:r>
+        <w:rPr>
+          <w:color w:val="FF0000"/>
+          <w:sz w:val="28"/>
+          <w:szCs w:val="28"/>
+        </w:rPr>
+        <w:t>e qualified for</w:t>
+      </w:r>
+      <w:r>
+        <w:rPr>
+          <w:rFonts w:hint="eastAsia"/>
+          <w:color w:val="FF0000"/>
+          <w:sz w:val="28"/>
+          <w:szCs w:val="28"/>
+        </w:rPr>
+        <w:t xml:space="preserve"> </w:t>
+      </w:r>
+      <w:r>
+        <w:rPr>
+          <w:rFonts w:hint="eastAsia"/>
+          <w:color w:val="FF0000"/>
+          <w:sz w:val="28"/>
+          <w:szCs w:val="28"/>
+        </w:rPr>
+        <w:t>有</w:t>
+      </w:r>
+      <w:r>
+        <w:rPr>
+          <w:rFonts w:hint="eastAsia"/>
+          <w:color w:val="FF0000"/>
+          <w:sz w:val="28"/>
+          <w:szCs w:val="28"/>
+        </w:rPr>
+        <w:t>~</w:t>
+      </w:r>
+      <w:r>
+        <w:rPr>
+          <w:rFonts w:hint="eastAsia"/>
+          <w:color w:val="FF0000"/>
+          <w:sz w:val="28"/>
+          <w:szCs w:val="28"/>
+        </w:rPr>
+        <w:t>的資格</w:t>
+      </w:r>
+    </w:p>
+    <w:p>
+      <w:pPr>
+        <w:rPr>
+          <w:color w:val="FF0000"/>
+          <w:sz w:val="28"/>
+          <w:szCs w:val="28"/>
+        </w:rPr>
+      </w:pPr>
+      <w:r>
+        <w:rPr>
+          <w:rFonts w:hint="eastAsia"/>
+          <w:color w:val="FF0000"/>
+          <w:sz w:val="28"/>
+          <w:szCs w:val="28"/>
+        </w:rPr>
+        <w:t>q</w:t>
+      </w:r>
+      <w:r>
+        <w:rPr>
+          <w:color w:val="FF0000"/>
+          <w:sz w:val="28"/>
+          <w:szCs w:val="28"/>
+        </w:rPr>
+        <w:t xml:space="preserve">ualification for </w:t>
+      </w:r>
+      <w:r>
+        <w:rPr>
+          <w:rFonts w:hint="eastAsia"/>
+          <w:color w:val="FF0000"/>
+          <w:sz w:val="28"/>
+          <w:szCs w:val="28"/>
+        </w:rPr>
+        <w:t xml:space="preserve">~ </w:t>
+      </w:r>
+      <w:r>
+        <w:rPr>
+          <w:rFonts w:hint="eastAsia"/>
+          <w:color w:val="FF0000"/>
+          <w:sz w:val="28"/>
+          <w:szCs w:val="28"/>
+        </w:rPr>
+        <w:t>的資格</w:t>
+      </w:r>
+    </w:p>
+    <w:p>
+      <w:pPr>
+        <w:rPr>
+          <w:color w:val="FF0000"/>
+          <w:sz w:val="28"/>
+          <w:szCs w:val="28"/>
+        </w:rPr>
+      </w:pPr>
+    </w:p>
+    <w:p>
+      <w:pPr>
+        <w:rPr>
+          <w:color w:val="000000" w:themeColor="text1"/>
+          <w:sz w:val="28"/>
+          <w:szCs w:val="28"/>
+        </w:rPr>
+      </w:pPr>
+      <w:r>
+        <w:rPr>
+          <w:color w:val="000000" w:themeColor="text1"/>
+          <w:sz w:val="28"/>
+          <w:szCs w:val="28"/>
+        </w:rPr>
+        <w:t>confidence n.</w:t>
+      </w:r>
+      <w:r>
+        <w:rPr>
+          <w:rFonts w:hint="eastAsia"/>
+          <w:color w:val="000000" w:themeColor="text1"/>
+          <w:sz w:val="28"/>
+          <w:szCs w:val="28"/>
+        </w:rPr>
+        <w:t>信心</w:t>
+      </w:r>
+      <w:r>
+        <w:rPr>
+          <w:rFonts w:hint="eastAsia"/>
+          <w:color w:val="000000" w:themeColor="text1"/>
+          <w:sz w:val="28"/>
+          <w:szCs w:val="28"/>
+        </w:rPr>
+        <w:t>/</w:t>
+      </w:r>
+      <w:r>
+        <w:rPr>
+          <w:rFonts w:hint="eastAsia"/>
+          <w:color w:val="000000" w:themeColor="text1"/>
+          <w:sz w:val="28"/>
+          <w:szCs w:val="28"/>
+        </w:rPr>
+        <w:t>自信</w:t>
+      </w:r>
+    </w:p>
+    <w:p>
+      <w:pPr>
+        <w:rPr>
+          <w:color w:val="FF0000"/>
+          <w:sz w:val="28"/>
+          <w:szCs w:val="28"/>
+        </w:rPr>
+      </w:pPr>
+      <w:r>
+        <w:rPr>
+          <w:rFonts w:hint="eastAsia"/>
+          <w:color w:val="FF0000"/>
+          <w:sz w:val="28"/>
+          <w:szCs w:val="28"/>
+        </w:rPr>
+        <w:t>s</w:t>
+      </w:r>
+      <w:r>
+        <w:rPr>
+          <w:color w:val="FF0000"/>
+          <w:sz w:val="28"/>
+          <w:szCs w:val="28"/>
+        </w:rPr>
+        <w:t xml:space="preserve">how/express +confidence in </w:t>
+      </w:r>
+      <w:r>
+        <w:rPr>
+          <w:rFonts w:hint="eastAsia"/>
+          <w:color w:val="FF0000"/>
+          <w:sz w:val="28"/>
+          <w:szCs w:val="28"/>
+        </w:rPr>
+        <w:t>表現對</w:t>
+      </w:r>
+      <w:r>
+        <w:rPr>
+          <w:rFonts w:hint="eastAsia"/>
+          <w:color w:val="FF0000"/>
+          <w:sz w:val="28"/>
+          <w:szCs w:val="28"/>
+        </w:rPr>
+        <w:t>~</w:t>
+      </w:r>
+      <w:r>
+        <w:rPr>
+          <w:rFonts w:hint="eastAsia"/>
+          <w:color w:val="FF0000"/>
+          <w:sz w:val="28"/>
+          <w:szCs w:val="28"/>
+        </w:rPr>
+        <w:t>的信心</w:t>
+      </w:r>
+    </w:p>
+    <w:p>
+      <w:pPr>
+        <w:rPr>
+          <w:color w:val="000000" w:themeColor="text1"/>
+          <w:sz w:val="28"/>
+          <w:szCs w:val="28"/>
+        </w:rPr>
+      </w:pPr>
+    </w:p>
+    <w:p>
+      <w:pPr>
+        <w:rPr>
+          <w:sz w:val="28"/>
+          <w:szCs w:val="28"/>
+        </w:rPr>
+      </w:pPr>
+      <w:r>
+        <w:rPr>
+          <w:rFonts w:hint="eastAsia"/>
+          <w:sz w:val="28"/>
+          <w:szCs w:val="28"/>
+        </w:rPr>
+        <w:t>h</w:t>
+      </w:r>
+      <w:r>
+        <w:rPr>
+          <w:sz w:val="28"/>
+          <w:szCs w:val="28"/>
+        </w:rPr>
+        <w:t>ighly adv.</w:t>
+      </w:r>
+      <w:r>
+        <w:rPr>
+          <w:rFonts w:hint="eastAsia"/>
+          <w:sz w:val="28"/>
+          <w:szCs w:val="28"/>
+        </w:rPr>
+        <w:t>非常</w:t>
+      </w:r>
+    </w:p>
+    <w:p>
+      <w:pPr>
+        <w:rPr>
+          <w:color w:val="FF0000"/>
+          <w:sz w:val="28"/>
+          <w:szCs w:val="28"/>
+        </w:rPr>
+      </w:pPr>
+      <w:r>
+        <w:rPr>
+          <w:rFonts w:hint="eastAsia"/>
+          <w:color w:val="FF0000"/>
+          <w:sz w:val="28"/>
+          <w:szCs w:val="28"/>
+        </w:rPr>
+        <w:t>h</w:t>
+      </w:r>
+      <w:r>
+        <w:rPr>
+          <w:color w:val="FF0000"/>
+          <w:sz w:val="28"/>
+          <w:szCs w:val="28"/>
+        </w:rPr>
+        <w:t>ighly +competent</w:t>
+      </w:r>
+      <w:r>
+        <w:rPr>
+          <w:rFonts w:hint="eastAsia"/>
+          <w:color w:val="FF0000"/>
+          <w:sz w:val="28"/>
+          <w:szCs w:val="28"/>
+        </w:rPr>
+        <w:t>有能力</w:t>
+      </w:r>
+      <w:r>
+        <w:rPr>
+          <w:color w:val="FF0000"/>
+          <w:sz w:val="28"/>
+          <w:szCs w:val="28"/>
+        </w:rPr>
+        <w:t>/recommended</w:t>
+      </w:r>
+      <w:r>
+        <w:rPr>
+          <w:rFonts w:hint="eastAsia"/>
+          <w:color w:val="FF0000"/>
+          <w:sz w:val="28"/>
+          <w:szCs w:val="28"/>
+        </w:rPr>
+        <w:t>推薦</w:t>
+      </w:r>
+      <w:r>
+        <w:rPr>
+          <w:color w:val="FF0000"/>
+          <w:sz w:val="28"/>
+          <w:szCs w:val="28"/>
+        </w:rPr>
+        <w:t>/qualified</w:t>
+      </w:r>
+      <w:r>
+        <w:rPr>
+          <w:rFonts w:hint="eastAsia"/>
+          <w:color w:val="FF0000"/>
+          <w:sz w:val="28"/>
+          <w:szCs w:val="28"/>
+        </w:rPr>
+        <w:t>有資格</w:t>
+      </w:r>
+      <w:r>
+        <w:rPr>
+          <w:color w:val="FF0000"/>
+          <w:sz w:val="28"/>
+          <w:szCs w:val="28"/>
+        </w:rPr>
+        <w:t>/competitive</w:t>
+      </w:r>
+      <w:r>
+        <w:rPr>
+          <w:rFonts w:hint="eastAsia"/>
+          <w:color w:val="FF0000"/>
+          <w:sz w:val="28"/>
+          <w:szCs w:val="28"/>
+        </w:rPr>
+        <w:t>競爭</w:t>
+      </w:r>
+      <w:r>
+        <w:rPr>
+          <w:color w:val="FF0000"/>
+          <w:sz w:val="28"/>
+          <w:szCs w:val="28"/>
+        </w:rPr>
+        <w:t>/profitable</w:t>
+      </w:r>
+      <w:r>
+        <w:rPr>
+          <w:rFonts w:hint="eastAsia"/>
+          <w:color w:val="FF0000"/>
+          <w:sz w:val="28"/>
+          <w:szCs w:val="28"/>
+        </w:rPr>
+        <w:t>利潤</w:t>
+      </w:r>
+    </w:p>
+    <w:p>
+      <w:pPr>
+        <w:rPr>
+          <w:sz w:val="28"/>
+          <w:szCs w:val="28"/>
+        </w:rPr>
+      </w:pPr>
+    </w:p>
+    <w:p>
+      <w:pPr>
+        <w:rPr>
+          <w:sz w:val="28"/>
+          <w:szCs w:val="28"/>
+        </w:rPr>
+      </w:pPr>
+    </w:p>
+    <w:p>
+      <w:pPr>
+        <w:rPr>
+          <w:sz w:val="28"/>
+          <w:szCs w:val="28"/>
+        </w:rPr>
+      </w:pPr>
+      <w:r>
+        <w:rPr>
+          <w:rFonts w:hint="eastAsia"/>
+          <w:sz w:val="28"/>
+          <w:szCs w:val="28"/>
+        </w:rPr>
+        <w:t>a</w:t>
+      </w:r>
+      <w:r>
+        <w:rPr>
+          <w:sz w:val="28"/>
+          <w:szCs w:val="28"/>
+        </w:rPr>
+        <w:t>chievement n.</w:t>
+      </w:r>
+      <w:r>
+        <w:rPr>
+          <w:rFonts w:hint="eastAsia"/>
+          <w:sz w:val="28"/>
+          <w:szCs w:val="28"/>
+        </w:rPr>
+        <w:t>成就</w:t>
+      </w:r>
+      <w:r>
+        <w:rPr>
+          <w:rFonts w:hint="eastAsia"/>
+          <w:sz w:val="28"/>
+          <w:szCs w:val="28"/>
+        </w:rPr>
+        <w:t>/</w:t>
+      </w:r>
+      <w:r>
+        <w:rPr>
+          <w:rFonts w:hint="eastAsia"/>
+          <w:sz w:val="28"/>
+          <w:szCs w:val="28"/>
+        </w:rPr>
+        <w:t>達成</w:t>
+      </w:r>
+    </w:p>
+    <w:p>
+      <w:pPr>
+        <w:rPr>
+          <w:rFonts w:hint="eastAsia"/>
+          <w:sz w:val="28"/>
+          <w:szCs w:val="28"/>
+        </w:rPr>
+      </w:pPr>
+    </w:p>
+    <w:p>
+      <w:pPr>
+        <w:rPr>
+          <w:sz w:val="28"/>
+          <w:szCs w:val="28"/>
+        </w:rPr>
+      </w:pPr>
+      <w:r>
+        <w:rPr>
+          <w:rFonts w:hint="eastAsia"/>
+          <w:sz w:val="28"/>
+          <w:szCs w:val="28"/>
+        </w:rPr>
+        <w:t>i</w:t>
+      </w:r>
+      <w:r>
+        <w:rPr>
+          <w:sz w:val="28"/>
+          <w:szCs w:val="28"/>
+        </w:rPr>
+        <w:t>mpressed adj.</w:t>
+      </w:r>
+      <w:r>
+        <w:rPr>
+          <w:rFonts w:hint="eastAsia"/>
+          <w:sz w:val="28"/>
+          <w:szCs w:val="28"/>
+        </w:rPr>
+        <w:t>印象深刻的</w:t>
+      </w:r>
+    </w:p>
+    <w:p>
+      <w:pPr>
+        <w:rPr>
+          <w:rFonts w:hint="eastAsia"/>
+          <w:sz w:val="28"/>
+          <w:szCs w:val="28"/>
+        </w:rPr>
+      </w:pPr>
+    </w:p>
+    <w:p>
+      <w:pPr>
+        <w:rPr>
+          <w:sz w:val="28"/>
+          <w:szCs w:val="28"/>
+        </w:rPr>
+      </w:pPr>
+      <w:r>
+        <w:rPr>
+          <w:rFonts w:hint="eastAsia"/>
+          <w:sz w:val="28"/>
+          <w:szCs w:val="28"/>
+        </w:rPr>
+        <w:t>e</w:t>
+      </w:r>
+      <w:r>
+        <w:rPr>
+          <w:sz w:val="28"/>
+          <w:szCs w:val="28"/>
+        </w:rPr>
+        <w:t>ligible adj.</w:t>
+      </w:r>
+      <w:r>
+        <w:rPr>
+          <w:rFonts w:hint="eastAsia"/>
+          <w:sz w:val="28"/>
+          <w:szCs w:val="28"/>
+        </w:rPr>
+        <w:t>有資格</w:t>
+      </w:r>
+      <w:r>
+        <w:rPr>
+          <w:rFonts w:hint="eastAsia"/>
+          <w:sz w:val="28"/>
+          <w:szCs w:val="28"/>
+        </w:rPr>
+        <w:t>/</w:t>
+      </w:r>
+      <w:r>
+        <w:rPr>
+          <w:rFonts w:hint="eastAsia"/>
+          <w:sz w:val="28"/>
+          <w:szCs w:val="28"/>
+        </w:rPr>
+        <w:t>合適</w:t>
+      </w:r>
+    </w:p>
+    <w:p>
+      <w:pPr>
+        <w:rPr>
+          <w:color w:val="FF0000"/>
+          <w:sz w:val="28"/>
+          <w:szCs w:val="28"/>
+        </w:rPr>
+      </w:pPr>
+      <w:r>
+        <w:rPr>
+          <w:rFonts w:hint="eastAsia"/>
+          <w:color w:val="FF0000"/>
+          <w:sz w:val="28"/>
+          <w:szCs w:val="28"/>
+        </w:rPr>
+        <w:t>b</w:t>
+      </w:r>
+      <w:r>
+        <w:rPr>
+          <w:color w:val="FF0000"/>
+          <w:sz w:val="28"/>
+          <w:szCs w:val="28"/>
+        </w:rPr>
+        <w:t>e eligible for +membership</w:t>
+      </w:r>
+      <w:r>
+        <w:rPr>
+          <w:rFonts w:hint="eastAsia"/>
+          <w:color w:val="FF0000"/>
+          <w:sz w:val="28"/>
+          <w:szCs w:val="28"/>
+        </w:rPr>
+        <w:t>會員</w:t>
+      </w:r>
+      <w:r>
+        <w:rPr>
+          <w:color w:val="FF0000"/>
+          <w:sz w:val="28"/>
+          <w:szCs w:val="28"/>
+        </w:rPr>
+        <w:t>/compensation</w:t>
+      </w:r>
+      <w:r>
+        <w:rPr>
+          <w:rFonts w:hint="eastAsia"/>
+          <w:color w:val="FF0000"/>
+          <w:sz w:val="28"/>
+          <w:szCs w:val="28"/>
+        </w:rPr>
+        <w:t>補償</w:t>
+      </w:r>
+      <w:r>
+        <w:rPr>
+          <w:color w:val="FF0000"/>
+          <w:sz w:val="28"/>
+          <w:szCs w:val="28"/>
+        </w:rPr>
+        <w:t>/position</w:t>
+      </w:r>
+      <w:r>
+        <w:rPr>
+          <w:rFonts w:hint="eastAsia"/>
+          <w:color w:val="FF0000"/>
+          <w:sz w:val="28"/>
+          <w:szCs w:val="28"/>
+        </w:rPr>
+        <w:t>職位</w:t>
+      </w:r>
+    </w:p>
+    <w:p>
+      <w:pPr>
+        <w:rPr>
+          <w:color w:val="FF0000"/>
+          <w:sz w:val="28"/>
+          <w:szCs w:val="28"/>
+        </w:rPr>
+      </w:pPr>
+      <w:r>
+        <w:rPr>
+          <w:rFonts w:hint="eastAsia"/>
+          <w:color w:val="FF0000"/>
+          <w:sz w:val="28"/>
+          <w:szCs w:val="28"/>
+        </w:rPr>
+        <w:t>b</w:t>
+      </w:r>
+      <w:r>
+        <w:rPr>
+          <w:color w:val="FF0000"/>
+          <w:sz w:val="28"/>
+          <w:szCs w:val="28"/>
+        </w:rPr>
+        <w:t xml:space="preserve">e eligible to do </w:t>
+      </w:r>
+      <w:r>
+        <w:rPr>
+          <w:rFonts w:hint="eastAsia"/>
+          <w:color w:val="FF0000"/>
+          <w:sz w:val="28"/>
+          <w:szCs w:val="28"/>
+        </w:rPr>
+        <w:t>有資格做</w:t>
+      </w:r>
+      <w:r>
+        <w:rPr>
+          <w:rFonts w:hint="eastAsia"/>
+          <w:color w:val="FF0000"/>
+          <w:sz w:val="28"/>
+          <w:szCs w:val="28"/>
+        </w:rPr>
+        <w:t>~</w:t>
+      </w:r>
+    </w:p>
+    <w:p>
+      <w:pPr>
+        <w:rPr>
+          <w:sz w:val="28"/>
+          <w:szCs w:val="28"/>
+        </w:rPr>
+      </w:pPr>
+    </w:p>
+    <w:p>
+      <w:pPr>
+        <w:rPr>
+          <w:color w:val="000000" w:themeColor="text1"/>
+          <w:sz w:val="28"/>
+          <w:szCs w:val="28"/>
+        </w:rPr>
+      </w:pPr>
+      <w:r>
+        <w:rPr>
+          <w:color w:val="000000" w:themeColor="text1"/>
+          <w:sz w:val="28"/>
+          <w:szCs w:val="28"/>
+        </w:rPr>
+        <w:lastRenderedPageBreak/>
+        <w:t>identify v.</w:t>
+      </w:r>
+      <w:r>
+        <w:rPr>
+          <w:rFonts w:hint="eastAsia"/>
+          <w:color w:val="000000" w:themeColor="text1"/>
+          <w:sz w:val="28"/>
+          <w:szCs w:val="28"/>
+        </w:rPr>
+        <w:t>辨認</w:t>
+      </w:r>
+      <w:r>
+        <w:rPr>
+          <w:rFonts w:hint="eastAsia"/>
+          <w:color w:val="000000" w:themeColor="text1"/>
+          <w:sz w:val="28"/>
+          <w:szCs w:val="28"/>
+        </w:rPr>
+        <w:t>/</w:t>
+      </w:r>
+      <w:r>
+        <w:rPr>
+          <w:rFonts w:hint="eastAsia"/>
+          <w:color w:val="000000" w:themeColor="text1"/>
+          <w:sz w:val="28"/>
+          <w:szCs w:val="28"/>
+        </w:rPr>
+        <w:t>認出</w:t>
+      </w:r>
+    </w:p>
+    <w:p>
+      <w:pPr>
+        <w:rPr>
+          <w:color w:val="000000" w:themeColor="text1"/>
+          <w:sz w:val="28"/>
+          <w:szCs w:val="28"/>
+        </w:rPr>
+      </w:pPr>
+    </w:p>
+    <w:p>
+      <w:pPr>
+        <w:rPr>
+          <w:color w:val="000000" w:themeColor="text1"/>
+          <w:sz w:val="28"/>
+          <w:szCs w:val="28"/>
+        </w:rPr>
+      </w:pPr>
+      <w:r>
+        <w:rPr>
+          <w:rFonts w:hint="eastAsia"/>
+          <w:color w:val="000000" w:themeColor="text1"/>
+          <w:sz w:val="28"/>
+          <w:szCs w:val="28"/>
+        </w:rPr>
+        <w:t>a</w:t>
+      </w:r>
+      <w:r>
+        <w:rPr>
+          <w:color w:val="000000" w:themeColor="text1"/>
+          <w:sz w:val="28"/>
+          <w:szCs w:val="28"/>
+        </w:rPr>
+        <w:t>ssociate v.</w:t>
+      </w:r>
+      <w:r>
+        <w:rPr>
+          <w:rFonts w:hint="eastAsia"/>
+          <w:color w:val="000000" w:themeColor="text1"/>
+          <w:sz w:val="28"/>
+          <w:szCs w:val="28"/>
+        </w:rPr>
+        <w:t>使有關聯</w:t>
+      </w:r>
+    </w:p>
+    <w:p>
+      <w:pPr>
+        <w:rPr>
+          <w:color w:val="FF0000"/>
+          <w:sz w:val="28"/>
+          <w:szCs w:val="28"/>
+        </w:rPr>
+      </w:pPr>
+      <w:r>
+        <w:rPr>
+          <w:rFonts w:hint="eastAsia"/>
+          <w:color w:val="FF0000"/>
+          <w:sz w:val="28"/>
+          <w:szCs w:val="28"/>
+        </w:rPr>
+        <w:t>b</w:t>
+      </w:r>
+      <w:r>
+        <w:rPr>
+          <w:color w:val="FF0000"/>
+          <w:sz w:val="28"/>
+          <w:szCs w:val="28"/>
+        </w:rPr>
+        <w:t xml:space="preserve">e associated with </w:t>
+      </w:r>
+      <w:r>
+        <w:rPr>
+          <w:rFonts w:hint="eastAsia"/>
+          <w:color w:val="FF0000"/>
+          <w:sz w:val="28"/>
+          <w:szCs w:val="28"/>
+        </w:rPr>
+        <w:t>和</w:t>
+      </w:r>
+      <w:r>
+        <w:rPr>
+          <w:rFonts w:hint="eastAsia"/>
+          <w:color w:val="FF0000"/>
+          <w:sz w:val="28"/>
+          <w:szCs w:val="28"/>
+        </w:rPr>
+        <w:t>~</w:t>
+      </w:r>
+      <w:r>
+        <w:rPr>
+          <w:rFonts w:hint="eastAsia"/>
+          <w:color w:val="FF0000"/>
+          <w:sz w:val="28"/>
+          <w:szCs w:val="28"/>
+        </w:rPr>
+        <w:t>有關聯</w:t>
+      </w:r>
+    </w:p>
+    <w:p>
+      <w:pPr>
+        <w:rPr>
+          <w:color w:val="FF0000"/>
+          <w:sz w:val="28"/>
+          <w:szCs w:val="28"/>
+        </w:rPr>
+      </w:pPr>
+      <w:r>
+        <w:rPr>
+          <w:rFonts w:hint="eastAsia"/>
+          <w:color w:val="FF0000"/>
+          <w:sz w:val="28"/>
+          <w:szCs w:val="28"/>
+        </w:rPr>
+        <w:t>i</w:t>
+      </w:r>
+      <w:r>
+        <w:rPr>
+          <w:color w:val="FF0000"/>
+          <w:sz w:val="28"/>
+          <w:szCs w:val="28"/>
+        </w:rPr>
+        <w:t xml:space="preserve">n association with </w:t>
+      </w:r>
+      <w:r>
+        <w:rPr>
+          <w:rFonts w:hint="eastAsia"/>
+          <w:color w:val="FF0000"/>
+          <w:sz w:val="28"/>
+          <w:szCs w:val="28"/>
+        </w:rPr>
+        <w:t>和</w:t>
+      </w:r>
+      <w:r>
+        <w:rPr>
+          <w:rFonts w:hint="eastAsia"/>
+          <w:color w:val="FF0000"/>
+          <w:sz w:val="28"/>
+          <w:szCs w:val="28"/>
+        </w:rPr>
+        <w:t>~</w:t>
+      </w:r>
+      <w:r>
+        <w:rPr>
+          <w:rFonts w:hint="eastAsia"/>
+          <w:color w:val="FF0000"/>
+          <w:sz w:val="28"/>
+          <w:szCs w:val="28"/>
+        </w:rPr>
+        <w:t>聯合</w:t>
+      </w:r>
+    </w:p>
+    <w:p>
+      <w:pPr>
+        <w:rPr>
+          <w:color w:val="000000" w:themeColor="text1"/>
+          <w:sz w:val="28"/>
+          <w:szCs w:val="28"/>
+        </w:rPr>
+      </w:pPr>
+    </w:p>
+    <w:p>
+      <w:pPr>
+        <w:rPr>
+          <w:color w:val="000000" w:themeColor="text1"/>
+          <w:sz w:val="28"/>
+          <w:szCs w:val="28"/>
+        </w:rPr>
+      </w:pPr>
+      <w:r>
+        <w:rPr>
+          <w:rFonts w:hint="eastAsia"/>
+          <w:color w:val="000000" w:themeColor="text1"/>
+          <w:sz w:val="28"/>
+          <w:szCs w:val="28"/>
+        </w:rPr>
+        <w:t>a</w:t>
+      </w:r>
+      <w:r>
+        <w:rPr>
+          <w:color w:val="000000" w:themeColor="text1"/>
+          <w:sz w:val="28"/>
+          <w:szCs w:val="28"/>
+        </w:rPr>
+        <w:t>ssociation n.</w:t>
+      </w:r>
+      <w:r>
+        <w:rPr>
+          <w:rFonts w:hint="eastAsia"/>
+          <w:color w:val="000000" w:themeColor="text1"/>
+          <w:sz w:val="28"/>
+          <w:szCs w:val="28"/>
+        </w:rPr>
+        <w:t>協會</w:t>
+      </w:r>
+      <w:r>
+        <w:rPr>
+          <w:rFonts w:hint="eastAsia"/>
+          <w:color w:val="000000" w:themeColor="text1"/>
+          <w:sz w:val="28"/>
+          <w:szCs w:val="28"/>
+        </w:rPr>
+        <w:t>/</w:t>
+      </w:r>
+      <w:r>
+        <w:rPr>
+          <w:rFonts w:hint="eastAsia"/>
+          <w:color w:val="000000" w:themeColor="text1"/>
+          <w:sz w:val="28"/>
+          <w:szCs w:val="28"/>
+        </w:rPr>
+        <w:t>聯合</w:t>
+      </w:r>
+    </w:p>
+    <w:p>
+      <w:pPr>
+        <w:rPr>
+          <w:color w:val="000000" w:themeColor="text1"/>
+          <w:sz w:val="28"/>
+          <w:szCs w:val="28"/>
+        </w:rPr>
+      </w:pPr>
+    </w:p>
+    <w:p>
+      <w:pPr>
+        <w:rPr>
+          <w:color w:val="000000" w:themeColor="text1"/>
+          <w:sz w:val="28"/>
+          <w:szCs w:val="28"/>
+        </w:rPr>
+      </w:pPr>
+      <w:r>
+        <w:rPr>
+          <w:rFonts w:hint="eastAsia"/>
+          <w:color w:val="000000" w:themeColor="text1"/>
+          <w:sz w:val="28"/>
+          <w:szCs w:val="28"/>
+        </w:rPr>
+        <w:t>l</w:t>
+      </w:r>
+      <w:r>
+        <w:rPr>
+          <w:color w:val="000000" w:themeColor="text1"/>
+          <w:sz w:val="28"/>
+          <w:szCs w:val="28"/>
+        </w:rPr>
+        <w:t>ack v.</w:t>
+      </w:r>
+      <w:r>
+        <w:rPr>
+          <w:rFonts w:hint="eastAsia"/>
+          <w:color w:val="000000" w:themeColor="text1"/>
+          <w:sz w:val="28"/>
+          <w:szCs w:val="28"/>
+        </w:rPr>
+        <w:t>缺乏</w:t>
+      </w:r>
+    </w:p>
+    <w:p>
+      <w:pPr>
+        <w:rPr>
+          <w:color w:val="000000" w:themeColor="text1"/>
+          <w:sz w:val="28"/>
+          <w:szCs w:val="28"/>
+        </w:rPr>
+      </w:pPr>
+    </w:p>
+    <w:p>
+      <w:pPr>
+        <w:rPr>
+          <w:color w:val="000000" w:themeColor="text1"/>
+          <w:sz w:val="28"/>
+          <w:szCs w:val="28"/>
+        </w:rPr>
+      </w:pPr>
+      <w:r>
+        <w:rPr>
+          <w:rFonts w:hint="eastAsia"/>
+          <w:color w:val="000000" w:themeColor="text1"/>
+          <w:sz w:val="28"/>
+          <w:szCs w:val="28"/>
+        </w:rPr>
+        <w:t>m</w:t>
+      </w:r>
+      <w:r>
+        <w:rPr>
+          <w:color w:val="000000" w:themeColor="text1"/>
+          <w:sz w:val="28"/>
+          <w:szCs w:val="28"/>
+        </w:rPr>
+        <w:t>anagerial adj.</w:t>
+      </w:r>
+      <w:r>
+        <w:rPr>
+          <w:rFonts w:hint="eastAsia"/>
+          <w:color w:val="000000" w:themeColor="text1"/>
+          <w:sz w:val="28"/>
+          <w:szCs w:val="28"/>
+        </w:rPr>
+        <w:t>管理的</w:t>
+      </w:r>
+      <w:r>
+        <w:rPr>
+          <w:rFonts w:hint="eastAsia"/>
+          <w:color w:val="000000" w:themeColor="text1"/>
+          <w:sz w:val="28"/>
+          <w:szCs w:val="28"/>
+        </w:rPr>
+        <w:t xml:space="preserve"> </w:t>
+      </w:r>
+      <w:r>
+        <w:rPr>
+          <w:color w:val="000000" w:themeColor="text1"/>
+          <w:sz w:val="28"/>
+          <w:szCs w:val="28"/>
+        </w:rPr>
+        <w:t xml:space="preserve">= supervisory </w:t>
+      </w:r>
+      <w:r>
+        <w:rPr>
+          <w:rFonts w:hint="eastAsia"/>
+          <w:color w:val="000000" w:themeColor="text1"/>
+          <w:sz w:val="28"/>
+          <w:szCs w:val="28"/>
+        </w:rPr>
+        <w:t>管理的</w:t>
+      </w:r>
+    </w:p>
+    <w:p>
+      <w:pPr>
+        <w:rPr>
+          <w:rFonts w:hint="eastAsia"/>
+          <w:color w:val="FF0000"/>
+          <w:sz w:val="28"/>
+          <w:szCs w:val="28"/>
+        </w:rPr>
+      </w:pPr>
+      <w:r>
+        <w:rPr>
+          <w:color w:val="FF0000"/>
+          <w:sz w:val="28"/>
+          <w:szCs w:val="28"/>
+        </w:rPr>
+        <w:t>managerial+staff/experience</w:t>
+      </w:r>
+    </w:p>
+    <w:p>
+      <w:pPr>
+        <w:rPr>
+          <w:color w:val="FF0000"/>
+          <w:sz w:val="28"/>
+          <w:szCs w:val="28"/>
+        </w:rPr>
+      </w:pPr>
+      <w:r>
+        <w:rPr>
+          <w:rFonts w:hint="eastAsia"/>
+          <w:color w:val="FF0000"/>
+          <w:sz w:val="28"/>
+          <w:szCs w:val="28"/>
+        </w:rPr>
+        <w:t>管理人員</w:t>
+      </w:r>
+      <w:r>
+        <w:rPr>
+          <w:rFonts w:hint="eastAsia"/>
+          <w:color w:val="FF0000"/>
+          <w:sz w:val="28"/>
+          <w:szCs w:val="28"/>
+        </w:rPr>
+        <w:t xml:space="preserve"> </w:t>
+      </w:r>
+      <w:r>
+        <w:rPr>
+          <w:rFonts w:hint="eastAsia"/>
+          <w:color w:val="FF0000"/>
+          <w:sz w:val="28"/>
+          <w:szCs w:val="28"/>
+        </w:rPr>
+        <w:t>經營團隊</w:t>
+      </w:r>
+      <w:r>
+        <w:rPr>
+          <w:color w:val="FF0000"/>
+          <w:sz w:val="28"/>
+          <w:szCs w:val="28"/>
+        </w:rPr>
+        <w:t>/</w:t>
+      </w:r>
+      <w:r>
+        <w:rPr>
+          <w:rFonts w:hint="eastAsia"/>
+          <w:color w:val="FF0000"/>
+          <w:sz w:val="28"/>
+          <w:szCs w:val="28"/>
+        </w:rPr>
+        <w:t>管理經驗</w:t>
+      </w:r>
+    </w:p>
+    <w:p>
+      <w:pPr>
+        <w:rPr>
+          <w:sz w:val="28"/>
+          <w:szCs w:val="28"/>
+        </w:rPr>
+      </w:pPr>
+    </w:p>
+    <w:p>
+      <w:pPr>
+        <w:rPr>
+          <w:color w:val="000000" w:themeColor="text1"/>
+          <w:sz w:val="28"/>
+          <w:szCs w:val="28"/>
+        </w:rPr>
+      </w:pPr>
+    </w:p>
+    <w:p>
+      <w:pPr>
+        <w:rPr>
+          <w:color w:val="000000" w:themeColor="text1"/>
+          <w:sz w:val="28"/>
+          <w:szCs w:val="28"/>
+        </w:rPr>
+      </w:pPr>
+      <w:r>
+        <w:rPr>
+          <w:rFonts w:hint="eastAsia"/>
+          <w:color w:val="000000" w:themeColor="text1"/>
+          <w:sz w:val="28"/>
+          <w:szCs w:val="28"/>
+        </w:rPr>
+        <w:t>d</w:t>
+      </w:r>
+      <w:r>
+        <w:rPr>
+          <w:color w:val="000000" w:themeColor="text1"/>
+          <w:sz w:val="28"/>
+          <w:szCs w:val="28"/>
+        </w:rPr>
+        <w:t>iligent adj.</w:t>
+      </w:r>
+      <w:r>
+        <w:rPr>
+          <w:rFonts w:hint="eastAsia"/>
+          <w:color w:val="000000" w:themeColor="text1"/>
+          <w:sz w:val="28"/>
+          <w:szCs w:val="28"/>
+        </w:rPr>
+        <w:t>勤奮的</w:t>
+      </w:r>
+    </w:p>
+    <w:p>
+      <w:pPr>
+        <w:rPr>
+          <w:color w:val="000000" w:themeColor="text1"/>
+          <w:sz w:val="28"/>
+          <w:szCs w:val="28"/>
+        </w:rPr>
+      </w:pPr>
+    </w:p>
+    <w:p>
+      <w:pPr>
+        <w:rPr>
+          <w:color w:val="000000" w:themeColor="text1"/>
+          <w:sz w:val="28"/>
+          <w:szCs w:val="28"/>
+        </w:rPr>
+      </w:pPr>
+      <w:r>
+        <w:rPr>
+          <w:rFonts w:hint="eastAsia"/>
+          <w:color w:val="000000" w:themeColor="text1"/>
+          <w:sz w:val="28"/>
+          <w:szCs w:val="28"/>
+        </w:rPr>
+        <w:t>f</w:t>
+      </w:r>
+      <w:r>
+        <w:rPr>
+          <w:color w:val="000000" w:themeColor="text1"/>
+          <w:sz w:val="28"/>
+          <w:szCs w:val="28"/>
+        </w:rPr>
+        <w:t>amiliar adj.</w:t>
+      </w:r>
+      <w:r>
+        <w:rPr>
+          <w:rFonts w:hint="eastAsia"/>
+          <w:color w:val="000000" w:themeColor="text1"/>
+          <w:sz w:val="28"/>
+          <w:szCs w:val="28"/>
+        </w:rPr>
+        <w:t>熟悉</w:t>
+      </w:r>
+      <w:r>
+        <w:rPr>
+          <w:rFonts w:hint="eastAsia"/>
+          <w:color w:val="000000" w:themeColor="text1"/>
+          <w:sz w:val="28"/>
+          <w:szCs w:val="28"/>
+        </w:rPr>
+        <w:t>/</w:t>
+      </w:r>
+      <w:r>
+        <w:rPr>
+          <w:rFonts w:hint="eastAsia"/>
+          <w:color w:val="000000" w:themeColor="text1"/>
+          <w:sz w:val="28"/>
+          <w:szCs w:val="28"/>
+        </w:rPr>
+        <w:t>親近</w:t>
+      </w:r>
+    </w:p>
+    <w:p>
+      <w:pPr>
+        <w:rPr>
+          <w:color w:val="FF0000"/>
+          <w:sz w:val="28"/>
+          <w:szCs w:val="28"/>
+        </w:rPr>
+      </w:pPr>
+      <w:r>
+        <w:rPr>
+          <w:rFonts w:hint="eastAsia"/>
+          <w:color w:val="FF0000"/>
+          <w:sz w:val="28"/>
+          <w:szCs w:val="28"/>
+        </w:rPr>
+        <w:t>b</w:t>
+      </w:r>
+      <w:r>
+        <w:rPr>
+          <w:color w:val="FF0000"/>
+          <w:sz w:val="28"/>
+          <w:szCs w:val="28"/>
+        </w:rPr>
+        <w:t>e familiar with</w:t>
+      </w:r>
+      <w:r>
+        <w:rPr>
+          <w:rFonts w:hint="eastAsia"/>
+          <w:color w:val="FF0000"/>
+          <w:sz w:val="28"/>
+          <w:szCs w:val="28"/>
+        </w:rPr>
+        <w:t>對</w:t>
+      </w:r>
+      <w:r>
+        <w:rPr>
+          <w:rFonts w:hint="eastAsia"/>
+          <w:color w:val="FF0000"/>
+          <w:sz w:val="28"/>
+          <w:szCs w:val="28"/>
+        </w:rPr>
+        <w:t>~</w:t>
+      </w:r>
+      <w:r>
+        <w:rPr>
+          <w:rFonts w:hint="eastAsia"/>
+          <w:color w:val="FF0000"/>
+          <w:sz w:val="28"/>
+          <w:szCs w:val="28"/>
+        </w:rPr>
+        <w:t>熟悉</w:t>
+      </w:r>
+    </w:p>
+    <w:p>
+      <w:pPr>
+        <w:rPr>
+          <w:rFonts w:hint="eastAsia"/>
+          <w:color w:val="000000" w:themeColor="text1"/>
+          <w:sz w:val="28"/>
+          <w:szCs w:val="28"/>
+        </w:rPr>
+      </w:pPr>
+    </w:p>
+    <w:p>
+      <w:pPr>
+        <w:rPr>
+          <w:rFonts w:hint="eastAsia"/>
+          <w:sz w:val="28"/>
+          <w:szCs w:val="28"/>
+        </w:rPr>
+      </w:pPr>
+      <w:r>
+        <w:rPr>
+          <w:rFonts w:hint="eastAsia"/>
+          <w:sz w:val="28"/>
+          <w:szCs w:val="28"/>
+        </w:rPr>
+        <w:t>p</w:t>
+      </w:r>
+      <w:r>
+        <w:rPr>
+          <w:sz w:val="28"/>
+          <w:szCs w:val="28"/>
+        </w:rPr>
+        <w:t>roficiency n.</w:t>
+      </w:r>
+      <w:r>
+        <w:rPr>
+          <w:rFonts w:hint="eastAsia"/>
+          <w:sz w:val="28"/>
+          <w:szCs w:val="28"/>
+        </w:rPr>
+        <w:t>熟練</w:t>
+      </w:r>
+      <w:r>
+        <w:rPr>
+          <w:rFonts w:hint="eastAsia"/>
+          <w:sz w:val="28"/>
+          <w:szCs w:val="28"/>
+        </w:rPr>
+        <w:t>/</w:t>
+      </w:r>
+      <w:r>
+        <w:rPr>
+          <w:rFonts w:hint="eastAsia"/>
+          <w:sz w:val="28"/>
+          <w:szCs w:val="28"/>
+        </w:rPr>
+        <w:t>精通</w:t>
+      </w:r>
+    </w:p>
+    <w:p>
+      <w:pPr>
+        <w:rPr>
+          <w:rFonts w:hint="eastAsia"/>
+          <w:sz w:val="28"/>
+          <w:szCs w:val="28"/>
+        </w:rPr>
+      </w:pPr>
+    </w:p>
+    <w:p>
+      <w:pPr>
+        <w:rPr>
+          <w:sz w:val="28"/>
+          <w:szCs w:val="28"/>
+        </w:rPr>
+      </w:pPr>
+      <w:r>
+        <w:rPr>
+          <w:rFonts w:hint="eastAsia"/>
+          <w:sz w:val="28"/>
+          <w:szCs w:val="28"/>
+        </w:rPr>
+        <w:t>p</w:t>
+      </w:r>
+      <w:r>
+        <w:rPr>
+          <w:sz w:val="28"/>
+          <w:szCs w:val="28"/>
+        </w:rPr>
+        <w:t>rospective adj.</w:t>
+      </w:r>
+      <w:r>
+        <w:rPr>
+          <w:rFonts w:hint="eastAsia"/>
+          <w:sz w:val="28"/>
+          <w:szCs w:val="28"/>
+        </w:rPr>
+        <w:t>預期</w:t>
+      </w:r>
+      <w:r>
+        <w:rPr>
+          <w:rFonts w:hint="eastAsia"/>
+          <w:sz w:val="28"/>
+          <w:szCs w:val="28"/>
+        </w:rPr>
+        <w:t>/</w:t>
+      </w:r>
+      <w:r>
+        <w:rPr>
+          <w:rFonts w:hint="eastAsia"/>
+          <w:sz w:val="28"/>
+          <w:szCs w:val="28"/>
+        </w:rPr>
+        <w:t>未來</w:t>
+      </w:r>
+    </w:p>
+    <w:p>
+      <w:pPr>
+        <w:rPr>
+          <w:sz w:val="28"/>
+          <w:szCs w:val="28"/>
+        </w:rPr>
+      </w:pPr>
+    </w:p>
+    <w:p>
+      <w:pPr>
+        <w:rPr>
+          <w:rFonts w:hint="eastAsia"/>
+          <w:sz w:val="28"/>
+          <w:szCs w:val="28"/>
+        </w:rPr>
+      </w:pPr>
+    </w:p>
+    <w:p>
+      <w:pPr>
+        <w:rPr>
+          <w:sz w:val="28"/>
+          <w:szCs w:val="28"/>
+        </w:rPr>
+      </w:pPr>
+      <w:r>
+        <w:rPr>
+          <w:rFonts w:hint="eastAsia"/>
+          <w:sz w:val="28"/>
+          <w:szCs w:val="28"/>
+        </w:rPr>
+        <w:lastRenderedPageBreak/>
+        <w:t>a</w:t>
+      </w:r>
+      <w:r>
+        <w:rPr>
+          <w:sz w:val="28"/>
+          <w:szCs w:val="28"/>
+        </w:rPr>
+        <w:t>ppeal v.</w:t>
+      </w:r>
+      <w:r>
+        <w:rPr>
+          <w:rFonts w:hint="eastAsia"/>
+          <w:sz w:val="28"/>
+          <w:szCs w:val="28"/>
+        </w:rPr>
+        <w:t>呼籲</w:t>
+      </w:r>
+      <w:r>
+        <w:rPr>
+          <w:rFonts w:hint="eastAsia"/>
+          <w:sz w:val="28"/>
+          <w:szCs w:val="28"/>
+        </w:rPr>
+        <w:t>/</w:t>
+      </w:r>
+      <w:r>
+        <w:rPr>
+          <w:rFonts w:hint="eastAsia"/>
+          <w:sz w:val="28"/>
+          <w:szCs w:val="28"/>
+        </w:rPr>
+        <w:t>有吸引力</w:t>
+      </w:r>
+      <w:r>
+        <w:rPr>
+          <w:rFonts w:hint="eastAsia"/>
+          <w:sz w:val="28"/>
+          <w:szCs w:val="28"/>
+        </w:rPr>
+        <w:t xml:space="preserve"> </w:t>
+      </w:r>
+      <w:r>
+        <w:rPr>
+          <w:sz w:val="28"/>
+          <w:szCs w:val="28"/>
+        </w:rPr>
+        <w:t>= attract</w:t>
+      </w:r>
+      <w:r>
+        <w:rPr>
+          <w:rFonts w:hint="eastAsia"/>
+          <w:sz w:val="28"/>
+          <w:szCs w:val="28"/>
+        </w:rPr>
+        <w:t>吸引</w:t>
+      </w:r>
+    </w:p>
+    <w:p>
+      <w:pPr>
+        <w:rPr>
+          <w:color w:val="FF0000"/>
+          <w:sz w:val="28"/>
+          <w:szCs w:val="28"/>
+        </w:rPr>
+      </w:pPr>
+      <w:r>
+        <w:rPr>
+          <w:rFonts w:hint="eastAsia"/>
+          <w:color w:val="FF0000"/>
+          <w:sz w:val="28"/>
+          <w:szCs w:val="28"/>
+        </w:rPr>
+        <w:t>a</w:t>
+      </w:r>
+      <w:r>
+        <w:rPr>
+          <w:color w:val="FF0000"/>
+          <w:sz w:val="28"/>
+          <w:szCs w:val="28"/>
+        </w:rPr>
+        <w:t>ppeal to +</w:t>
+      </w:r>
+      <w:r>
+        <w:rPr>
+          <w:rFonts w:hint="eastAsia"/>
+          <w:color w:val="FF0000"/>
+          <w:sz w:val="28"/>
+          <w:szCs w:val="28"/>
+        </w:rPr>
+        <w:t>名詞</w:t>
+      </w:r>
+      <w:r>
+        <w:rPr>
+          <w:rFonts w:hint="eastAsia"/>
+          <w:color w:val="FF0000"/>
+          <w:sz w:val="28"/>
+          <w:szCs w:val="28"/>
+        </w:rPr>
+        <w:t xml:space="preserve"> </w:t>
+      </w:r>
+      <w:r>
+        <w:rPr>
+          <w:rFonts w:hint="eastAsia"/>
+          <w:color w:val="FF0000"/>
+          <w:sz w:val="28"/>
+          <w:szCs w:val="28"/>
+        </w:rPr>
+        <w:t>向</w:t>
+      </w:r>
+      <w:r>
+        <w:rPr>
+          <w:rFonts w:hint="eastAsia"/>
+          <w:color w:val="FF0000"/>
+          <w:sz w:val="28"/>
+          <w:szCs w:val="28"/>
+        </w:rPr>
+        <w:t>~</w:t>
+      </w:r>
+      <w:r>
+        <w:rPr>
+          <w:rFonts w:hint="eastAsia"/>
+          <w:color w:val="FF0000"/>
+          <w:sz w:val="28"/>
+          <w:szCs w:val="28"/>
+        </w:rPr>
+        <w:t>呼籲</w:t>
+      </w:r>
+      <w:r>
+        <w:rPr>
+          <w:rFonts w:hint="eastAsia"/>
+          <w:color w:val="FF0000"/>
+          <w:sz w:val="28"/>
+          <w:szCs w:val="28"/>
+        </w:rPr>
+        <w:t>/</w:t>
+      </w:r>
+      <w:r>
+        <w:rPr>
+          <w:rFonts w:hint="eastAsia"/>
+          <w:color w:val="FF0000"/>
+          <w:sz w:val="28"/>
+          <w:szCs w:val="28"/>
+        </w:rPr>
+        <w:t>對</w:t>
+      </w:r>
+      <w:r>
+        <w:rPr>
+          <w:rFonts w:hint="eastAsia"/>
+          <w:color w:val="FF0000"/>
+          <w:sz w:val="28"/>
+          <w:szCs w:val="28"/>
+        </w:rPr>
+        <w:t>~</w:t>
+      </w:r>
+      <w:r>
+        <w:rPr>
+          <w:rFonts w:hint="eastAsia"/>
+          <w:color w:val="FF0000"/>
+          <w:sz w:val="28"/>
+          <w:szCs w:val="28"/>
+        </w:rPr>
+        <w:t>有吸引力</w:t>
+      </w:r>
+    </w:p>
+    <w:p>
+      <w:pPr>
+        <w:rPr>
+          <w:rFonts w:hint="eastAsia"/>
+          <w:color w:val="FF0000"/>
+          <w:sz w:val="28"/>
+          <w:szCs w:val="28"/>
+        </w:rPr>
+      </w:pPr>
+      <w:r>
+        <w:rPr>
+          <w:rFonts w:hint="eastAsia"/>
+          <w:color w:val="FF0000"/>
+          <w:sz w:val="28"/>
+          <w:szCs w:val="28"/>
+        </w:rPr>
+        <w:t>表示引起某人興趣</w:t>
+      </w:r>
+      <w:r>
+        <w:rPr>
+          <w:rFonts w:hint="eastAsia"/>
+          <w:color w:val="FF0000"/>
+          <w:sz w:val="28"/>
+          <w:szCs w:val="28"/>
+        </w:rPr>
+        <w:t xml:space="preserve"> </w:t>
+      </w:r>
+      <w:r>
+        <w:rPr>
+          <w:color w:val="FF0000"/>
+          <w:sz w:val="28"/>
+          <w:szCs w:val="28"/>
+        </w:rPr>
+        <w:t>-&gt;appeal to  = attract</w:t>
+      </w:r>
+    </w:p>
+    <w:p>
+      <w:pPr>
+        <w:rPr>
+          <w:sz w:val="28"/>
+          <w:szCs w:val="28"/>
+        </w:rPr>
+      </w:pPr>
+    </w:p>
+    <w:p>
+      <w:pPr>
+        <w:rPr>
+          <w:sz w:val="28"/>
+          <w:szCs w:val="28"/>
+        </w:rPr>
+      </w:pPr>
+    </w:p>
+    <w:p>
+      <w:pPr>
+        <w:rPr>
+          <w:color w:val="000000" w:themeColor="text1"/>
+          <w:sz w:val="28"/>
+          <w:szCs w:val="28"/>
+        </w:rPr>
+      </w:pPr>
+      <w:r>
+        <w:rPr>
+          <w:rFonts w:hint="eastAsia"/>
+          <w:color w:val="000000" w:themeColor="text1"/>
+          <w:sz w:val="28"/>
+          <w:szCs w:val="28"/>
+        </w:rPr>
+        <w:t>s</w:t>
+      </w:r>
+      <w:r>
+        <w:rPr>
+          <w:color w:val="000000" w:themeColor="text1"/>
+          <w:sz w:val="28"/>
+          <w:szCs w:val="28"/>
+        </w:rPr>
+        <w:t>pecialize v.</w:t>
+      </w:r>
+      <w:r>
+        <w:rPr>
+          <w:rFonts w:hint="eastAsia"/>
+          <w:color w:val="000000" w:themeColor="text1"/>
+          <w:sz w:val="28"/>
+          <w:szCs w:val="28"/>
+        </w:rPr>
+        <w:t>專攻</w:t>
+      </w:r>
+      <w:r>
+        <w:rPr>
+          <w:rFonts w:hint="eastAsia"/>
+          <w:color w:val="000000" w:themeColor="text1"/>
+          <w:sz w:val="28"/>
+          <w:szCs w:val="28"/>
+        </w:rPr>
+        <w:t>/</w:t>
+      </w:r>
+      <w:r>
+        <w:rPr>
+          <w:rFonts w:hint="eastAsia"/>
+          <w:color w:val="000000" w:themeColor="text1"/>
+          <w:sz w:val="28"/>
+          <w:szCs w:val="28"/>
+        </w:rPr>
+        <w:t>專門</w:t>
+      </w:r>
+    </w:p>
+    <w:p>
+      <w:pPr>
+        <w:rPr>
+          <w:color w:val="000000" w:themeColor="text1"/>
+          <w:sz w:val="28"/>
+          <w:szCs w:val="28"/>
+        </w:rPr>
+      </w:pPr>
+    </w:p>
+    <w:p>
+      <w:pPr>
+        <w:rPr>
+          <w:color w:val="000000" w:themeColor="text1"/>
+          <w:sz w:val="28"/>
+          <w:szCs w:val="28"/>
+        </w:rPr>
+      </w:pPr>
+      <w:r>
+        <w:rPr>
+          <w:rFonts w:hint="eastAsia"/>
+          <w:color w:val="000000" w:themeColor="text1"/>
+          <w:sz w:val="28"/>
+          <w:szCs w:val="28"/>
+        </w:rPr>
+        <w:t>a</w:t>
+      </w:r>
+      <w:r>
+        <w:rPr>
+          <w:color w:val="000000" w:themeColor="text1"/>
+          <w:sz w:val="28"/>
+          <w:szCs w:val="28"/>
+        </w:rPr>
+        <w:t>pprehensive adj.</w:t>
+      </w:r>
+      <w:r>
+        <w:rPr>
+          <w:rFonts w:hint="eastAsia"/>
+          <w:color w:val="000000" w:themeColor="text1"/>
+          <w:sz w:val="28"/>
+          <w:szCs w:val="28"/>
+        </w:rPr>
+        <w:t>擔心</w:t>
+      </w:r>
+      <w:r>
+        <w:rPr>
+          <w:rFonts w:hint="eastAsia"/>
+          <w:color w:val="000000" w:themeColor="text1"/>
+          <w:sz w:val="28"/>
+          <w:szCs w:val="28"/>
+        </w:rPr>
+        <w:t>/</w:t>
+      </w:r>
+      <w:r>
+        <w:rPr>
+          <w:rFonts w:hint="eastAsia"/>
+          <w:color w:val="000000" w:themeColor="text1"/>
+          <w:sz w:val="28"/>
+          <w:szCs w:val="28"/>
+        </w:rPr>
+        <w:t>憂慮</w:t>
+      </w:r>
+      <w:r>
+        <w:rPr>
+          <w:rFonts w:hint="eastAsia"/>
+          <w:color w:val="000000" w:themeColor="text1"/>
+          <w:sz w:val="28"/>
+          <w:szCs w:val="28"/>
+        </w:rPr>
+        <w:t xml:space="preserve"> </w:t>
+      </w:r>
+      <w:r>
+        <w:rPr>
+          <w:color w:val="000000" w:themeColor="text1"/>
+          <w:sz w:val="28"/>
+          <w:szCs w:val="28"/>
+        </w:rPr>
+        <w:t xml:space="preserve">= concerned </w:t>
+      </w:r>
+      <w:r>
+        <w:rPr>
+          <w:rFonts w:hint="eastAsia"/>
+          <w:color w:val="000000" w:themeColor="text1"/>
+          <w:sz w:val="28"/>
+          <w:szCs w:val="28"/>
+        </w:rPr>
+        <w:t>擔心</w:t>
+      </w:r>
+    </w:p>
+    <w:p>
+      <w:pPr>
+        <w:rPr>
+          <w:color w:val="000000" w:themeColor="text1"/>
+          <w:sz w:val="28"/>
+          <w:szCs w:val="28"/>
+        </w:rPr>
+      </w:pPr>
+    </w:p>
+    <w:p>
+      <w:pPr>
+        <w:rPr>
+          <w:color w:val="000000" w:themeColor="text1"/>
+          <w:sz w:val="28"/>
+          <w:szCs w:val="28"/>
+        </w:rPr>
+      </w:pPr>
+      <w:r>
+        <w:rPr>
+          <w:rFonts w:hint="eastAsia"/>
+          <w:color w:val="000000" w:themeColor="text1"/>
+          <w:sz w:val="28"/>
+          <w:szCs w:val="28"/>
+        </w:rPr>
+        <w:t>c</w:t>
+      </w:r>
+      <w:r>
+        <w:rPr>
+          <w:color w:val="000000" w:themeColor="text1"/>
+          <w:sz w:val="28"/>
+          <w:szCs w:val="28"/>
+        </w:rPr>
+        <w:t>onsultant n.</w:t>
+      </w:r>
+      <w:r>
+        <w:rPr>
+          <w:rFonts w:hint="eastAsia"/>
+          <w:color w:val="000000" w:themeColor="text1"/>
+          <w:sz w:val="28"/>
+          <w:szCs w:val="28"/>
+        </w:rPr>
+        <w:t>顧問</w:t>
+      </w:r>
+    </w:p>
+    <w:p>
+      <w:pPr>
+        <w:rPr>
+          <w:color w:val="FF0000"/>
+          <w:sz w:val="28"/>
+          <w:szCs w:val="28"/>
+        </w:rPr>
+      </w:pPr>
+      <w:r>
+        <w:rPr>
+          <w:rFonts w:hint="eastAsia"/>
+          <w:color w:val="FF0000"/>
+          <w:sz w:val="28"/>
+          <w:szCs w:val="28"/>
+        </w:rPr>
+        <w:t>c</w:t>
+      </w:r>
+      <w:r>
+        <w:rPr>
+          <w:color w:val="FF0000"/>
+          <w:sz w:val="28"/>
+          <w:szCs w:val="28"/>
+        </w:rPr>
+        <w:t>onsultant +</w:t>
+      </w:r>
+      <w:r>
+        <w:rPr>
+          <w:rFonts w:hint="eastAsia"/>
+          <w:color w:val="FF0000"/>
+          <w:sz w:val="28"/>
+          <w:szCs w:val="28"/>
+        </w:rPr>
+        <w:t>專家</w:t>
+      </w:r>
+      <w:r>
+        <w:rPr>
+          <w:rFonts w:hint="eastAsia"/>
+          <w:color w:val="FF0000"/>
+          <w:sz w:val="28"/>
+          <w:szCs w:val="28"/>
+        </w:rPr>
+        <w:t xml:space="preserve"> </w:t>
+      </w:r>
+      <w:r>
+        <w:rPr>
+          <w:rFonts w:hint="eastAsia"/>
+          <w:color w:val="FF0000"/>
+          <w:sz w:val="28"/>
+          <w:szCs w:val="28"/>
+        </w:rPr>
+        <w:t>諮詢</w:t>
+      </w:r>
+      <w:r>
+        <w:rPr>
+          <w:rFonts w:hint="eastAsia"/>
+          <w:color w:val="FF0000"/>
+          <w:sz w:val="28"/>
+          <w:szCs w:val="28"/>
+        </w:rPr>
+        <w:t>~</w:t>
+      </w:r>
+    </w:p>
+    <w:p>
+      <w:pPr>
+        <w:rPr>
+          <w:color w:val="FF0000"/>
+          <w:sz w:val="28"/>
+          <w:szCs w:val="28"/>
+        </w:rPr>
+      </w:pPr>
+      <w:r>
+        <w:rPr>
+          <w:rFonts w:hint="eastAsia"/>
+          <w:color w:val="FF0000"/>
+          <w:sz w:val="28"/>
+          <w:szCs w:val="28"/>
+        </w:rPr>
+        <w:t>c</w:t>
+      </w:r>
+      <w:r>
+        <w:rPr>
+          <w:color w:val="FF0000"/>
+          <w:sz w:val="28"/>
+          <w:szCs w:val="28"/>
+        </w:rPr>
+        <w:t>onsultant with+</w:t>
+      </w:r>
+      <w:r>
+        <w:rPr>
+          <w:rFonts w:hint="eastAsia"/>
+          <w:color w:val="FF0000"/>
+          <w:sz w:val="28"/>
+          <w:szCs w:val="28"/>
+        </w:rPr>
+        <w:t>身分對等的對象</w:t>
+      </w:r>
+      <w:r>
+        <w:rPr>
+          <w:rFonts w:hint="eastAsia"/>
+          <w:color w:val="FF0000"/>
+          <w:sz w:val="28"/>
+          <w:szCs w:val="28"/>
+        </w:rPr>
+        <w:t xml:space="preserve">  </w:t>
+      </w:r>
+      <w:r>
+        <w:rPr>
+          <w:rFonts w:hint="eastAsia"/>
+          <w:color w:val="FF0000"/>
+          <w:sz w:val="28"/>
+          <w:szCs w:val="28"/>
+        </w:rPr>
+        <w:t>和</w:t>
+      </w:r>
+      <w:r>
+        <w:rPr>
+          <w:rFonts w:hint="eastAsia"/>
+          <w:color w:val="FF0000"/>
+          <w:sz w:val="28"/>
+          <w:szCs w:val="28"/>
+        </w:rPr>
+        <w:t>~</w:t>
+      </w:r>
+      <w:r>
+        <w:rPr>
+          <w:rFonts w:hint="eastAsia"/>
+          <w:color w:val="FF0000"/>
+          <w:sz w:val="28"/>
+          <w:szCs w:val="28"/>
+        </w:rPr>
+        <w:t>商議、商談</w:t>
+      </w:r>
+    </w:p>
+    <w:p>
+      <w:pPr>
+        <w:rPr>
+          <w:color w:val="FF0000"/>
+          <w:sz w:val="28"/>
+          <w:szCs w:val="28"/>
+        </w:rPr>
+      </w:pPr>
+      <w:r>
+        <w:rPr>
+          <w:rFonts w:hint="eastAsia"/>
+          <w:color w:val="FF0000"/>
+          <w:sz w:val="28"/>
+          <w:szCs w:val="28"/>
+        </w:rPr>
+        <w:t>c</w:t>
+      </w:r>
+      <w:r>
+        <w:rPr>
+          <w:color w:val="FF0000"/>
+          <w:sz w:val="28"/>
+          <w:szCs w:val="28"/>
+        </w:rPr>
+        <w:t>onsult+</w:t>
+      </w:r>
+      <w:r>
+        <w:rPr>
+          <w:rFonts w:hint="eastAsia"/>
+          <w:color w:val="FF0000"/>
+          <w:sz w:val="28"/>
+          <w:szCs w:val="28"/>
+        </w:rPr>
+        <w:t>書籍</w:t>
+      </w:r>
+      <w:r>
+        <w:rPr>
+          <w:rFonts w:hint="eastAsia"/>
+          <w:color w:val="FF0000"/>
+          <w:sz w:val="28"/>
+          <w:szCs w:val="28"/>
+        </w:rPr>
+        <w:t>/</w:t>
+      </w:r>
+      <w:r>
+        <w:rPr>
+          <w:rFonts w:hint="eastAsia"/>
+          <w:color w:val="FF0000"/>
+          <w:sz w:val="28"/>
+          <w:szCs w:val="28"/>
+        </w:rPr>
+        <w:t>資料</w:t>
+      </w:r>
+      <w:r>
+        <w:rPr>
+          <w:rFonts w:hint="eastAsia"/>
+          <w:color w:val="FF0000"/>
+          <w:sz w:val="28"/>
+          <w:szCs w:val="28"/>
+        </w:rPr>
+        <w:t xml:space="preserve"> </w:t>
+      </w:r>
+      <w:r>
+        <w:rPr>
+          <w:rFonts w:hint="eastAsia"/>
+          <w:color w:val="FF0000"/>
+          <w:sz w:val="28"/>
+          <w:szCs w:val="28"/>
+        </w:rPr>
+        <w:t>查閱</w:t>
+      </w:r>
+      <w:r>
+        <w:rPr>
+          <w:color w:val="FF0000"/>
+          <w:sz w:val="28"/>
+          <w:szCs w:val="28"/>
+        </w:rPr>
+        <w:t>~</w:t>
+      </w:r>
+    </w:p>
+    <w:p>
+      <w:pPr>
+        <w:rPr>
+          <w:color w:val="000000" w:themeColor="text1"/>
+          <w:sz w:val="28"/>
+          <w:szCs w:val="28"/>
+        </w:rPr>
+      </w:pPr>
+    </w:p>
+    <w:p>
+      <w:pPr>
+        <w:rPr>
+          <w:color w:val="000000" w:themeColor="text1"/>
+          <w:sz w:val="28"/>
+          <w:szCs w:val="28"/>
+        </w:rPr>
+      </w:pPr>
+    </w:p>
+    <w:p>
+      <w:pPr>
+        <w:rPr>
+          <w:color w:val="000000" w:themeColor="text1"/>
+          <w:sz w:val="28"/>
+          <w:szCs w:val="28"/>
+        </w:rPr>
+      </w:pPr>
+      <w:r>
+        <w:rPr>
+          <w:rFonts w:hint="eastAsia"/>
+          <w:color w:val="000000" w:themeColor="text1"/>
+          <w:sz w:val="28"/>
+          <w:szCs w:val="28"/>
+        </w:rPr>
+        <w:t>e</w:t>
+      </w:r>
+      <w:r>
+        <w:rPr>
+          <w:color w:val="000000" w:themeColor="text1"/>
+          <w:sz w:val="28"/>
+          <w:szCs w:val="28"/>
+        </w:rPr>
+        <w:t>ntitle v.</w:t>
+      </w:r>
+      <w:r>
+        <w:rPr>
+          <w:rFonts w:hint="eastAsia"/>
+          <w:color w:val="000000" w:themeColor="text1"/>
+          <w:sz w:val="28"/>
+          <w:szCs w:val="28"/>
+        </w:rPr>
+        <w:t>給</w:t>
+      </w:r>
+      <w:r>
+        <w:rPr>
+          <w:rFonts w:hint="eastAsia"/>
+          <w:color w:val="000000" w:themeColor="text1"/>
+          <w:sz w:val="28"/>
+          <w:szCs w:val="28"/>
+        </w:rPr>
+        <w:t>(</w:t>
+      </w:r>
+      <w:r>
+        <w:rPr>
+          <w:rFonts w:hint="eastAsia"/>
+          <w:color w:val="000000" w:themeColor="text1"/>
+          <w:sz w:val="28"/>
+          <w:szCs w:val="28"/>
+        </w:rPr>
+        <w:t>某人</w:t>
+      </w:r>
+      <w:r>
+        <w:rPr>
+          <w:rFonts w:hint="eastAsia"/>
+          <w:color w:val="000000" w:themeColor="text1"/>
+          <w:sz w:val="28"/>
+          <w:szCs w:val="28"/>
+        </w:rPr>
+        <w:t>)</w:t>
+      </w:r>
+      <w:r>
+        <w:rPr>
+          <w:rFonts w:hint="eastAsia"/>
+          <w:color w:val="000000" w:themeColor="text1"/>
+          <w:sz w:val="28"/>
+          <w:szCs w:val="28"/>
+        </w:rPr>
+        <w:t>權力</w:t>
+      </w:r>
+    </w:p>
+    <w:p>
+      <w:pPr>
+        <w:rPr>
+          <w:color w:val="000000" w:themeColor="text1"/>
+          <w:sz w:val="28"/>
+          <w:szCs w:val="28"/>
+        </w:rPr>
+      </w:pPr>
+      <w:r>
+        <w:rPr>
+          <w:rFonts w:hint="eastAsia"/>
+          <w:color w:val="000000" w:themeColor="text1"/>
+          <w:sz w:val="28"/>
+          <w:szCs w:val="28"/>
+        </w:rPr>
+        <w:t>b</w:t>
+      </w:r>
+      <w:r>
+        <w:rPr>
+          <w:color w:val="000000" w:themeColor="text1"/>
+          <w:sz w:val="28"/>
+          <w:szCs w:val="28"/>
+        </w:rPr>
+        <w:t>e entitled to +</w:t>
+      </w:r>
+      <w:r>
+        <w:rPr>
+          <w:rFonts w:hint="eastAsia"/>
+          <w:color w:val="000000" w:themeColor="text1"/>
+          <w:sz w:val="28"/>
+          <w:szCs w:val="28"/>
+        </w:rPr>
+        <w:t>名詞</w:t>
+      </w:r>
+      <w:r>
+        <w:rPr>
+          <w:rFonts w:hint="eastAsia"/>
+          <w:color w:val="000000" w:themeColor="text1"/>
+          <w:sz w:val="28"/>
+          <w:szCs w:val="28"/>
+        </w:rPr>
+        <w:t xml:space="preserve"> </w:t>
+      </w:r>
+      <w:r>
+        <w:rPr>
+          <w:rFonts w:hint="eastAsia"/>
+          <w:color w:val="000000" w:themeColor="text1"/>
+          <w:sz w:val="28"/>
+          <w:szCs w:val="28"/>
+        </w:rPr>
+        <w:t>有得到</w:t>
+      </w:r>
+      <w:r>
+        <w:rPr>
+          <w:rFonts w:hint="eastAsia"/>
+          <w:color w:val="000000" w:themeColor="text1"/>
+          <w:sz w:val="28"/>
+          <w:szCs w:val="28"/>
+        </w:rPr>
+        <w:t>~</w:t>
+      </w:r>
+      <w:r>
+        <w:rPr>
+          <w:rFonts w:hint="eastAsia"/>
+          <w:color w:val="000000" w:themeColor="text1"/>
+          <w:sz w:val="28"/>
+          <w:szCs w:val="28"/>
+        </w:rPr>
+        <w:t>權力</w:t>
+      </w:r>
+    </w:p>
+    <w:p>
+      <w:pPr>
+        <w:rPr>
+          <w:color w:val="000000" w:themeColor="text1"/>
+          <w:sz w:val="28"/>
+          <w:szCs w:val="28"/>
+        </w:rPr>
+      </w:pPr>
+      <w:r>
+        <w:rPr>
+          <w:rFonts w:hint="eastAsia"/>
+          <w:color w:val="000000" w:themeColor="text1"/>
+          <w:sz w:val="28"/>
+          <w:szCs w:val="28"/>
+        </w:rPr>
+        <w:t>b</w:t>
+      </w:r>
+      <w:r>
+        <w:rPr>
+          <w:color w:val="000000" w:themeColor="text1"/>
+          <w:sz w:val="28"/>
+          <w:szCs w:val="28"/>
+        </w:rPr>
+        <w:t xml:space="preserve">e entitled to do </w:t>
+      </w:r>
+      <w:r>
+        <w:rPr>
+          <w:rFonts w:hint="eastAsia"/>
+          <w:color w:val="000000" w:themeColor="text1"/>
+          <w:sz w:val="28"/>
+          <w:szCs w:val="28"/>
+        </w:rPr>
+        <w:t>有做</w:t>
+      </w:r>
+      <w:r>
+        <w:rPr>
+          <w:rFonts w:hint="eastAsia"/>
+          <w:color w:val="000000" w:themeColor="text1"/>
+          <w:sz w:val="28"/>
+          <w:szCs w:val="28"/>
+        </w:rPr>
+        <w:t>~</w:t>
+      </w:r>
+      <w:r>
+        <w:rPr>
+          <w:rFonts w:hint="eastAsia"/>
+          <w:color w:val="000000" w:themeColor="text1"/>
+          <w:sz w:val="28"/>
+          <w:szCs w:val="28"/>
+        </w:rPr>
+        <w:t>的權力</w:t>
+      </w:r>
+    </w:p>
+    <w:p>
+      <w:pPr>
+        <w:rPr>
+          <w:color w:val="000000" w:themeColor="text1"/>
+          <w:sz w:val="28"/>
+          <w:szCs w:val="28"/>
+        </w:rPr>
+      </w:pPr>
+    </w:p>
+    <w:p>
+      <w:pPr>
+        <w:rPr>
+          <w:color w:val="000000" w:themeColor="text1"/>
+          <w:sz w:val="28"/>
+          <w:szCs w:val="28"/>
+        </w:rPr>
+      </w:pPr>
+      <w:r>
+        <w:rPr>
+          <w:rFonts w:hint="eastAsia"/>
+          <w:color w:val="000000" w:themeColor="text1"/>
+          <w:sz w:val="28"/>
+          <w:szCs w:val="28"/>
+        </w:rPr>
+        <w:t>d</w:t>
+      </w:r>
+      <w:r>
+        <w:rPr>
+          <w:color w:val="000000" w:themeColor="text1"/>
+          <w:sz w:val="28"/>
+          <w:szCs w:val="28"/>
+        </w:rPr>
+        <w:t>egree n.</w:t>
+      </w:r>
+      <w:r>
+        <w:rPr>
+          <w:rFonts w:hint="eastAsia"/>
+          <w:color w:val="000000" w:themeColor="text1"/>
+          <w:sz w:val="28"/>
+          <w:szCs w:val="28"/>
+        </w:rPr>
+        <w:t>學位</w:t>
+      </w:r>
+    </w:p>
+    <w:p>
+      <w:pPr>
+        <w:rPr>
+          <w:color w:val="000000" w:themeColor="text1"/>
+          <w:sz w:val="28"/>
+          <w:szCs w:val="28"/>
+        </w:rPr>
+      </w:pPr>
+    </w:p>
+    <w:p>
+      <w:pPr>
+        <w:rPr>
+          <w:color w:val="000000" w:themeColor="text1"/>
+          <w:sz w:val="28"/>
+          <w:szCs w:val="28"/>
+        </w:rPr>
+      </w:pPr>
+      <w:r>
+        <w:rPr>
+          <w:rFonts w:hint="eastAsia"/>
+          <w:color w:val="000000" w:themeColor="text1"/>
+          <w:sz w:val="28"/>
+          <w:szCs w:val="28"/>
+        </w:rPr>
+        <w:t>p</w:t>
+      </w:r>
+      <w:r>
+        <w:rPr>
+          <w:color w:val="000000" w:themeColor="text1"/>
+          <w:sz w:val="28"/>
+          <w:szCs w:val="28"/>
+        </w:rPr>
+        <w:t>ayroll n.</w:t>
+      </w:r>
+      <w:r>
+        <w:rPr>
+          <w:rFonts w:hint="eastAsia"/>
+          <w:color w:val="000000" w:themeColor="text1"/>
+          <w:sz w:val="28"/>
+          <w:szCs w:val="28"/>
+        </w:rPr>
+        <w:t>薪水帳冊</w:t>
+      </w:r>
+    </w:p>
+    <w:p>
+      <w:pPr>
+        <w:rPr>
+          <w:color w:val="FF0000"/>
+          <w:sz w:val="28"/>
+          <w:szCs w:val="28"/>
+        </w:rPr>
+      </w:pPr>
+      <w:r>
+        <w:rPr>
+          <w:rFonts w:hint="eastAsia"/>
+          <w:color w:val="FF0000"/>
+          <w:sz w:val="28"/>
+          <w:szCs w:val="28"/>
+        </w:rPr>
+        <w:t>o</w:t>
+      </w:r>
+      <w:r>
+        <w:rPr>
+          <w:color w:val="FF0000"/>
+          <w:sz w:val="28"/>
+          <w:szCs w:val="28"/>
+        </w:rPr>
+        <w:t xml:space="preserve">n the payroll </w:t>
+      </w:r>
+      <w:r>
+        <w:rPr>
+          <w:rFonts w:hint="eastAsia"/>
+          <w:color w:val="FF0000"/>
+          <w:sz w:val="28"/>
+          <w:szCs w:val="28"/>
+        </w:rPr>
+        <w:t>是某公司的員工</w:t>
+      </w:r>
+    </w:p>
+    <w:p>
+      <w:pPr>
+        <w:rPr>
+          <w:color w:val="000000" w:themeColor="text1"/>
+          <w:sz w:val="28"/>
+          <w:szCs w:val="28"/>
+        </w:rPr>
+      </w:pPr>
+      <w:r>
+        <w:rPr>
+          <w:rFonts w:hint="eastAsia"/>
+          <w:color w:val="000000" w:themeColor="text1"/>
+          <w:sz w:val="28"/>
+          <w:szCs w:val="28"/>
+        </w:rPr>
+        <w:lastRenderedPageBreak/>
+        <w:t>r</w:t>
+      </w:r>
+      <w:r>
+        <w:rPr>
+          <w:color w:val="000000" w:themeColor="text1"/>
+          <w:sz w:val="28"/>
+          <w:szCs w:val="28"/>
+        </w:rPr>
+        <w:t>ecruit v.</w:t>
+      </w:r>
+      <w:r>
+        <w:rPr>
+          <w:rFonts w:hint="eastAsia"/>
+          <w:color w:val="000000" w:themeColor="text1"/>
+          <w:sz w:val="28"/>
+          <w:szCs w:val="28"/>
+        </w:rPr>
+        <w:t>招募</w:t>
+      </w:r>
+    </w:p>
+    <w:p>
+      <w:pPr>
+        <w:rPr>
+          <w:color w:val="000000" w:themeColor="text1"/>
+          <w:sz w:val="28"/>
+          <w:szCs w:val="28"/>
+        </w:rPr>
+      </w:pPr>
+    </w:p>
+    <w:p>
+      <w:pPr>
+        <w:rPr>
+          <w:color w:val="000000" w:themeColor="text1"/>
+          <w:sz w:val="28"/>
+          <w:szCs w:val="28"/>
+        </w:rPr>
+      </w:pPr>
+      <w:r>
+        <w:rPr>
+          <w:color w:val="000000" w:themeColor="text1"/>
+          <w:sz w:val="28"/>
+          <w:szCs w:val="28"/>
+        </w:rPr>
+        <w:t>certification n.</w:t>
+      </w:r>
+      <w:r>
+        <w:rPr>
+          <w:rFonts w:hint="eastAsia"/>
+          <w:color w:val="000000" w:themeColor="text1"/>
+          <w:sz w:val="28"/>
+          <w:szCs w:val="28"/>
+        </w:rPr>
+        <w:t>證明</w:t>
+      </w:r>
+    </w:p>
+    <w:p>
+      <w:pPr>
+        <w:rPr>
+          <w:color w:val="FF0000"/>
+          <w:sz w:val="28"/>
+          <w:szCs w:val="28"/>
+        </w:rPr>
+      </w:pPr>
+      <w:r>
+        <w:rPr>
+          <w:rFonts w:hint="eastAsia"/>
+          <w:color w:val="FF0000"/>
+          <w:sz w:val="28"/>
+          <w:szCs w:val="28"/>
+        </w:rPr>
+        <w:t>p</w:t>
+      </w:r>
+      <w:r>
+        <w:rPr>
+          <w:color w:val="FF0000"/>
+          <w:sz w:val="28"/>
+          <w:szCs w:val="28"/>
+        </w:rPr>
+        <w:t xml:space="preserve">rofessional certification </w:t>
+      </w:r>
+      <w:r>
+        <w:rPr>
+          <w:rFonts w:hint="eastAsia"/>
+          <w:color w:val="FF0000"/>
+          <w:sz w:val="28"/>
+          <w:szCs w:val="28"/>
+        </w:rPr>
+        <w:t>專業資格證明</w:t>
+      </w:r>
+    </w:p>
+    <w:p>
+      <w:pPr>
+        <w:rPr>
+          <w:color w:val="FF0000"/>
+          <w:sz w:val="28"/>
+          <w:szCs w:val="28"/>
+        </w:rPr>
+      </w:pPr>
+      <w:r>
+        <w:rPr>
+          <w:rFonts w:hint="eastAsia"/>
+          <w:color w:val="FF0000"/>
+          <w:sz w:val="28"/>
+          <w:szCs w:val="28"/>
+        </w:rPr>
+        <w:t>a</w:t>
+      </w:r>
+      <w:r>
+        <w:rPr>
+          <w:color w:val="FF0000"/>
+          <w:sz w:val="28"/>
+          <w:szCs w:val="28"/>
+        </w:rPr>
+        <w:t xml:space="preserve"> birth certificate </w:t>
+      </w:r>
+      <w:r>
+        <w:rPr>
+          <w:rFonts w:hint="eastAsia"/>
+          <w:color w:val="FF0000"/>
+          <w:sz w:val="28"/>
+          <w:szCs w:val="28"/>
+        </w:rPr>
+        <w:t>出生證明</w:t>
+      </w:r>
+    </w:p>
+    <w:p>
+      <w:pPr>
+        <w:rPr>
+          <w:color w:val="000000" w:themeColor="text1"/>
+          <w:sz w:val="28"/>
+          <w:szCs w:val="28"/>
+        </w:rPr>
+      </w:pPr>
+    </w:p>
+    <w:p>
+      <w:pPr>
+        <w:rPr>
+          <w:color w:val="000000" w:themeColor="text1"/>
+          <w:sz w:val="28"/>
+          <w:szCs w:val="28"/>
+        </w:rPr>
+      </w:pPr>
+      <w:r>
+        <w:rPr>
+          <w:color w:val="000000" w:themeColor="text1"/>
+          <w:sz w:val="28"/>
+          <w:szCs w:val="28"/>
+        </w:rPr>
+        <w:t>occupation n.</w:t>
+      </w:r>
+      <w:r>
+        <w:rPr>
+          <w:rFonts w:hint="eastAsia"/>
+          <w:color w:val="000000" w:themeColor="text1"/>
+          <w:sz w:val="28"/>
+          <w:szCs w:val="28"/>
+        </w:rPr>
+        <w:t>職業</w:t>
+      </w:r>
+      <w:r>
+        <w:rPr>
+          <w:rFonts w:hint="eastAsia"/>
+          <w:color w:val="000000" w:themeColor="text1"/>
+          <w:sz w:val="28"/>
+          <w:szCs w:val="28"/>
+        </w:rPr>
+        <w:t xml:space="preserve"> </w:t>
+      </w:r>
+      <w:r>
+        <w:rPr>
+          <w:color w:val="000000" w:themeColor="text1"/>
+          <w:sz w:val="28"/>
+          <w:szCs w:val="28"/>
+        </w:rPr>
+        <w:t>= job</w:t>
+      </w:r>
+      <w:r>
+        <w:rPr>
+          <w:rFonts w:hint="eastAsia"/>
+          <w:color w:val="000000" w:themeColor="text1"/>
+          <w:sz w:val="28"/>
+          <w:szCs w:val="28"/>
+        </w:rPr>
+        <w:t>、</w:t>
+      </w:r>
+      <w:r>
+        <w:rPr>
+          <w:rFonts w:hint="eastAsia"/>
+          <w:color w:val="000000" w:themeColor="text1"/>
+          <w:sz w:val="28"/>
+          <w:szCs w:val="28"/>
+        </w:rPr>
+        <w:t>v</w:t>
+      </w:r>
+      <w:r>
+        <w:rPr>
+          <w:color w:val="000000" w:themeColor="text1"/>
+          <w:sz w:val="28"/>
+          <w:szCs w:val="28"/>
+        </w:rPr>
+        <w:t>ocation</w:t>
+      </w:r>
+    </w:p>
+    <w:p>
+      <w:pPr>
+        <w:rPr>
+          <w:color w:val="000000" w:themeColor="text1"/>
+          <w:sz w:val="28"/>
+          <w:szCs w:val="28"/>
+        </w:rPr>
+      </w:pPr>
+      <w:r>
+        <w:rPr>
+          <w:rFonts w:hint="eastAsia"/>
+          <w:color w:val="000000" w:themeColor="text1"/>
+          <w:sz w:val="28"/>
+          <w:szCs w:val="28"/>
+        </w:rPr>
+        <w:t>o</w:t>
+      </w:r>
+      <w:r>
+        <w:rPr>
+          <w:color w:val="000000" w:themeColor="text1"/>
+          <w:sz w:val="28"/>
+          <w:szCs w:val="28"/>
+        </w:rPr>
+        <w:t>ccupant n.</w:t>
+      </w:r>
+      <w:r>
+        <w:rPr>
+          <w:rFonts w:hint="eastAsia"/>
+          <w:color w:val="000000" w:themeColor="text1"/>
+          <w:sz w:val="28"/>
+          <w:szCs w:val="28"/>
+        </w:rPr>
+        <w:t>居住者</w:t>
+      </w:r>
+    </w:p>
+    <w:p>
+      <w:pPr>
+        <w:rPr>
+          <w:color w:val="000000" w:themeColor="text1"/>
+          <w:sz w:val="28"/>
+          <w:szCs w:val="28"/>
+        </w:rPr>
+      </w:pPr>
+    </w:p>
+    <w:p>
+      <w:pPr>
+        <w:rPr>
+          <w:color w:val="000000" w:themeColor="text1"/>
+          <w:sz w:val="28"/>
+          <w:szCs w:val="28"/>
+        </w:rPr>
+      </w:pPr>
+      <w:r>
+        <w:rPr>
+          <w:rFonts w:hint="eastAsia"/>
+          <w:color w:val="000000" w:themeColor="text1"/>
+          <w:sz w:val="28"/>
+          <w:szCs w:val="28"/>
+        </w:rPr>
+        <w:t>w</w:t>
+      </w:r>
+      <w:r>
+        <w:rPr>
+          <w:color w:val="000000" w:themeColor="text1"/>
+          <w:sz w:val="28"/>
+          <w:szCs w:val="28"/>
+        </w:rPr>
+        <w:t>age n.</w:t>
+      </w:r>
+      <w:r>
+        <w:rPr>
+          <w:rFonts w:hint="eastAsia"/>
+          <w:color w:val="000000" w:themeColor="text1"/>
+          <w:sz w:val="28"/>
+          <w:szCs w:val="28"/>
+        </w:rPr>
+        <w:t>工資</w:t>
+      </w:r>
+      <w:r>
+        <w:rPr>
+          <w:rFonts w:hint="eastAsia"/>
+          <w:color w:val="000000" w:themeColor="text1"/>
+          <w:sz w:val="28"/>
+          <w:szCs w:val="28"/>
+        </w:rPr>
+        <w:t>/</w:t>
+      </w:r>
+      <w:r>
+        <w:rPr>
+          <w:rFonts w:hint="eastAsia"/>
+          <w:color w:val="000000" w:themeColor="text1"/>
+          <w:sz w:val="28"/>
+          <w:szCs w:val="28"/>
+        </w:rPr>
+        <w:t>薪水</w:t>
+      </w:r>
+    </w:p>
+    <w:p>
+      <w:pPr>
+        <w:rPr>
+          <w:color w:val="000000" w:themeColor="text1"/>
+          <w:sz w:val="28"/>
+          <w:szCs w:val="28"/>
+        </w:rPr>
+      </w:pPr>
+    </w:p>
+    <w:p>
+      <w:pPr>
+        <w:rPr>
+          <w:color w:val="000000" w:themeColor="text1"/>
+          <w:sz w:val="28"/>
+          <w:szCs w:val="28"/>
+        </w:rPr>
+      </w:pPr>
+      <w:r>
+        <w:rPr>
+          <w:rFonts w:hint="eastAsia"/>
+          <w:color w:val="000000" w:themeColor="text1"/>
+          <w:sz w:val="28"/>
+          <w:szCs w:val="28"/>
+        </w:rPr>
+        <w:t>s</w:t>
+      </w:r>
+      <w:r>
+        <w:rPr>
+          <w:color w:val="000000" w:themeColor="text1"/>
+          <w:sz w:val="28"/>
+          <w:szCs w:val="28"/>
+        </w:rPr>
+        <w:t xml:space="preserve">ent off to </w:t>
+      </w:r>
+      <w:r>
+        <w:rPr>
+          <w:rFonts w:hint="eastAsia"/>
+          <w:color w:val="000000" w:themeColor="text1"/>
+          <w:sz w:val="28"/>
+          <w:szCs w:val="28"/>
+        </w:rPr>
+        <w:t>寄出給</w:t>
+      </w:r>
+      <w:r>
+        <w:rPr>
+          <w:rFonts w:hint="eastAsia"/>
+          <w:color w:val="000000" w:themeColor="text1"/>
+          <w:sz w:val="28"/>
+          <w:szCs w:val="28"/>
+        </w:rPr>
+        <w:t>~</w:t>
+      </w:r>
+    </w:p>
+    <w:p>
+      <w:pPr>
+        <w:rPr>
+          <w:color w:val="000000" w:themeColor="text1"/>
+          <w:sz w:val="28"/>
+          <w:szCs w:val="28"/>
+        </w:rPr>
+      </w:pPr>
+    </w:p>
+    <w:p>
+      <w:pPr>
+        <w:rPr>
+          <w:color w:val="000000" w:themeColor="text1"/>
+          <w:sz w:val="28"/>
+          <w:szCs w:val="28"/>
+        </w:rPr>
+      </w:pPr>
+    </w:p>
+    <w:p>
+      <w:pPr>
+        <w:rPr>
+          <w:b/>
+          <w:bCs/>
+          <w:sz w:val="36"/>
+          <w:szCs w:val="36"/>
+        </w:rPr>
+      </w:pPr>
+      <w:r>
+        <w:rPr>
+          <w:b/>
+          <w:bCs/>
+          <w:sz w:val="36"/>
+          <w:szCs w:val="36"/>
+        </w:rPr>
+        <w:t>Day</w:t>
+      </w:r>
+      <w:r>
+        <w:rPr>
+          <w:b/>
+          <w:bCs/>
+          <w:sz w:val="36"/>
+          <w:szCs w:val="36"/>
+        </w:rPr>
+        <w:t>2</w:t>
+      </w:r>
+      <w:r>
+        <w:rPr>
+          <w:b/>
+          <w:bCs/>
+          <w:sz w:val="36"/>
+          <w:szCs w:val="36"/>
+        </w:rPr>
+        <w:t>:</w:t>
+      </w:r>
+    </w:p>
+    <w:p>
+      <w:pPr>
+        <w:rPr>
+          <w:rFonts w:hint="eastAsia"/>
+          <w:color w:val="000000" w:themeColor="text1"/>
+          <w:sz w:val="28"/>
+          <w:szCs w:val="28"/>
+        </w:rPr>
+      </w:pPr>
+    </w:p>
+    <w:p>
+      <w:pPr>
+        <w:rPr>
+          <w:rFonts w:hint="eastAsia"/>
+          <w:sz w:val="28"/>
+          <w:szCs w:val="28"/>
+        </w:rPr>
+      </w:pPr>
+    </w:p>
     <w:sectPr>
       <w:pgSz w:w="11906" w:h="16838"/>
       <w:pgMar w:top="1440" w:right="1800" w:bottom="1440" w:left="1800" w:header="851" w:footer="992" w:gutter="0"/>

--- a/碩一/TOEIC/多益單字.docx
+++ b/碩一/TOEIC/多益單字.docx
@@ -110,7 +110,6 @@
     <w:p>
       <w:pPr>
         <w:rPr>
-          <w:rFonts w:hint="eastAsia"/>
           <w:sz w:val="28"/>
           <w:szCs w:val="28"/>
         </w:rPr>
@@ -583,7 +582,6 @@
     <w:p>
       <w:pPr>
         <w:rPr>
-          <w:rFonts w:hint="eastAsia"/>
           <w:sz w:val="28"/>
           <w:szCs w:val="28"/>
         </w:rPr>
@@ -623,7 +621,6 @@
     <w:p>
       <w:pPr>
         <w:rPr>
-          <w:rFonts w:hint="eastAsia"/>
           <w:sz w:val="28"/>
           <w:szCs w:val="28"/>
         </w:rPr>
@@ -1171,19 +1168,28 @@
     <w:p>
       <w:pPr>
         <w:rPr>
-          <w:rFonts w:hint="eastAsia"/>
-          <w:color w:val="FF0000"/>
-          <w:sz w:val="28"/>
-          <w:szCs w:val="28"/>
-        </w:rPr>
-      </w:pPr>
-      <w:r>
-        <w:rPr>
-          <w:color w:val="FF0000"/>
-          <w:sz w:val="28"/>
-          <w:szCs w:val="28"/>
-        </w:rPr>
-        <w:t>managerial+staff/experience</w:t>
+          <w:color w:val="FF0000"/>
+          <w:sz w:val="28"/>
+          <w:szCs w:val="28"/>
+        </w:rPr>
+      </w:pPr>
+      <w:proofErr w:type="spellStart"/>
+      <w:r>
+        <w:rPr>
+          <w:color w:val="FF0000"/>
+          <w:sz w:val="28"/>
+          <w:szCs w:val="28"/>
+        </w:rPr>
+        <w:t>managerial+staff</w:t>
+      </w:r>
+      <w:proofErr w:type="spellEnd"/>
+      <w:r>
+        <w:rPr>
+          <w:color w:val="FF0000"/>
+          <w:sz w:val="28"/>
+          <w:szCs w:val="28"/>
+        </w:rPr>
+        <w:t>/experience</w:t>
       </w:r>
     </w:p>
     <w:p>
@@ -1409,17 +1415,15 @@
     <w:p>
       <w:pPr>
         <w:rPr>
-          <w:rFonts w:hint="eastAsia"/>
-          <w:color w:val="000000" w:themeColor="text1"/>
-          <w:sz w:val="28"/>
-          <w:szCs w:val="28"/>
-        </w:rPr>
-      </w:pPr>
-    </w:p>
-    <w:p>
-      <w:pPr>
-        <w:rPr>
-          <w:rFonts w:hint="eastAsia"/>
+          <w:color w:val="000000" w:themeColor="text1"/>
+          <w:sz w:val="28"/>
+          <w:szCs w:val="28"/>
+        </w:rPr>
+      </w:pPr>
+    </w:p>
+    <w:p>
+      <w:pPr>
+        <w:rPr>
           <w:sz w:val="28"/>
           <w:szCs w:val="28"/>
         </w:rPr>
@@ -1467,7 +1471,6 @@
     <w:p>
       <w:pPr>
         <w:rPr>
-          <w:rFonts w:hint="eastAsia"/>
           <w:sz w:val="28"/>
           <w:szCs w:val="28"/>
         </w:rPr>
@@ -1531,7 +1534,6 @@
     <w:p>
       <w:pPr>
         <w:rPr>
-          <w:rFonts w:hint="eastAsia"/>
           <w:sz w:val="28"/>
           <w:szCs w:val="28"/>
         </w:rPr>
@@ -1718,7 +1720,6 @@
     <w:p>
       <w:pPr>
         <w:rPr>
-          <w:rFonts w:hint="eastAsia"/>
           <w:color w:val="FF0000"/>
           <w:sz w:val="28"/>
           <w:szCs w:val="28"/>
@@ -2225,6 +2226,7 @@
         </w:rPr>
         <w:t>(</w:t>
       </w:r>
+      <w:proofErr w:type="gramStart"/>
       <w:r>
         <w:rPr>
           <w:rFonts w:hint="eastAsia"/>
@@ -2243,6 +2245,7 @@
         </w:rPr>
         <w:t>)</w:t>
       </w:r>
+      <w:proofErr w:type="gramEnd"/>
       <w:r>
         <w:rPr>
           <w:rFonts w:hint="eastAsia"/>
@@ -2462,8 +2465,19 @@
           <w:sz w:val="28"/>
           <w:szCs w:val="28"/>
         </w:rPr>
-        <w:t>薪水帳冊</w:t>
-      </w:r>
+        <w:t>薪水</w:t>
+      </w:r>
+      <w:proofErr w:type="gramStart"/>
+      <w:r>
+        <w:rPr>
+          <w:rFonts w:hint="eastAsia"/>
+          <w:color w:val="000000" w:themeColor="text1"/>
+          <w:sz w:val="28"/>
+          <w:szCs w:val="28"/>
+        </w:rPr>
+        <w:t>帳冊</w:t>
+      </w:r>
+      <w:proofErr w:type="gramEnd"/>
     </w:p>
     <w:p>
       <w:pPr>
@@ -2927,17 +2941,3685 @@
     <w:p>
       <w:pPr>
         <w:rPr>
-          <w:rFonts w:hint="eastAsia"/>
-          <w:color w:val="000000" w:themeColor="text1"/>
-          <w:sz w:val="28"/>
-          <w:szCs w:val="28"/>
-        </w:rPr>
-      </w:pPr>
-    </w:p>
-    <w:p>
-      <w:pPr>
-        <w:rPr>
-          <w:rFonts w:hint="eastAsia"/>
+          <w:color w:val="000000" w:themeColor="text1"/>
+          <w:sz w:val="28"/>
+          <w:szCs w:val="28"/>
+        </w:rPr>
+      </w:pPr>
+      <w:r>
+        <w:rPr>
+          <w:rFonts w:hint="eastAsia"/>
+          <w:color w:val="000000" w:themeColor="text1"/>
+          <w:sz w:val="28"/>
+          <w:szCs w:val="28"/>
+        </w:rPr>
+        <w:t>a</w:t>
+      </w:r>
+      <w:r>
+        <w:rPr>
+          <w:color w:val="000000" w:themeColor="text1"/>
+          <w:sz w:val="28"/>
+          <w:szCs w:val="28"/>
+        </w:rPr>
+        <w:t>ttire n.</w:t>
+      </w:r>
+      <w:r>
+        <w:rPr>
+          <w:rFonts w:hint="eastAsia"/>
+          <w:color w:val="000000" w:themeColor="text1"/>
+          <w:sz w:val="28"/>
+          <w:szCs w:val="28"/>
+        </w:rPr>
+        <w:t>服裝</w:t>
+      </w:r>
+    </w:p>
+    <w:p>
+      <w:pPr>
+        <w:rPr>
+          <w:color w:val="000000" w:themeColor="text1"/>
+          <w:sz w:val="28"/>
+          <w:szCs w:val="28"/>
+        </w:rPr>
+      </w:pPr>
+    </w:p>
+    <w:p>
+      <w:pPr>
+        <w:rPr>
+          <w:color w:val="000000" w:themeColor="text1"/>
+          <w:sz w:val="28"/>
+          <w:szCs w:val="28"/>
+        </w:rPr>
+      </w:pPr>
+      <w:r>
+        <w:rPr>
+          <w:rFonts w:hint="eastAsia"/>
+          <w:color w:val="000000" w:themeColor="text1"/>
+          <w:sz w:val="28"/>
+          <w:szCs w:val="28"/>
+        </w:rPr>
+        <w:t>c</w:t>
+      </w:r>
+      <w:r>
+        <w:rPr>
+          <w:color w:val="000000" w:themeColor="text1"/>
+          <w:sz w:val="28"/>
+          <w:szCs w:val="28"/>
+        </w:rPr>
+        <w:t>oncern n.</w:t>
+      </w:r>
+      <w:r>
+        <w:rPr>
+          <w:rFonts w:hint="eastAsia"/>
+          <w:color w:val="000000" w:themeColor="text1"/>
+          <w:sz w:val="28"/>
+          <w:szCs w:val="28"/>
+        </w:rPr>
+        <w:t>擔心</w:t>
+      </w:r>
+      <w:r>
+        <w:rPr>
+          <w:rFonts w:hint="eastAsia"/>
+          <w:color w:val="000000" w:themeColor="text1"/>
+          <w:sz w:val="28"/>
+          <w:szCs w:val="28"/>
+        </w:rPr>
+        <w:t>/</w:t>
+      </w:r>
+      <w:r>
+        <w:rPr>
+          <w:rFonts w:hint="eastAsia"/>
+          <w:color w:val="000000" w:themeColor="text1"/>
+          <w:sz w:val="28"/>
+          <w:szCs w:val="28"/>
+        </w:rPr>
+        <w:t>憂慮</w:t>
+      </w:r>
+      <w:r>
+        <w:rPr>
+          <w:rFonts w:hint="eastAsia"/>
+          <w:color w:val="000000" w:themeColor="text1"/>
+          <w:sz w:val="28"/>
+          <w:szCs w:val="28"/>
+        </w:rPr>
+        <w:t xml:space="preserve"> </w:t>
+      </w:r>
+      <w:r>
+        <w:rPr>
+          <w:color w:val="000000" w:themeColor="text1"/>
+          <w:sz w:val="28"/>
+          <w:szCs w:val="28"/>
+        </w:rPr>
+        <w:t>= matter</w:t>
+      </w:r>
+      <w:r>
+        <w:rPr>
+          <w:rFonts w:hint="eastAsia"/>
+          <w:color w:val="000000" w:themeColor="text1"/>
+          <w:sz w:val="28"/>
+          <w:szCs w:val="28"/>
+        </w:rPr>
+        <w:t>、</w:t>
+      </w:r>
+      <w:r>
+        <w:rPr>
+          <w:rFonts w:hint="eastAsia"/>
+          <w:color w:val="000000" w:themeColor="text1"/>
+          <w:sz w:val="28"/>
+          <w:szCs w:val="28"/>
+        </w:rPr>
+        <w:t>w</w:t>
+      </w:r>
+      <w:r>
+        <w:rPr>
+          <w:color w:val="000000" w:themeColor="text1"/>
+          <w:sz w:val="28"/>
+          <w:szCs w:val="28"/>
+        </w:rPr>
+        <w:t>orry</w:t>
+      </w:r>
+      <w:r>
+        <w:rPr>
+          <w:rFonts w:hint="eastAsia"/>
+          <w:color w:val="000000" w:themeColor="text1"/>
+          <w:sz w:val="28"/>
+          <w:szCs w:val="28"/>
+        </w:rPr>
+        <w:t>、</w:t>
+      </w:r>
+      <w:r>
+        <w:rPr>
+          <w:rFonts w:hint="eastAsia"/>
+          <w:color w:val="000000" w:themeColor="text1"/>
+          <w:sz w:val="28"/>
+          <w:szCs w:val="28"/>
+        </w:rPr>
+        <w:t>i</w:t>
+      </w:r>
+      <w:r>
+        <w:rPr>
+          <w:color w:val="000000" w:themeColor="text1"/>
+          <w:sz w:val="28"/>
+          <w:szCs w:val="28"/>
+        </w:rPr>
+        <w:t>nvolve</w:t>
+      </w:r>
+    </w:p>
+    <w:p>
+      <w:pPr>
+        <w:rPr>
+          <w:color w:val="FF0000"/>
+          <w:sz w:val="28"/>
+          <w:szCs w:val="28"/>
+        </w:rPr>
+      </w:pPr>
+      <w:r>
+        <w:rPr>
+          <w:rFonts w:hint="eastAsia"/>
+          <w:color w:val="FF0000"/>
+          <w:sz w:val="28"/>
+          <w:szCs w:val="28"/>
+        </w:rPr>
+        <w:t>c</w:t>
+      </w:r>
+      <w:r>
+        <w:rPr>
+          <w:color w:val="FF0000"/>
+          <w:sz w:val="28"/>
+          <w:szCs w:val="28"/>
+        </w:rPr>
+        <w:t xml:space="preserve">oncern + about/over </w:t>
+      </w:r>
+      <w:r>
+        <w:rPr>
+          <w:rFonts w:hint="eastAsia"/>
+          <w:color w:val="FF0000"/>
+          <w:sz w:val="28"/>
+          <w:szCs w:val="28"/>
+        </w:rPr>
+        <w:t>關於</w:t>
+      </w:r>
+      <w:r>
+        <w:rPr>
+          <w:rFonts w:hint="eastAsia"/>
+          <w:color w:val="FF0000"/>
+          <w:sz w:val="28"/>
+          <w:szCs w:val="28"/>
+        </w:rPr>
+        <w:t>~</w:t>
+      </w:r>
+      <w:r>
+        <w:rPr>
+          <w:rFonts w:hint="eastAsia"/>
+          <w:color w:val="FF0000"/>
+          <w:sz w:val="28"/>
+          <w:szCs w:val="28"/>
+        </w:rPr>
+        <w:t>的憂慮</w:t>
+      </w:r>
+      <w:r>
+        <w:rPr>
+          <w:rFonts w:hint="eastAsia"/>
+          <w:color w:val="FF0000"/>
+          <w:sz w:val="28"/>
+          <w:szCs w:val="28"/>
+        </w:rPr>
+        <w:t>/</w:t>
+      </w:r>
+      <w:r>
+        <w:rPr>
+          <w:rFonts w:hint="eastAsia"/>
+          <w:color w:val="FF0000"/>
+          <w:sz w:val="28"/>
+          <w:szCs w:val="28"/>
+        </w:rPr>
+        <w:t>擔心</w:t>
+      </w:r>
+    </w:p>
+    <w:p>
+      <w:pPr>
+        <w:rPr>
+          <w:color w:val="FF0000"/>
+          <w:sz w:val="28"/>
+          <w:szCs w:val="28"/>
+        </w:rPr>
+      </w:pPr>
+      <w:r>
+        <w:rPr>
+          <w:color w:val="FF0000"/>
+          <w:sz w:val="28"/>
+          <w:szCs w:val="28"/>
+        </w:rPr>
+        <w:t>questions concerning</w:t>
+      </w:r>
+      <w:r>
+        <w:rPr>
+          <w:rFonts w:hint="eastAsia"/>
+          <w:color w:val="FF0000"/>
+          <w:sz w:val="28"/>
+          <w:szCs w:val="28"/>
+        </w:rPr>
+        <w:t>關於</w:t>
+      </w:r>
+      <w:r>
+        <w:rPr>
+          <w:rFonts w:hint="eastAsia"/>
+          <w:color w:val="FF0000"/>
+          <w:sz w:val="28"/>
+          <w:szCs w:val="28"/>
+        </w:rPr>
+        <w:t>~</w:t>
+      </w:r>
+      <w:r>
+        <w:rPr>
+          <w:rFonts w:hint="eastAsia"/>
+          <w:color w:val="FF0000"/>
+          <w:sz w:val="28"/>
+          <w:szCs w:val="28"/>
+        </w:rPr>
+        <w:t>的問題</w:t>
+      </w:r>
+    </w:p>
+    <w:p>
+      <w:pPr>
+        <w:rPr>
+          <w:color w:val="FF0000"/>
+          <w:sz w:val="28"/>
+          <w:szCs w:val="28"/>
+        </w:rPr>
+      </w:pPr>
+    </w:p>
+    <w:p>
+      <w:pPr>
+        <w:rPr>
+          <w:sz w:val="28"/>
+          <w:szCs w:val="28"/>
+        </w:rPr>
+      </w:pPr>
+      <w:r>
+        <w:rPr>
+          <w:rFonts w:hint="eastAsia"/>
+          <w:sz w:val="28"/>
+          <w:szCs w:val="28"/>
+        </w:rPr>
+        <w:t>c</w:t>
+      </w:r>
+      <w:r>
+        <w:rPr>
+          <w:sz w:val="28"/>
+          <w:szCs w:val="28"/>
+        </w:rPr>
+        <w:t>omply v.</w:t>
+      </w:r>
+      <w:r>
+        <w:rPr>
+          <w:rFonts w:hint="eastAsia"/>
+          <w:sz w:val="28"/>
+          <w:szCs w:val="28"/>
+        </w:rPr>
+        <w:t>遵守</w:t>
+      </w:r>
+    </w:p>
+    <w:p>
+      <w:pPr>
+        <w:rPr>
+          <w:color w:val="FF0000"/>
+          <w:sz w:val="28"/>
+          <w:szCs w:val="28"/>
+        </w:rPr>
+      </w:pPr>
+      <w:r>
+        <w:rPr>
+          <w:rFonts w:hint="eastAsia"/>
+          <w:color w:val="FF0000"/>
+          <w:sz w:val="28"/>
+          <w:szCs w:val="28"/>
+        </w:rPr>
+        <w:t>c</w:t>
+      </w:r>
+      <w:r>
+        <w:rPr>
+          <w:color w:val="FF0000"/>
+          <w:sz w:val="28"/>
+          <w:szCs w:val="28"/>
+        </w:rPr>
+        <w:t xml:space="preserve">omply with </w:t>
+      </w:r>
+      <w:r>
+        <w:rPr>
+          <w:rFonts w:hint="eastAsia"/>
+          <w:color w:val="FF0000"/>
+          <w:sz w:val="28"/>
+          <w:szCs w:val="28"/>
+        </w:rPr>
+        <w:t>遵守、</w:t>
+      </w:r>
+      <w:r>
+        <w:rPr>
+          <w:rFonts w:hint="eastAsia"/>
+          <w:color w:val="FF0000"/>
+          <w:sz w:val="28"/>
+          <w:szCs w:val="28"/>
+        </w:rPr>
+        <w:t>o</w:t>
+      </w:r>
+      <w:r>
+        <w:rPr>
+          <w:color w:val="FF0000"/>
+          <w:sz w:val="28"/>
+          <w:szCs w:val="28"/>
+        </w:rPr>
+        <w:t>bserve</w:t>
+      </w:r>
+      <w:r>
+        <w:rPr>
+          <w:rFonts w:hint="eastAsia"/>
+          <w:color w:val="FF0000"/>
+          <w:sz w:val="28"/>
+          <w:szCs w:val="28"/>
+        </w:rPr>
+        <w:t>遵守、</w:t>
+      </w:r>
+      <w:r>
+        <w:rPr>
+          <w:color w:val="FF0000"/>
+          <w:sz w:val="28"/>
+          <w:szCs w:val="28"/>
+        </w:rPr>
+        <w:t>obey</w:t>
+      </w:r>
+      <w:r>
+        <w:rPr>
+          <w:rFonts w:hint="eastAsia"/>
+          <w:color w:val="FF0000"/>
+          <w:sz w:val="28"/>
+          <w:szCs w:val="28"/>
+        </w:rPr>
+        <w:t>遵從、</w:t>
+      </w:r>
+      <w:r>
+        <w:rPr>
+          <w:rFonts w:hint="eastAsia"/>
+          <w:color w:val="FF0000"/>
+          <w:sz w:val="28"/>
+          <w:szCs w:val="28"/>
+        </w:rPr>
+        <w:t>f</w:t>
+      </w:r>
+      <w:r>
+        <w:rPr>
+          <w:color w:val="FF0000"/>
+          <w:sz w:val="28"/>
+          <w:szCs w:val="28"/>
+        </w:rPr>
+        <w:t>ulfill</w:t>
+      </w:r>
+      <w:r>
+        <w:rPr>
+          <w:rFonts w:hint="eastAsia"/>
+          <w:color w:val="FF0000"/>
+          <w:sz w:val="28"/>
+          <w:szCs w:val="28"/>
+        </w:rPr>
+        <w:t>滿足</w:t>
+      </w:r>
+    </w:p>
+    <w:p>
+      <w:pPr>
+        <w:rPr>
+          <w:color w:val="FF0000"/>
+          <w:sz w:val="28"/>
+          <w:szCs w:val="28"/>
+        </w:rPr>
+      </w:pPr>
+    </w:p>
+    <w:p>
+      <w:pPr>
+        <w:rPr>
+          <w:color w:val="000000" w:themeColor="text1"/>
+          <w:sz w:val="28"/>
+          <w:szCs w:val="28"/>
+        </w:rPr>
+      </w:pPr>
+      <w:r>
+        <w:rPr>
+          <w:rFonts w:hint="eastAsia"/>
+          <w:color w:val="000000" w:themeColor="text1"/>
+          <w:sz w:val="28"/>
+          <w:szCs w:val="28"/>
+        </w:rPr>
+        <w:t>r</w:t>
+      </w:r>
+      <w:r>
+        <w:rPr>
+          <w:color w:val="000000" w:themeColor="text1"/>
+          <w:sz w:val="28"/>
+          <w:szCs w:val="28"/>
+        </w:rPr>
+        <w:t>egulation n.</w:t>
+      </w:r>
+      <w:r>
+        <w:rPr>
+          <w:rFonts w:hint="eastAsia"/>
+          <w:color w:val="000000" w:themeColor="text1"/>
+          <w:sz w:val="28"/>
+          <w:szCs w:val="28"/>
+        </w:rPr>
+        <w:t>規定</w:t>
+      </w:r>
+    </w:p>
+    <w:p>
+      <w:pPr>
+        <w:rPr>
+          <w:color w:val="FF0000"/>
+          <w:sz w:val="28"/>
+          <w:szCs w:val="28"/>
+        </w:rPr>
+      </w:pPr>
+      <w:r>
+        <w:rPr>
+          <w:rFonts w:hint="eastAsia"/>
+          <w:color w:val="FF0000"/>
+          <w:sz w:val="28"/>
+          <w:szCs w:val="28"/>
+        </w:rPr>
+        <w:t>s</w:t>
+      </w:r>
+      <w:r>
+        <w:rPr>
+          <w:color w:val="FF0000"/>
+          <w:sz w:val="28"/>
+          <w:szCs w:val="28"/>
+        </w:rPr>
+        <w:t>afety regulation</w:t>
+      </w:r>
+      <w:r>
+        <w:rPr>
+          <w:rFonts w:hint="eastAsia"/>
+          <w:color w:val="FF0000"/>
+          <w:sz w:val="28"/>
+          <w:szCs w:val="28"/>
+        </w:rPr>
+        <w:t>安全規定</w:t>
+      </w:r>
+    </w:p>
+    <w:p>
+      <w:pPr>
+        <w:rPr>
+          <w:color w:val="FF0000"/>
+          <w:sz w:val="28"/>
+          <w:szCs w:val="28"/>
+        </w:rPr>
+      </w:pPr>
+      <w:r>
+        <w:rPr>
+          <w:rFonts w:hint="eastAsia"/>
+          <w:color w:val="FF0000"/>
+          <w:sz w:val="28"/>
+          <w:szCs w:val="28"/>
+        </w:rPr>
+        <w:t>c</w:t>
+      </w:r>
+      <w:r>
+        <w:rPr>
+          <w:color w:val="FF0000"/>
+          <w:sz w:val="28"/>
+          <w:szCs w:val="28"/>
+        </w:rPr>
+        <w:t>ustoms regulations</w:t>
+      </w:r>
+      <w:r>
+        <w:rPr>
+          <w:rFonts w:hint="eastAsia"/>
+          <w:color w:val="FF0000"/>
+          <w:sz w:val="28"/>
+          <w:szCs w:val="28"/>
+        </w:rPr>
+        <w:t>海關規定</w:t>
+      </w:r>
+    </w:p>
+    <w:p>
+      <w:pPr>
+        <w:rPr>
+          <w:color w:val="000000" w:themeColor="text1"/>
+          <w:sz w:val="28"/>
+          <w:szCs w:val="28"/>
+        </w:rPr>
+      </w:pPr>
+    </w:p>
+    <w:p>
+      <w:pPr>
+        <w:rPr>
+          <w:color w:val="000000" w:themeColor="text1"/>
+          <w:sz w:val="28"/>
+          <w:szCs w:val="28"/>
+        </w:rPr>
+      </w:pPr>
+      <w:r>
+        <w:rPr>
+          <w:rFonts w:hint="eastAsia"/>
+          <w:color w:val="000000" w:themeColor="text1"/>
+          <w:sz w:val="28"/>
+          <w:szCs w:val="28"/>
+        </w:rPr>
+        <w:t>e</w:t>
+      </w:r>
+      <w:r>
+        <w:rPr>
+          <w:color w:val="000000" w:themeColor="text1"/>
+          <w:sz w:val="28"/>
+          <w:szCs w:val="28"/>
+        </w:rPr>
+        <w:t>xception n.</w:t>
+      </w:r>
+      <w:r>
+        <w:rPr>
+          <w:rFonts w:hint="eastAsia"/>
+          <w:color w:val="000000" w:themeColor="text1"/>
+          <w:sz w:val="28"/>
+          <w:szCs w:val="28"/>
+        </w:rPr>
+        <w:t>例外</w:t>
+      </w:r>
+    </w:p>
+    <w:p>
+      <w:pPr>
+        <w:rPr>
+          <w:color w:val="FF0000"/>
+          <w:sz w:val="28"/>
+          <w:szCs w:val="28"/>
+        </w:rPr>
+      </w:pPr>
+      <w:r>
+        <w:rPr>
+          <w:rFonts w:hint="eastAsia"/>
+          <w:color w:val="FF0000"/>
+          <w:sz w:val="28"/>
+          <w:szCs w:val="28"/>
+        </w:rPr>
+        <w:t>w</w:t>
+      </w:r>
+      <w:r>
+        <w:rPr>
+          <w:color w:val="FF0000"/>
+          <w:sz w:val="28"/>
+          <w:szCs w:val="28"/>
+        </w:rPr>
+        <w:t>ith the exception of</w:t>
+      </w:r>
+      <w:r>
+        <w:rPr>
+          <w:rFonts w:hint="eastAsia"/>
+          <w:color w:val="FF0000"/>
+          <w:sz w:val="28"/>
+          <w:szCs w:val="28"/>
+        </w:rPr>
+        <w:t>除了</w:t>
+      </w:r>
+      <w:r>
+        <w:rPr>
+          <w:rFonts w:hint="eastAsia"/>
+          <w:color w:val="FF0000"/>
+          <w:sz w:val="28"/>
+          <w:szCs w:val="28"/>
+        </w:rPr>
+        <w:t>~</w:t>
+      </w:r>
+      <w:r>
+        <w:rPr>
+          <w:rFonts w:hint="eastAsia"/>
+          <w:color w:val="FF0000"/>
+          <w:sz w:val="28"/>
+          <w:szCs w:val="28"/>
+        </w:rPr>
+        <w:t>以外</w:t>
+      </w:r>
+    </w:p>
+    <w:p>
+      <w:pPr>
+        <w:rPr>
+          <w:color w:val="FF0000"/>
+          <w:sz w:val="28"/>
+          <w:szCs w:val="28"/>
+        </w:rPr>
+      </w:pPr>
+      <w:r>
+        <w:rPr>
+          <w:rFonts w:hint="eastAsia"/>
+          <w:color w:val="FF0000"/>
+          <w:sz w:val="28"/>
+          <w:szCs w:val="28"/>
+        </w:rPr>
+        <w:t>w</w:t>
+      </w:r>
+      <w:r>
+        <w:rPr>
+          <w:color w:val="FF0000"/>
+          <w:sz w:val="28"/>
+          <w:szCs w:val="28"/>
+        </w:rPr>
+        <w:t>ith very few exceptions</w:t>
+      </w:r>
+      <w:r>
+        <w:rPr>
+          <w:rFonts w:hint="eastAsia"/>
+          <w:color w:val="FF0000"/>
+          <w:sz w:val="28"/>
+          <w:szCs w:val="28"/>
+        </w:rPr>
+        <w:t xml:space="preserve"> </w:t>
+      </w:r>
+      <w:r>
+        <w:rPr>
+          <w:rFonts w:hint="eastAsia"/>
+          <w:color w:val="FF0000"/>
+          <w:sz w:val="28"/>
+          <w:szCs w:val="28"/>
+        </w:rPr>
+        <w:t>幾乎沒有例外</w:t>
+      </w:r>
+    </w:p>
+    <w:p>
+      <w:pPr>
+        <w:rPr>
+          <w:color w:val="000000" w:themeColor="text1"/>
+          <w:sz w:val="28"/>
+          <w:szCs w:val="28"/>
+        </w:rPr>
+      </w:pPr>
+    </w:p>
+    <w:p>
+      <w:pPr>
+        <w:rPr>
+          <w:color w:val="000000" w:themeColor="text1"/>
+          <w:sz w:val="28"/>
+          <w:szCs w:val="28"/>
+        </w:rPr>
+      </w:pPr>
+      <w:r>
+        <w:rPr>
+          <w:rFonts w:hint="eastAsia"/>
+          <w:color w:val="000000" w:themeColor="text1"/>
+          <w:sz w:val="28"/>
+          <w:szCs w:val="28"/>
+        </w:rPr>
+        <w:t>a</w:t>
+      </w:r>
+      <w:r>
+        <w:rPr>
+          <w:color w:val="000000" w:themeColor="text1"/>
+          <w:sz w:val="28"/>
+          <w:szCs w:val="28"/>
+        </w:rPr>
+        <w:t>dhere v.</w:t>
+      </w:r>
+      <w:r>
+        <w:rPr>
+          <w:rFonts w:hint="eastAsia"/>
+          <w:color w:val="000000" w:themeColor="text1"/>
+          <w:sz w:val="28"/>
+          <w:szCs w:val="28"/>
+        </w:rPr>
+        <w:t>遵守</w:t>
+      </w:r>
+      <w:r>
+        <w:rPr>
+          <w:rFonts w:hint="eastAsia"/>
+          <w:color w:val="000000" w:themeColor="text1"/>
+          <w:sz w:val="28"/>
+          <w:szCs w:val="28"/>
+        </w:rPr>
+        <w:t>/</w:t>
+      </w:r>
+      <w:r>
+        <w:rPr>
+          <w:rFonts w:hint="eastAsia"/>
+          <w:color w:val="000000" w:themeColor="text1"/>
+          <w:sz w:val="28"/>
+          <w:szCs w:val="28"/>
+        </w:rPr>
+        <w:t>堅持</w:t>
+      </w:r>
+    </w:p>
+    <w:p>
+      <w:pPr>
+        <w:rPr>
+          <w:color w:val="FF0000"/>
+          <w:sz w:val="28"/>
+          <w:szCs w:val="28"/>
+        </w:rPr>
+      </w:pPr>
+      <w:r>
+        <w:rPr>
+          <w:rFonts w:hint="eastAsia"/>
+          <w:color w:val="FF0000"/>
+          <w:sz w:val="28"/>
+          <w:szCs w:val="28"/>
+        </w:rPr>
+        <w:t>a</w:t>
+      </w:r>
+      <w:r>
+        <w:rPr>
+          <w:color w:val="FF0000"/>
+          <w:sz w:val="28"/>
+          <w:szCs w:val="28"/>
+        </w:rPr>
+        <w:t xml:space="preserve">dhere to +policies/rules/standards </w:t>
+      </w:r>
+      <w:r>
+        <w:rPr>
+          <w:rFonts w:hint="eastAsia"/>
+          <w:color w:val="FF0000"/>
+          <w:sz w:val="28"/>
+          <w:szCs w:val="28"/>
+        </w:rPr>
+        <w:t>遵守政策</w:t>
+      </w:r>
+      <w:r>
+        <w:rPr>
+          <w:rFonts w:hint="eastAsia"/>
+          <w:color w:val="FF0000"/>
+          <w:sz w:val="28"/>
+          <w:szCs w:val="28"/>
+        </w:rPr>
+        <w:t>/</w:t>
+      </w:r>
+      <w:r>
+        <w:rPr>
+          <w:rFonts w:hint="eastAsia"/>
+          <w:color w:val="FF0000"/>
+          <w:sz w:val="28"/>
+          <w:szCs w:val="28"/>
+        </w:rPr>
+        <w:t>規則</w:t>
+      </w:r>
+      <w:r>
+        <w:rPr>
+          <w:rFonts w:hint="eastAsia"/>
+          <w:color w:val="FF0000"/>
+          <w:sz w:val="28"/>
+          <w:szCs w:val="28"/>
+        </w:rPr>
+        <w:t>/</w:t>
+      </w:r>
+      <w:r>
+        <w:rPr>
+          <w:rFonts w:hint="eastAsia"/>
+          <w:color w:val="FF0000"/>
+          <w:sz w:val="28"/>
+          <w:szCs w:val="28"/>
+        </w:rPr>
+        <w:t>標準</w:t>
+      </w:r>
+    </w:p>
+    <w:p>
+      <w:pPr>
+        <w:rPr>
+          <w:color w:val="000000" w:themeColor="text1"/>
+          <w:sz w:val="28"/>
+          <w:szCs w:val="28"/>
+        </w:rPr>
+      </w:pPr>
+    </w:p>
+    <w:p>
+      <w:pPr>
+        <w:rPr>
+          <w:sz w:val="28"/>
+          <w:szCs w:val="28"/>
+        </w:rPr>
+      </w:pPr>
+      <w:r>
+        <w:rPr>
+          <w:rFonts w:hint="eastAsia"/>
+          <w:sz w:val="28"/>
+          <w:szCs w:val="28"/>
+        </w:rPr>
+        <w:t>s</w:t>
+      </w:r>
+      <w:r>
+        <w:rPr>
+          <w:sz w:val="28"/>
+          <w:szCs w:val="28"/>
+        </w:rPr>
+        <w:t>everely adv.</w:t>
+      </w:r>
+      <w:r>
+        <w:rPr>
+          <w:rFonts w:hint="eastAsia"/>
+          <w:sz w:val="28"/>
+          <w:szCs w:val="28"/>
+        </w:rPr>
+        <w:t>嚴重地</w:t>
+      </w:r>
+      <w:r>
+        <w:rPr>
+          <w:rFonts w:hint="eastAsia"/>
+          <w:sz w:val="28"/>
+          <w:szCs w:val="28"/>
+        </w:rPr>
+        <w:t xml:space="preserve"> </w:t>
+      </w:r>
+      <w:r>
+        <w:rPr>
+          <w:sz w:val="28"/>
+          <w:szCs w:val="28"/>
+        </w:rPr>
+        <w:t xml:space="preserve">= sternly </w:t>
+      </w:r>
+    </w:p>
+    <w:p>
+      <w:pPr>
+        <w:rPr>
+          <w:sz w:val="28"/>
+          <w:szCs w:val="28"/>
+        </w:rPr>
+      </w:pPr>
+    </w:p>
+    <w:p>
+      <w:pPr>
+        <w:rPr>
+          <w:sz w:val="28"/>
+          <w:szCs w:val="28"/>
+        </w:rPr>
+      </w:pPr>
+      <w:r>
+        <w:rPr>
+          <w:rFonts w:hint="eastAsia"/>
+          <w:sz w:val="28"/>
+          <w:szCs w:val="28"/>
+        </w:rPr>
+        <w:t>r</w:t>
+      </w:r>
+      <w:r>
+        <w:rPr>
+          <w:sz w:val="28"/>
+          <w:szCs w:val="28"/>
+        </w:rPr>
+        <w:t>efrain v.</w:t>
+      </w:r>
+      <w:r>
+        <w:rPr>
+          <w:rFonts w:hint="eastAsia"/>
+          <w:sz w:val="28"/>
+          <w:szCs w:val="28"/>
+        </w:rPr>
+        <w:t>克制</w:t>
+      </w:r>
+      <w:r>
+        <w:rPr>
+          <w:rFonts w:hint="eastAsia"/>
+          <w:sz w:val="28"/>
+          <w:szCs w:val="28"/>
+        </w:rPr>
+        <w:t>/</w:t>
+      </w:r>
+      <w:r>
+        <w:rPr>
+          <w:rFonts w:hint="eastAsia"/>
+          <w:sz w:val="28"/>
+          <w:szCs w:val="28"/>
+        </w:rPr>
+        <w:t>抑制</w:t>
+      </w:r>
+    </w:p>
+    <w:p>
+      <w:pPr>
+        <w:rPr>
+          <w:rFonts w:hint="eastAsia"/>
+          <w:color w:val="FF0000"/>
+          <w:sz w:val="28"/>
+          <w:szCs w:val="28"/>
+        </w:rPr>
+      </w:pPr>
+      <w:r>
+        <w:rPr>
+          <w:rFonts w:hint="eastAsia"/>
+          <w:color w:val="FF0000"/>
+          <w:sz w:val="28"/>
+          <w:szCs w:val="28"/>
+        </w:rPr>
+        <w:t>r</w:t>
+      </w:r>
+      <w:r>
+        <w:rPr>
+          <w:color w:val="FF0000"/>
+          <w:sz w:val="28"/>
+          <w:szCs w:val="28"/>
+        </w:rPr>
+        <w:t xml:space="preserve">efrain from </w:t>
+      </w:r>
+      <w:r>
+        <w:rPr>
+          <w:rFonts w:hint="eastAsia"/>
+          <w:color w:val="FF0000"/>
+          <w:sz w:val="28"/>
+          <w:szCs w:val="28"/>
+        </w:rPr>
+        <w:t>克制</w:t>
+      </w:r>
+      <w:r>
+        <w:rPr>
+          <w:rFonts w:hint="eastAsia"/>
+          <w:color w:val="FF0000"/>
+          <w:sz w:val="28"/>
+          <w:szCs w:val="28"/>
+        </w:rPr>
+        <w:t>~</w:t>
+      </w:r>
+      <w:r>
+        <w:rPr>
+          <w:color w:val="FF0000"/>
+          <w:sz w:val="28"/>
+          <w:szCs w:val="28"/>
+        </w:rPr>
+        <w:t>/</w:t>
+      </w:r>
+      <w:r>
+        <w:rPr>
+          <w:rFonts w:hint="eastAsia"/>
+          <w:color w:val="FF0000"/>
+          <w:sz w:val="28"/>
+          <w:szCs w:val="28"/>
+        </w:rPr>
+        <w:t>避免做</w:t>
+      </w:r>
+      <w:r>
+        <w:rPr>
+          <w:rFonts w:hint="eastAsia"/>
+          <w:color w:val="FF0000"/>
+          <w:sz w:val="28"/>
+          <w:szCs w:val="28"/>
+        </w:rPr>
+        <w:t>~</w:t>
+      </w:r>
+    </w:p>
+    <w:p>
+      <w:pPr>
+        <w:rPr>
+          <w:sz w:val="28"/>
+          <w:szCs w:val="28"/>
+        </w:rPr>
+      </w:pPr>
+    </w:p>
+    <w:p>
+      <w:pPr>
+        <w:rPr>
+          <w:sz w:val="28"/>
+          <w:szCs w:val="28"/>
+        </w:rPr>
+      </w:pPr>
+      <w:r>
+        <w:rPr>
+          <w:rFonts w:hint="eastAsia"/>
+          <w:sz w:val="28"/>
+          <w:szCs w:val="28"/>
+        </w:rPr>
+        <w:t>p</w:t>
+      </w:r>
+      <w:r>
+        <w:rPr>
+          <w:sz w:val="28"/>
+          <w:szCs w:val="28"/>
+        </w:rPr>
+        <w:t>ermission n.</w:t>
+      </w:r>
+      <w:r>
+        <w:rPr>
+          <w:rFonts w:hint="eastAsia"/>
+          <w:sz w:val="28"/>
+          <w:szCs w:val="28"/>
+        </w:rPr>
+        <w:t>允許</w:t>
+      </w:r>
+    </w:p>
+    <w:p>
+      <w:pPr>
+        <w:rPr>
+          <w:sz w:val="28"/>
+          <w:szCs w:val="28"/>
+        </w:rPr>
+      </w:pPr>
+    </w:p>
+    <w:p>
+      <w:pPr>
+        <w:rPr>
+          <w:sz w:val="28"/>
+          <w:szCs w:val="28"/>
+        </w:rPr>
+      </w:pPr>
+      <w:r>
+        <w:rPr>
+          <w:rFonts w:hint="eastAsia"/>
+          <w:sz w:val="28"/>
+          <w:szCs w:val="28"/>
+        </w:rPr>
+        <w:t>a</w:t>
+      </w:r>
+      <w:r>
+        <w:rPr>
+          <w:sz w:val="28"/>
+          <w:szCs w:val="28"/>
+        </w:rPr>
+        <w:t>ccess n.</w:t>
+      </w:r>
+      <w:r>
+        <w:rPr>
+          <w:rFonts w:hint="eastAsia"/>
+          <w:sz w:val="28"/>
+          <w:szCs w:val="28"/>
+        </w:rPr>
+        <w:t>使用權</w:t>
+      </w:r>
+      <w:r>
+        <w:rPr>
+          <w:rFonts w:hint="eastAsia"/>
+          <w:sz w:val="28"/>
+          <w:szCs w:val="28"/>
+        </w:rPr>
+        <w:t>/</w:t>
+      </w:r>
+      <w:r>
+        <w:rPr>
+          <w:rFonts w:hint="eastAsia"/>
+          <w:sz w:val="28"/>
+          <w:szCs w:val="28"/>
+        </w:rPr>
+        <w:t>接近</w:t>
+      </w:r>
+    </w:p>
+    <w:p>
+      <w:pPr>
+        <w:rPr>
+          <w:sz w:val="28"/>
+          <w:szCs w:val="28"/>
+        </w:rPr>
+      </w:pPr>
+      <w:r>
+        <w:rPr>
+          <w:rFonts w:hint="eastAsia"/>
+          <w:sz w:val="28"/>
+          <w:szCs w:val="28"/>
+        </w:rPr>
+        <w:t>h</w:t>
+      </w:r>
+      <w:r>
+        <w:rPr>
+          <w:sz w:val="28"/>
+          <w:szCs w:val="28"/>
+        </w:rPr>
+        <w:t>ave access to</w:t>
+      </w:r>
+      <w:r>
+        <w:rPr>
+          <w:rFonts w:hint="eastAsia"/>
+          <w:sz w:val="28"/>
+          <w:szCs w:val="28"/>
+        </w:rPr>
+        <w:t>接近</w:t>
+      </w:r>
+      <w:r>
+        <w:rPr>
+          <w:rFonts w:hint="eastAsia"/>
+          <w:sz w:val="28"/>
+          <w:szCs w:val="28"/>
+        </w:rPr>
+        <w:t>/</w:t>
+      </w:r>
+      <w:r>
+        <w:rPr>
+          <w:rFonts w:hint="eastAsia"/>
+          <w:sz w:val="28"/>
+          <w:szCs w:val="28"/>
+        </w:rPr>
+        <w:t>使用</w:t>
+      </w:r>
+      <w:r>
+        <w:rPr>
+          <w:rFonts w:hint="eastAsia"/>
+          <w:sz w:val="28"/>
+          <w:szCs w:val="28"/>
+        </w:rPr>
+        <w:t>~</w:t>
+      </w:r>
+      <w:r>
+        <w:rPr>
+          <w:rFonts w:hint="eastAsia"/>
+          <w:sz w:val="28"/>
+          <w:szCs w:val="28"/>
+        </w:rPr>
+        <w:t>的權限</w:t>
+      </w:r>
+    </w:p>
+    <w:p>
+      <w:pPr>
+        <w:rPr>
+          <w:sz w:val="28"/>
+          <w:szCs w:val="28"/>
+        </w:rPr>
+      </w:pPr>
+      <w:r>
+        <w:rPr>
+          <w:rFonts w:hint="eastAsia"/>
+          <w:sz w:val="28"/>
+          <w:szCs w:val="28"/>
+        </w:rPr>
+        <w:t>a</w:t>
+      </w:r>
+      <w:r>
+        <w:rPr>
+          <w:sz w:val="28"/>
+          <w:szCs w:val="28"/>
+        </w:rPr>
+        <w:t>ccess the documents</w:t>
+      </w:r>
+      <w:r>
+        <w:rPr>
+          <w:rFonts w:hint="eastAsia"/>
+          <w:sz w:val="28"/>
+          <w:szCs w:val="28"/>
+        </w:rPr>
+        <w:t>存取文件</w:t>
+      </w:r>
+    </w:p>
+    <w:p>
+      <w:pPr>
+        <w:rPr>
+          <w:sz w:val="28"/>
+          <w:szCs w:val="28"/>
+        </w:rPr>
+      </w:pPr>
+    </w:p>
+    <w:p>
+      <w:pPr>
+        <w:rPr>
+          <w:sz w:val="28"/>
+          <w:szCs w:val="28"/>
+        </w:rPr>
+      </w:pPr>
+      <w:r>
+        <w:rPr>
+          <w:rFonts w:hint="eastAsia"/>
+          <w:sz w:val="28"/>
+          <w:szCs w:val="28"/>
+        </w:rPr>
+        <w:lastRenderedPageBreak/>
+        <w:t>t</w:t>
+      </w:r>
+      <w:r>
+        <w:rPr>
+          <w:sz w:val="28"/>
+          <w:szCs w:val="28"/>
+        </w:rPr>
+        <w:t>horoughly adv.</w:t>
+      </w:r>
+      <w:r>
+        <w:rPr>
+          <w:rFonts w:hint="eastAsia"/>
+          <w:sz w:val="28"/>
+          <w:szCs w:val="28"/>
+        </w:rPr>
+        <w:t>徹底地</w:t>
+      </w:r>
+    </w:p>
+    <w:p>
+      <w:pPr>
+        <w:rPr>
+          <w:sz w:val="28"/>
+          <w:szCs w:val="28"/>
+        </w:rPr>
+      </w:pPr>
+    </w:p>
+    <w:p>
+      <w:pPr>
+        <w:rPr>
+          <w:sz w:val="28"/>
+          <w:szCs w:val="28"/>
+        </w:rPr>
+      </w:pPr>
+      <w:r>
+        <w:rPr>
+          <w:rFonts w:hint="eastAsia"/>
+          <w:sz w:val="28"/>
+          <w:szCs w:val="28"/>
+        </w:rPr>
+        <w:t>a</w:t>
+      </w:r>
+      <w:r>
+        <w:rPr>
+          <w:sz w:val="28"/>
+          <w:szCs w:val="28"/>
+        </w:rPr>
+        <w:t>pproach n.</w:t>
+      </w:r>
+      <w:r>
+        <w:rPr>
+          <w:rFonts w:hint="eastAsia"/>
+          <w:sz w:val="28"/>
+          <w:szCs w:val="28"/>
+        </w:rPr>
+        <w:t>接近</w:t>
+      </w:r>
+      <w:r>
+        <w:rPr>
+          <w:rFonts w:hint="eastAsia"/>
+          <w:sz w:val="28"/>
+          <w:szCs w:val="28"/>
+        </w:rPr>
+        <w:t>/</w:t>
+      </w:r>
+      <w:r>
+        <w:rPr>
+          <w:rFonts w:hint="eastAsia"/>
+          <w:sz w:val="28"/>
+          <w:szCs w:val="28"/>
+        </w:rPr>
+        <w:t>處理方法</w:t>
+      </w:r>
+    </w:p>
+    <w:p>
+      <w:pPr>
+        <w:rPr>
+          <w:sz w:val="28"/>
+          <w:szCs w:val="28"/>
+        </w:rPr>
+      </w:pPr>
+    </w:p>
+    <w:p>
+      <w:pPr>
+        <w:rPr>
+          <w:sz w:val="28"/>
+          <w:szCs w:val="28"/>
+        </w:rPr>
+      </w:pPr>
+      <w:r>
+        <w:rPr>
+          <w:rFonts w:hint="eastAsia"/>
+          <w:sz w:val="28"/>
+          <w:szCs w:val="28"/>
+        </w:rPr>
+        <w:t>a</w:t>
+      </w:r>
+      <w:r>
+        <w:rPr>
+          <w:sz w:val="28"/>
+          <w:szCs w:val="28"/>
+        </w:rPr>
+        <w:t>pproval n.</w:t>
+      </w:r>
+      <w:r>
+        <w:rPr>
+          <w:rFonts w:hint="eastAsia"/>
+          <w:sz w:val="28"/>
+          <w:szCs w:val="28"/>
+        </w:rPr>
+        <w:t>批准</w:t>
+      </w:r>
+      <w:r>
+        <w:rPr>
+          <w:rFonts w:hint="eastAsia"/>
+          <w:sz w:val="28"/>
+          <w:szCs w:val="28"/>
+        </w:rPr>
+        <w:t>/</w:t>
+      </w:r>
+      <w:r>
+        <w:rPr>
+          <w:rFonts w:hint="eastAsia"/>
+          <w:sz w:val="28"/>
+          <w:szCs w:val="28"/>
+        </w:rPr>
+        <w:t>認可</w:t>
+      </w:r>
+      <w:r>
+        <w:rPr>
+          <w:rFonts w:hint="eastAsia"/>
+          <w:sz w:val="28"/>
+          <w:szCs w:val="28"/>
+        </w:rPr>
+        <w:t xml:space="preserve"> </w:t>
+      </w:r>
+      <w:r>
+        <w:rPr>
+          <w:sz w:val="28"/>
+          <w:szCs w:val="28"/>
+        </w:rPr>
+        <w:t xml:space="preserve">= permission </w:t>
+      </w:r>
+      <w:r>
+        <w:rPr>
+          <w:rFonts w:hint="eastAsia"/>
+          <w:sz w:val="28"/>
+          <w:szCs w:val="28"/>
+        </w:rPr>
+        <w:t>許可</w:t>
+      </w:r>
+    </w:p>
+    <w:p>
+      <w:pPr>
+        <w:rPr>
+          <w:color w:val="FF0000"/>
+          <w:sz w:val="28"/>
+          <w:szCs w:val="28"/>
+        </w:rPr>
+      </w:pPr>
+      <w:r>
+        <w:rPr>
+          <w:rFonts w:hint="eastAsia"/>
+          <w:color w:val="FF0000"/>
+          <w:sz w:val="28"/>
+          <w:szCs w:val="28"/>
+        </w:rPr>
+        <w:t>o</w:t>
+      </w:r>
+      <w:r>
+        <w:rPr>
+          <w:color w:val="FF0000"/>
+          <w:sz w:val="28"/>
+          <w:szCs w:val="28"/>
+        </w:rPr>
+        <w:t>btain approval (for)</w:t>
+      </w:r>
+      <w:r>
+        <w:rPr>
+          <w:rFonts w:hint="eastAsia"/>
+          <w:color w:val="FF0000"/>
+          <w:sz w:val="28"/>
+          <w:szCs w:val="28"/>
+        </w:rPr>
+        <w:t>獲得</w:t>
+      </w:r>
+      <w:r>
+        <w:rPr>
+          <w:rFonts w:hint="eastAsia"/>
+          <w:color w:val="FF0000"/>
+          <w:sz w:val="28"/>
+          <w:szCs w:val="28"/>
+        </w:rPr>
+        <w:t>(</w:t>
+      </w:r>
+      <w:r>
+        <w:rPr>
+          <w:rFonts w:hint="eastAsia"/>
+          <w:color w:val="FF0000"/>
+          <w:sz w:val="28"/>
+          <w:szCs w:val="28"/>
+        </w:rPr>
+        <w:t>對於</w:t>
+      </w:r>
+      <w:r>
+        <w:rPr>
+          <w:rFonts w:hint="eastAsia"/>
+          <w:color w:val="FF0000"/>
+          <w:sz w:val="28"/>
+          <w:szCs w:val="28"/>
+        </w:rPr>
+        <w:t>~)</w:t>
+      </w:r>
+      <w:r>
+        <w:rPr>
+          <w:rFonts w:hint="eastAsia"/>
+          <w:color w:val="FF0000"/>
+          <w:sz w:val="28"/>
+          <w:szCs w:val="28"/>
+        </w:rPr>
+        <w:t>的批准</w:t>
+      </w:r>
+    </w:p>
+    <w:p>
+      <w:pPr>
+        <w:rPr>
+          <w:color w:val="000000" w:themeColor="text1"/>
+          <w:sz w:val="28"/>
+          <w:szCs w:val="28"/>
+        </w:rPr>
+      </w:pPr>
+    </w:p>
+    <w:p>
+      <w:pPr>
+        <w:rPr>
+          <w:color w:val="000000" w:themeColor="text1"/>
+          <w:sz w:val="28"/>
+          <w:szCs w:val="28"/>
+        </w:rPr>
+      </w:pPr>
+      <w:r>
+        <w:rPr>
+          <w:rFonts w:hint="eastAsia"/>
+          <w:color w:val="000000" w:themeColor="text1"/>
+          <w:sz w:val="28"/>
+          <w:szCs w:val="28"/>
+        </w:rPr>
+        <w:t>f</w:t>
+      </w:r>
+      <w:r>
+        <w:rPr>
+          <w:color w:val="000000" w:themeColor="text1"/>
+          <w:sz w:val="28"/>
+          <w:szCs w:val="28"/>
+        </w:rPr>
+        <w:t>orm n.</w:t>
+      </w:r>
+      <w:r>
+        <w:rPr>
+          <w:rFonts w:hint="eastAsia"/>
+          <w:color w:val="000000" w:themeColor="text1"/>
+          <w:sz w:val="28"/>
+          <w:szCs w:val="28"/>
+        </w:rPr>
+        <w:t>種類</w:t>
+      </w:r>
+      <w:r>
+        <w:rPr>
+          <w:rFonts w:hint="eastAsia"/>
+          <w:color w:val="000000" w:themeColor="text1"/>
+          <w:sz w:val="28"/>
+          <w:szCs w:val="28"/>
+        </w:rPr>
+        <w:t>/</w:t>
+      </w:r>
+      <w:r>
+        <w:rPr>
+          <w:rFonts w:hint="eastAsia"/>
+          <w:color w:val="000000" w:themeColor="text1"/>
+          <w:sz w:val="28"/>
+          <w:szCs w:val="28"/>
+        </w:rPr>
+        <w:t>形式</w:t>
+      </w:r>
+    </w:p>
+    <w:p>
+      <w:pPr>
+        <w:rPr>
+          <w:rFonts w:hint="eastAsia"/>
+          <w:color w:val="FF0000"/>
+          <w:sz w:val="28"/>
+          <w:szCs w:val="28"/>
+        </w:rPr>
+      </w:pPr>
+      <w:r>
+        <w:rPr>
+          <w:rFonts w:hint="eastAsia"/>
+          <w:color w:val="FF0000"/>
+          <w:sz w:val="28"/>
+          <w:szCs w:val="28"/>
+        </w:rPr>
+        <w:t>a</w:t>
+      </w:r>
+      <w:r>
+        <w:rPr>
+          <w:color w:val="FF0000"/>
+          <w:sz w:val="28"/>
+          <w:szCs w:val="28"/>
+        </w:rPr>
+        <w:t xml:space="preserve"> form of identification </w:t>
+      </w:r>
+      <w:r>
+        <w:rPr>
+          <w:rFonts w:hint="eastAsia"/>
+          <w:color w:val="FF0000"/>
+          <w:sz w:val="28"/>
+          <w:szCs w:val="28"/>
+        </w:rPr>
+        <w:t>一種身分證明</w:t>
+      </w:r>
+    </w:p>
+    <w:p>
+      <w:pPr>
+        <w:rPr>
+          <w:rFonts w:hint="eastAsia"/>
+          <w:sz w:val="28"/>
+          <w:szCs w:val="28"/>
+        </w:rPr>
+      </w:pPr>
+    </w:p>
+    <w:p>
+      <w:pPr>
+        <w:rPr>
+          <w:color w:val="000000" w:themeColor="text1"/>
+          <w:sz w:val="28"/>
+          <w:szCs w:val="28"/>
+        </w:rPr>
+      </w:pPr>
+      <w:r>
+        <w:rPr>
+          <w:rFonts w:hint="eastAsia"/>
+          <w:color w:val="000000" w:themeColor="text1"/>
+          <w:sz w:val="28"/>
+          <w:szCs w:val="28"/>
+        </w:rPr>
+        <w:t>i</w:t>
+      </w:r>
+      <w:r>
+        <w:rPr>
+          <w:color w:val="000000" w:themeColor="text1"/>
+          <w:sz w:val="28"/>
+          <w:szCs w:val="28"/>
+        </w:rPr>
+        <w:t>mmediately adv.</w:t>
+      </w:r>
+      <w:r>
+        <w:rPr>
+          <w:rFonts w:hint="eastAsia"/>
+          <w:color w:val="000000" w:themeColor="text1"/>
+          <w:sz w:val="28"/>
+          <w:szCs w:val="28"/>
+        </w:rPr>
+        <w:t>立即</w:t>
+      </w:r>
+      <w:r>
+        <w:rPr>
+          <w:rFonts w:hint="eastAsia"/>
+          <w:color w:val="000000" w:themeColor="text1"/>
+          <w:sz w:val="28"/>
+          <w:szCs w:val="28"/>
+        </w:rPr>
+        <w:t>/</w:t>
+      </w:r>
+      <w:r>
+        <w:rPr>
+          <w:rFonts w:hint="eastAsia"/>
+          <w:color w:val="000000" w:themeColor="text1"/>
+          <w:sz w:val="28"/>
+          <w:szCs w:val="28"/>
+        </w:rPr>
+        <w:t>馬上</w:t>
+      </w:r>
+    </w:p>
+    <w:p>
+      <w:pPr>
+        <w:rPr>
+          <w:color w:val="FF0000"/>
+          <w:sz w:val="28"/>
+          <w:szCs w:val="28"/>
+        </w:rPr>
+      </w:pPr>
+      <w:r>
+        <w:rPr>
+          <w:rFonts w:hint="eastAsia"/>
+          <w:color w:val="FF0000"/>
+          <w:sz w:val="28"/>
+          <w:szCs w:val="28"/>
+        </w:rPr>
+        <w:t>i</w:t>
+      </w:r>
+      <w:r>
+        <w:rPr>
+          <w:color w:val="FF0000"/>
+          <w:sz w:val="28"/>
+          <w:szCs w:val="28"/>
+        </w:rPr>
+        <w:t>mmediately after</w:t>
+      </w:r>
+      <w:r>
+        <w:rPr>
+          <w:rFonts w:hint="eastAsia"/>
+          <w:color w:val="FF0000"/>
+          <w:sz w:val="28"/>
+          <w:szCs w:val="28"/>
+        </w:rPr>
+        <w:t>在</w:t>
+      </w:r>
+      <w:r>
+        <w:rPr>
+          <w:rFonts w:hint="eastAsia"/>
+          <w:color w:val="FF0000"/>
+          <w:sz w:val="28"/>
+          <w:szCs w:val="28"/>
+        </w:rPr>
+        <w:t>~</w:t>
+      </w:r>
+      <w:r>
+        <w:rPr>
+          <w:rFonts w:hint="eastAsia"/>
+          <w:color w:val="FF0000"/>
+          <w:sz w:val="28"/>
+          <w:szCs w:val="28"/>
+        </w:rPr>
+        <w:t>之後馬上</w:t>
+      </w:r>
+    </w:p>
+    <w:p>
+      <w:pPr>
+        <w:rPr>
+          <w:rFonts w:hint="eastAsia"/>
+          <w:color w:val="FF0000"/>
+          <w:sz w:val="28"/>
+          <w:szCs w:val="28"/>
+        </w:rPr>
+      </w:pPr>
+      <w:r>
+        <w:rPr>
+          <w:color w:val="FF0000"/>
+          <w:sz w:val="28"/>
+          <w:szCs w:val="28"/>
+        </w:rPr>
+        <w:t xml:space="preserve">immediately upon arrival </w:t>
+      </w:r>
+      <w:r>
+        <w:rPr>
+          <w:rFonts w:hint="eastAsia"/>
+          <w:color w:val="FF0000"/>
+          <w:sz w:val="28"/>
+          <w:szCs w:val="28"/>
+        </w:rPr>
+        <w:t>在到達後馬上</w:t>
+      </w:r>
+    </w:p>
+    <w:p>
+      <w:pPr>
+        <w:rPr>
+          <w:color w:val="000000" w:themeColor="text1"/>
+          <w:sz w:val="28"/>
+          <w:szCs w:val="28"/>
+        </w:rPr>
+      </w:pPr>
+    </w:p>
+    <w:p>
+      <w:pPr>
+        <w:rPr>
+          <w:color w:val="000000" w:themeColor="text1"/>
+          <w:sz w:val="28"/>
+          <w:szCs w:val="28"/>
+        </w:rPr>
+      </w:pPr>
+    </w:p>
+    <w:p>
+      <w:pPr>
+        <w:rPr>
+          <w:color w:val="000000" w:themeColor="text1"/>
+          <w:sz w:val="28"/>
+          <w:szCs w:val="28"/>
+        </w:rPr>
+      </w:pPr>
+    </w:p>
+    <w:p>
+      <w:pPr>
+        <w:rPr>
+          <w:color w:val="000000" w:themeColor="text1"/>
+          <w:sz w:val="28"/>
+          <w:szCs w:val="28"/>
+        </w:rPr>
+      </w:pPr>
+      <w:r>
+        <w:rPr>
+          <w:rFonts w:hint="eastAsia"/>
+          <w:color w:val="000000" w:themeColor="text1"/>
+          <w:sz w:val="28"/>
+          <w:szCs w:val="28"/>
+        </w:rPr>
+        <w:t>a</w:t>
+      </w:r>
+      <w:r>
+        <w:rPr>
+          <w:color w:val="000000" w:themeColor="text1"/>
+          <w:sz w:val="28"/>
+          <w:szCs w:val="28"/>
+        </w:rPr>
+        <w:t>rrangement n.</w:t>
+      </w:r>
+      <w:r>
+        <w:rPr>
+          <w:rFonts w:hint="eastAsia"/>
+          <w:color w:val="000000" w:themeColor="text1"/>
+          <w:sz w:val="28"/>
+          <w:szCs w:val="28"/>
+        </w:rPr>
+        <w:t>安排</w:t>
+      </w:r>
+      <w:r>
+        <w:rPr>
+          <w:rFonts w:hint="eastAsia"/>
+          <w:color w:val="000000" w:themeColor="text1"/>
+          <w:sz w:val="28"/>
+          <w:szCs w:val="28"/>
+        </w:rPr>
+        <w:t>/</w:t>
+      </w:r>
+      <w:r>
+        <w:rPr>
+          <w:rFonts w:hint="eastAsia"/>
+          <w:color w:val="000000" w:themeColor="text1"/>
+          <w:sz w:val="28"/>
+          <w:szCs w:val="28"/>
+        </w:rPr>
+        <w:t>準備</w:t>
+      </w:r>
+    </w:p>
+    <w:p>
+      <w:pPr>
+        <w:rPr>
+          <w:color w:val="000000" w:themeColor="text1"/>
+          <w:sz w:val="28"/>
+          <w:szCs w:val="28"/>
+        </w:rPr>
+      </w:pPr>
+      <w:r>
+        <w:rPr>
+          <w:rFonts w:hint="eastAsia"/>
+          <w:color w:val="000000" w:themeColor="text1"/>
+          <w:sz w:val="28"/>
+          <w:szCs w:val="28"/>
+        </w:rPr>
+        <w:t>m</w:t>
+      </w:r>
+      <w:r>
+        <w:rPr>
+          <w:color w:val="000000" w:themeColor="text1"/>
+          <w:sz w:val="28"/>
+          <w:szCs w:val="28"/>
+        </w:rPr>
+        <w:t xml:space="preserve">ake arrangement to do </w:t>
+      </w:r>
+      <w:r>
+        <w:rPr>
+          <w:rFonts w:hint="eastAsia"/>
+          <w:color w:val="000000" w:themeColor="text1"/>
+          <w:sz w:val="28"/>
+          <w:szCs w:val="28"/>
+        </w:rPr>
+        <w:t>為做</w:t>
+      </w:r>
+      <w:r>
+        <w:rPr>
+          <w:rFonts w:hint="eastAsia"/>
+          <w:color w:val="000000" w:themeColor="text1"/>
+          <w:sz w:val="28"/>
+          <w:szCs w:val="28"/>
+        </w:rPr>
+        <w:t>~</w:t>
+      </w:r>
+      <w:r>
+        <w:rPr>
+          <w:rFonts w:hint="eastAsia"/>
+          <w:color w:val="000000" w:themeColor="text1"/>
+          <w:sz w:val="28"/>
+          <w:szCs w:val="28"/>
+        </w:rPr>
+        <w:t>而做出安排</w:t>
+      </w:r>
+    </w:p>
+    <w:p>
+      <w:pPr>
+        <w:rPr>
+          <w:color w:val="000000" w:themeColor="text1"/>
+          <w:sz w:val="28"/>
+          <w:szCs w:val="28"/>
+        </w:rPr>
+      </w:pPr>
+      <w:r>
+        <w:rPr>
+          <w:color w:val="000000" w:themeColor="text1"/>
+          <w:sz w:val="28"/>
+          <w:szCs w:val="28"/>
+        </w:rPr>
+        <w:t>make arrangement for</w:t>
+      </w:r>
+      <w:r>
+        <w:rPr>
+          <w:rFonts w:hint="eastAsia"/>
+          <w:color w:val="000000" w:themeColor="text1"/>
+          <w:sz w:val="28"/>
+          <w:szCs w:val="28"/>
+        </w:rPr>
+        <w:t>為</w:t>
+      </w:r>
+      <w:r>
+        <w:rPr>
+          <w:rFonts w:hint="eastAsia"/>
+          <w:color w:val="000000" w:themeColor="text1"/>
+          <w:sz w:val="28"/>
+          <w:szCs w:val="28"/>
+        </w:rPr>
+        <w:t>~</w:t>
+      </w:r>
+      <w:r>
+        <w:rPr>
+          <w:rFonts w:hint="eastAsia"/>
+          <w:color w:val="000000" w:themeColor="text1"/>
+          <w:sz w:val="28"/>
+          <w:szCs w:val="28"/>
+        </w:rPr>
+        <w:t>做安排</w:t>
+      </w:r>
+    </w:p>
+    <w:p>
+      <w:pPr>
+        <w:rPr>
+          <w:color w:val="000000" w:themeColor="text1"/>
+          <w:sz w:val="28"/>
+          <w:szCs w:val="28"/>
+        </w:rPr>
+      </w:pPr>
+    </w:p>
+    <w:p>
+      <w:pPr>
+        <w:rPr>
+          <w:color w:val="000000" w:themeColor="text1"/>
+          <w:sz w:val="28"/>
+          <w:szCs w:val="28"/>
+        </w:rPr>
+      </w:pPr>
+      <w:r>
+        <w:rPr>
+          <w:rFonts w:hint="eastAsia"/>
+          <w:color w:val="000000" w:themeColor="text1"/>
+          <w:sz w:val="28"/>
+          <w:szCs w:val="28"/>
+        </w:rPr>
+        <w:t>m</w:t>
+      </w:r>
+      <w:r>
+        <w:rPr>
+          <w:color w:val="000000" w:themeColor="text1"/>
+          <w:sz w:val="28"/>
+          <w:szCs w:val="28"/>
+        </w:rPr>
+        <w:t>andate v.</w:t>
+      </w:r>
+      <w:r>
+        <w:rPr>
+          <w:rFonts w:hint="eastAsia"/>
+          <w:color w:val="000000" w:themeColor="text1"/>
+          <w:sz w:val="28"/>
+          <w:szCs w:val="28"/>
+        </w:rPr>
+        <w:t>使</w:t>
+      </w:r>
+      <w:r>
+        <w:rPr>
+          <w:rFonts w:hint="eastAsia"/>
+          <w:color w:val="000000" w:themeColor="text1"/>
+          <w:sz w:val="28"/>
+          <w:szCs w:val="28"/>
+        </w:rPr>
+        <w:t>~</w:t>
+      </w:r>
+      <w:r>
+        <w:rPr>
+          <w:rFonts w:hint="eastAsia"/>
+          <w:color w:val="000000" w:themeColor="text1"/>
+          <w:sz w:val="28"/>
+          <w:szCs w:val="28"/>
+        </w:rPr>
+        <w:t>成為必須</w:t>
+      </w:r>
+      <w:r>
+        <w:rPr>
+          <w:rFonts w:hint="eastAsia"/>
+          <w:color w:val="000000" w:themeColor="text1"/>
+          <w:sz w:val="28"/>
+          <w:szCs w:val="28"/>
+        </w:rPr>
+        <w:t>(</w:t>
+      </w:r>
+      <w:r>
+        <w:rPr>
+          <w:rFonts w:hint="eastAsia"/>
+          <w:color w:val="000000" w:themeColor="text1"/>
+          <w:sz w:val="28"/>
+          <w:szCs w:val="28"/>
+        </w:rPr>
+        <w:t>做</w:t>
+      </w:r>
+      <w:r>
+        <w:rPr>
+          <w:rFonts w:hint="eastAsia"/>
+          <w:color w:val="000000" w:themeColor="text1"/>
+          <w:sz w:val="28"/>
+          <w:szCs w:val="28"/>
+        </w:rPr>
+        <w:t>)</w:t>
+      </w:r>
+      <w:r>
+        <w:rPr>
+          <w:rFonts w:hint="eastAsia"/>
+          <w:color w:val="000000" w:themeColor="text1"/>
+          <w:sz w:val="28"/>
+          <w:szCs w:val="28"/>
+        </w:rPr>
+        <w:t>的</w:t>
+      </w:r>
+      <w:r>
+        <w:rPr>
+          <w:rFonts w:hint="eastAsia"/>
+          <w:color w:val="000000" w:themeColor="text1"/>
+          <w:sz w:val="28"/>
+          <w:szCs w:val="28"/>
+        </w:rPr>
+        <w:t xml:space="preserve"> </w:t>
+      </w:r>
+      <w:r>
+        <w:rPr>
+          <w:color w:val="000000" w:themeColor="text1"/>
+          <w:sz w:val="28"/>
+          <w:szCs w:val="28"/>
+        </w:rPr>
+        <w:t>,n.</w:t>
+      </w:r>
+      <w:r>
+        <w:rPr>
+          <w:rFonts w:hint="eastAsia"/>
+          <w:color w:val="000000" w:themeColor="text1"/>
+          <w:sz w:val="28"/>
+          <w:szCs w:val="28"/>
+        </w:rPr>
+        <w:t>授權</w:t>
+      </w:r>
+      <w:r>
+        <w:rPr>
+          <w:rFonts w:hint="eastAsia"/>
+          <w:color w:val="000000" w:themeColor="text1"/>
+          <w:sz w:val="28"/>
+          <w:szCs w:val="28"/>
+        </w:rPr>
+        <w:t>/</w:t>
+      </w:r>
+      <w:r>
+        <w:rPr>
+          <w:rFonts w:hint="eastAsia"/>
+          <w:color w:val="000000" w:themeColor="text1"/>
+          <w:sz w:val="28"/>
+          <w:szCs w:val="28"/>
+        </w:rPr>
+        <w:t>命令</w:t>
+      </w:r>
+    </w:p>
+    <w:p>
+      <w:pPr>
+        <w:rPr>
+          <w:color w:val="000000" w:themeColor="text1"/>
+          <w:sz w:val="28"/>
+          <w:szCs w:val="28"/>
+        </w:rPr>
+      </w:pPr>
+    </w:p>
+    <w:p>
+      <w:pPr>
+        <w:rPr>
+          <w:color w:val="000000" w:themeColor="text1"/>
+          <w:sz w:val="28"/>
+          <w:szCs w:val="28"/>
+        </w:rPr>
+      </w:pPr>
+      <w:r>
+        <w:rPr>
+          <w:rFonts w:hint="eastAsia"/>
+          <w:color w:val="000000" w:themeColor="text1"/>
+          <w:sz w:val="28"/>
+          <w:szCs w:val="28"/>
+        </w:rPr>
+        <w:t>e</w:t>
+      </w:r>
+      <w:r>
+        <w:rPr>
+          <w:color w:val="000000" w:themeColor="text1"/>
+          <w:sz w:val="28"/>
+          <w:szCs w:val="28"/>
+        </w:rPr>
+        <w:t>ffect n.</w:t>
+      </w:r>
+      <w:r>
+        <w:rPr>
+          <w:rFonts w:hint="eastAsia"/>
+          <w:color w:val="000000" w:themeColor="text1"/>
+          <w:sz w:val="28"/>
+          <w:szCs w:val="28"/>
+        </w:rPr>
+        <w:t>效果</w:t>
+      </w:r>
+      <w:r>
+        <w:rPr>
+          <w:rFonts w:hint="eastAsia"/>
+          <w:color w:val="000000" w:themeColor="text1"/>
+          <w:sz w:val="28"/>
+          <w:szCs w:val="28"/>
+        </w:rPr>
+        <w:t>/</w:t>
+      </w:r>
+      <w:r>
+        <w:rPr>
+          <w:rFonts w:hint="eastAsia"/>
+          <w:color w:val="000000" w:themeColor="text1"/>
+          <w:sz w:val="28"/>
+          <w:szCs w:val="28"/>
+        </w:rPr>
+        <w:t>影響</w:t>
+      </w:r>
+      <w:r>
+        <w:rPr>
+          <w:rFonts w:hint="eastAsia"/>
+          <w:color w:val="000000" w:themeColor="text1"/>
+          <w:sz w:val="28"/>
+          <w:szCs w:val="28"/>
+        </w:rPr>
+        <w:t xml:space="preserve"> </w:t>
+      </w:r>
+      <w:r>
+        <w:rPr>
+          <w:color w:val="000000" w:themeColor="text1"/>
+          <w:sz w:val="28"/>
+          <w:szCs w:val="28"/>
+        </w:rPr>
+        <w:t>, v.</w:t>
+      </w:r>
+      <w:r>
+        <w:rPr>
+          <w:rFonts w:hint="eastAsia"/>
+          <w:color w:val="000000" w:themeColor="text1"/>
+          <w:sz w:val="28"/>
+          <w:szCs w:val="28"/>
+        </w:rPr>
+        <w:t>造成</w:t>
+      </w:r>
+    </w:p>
+    <w:p>
+      <w:pPr>
+        <w:rPr>
+          <w:color w:val="FF0000"/>
+          <w:sz w:val="28"/>
+          <w:szCs w:val="28"/>
+        </w:rPr>
+      </w:pPr>
+      <w:r>
+        <w:rPr>
+          <w:rFonts w:hint="eastAsia"/>
+          <w:color w:val="FF0000"/>
+          <w:sz w:val="28"/>
+          <w:szCs w:val="28"/>
+        </w:rPr>
+        <w:t>i</w:t>
+      </w:r>
+      <w:r>
+        <w:rPr>
+          <w:color w:val="FF0000"/>
+          <w:sz w:val="28"/>
+          <w:szCs w:val="28"/>
+        </w:rPr>
+        <w:t xml:space="preserve">n effect </w:t>
+      </w:r>
+      <w:r>
+        <w:rPr>
+          <w:rFonts w:hint="eastAsia"/>
+          <w:color w:val="FF0000"/>
+          <w:sz w:val="28"/>
+          <w:szCs w:val="28"/>
+        </w:rPr>
+        <w:t>有效力的</w:t>
+      </w:r>
+    </w:p>
+    <w:p>
+      <w:pPr>
+        <w:rPr>
+          <w:color w:val="FF0000"/>
+          <w:sz w:val="28"/>
+          <w:szCs w:val="28"/>
+        </w:rPr>
+      </w:pPr>
+      <w:r>
+        <w:rPr>
+          <w:rFonts w:hint="eastAsia"/>
+          <w:color w:val="FF0000"/>
+          <w:sz w:val="28"/>
+          <w:szCs w:val="28"/>
+        </w:rPr>
+        <w:lastRenderedPageBreak/>
+        <w:t>c</w:t>
+      </w:r>
+      <w:r>
+        <w:rPr>
+          <w:color w:val="FF0000"/>
+          <w:sz w:val="28"/>
+          <w:szCs w:val="28"/>
+        </w:rPr>
+        <w:t xml:space="preserve">ome into effect </w:t>
+      </w:r>
+      <w:r>
+        <w:rPr>
+          <w:rFonts w:hint="eastAsia"/>
+          <w:color w:val="FF0000"/>
+          <w:sz w:val="28"/>
+          <w:szCs w:val="28"/>
+        </w:rPr>
+        <w:t>實施</w:t>
+      </w:r>
+      <w:r>
+        <w:rPr>
+          <w:color w:val="FF0000"/>
+          <w:sz w:val="28"/>
+          <w:szCs w:val="28"/>
+        </w:rPr>
+        <w:t>,</w:t>
+      </w:r>
+      <w:r>
+        <w:rPr>
+          <w:rFonts w:hint="eastAsia"/>
+          <w:color w:val="FF0000"/>
+          <w:sz w:val="28"/>
+          <w:szCs w:val="28"/>
+        </w:rPr>
+        <w:t>生效</w:t>
+      </w:r>
+    </w:p>
+    <w:p>
+      <w:pPr>
+        <w:rPr>
+          <w:color w:val="FF0000"/>
+          <w:sz w:val="28"/>
+          <w:szCs w:val="28"/>
+        </w:rPr>
+      </w:pPr>
+      <w:r>
+        <w:rPr>
+          <w:rFonts w:hint="eastAsia"/>
+          <w:color w:val="FF0000"/>
+          <w:sz w:val="28"/>
+          <w:szCs w:val="28"/>
+        </w:rPr>
+        <w:t>t</w:t>
+      </w:r>
+      <w:r>
+        <w:rPr>
+          <w:color w:val="FF0000"/>
+          <w:sz w:val="28"/>
+          <w:szCs w:val="28"/>
+        </w:rPr>
+        <w:t xml:space="preserve">ake effect </w:t>
+      </w:r>
+      <w:r>
+        <w:rPr>
+          <w:rFonts w:hint="eastAsia"/>
+          <w:color w:val="FF0000"/>
+          <w:sz w:val="28"/>
+          <w:szCs w:val="28"/>
+        </w:rPr>
+        <w:t>生效</w:t>
+      </w:r>
+    </w:p>
+    <w:p>
+      <w:pPr>
+        <w:rPr>
+          <w:color w:val="FF0000"/>
+          <w:sz w:val="28"/>
+          <w:szCs w:val="28"/>
+        </w:rPr>
+      </w:pPr>
+      <w:r>
+        <w:rPr>
+          <w:rFonts w:hint="eastAsia"/>
+          <w:color w:val="FF0000"/>
+          <w:sz w:val="28"/>
+          <w:szCs w:val="28"/>
+        </w:rPr>
+        <w:t>h</w:t>
+      </w:r>
+      <w:r>
+        <w:rPr>
+          <w:color w:val="FF0000"/>
+          <w:sz w:val="28"/>
+          <w:szCs w:val="28"/>
+        </w:rPr>
+        <w:t xml:space="preserve">ave an effect on </w:t>
+      </w:r>
+      <w:r>
+        <w:rPr>
+          <w:rFonts w:hint="eastAsia"/>
+          <w:color w:val="FF0000"/>
+          <w:sz w:val="28"/>
+          <w:szCs w:val="28"/>
+        </w:rPr>
+        <w:t>對</w:t>
+      </w:r>
+      <w:r>
+        <w:rPr>
+          <w:rFonts w:hint="eastAsia"/>
+          <w:color w:val="FF0000"/>
+          <w:sz w:val="28"/>
+          <w:szCs w:val="28"/>
+        </w:rPr>
+        <w:t>~</w:t>
+      </w:r>
+      <w:r>
+        <w:rPr>
+          <w:rFonts w:hint="eastAsia"/>
+          <w:color w:val="FF0000"/>
+          <w:sz w:val="28"/>
+          <w:szCs w:val="28"/>
+        </w:rPr>
+        <w:t>有影響</w:t>
+      </w:r>
+    </w:p>
+    <w:p>
+      <w:pPr>
+        <w:rPr>
+          <w:color w:val="FF0000"/>
+          <w:sz w:val="28"/>
+          <w:szCs w:val="28"/>
+        </w:rPr>
+      </w:pPr>
+      <w:r>
+        <w:rPr>
+          <w:rFonts w:hint="eastAsia"/>
+          <w:color w:val="FF0000"/>
+          <w:sz w:val="28"/>
+          <w:szCs w:val="28"/>
+        </w:rPr>
+        <w:t>s</w:t>
+      </w:r>
+      <w:r>
+        <w:rPr>
+          <w:color w:val="FF0000"/>
+          <w:sz w:val="28"/>
+          <w:szCs w:val="28"/>
+        </w:rPr>
+        <w:t xml:space="preserve">econdary effect </w:t>
+      </w:r>
+      <w:r>
+        <w:rPr>
+          <w:rFonts w:hint="eastAsia"/>
+          <w:color w:val="FF0000"/>
+          <w:sz w:val="28"/>
+          <w:szCs w:val="28"/>
+        </w:rPr>
+        <w:t>次級效應</w:t>
+      </w:r>
+    </w:p>
+    <w:p>
+      <w:pPr>
+        <w:rPr>
+          <w:rFonts w:hint="eastAsia"/>
+          <w:color w:val="000000" w:themeColor="text1"/>
+          <w:sz w:val="28"/>
+          <w:szCs w:val="28"/>
+        </w:rPr>
+      </w:pPr>
+    </w:p>
+    <w:p>
+      <w:pPr>
+        <w:rPr>
+          <w:color w:val="000000" w:themeColor="text1"/>
+          <w:sz w:val="28"/>
+          <w:szCs w:val="28"/>
+        </w:rPr>
+      </w:pPr>
+      <w:r>
+        <w:rPr>
+          <w:rFonts w:hint="eastAsia"/>
+          <w:color w:val="000000" w:themeColor="text1"/>
+          <w:sz w:val="28"/>
+          <w:szCs w:val="28"/>
+        </w:rPr>
+        <w:t>d</w:t>
+      </w:r>
+      <w:r>
+        <w:rPr>
+          <w:color w:val="000000" w:themeColor="text1"/>
+          <w:sz w:val="28"/>
+          <w:szCs w:val="28"/>
+        </w:rPr>
+        <w:t>rastically  adv.</w:t>
+      </w:r>
+      <w:r>
+        <w:rPr>
+          <w:rFonts w:hint="eastAsia"/>
+          <w:color w:val="000000" w:themeColor="text1"/>
+          <w:sz w:val="28"/>
+          <w:szCs w:val="28"/>
+        </w:rPr>
+        <w:t>激烈</w:t>
+      </w:r>
+      <w:r>
+        <w:rPr>
+          <w:rFonts w:hint="eastAsia"/>
+          <w:color w:val="000000" w:themeColor="text1"/>
+          <w:sz w:val="28"/>
+          <w:szCs w:val="28"/>
+        </w:rPr>
+        <w:t>/</w:t>
+      </w:r>
+      <w:r>
+        <w:rPr>
+          <w:rFonts w:hint="eastAsia"/>
+          <w:color w:val="000000" w:themeColor="text1"/>
+          <w:sz w:val="28"/>
+          <w:szCs w:val="28"/>
+        </w:rPr>
+        <w:t>徹底</w:t>
+      </w:r>
+    </w:p>
+    <w:p>
+      <w:pPr>
+        <w:rPr>
+          <w:color w:val="000000" w:themeColor="text1"/>
+          <w:sz w:val="28"/>
+          <w:szCs w:val="28"/>
+        </w:rPr>
+      </w:pPr>
+    </w:p>
+    <w:p>
+      <w:pPr>
+        <w:rPr>
+          <w:color w:val="000000" w:themeColor="text1"/>
+          <w:sz w:val="28"/>
+          <w:szCs w:val="28"/>
+        </w:rPr>
+      </w:pPr>
+      <w:r>
+        <w:rPr>
+          <w:rFonts w:hint="eastAsia"/>
+          <w:color w:val="000000" w:themeColor="text1"/>
+          <w:sz w:val="28"/>
+          <w:szCs w:val="28"/>
+        </w:rPr>
+        <w:t>e</w:t>
+      </w:r>
+      <w:r>
+        <w:rPr>
+          <w:color w:val="000000" w:themeColor="text1"/>
+          <w:sz w:val="28"/>
+          <w:szCs w:val="28"/>
+        </w:rPr>
+        <w:t>nable v.</w:t>
+      </w:r>
+      <w:r>
+        <w:rPr>
+          <w:rFonts w:hint="eastAsia"/>
+          <w:color w:val="000000" w:themeColor="text1"/>
+          <w:sz w:val="28"/>
+          <w:szCs w:val="28"/>
+        </w:rPr>
+        <w:t>使</w:t>
+      </w:r>
+      <w:r>
+        <w:rPr>
+          <w:rFonts w:hint="eastAsia"/>
+          <w:color w:val="000000" w:themeColor="text1"/>
+          <w:sz w:val="28"/>
+          <w:szCs w:val="28"/>
+        </w:rPr>
+        <w:t>(</w:t>
+      </w:r>
+      <w:proofErr w:type="gramStart"/>
+      <w:r>
+        <w:rPr>
+          <w:rFonts w:hint="eastAsia"/>
+          <w:color w:val="000000" w:themeColor="text1"/>
+          <w:sz w:val="28"/>
+          <w:szCs w:val="28"/>
+        </w:rPr>
+        <w:t>某人</w:t>
+      </w:r>
+      <w:r>
+        <w:rPr>
+          <w:color w:val="000000" w:themeColor="text1"/>
+          <w:sz w:val="28"/>
+          <w:szCs w:val="28"/>
+        </w:rPr>
+        <w:t>)</w:t>
+      </w:r>
+      <w:proofErr w:type="gramEnd"/>
+      <w:r>
+        <w:rPr>
+          <w:rFonts w:hint="eastAsia"/>
+          <w:color w:val="000000" w:themeColor="text1"/>
+          <w:sz w:val="28"/>
+          <w:szCs w:val="28"/>
+        </w:rPr>
+        <w:t>能夠</w:t>
+      </w:r>
+    </w:p>
+    <w:p>
+      <w:pPr>
+        <w:rPr>
+          <w:color w:val="000000" w:themeColor="text1"/>
+          <w:sz w:val="28"/>
+          <w:szCs w:val="28"/>
+        </w:rPr>
+      </w:pPr>
+    </w:p>
+    <w:p>
+      <w:pPr>
+        <w:rPr>
+          <w:color w:val="000000" w:themeColor="text1"/>
+          <w:sz w:val="28"/>
+          <w:szCs w:val="28"/>
+        </w:rPr>
+      </w:pPr>
+      <w:r>
+        <w:rPr>
+          <w:rFonts w:hint="eastAsia"/>
+          <w:color w:val="000000" w:themeColor="text1"/>
+          <w:sz w:val="28"/>
+          <w:szCs w:val="28"/>
+        </w:rPr>
+        <w:t>c</w:t>
+      </w:r>
+      <w:r>
+        <w:rPr>
+          <w:color w:val="000000" w:themeColor="text1"/>
+          <w:sz w:val="28"/>
+          <w:szCs w:val="28"/>
+        </w:rPr>
+        <w:t>onstant adj.</w:t>
+      </w:r>
+      <w:r>
+        <w:rPr>
+          <w:rFonts w:hint="eastAsia"/>
+          <w:color w:val="000000" w:themeColor="text1"/>
+          <w:sz w:val="28"/>
+          <w:szCs w:val="28"/>
+        </w:rPr>
+        <w:t>持續</w:t>
+      </w:r>
+      <w:r>
+        <w:rPr>
+          <w:rFonts w:hint="eastAsia"/>
+          <w:color w:val="000000" w:themeColor="text1"/>
+          <w:sz w:val="28"/>
+          <w:szCs w:val="28"/>
+        </w:rPr>
+        <w:t>/</w:t>
+      </w:r>
+      <w:r>
+        <w:rPr>
+          <w:rFonts w:hint="eastAsia"/>
+          <w:color w:val="000000" w:themeColor="text1"/>
+          <w:sz w:val="28"/>
+          <w:szCs w:val="28"/>
+        </w:rPr>
+        <w:t>不斷</w:t>
+      </w:r>
+    </w:p>
+    <w:p>
+      <w:pPr>
+        <w:rPr>
+          <w:color w:val="000000" w:themeColor="text1"/>
+          <w:sz w:val="28"/>
+          <w:szCs w:val="28"/>
+        </w:rPr>
+      </w:pPr>
+    </w:p>
+    <w:p>
+      <w:pPr>
+        <w:rPr>
+          <w:color w:val="000000" w:themeColor="text1"/>
+          <w:sz w:val="28"/>
+          <w:szCs w:val="28"/>
+        </w:rPr>
+      </w:pPr>
+      <w:r>
+        <w:rPr>
+          <w:rFonts w:hint="eastAsia"/>
+          <w:color w:val="000000" w:themeColor="text1"/>
+          <w:sz w:val="28"/>
+          <w:szCs w:val="28"/>
+        </w:rPr>
+        <w:t>a</w:t>
+      </w:r>
+      <w:r>
+        <w:rPr>
+          <w:color w:val="000000" w:themeColor="text1"/>
+          <w:sz w:val="28"/>
+          <w:szCs w:val="28"/>
+        </w:rPr>
+        <w:t>ct n.</w:t>
+      </w:r>
+      <w:r>
+        <w:rPr>
+          <w:rFonts w:hint="eastAsia"/>
+          <w:color w:val="000000" w:themeColor="text1"/>
+          <w:sz w:val="28"/>
+          <w:szCs w:val="28"/>
+        </w:rPr>
+        <w:t>法案</w:t>
+      </w:r>
+      <w:r>
+        <w:rPr>
+          <w:rFonts w:hint="eastAsia"/>
+          <w:color w:val="000000" w:themeColor="text1"/>
+          <w:sz w:val="28"/>
+          <w:szCs w:val="28"/>
+        </w:rPr>
+        <w:t>/</w:t>
+      </w:r>
+      <w:r>
+        <w:rPr>
+          <w:rFonts w:hint="eastAsia"/>
+          <w:color w:val="000000" w:themeColor="text1"/>
+          <w:sz w:val="28"/>
+          <w:szCs w:val="28"/>
+        </w:rPr>
+        <w:t>行為</w:t>
+      </w:r>
+      <w:r>
+        <w:rPr>
+          <w:rFonts w:hint="eastAsia"/>
+          <w:color w:val="000000" w:themeColor="text1"/>
+          <w:sz w:val="28"/>
+          <w:szCs w:val="28"/>
+        </w:rPr>
+        <w:t>/</w:t>
+      </w:r>
+      <w:r>
+        <w:rPr>
+          <w:rFonts w:hint="eastAsia"/>
+          <w:color w:val="000000" w:themeColor="text1"/>
+          <w:sz w:val="28"/>
+          <w:szCs w:val="28"/>
+        </w:rPr>
+        <w:t>行動</w:t>
+      </w:r>
+    </w:p>
+    <w:p>
+      <w:pPr>
+        <w:rPr>
+          <w:color w:val="000000" w:themeColor="text1"/>
+          <w:sz w:val="28"/>
+          <w:szCs w:val="28"/>
+        </w:rPr>
+      </w:pPr>
+    </w:p>
+    <w:p>
+      <w:pPr>
+        <w:rPr>
+          <w:color w:val="000000" w:themeColor="text1"/>
+          <w:sz w:val="28"/>
+          <w:szCs w:val="28"/>
+        </w:rPr>
+      </w:pPr>
+      <w:r>
+        <w:rPr>
+          <w:rFonts w:hint="eastAsia"/>
+          <w:color w:val="000000" w:themeColor="text1"/>
+          <w:sz w:val="28"/>
+          <w:szCs w:val="28"/>
+        </w:rPr>
+        <w:t>c</w:t>
+      </w:r>
+      <w:r>
+        <w:rPr>
+          <w:color w:val="000000" w:themeColor="text1"/>
+          <w:sz w:val="28"/>
+          <w:szCs w:val="28"/>
+        </w:rPr>
+        <w:t>ompensation n.</w:t>
+      </w:r>
+      <w:r>
+        <w:rPr>
+          <w:rFonts w:hint="eastAsia"/>
+          <w:color w:val="000000" w:themeColor="text1"/>
+          <w:sz w:val="28"/>
+          <w:szCs w:val="28"/>
+        </w:rPr>
+        <w:t>補償</w:t>
+      </w:r>
+      <w:r>
+        <w:rPr>
+          <w:rFonts w:hint="eastAsia"/>
+          <w:color w:val="000000" w:themeColor="text1"/>
+          <w:sz w:val="28"/>
+          <w:szCs w:val="28"/>
+        </w:rPr>
+        <w:t>(</w:t>
+      </w:r>
+      <w:r>
+        <w:rPr>
+          <w:rFonts w:hint="eastAsia"/>
+          <w:color w:val="000000" w:themeColor="text1"/>
+          <w:sz w:val="28"/>
+          <w:szCs w:val="28"/>
+        </w:rPr>
+        <w:t>金</w:t>
+      </w:r>
+      <w:r>
+        <w:rPr>
+          <w:rFonts w:hint="eastAsia"/>
+          <w:color w:val="000000" w:themeColor="text1"/>
+          <w:sz w:val="28"/>
+          <w:szCs w:val="28"/>
+        </w:rPr>
+        <w:t>)</w:t>
+      </w:r>
+      <w:r>
+        <w:rPr>
+          <w:color w:val="000000" w:themeColor="text1"/>
+          <w:sz w:val="28"/>
+          <w:szCs w:val="28"/>
+        </w:rPr>
+        <w:t>/</w:t>
+      </w:r>
+      <w:r>
+        <w:rPr>
+          <w:rFonts w:hint="eastAsia"/>
+          <w:color w:val="000000" w:themeColor="text1"/>
+          <w:sz w:val="28"/>
+          <w:szCs w:val="28"/>
+        </w:rPr>
+        <w:t>報償</w:t>
+      </w:r>
+    </w:p>
+    <w:p>
+      <w:pPr>
+        <w:rPr>
+          <w:color w:val="FF0000"/>
+          <w:sz w:val="28"/>
+          <w:szCs w:val="28"/>
+        </w:rPr>
+      </w:pPr>
+      <w:r>
+        <w:rPr>
+          <w:rFonts w:hint="eastAsia"/>
+          <w:color w:val="FF0000"/>
+          <w:sz w:val="28"/>
+          <w:szCs w:val="28"/>
+        </w:rPr>
+        <w:t>c</w:t>
+      </w:r>
+      <w:r>
+        <w:rPr>
+          <w:color w:val="FF0000"/>
+          <w:sz w:val="28"/>
+          <w:szCs w:val="28"/>
+        </w:rPr>
+        <w:t xml:space="preserve">ompensation for </w:t>
+      </w:r>
+      <w:r>
+        <w:rPr>
+          <w:rFonts w:hint="eastAsia"/>
+          <w:color w:val="FF0000"/>
+          <w:sz w:val="28"/>
+          <w:szCs w:val="28"/>
+        </w:rPr>
+        <w:t>對於</w:t>
+      </w:r>
+      <w:r>
+        <w:rPr>
+          <w:rFonts w:hint="eastAsia"/>
+          <w:color w:val="FF0000"/>
+          <w:sz w:val="28"/>
+          <w:szCs w:val="28"/>
+        </w:rPr>
+        <w:t>~</w:t>
+      </w:r>
+      <w:r>
+        <w:rPr>
+          <w:rFonts w:hint="eastAsia"/>
+          <w:color w:val="FF0000"/>
+          <w:sz w:val="28"/>
+          <w:szCs w:val="28"/>
+        </w:rPr>
+        <w:t>的補償</w:t>
+      </w:r>
+    </w:p>
+    <w:p>
+      <w:pPr>
+        <w:rPr>
+          <w:color w:val="FF0000"/>
+          <w:sz w:val="28"/>
+          <w:szCs w:val="28"/>
+        </w:rPr>
+      </w:pPr>
+    </w:p>
+    <w:p>
+      <w:pPr>
+        <w:rPr>
+          <w:color w:val="000000" w:themeColor="text1"/>
+          <w:sz w:val="28"/>
+          <w:szCs w:val="28"/>
+        </w:rPr>
+      </w:pPr>
+      <w:r>
+        <w:rPr>
+          <w:rFonts w:hint="eastAsia"/>
+          <w:color w:val="000000" w:themeColor="text1"/>
+          <w:sz w:val="28"/>
+          <w:szCs w:val="28"/>
+        </w:rPr>
+        <w:t>o</w:t>
+      </w:r>
+      <w:r>
+        <w:rPr>
+          <w:color w:val="000000" w:themeColor="text1"/>
+          <w:sz w:val="28"/>
+          <w:szCs w:val="28"/>
+        </w:rPr>
+        <w:t>bligation n.</w:t>
+      </w:r>
+      <w:r>
+        <w:rPr>
+          <w:rFonts w:hint="eastAsia"/>
+          <w:color w:val="000000" w:themeColor="text1"/>
+          <w:sz w:val="28"/>
+          <w:szCs w:val="28"/>
+        </w:rPr>
+        <w:t>義務</w:t>
+      </w:r>
+      <w:r>
+        <w:rPr>
+          <w:rFonts w:hint="eastAsia"/>
+          <w:color w:val="000000" w:themeColor="text1"/>
+          <w:sz w:val="28"/>
+          <w:szCs w:val="28"/>
+        </w:rPr>
+        <w:t>/</w:t>
+      </w:r>
+      <w:r>
+        <w:rPr>
+          <w:rFonts w:hint="eastAsia"/>
+          <w:color w:val="000000" w:themeColor="text1"/>
+          <w:sz w:val="28"/>
+          <w:szCs w:val="28"/>
+        </w:rPr>
+        <w:t>責任</w:t>
+      </w:r>
+    </w:p>
+    <w:p>
+      <w:pPr>
+        <w:rPr>
+          <w:color w:val="000000" w:themeColor="text1"/>
+          <w:sz w:val="28"/>
+          <w:szCs w:val="28"/>
+        </w:rPr>
+      </w:pPr>
+    </w:p>
+    <w:p>
+      <w:pPr>
+        <w:rPr>
+          <w:color w:val="000000" w:themeColor="text1"/>
+          <w:sz w:val="28"/>
+          <w:szCs w:val="28"/>
+        </w:rPr>
+      </w:pPr>
+      <w:r>
+        <w:rPr>
+          <w:rFonts w:hint="eastAsia"/>
+          <w:color w:val="000000" w:themeColor="text1"/>
+          <w:sz w:val="28"/>
+          <w:szCs w:val="28"/>
+        </w:rPr>
+        <w:t>a</w:t>
+      </w:r>
+      <w:r>
+        <w:rPr>
+          <w:color w:val="000000" w:themeColor="text1"/>
+          <w:sz w:val="28"/>
+          <w:szCs w:val="28"/>
+        </w:rPr>
+        <w:t>uthorize v.</w:t>
+      </w:r>
+      <w:r>
+        <w:rPr>
+          <w:rFonts w:hint="eastAsia"/>
+          <w:color w:val="000000" w:themeColor="text1"/>
+          <w:sz w:val="28"/>
+          <w:szCs w:val="28"/>
+        </w:rPr>
+        <w:t>批准</w:t>
+      </w:r>
+      <w:r>
+        <w:rPr>
+          <w:rFonts w:hint="eastAsia"/>
+          <w:color w:val="000000" w:themeColor="text1"/>
+          <w:sz w:val="28"/>
+          <w:szCs w:val="28"/>
+        </w:rPr>
+        <w:t>~</w:t>
+      </w:r>
+      <w:r>
+        <w:rPr>
+          <w:color w:val="000000" w:themeColor="text1"/>
+          <w:sz w:val="28"/>
+          <w:szCs w:val="28"/>
+        </w:rPr>
+        <w:t>,</w:t>
+      </w:r>
+      <w:r>
+        <w:rPr>
+          <w:rFonts w:hint="eastAsia"/>
+          <w:color w:val="000000" w:themeColor="text1"/>
+          <w:sz w:val="28"/>
+          <w:szCs w:val="28"/>
+        </w:rPr>
+        <w:t>授權</w:t>
+      </w:r>
+      <w:r>
+        <w:rPr>
+          <w:rFonts w:hint="eastAsia"/>
+          <w:color w:val="000000" w:themeColor="text1"/>
+          <w:sz w:val="28"/>
+          <w:szCs w:val="28"/>
+        </w:rPr>
+        <w:t>(</w:t>
+      </w:r>
+      <w:proofErr w:type="gramStart"/>
+      <w:r>
+        <w:rPr>
+          <w:rFonts w:hint="eastAsia"/>
+          <w:color w:val="000000" w:themeColor="text1"/>
+          <w:sz w:val="28"/>
+          <w:szCs w:val="28"/>
+        </w:rPr>
+        <w:t>某人</w:t>
+      </w:r>
+      <w:r>
+        <w:rPr>
+          <w:rFonts w:hint="eastAsia"/>
+          <w:color w:val="000000" w:themeColor="text1"/>
+          <w:sz w:val="28"/>
+          <w:szCs w:val="28"/>
+        </w:rPr>
+        <w:t>)</w:t>
+      </w:r>
+      <w:proofErr w:type="gramEnd"/>
+      <w:r>
+        <w:rPr>
+          <w:rFonts w:hint="eastAsia"/>
+          <w:color w:val="000000" w:themeColor="text1"/>
+          <w:sz w:val="28"/>
+          <w:szCs w:val="28"/>
+        </w:rPr>
+        <w:t>做某事</w:t>
+      </w:r>
+    </w:p>
+    <w:p>
+      <w:pPr>
+        <w:rPr>
+          <w:color w:val="FF0000"/>
+          <w:sz w:val="28"/>
+          <w:szCs w:val="28"/>
+        </w:rPr>
+      </w:pPr>
+      <w:r>
+        <w:rPr>
+          <w:rFonts w:hint="eastAsia"/>
+          <w:color w:val="FF0000"/>
+          <w:sz w:val="28"/>
+          <w:szCs w:val="28"/>
+        </w:rPr>
+        <w:t>a</w:t>
+      </w:r>
+      <w:r>
+        <w:rPr>
+          <w:color w:val="FF0000"/>
+          <w:sz w:val="28"/>
+          <w:szCs w:val="28"/>
+        </w:rPr>
+        <w:t xml:space="preserve">n authorized service center </w:t>
+      </w:r>
+      <w:r>
+        <w:rPr>
+          <w:rFonts w:hint="eastAsia"/>
+          <w:color w:val="FF0000"/>
+          <w:sz w:val="28"/>
+          <w:szCs w:val="28"/>
+        </w:rPr>
+        <w:t>授權服務中心</w:t>
+      </w:r>
+    </w:p>
+    <w:p>
+      <w:pPr>
+        <w:rPr>
+          <w:color w:val="FF0000"/>
+          <w:sz w:val="28"/>
+          <w:szCs w:val="28"/>
+        </w:rPr>
+      </w:pPr>
+      <w:r>
+        <w:rPr>
+          <w:rFonts w:hint="eastAsia"/>
+          <w:color w:val="FF0000"/>
+          <w:sz w:val="28"/>
+          <w:szCs w:val="28"/>
+        </w:rPr>
+        <w:t>u</w:t>
+      </w:r>
+      <w:r>
+        <w:rPr>
+          <w:color w:val="FF0000"/>
+          <w:sz w:val="28"/>
+          <w:szCs w:val="28"/>
+        </w:rPr>
+        <w:t xml:space="preserve">nauthorized reproduction </w:t>
+      </w:r>
+      <w:r>
+        <w:rPr>
+          <w:rFonts w:hint="eastAsia"/>
+          <w:color w:val="FF0000"/>
+          <w:sz w:val="28"/>
+          <w:szCs w:val="28"/>
+        </w:rPr>
+        <w:t>未經授權的重製</w:t>
+      </w:r>
+    </w:p>
+    <w:p>
+      <w:pPr>
+        <w:rPr>
+          <w:color w:val="000000" w:themeColor="text1"/>
+          <w:sz w:val="28"/>
+          <w:szCs w:val="28"/>
+        </w:rPr>
+      </w:pPr>
+    </w:p>
+    <w:p>
+      <w:pPr>
+        <w:rPr>
+          <w:color w:val="000000" w:themeColor="text1"/>
+          <w:sz w:val="28"/>
+          <w:szCs w:val="28"/>
+        </w:rPr>
+      </w:pPr>
+    </w:p>
+    <w:p>
+      <w:pPr>
+        <w:rPr>
+          <w:rFonts w:hint="eastAsia"/>
+          <w:color w:val="000000" w:themeColor="text1"/>
+          <w:sz w:val="28"/>
+          <w:szCs w:val="28"/>
+        </w:rPr>
+      </w:pPr>
+    </w:p>
+    <w:p>
+      <w:pPr>
+        <w:rPr>
+          <w:rFonts w:hint="eastAsia"/>
+          <w:color w:val="000000" w:themeColor="text1"/>
+          <w:sz w:val="28"/>
+          <w:szCs w:val="28"/>
+        </w:rPr>
+      </w:pPr>
+      <w:r>
+        <w:rPr>
+          <w:rFonts w:hint="eastAsia"/>
+          <w:color w:val="000000" w:themeColor="text1"/>
+          <w:sz w:val="28"/>
+          <w:szCs w:val="28"/>
+        </w:rPr>
+        <w:lastRenderedPageBreak/>
+        <w:t>p</w:t>
+      </w:r>
+      <w:r>
+        <w:rPr>
+          <w:color w:val="000000" w:themeColor="text1"/>
+          <w:sz w:val="28"/>
+          <w:szCs w:val="28"/>
+        </w:rPr>
+        <w:t>rohibit v.</w:t>
+      </w:r>
+      <w:r>
+        <w:rPr>
+          <w:rFonts w:hint="eastAsia"/>
+          <w:color w:val="000000" w:themeColor="text1"/>
+          <w:sz w:val="28"/>
+          <w:szCs w:val="28"/>
+        </w:rPr>
+        <w:t>禁止</w:t>
+      </w:r>
+      <w:r>
+        <w:rPr>
+          <w:rFonts w:hint="eastAsia"/>
+          <w:color w:val="000000" w:themeColor="text1"/>
+          <w:sz w:val="28"/>
+          <w:szCs w:val="28"/>
+        </w:rPr>
+        <w:t xml:space="preserve"> </w:t>
+      </w:r>
+      <w:r>
+        <w:rPr>
+          <w:color w:val="000000" w:themeColor="text1"/>
+          <w:sz w:val="28"/>
+          <w:szCs w:val="28"/>
+        </w:rPr>
+        <w:t xml:space="preserve">= </w:t>
+      </w:r>
+      <w:r>
+        <w:rPr>
+          <w:rFonts w:hint="eastAsia"/>
+          <w:color w:val="000000" w:themeColor="text1"/>
+          <w:sz w:val="28"/>
+          <w:szCs w:val="28"/>
+        </w:rPr>
+        <w:t>f</w:t>
+      </w:r>
+      <w:r>
+        <w:rPr>
+          <w:color w:val="000000" w:themeColor="text1"/>
+          <w:sz w:val="28"/>
+          <w:szCs w:val="28"/>
+        </w:rPr>
+        <w:t>orbid</w:t>
+      </w:r>
+    </w:p>
+    <w:p>
+      <w:pPr>
+        <w:rPr>
+          <w:color w:val="FF0000"/>
+          <w:sz w:val="28"/>
+          <w:szCs w:val="28"/>
+        </w:rPr>
+      </w:pPr>
+      <w:r>
+        <w:rPr>
+          <w:rFonts w:hint="eastAsia"/>
+          <w:color w:val="FF0000"/>
+          <w:sz w:val="28"/>
+          <w:szCs w:val="28"/>
+        </w:rPr>
+        <w:t>p</w:t>
+      </w:r>
+      <w:r>
+        <w:rPr>
+          <w:color w:val="FF0000"/>
+          <w:sz w:val="28"/>
+          <w:szCs w:val="28"/>
+        </w:rPr>
+        <w:t>rohibit A from -</w:t>
+      </w:r>
+      <w:proofErr w:type="spellStart"/>
+      <w:r>
+        <w:rPr>
+          <w:color w:val="FF0000"/>
+          <w:sz w:val="28"/>
+          <w:szCs w:val="28"/>
+        </w:rPr>
+        <w:t>ing</w:t>
+      </w:r>
+      <w:proofErr w:type="spellEnd"/>
+      <w:r>
+        <w:rPr>
+          <w:color w:val="FF0000"/>
+          <w:sz w:val="28"/>
+          <w:szCs w:val="28"/>
+        </w:rPr>
+        <w:t xml:space="preserve"> </w:t>
+      </w:r>
+      <w:r>
+        <w:rPr>
+          <w:rFonts w:hint="eastAsia"/>
+          <w:color w:val="FF0000"/>
+          <w:sz w:val="28"/>
+          <w:szCs w:val="28"/>
+        </w:rPr>
+        <w:t>禁止</w:t>
+      </w:r>
+      <w:r>
+        <w:rPr>
+          <w:rFonts w:hint="eastAsia"/>
+          <w:color w:val="FF0000"/>
+          <w:sz w:val="28"/>
+          <w:szCs w:val="28"/>
+        </w:rPr>
+        <w:t>A</w:t>
+      </w:r>
+      <w:r>
+        <w:rPr>
+          <w:rFonts w:hint="eastAsia"/>
+          <w:color w:val="FF0000"/>
+          <w:sz w:val="28"/>
+          <w:szCs w:val="28"/>
+        </w:rPr>
+        <w:t>做</w:t>
+      </w:r>
+      <w:r>
+        <w:rPr>
+          <w:rFonts w:hint="eastAsia"/>
+          <w:color w:val="FF0000"/>
+          <w:sz w:val="28"/>
+          <w:szCs w:val="28"/>
+        </w:rPr>
+        <w:t>~</w:t>
+      </w:r>
+    </w:p>
+    <w:p>
+      <w:pPr>
+        <w:rPr>
+          <w:color w:val="FF0000"/>
+          <w:sz w:val="28"/>
+          <w:szCs w:val="28"/>
+        </w:rPr>
+      </w:pPr>
+      <w:r>
+        <w:rPr>
+          <w:rFonts w:hint="eastAsia"/>
+          <w:color w:val="FF0000"/>
+          <w:sz w:val="28"/>
+          <w:szCs w:val="28"/>
+        </w:rPr>
+        <w:t>f</w:t>
+      </w:r>
+      <w:r>
+        <w:rPr>
+          <w:color w:val="FF0000"/>
+          <w:sz w:val="28"/>
+          <w:szCs w:val="28"/>
+        </w:rPr>
+        <w:t>orbid A + from -</w:t>
+      </w:r>
+      <w:proofErr w:type="spellStart"/>
+      <w:r>
+        <w:rPr>
+          <w:color w:val="FF0000"/>
+          <w:sz w:val="28"/>
+          <w:szCs w:val="28"/>
+        </w:rPr>
+        <w:t>ing</w:t>
+      </w:r>
+      <w:proofErr w:type="spellEnd"/>
+      <w:r>
+        <w:rPr>
+          <w:color w:val="FF0000"/>
+          <w:sz w:val="28"/>
+          <w:szCs w:val="28"/>
+        </w:rPr>
+        <w:t xml:space="preserve">/to do </w:t>
+      </w:r>
+      <w:r>
+        <w:rPr>
+          <w:rFonts w:hint="eastAsia"/>
+          <w:color w:val="FF0000"/>
+          <w:sz w:val="28"/>
+          <w:szCs w:val="28"/>
+        </w:rPr>
+        <w:t>禁止</w:t>
+      </w:r>
+      <w:r>
+        <w:rPr>
+          <w:color w:val="FF0000"/>
+          <w:sz w:val="28"/>
+          <w:szCs w:val="28"/>
+        </w:rPr>
+        <w:t>A</w:t>
+      </w:r>
+      <w:r>
+        <w:rPr>
+          <w:rFonts w:hint="eastAsia"/>
+          <w:color w:val="FF0000"/>
+          <w:sz w:val="28"/>
+          <w:szCs w:val="28"/>
+        </w:rPr>
+        <w:t>做</w:t>
+      </w:r>
+      <w:r>
+        <w:rPr>
+          <w:rFonts w:hint="eastAsia"/>
+          <w:color w:val="FF0000"/>
+          <w:sz w:val="28"/>
+          <w:szCs w:val="28"/>
+        </w:rPr>
+        <w:t>~</w:t>
+      </w:r>
+    </w:p>
+    <w:p>
+      <w:pPr>
+        <w:rPr>
+          <w:color w:val="000000" w:themeColor="text1"/>
+          <w:sz w:val="28"/>
+          <w:szCs w:val="28"/>
+        </w:rPr>
+      </w:pPr>
+    </w:p>
+    <w:p>
+      <w:pPr>
+        <w:rPr>
+          <w:color w:val="000000" w:themeColor="text1"/>
+          <w:sz w:val="28"/>
+          <w:szCs w:val="28"/>
+        </w:rPr>
+      </w:pPr>
+      <w:r>
+        <w:rPr>
+          <w:color w:val="000000" w:themeColor="text1"/>
+          <w:sz w:val="28"/>
+          <w:szCs w:val="28"/>
+        </w:rPr>
+        <w:t>abolish v.</w:t>
+      </w:r>
+      <w:r>
+        <w:rPr>
+          <w:rFonts w:hint="eastAsia"/>
+          <w:color w:val="000000" w:themeColor="text1"/>
+          <w:sz w:val="28"/>
+          <w:szCs w:val="28"/>
+        </w:rPr>
+        <w:t>廢除</w:t>
+      </w:r>
+    </w:p>
+    <w:p>
+      <w:pPr>
+        <w:rPr>
+          <w:color w:val="000000" w:themeColor="text1"/>
+          <w:sz w:val="28"/>
+          <w:szCs w:val="28"/>
+        </w:rPr>
+      </w:pPr>
+    </w:p>
+    <w:p>
+      <w:pPr>
+        <w:rPr>
+          <w:color w:val="000000" w:themeColor="text1"/>
+          <w:sz w:val="28"/>
+          <w:szCs w:val="28"/>
+        </w:rPr>
+      </w:pPr>
+      <w:r>
+        <w:rPr>
+          <w:rFonts w:hint="eastAsia"/>
+          <w:color w:val="000000" w:themeColor="text1"/>
+          <w:sz w:val="28"/>
+          <w:szCs w:val="28"/>
+        </w:rPr>
+        <w:t>e</w:t>
+      </w:r>
+      <w:r>
+        <w:rPr>
+          <w:color w:val="000000" w:themeColor="text1"/>
+          <w:sz w:val="28"/>
+          <w:szCs w:val="28"/>
+        </w:rPr>
+        <w:t>nforce v.</w:t>
+      </w:r>
+      <w:r>
+        <w:rPr>
+          <w:rFonts w:hint="eastAsia"/>
+          <w:color w:val="000000" w:themeColor="text1"/>
+          <w:sz w:val="28"/>
+          <w:szCs w:val="28"/>
+        </w:rPr>
+        <w:t>執行</w:t>
+      </w:r>
+      <w:r>
+        <w:rPr>
+          <w:rFonts w:hint="eastAsia"/>
+          <w:color w:val="000000" w:themeColor="text1"/>
+          <w:sz w:val="28"/>
+          <w:szCs w:val="28"/>
+        </w:rPr>
+        <w:t>/</w:t>
+      </w:r>
+      <w:r>
+        <w:rPr>
+          <w:rFonts w:hint="eastAsia"/>
+          <w:color w:val="000000" w:themeColor="text1"/>
+          <w:sz w:val="28"/>
+          <w:szCs w:val="28"/>
+        </w:rPr>
+        <w:t>實施</w:t>
+      </w:r>
+    </w:p>
+    <w:p>
+      <w:pPr>
+        <w:rPr>
+          <w:color w:val="FF0000"/>
+          <w:sz w:val="28"/>
+          <w:szCs w:val="28"/>
+        </w:rPr>
+      </w:pPr>
+      <w:r>
+        <w:rPr>
+          <w:rFonts w:hint="eastAsia"/>
+          <w:color w:val="FF0000"/>
+          <w:sz w:val="28"/>
+          <w:szCs w:val="28"/>
+        </w:rPr>
+        <w:t>e</w:t>
+      </w:r>
+      <w:r>
+        <w:rPr>
+          <w:color w:val="FF0000"/>
+          <w:sz w:val="28"/>
+          <w:szCs w:val="28"/>
+        </w:rPr>
+        <w:t xml:space="preserve">nforce regulation </w:t>
+      </w:r>
+      <w:r>
+        <w:rPr>
+          <w:rFonts w:hint="eastAsia"/>
+          <w:color w:val="FF0000"/>
+          <w:sz w:val="28"/>
+          <w:szCs w:val="28"/>
+        </w:rPr>
+        <w:t>執行規定</w:t>
+      </w:r>
+    </w:p>
+    <w:p>
+      <w:pPr>
+        <w:rPr>
+          <w:color w:val="000000" w:themeColor="text1"/>
+          <w:sz w:val="28"/>
+          <w:szCs w:val="28"/>
+        </w:rPr>
+      </w:pPr>
+    </w:p>
+    <w:p>
+      <w:pPr>
+        <w:rPr>
+          <w:color w:val="000000" w:themeColor="text1"/>
+          <w:sz w:val="28"/>
+          <w:szCs w:val="28"/>
+        </w:rPr>
+      </w:pPr>
+      <w:r>
+        <w:rPr>
+          <w:rFonts w:hint="eastAsia"/>
+          <w:color w:val="000000" w:themeColor="text1"/>
+          <w:sz w:val="28"/>
+          <w:szCs w:val="28"/>
+        </w:rPr>
+        <w:t>h</w:t>
+      </w:r>
+      <w:r>
+        <w:rPr>
+          <w:color w:val="000000" w:themeColor="text1"/>
+          <w:sz w:val="28"/>
+          <w:szCs w:val="28"/>
+        </w:rPr>
+        <w:t>abit n.</w:t>
+      </w:r>
+      <w:r>
+        <w:rPr>
+          <w:rFonts w:hint="eastAsia"/>
+          <w:color w:val="000000" w:themeColor="text1"/>
+          <w:sz w:val="28"/>
+          <w:szCs w:val="28"/>
+        </w:rPr>
+        <w:t>習慣</w:t>
+      </w:r>
+    </w:p>
+    <w:p>
+      <w:pPr>
+        <w:rPr>
+          <w:color w:val="000000" w:themeColor="text1"/>
+          <w:sz w:val="28"/>
+          <w:szCs w:val="28"/>
+        </w:rPr>
+      </w:pPr>
+      <w:r>
+        <w:rPr>
+          <w:color w:val="000000" w:themeColor="text1"/>
+          <w:sz w:val="28"/>
+          <w:szCs w:val="28"/>
+        </w:rPr>
+        <w:t>convention n.</w:t>
+      </w:r>
+      <w:r>
+        <w:rPr>
+          <w:rFonts w:hint="eastAsia"/>
+          <w:color w:val="000000" w:themeColor="text1"/>
+          <w:sz w:val="28"/>
+          <w:szCs w:val="28"/>
+        </w:rPr>
+        <w:t>習慣</w:t>
+      </w:r>
+      <w:r>
+        <w:rPr>
+          <w:rFonts w:hint="eastAsia"/>
+          <w:color w:val="000000" w:themeColor="text1"/>
+          <w:sz w:val="28"/>
+          <w:szCs w:val="28"/>
+        </w:rPr>
+        <w:t>/</w:t>
+      </w:r>
+      <w:r>
+        <w:rPr>
+          <w:rFonts w:hint="eastAsia"/>
+          <w:color w:val="000000" w:themeColor="text1"/>
+          <w:sz w:val="28"/>
+          <w:szCs w:val="28"/>
+        </w:rPr>
+        <w:t>習俗</w:t>
+      </w:r>
+    </w:p>
+    <w:p>
+      <w:pPr>
+        <w:rPr>
+          <w:color w:val="000000" w:themeColor="text1"/>
+          <w:sz w:val="28"/>
+          <w:szCs w:val="28"/>
+        </w:rPr>
+      </w:pPr>
+    </w:p>
+    <w:p>
+      <w:pPr>
+        <w:rPr>
+          <w:color w:val="000000" w:themeColor="text1"/>
+          <w:sz w:val="28"/>
+          <w:szCs w:val="28"/>
+        </w:rPr>
+      </w:pPr>
+      <w:r>
+        <w:rPr>
+          <w:rFonts w:hint="eastAsia"/>
+          <w:color w:val="000000" w:themeColor="text1"/>
+          <w:sz w:val="28"/>
+          <w:szCs w:val="28"/>
+        </w:rPr>
+        <w:t>l</w:t>
+      </w:r>
+      <w:r>
+        <w:rPr>
+          <w:color w:val="000000" w:themeColor="text1"/>
+          <w:sz w:val="28"/>
+          <w:szCs w:val="28"/>
+        </w:rPr>
+        <w:t>egislation n.</w:t>
+      </w:r>
+      <w:r>
+        <w:rPr>
+          <w:rFonts w:hint="eastAsia"/>
+          <w:color w:val="000000" w:themeColor="text1"/>
+          <w:sz w:val="28"/>
+          <w:szCs w:val="28"/>
+        </w:rPr>
+        <w:t>立法</w:t>
+      </w:r>
+      <w:r>
+        <w:rPr>
+          <w:rFonts w:hint="eastAsia"/>
+          <w:color w:val="000000" w:themeColor="text1"/>
+          <w:sz w:val="28"/>
+          <w:szCs w:val="28"/>
+        </w:rPr>
+        <w:t>/</w:t>
+      </w:r>
+      <w:r>
+        <w:rPr>
+          <w:rFonts w:hint="eastAsia"/>
+          <w:color w:val="000000" w:themeColor="text1"/>
+          <w:sz w:val="28"/>
+          <w:szCs w:val="28"/>
+        </w:rPr>
+        <w:t>法律</w:t>
+      </w:r>
+    </w:p>
+    <w:p>
+      <w:pPr>
+        <w:rPr>
+          <w:color w:val="000000" w:themeColor="text1"/>
+          <w:sz w:val="28"/>
+          <w:szCs w:val="28"/>
+        </w:rPr>
+      </w:pPr>
+    </w:p>
+    <w:p>
+      <w:pPr>
+        <w:rPr>
+          <w:color w:val="000000" w:themeColor="text1"/>
+          <w:sz w:val="28"/>
+          <w:szCs w:val="28"/>
+        </w:rPr>
+      </w:pPr>
+      <w:r>
+        <w:rPr>
+          <w:color w:val="000000" w:themeColor="text1"/>
+          <w:sz w:val="28"/>
+          <w:szCs w:val="28"/>
+        </w:rPr>
+        <w:t>restrict v.</w:t>
+      </w:r>
+      <w:r>
+        <w:rPr>
+          <w:rFonts w:hint="eastAsia"/>
+          <w:color w:val="000000" w:themeColor="text1"/>
+          <w:sz w:val="28"/>
+          <w:szCs w:val="28"/>
+        </w:rPr>
+        <w:t>限制</w:t>
+      </w:r>
+      <w:r>
+        <w:rPr>
+          <w:rFonts w:hint="eastAsia"/>
+          <w:color w:val="000000" w:themeColor="text1"/>
+          <w:sz w:val="28"/>
+          <w:szCs w:val="28"/>
+        </w:rPr>
+        <w:t>/</w:t>
+      </w:r>
+      <w:r>
+        <w:rPr>
+          <w:rFonts w:hint="eastAsia"/>
+          <w:color w:val="000000" w:themeColor="text1"/>
+          <w:sz w:val="28"/>
+          <w:szCs w:val="28"/>
+        </w:rPr>
+        <w:t>限定</w:t>
+      </w:r>
+      <w:r>
+        <w:rPr>
+          <w:rFonts w:hint="eastAsia"/>
+          <w:color w:val="000000" w:themeColor="text1"/>
+          <w:sz w:val="28"/>
+          <w:szCs w:val="28"/>
+        </w:rPr>
+        <w:t xml:space="preserve"> </w:t>
+      </w:r>
+      <w:r>
+        <w:rPr>
+          <w:color w:val="000000" w:themeColor="text1"/>
+          <w:sz w:val="28"/>
+          <w:szCs w:val="28"/>
+        </w:rPr>
+        <w:t>= limit</w:t>
+      </w:r>
+    </w:p>
+    <w:p>
+      <w:pPr>
+        <w:rPr>
+          <w:color w:val="FF0000"/>
+          <w:sz w:val="28"/>
+          <w:szCs w:val="28"/>
+        </w:rPr>
+      </w:pPr>
+      <w:r>
+        <w:rPr>
+          <w:rFonts w:hint="eastAsia"/>
+          <w:color w:val="FF0000"/>
+          <w:sz w:val="28"/>
+          <w:szCs w:val="28"/>
+        </w:rPr>
+        <w:t>r</w:t>
+      </w:r>
+      <w:r>
+        <w:rPr>
+          <w:color w:val="FF0000"/>
+          <w:sz w:val="28"/>
+          <w:szCs w:val="28"/>
+        </w:rPr>
+        <w:t xml:space="preserve">estrict A to B </w:t>
+      </w:r>
+      <w:r>
+        <w:rPr>
+          <w:rFonts w:hint="eastAsia"/>
+          <w:color w:val="FF0000"/>
+          <w:sz w:val="28"/>
+          <w:szCs w:val="28"/>
+        </w:rPr>
+        <w:t>將</w:t>
+      </w:r>
+      <w:r>
+        <w:rPr>
+          <w:color w:val="FF0000"/>
+          <w:sz w:val="28"/>
+          <w:szCs w:val="28"/>
+        </w:rPr>
+        <w:t>A</w:t>
+      </w:r>
+      <w:r>
+        <w:rPr>
+          <w:rFonts w:hint="eastAsia"/>
+          <w:color w:val="FF0000"/>
+          <w:sz w:val="28"/>
+          <w:szCs w:val="28"/>
+        </w:rPr>
+        <w:t>限定於</w:t>
+      </w:r>
+      <w:r>
+        <w:rPr>
+          <w:rFonts w:hint="eastAsia"/>
+          <w:color w:val="FF0000"/>
+          <w:sz w:val="28"/>
+          <w:szCs w:val="28"/>
+        </w:rPr>
+        <w:t>B</w:t>
+      </w:r>
+    </w:p>
+    <w:p>
+      <w:pPr>
+        <w:rPr>
+          <w:color w:val="FF0000"/>
+          <w:sz w:val="28"/>
+          <w:szCs w:val="28"/>
+        </w:rPr>
+      </w:pPr>
+      <w:r>
+        <w:rPr>
+          <w:color w:val="FF0000"/>
+          <w:sz w:val="28"/>
+          <w:szCs w:val="28"/>
+        </w:rPr>
+        <w:t xml:space="preserve">lift/raise a restriction </w:t>
+      </w:r>
+      <w:r>
+        <w:rPr>
+          <w:rFonts w:hint="eastAsia"/>
+          <w:color w:val="FF0000"/>
+          <w:sz w:val="28"/>
+          <w:szCs w:val="28"/>
+        </w:rPr>
+        <w:t>解除限制</w:t>
+      </w:r>
+    </w:p>
+    <w:p>
+      <w:pPr>
+        <w:rPr>
+          <w:color w:val="000000" w:themeColor="text1"/>
+          <w:sz w:val="28"/>
+          <w:szCs w:val="28"/>
+        </w:rPr>
+      </w:pPr>
+    </w:p>
+    <w:p>
+      <w:pPr>
+        <w:rPr>
+          <w:rFonts w:hint="eastAsia"/>
+          <w:color w:val="000000" w:themeColor="text1"/>
+          <w:sz w:val="28"/>
+          <w:szCs w:val="28"/>
+        </w:rPr>
+      </w:pPr>
+    </w:p>
+    <w:p>
+      <w:pPr>
+        <w:rPr>
+          <w:rFonts w:hint="eastAsia"/>
+          <w:color w:val="000000" w:themeColor="text1"/>
+          <w:sz w:val="28"/>
+          <w:szCs w:val="28"/>
+        </w:rPr>
+      </w:pPr>
+    </w:p>
+    <w:p>
+      <w:pPr>
+        <w:rPr>
+          <w:rFonts w:hint="eastAsia"/>
+          <w:color w:val="000000" w:themeColor="text1"/>
           <w:sz w:val="28"/>
           <w:szCs w:val="28"/>
         </w:rPr>

--- a/碩一/TOEIC/多益單字.docx
+++ b/碩一/TOEIC/多益單字.docx
@@ -1,6 +1,6 @@
 
 <file path=word/document.xml><?xml version="1.0" encoding="utf-8"?>
-<w:document xmlns:wpc="http://schemas.microsoft.com/office/word/2010/wordprocessingCanvas" xmlns:cx="http://schemas.microsoft.com/office/drawing/2014/chartex" xmlns:cx1="http://schemas.microsoft.com/office/drawing/2015/9/8/chartex" xmlns:cx2="http://schemas.microsoft.com/office/drawing/2015/10/21/chartex" xmlns:cx3="http://schemas.microsoft.com/office/drawing/2016/5/9/chartex" xmlns:cx4="http://schemas.microsoft.com/office/drawing/2016/5/10/chartex" xmlns:cx5="http://schemas.microsoft.com/office/drawing/2016/5/11/chartex" xmlns:cx6="http://schemas.microsoft.com/office/drawing/2016/5/12/chartex" xmlns:cx7="http://schemas.microsoft.com/office/drawing/2016/5/13/chartex" xmlns:cx8="http://schemas.microsoft.com/office/drawing/2016/5/14/chartex" xmlns:mc="http://schemas.openxmlformats.org/markup-compatibility/2006" xmlns:aink="http://schemas.microsoft.com/office/drawing/2016/ink" xmlns:am3d="http://schemas.microsoft.com/office/drawing/2017/model3d" xmlns:o="urn:schemas-microsoft-com:office:office" xmlns:r="http://schemas.openxmlformats.org/officeDocument/2006/relationships" xmlns:m="http://schemas.openxmlformats.org/officeDocument/2006/math" xmlns:v="urn:schemas-microsoft-com:vml" xmlns:wp14="http://schemas.microsoft.com/office/word/2010/wordprocessingDrawing" xmlns:wp="http://schemas.openxmlformats.org/drawingml/2006/wordprocessingDrawing" xmlns:w10="urn:schemas-microsoft-com:office:word" xmlns:w="http://schemas.openxmlformats.org/wordprocessingml/2006/main" xmlns:w14="http://schemas.microsoft.com/office/word/2010/wordml" xmlns:w15="http://schemas.microsoft.com/office/word/2012/wordml" xmlns:w16cex="http://schemas.microsoft.com/office/word/2018/wordml/cex" xmlns:w16cid="http://schemas.microsoft.com/office/word/2016/wordml/cid" xmlns:w16="http://schemas.microsoft.com/office/word/2018/wordml" xmlns:w16sdtdh="http://schemas.microsoft.com/office/word/2020/wordml/sdtdatahash" xmlns:w16se="http://schemas.microsoft.com/office/word/2015/wordml/symex" xmlns:wpg="http://schemas.microsoft.com/office/word/2010/wordprocessingGroup" xmlns:wpi="http://schemas.microsoft.com/office/word/2010/wordprocessingInk" xmlns:wne="http://schemas.microsoft.com/office/word/2006/wordml" xmlns:wps="http://schemas.microsoft.com/office/word/2010/wordprocessingShape" mc:Ignorable="w14 w15 w16se w16cid w16 w16cex w16sdtdh wp14">
+<w:document xmlns:wpc="http://schemas.microsoft.com/office/word/2010/wordprocessingCanvas" xmlns:cx="http://schemas.microsoft.com/office/drawing/2014/chartex" xmlns:cx1="http://schemas.microsoft.com/office/drawing/2015/9/8/chartex" xmlns:cx2="http://schemas.microsoft.com/office/drawing/2015/10/21/chartex" xmlns:cx3="http://schemas.microsoft.com/office/drawing/2016/5/9/chartex" xmlns:cx4="http://schemas.microsoft.com/office/drawing/2016/5/10/chartex" xmlns:cx5="http://schemas.microsoft.com/office/drawing/2016/5/11/chartex" xmlns:cx6="http://schemas.microsoft.com/office/drawing/2016/5/12/chartex" xmlns:cx7="http://schemas.microsoft.com/office/drawing/2016/5/13/chartex" xmlns:cx8="http://schemas.microsoft.com/office/drawing/2016/5/14/chartex" xmlns:mc="http://schemas.openxmlformats.org/markup-compatibility/2006" xmlns:aink="http://schemas.microsoft.com/office/drawing/2016/ink" xmlns:am3d="http://schemas.microsoft.com/office/drawing/2017/model3d" xmlns:o="urn:schemas-microsoft-com:office:office" xmlns:oel="http://schemas.microsoft.com/office/2019/extlst" xmlns:r="http://schemas.openxmlformats.org/officeDocument/2006/relationships" xmlns:m="http://schemas.openxmlformats.org/officeDocument/2006/math" xmlns:v="urn:schemas-microsoft-com:vml" xmlns:wp14="http://schemas.microsoft.com/office/word/2010/wordprocessingDrawing" xmlns:wp="http://schemas.openxmlformats.org/drawingml/2006/wordprocessingDrawing" xmlns:w10="urn:schemas-microsoft-com:office:word" xmlns:w="http://schemas.openxmlformats.org/wordprocessingml/2006/main" xmlns:w14="http://schemas.microsoft.com/office/word/2010/wordml" xmlns:w15="http://schemas.microsoft.com/office/word/2012/wordml" xmlns:w16cex="http://schemas.microsoft.com/office/word/2018/wordml/cex" xmlns:w16cid="http://schemas.microsoft.com/office/word/2016/wordml/cid" xmlns:w16="http://schemas.microsoft.com/office/word/2018/wordml" xmlns:w16du="http://schemas.microsoft.com/office/word/2023/wordml/word16du" xmlns:w16sdtdh="http://schemas.microsoft.com/office/word/2020/wordml/sdtdatahash" xmlns:w16se="http://schemas.microsoft.com/office/word/2015/wordml/symex" xmlns:wpg="http://schemas.microsoft.com/office/word/2010/wordprocessingGroup" xmlns:wpi="http://schemas.microsoft.com/office/word/2010/wordprocessingInk" xmlns:wne="http://schemas.microsoft.com/office/word/2006/wordml" xmlns:wps="http://schemas.microsoft.com/office/word/2010/wordprocessingShape" mc:Ignorable="w14 w15 w16se w16cid w16 w16cex w16sdtdh wp14">
   <w:body>
     <w:p>
       <w:pPr>
@@ -3864,7 +3864,6 @@
     <w:p>
       <w:pPr>
         <w:rPr>
-          <w:rFonts w:hint="eastAsia"/>
           <w:color w:val="FF0000"/>
           <w:sz w:val="28"/>
           <w:szCs w:val="28"/>
@@ -4429,7 +4428,6 @@
     <w:p>
       <w:pPr>
         <w:rPr>
-          <w:rFonts w:hint="eastAsia"/>
           <w:color w:val="FF0000"/>
           <w:sz w:val="28"/>
           <w:szCs w:val="28"/>
@@ -4465,7 +4463,6 @@
     <w:p>
       <w:pPr>
         <w:rPr>
-          <w:rFonts w:hint="eastAsia"/>
           <w:sz w:val="28"/>
           <w:szCs w:val="28"/>
         </w:rPr>
@@ -4580,7 +4577,6 @@
     <w:p>
       <w:pPr>
         <w:rPr>
-          <w:rFonts w:hint="eastAsia"/>
           <w:color w:val="FF0000"/>
           <w:sz w:val="28"/>
           <w:szCs w:val="28"/>
@@ -5225,7 +5221,6 @@
     <w:p>
       <w:pPr>
         <w:rPr>
-          <w:rFonts w:hint="eastAsia"/>
           <w:color w:val="000000" w:themeColor="text1"/>
           <w:sz w:val="28"/>
           <w:szCs w:val="28"/>
@@ -5910,17 +5905,15 @@
     <w:p>
       <w:pPr>
         <w:rPr>
-          <w:rFonts w:hint="eastAsia"/>
-          <w:color w:val="000000" w:themeColor="text1"/>
-          <w:sz w:val="28"/>
-          <w:szCs w:val="28"/>
-        </w:rPr>
-      </w:pPr>
-    </w:p>
-    <w:p>
-      <w:pPr>
-        <w:rPr>
-          <w:rFonts w:hint="eastAsia"/>
+          <w:color w:val="000000" w:themeColor="text1"/>
+          <w:sz w:val="28"/>
+          <w:szCs w:val="28"/>
+        </w:rPr>
+      </w:pPr>
+    </w:p>
+    <w:p>
+      <w:pPr>
+        <w:rPr>
           <w:color w:val="000000" w:themeColor="text1"/>
           <w:sz w:val="28"/>
           <w:szCs w:val="28"/>
@@ -6598,17 +6591,4224 @@
     <w:p>
       <w:pPr>
         <w:rPr>
-          <w:rFonts w:hint="eastAsia"/>
-          <w:color w:val="000000" w:themeColor="text1"/>
-          <w:sz w:val="28"/>
-          <w:szCs w:val="28"/>
-        </w:rPr>
-      </w:pPr>
-    </w:p>
-    <w:p>
-      <w:pPr>
-        <w:rPr>
-          <w:rFonts w:hint="eastAsia"/>
+          <w:b/>
+          <w:bCs/>
+          <w:color w:val="000000" w:themeColor="text1"/>
+          <w:sz w:val="44"/>
+          <w:szCs w:val="44"/>
+        </w:rPr>
+      </w:pPr>
+      <w:r>
+        <w:rPr>
+          <w:b/>
+          <w:bCs/>
+          <w:color w:val="000000" w:themeColor="text1"/>
+          <w:sz w:val="44"/>
+          <w:szCs w:val="44"/>
+        </w:rPr>
+        <w:t>Day3</w:t>
+      </w:r>
+    </w:p>
+    <w:p>
+      <w:pPr>
+        <w:rPr>
+          <w:color w:val="000000" w:themeColor="text1"/>
+          <w:sz w:val="28"/>
+          <w:szCs w:val="28"/>
+        </w:rPr>
+      </w:pPr>
+    </w:p>
+    <w:p>
+      <w:pPr>
+        <w:rPr>
+          <w:color w:val="000000" w:themeColor="text1"/>
+          <w:sz w:val="28"/>
+          <w:szCs w:val="28"/>
+        </w:rPr>
+      </w:pPr>
+      <w:r>
+        <w:rPr>
+          <w:color w:val="000000" w:themeColor="text1"/>
+          <w:sz w:val="28"/>
+          <w:szCs w:val="28"/>
+        </w:rPr>
+        <w:t>A</w:t>
+      </w:r>
+      <w:r>
+        <w:rPr>
+          <w:color w:val="000000" w:themeColor="text1"/>
+          <w:sz w:val="28"/>
+          <w:szCs w:val="28"/>
+        </w:rPr>
+        <w:t>ccustomed</w:t>
+      </w:r>
+      <w:r>
+        <w:rPr>
+          <w:color w:val="000000" w:themeColor="text1"/>
+          <w:sz w:val="28"/>
+          <w:szCs w:val="28"/>
+        </w:rPr>
+        <w:t xml:space="preserve"> adj.</w:t>
+      </w:r>
+      <w:r>
+        <w:rPr>
+          <w:rFonts w:hint="eastAsia"/>
+          <w:color w:val="000000" w:themeColor="text1"/>
+          <w:sz w:val="28"/>
+          <w:szCs w:val="28"/>
+        </w:rPr>
+        <w:t>習慣的</w:t>
+      </w:r>
+    </w:p>
+    <w:p>
+      <w:pPr>
+        <w:rPr>
+          <w:rFonts w:hint="eastAsia"/>
+          <w:color w:val="000000" w:themeColor="text1"/>
+          <w:sz w:val="28"/>
+          <w:szCs w:val="28"/>
+        </w:rPr>
+      </w:pPr>
+      <w:r>
+        <w:rPr>
+          <w:color w:val="FF0000"/>
+          <w:sz w:val="28"/>
+          <w:szCs w:val="28"/>
+        </w:rPr>
+        <w:t>Be accustomed to -</w:t>
+      </w:r>
+      <w:proofErr w:type="spellStart"/>
+      <w:r>
+        <w:rPr>
+          <w:color w:val="FF0000"/>
+          <w:sz w:val="28"/>
+          <w:szCs w:val="28"/>
+        </w:rPr>
+        <w:t>ing</w:t>
+      </w:r>
+      <w:proofErr w:type="spellEnd"/>
+      <w:r>
+        <w:rPr>
+          <w:rFonts w:hint="eastAsia"/>
+          <w:color w:val="FF0000"/>
+          <w:sz w:val="28"/>
+          <w:szCs w:val="28"/>
+        </w:rPr>
+        <w:t>習慣做</w:t>
+      </w:r>
+      <w:r>
+        <w:rPr>
+          <w:rFonts w:hint="eastAsia"/>
+          <w:color w:val="FF0000"/>
+          <w:sz w:val="28"/>
+          <w:szCs w:val="28"/>
+        </w:rPr>
+        <w:t>~</w:t>
+      </w:r>
+    </w:p>
+    <w:p>
+      <w:pPr>
+        <w:rPr>
+          <w:color w:val="000000" w:themeColor="text1"/>
+          <w:sz w:val="28"/>
+          <w:szCs w:val="28"/>
+        </w:rPr>
+      </w:pPr>
+    </w:p>
+    <w:p>
+      <w:pPr>
+        <w:rPr>
+          <w:color w:val="000000" w:themeColor="text1"/>
+          <w:sz w:val="28"/>
+          <w:szCs w:val="28"/>
+        </w:rPr>
+      </w:pPr>
+      <w:r>
+        <w:rPr>
+          <w:color w:val="000000" w:themeColor="text1"/>
+          <w:sz w:val="28"/>
+          <w:szCs w:val="28"/>
+        </w:rPr>
+        <w:lastRenderedPageBreak/>
+        <w:t>Corporation  n</w:t>
+      </w:r>
+      <w:r>
+        <w:rPr>
+          <w:rFonts w:hint="eastAsia"/>
+          <w:color w:val="000000" w:themeColor="text1"/>
+          <w:sz w:val="28"/>
+          <w:szCs w:val="28"/>
+        </w:rPr>
+        <w:t>公司</w:t>
+      </w:r>
+    </w:p>
+    <w:p>
+      <w:pPr>
+        <w:rPr>
+          <w:color w:val="000000" w:themeColor="text1"/>
+          <w:sz w:val="28"/>
+          <w:szCs w:val="28"/>
+        </w:rPr>
+      </w:pPr>
+    </w:p>
+    <w:p>
+      <w:pPr>
+        <w:rPr>
+          <w:color w:val="000000" w:themeColor="text1"/>
+          <w:sz w:val="28"/>
+          <w:szCs w:val="28"/>
+        </w:rPr>
+      </w:pPr>
+      <w:r>
+        <w:rPr>
+          <w:color w:val="000000" w:themeColor="text1"/>
+          <w:sz w:val="28"/>
+          <w:szCs w:val="28"/>
+        </w:rPr>
+        <w:t>Demanding adj.</w:t>
+      </w:r>
+      <w:r>
+        <w:rPr>
+          <w:rFonts w:hint="eastAsia"/>
+          <w:color w:val="000000" w:themeColor="text1"/>
+          <w:sz w:val="28"/>
+          <w:szCs w:val="28"/>
+        </w:rPr>
+        <w:t>要求很多的</w:t>
+      </w:r>
+      <w:r>
+        <w:rPr>
+          <w:rFonts w:hint="eastAsia"/>
+          <w:color w:val="000000" w:themeColor="text1"/>
+          <w:sz w:val="28"/>
+          <w:szCs w:val="28"/>
+        </w:rPr>
+        <w:t>/</w:t>
+      </w:r>
+      <w:r>
+        <w:rPr>
+          <w:rFonts w:hint="eastAsia"/>
+          <w:color w:val="000000" w:themeColor="text1"/>
+          <w:sz w:val="28"/>
+          <w:szCs w:val="28"/>
+        </w:rPr>
+        <w:t>吃力的</w:t>
+      </w:r>
+    </w:p>
+    <w:p>
+      <w:pPr>
+        <w:rPr>
+          <w:color w:val="000000" w:themeColor="text1"/>
+          <w:sz w:val="28"/>
+          <w:szCs w:val="28"/>
+        </w:rPr>
+      </w:pPr>
+    </w:p>
+    <w:p>
+      <w:pPr>
+        <w:rPr>
+          <w:color w:val="000000" w:themeColor="text1"/>
+          <w:sz w:val="28"/>
+          <w:szCs w:val="28"/>
+        </w:rPr>
+      </w:pPr>
+      <w:r>
+        <w:rPr>
+          <w:color w:val="000000" w:themeColor="text1"/>
+          <w:sz w:val="28"/>
+          <w:szCs w:val="28"/>
+        </w:rPr>
+        <w:t>Colleague n.</w:t>
+      </w:r>
+      <w:r>
+        <w:rPr>
+          <w:rFonts w:hint="eastAsia"/>
+          <w:color w:val="000000" w:themeColor="text1"/>
+          <w:sz w:val="28"/>
+          <w:szCs w:val="28"/>
+        </w:rPr>
+        <w:t>同事</w:t>
+      </w:r>
+      <w:r>
+        <w:rPr>
+          <w:rFonts w:hint="eastAsia"/>
+          <w:color w:val="000000" w:themeColor="text1"/>
+          <w:sz w:val="28"/>
+          <w:szCs w:val="28"/>
+        </w:rPr>
+        <w:t xml:space="preserve"> = </w:t>
+      </w:r>
+      <w:r>
+        <w:rPr>
+          <w:color w:val="000000" w:themeColor="text1"/>
+          <w:sz w:val="28"/>
+          <w:szCs w:val="28"/>
+        </w:rPr>
+        <w:t>associate</w:t>
+      </w:r>
+      <w:r>
+        <w:rPr>
+          <w:rFonts w:hint="eastAsia"/>
+          <w:color w:val="000000" w:themeColor="text1"/>
+          <w:sz w:val="28"/>
+          <w:szCs w:val="28"/>
+        </w:rPr>
+        <w:t>、</w:t>
+      </w:r>
+      <w:r>
+        <w:rPr>
+          <w:rFonts w:hint="eastAsia"/>
+          <w:color w:val="000000" w:themeColor="text1"/>
+          <w:sz w:val="28"/>
+          <w:szCs w:val="28"/>
+        </w:rPr>
+        <w:t>c</w:t>
+      </w:r>
+      <w:r>
+        <w:rPr>
+          <w:color w:val="000000" w:themeColor="text1"/>
+          <w:sz w:val="28"/>
+          <w:szCs w:val="28"/>
+        </w:rPr>
+        <w:t>oworker</w:t>
+      </w:r>
+      <w:r>
+        <w:rPr>
+          <w:rFonts w:hint="eastAsia"/>
+          <w:color w:val="000000" w:themeColor="text1"/>
+          <w:sz w:val="28"/>
+          <w:szCs w:val="28"/>
+        </w:rPr>
+        <w:t>、</w:t>
+      </w:r>
+      <w:r>
+        <w:rPr>
+          <w:rFonts w:hint="eastAsia"/>
+          <w:color w:val="000000" w:themeColor="text1"/>
+          <w:sz w:val="28"/>
+          <w:szCs w:val="28"/>
+        </w:rPr>
+        <w:t>p</w:t>
+      </w:r>
+      <w:r>
+        <w:rPr>
+          <w:color w:val="000000" w:themeColor="text1"/>
+          <w:sz w:val="28"/>
+          <w:szCs w:val="28"/>
+        </w:rPr>
+        <w:t>eer</w:t>
+      </w:r>
+    </w:p>
+    <w:p>
+      <w:pPr>
+        <w:rPr>
+          <w:color w:val="000000" w:themeColor="text1"/>
+          <w:sz w:val="28"/>
+          <w:szCs w:val="28"/>
+        </w:rPr>
+      </w:pPr>
+    </w:p>
+    <w:p>
+      <w:pPr>
+        <w:rPr>
+          <w:color w:val="000000" w:themeColor="text1"/>
+          <w:sz w:val="28"/>
+          <w:szCs w:val="28"/>
+        </w:rPr>
+      </w:pPr>
+      <w:r>
+        <w:rPr>
+          <w:color w:val="000000" w:themeColor="text1"/>
+          <w:sz w:val="28"/>
+          <w:szCs w:val="28"/>
+        </w:rPr>
+        <w:t>Division n.</w:t>
+      </w:r>
+      <w:r>
+        <w:rPr>
+          <w:rFonts w:hint="eastAsia"/>
+          <w:color w:val="000000" w:themeColor="text1"/>
+          <w:sz w:val="28"/>
+          <w:szCs w:val="28"/>
+        </w:rPr>
+        <w:t>部門</w:t>
+      </w:r>
+    </w:p>
+    <w:p>
+      <w:pPr>
+        <w:rPr>
+          <w:color w:val="000000" w:themeColor="text1"/>
+          <w:sz w:val="28"/>
+          <w:szCs w:val="28"/>
+        </w:rPr>
+      </w:pPr>
+      <w:r>
+        <w:rPr>
+          <w:color w:val="000000" w:themeColor="text1"/>
+          <w:sz w:val="28"/>
+          <w:szCs w:val="28"/>
+        </w:rPr>
+        <w:t>Category n.</w:t>
+      </w:r>
+      <w:r>
+        <w:rPr>
+          <w:rFonts w:hint="eastAsia"/>
+          <w:color w:val="000000" w:themeColor="text1"/>
+          <w:sz w:val="28"/>
+          <w:szCs w:val="28"/>
+        </w:rPr>
+        <w:t>分類</w:t>
+      </w:r>
+    </w:p>
+    <w:p>
+      <w:pPr>
+        <w:rPr>
+          <w:color w:val="000000" w:themeColor="text1"/>
+          <w:sz w:val="28"/>
+          <w:szCs w:val="28"/>
+        </w:rPr>
+      </w:pPr>
+      <w:r>
+        <w:rPr>
+          <w:color w:val="000000" w:themeColor="text1"/>
+          <w:sz w:val="28"/>
+          <w:szCs w:val="28"/>
+        </w:rPr>
+        <w:t>Compartment n.</w:t>
+      </w:r>
+      <w:r>
+        <w:rPr>
+          <w:rFonts w:hint="eastAsia"/>
+          <w:color w:val="000000" w:themeColor="text1"/>
+          <w:sz w:val="28"/>
+          <w:szCs w:val="28"/>
+        </w:rPr>
+        <w:t>區劃</w:t>
+      </w:r>
+      <w:r>
+        <w:rPr>
+          <w:rFonts w:hint="eastAsia"/>
+          <w:color w:val="000000" w:themeColor="text1"/>
+          <w:sz w:val="28"/>
+          <w:szCs w:val="28"/>
+        </w:rPr>
+        <w:t>/</w:t>
+      </w:r>
+      <w:r>
+        <w:rPr>
+          <w:rFonts w:hint="eastAsia"/>
+          <w:color w:val="000000" w:themeColor="text1"/>
+          <w:sz w:val="28"/>
+          <w:szCs w:val="28"/>
+        </w:rPr>
+        <w:t>隔間</w:t>
+      </w:r>
+    </w:p>
+    <w:p>
+      <w:pPr>
+        <w:rPr>
+          <w:color w:val="000000" w:themeColor="text1"/>
+          <w:sz w:val="28"/>
+          <w:szCs w:val="28"/>
+        </w:rPr>
+      </w:pPr>
+    </w:p>
+    <w:p>
+      <w:pPr>
+        <w:rPr>
+          <w:rFonts w:hint="eastAsia"/>
+          <w:color w:val="000000" w:themeColor="text1"/>
+          <w:sz w:val="28"/>
+          <w:szCs w:val="28"/>
+        </w:rPr>
+      </w:pPr>
+      <w:r>
+        <w:rPr>
+          <w:color w:val="000000" w:themeColor="text1"/>
+          <w:sz w:val="28"/>
+          <w:szCs w:val="28"/>
+        </w:rPr>
+        <w:t>Request n.</w:t>
+      </w:r>
+      <w:r>
+        <w:rPr>
+          <w:rFonts w:hint="eastAsia"/>
+          <w:color w:val="000000" w:themeColor="text1"/>
+          <w:sz w:val="28"/>
+          <w:szCs w:val="28"/>
+        </w:rPr>
+        <w:t>要求</w:t>
+      </w:r>
+      <w:r>
+        <w:rPr>
+          <w:rFonts w:hint="eastAsia"/>
+          <w:color w:val="000000" w:themeColor="text1"/>
+          <w:sz w:val="28"/>
+          <w:szCs w:val="28"/>
+        </w:rPr>
+        <w:t>,</w:t>
+      </w:r>
+      <w:r>
+        <w:rPr>
+          <w:color w:val="000000" w:themeColor="text1"/>
+          <w:sz w:val="28"/>
+          <w:szCs w:val="28"/>
+        </w:rPr>
+        <w:t>v</w:t>
+      </w:r>
+      <w:r>
+        <w:rPr>
+          <w:rFonts w:hint="eastAsia"/>
+          <w:color w:val="000000" w:themeColor="text1"/>
+          <w:sz w:val="28"/>
+          <w:szCs w:val="28"/>
+        </w:rPr>
+        <w:t>要求</w:t>
+      </w:r>
+      <w:r>
+        <w:rPr>
+          <w:rFonts w:hint="eastAsia"/>
+          <w:color w:val="000000" w:themeColor="text1"/>
+          <w:sz w:val="28"/>
+          <w:szCs w:val="28"/>
+        </w:rPr>
+        <w:t xml:space="preserve"> = </w:t>
+      </w:r>
+      <w:r>
+        <w:rPr>
+          <w:color w:val="000000" w:themeColor="text1"/>
+          <w:sz w:val="28"/>
+          <w:szCs w:val="28"/>
+        </w:rPr>
+        <w:t>commission</w:t>
+      </w:r>
+    </w:p>
+    <w:p>
+      <w:pPr>
+        <w:rPr>
+          <w:color w:val="FF0000"/>
+          <w:sz w:val="28"/>
+          <w:szCs w:val="28"/>
+        </w:rPr>
+      </w:pPr>
+      <w:r>
+        <w:rPr>
+          <w:color w:val="FF0000"/>
+          <w:sz w:val="28"/>
+          <w:szCs w:val="28"/>
+        </w:rPr>
+        <w:t xml:space="preserve">Upon request </w:t>
+      </w:r>
+      <w:r>
+        <w:rPr>
+          <w:rFonts w:hint="eastAsia"/>
+          <w:color w:val="FF0000"/>
+          <w:sz w:val="28"/>
+          <w:szCs w:val="28"/>
+        </w:rPr>
+        <w:t>根據申請</w:t>
+      </w:r>
+      <w:r>
+        <w:rPr>
+          <w:rFonts w:hint="eastAsia"/>
+          <w:color w:val="FF0000"/>
+          <w:sz w:val="28"/>
+          <w:szCs w:val="28"/>
+        </w:rPr>
+        <w:t>/</w:t>
+      </w:r>
+      <w:r>
+        <w:rPr>
+          <w:rFonts w:hint="eastAsia"/>
+          <w:color w:val="FF0000"/>
+          <w:sz w:val="28"/>
+          <w:szCs w:val="28"/>
+        </w:rPr>
+        <w:t>要求</w:t>
+      </w:r>
+    </w:p>
+    <w:p>
+      <w:pPr>
+        <w:rPr>
+          <w:color w:val="FF0000"/>
+          <w:sz w:val="28"/>
+          <w:szCs w:val="28"/>
+        </w:rPr>
+      </w:pPr>
+      <w:r>
+        <w:rPr>
+          <w:color w:val="FF0000"/>
+          <w:sz w:val="28"/>
+          <w:szCs w:val="28"/>
+        </w:rPr>
+        <w:t xml:space="preserve">Request for </w:t>
+      </w:r>
+      <w:r>
+        <w:rPr>
+          <w:rFonts w:hint="eastAsia"/>
+          <w:color w:val="FF0000"/>
+          <w:sz w:val="28"/>
+          <w:szCs w:val="28"/>
+        </w:rPr>
+        <w:t>對於</w:t>
+      </w:r>
+      <w:r>
+        <w:rPr>
+          <w:rFonts w:hint="eastAsia"/>
+          <w:color w:val="FF0000"/>
+          <w:sz w:val="28"/>
+          <w:szCs w:val="28"/>
+        </w:rPr>
+        <w:t>~</w:t>
+      </w:r>
+      <w:r>
+        <w:rPr>
+          <w:rFonts w:hint="eastAsia"/>
+          <w:color w:val="FF0000"/>
+          <w:sz w:val="28"/>
+          <w:szCs w:val="28"/>
+        </w:rPr>
+        <w:t>的要求</w:t>
+      </w:r>
+    </w:p>
+    <w:p>
+      <w:pPr>
+        <w:rPr>
+          <w:color w:val="FF0000"/>
+          <w:sz w:val="28"/>
+          <w:szCs w:val="28"/>
+        </w:rPr>
+      </w:pPr>
+      <w:r>
+        <w:rPr>
+          <w:color w:val="FF0000"/>
+          <w:sz w:val="28"/>
+          <w:szCs w:val="28"/>
+        </w:rPr>
+        <w:t>Request that +S+</w:t>
+      </w:r>
+      <w:r>
+        <w:rPr>
+          <w:rFonts w:hint="eastAsia"/>
+          <w:color w:val="FF0000"/>
+          <w:sz w:val="28"/>
+          <w:szCs w:val="28"/>
+        </w:rPr>
+        <w:t>原型動詞</w:t>
+      </w:r>
+      <w:r>
+        <w:rPr>
+          <w:rFonts w:hint="eastAsia"/>
+          <w:color w:val="FF0000"/>
+          <w:sz w:val="28"/>
+          <w:szCs w:val="28"/>
+        </w:rPr>
+        <w:t xml:space="preserve"> </w:t>
+      </w:r>
+      <w:r>
+        <w:rPr>
+          <w:rFonts w:hint="eastAsia"/>
+          <w:color w:val="FF0000"/>
+          <w:sz w:val="28"/>
+          <w:szCs w:val="28"/>
+        </w:rPr>
+        <w:t>要求</w:t>
+      </w:r>
+      <w:r>
+        <w:rPr>
+          <w:rFonts w:hint="eastAsia"/>
+          <w:color w:val="FF0000"/>
+          <w:sz w:val="28"/>
+          <w:szCs w:val="28"/>
+        </w:rPr>
+        <w:t>~</w:t>
+      </w:r>
+      <w:r>
+        <w:rPr>
+          <w:rFonts w:hint="eastAsia"/>
+          <w:color w:val="FF0000"/>
+          <w:sz w:val="28"/>
+          <w:szCs w:val="28"/>
+        </w:rPr>
+        <w:t>做</w:t>
+      </w:r>
+      <w:r>
+        <w:rPr>
+          <w:rFonts w:hint="eastAsia"/>
+          <w:color w:val="FF0000"/>
+          <w:sz w:val="28"/>
+          <w:szCs w:val="28"/>
+        </w:rPr>
+        <w:t>~</w:t>
+      </w:r>
+    </w:p>
+    <w:p>
+      <w:pPr>
+        <w:rPr>
+          <w:rFonts w:hint="eastAsia"/>
+          <w:color w:val="FF0000"/>
+          <w:sz w:val="28"/>
+          <w:szCs w:val="28"/>
+        </w:rPr>
+      </w:pPr>
+      <w:r>
+        <w:rPr>
+          <w:color w:val="FF0000"/>
+          <w:sz w:val="28"/>
+          <w:szCs w:val="28"/>
+        </w:rPr>
+        <w:t xml:space="preserve">Be request to do </w:t>
+      </w:r>
+      <w:r>
+        <w:rPr>
+          <w:rFonts w:hint="eastAsia"/>
+          <w:color w:val="FF0000"/>
+          <w:sz w:val="28"/>
+          <w:szCs w:val="28"/>
+        </w:rPr>
+        <w:t>被要求做</w:t>
+      </w:r>
+      <w:r>
+        <w:rPr>
+          <w:rFonts w:hint="eastAsia"/>
+          <w:color w:val="FF0000"/>
+          <w:sz w:val="28"/>
+          <w:szCs w:val="28"/>
+        </w:rPr>
+        <w:t>~</w:t>
+      </w:r>
+    </w:p>
+    <w:p>
+      <w:pPr>
+        <w:rPr>
+          <w:rFonts w:hint="eastAsia"/>
+          <w:color w:val="000000" w:themeColor="text1"/>
+          <w:sz w:val="28"/>
+          <w:szCs w:val="28"/>
+        </w:rPr>
+      </w:pPr>
+    </w:p>
+    <w:p>
+      <w:pPr>
+        <w:rPr>
+          <w:color w:val="000000" w:themeColor="text1"/>
+          <w:sz w:val="28"/>
+          <w:szCs w:val="28"/>
+        </w:rPr>
+      </w:pPr>
+      <w:r>
+        <w:rPr>
+          <w:color w:val="000000" w:themeColor="text1"/>
+          <w:sz w:val="28"/>
+          <w:szCs w:val="28"/>
+        </w:rPr>
+        <w:t>Efficiently adv.</w:t>
+      </w:r>
+      <w:r>
+        <w:rPr>
+          <w:rFonts w:hint="eastAsia"/>
+          <w:color w:val="000000" w:themeColor="text1"/>
+          <w:sz w:val="28"/>
+          <w:szCs w:val="28"/>
+        </w:rPr>
+        <w:t>有效地</w:t>
+      </w:r>
+    </w:p>
+    <w:p>
+      <w:pPr>
+        <w:rPr>
+          <w:color w:val="000000" w:themeColor="text1"/>
+          <w:sz w:val="28"/>
+          <w:szCs w:val="28"/>
+        </w:rPr>
+      </w:pPr>
+    </w:p>
+    <w:p>
+      <w:pPr>
+        <w:rPr>
+          <w:color w:val="000000" w:themeColor="text1"/>
+          <w:sz w:val="28"/>
+          <w:szCs w:val="28"/>
+        </w:rPr>
+      </w:pPr>
+      <w:r>
+        <w:rPr>
+          <w:color w:val="000000" w:themeColor="text1"/>
+          <w:sz w:val="28"/>
+          <w:szCs w:val="28"/>
+        </w:rPr>
+        <w:t>Manage v.</w:t>
+      </w:r>
+      <w:r>
+        <w:rPr>
+          <w:rFonts w:hint="eastAsia"/>
+          <w:color w:val="000000" w:themeColor="text1"/>
+          <w:sz w:val="28"/>
+          <w:szCs w:val="28"/>
+        </w:rPr>
+        <w:t>經營</w:t>
+      </w:r>
+      <w:r>
+        <w:rPr>
+          <w:rFonts w:hint="eastAsia"/>
+          <w:color w:val="000000" w:themeColor="text1"/>
+          <w:sz w:val="28"/>
+          <w:szCs w:val="28"/>
+        </w:rPr>
+        <w:t>/</w:t>
+      </w:r>
+      <w:r>
+        <w:rPr>
+          <w:rFonts w:hint="eastAsia"/>
+          <w:color w:val="000000" w:themeColor="text1"/>
+          <w:sz w:val="28"/>
+          <w:szCs w:val="28"/>
+        </w:rPr>
+        <w:t>管理</w:t>
+      </w:r>
+      <w:r>
+        <w:rPr>
+          <w:rFonts w:hint="eastAsia"/>
+          <w:color w:val="000000" w:themeColor="text1"/>
+          <w:sz w:val="28"/>
+          <w:szCs w:val="28"/>
+        </w:rPr>
+        <w:t xml:space="preserve"> = </w:t>
+      </w:r>
+      <w:r>
+        <w:rPr>
+          <w:color w:val="000000" w:themeColor="text1"/>
+          <w:sz w:val="28"/>
+          <w:szCs w:val="28"/>
+        </w:rPr>
+        <w:t>handle</w:t>
+      </w:r>
+      <w:r>
+        <w:rPr>
+          <w:rFonts w:hint="eastAsia"/>
+          <w:color w:val="000000" w:themeColor="text1"/>
+          <w:sz w:val="28"/>
+          <w:szCs w:val="28"/>
+        </w:rPr>
+        <w:t>、</w:t>
+      </w:r>
+      <w:proofErr w:type="spellStart"/>
+      <w:r>
+        <w:rPr>
+          <w:rFonts w:hint="eastAsia"/>
+          <w:color w:val="000000" w:themeColor="text1"/>
+          <w:sz w:val="28"/>
+          <w:szCs w:val="28"/>
+        </w:rPr>
+        <w:t>s</w:t>
+      </w:r>
+      <w:r>
+        <w:rPr>
+          <w:color w:val="000000" w:themeColor="text1"/>
+          <w:sz w:val="28"/>
+          <w:szCs w:val="28"/>
+        </w:rPr>
+        <w:t>uccessd</w:t>
+      </w:r>
+      <w:proofErr w:type="spellEnd"/>
+      <w:r>
+        <w:rPr>
+          <w:rFonts w:hint="eastAsia"/>
+          <w:color w:val="000000" w:themeColor="text1"/>
+          <w:sz w:val="28"/>
+          <w:szCs w:val="28"/>
+        </w:rPr>
+        <w:t>成功</w:t>
+      </w:r>
+    </w:p>
+    <w:p>
+      <w:pPr>
+        <w:rPr>
+          <w:color w:val="FF0000"/>
+          <w:sz w:val="28"/>
+          <w:szCs w:val="28"/>
+        </w:rPr>
+      </w:pPr>
+      <w:r>
+        <w:rPr>
+          <w:color w:val="FF0000"/>
+          <w:sz w:val="28"/>
+          <w:szCs w:val="28"/>
+        </w:rPr>
+        <w:t xml:space="preserve">Manage to do </w:t>
+      </w:r>
+      <w:r>
+        <w:rPr>
+          <w:rFonts w:hint="eastAsia"/>
+          <w:color w:val="FF0000"/>
+          <w:sz w:val="28"/>
+          <w:szCs w:val="28"/>
+        </w:rPr>
+        <w:t>設法做到</w:t>
+      </w:r>
+      <w:r>
+        <w:rPr>
+          <w:rFonts w:hint="eastAsia"/>
+          <w:color w:val="FF0000"/>
+          <w:sz w:val="28"/>
+          <w:szCs w:val="28"/>
+        </w:rPr>
+        <w:t>~</w:t>
+      </w:r>
+      <w:r>
+        <w:rPr>
+          <w:rFonts w:hint="eastAsia"/>
+          <w:color w:val="FF0000"/>
+          <w:sz w:val="28"/>
+          <w:szCs w:val="28"/>
+        </w:rPr>
+        <w:t>、勉強做到</w:t>
+      </w:r>
+      <w:r>
+        <w:rPr>
+          <w:rFonts w:hint="eastAsia"/>
+          <w:color w:val="FF0000"/>
+          <w:sz w:val="28"/>
+          <w:szCs w:val="28"/>
+        </w:rPr>
+        <w:t>~</w:t>
+      </w:r>
+    </w:p>
+    <w:p>
+      <w:pPr>
+        <w:rPr>
+          <w:color w:val="FF0000"/>
+          <w:sz w:val="28"/>
+          <w:szCs w:val="28"/>
+        </w:rPr>
+      </w:pPr>
+      <w:r>
+        <w:rPr>
+          <w:color w:val="FF0000"/>
+          <w:sz w:val="28"/>
+          <w:szCs w:val="28"/>
+        </w:rPr>
+        <w:t>U</w:t>
+      </w:r>
+      <w:r>
+        <w:rPr>
+          <w:color w:val="FF0000"/>
+          <w:sz w:val="28"/>
+          <w:szCs w:val="28"/>
+        </w:rPr>
+        <w:t>nder</w:t>
+      </w:r>
+      <w:r>
+        <w:rPr>
+          <w:color w:val="FF0000"/>
+          <w:sz w:val="28"/>
+          <w:szCs w:val="28"/>
+        </w:rPr>
+        <w:t xml:space="preserve"> the new management </w:t>
+      </w:r>
+      <w:r>
+        <w:rPr>
+          <w:rFonts w:hint="eastAsia"/>
+          <w:color w:val="FF0000"/>
+          <w:sz w:val="28"/>
+          <w:szCs w:val="28"/>
+        </w:rPr>
+        <w:t>在新的經營團隊下</w:t>
+      </w:r>
+    </w:p>
+    <w:p>
+      <w:pPr>
+        <w:rPr>
+          <w:color w:val="000000" w:themeColor="text1"/>
+          <w:sz w:val="28"/>
+          <w:szCs w:val="28"/>
+        </w:rPr>
+      </w:pPr>
+    </w:p>
+    <w:p>
+      <w:pPr>
+        <w:rPr>
+          <w:color w:val="000000" w:themeColor="text1"/>
+          <w:sz w:val="28"/>
+          <w:szCs w:val="28"/>
+        </w:rPr>
+      </w:pPr>
+    </w:p>
+    <w:p>
+      <w:pPr>
+        <w:rPr>
+          <w:color w:val="000000" w:themeColor="text1"/>
+          <w:sz w:val="28"/>
+          <w:szCs w:val="28"/>
+        </w:rPr>
+      </w:pPr>
+      <w:r>
+        <w:rPr>
+          <w:color w:val="000000" w:themeColor="text1"/>
+          <w:sz w:val="28"/>
+          <w:szCs w:val="28"/>
+        </w:rPr>
+        <w:lastRenderedPageBreak/>
+        <w:t>Submit v.</w:t>
+      </w:r>
+      <w:r>
+        <w:rPr>
+          <w:rFonts w:hint="eastAsia"/>
+          <w:color w:val="000000" w:themeColor="text1"/>
+          <w:sz w:val="28"/>
+          <w:szCs w:val="28"/>
+        </w:rPr>
+        <w:t>提交</w:t>
+      </w:r>
+      <w:r>
+        <w:rPr>
+          <w:rFonts w:hint="eastAsia"/>
+          <w:color w:val="000000" w:themeColor="text1"/>
+          <w:sz w:val="28"/>
+          <w:szCs w:val="28"/>
+        </w:rPr>
+        <w:t xml:space="preserve"> = </w:t>
+      </w:r>
+      <w:r>
+        <w:rPr>
+          <w:color w:val="000000" w:themeColor="text1"/>
+          <w:sz w:val="28"/>
+          <w:szCs w:val="28"/>
+        </w:rPr>
+        <w:t>turn in</w:t>
+      </w:r>
+      <w:r>
+        <w:rPr>
+          <w:rFonts w:hint="eastAsia"/>
+          <w:color w:val="000000" w:themeColor="text1"/>
+          <w:sz w:val="28"/>
+          <w:szCs w:val="28"/>
+        </w:rPr>
+        <w:t>、</w:t>
+      </w:r>
+      <w:r>
+        <w:rPr>
+          <w:rFonts w:hint="eastAsia"/>
+          <w:color w:val="000000" w:themeColor="text1"/>
+          <w:sz w:val="28"/>
+          <w:szCs w:val="28"/>
+        </w:rPr>
+        <w:t>h</w:t>
+      </w:r>
+      <w:r>
+        <w:rPr>
+          <w:color w:val="000000" w:themeColor="text1"/>
+          <w:sz w:val="28"/>
+          <w:szCs w:val="28"/>
+        </w:rPr>
+        <w:t xml:space="preserve">and in </w:t>
+      </w:r>
+    </w:p>
+    <w:p>
+      <w:pPr>
+        <w:rPr>
+          <w:color w:val="FF0000"/>
+          <w:sz w:val="28"/>
+          <w:szCs w:val="28"/>
+        </w:rPr>
+      </w:pPr>
+      <w:r>
+        <w:rPr>
+          <w:color w:val="FF0000"/>
+          <w:sz w:val="28"/>
+          <w:szCs w:val="28"/>
+        </w:rPr>
+        <w:t xml:space="preserve">Submit A to B </w:t>
+      </w:r>
+      <w:r>
+        <w:rPr>
+          <w:rFonts w:hint="eastAsia"/>
+          <w:color w:val="FF0000"/>
+          <w:sz w:val="28"/>
+          <w:szCs w:val="28"/>
+        </w:rPr>
+        <w:t>提交</w:t>
+      </w:r>
+      <w:r>
+        <w:rPr>
+          <w:color w:val="FF0000"/>
+          <w:sz w:val="28"/>
+          <w:szCs w:val="28"/>
+        </w:rPr>
+        <w:t>A</w:t>
+      </w:r>
+      <w:r>
+        <w:rPr>
+          <w:rFonts w:hint="eastAsia"/>
+          <w:color w:val="FF0000"/>
+          <w:sz w:val="28"/>
+          <w:szCs w:val="28"/>
+        </w:rPr>
+        <w:t>給</w:t>
+      </w:r>
+      <w:r>
+        <w:rPr>
+          <w:color w:val="FF0000"/>
+          <w:sz w:val="28"/>
+          <w:szCs w:val="28"/>
+        </w:rPr>
+        <w:t>B</w:t>
+      </w:r>
+    </w:p>
+    <w:p>
+      <w:pPr>
+        <w:rPr>
+          <w:color w:val="FF0000"/>
+          <w:sz w:val="28"/>
+          <w:szCs w:val="28"/>
+        </w:rPr>
+      </w:pPr>
+      <w:r>
+        <w:rPr>
+          <w:color w:val="FF0000"/>
+          <w:sz w:val="28"/>
+          <w:szCs w:val="28"/>
+        </w:rPr>
+        <w:t>Submit a resume/receipt/recommendation/proposal</w:t>
+      </w:r>
+    </w:p>
+    <w:p>
+      <w:pPr>
+        <w:rPr>
+          <w:color w:val="FF0000"/>
+          <w:sz w:val="28"/>
+          <w:szCs w:val="28"/>
+        </w:rPr>
+      </w:pPr>
+      <w:r>
+        <w:rPr>
+          <w:rFonts w:hint="eastAsia"/>
+          <w:color w:val="FF0000"/>
+          <w:sz w:val="28"/>
+          <w:szCs w:val="28"/>
+        </w:rPr>
+        <w:t>提交履歷表</w:t>
+      </w:r>
+      <w:r>
+        <w:rPr>
+          <w:rFonts w:hint="eastAsia"/>
+          <w:color w:val="FF0000"/>
+          <w:sz w:val="28"/>
+          <w:szCs w:val="28"/>
+        </w:rPr>
+        <w:t>/</w:t>
+      </w:r>
+      <w:r>
+        <w:rPr>
+          <w:rFonts w:hint="eastAsia"/>
+          <w:color w:val="FF0000"/>
+          <w:sz w:val="28"/>
+          <w:szCs w:val="28"/>
+        </w:rPr>
+        <w:t>收據</w:t>
+      </w:r>
+      <w:r>
+        <w:rPr>
+          <w:rFonts w:hint="eastAsia"/>
+          <w:color w:val="FF0000"/>
+          <w:sz w:val="28"/>
+          <w:szCs w:val="28"/>
+        </w:rPr>
+        <w:t>/</w:t>
+      </w:r>
+      <w:r>
+        <w:rPr>
+          <w:rFonts w:hint="eastAsia"/>
+          <w:color w:val="FF0000"/>
+          <w:sz w:val="28"/>
+          <w:szCs w:val="28"/>
+        </w:rPr>
+        <w:t>推薦信</w:t>
+      </w:r>
+      <w:r>
+        <w:rPr>
+          <w:rFonts w:hint="eastAsia"/>
+          <w:color w:val="FF0000"/>
+          <w:sz w:val="28"/>
+          <w:szCs w:val="28"/>
+        </w:rPr>
+        <w:t>/</w:t>
+      </w:r>
+      <w:r>
+        <w:rPr>
+          <w:rFonts w:hint="eastAsia"/>
+          <w:color w:val="FF0000"/>
+          <w:sz w:val="28"/>
+          <w:szCs w:val="28"/>
+        </w:rPr>
+        <w:t>提案</w:t>
+      </w:r>
+    </w:p>
+    <w:p>
+      <w:pPr>
+        <w:rPr>
+          <w:color w:val="000000" w:themeColor="text1"/>
+          <w:sz w:val="28"/>
+          <w:szCs w:val="28"/>
+        </w:rPr>
+      </w:pPr>
+    </w:p>
+    <w:p>
+      <w:pPr>
+        <w:rPr>
+          <w:color w:val="000000" w:themeColor="text1"/>
+          <w:sz w:val="28"/>
+          <w:szCs w:val="28"/>
+        </w:rPr>
+      </w:pPr>
+      <w:r>
+        <w:rPr>
+          <w:color w:val="000000" w:themeColor="text1"/>
+          <w:sz w:val="28"/>
+          <w:szCs w:val="28"/>
+        </w:rPr>
+        <w:t>Directly adv.</w:t>
+      </w:r>
+      <w:r>
+        <w:rPr>
+          <w:rFonts w:hint="eastAsia"/>
+          <w:color w:val="000000" w:themeColor="text1"/>
+          <w:sz w:val="28"/>
+          <w:szCs w:val="28"/>
+        </w:rPr>
+        <w:t>直接地</w:t>
+      </w:r>
+    </w:p>
+    <w:p>
+      <w:pPr>
+        <w:rPr>
+          <w:color w:val="FF0000"/>
+          <w:sz w:val="28"/>
+          <w:szCs w:val="28"/>
+        </w:rPr>
+      </w:pPr>
+      <w:r>
+        <w:rPr>
+          <w:color w:val="FF0000"/>
+          <w:sz w:val="28"/>
+          <w:szCs w:val="28"/>
+        </w:rPr>
+        <w:t xml:space="preserve">Report/contact/call +directly </w:t>
+      </w:r>
+      <w:r>
+        <w:rPr>
+          <w:rFonts w:hint="eastAsia"/>
+          <w:color w:val="FF0000"/>
+          <w:sz w:val="28"/>
+          <w:szCs w:val="28"/>
+        </w:rPr>
+        <w:t>直接報告</w:t>
+      </w:r>
+      <w:r>
+        <w:rPr>
+          <w:rFonts w:hint="eastAsia"/>
+          <w:color w:val="FF0000"/>
+          <w:sz w:val="28"/>
+          <w:szCs w:val="28"/>
+        </w:rPr>
+        <w:t>/</w:t>
+      </w:r>
+      <w:r>
+        <w:rPr>
+          <w:rFonts w:hint="eastAsia"/>
+          <w:color w:val="FF0000"/>
+          <w:sz w:val="28"/>
+          <w:szCs w:val="28"/>
+        </w:rPr>
+        <w:t>聯絡</w:t>
+      </w:r>
+      <w:r>
+        <w:rPr>
+          <w:rFonts w:hint="eastAsia"/>
+          <w:color w:val="FF0000"/>
+          <w:sz w:val="28"/>
+          <w:szCs w:val="28"/>
+        </w:rPr>
+        <w:t>/</w:t>
+      </w:r>
+      <w:r>
+        <w:rPr>
+          <w:rFonts w:hint="eastAsia"/>
+          <w:color w:val="FF0000"/>
+          <w:sz w:val="28"/>
+          <w:szCs w:val="28"/>
+        </w:rPr>
+        <w:t>打電話</w:t>
+      </w:r>
+    </w:p>
+    <w:p>
+      <w:pPr>
+        <w:rPr>
+          <w:color w:val="000000" w:themeColor="text1"/>
+          <w:sz w:val="28"/>
+          <w:szCs w:val="28"/>
+        </w:rPr>
+      </w:pPr>
+    </w:p>
+    <w:p>
+      <w:pPr>
+        <w:rPr>
+          <w:color w:val="000000" w:themeColor="text1"/>
+          <w:sz w:val="28"/>
+          <w:szCs w:val="28"/>
+        </w:rPr>
+      </w:pPr>
+      <w:r>
+        <w:rPr>
+          <w:color w:val="000000" w:themeColor="text1"/>
+          <w:sz w:val="28"/>
+          <w:szCs w:val="28"/>
+        </w:rPr>
+        <w:t>Remind v.</w:t>
+      </w:r>
+      <w:r>
+        <w:rPr>
+          <w:rFonts w:hint="eastAsia"/>
+          <w:color w:val="000000" w:themeColor="text1"/>
+          <w:sz w:val="28"/>
+          <w:szCs w:val="28"/>
+        </w:rPr>
+        <w:t>提醒</w:t>
+      </w:r>
+      <w:r>
+        <w:rPr>
+          <w:rFonts w:hint="eastAsia"/>
+          <w:color w:val="000000" w:themeColor="text1"/>
+          <w:sz w:val="28"/>
+          <w:szCs w:val="28"/>
+        </w:rPr>
+        <w:t>/</w:t>
+      </w:r>
+      <w:r>
+        <w:rPr>
+          <w:rFonts w:hint="eastAsia"/>
+          <w:color w:val="000000" w:themeColor="text1"/>
+          <w:sz w:val="28"/>
+          <w:szCs w:val="28"/>
+        </w:rPr>
+        <w:t>使想起</w:t>
+      </w:r>
+    </w:p>
+    <w:p>
+      <w:pPr>
+        <w:rPr>
+          <w:color w:val="FF0000"/>
+          <w:sz w:val="28"/>
+          <w:szCs w:val="28"/>
+        </w:rPr>
+      </w:pPr>
+      <w:r>
+        <w:rPr>
+          <w:color w:val="FF0000"/>
+          <w:sz w:val="28"/>
+          <w:szCs w:val="28"/>
+        </w:rPr>
+        <w:t xml:space="preserve">Remind </w:t>
+      </w:r>
+      <w:r>
+        <w:rPr>
+          <w:rFonts w:hint="eastAsia"/>
+          <w:color w:val="FF0000"/>
+          <w:sz w:val="28"/>
+          <w:szCs w:val="28"/>
+        </w:rPr>
+        <w:t>人</w:t>
+      </w:r>
+      <w:r>
+        <w:rPr>
+          <w:rFonts w:hint="eastAsia"/>
+          <w:color w:val="FF0000"/>
+          <w:sz w:val="28"/>
+          <w:szCs w:val="28"/>
+        </w:rPr>
+        <w:t>+</w:t>
+      </w:r>
+      <w:r>
+        <w:rPr>
+          <w:color w:val="FF0000"/>
+          <w:sz w:val="28"/>
+          <w:szCs w:val="28"/>
+        </w:rPr>
+        <w:t>of</w:t>
+      </w:r>
+      <w:r>
+        <w:rPr>
+          <w:rFonts w:hint="eastAsia"/>
+          <w:color w:val="FF0000"/>
+          <w:sz w:val="28"/>
+          <w:szCs w:val="28"/>
+        </w:rPr>
+        <w:t xml:space="preserve"> </w:t>
+      </w:r>
+      <w:r>
+        <w:rPr>
+          <w:rFonts w:hint="eastAsia"/>
+          <w:color w:val="FF0000"/>
+          <w:sz w:val="28"/>
+          <w:szCs w:val="28"/>
+        </w:rPr>
+        <w:t>內容</w:t>
+      </w:r>
+      <w:r>
+        <w:rPr>
+          <w:rFonts w:hint="eastAsia"/>
+          <w:color w:val="FF0000"/>
+          <w:sz w:val="28"/>
+          <w:szCs w:val="28"/>
+        </w:rPr>
+        <w:t>/</w:t>
+      </w:r>
+      <w:r>
+        <w:rPr>
+          <w:color w:val="FF0000"/>
+          <w:sz w:val="28"/>
+          <w:szCs w:val="28"/>
+        </w:rPr>
+        <w:t>that</w:t>
+      </w:r>
+      <w:r>
+        <w:rPr>
+          <w:rFonts w:hint="eastAsia"/>
+          <w:color w:val="FF0000"/>
+          <w:sz w:val="28"/>
+          <w:szCs w:val="28"/>
+        </w:rPr>
+        <w:t xml:space="preserve"> </w:t>
+      </w:r>
+      <w:r>
+        <w:rPr>
+          <w:rFonts w:hint="eastAsia"/>
+          <w:color w:val="FF0000"/>
+          <w:sz w:val="28"/>
+          <w:szCs w:val="28"/>
+        </w:rPr>
+        <w:t>子句</w:t>
+      </w:r>
+      <w:r>
+        <w:rPr>
+          <w:rFonts w:hint="eastAsia"/>
+          <w:color w:val="FF0000"/>
+          <w:sz w:val="28"/>
+          <w:szCs w:val="28"/>
+        </w:rPr>
+        <w:t xml:space="preserve"> </w:t>
+      </w:r>
+      <w:r>
+        <w:rPr>
+          <w:rFonts w:hint="eastAsia"/>
+          <w:color w:val="FF0000"/>
+          <w:sz w:val="28"/>
+          <w:szCs w:val="28"/>
+        </w:rPr>
+        <w:t>提醒某人某事</w:t>
+      </w:r>
+    </w:p>
+    <w:p>
+      <w:pPr>
+        <w:rPr>
+          <w:color w:val="FF0000"/>
+          <w:sz w:val="28"/>
+          <w:szCs w:val="28"/>
+        </w:rPr>
+      </w:pPr>
+      <w:r>
+        <w:rPr>
+          <w:color w:val="FF0000"/>
+          <w:sz w:val="28"/>
+          <w:szCs w:val="28"/>
+        </w:rPr>
+        <w:t xml:space="preserve">Remind </w:t>
+      </w:r>
+      <w:r>
+        <w:rPr>
+          <w:rFonts w:hint="eastAsia"/>
+          <w:color w:val="FF0000"/>
+          <w:sz w:val="28"/>
+          <w:szCs w:val="28"/>
+        </w:rPr>
+        <w:t>人</w:t>
+      </w:r>
+      <w:r>
+        <w:rPr>
+          <w:rFonts w:hint="eastAsia"/>
+          <w:color w:val="FF0000"/>
+          <w:sz w:val="28"/>
+          <w:szCs w:val="28"/>
+        </w:rPr>
+        <w:t xml:space="preserve"> </w:t>
+      </w:r>
+      <w:r>
+        <w:rPr>
+          <w:color w:val="FF0000"/>
+          <w:sz w:val="28"/>
+          <w:szCs w:val="28"/>
+        </w:rPr>
+        <w:t xml:space="preserve">to do </w:t>
+      </w:r>
+      <w:r>
+        <w:rPr>
+          <w:rFonts w:hint="eastAsia"/>
+          <w:color w:val="FF0000"/>
+          <w:sz w:val="28"/>
+          <w:szCs w:val="28"/>
+        </w:rPr>
+        <w:t>提醒某人做某事</w:t>
+      </w:r>
+    </w:p>
+    <w:p>
+      <w:pPr>
+        <w:rPr>
+          <w:color w:val="FF0000"/>
+          <w:sz w:val="28"/>
+          <w:szCs w:val="28"/>
+        </w:rPr>
+      </w:pPr>
+      <w:r>
+        <w:rPr>
+          <w:color w:val="FF0000"/>
+          <w:sz w:val="28"/>
+          <w:szCs w:val="28"/>
+        </w:rPr>
+        <w:t xml:space="preserve">Be reminded to do </w:t>
+      </w:r>
+      <w:r>
+        <w:rPr>
+          <w:rFonts w:hint="eastAsia"/>
+          <w:color w:val="FF0000"/>
+          <w:sz w:val="28"/>
+          <w:szCs w:val="28"/>
+        </w:rPr>
+        <w:t>被提醒去做某事情</w:t>
+      </w:r>
+    </w:p>
+    <w:p>
+      <w:pPr>
+        <w:rPr>
+          <w:color w:val="000000" w:themeColor="text1"/>
+          <w:sz w:val="28"/>
+          <w:szCs w:val="28"/>
+        </w:rPr>
+      </w:pPr>
+    </w:p>
+    <w:p>
+      <w:pPr>
+        <w:rPr>
+          <w:color w:val="000000" w:themeColor="text1"/>
+          <w:sz w:val="28"/>
+          <w:szCs w:val="28"/>
+        </w:rPr>
+      </w:pPr>
+      <w:r>
+        <w:rPr>
+          <w:color w:val="000000" w:themeColor="text1"/>
+          <w:sz w:val="28"/>
+          <w:szCs w:val="28"/>
+        </w:rPr>
+        <w:t>Instruct v.</w:t>
+      </w:r>
+      <w:r>
+        <w:rPr>
+          <w:rFonts w:hint="eastAsia"/>
+          <w:color w:val="000000" w:themeColor="text1"/>
+          <w:sz w:val="28"/>
+          <w:szCs w:val="28"/>
+        </w:rPr>
+        <w:t>指示</w:t>
+      </w:r>
+      <w:r>
+        <w:rPr>
+          <w:rFonts w:hint="eastAsia"/>
+          <w:color w:val="000000" w:themeColor="text1"/>
+          <w:sz w:val="28"/>
+          <w:szCs w:val="28"/>
+        </w:rPr>
+        <w:t>/</w:t>
+      </w:r>
+      <w:r>
+        <w:rPr>
+          <w:rFonts w:hint="eastAsia"/>
+          <w:color w:val="000000" w:themeColor="text1"/>
+          <w:sz w:val="28"/>
+          <w:szCs w:val="28"/>
+        </w:rPr>
+        <w:t>教導</w:t>
+      </w:r>
+    </w:p>
+    <w:p>
+      <w:pPr>
+        <w:rPr>
+          <w:color w:val="000000" w:themeColor="text1"/>
+          <w:sz w:val="28"/>
+          <w:szCs w:val="28"/>
+        </w:rPr>
+      </w:pPr>
+    </w:p>
+    <w:p>
+      <w:pPr>
+        <w:rPr>
+          <w:color w:val="000000" w:themeColor="text1"/>
+          <w:sz w:val="28"/>
+          <w:szCs w:val="28"/>
+        </w:rPr>
+      </w:pPr>
+      <w:r>
+        <w:rPr>
+          <w:color w:val="000000" w:themeColor="text1"/>
+          <w:sz w:val="28"/>
+          <w:szCs w:val="28"/>
+        </w:rPr>
+        <w:t>Notify v.</w:t>
+      </w:r>
+      <w:r>
+        <w:rPr>
+          <w:rFonts w:hint="eastAsia"/>
+          <w:color w:val="000000" w:themeColor="text1"/>
+          <w:sz w:val="28"/>
+          <w:szCs w:val="28"/>
+        </w:rPr>
+        <w:t>通知</w:t>
+      </w:r>
+      <w:r>
+        <w:rPr>
+          <w:rFonts w:hint="eastAsia"/>
+          <w:color w:val="000000" w:themeColor="text1"/>
+          <w:sz w:val="28"/>
+          <w:szCs w:val="28"/>
+        </w:rPr>
+        <w:t>/</w:t>
+      </w:r>
+      <w:r>
+        <w:rPr>
+          <w:rFonts w:hint="eastAsia"/>
+          <w:color w:val="000000" w:themeColor="text1"/>
+          <w:sz w:val="28"/>
+          <w:szCs w:val="28"/>
+        </w:rPr>
+        <w:t>告知</w:t>
+      </w:r>
+      <w:r>
+        <w:rPr>
+          <w:rFonts w:hint="eastAsia"/>
+          <w:color w:val="000000" w:themeColor="text1"/>
+          <w:sz w:val="28"/>
+          <w:szCs w:val="28"/>
+        </w:rPr>
+        <w:t xml:space="preserve"> = </w:t>
+      </w:r>
+      <w:r>
+        <w:rPr>
+          <w:color w:val="000000" w:themeColor="text1"/>
+          <w:sz w:val="28"/>
+          <w:szCs w:val="28"/>
+        </w:rPr>
+        <w:t xml:space="preserve">inform </w:t>
+      </w:r>
+      <w:r>
+        <w:rPr>
+          <w:rFonts w:hint="eastAsia"/>
+          <w:color w:val="000000" w:themeColor="text1"/>
+          <w:sz w:val="28"/>
+          <w:szCs w:val="28"/>
+        </w:rPr>
+        <w:t>通知</w:t>
+      </w:r>
+    </w:p>
+    <w:p>
+      <w:pPr>
+        <w:rPr>
+          <w:color w:val="FF0000"/>
+          <w:sz w:val="28"/>
+          <w:szCs w:val="28"/>
+        </w:rPr>
+      </w:pPr>
+      <w:r>
+        <w:rPr>
+          <w:color w:val="FF0000"/>
+          <w:sz w:val="28"/>
+          <w:szCs w:val="28"/>
+        </w:rPr>
+        <w:t>Notify</w:t>
+      </w:r>
+      <w:r>
+        <w:rPr>
+          <w:rFonts w:hint="eastAsia"/>
+          <w:color w:val="FF0000"/>
+          <w:sz w:val="28"/>
+          <w:szCs w:val="28"/>
+        </w:rPr>
+        <w:t xml:space="preserve"> </w:t>
+      </w:r>
+      <w:r>
+        <w:rPr>
+          <w:rFonts w:hint="eastAsia"/>
+          <w:color w:val="FF0000"/>
+          <w:sz w:val="28"/>
+          <w:szCs w:val="28"/>
+        </w:rPr>
+        <w:t>人</w:t>
+      </w:r>
+      <w:r>
+        <w:rPr>
+          <w:rFonts w:hint="eastAsia"/>
+          <w:color w:val="FF0000"/>
+          <w:sz w:val="28"/>
+          <w:szCs w:val="28"/>
+        </w:rPr>
+        <w:t xml:space="preserve"> </w:t>
+      </w:r>
+      <w:r>
+        <w:rPr>
+          <w:color w:val="FF0000"/>
+          <w:sz w:val="28"/>
+          <w:szCs w:val="28"/>
+        </w:rPr>
+        <w:t>+of</w:t>
+      </w:r>
+      <w:r>
+        <w:rPr>
+          <w:rFonts w:hint="eastAsia"/>
+          <w:color w:val="FF0000"/>
+          <w:sz w:val="28"/>
+          <w:szCs w:val="28"/>
+        </w:rPr>
+        <w:t>內容</w:t>
+      </w:r>
+      <w:r>
+        <w:rPr>
+          <w:rFonts w:hint="eastAsia"/>
+          <w:color w:val="FF0000"/>
+          <w:sz w:val="28"/>
+          <w:szCs w:val="28"/>
+        </w:rPr>
+        <w:t>/t</w:t>
+      </w:r>
+      <w:r>
+        <w:rPr>
+          <w:color w:val="FF0000"/>
+          <w:sz w:val="28"/>
+          <w:szCs w:val="28"/>
+        </w:rPr>
+        <w:t xml:space="preserve">hat </w:t>
+      </w:r>
+      <w:r>
+        <w:rPr>
+          <w:rFonts w:hint="eastAsia"/>
+          <w:color w:val="FF0000"/>
+          <w:sz w:val="28"/>
+          <w:szCs w:val="28"/>
+        </w:rPr>
+        <w:t>子句</w:t>
+      </w:r>
+      <w:r>
+        <w:rPr>
+          <w:rFonts w:hint="eastAsia"/>
+          <w:color w:val="FF0000"/>
+          <w:sz w:val="28"/>
+          <w:szCs w:val="28"/>
+        </w:rPr>
+        <w:t xml:space="preserve"> </w:t>
+      </w:r>
+      <w:r>
+        <w:rPr>
+          <w:rFonts w:hint="eastAsia"/>
+          <w:color w:val="FF0000"/>
+          <w:sz w:val="28"/>
+          <w:szCs w:val="28"/>
+        </w:rPr>
+        <w:t>通知某人某事</w:t>
+      </w:r>
+      <w:r>
+        <w:rPr>
+          <w:rFonts w:hint="eastAsia"/>
+          <w:color w:val="FF0000"/>
+          <w:sz w:val="28"/>
+          <w:szCs w:val="28"/>
+        </w:rPr>
+        <w:t xml:space="preserve"> </w:t>
+      </w:r>
+      <w:r>
+        <w:rPr>
+          <w:color w:val="FF0000"/>
+          <w:sz w:val="28"/>
+          <w:szCs w:val="28"/>
+        </w:rPr>
+        <w:t>(notify</w:t>
+      </w:r>
+      <w:r>
+        <w:rPr>
+          <w:rFonts w:hint="eastAsia"/>
+          <w:color w:val="FF0000"/>
+          <w:sz w:val="28"/>
+          <w:szCs w:val="28"/>
+        </w:rPr>
+        <w:t>後接人當受詞</w:t>
+      </w:r>
+      <w:r>
+        <w:rPr>
+          <w:rFonts w:hint="eastAsia"/>
+          <w:color w:val="FF0000"/>
+          <w:sz w:val="28"/>
+          <w:szCs w:val="28"/>
+        </w:rPr>
+        <w:t>)</w:t>
+      </w:r>
+    </w:p>
+    <w:p>
+      <w:pPr>
+        <w:rPr>
+          <w:color w:val="FF0000"/>
+          <w:sz w:val="28"/>
+          <w:szCs w:val="28"/>
+        </w:rPr>
+      </w:pPr>
+      <w:r>
+        <w:rPr>
+          <w:color w:val="FF0000"/>
+          <w:sz w:val="28"/>
+          <w:szCs w:val="28"/>
+        </w:rPr>
+        <w:t xml:space="preserve">Announce(to </w:t>
+      </w:r>
+      <w:r>
+        <w:rPr>
+          <w:rFonts w:hint="eastAsia"/>
+          <w:color w:val="FF0000"/>
+          <w:sz w:val="28"/>
+          <w:szCs w:val="28"/>
+        </w:rPr>
+        <w:t>人</w:t>
+      </w:r>
+      <w:r>
+        <w:rPr>
+          <w:rFonts w:hint="eastAsia"/>
+          <w:color w:val="FF0000"/>
+          <w:sz w:val="28"/>
+          <w:szCs w:val="28"/>
+        </w:rPr>
+        <w:t>)</w:t>
+      </w:r>
+      <w:r>
+        <w:rPr>
+          <w:color w:val="FF0000"/>
+          <w:sz w:val="28"/>
+          <w:szCs w:val="28"/>
+        </w:rPr>
+        <w:t>that</w:t>
+      </w:r>
+      <w:r>
+        <w:rPr>
+          <w:rFonts w:hint="eastAsia"/>
+          <w:color w:val="FF0000"/>
+          <w:sz w:val="28"/>
+          <w:szCs w:val="28"/>
+        </w:rPr>
+        <w:t>子句</w:t>
+      </w:r>
+      <w:r>
+        <w:rPr>
+          <w:rFonts w:hint="eastAsia"/>
+          <w:color w:val="FF0000"/>
+          <w:sz w:val="28"/>
+          <w:szCs w:val="28"/>
+        </w:rPr>
+        <w:t xml:space="preserve"> </w:t>
+      </w:r>
+      <w:r>
+        <w:rPr>
+          <w:color w:val="FF0000"/>
+          <w:sz w:val="28"/>
+          <w:szCs w:val="28"/>
+        </w:rPr>
+        <w:t>(</w:t>
+      </w:r>
+      <w:r>
+        <w:rPr>
+          <w:rFonts w:hint="eastAsia"/>
+          <w:color w:val="FF0000"/>
+          <w:sz w:val="28"/>
+          <w:szCs w:val="28"/>
+        </w:rPr>
+        <w:t>向</w:t>
+      </w:r>
+      <w:r>
+        <w:rPr>
+          <w:rFonts w:hint="eastAsia"/>
+          <w:color w:val="FF0000"/>
+          <w:sz w:val="28"/>
+          <w:szCs w:val="28"/>
+        </w:rPr>
+        <w:t>~)</w:t>
+      </w:r>
+      <w:r>
+        <w:rPr>
+          <w:rFonts w:hint="eastAsia"/>
+          <w:color w:val="FF0000"/>
+          <w:sz w:val="28"/>
+          <w:szCs w:val="28"/>
+        </w:rPr>
+        <w:t>宣布</w:t>
+      </w:r>
+      <w:r>
+        <w:rPr>
+          <w:rFonts w:hint="eastAsia"/>
+          <w:color w:val="FF0000"/>
+          <w:sz w:val="28"/>
+          <w:szCs w:val="28"/>
+        </w:rPr>
+        <w:t>~</w:t>
+      </w:r>
+    </w:p>
+    <w:p>
+      <w:pPr>
+        <w:rPr>
+          <w:color w:val="FF0000"/>
+          <w:sz w:val="28"/>
+          <w:szCs w:val="28"/>
+        </w:rPr>
+      </w:pPr>
+      <w:r>
+        <w:rPr>
+          <w:color w:val="FF0000"/>
+          <w:sz w:val="28"/>
+          <w:szCs w:val="28"/>
+        </w:rPr>
+        <w:t>Reveal</w:t>
+      </w:r>
+      <w:r>
+        <w:rPr>
+          <w:rFonts w:hint="eastAsia"/>
+          <w:color w:val="FF0000"/>
+          <w:sz w:val="28"/>
+          <w:szCs w:val="28"/>
+        </w:rPr>
+        <w:t>內容</w:t>
+      </w:r>
+      <w:r>
+        <w:rPr>
+          <w:rFonts w:hint="eastAsia"/>
+          <w:color w:val="FF0000"/>
+          <w:sz w:val="28"/>
+          <w:szCs w:val="28"/>
+        </w:rPr>
+        <w:t>(</w:t>
+      </w:r>
+      <w:r>
+        <w:rPr>
+          <w:color w:val="FF0000"/>
+          <w:sz w:val="28"/>
+          <w:szCs w:val="28"/>
+        </w:rPr>
+        <w:t>to</w:t>
+      </w:r>
+      <w:r>
+        <w:rPr>
+          <w:rFonts w:hint="eastAsia"/>
+          <w:color w:val="FF0000"/>
+          <w:sz w:val="28"/>
+          <w:szCs w:val="28"/>
+        </w:rPr>
+        <w:t>人</w:t>
+      </w:r>
+      <w:r>
+        <w:rPr>
+          <w:rFonts w:hint="eastAsia"/>
+          <w:color w:val="FF0000"/>
+          <w:sz w:val="28"/>
+          <w:szCs w:val="28"/>
+        </w:rPr>
+        <w:t xml:space="preserve">) </w:t>
+      </w:r>
+      <w:r>
+        <w:rPr>
+          <w:rFonts w:hint="eastAsia"/>
+          <w:color w:val="FF0000"/>
+          <w:sz w:val="28"/>
+          <w:szCs w:val="28"/>
+        </w:rPr>
+        <w:t>揭露</w:t>
+      </w:r>
+      <w:r>
+        <w:rPr>
+          <w:rFonts w:hint="eastAsia"/>
+          <w:color w:val="FF0000"/>
+          <w:sz w:val="28"/>
+          <w:szCs w:val="28"/>
+        </w:rPr>
+        <w:t>/</w:t>
+      </w:r>
+      <w:r>
+        <w:rPr>
+          <w:rFonts w:hint="eastAsia"/>
+          <w:color w:val="FF0000"/>
+          <w:sz w:val="28"/>
+          <w:szCs w:val="28"/>
+        </w:rPr>
+        <w:t>洩露</w:t>
+      </w:r>
+      <w:r>
+        <w:rPr>
+          <w:rFonts w:hint="eastAsia"/>
+          <w:color w:val="FF0000"/>
+          <w:sz w:val="28"/>
+          <w:szCs w:val="28"/>
+        </w:rPr>
+        <w:t>~</w:t>
+      </w:r>
+      <w:r>
+        <w:rPr>
+          <w:color w:val="FF0000"/>
+          <w:sz w:val="28"/>
+          <w:szCs w:val="28"/>
+        </w:rPr>
+        <w:t xml:space="preserve"> (</w:t>
+      </w:r>
+      <w:r>
+        <w:rPr>
+          <w:rFonts w:hint="eastAsia"/>
+          <w:color w:val="FF0000"/>
+          <w:sz w:val="28"/>
+          <w:szCs w:val="28"/>
+        </w:rPr>
+        <w:t>讓</w:t>
+      </w:r>
+      <w:r>
+        <w:rPr>
+          <w:rFonts w:hint="eastAsia"/>
+          <w:color w:val="FF0000"/>
+          <w:sz w:val="28"/>
+          <w:szCs w:val="28"/>
+        </w:rPr>
+        <w:t>(</w:t>
+      </w:r>
+      <w:proofErr w:type="gramStart"/>
+      <w:r>
+        <w:rPr>
+          <w:rFonts w:hint="eastAsia"/>
+          <w:color w:val="FF0000"/>
+          <w:sz w:val="28"/>
+          <w:szCs w:val="28"/>
+        </w:rPr>
+        <w:t>某人</w:t>
+      </w:r>
+      <w:r>
+        <w:rPr>
+          <w:rFonts w:hint="eastAsia"/>
+          <w:color w:val="FF0000"/>
+          <w:sz w:val="28"/>
+          <w:szCs w:val="28"/>
+        </w:rPr>
+        <w:t>)</w:t>
+      </w:r>
+      <w:proofErr w:type="gramEnd"/>
+      <w:r>
+        <w:rPr>
+          <w:rFonts w:hint="eastAsia"/>
+          <w:color w:val="FF0000"/>
+          <w:sz w:val="28"/>
+          <w:szCs w:val="28"/>
+        </w:rPr>
+        <w:t>知道</w:t>
+      </w:r>
+      <w:r>
+        <w:rPr>
+          <w:rFonts w:hint="eastAsia"/>
+          <w:color w:val="FF0000"/>
+          <w:sz w:val="28"/>
+          <w:szCs w:val="28"/>
+        </w:rPr>
+        <w:t>)</w:t>
+      </w:r>
+    </w:p>
+    <w:p>
+      <w:pPr>
+        <w:rPr>
+          <w:rFonts w:hint="eastAsia"/>
+          <w:color w:val="000000" w:themeColor="text1"/>
+          <w:sz w:val="28"/>
+          <w:szCs w:val="28"/>
+        </w:rPr>
+      </w:pPr>
+    </w:p>
+    <w:p>
+      <w:pPr>
+        <w:rPr>
+          <w:color w:val="000000" w:themeColor="text1"/>
+          <w:sz w:val="28"/>
+          <w:szCs w:val="28"/>
+        </w:rPr>
+      </w:pPr>
+    </w:p>
+    <w:p>
+      <w:pPr>
+        <w:rPr>
+          <w:color w:val="000000" w:themeColor="text1"/>
+          <w:sz w:val="28"/>
+          <w:szCs w:val="28"/>
+        </w:rPr>
+      </w:pPr>
+    </w:p>
+    <w:p>
+      <w:pPr>
+        <w:rPr>
+          <w:color w:val="000000" w:themeColor="text1"/>
+          <w:sz w:val="28"/>
+          <w:szCs w:val="28"/>
+        </w:rPr>
+      </w:pPr>
+    </w:p>
+    <w:p>
+      <w:pPr>
+        <w:rPr>
+          <w:color w:val="000000" w:themeColor="text1"/>
+          <w:sz w:val="28"/>
+          <w:szCs w:val="28"/>
+        </w:rPr>
+      </w:pPr>
+    </w:p>
+    <w:p>
+      <w:pPr>
+        <w:rPr>
+          <w:color w:val="000000" w:themeColor="text1"/>
+          <w:sz w:val="28"/>
+          <w:szCs w:val="28"/>
+        </w:rPr>
+      </w:pPr>
+      <w:r>
+        <w:rPr>
+          <w:color w:val="000000" w:themeColor="text1"/>
+          <w:sz w:val="28"/>
+          <w:szCs w:val="28"/>
+        </w:rPr>
+        <w:lastRenderedPageBreak/>
+        <w:t>Perform v.</w:t>
+      </w:r>
+      <w:r>
+        <w:rPr>
+          <w:rFonts w:hint="eastAsia"/>
+          <w:color w:val="000000" w:themeColor="text1"/>
+          <w:sz w:val="28"/>
+          <w:szCs w:val="28"/>
+        </w:rPr>
+        <w:t>執行</w:t>
+      </w:r>
+      <w:r>
+        <w:rPr>
+          <w:rFonts w:hint="eastAsia"/>
+          <w:color w:val="000000" w:themeColor="text1"/>
+          <w:sz w:val="28"/>
+          <w:szCs w:val="28"/>
+        </w:rPr>
+        <w:t>/</w:t>
+      </w:r>
+      <w:r>
+        <w:rPr>
+          <w:rFonts w:hint="eastAsia"/>
+          <w:color w:val="000000" w:themeColor="text1"/>
+          <w:sz w:val="28"/>
+          <w:szCs w:val="28"/>
+        </w:rPr>
+        <w:t>實施</w:t>
+      </w:r>
+      <w:r>
+        <w:rPr>
+          <w:rFonts w:hint="eastAsia"/>
+          <w:color w:val="000000" w:themeColor="text1"/>
+          <w:sz w:val="28"/>
+          <w:szCs w:val="28"/>
+        </w:rPr>
+        <w:t xml:space="preserve"> = </w:t>
+      </w:r>
+      <w:r>
+        <w:rPr>
+          <w:color w:val="000000" w:themeColor="text1"/>
+          <w:sz w:val="28"/>
+          <w:szCs w:val="28"/>
+        </w:rPr>
+        <w:t xml:space="preserve">conduct </w:t>
+      </w:r>
+      <w:r>
+        <w:rPr>
+          <w:rFonts w:hint="eastAsia"/>
+          <w:color w:val="000000" w:themeColor="text1"/>
+          <w:sz w:val="28"/>
+          <w:szCs w:val="28"/>
+        </w:rPr>
+        <w:t>進行</w:t>
+      </w:r>
+      <w:r>
+        <w:rPr>
+          <w:rFonts w:hint="eastAsia"/>
+          <w:color w:val="000000" w:themeColor="text1"/>
+          <w:sz w:val="28"/>
+          <w:szCs w:val="28"/>
+        </w:rPr>
+        <w:t>/</w:t>
+      </w:r>
+      <w:r>
+        <w:rPr>
+          <w:rFonts w:hint="eastAsia"/>
+          <w:color w:val="000000" w:themeColor="text1"/>
+          <w:sz w:val="28"/>
+          <w:szCs w:val="28"/>
+        </w:rPr>
+        <w:t>實施</w:t>
+      </w:r>
+      <w:r>
+        <w:rPr>
+          <w:rFonts w:hint="eastAsia"/>
+          <w:color w:val="000000" w:themeColor="text1"/>
+          <w:sz w:val="28"/>
+          <w:szCs w:val="28"/>
+        </w:rPr>
+        <w:t xml:space="preserve"> </w:t>
+      </w:r>
+      <w:r>
+        <w:rPr>
+          <w:rFonts w:hint="eastAsia"/>
+          <w:color w:val="000000" w:themeColor="text1"/>
+          <w:sz w:val="28"/>
+          <w:szCs w:val="28"/>
+        </w:rPr>
+        <w:t>、</w:t>
+      </w:r>
+      <w:r>
+        <w:rPr>
+          <w:rFonts w:hint="eastAsia"/>
+          <w:color w:val="000000" w:themeColor="text1"/>
+          <w:sz w:val="28"/>
+          <w:szCs w:val="28"/>
+        </w:rPr>
+        <w:t>c</w:t>
+      </w:r>
+      <w:r>
+        <w:rPr>
+          <w:color w:val="000000" w:themeColor="text1"/>
+          <w:sz w:val="28"/>
+          <w:szCs w:val="28"/>
+        </w:rPr>
+        <w:t>omplete</w:t>
+      </w:r>
+      <w:r>
+        <w:rPr>
+          <w:rFonts w:hint="eastAsia"/>
+          <w:color w:val="000000" w:themeColor="text1"/>
+          <w:sz w:val="28"/>
+          <w:szCs w:val="28"/>
+        </w:rPr>
+        <w:t>完成</w:t>
+      </w:r>
+    </w:p>
+    <w:p>
+      <w:pPr>
+        <w:rPr>
+          <w:color w:val="000000" w:themeColor="text1"/>
+          <w:sz w:val="28"/>
+          <w:szCs w:val="28"/>
+        </w:rPr>
+      </w:pPr>
+    </w:p>
+    <w:p>
+      <w:pPr>
+        <w:rPr>
+          <w:color w:val="000000" w:themeColor="text1"/>
+          <w:sz w:val="28"/>
+          <w:szCs w:val="28"/>
+        </w:rPr>
+      </w:pPr>
+      <w:r>
+        <w:rPr>
+          <w:color w:val="000000" w:themeColor="text1"/>
+          <w:sz w:val="28"/>
+          <w:szCs w:val="28"/>
+        </w:rPr>
+        <w:t>Monitor v.</w:t>
+      </w:r>
+      <w:r>
+        <w:rPr>
+          <w:rFonts w:hint="eastAsia"/>
+          <w:color w:val="000000" w:themeColor="text1"/>
+          <w:sz w:val="28"/>
+          <w:szCs w:val="28"/>
+        </w:rPr>
+        <w:t>監視</w:t>
+      </w:r>
+      <w:r>
+        <w:rPr>
+          <w:rFonts w:hint="eastAsia"/>
+          <w:color w:val="000000" w:themeColor="text1"/>
+          <w:sz w:val="28"/>
+          <w:szCs w:val="28"/>
+        </w:rPr>
+        <w:t>/</w:t>
+      </w:r>
+      <w:r>
+        <w:rPr>
+          <w:rFonts w:hint="eastAsia"/>
+          <w:color w:val="000000" w:themeColor="text1"/>
+          <w:sz w:val="28"/>
+          <w:szCs w:val="28"/>
+        </w:rPr>
+        <w:t>監督</w:t>
+      </w:r>
+    </w:p>
+    <w:p>
+      <w:pPr>
+        <w:rPr>
+          <w:color w:val="000000" w:themeColor="text1"/>
+          <w:sz w:val="28"/>
+          <w:szCs w:val="28"/>
+        </w:rPr>
+      </w:pPr>
+    </w:p>
+    <w:p>
+      <w:pPr>
+        <w:rPr>
+          <w:color w:val="000000" w:themeColor="text1"/>
+          <w:sz w:val="28"/>
+          <w:szCs w:val="28"/>
+        </w:rPr>
+      </w:pPr>
+      <w:r>
+        <w:rPr>
+          <w:color w:val="000000" w:themeColor="text1"/>
+          <w:sz w:val="28"/>
+          <w:szCs w:val="28"/>
+        </w:rPr>
+        <w:t>Deserve v.</w:t>
+      </w:r>
+      <w:r>
+        <w:rPr>
+          <w:rFonts w:hint="eastAsia"/>
+          <w:color w:val="000000" w:themeColor="text1"/>
+          <w:sz w:val="28"/>
+          <w:szCs w:val="28"/>
+        </w:rPr>
+        <w:t>值得</w:t>
+      </w:r>
+      <w:r>
+        <w:rPr>
+          <w:rFonts w:hint="eastAsia"/>
+          <w:color w:val="000000" w:themeColor="text1"/>
+          <w:sz w:val="28"/>
+          <w:szCs w:val="28"/>
+        </w:rPr>
+        <w:t>/</w:t>
+      </w:r>
+      <w:r>
+        <w:rPr>
+          <w:rFonts w:hint="eastAsia"/>
+          <w:color w:val="000000" w:themeColor="text1"/>
+          <w:sz w:val="28"/>
+          <w:szCs w:val="28"/>
+        </w:rPr>
+        <w:t>應該得到</w:t>
+      </w:r>
+    </w:p>
+    <w:p>
+      <w:pPr>
+        <w:rPr>
+          <w:color w:val="000000" w:themeColor="text1"/>
+          <w:sz w:val="28"/>
+          <w:szCs w:val="28"/>
+        </w:rPr>
+      </w:pPr>
+      <w:r>
+        <w:rPr>
+          <w:color w:val="FF0000"/>
+          <w:sz w:val="28"/>
+          <w:szCs w:val="28"/>
+        </w:rPr>
+        <w:t xml:space="preserve">Well-deserved advancement </w:t>
+      </w:r>
+      <w:r>
+        <w:rPr>
+          <w:rFonts w:hint="eastAsia"/>
+          <w:color w:val="FF0000"/>
+          <w:sz w:val="28"/>
+          <w:szCs w:val="28"/>
+        </w:rPr>
+        <w:t>應得的晉升</w:t>
+      </w:r>
+    </w:p>
+    <w:p>
+      <w:pPr>
+        <w:rPr>
+          <w:color w:val="000000" w:themeColor="text1"/>
+          <w:sz w:val="28"/>
+          <w:szCs w:val="28"/>
+        </w:rPr>
+      </w:pPr>
+    </w:p>
+    <w:p>
+      <w:pPr>
+        <w:rPr>
+          <w:color w:val="000000" w:themeColor="text1"/>
+          <w:sz w:val="28"/>
+          <w:szCs w:val="28"/>
+        </w:rPr>
+      </w:pPr>
+      <w:r>
+        <w:rPr>
+          <w:color w:val="000000" w:themeColor="text1"/>
+          <w:sz w:val="28"/>
+          <w:szCs w:val="28"/>
+        </w:rPr>
+        <w:t>Assignment n.</w:t>
+      </w:r>
+      <w:r>
+        <w:rPr>
+          <w:rFonts w:hint="eastAsia"/>
+          <w:color w:val="000000" w:themeColor="text1"/>
+          <w:sz w:val="28"/>
+          <w:szCs w:val="28"/>
+        </w:rPr>
+        <w:t>工作</w:t>
+      </w:r>
+      <w:r>
+        <w:rPr>
+          <w:rFonts w:hint="eastAsia"/>
+          <w:color w:val="000000" w:themeColor="text1"/>
+          <w:sz w:val="28"/>
+          <w:szCs w:val="28"/>
+        </w:rPr>
+        <w:t>/</w:t>
+      </w:r>
+      <w:r>
+        <w:rPr>
+          <w:rFonts w:hint="eastAsia"/>
+          <w:color w:val="000000" w:themeColor="text1"/>
+          <w:sz w:val="28"/>
+          <w:szCs w:val="28"/>
+        </w:rPr>
+        <w:t>任務</w:t>
+      </w:r>
+    </w:p>
+    <w:p>
+      <w:pPr>
+        <w:rPr>
+          <w:color w:val="000000" w:themeColor="text1"/>
+          <w:sz w:val="28"/>
+          <w:szCs w:val="28"/>
+        </w:rPr>
+      </w:pPr>
+    </w:p>
+    <w:p>
+      <w:pPr>
+        <w:rPr>
+          <w:color w:val="000000" w:themeColor="text1"/>
+          <w:sz w:val="28"/>
+          <w:szCs w:val="28"/>
+        </w:rPr>
+      </w:pPr>
+      <w:r>
+        <w:rPr>
+          <w:color w:val="000000" w:themeColor="text1"/>
+          <w:sz w:val="28"/>
+          <w:szCs w:val="28"/>
+        </w:rPr>
+        <w:t>Entire adj.</w:t>
+      </w:r>
+      <w:r>
+        <w:rPr>
+          <w:rFonts w:hint="eastAsia"/>
+          <w:color w:val="000000" w:themeColor="text1"/>
+          <w:sz w:val="28"/>
+          <w:szCs w:val="28"/>
+        </w:rPr>
+        <w:t>整個的</w:t>
+      </w:r>
+    </w:p>
+    <w:p>
+      <w:pPr>
+        <w:rPr>
+          <w:color w:val="000000" w:themeColor="text1"/>
+          <w:sz w:val="28"/>
+          <w:szCs w:val="28"/>
+        </w:rPr>
+      </w:pPr>
+    </w:p>
+    <w:p>
+      <w:pPr>
+        <w:rPr>
+          <w:color w:val="000000" w:themeColor="text1"/>
+          <w:sz w:val="28"/>
+          <w:szCs w:val="28"/>
+        </w:rPr>
+      </w:pPr>
+      <w:r>
+        <w:rPr>
+          <w:color w:val="000000" w:themeColor="text1"/>
+          <w:sz w:val="28"/>
+          <w:szCs w:val="28"/>
+        </w:rPr>
+        <w:t>Release v.</w:t>
+      </w:r>
+      <w:r>
+        <w:rPr>
+          <w:rFonts w:hint="eastAsia"/>
+          <w:color w:val="000000" w:themeColor="text1"/>
+          <w:sz w:val="28"/>
+          <w:szCs w:val="28"/>
+        </w:rPr>
+        <w:t>發表</w:t>
+      </w:r>
+      <w:r>
+        <w:rPr>
+          <w:rFonts w:hint="eastAsia"/>
+          <w:color w:val="000000" w:themeColor="text1"/>
+          <w:sz w:val="28"/>
+          <w:szCs w:val="28"/>
+        </w:rPr>
+        <w:t>/</w:t>
+      </w:r>
+      <w:r>
+        <w:rPr>
+          <w:rFonts w:hint="eastAsia"/>
+          <w:color w:val="000000" w:themeColor="text1"/>
+          <w:sz w:val="28"/>
+          <w:szCs w:val="28"/>
+        </w:rPr>
+        <w:t>公開</w:t>
+      </w:r>
+      <w:r>
+        <w:rPr>
+          <w:rFonts w:hint="eastAsia"/>
+          <w:color w:val="000000" w:themeColor="text1"/>
+          <w:sz w:val="28"/>
+          <w:szCs w:val="28"/>
+        </w:rPr>
+        <w:t xml:space="preserve"> </w:t>
+      </w:r>
+      <w:r>
+        <w:rPr>
+          <w:color w:val="000000" w:themeColor="text1"/>
+          <w:sz w:val="28"/>
+          <w:szCs w:val="28"/>
+        </w:rPr>
+        <w:t>,n.</w:t>
+      </w:r>
+      <w:r>
+        <w:rPr>
+          <w:rFonts w:hint="eastAsia"/>
+          <w:color w:val="000000" w:themeColor="text1"/>
+          <w:sz w:val="28"/>
+          <w:szCs w:val="28"/>
+        </w:rPr>
+        <w:t>發行</w:t>
+      </w:r>
+      <w:r>
+        <w:rPr>
+          <w:rFonts w:hint="eastAsia"/>
+          <w:color w:val="000000" w:themeColor="text1"/>
+          <w:sz w:val="28"/>
+          <w:szCs w:val="28"/>
+        </w:rPr>
+        <w:t>/</w:t>
+      </w:r>
+      <w:r>
+        <w:rPr>
+          <w:rFonts w:hint="eastAsia"/>
+          <w:color w:val="000000" w:themeColor="text1"/>
+          <w:sz w:val="28"/>
+          <w:szCs w:val="28"/>
+        </w:rPr>
+        <w:t>上市</w:t>
+      </w:r>
+    </w:p>
+    <w:p>
+      <w:pPr>
+        <w:rPr>
+          <w:color w:val="FF0000"/>
+          <w:sz w:val="28"/>
+          <w:szCs w:val="28"/>
+        </w:rPr>
+      </w:pPr>
+      <w:r>
+        <w:rPr>
+          <w:color w:val="FF0000"/>
+          <w:sz w:val="28"/>
+          <w:szCs w:val="28"/>
+        </w:rPr>
+        <w:t xml:space="preserve">Press release </w:t>
+      </w:r>
+      <w:r>
+        <w:rPr>
+          <w:rFonts w:hint="eastAsia"/>
+          <w:color w:val="FF0000"/>
+          <w:sz w:val="28"/>
+          <w:szCs w:val="28"/>
+        </w:rPr>
+        <w:t>新聞稿</w:t>
+      </w:r>
+    </w:p>
+    <w:p>
+      <w:pPr>
+        <w:rPr>
+          <w:color w:val="FF0000"/>
+          <w:sz w:val="28"/>
+          <w:szCs w:val="28"/>
+        </w:rPr>
+      </w:pPr>
+      <w:r>
+        <w:rPr>
+          <w:color w:val="FF0000"/>
+          <w:sz w:val="28"/>
+          <w:szCs w:val="28"/>
+        </w:rPr>
+        <w:t>Release date</w:t>
+      </w:r>
+      <w:r>
+        <w:rPr>
+          <w:rFonts w:hint="eastAsia"/>
+          <w:color w:val="FF0000"/>
+          <w:sz w:val="28"/>
+          <w:szCs w:val="28"/>
+        </w:rPr>
+        <w:t>發表日</w:t>
+      </w:r>
+    </w:p>
+    <w:p>
+      <w:pPr>
+        <w:rPr>
+          <w:color w:val="000000" w:themeColor="text1"/>
+          <w:sz w:val="28"/>
+          <w:szCs w:val="28"/>
+        </w:rPr>
+      </w:pPr>
+    </w:p>
+    <w:p>
+      <w:pPr>
+        <w:rPr>
+          <w:rFonts w:hint="eastAsia"/>
+          <w:color w:val="000000" w:themeColor="text1"/>
+          <w:sz w:val="28"/>
+          <w:szCs w:val="28"/>
+        </w:rPr>
+      </w:pPr>
+    </w:p>
+    <w:p>
+      <w:pPr>
+        <w:rPr>
+          <w:color w:val="000000" w:themeColor="text1"/>
+          <w:sz w:val="28"/>
+          <w:szCs w:val="28"/>
+        </w:rPr>
+      </w:pPr>
+      <w:r>
+        <w:rPr>
+          <w:color w:val="000000" w:themeColor="text1"/>
+          <w:sz w:val="28"/>
+          <w:szCs w:val="28"/>
+        </w:rPr>
+        <w:t>Extension n.</w:t>
+      </w:r>
+      <w:r>
+        <w:rPr>
+          <w:rFonts w:hint="eastAsia"/>
+          <w:color w:val="000000" w:themeColor="text1"/>
+          <w:sz w:val="28"/>
+          <w:szCs w:val="28"/>
+        </w:rPr>
+        <w:t>延長</w:t>
+      </w:r>
+      <w:r>
+        <w:rPr>
+          <w:rFonts w:hint="eastAsia"/>
+          <w:color w:val="000000" w:themeColor="text1"/>
+          <w:sz w:val="28"/>
+          <w:szCs w:val="28"/>
+        </w:rPr>
+        <w:t>/</w:t>
+      </w:r>
+      <w:r>
+        <w:rPr>
+          <w:rFonts w:hint="eastAsia"/>
+          <w:color w:val="000000" w:themeColor="text1"/>
+          <w:sz w:val="28"/>
+          <w:szCs w:val="28"/>
+        </w:rPr>
+        <w:t>延期</w:t>
+      </w:r>
+    </w:p>
+    <w:p>
+      <w:pPr>
+        <w:rPr>
+          <w:color w:val="000000" w:themeColor="text1"/>
+          <w:sz w:val="28"/>
+          <w:szCs w:val="28"/>
+        </w:rPr>
+      </w:pPr>
+    </w:p>
+    <w:p>
+      <w:pPr>
+        <w:rPr>
+          <w:color w:val="000000" w:themeColor="text1"/>
+          <w:sz w:val="28"/>
+          <w:szCs w:val="28"/>
+        </w:rPr>
+      </w:pPr>
+      <w:r>
+        <w:rPr>
+          <w:color w:val="000000" w:themeColor="text1"/>
+          <w:sz w:val="28"/>
+          <w:szCs w:val="28"/>
+        </w:rPr>
+        <w:t>Electronically adv.</w:t>
+      </w:r>
+      <w:r>
+        <w:rPr>
+          <w:rFonts w:hint="eastAsia"/>
+          <w:color w:val="000000" w:themeColor="text1"/>
+          <w:sz w:val="28"/>
+          <w:szCs w:val="28"/>
+        </w:rPr>
+        <w:t>電子方式地</w:t>
+      </w:r>
+    </w:p>
+    <w:p>
+      <w:pPr>
+        <w:rPr>
+          <w:color w:val="000000" w:themeColor="text1"/>
+          <w:sz w:val="28"/>
+          <w:szCs w:val="28"/>
+        </w:rPr>
+      </w:pPr>
+    </w:p>
+    <w:p>
+      <w:pPr>
+        <w:rPr>
+          <w:color w:val="000000" w:themeColor="text1"/>
+          <w:sz w:val="28"/>
+          <w:szCs w:val="28"/>
+        </w:rPr>
+      </w:pPr>
+      <w:r>
+        <w:rPr>
+          <w:color w:val="000000" w:themeColor="text1"/>
+          <w:sz w:val="28"/>
+          <w:szCs w:val="28"/>
+        </w:rPr>
+        <w:t>Attendance n.</w:t>
+      </w:r>
+      <w:r>
+        <w:rPr>
+          <w:rFonts w:hint="eastAsia"/>
+          <w:color w:val="000000" w:themeColor="text1"/>
+          <w:sz w:val="28"/>
+          <w:szCs w:val="28"/>
+        </w:rPr>
+        <w:t>出席</w:t>
+      </w:r>
+    </w:p>
+    <w:p>
+      <w:pPr>
+        <w:rPr>
+          <w:color w:val="000000" w:themeColor="text1"/>
+          <w:sz w:val="28"/>
+          <w:szCs w:val="28"/>
+        </w:rPr>
+      </w:pPr>
+      <w:r>
+        <w:rPr>
+          <w:color w:val="000000" w:themeColor="text1"/>
+          <w:sz w:val="28"/>
+          <w:szCs w:val="28"/>
+        </w:rPr>
+        <w:t xml:space="preserve">Attendance records </w:t>
+      </w:r>
+      <w:r>
+        <w:rPr>
+          <w:rFonts w:hint="eastAsia"/>
+          <w:color w:val="000000" w:themeColor="text1"/>
+          <w:sz w:val="28"/>
+          <w:szCs w:val="28"/>
+        </w:rPr>
+        <w:t>出勤紀錄</w:t>
+      </w:r>
+    </w:p>
+    <w:p>
+      <w:pPr>
+        <w:rPr>
+          <w:color w:val="000000" w:themeColor="text1"/>
+          <w:sz w:val="28"/>
+          <w:szCs w:val="28"/>
+        </w:rPr>
+      </w:pPr>
+      <w:r>
+        <w:rPr>
+          <w:color w:val="000000" w:themeColor="text1"/>
+          <w:sz w:val="28"/>
+          <w:szCs w:val="28"/>
+        </w:rPr>
+        <w:t xml:space="preserve">A certificate of attendance </w:t>
+      </w:r>
+      <w:r>
+        <w:rPr>
+          <w:rFonts w:hint="eastAsia"/>
+          <w:color w:val="000000" w:themeColor="text1"/>
+          <w:sz w:val="28"/>
+          <w:szCs w:val="28"/>
+        </w:rPr>
+        <w:t>修業證書</w:t>
+      </w:r>
+    </w:p>
+    <w:p>
+      <w:pPr>
+        <w:rPr>
+          <w:color w:val="000000" w:themeColor="text1"/>
+          <w:sz w:val="28"/>
+          <w:szCs w:val="28"/>
+        </w:rPr>
+      </w:pPr>
+    </w:p>
+    <w:p>
+      <w:pPr>
+        <w:rPr>
+          <w:color w:val="000000" w:themeColor="text1"/>
+          <w:sz w:val="28"/>
+          <w:szCs w:val="28"/>
+        </w:rPr>
+      </w:pPr>
+      <w:r>
+        <w:rPr>
+          <w:color w:val="000000" w:themeColor="text1"/>
+          <w:sz w:val="28"/>
+          <w:szCs w:val="28"/>
+        </w:rPr>
+        <w:lastRenderedPageBreak/>
+        <w:t>Absolutely adv.</w:t>
+      </w:r>
+      <w:r>
+        <w:rPr>
+          <w:rFonts w:hint="eastAsia"/>
+          <w:color w:val="000000" w:themeColor="text1"/>
+          <w:sz w:val="28"/>
+          <w:szCs w:val="28"/>
+        </w:rPr>
+        <w:t>絕對地</w:t>
+      </w:r>
+      <w:r>
+        <w:rPr>
+          <w:rFonts w:hint="eastAsia"/>
+          <w:color w:val="000000" w:themeColor="text1"/>
+          <w:sz w:val="28"/>
+          <w:szCs w:val="28"/>
+        </w:rPr>
+        <w:t>/</w:t>
+      </w:r>
+      <w:r>
+        <w:rPr>
+          <w:rFonts w:hint="eastAsia"/>
+          <w:color w:val="000000" w:themeColor="text1"/>
+          <w:sz w:val="28"/>
+          <w:szCs w:val="28"/>
+        </w:rPr>
+        <w:t>完全地</w:t>
+      </w:r>
+    </w:p>
+    <w:p>
+      <w:pPr>
+        <w:rPr>
+          <w:color w:val="000000" w:themeColor="text1"/>
+          <w:sz w:val="28"/>
+          <w:szCs w:val="28"/>
+        </w:rPr>
+      </w:pPr>
+    </w:p>
+    <w:p>
+      <w:pPr>
+        <w:rPr>
+          <w:color w:val="000000" w:themeColor="text1"/>
+          <w:sz w:val="28"/>
+          <w:szCs w:val="28"/>
+        </w:rPr>
+      </w:pPr>
+      <w:r>
+        <w:rPr>
+          <w:color w:val="000000" w:themeColor="text1"/>
+          <w:sz w:val="28"/>
+          <w:szCs w:val="28"/>
+        </w:rPr>
+        <w:t>Delegate v.</w:t>
+      </w:r>
+      <w:r>
+        <w:rPr>
+          <w:rFonts w:hint="eastAsia"/>
+          <w:color w:val="000000" w:themeColor="text1"/>
+          <w:sz w:val="28"/>
+          <w:szCs w:val="28"/>
+        </w:rPr>
+        <w:t>委任</w:t>
+      </w:r>
+      <w:r>
+        <w:rPr>
+          <w:color w:val="000000" w:themeColor="text1"/>
+          <w:sz w:val="28"/>
+          <w:szCs w:val="28"/>
+        </w:rPr>
+        <w:t>,n.</w:t>
+      </w:r>
+      <w:r>
+        <w:rPr>
+          <w:rFonts w:hint="eastAsia"/>
+          <w:color w:val="000000" w:themeColor="text1"/>
+          <w:sz w:val="28"/>
+          <w:szCs w:val="28"/>
+        </w:rPr>
+        <w:t>代表</w:t>
+      </w:r>
+    </w:p>
+    <w:p>
+      <w:pPr>
+        <w:rPr>
+          <w:color w:val="FF0000"/>
+          <w:sz w:val="28"/>
+          <w:szCs w:val="28"/>
+        </w:rPr>
+      </w:pPr>
+      <w:r>
+        <w:rPr>
+          <w:color w:val="FF0000"/>
+          <w:sz w:val="28"/>
+          <w:szCs w:val="28"/>
+        </w:rPr>
+        <w:t xml:space="preserve">Delegation </w:t>
+      </w:r>
+      <w:r>
+        <w:rPr>
+          <w:rFonts w:hint="eastAsia"/>
+          <w:color w:val="FF0000"/>
+          <w:sz w:val="28"/>
+          <w:szCs w:val="28"/>
+        </w:rPr>
+        <w:t>代表團</w:t>
+      </w:r>
+    </w:p>
+    <w:p>
+      <w:pPr>
+        <w:rPr>
+          <w:color w:val="000000" w:themeColor="text1"/>
+          <w:sz w:val="28"/>
+          <w:szCs w:val="28"/>
+        </w:rPr>
+      </w:pPr>
+    </w:p>
+    <w:p>
+      <w:pPr>
+        <w:rPr>
+          <w:color w:val="000000" w:themeColor="text1"/>
+          <w:sz w:val="28"/>
+          <w:szCs w:val="28"/>
+        </w:rPr>
+      </w:pPr>
+    </w:p>
+    <w:p>
+      <w:pPr>
+        <w:rPr>
+          <w:color w:val="000000" w:themeColor="text1"/>
+          <w:sz w:val="28"/>
+          <w:szCs w:val="28"/>
+        </w:rPr>
+      </w:pPr>
+      <w:r>
+        <w:rPr>
+          <w:color w:val="000000" w:themeColor="text1"/>
+          <w:sz w:val="28"/>
+          <w:szCs w:val="28"/>
+        </w:rPr>
+        <w:t>Attentively adv.</w:t>
+      </w:r>
+      <w:r>
+        <w:rPr>
+          <w:rFonts w:hint="eastAsia"/>
+          <w:color w:val="000000" w:themeColor="text1"/>
+          <w:sz w:val="28"/>
+          <w:szCs w:val="28"/>
+        </w:rPr>
+        <w:t>專心地</w:t>
+      </w:r>
+    </w:p>
+    <w:p>
+      <w:pPr>
+        <w:rPr>
+          <w:color w:val="000000" w:themeColor="text1"/>
+          <w:sz w:val="28"/>
+          <w:szCs w:val="28"/>
+        </w:rPr>
+      </w:pPr>
+    </w:p>
+    <w:p>
+      <w:pPr>
+        <w:rPr>
+          <w:color w:val="000000" w:themeColor="text1"/>
+          <w:sz w:val="28"/>
+          <w:szCs w:val="28"/>
+        </w:rPr>
+      </w:pPr>
+      <w:r>
+        <w:rPr>
+          <w:color w:val="000000" w:themeColor="text1"/>
+          <w:sz w:val="28"/>
+          <w:szCs w:val="28"/>
+        </w:rPr>
+        <w:t>Supervision n.</w:t>
+      </w:r>
+      <w:r>
+        <w:rPr>
+          <w:rFonts w:hint="eastAsia"/>
+          <w:color w:val="000000" w:themeColor="text1"/>
+          <w:sz w:val="28"/>
+          <w:szCs w:val="28"/>
+        </w:rPr>
+        <w:t>監督</w:t>
+      </w:r>
+    </w:p>
+    <w:p>
+      <w:pPr>
+        <w:rPr>
+          <w:color w:val="FF0000"/>
+          <w:sz w:val="28"/>
+          <w:szCs w:val="28"/>
+        </w:rPr>
+      </w:pPr>
+      <w:r>
+        <w:rPr>
+          <w:color w:val="FF0000"/>
+          <w:sz w:val="28"/>
+          <w:szCs w:val="28"/>
+        </w:rPr>
+        <w:t>Supervisor n.</w:t>
+      </w:r>
+      <w:r>
+        <w:rPr>
+          <w:rFonts w:hint="eastAsia"/>
+          <w:color w:val="FF0000"/>
+          <w:sz w:val="28"/>
+          <w:szCs w:val="28"/>
+        </w:rPr>
+        <w:t>監督者</w:t>
+      </w:r>
+    </w:p>
+    <w:p>
+      <w:pPr>
+        <w:rPr>
+          <w:color w:val="000000" w:themeColor="text1"/>
+          <w:sz w:val="28"/>
+          <w:szCs w:val="28"/>
+        </w:rPr>
+      </w:pPr>
+    </w:p>
+    <w:p>
+      <w:pPr>
+        <w:rPr>
+          <w:color w:val="000000" w:themeColor="text1"/>
+          <w:sz w:val="28"/>
+          <w:szCs w:val="28"/>
+        </w:rPr>
+      </w:pPr>
+      <w:r>
+        <w:rPr>
+          <w:color w:val="000000" w:themeColor="text1"/>
+          <w:sz w:val="28"/>
+          <w:szCs w:val="28"/>
+        </w:rPr>
+        <w:t>Draw v.</w:t>
+      </w:r>
+      <w:r>
+        <w:rPr>
+          <w:rFonts w:hint="eastAsia"/>
+          <w:color w:val="000000" w:themeColor="text1"/>
+          <w:sz w:val="28"/>
+          <w:szCs w:val="28"/>
+        </w:rPr>
+        <w:t>拉</w:t>
+      </w:r>
+      <w:r>
+        <w:rPr>
+          <w:rFonts w:hint="eastAsia"/>
+          <w:color w:val="000000" w:themeColor="text1"/>
+          <w:sz w:val="28"/>
+          <w:szCs w:val="28"/>
+        </w:rPr>
+        <w:t>/</w:t>
+      </w:r>
+      <w:r>
+        <w:rPr>
+          <w:rFonts w:hint="eastAsia"/>
+          <w:color w:val="000000" w:themeColor="text1"/>
+          <w:sz w:val="28"/>
+          <w:szCs w:val="28"/>
+        </w:rPr>
+        <w:t>吸引</w:t>
+      </w:r>
+    </w:p>
+    <w:p>
+      <w:pPr>
+        <w:rPr>
+          <w:rFonts w:hint="eastAsia"/>
+          <w:color w:val="FF0000"/>
+          <w:sz w:val="28"/>
+          <w:szCs w:val="28"/>
+        </w:rPr>
+      </w:pPr>
+      <w:r>
+        <w:rPr>
+          <w:color w:val="FF0000"/>
+          <w:sz w:val="28"/>
+          <w:szCs w:val="28"/>
+        </w:rPr>
+        <w:t xml:space="preserve">Draw +praise/inspiration +from </w:t>
+      </w:r>
+      <w:r>
+        <w:rPr>
+          <w:rFonts w:hint="eastAsia"/>
+          <w:color w:val="FF0000"/>
+          <w:sz w:val="28"/>
+          <w:szCs w:val="28"/>
+        </w:rPr>
+        <w:t>人</w:t>
+      </w:r>
+      <w:r>
+        <w:rPr>
+          <w:rFonts w:hint="eastAsia"/>
+          <w:color w:val="FF0000"/>
+          <w:sz w:val="28"/>
+          <w:szCs w:val="28"/>
+        </w:rPr>
+        <w:t xml:space="preserve"> </w:t>
+      </w:r>
+      <w:r>
+        <w:rPr>
+          <w:rFonts w:hint="eastAsia"/>
+          <w:color w:val="FF0000"/>
+          <w:sz w:val="28"/>
+          <w:szCs w:val="28"/>
+        </w:rPr>
+        <w:t>得到來自某人的稱讚</w:t>
+      </w:r>
+      <w:r>
+        <w:rPr>
+          <w:rFonts w:hint="eastAsia"/>
+          <w:color w:val="FF0000"/>
+          <w:sz w:val="28"/>
+          <w:szCs w:val="28"/>
+        </w:rPr>
+        <w:t>/</w:t>
+      </w:r>
+      <w:r>
+        <w:rPr>
+          <w:rFonts w:hint="eastAsia"/>
+          <w:color w:val="FF0000"/>
+          <w:sz w:val="28"/>
+          <w:szCs w:val="28"/>
+        </w:rPr>
+        <w:t>靈感</w:t>
+      </w:r>
+    </w:p>
+    <w:p>
+      <w:pPr>
+        <w:rPr>
+          <w:color w:val="000000" w:themeColor="text1"/>
+          <w:sz w:val="28"/>
+          <w:szCs w:val="28"/>
+        </w:rPr>
+      </w:pPr>
+    </w:p>
+    <w:p>
+      <w:pPr>
+        <w:rPr>
+          <w:color w:val="000000" w:themeColor="text1"/>
+          <w:sz w:val="28"/>
+          <w:szCs w:val="28"/>
+        </w:rPr>
+      </w:pPr>
+      <w:r>
+        <w:rPr>
+          <w:color w:val="000000" w:themeColor="text1"/>
+          <w:sz w:val="28"/>
+          <w:szCs w:val="28"/>
+        </w:rPr>
+        <w:t>Revision n.</w:t>
+      </w:r>
+      <w:r>
+        <w:rPr>
+          <w:rFonts w:hint="eastAsia"/>
+          <w:color w:val="000000" w:themeColor="text1"/>
+          <w:sz w:val="28"/>
+          <w:szCs w:val="28"/>
+        </w:rPr>
+        <w:t>修訂</w:t>
+      </w:r>
+    </w:p>
+    <w:p>
+      <w:pPr>
+        <w:rPr>
+          <w:color w:val="FF0000"/>
+          <w:sz w:val="28"/>
+          <w:szCs w:val="28"/>
+        </w:rPr>
+      </w:pPr>
+      <w:r>
+        <w:rPr>
+          <w:color w:val="FF0000"/>
+          <w:sz w:val="28"/>
+          <w:szCs w:val="28"/>
+        </w:rPr>
+        <w:t xml:space="preserve">Make a revision </w:t>
+      </w:r>
+      <w:r>
+        <w:rPr>
+          <w:rFonts w:hint="eastAsia"/>
+          <w:color w:val="FF0000"/>
+          <w:sz w:val="28"/>
+          <w:szCs w:val="28"/>
+        </w:rPr>
+        <w:t>修訂</w:t>
+      </w:r>
+    </w:p>
+    <w:p>
+      <w:pPr>
+        <w:rPr>
+          <w:color w:val="FF0000"/>
+          <w:sz w:val="28"/>
+          <w:szCs w:val="28"/>
+        </w:rPr>
+      </w:pPr>
+      <w:r>
+        <w:rPr>
+          <w:color w:val="FF0000"/>
+          <w:sz w:val="28"/>
+          <w:szCs w:val="28"/>
+        </w:rPr>
+        <w:t xml:space="preserve">Revised edition </w:t>
+      </w:r>
+      <w:r>
+        <w:rPr>
+          <w:rFonts w:hint="eastAsia"/>
+          <w:color w:val="FF0000"/>
+          <w:sz w:val="28"/>
+          <w:szCs w:val="28"/>
+        </w:rPr>
+        <w:t>修訂版</w:t>
+      </w:r>
+    </w:p>
+    <w:p>
+      <w:pPr>
+        <w:rPr>
+          <w:color w:val="FF0000"/>
+          <w:sz w:val="28"/>
+          <w:szCs w:val="28"/>
+        </w:rPr>
+      </w:pPr>
+      <w:r>
+        <w:rPr>
+          <w:color w:val="FF0000"/>
+          <w:sz w:val="28"/>
+          <w:szCs w:val="28"/>
+        </w:rPr>
+        <w:t xml:space="preserve">Revised policy </w:t>
+      </w:r>
+      <w:r>
+        <w:rPr>
+          <w:rFonts w:hint="eastAsia"/>
+          <w:color w:val="FF0000"/>
+          <w:sz w:val="28"/>
+          <w:szCs w:val="28"/>
+        </w:rPr>
+        <w:t>修訂過的政策</w:t>
+      </w:r>
+    </w:p>
+    <w:p>
+      <w:pPr>
+        <w:rPr>
+          <w:color w:val="000000" w:themeColor="text1"/>
+          <w:sz w:val="28"/>
+          <w:szCs w:val="28"/>
+        </w:rPr>
+      </w:pPr>
+    </w:p>
+    <w:p>
+      <w:pPr>
+        <w:rPr>
+          <w:color w:val="000000" w:themeColor="text1"/>
+          <w:sz w:val="28"/>
+          <w:szCs w:val="28"/>
+        </w:rPr>
+      </w:pPr>
+    </w:p>
+    <w:p>
+      <w:pPr>
+        <w:rPr>
+          <w:color w:val="000000" w:themeColor="text1"/>
+          <w:sz w:val="28"/>
+          <w:szCs w:val="28"/>
+        </w:rPr>
+      </w:pPr>
+      <w:r>
+        <w:rPr>
+          <w:color w:val="000000" w:themeColor="text1"/>
+          <w:sz w:val="28"/>
+          <w:szCs w:val="28"/>
+        </w:rPr>
+        <w:t>Reluctantly adv.</w:t>
+      </w:r>
+      <w:r>
+        <w:rPr>
+          <w:rFonts w:hint="eastAsia"/>
+          <w:color w:val="000000" w:themeColor="text1"/>
+          <w:sz w:val="28"/>
+          <w:szCs w:val="28"/>
+        </w:rPr>
+        <w:t>不情願地</w:t>
+      </w:r>
+    </w:p>
+    <w:p>
+      <w:pPr>
+        <w:rPr>
+          <w:color w:val="000000" w:themeColor="text1"/>
+          <w:sz w:val="28"/>
+          <w:szCs w:val="28"/>
+        </w:rPr>
+      </w:pPr>
+    </w:p>
+    <w:p>
+      <w:pPr>
+        <w:rPr>
+          <w:color w:val="000000" w:themeColor="text1"/>
+          <w:sz w:val="28"/>
+          <w:szCs w:val="28"/>
+        </w:rPr>
+      </w:pPr>
+      <w:r>
+        <w:rPr>
+          <w:color w:val="000000" w:themeColor="text1"/>
+          <w:sz w:val="28"/>
+          <w:szCs w:val="28"/>
+        </w:rPr>
+        <w:t>Acquaint v.</w:t>
+      </w:r>
+      <w:r>
+        <w:rPr>
+          <w:rFonts w:hint="eastAsia"/>
+          <w:color w:val="000000" w:themeColor="text1"/>
+          <w:sz w:val="28"/>
+          <w:szCs w:val="28"/>
+        </w:rPr>
+        <w:t>使</w:t>
+      </w:r>
+      <w:r>
+        <w:rPr>
+          <w:rFonts w:hint="eastAsia"/>
+          <w:color w:val="000000" w:themeColor="text1"/>
+          <w:sz w:val="28"/>
+          <w:szCs w:val="28"/>
+        </w:rPr>
+        <w:t>~</w:t>
+      </w:r>
+      <w:r>
+        <w:rPr>
+          <w:rFonts w:hint="eastAsia"/>
+          <w:color w:val="000000" w:themeColor="text1"/>
+          <w:sz w:val="28"/>
+          <w:szCs w:val="28"/>
+        </w:rPr>
+        <w:t>認識</w:t>
+      </w:r>
+      <w:r>
+        <w:rPr>
+          <w:rFonts w:hint="eastAsia"/>
+          <w:color w:val="000000" w:themeColor="text1"/>
+          <w:sz w:val="28"/>
+          <w:szCs w:val="28"/>
+        </w:rPr>
+        <w:t>/</w:t>
+      </w:r>
+      <w:r>
+        <w:rPr>
+          <w:rFonts w:hint="eastAsia"/>
+          <w:color w:val="000000" w:themeColor="text1"/>
+          <w:sz w:val="28"/>
+          <w:szCs w:val="28"/>
+        </w:rPr>
+        <w:t>使</w:t>
+      </w:r>
+      <w:r>
+        <w:rPr>
+          <w:rFonts w:hint="eastAsia"/>
+          <w:color w:val="000000" w:themeColor="text1"/>
+          <w:sz w:val="28"/>
+          <w:szCs w:val="28"/>
+        </w:rPr>
+        <w:t>~</w:t>
+      </w:r>
+      <w:r>
+        <w:rPr>
+          <w:rFonts w:hint="eastAsia"/>
+          <w:color w:val="000000" w:themeColor="text1"/>
+          <w:sz w:val="28"/>
+          <w:szCs w:val="28"/>
+        </w:rPr>
+        <w:t>熟悉</w:t>
+      </w:r>
+    </w:p>
+    <w:p>
+      <w:pPr>
+        <w:rPr>
+          <w:color w:val="FF0000"/>
+          <w:sz w:val="28"/>
+          <w:szCs w:val="28"/>
+        </w:rPr>
+      </w:pPr>
+      <w:r>
+        <w:rPr>
+          <w:color w:val="FF0000"/>
+          <w:sz w:val="28"/>
+          <w:szCs w:val="28"/>
+        </w:rPr>
+        <w:t xml:space="preserve">Acquaint A with B </w:t>
+      </w:r>
+      <w:r>
+        <w:rPr>
+          <w:rFonts w:hint="eastAsia"/>
+          <w:color w:val="FF0000"/>
+          <w:sz w:val="28"/>
+          <w:szCs w:val="28"/>
+        </w:rPr>
+        <w:t>使</w:t>
+      </w:r>
+      <w:r>
+        <w:rPr>
+          <w:color w:val="FF0000"/>
+          <w:sz w:val="28"/>
+          <w:szCs w:val="28"/>
+        </w:rPr>
+        <w:t>A</w:t>
+      </w:r>
+      <w:r>
+        <w:rPr>
+          <w:rFonts w:hint="eastAsia"/>
+          <w:color w:val="FF0000"/>
+          <w:sz w:val="28"/>
+          <w:szCs w:val="28"/>
+        </w:rPr>
+        <w:t>熟悉</w:t>
+      </w:r>
+      <w:r>
+        <w:rPr>
+          <w:color w:val="FF0000"/>
+          <w:sz w:val="28"/>
+          <w:szCs w:val="28"/>
+        </w:rPr>
+        <w:t>B</w:t>
+      </w:r>
+      <w:r>
+        <w:rPr>
+          <w:rFonts w:hint="eastAsia"/>
+          <w:color w:val="FF0000"/>
+          <w:sz w:val="28"/>
+          <w:szCs w:val="28"/>
+        </w:rPr>
+        <w:t>(=f</w:t>
+      </w:r>
+      <w:r>
+        <w:rPr>
+          <w:color w:val="FF0000"/>
+          <w:sz w:val="28"/>
+          <w:szCs w:val="28"/>
+        </w:rPr>
+        <w:t>amiliarize A with B)</w:t>
+      </w:r>
+    </w:p>
+    <w:p>
+      <w:pPr>
+        <w:rPr>
+          <w:color w:val="000000" w:themeColor="text1"/>
+          <w:sz w:val="28"/>
+          <w:szCs w:val="28"/>
+        </w:rPr>
+      </w:pPr>
+      <w:r>
+        <w:rPr>
+          <w:color w:val="000000" w:themeColor="text1"/>
+          <w:sz w:val="28"/>
+          <w:szCs w:val="28"/>
+        </w:rPr>
+        <w:lastRenderedPageBreak/>
+        <w:t>Convey v.</w:t>
+      </w:r>
+      <w:r>
+        <w:rPr>
+          <w:rFonts w:hint="eastAsia"/>
+          <w:color w:val="000000" w:themeColor="text1"/>
+          <w:sz w:val="28"/>
+          <w:szCs w:val="28"/>
+        </w:rPr>
+        <w:t>傳達</w:t>
+      </w:r>
+      <w:r>
+        <w:rPr>
+          <w:color w:val="000000" w:themeColor="text1"/>
+          <w:sz w:val="28"/>
+          <w:szCs w:val="28"/>
+        </w:rPr>
+        <w:t>(</w:t>
+      </w:r>
+      <w:r>
+        <w:rPr>
+          <w:rFonts w:hint="eastAsia"/>
+          <w:color w:val="000000" w:themeColor="text1"/>
+          <w:sz w:val="28"/>
+          <w:szCs w:val="28"/>
+        </w:rPr>
+        <w:t>事情</w:t>
+      </w:r>
+      <w:r>
+        <w:rPr>
+          <w:rFonts w:hint="eastAsia"/>
+          <w:color w:val="000000" w:themeColor="text1"/>
+          <w:sz w:val="28"/>
+          <w:szCs w:val="28"/>
+        </w:rPr>
+        <w:t>)</w:t>
+      </w:r>
+    </w:p>
+    <w:p>
+      <w:pPr>
+        <w:rPr>
+          <w:color w:val="000000" w:themeColor="text1"/>
+          <w:sz w:val="28"/>
+          <w:szCs w:val="28"/>
+        </w:rPr>
+      </w:pPr>
+      <w:r>
+        <w:rPr>
+          <w:color w:val="FF0000"/>
+          <w:sz w:val="28"/>
+          <w:szCs w:val="28"/>
+        </w:rPr>
+        <w:t xml:space="preserve">Convey A to B </w:t>
+      </w:r>
+      <w:r>
+        <w:rPr>
+          <w:rFonts w:hint="eastAsia"/>
+          <w:color w:val="FF0000"/>
+          <w:sz w:val="28"/>
+          <w:szCs w:val="28"/>
+        </w:rPr>
+        <w:t>把</w:t>
+      </w:r>
+      <w:r>
+        <w:rPr>
+          <w:color w:val="FF0000"/>
+          <w:sz w:val="28"/>
+          <w:szCs w:val="28"/>
+        </w:rPr>
+        <w:t>A</w:t>
+      </w:r>
+      <w:r>
+        <w:rPr>
+          <w:rFonts w:hint="eastAsia"/>
+          <w:color w:val="FF0000"/>
+          <w:sz w:val="28"/>
+          <w:szCs w:val="28"/>
+        </w:rPr>
+        <w:t>傳達給</w:t>
+      </w:r>
+      <w:r>
+        <w:rPr>
+          <w:color w:val="FF0000"/>
+          <w:sz w:val="28"/>
+          <w:szCs w:val="28"/>
+        </w:rPr>
+        <w:t>B</w:t>
+      </w:r>
+    </w:p>
+    <w:p>
+      <w:pPr>
+        <w:rPr>
+          <w:color w:val="000000" w:themeColor="text1"/>
+          <w:sz w:val="28"/>
+          <w:szCs w:val="28"/>
+        </w:rPr>
+      </w:pPr>
+    </w:p>
+    <w:p>
+      <w:pPr>
+        <w:rPr>
+          <w:color w:val="000000" w:themeColor="text1"/>
+          <w:sz w:val="28"/>
+          <w:szCs w:val="28"/>
+        </w:rPr>
+      </w:pPr>
+      <w:r>
+        <w:rPr>
+          <w:color w:val="000000" w:themeColor="text1"/>
+          <w:sz w:val="28"/>
+          <w:szCs w:val="28"/>
+        </w:rPr>
+        <w:t>Check v.</w:t>
+      </w:r>
+      <w:r>
+        <w:rPr>
+          <w:rFonts w:hint="eastAsia"/>
+          <w:color w:val="000000" w:themeColor="text1"/>
+          <w:sz w:val="28"/>
+          <w:szCs w:val="28"/>
+        </w:rPr>
+        <w:t>檢查</w:t>
+      </w:r>
+      <w:r>
+        <w:rPr>
+          <w:rFonts w:hint="eastAsia"/>
+          <w:color w:val="000000" w:themeColor="text1"/>
+          <w:sz w:val="28"/>
+          <w:szCs w:val="28"/>
+        </w:rPr>
+        <w:t>/</w:t>
+      </w:r>
+      <w:r>
+        <w:rPr>
+          <w:rFonts w:hint="eastAsia"/>
+          <w:color w:val="000000" w:themeColor="text1"/>
+          <w:sz w:val="28"/>
+          <w:szCs w:val="28"/>
+        </w:rPr>
+        <w:t>確認</w:t>
+      </w:r>
+      <w:r>
+        <w:rPr>
+          <w:rFonts w:hint="eastAsia"/>
+          <w:color w:val="000000" w:themeColor="text1"/>
+          <w:sz w:val="28"/>
+          <w:szCs w:val="28"/>
+        </w:rPr>
+        <w:t xml:space="preserve"> </w:t>
+      </w:r>
+      <w:r>
+        <w:rPr>
+          <w:color w:val="000000" w:themeColor="text1"/>
+          <w:sz w:val="28"/>
+          <w:szCs w:val="28"/>
+        </w:rPr>
+        <w:t xml:space="preserve">= </w:t>
+      </w:r>
+      <w:proofErr w:type="spellStart"/>
+      <w:r>
+        <w:rPr>
+          <w:color w:val="000000" w:themeColor="text1"/>
+          <w:sz w:val="28"/>
+          <w:szCs w:val="28"/>
+        </w:rPr>
+        <w:t>inspect,examine</w:t>
+      </w:r>
+      <w:proofErr w:type="spellEnd"/>
+      <w:r>
+        <w:rPr>
+          <w:color w:val="000000" w:themeColor="text1"/>
+          <w:sz w:val="28"/>
+          <w:szCs w:val="28"/>
+        </w:rPr>
+        <w:t xml:space="preserve"> </w:t>
+      </w:r>
+    </w:p>
+    <w:p>
+      <w:pPr>
+        <w:rPr>
+          <w:color w:val="FF0000"/>
+          <w:sz w:val="28"/>
+          <w:szCs w:val="28"/>
+        </w:rPr>
+      </w:pPr>
+      <w:r>
+        <w:rPr>
+          <w:color w:val="FF0000"/>
+          <w:sz w:val="28"/>
+          <w:szCs w:val="28"/>
+        </w:rPr>
+        <w:t xml:space="preserve">Check A for B </w:t>
+      </w:r>
+      <w:r>
+        <w:rPr>
+          <w:rFonts w:hint="eastAsia"/>
+          <w:color w:val="FF0000"/>
+          <w:sz w:val="28"/>
+          <w:szCs w:val="28"/>
+        </w:rPr>
+        <w:t>檢查</w:t>
+      </w:r>
+      <w:r>
+        <w:rPr>
+          <w:color w:val="FF0000"/>
+          <w:sz w:val="28"/>
+          <w:szCs w:val="28"/>
+        </w:rPr>
+        <w:t>A</w:t>
+      </w:r>
+      <w:r>
+        <w:rPr>
+          <w:rFonts w:hint="eastAsia"/>
+          <w:color w:val="FF0000"/>
+          <w:sz w:val="28"/>
+          <w:szCs w:val="28"/>
+        </w:rPr>
+        <w:t>是否有</w:t>
+      </w:r>
+      <w:r>
+        <w:rPr>
+          <w:color w:val="FF0000"/>
+          <w:sz w:val="28"/>
+          <w:szCs w:val="28"/>
+        </w:rPr>
+        <w:t>B</w:t>
+      </w:r>
+    </w:p>
+    <w:p>
+      <w:pPr>
+        <w:rPr>
+          <w:color w:val="FF0000"/>
+          <w:sz w:val="28"/>
+          <w:szCs w:val="28"/>
+        </w:rPr>
+      </w:pPr>
+      <w:r>
+        <w:rPr>
+          <w:color w:val="FF0000"/>
+          <w:sz w:val="28"/>
+          <w:szCs w:val="28"/>
+        </w:rPr>
+        <w:t xml:space="preserve">Check for A </w:t>
+      </w:r>
+      <w:r>
+        <w:rPr>
+          <w:rFonts w:hint="eastAsia"/>
+          <w:color w:val="FF0000"/>
+          <w:sz w:val="28"/>
+          <w:szCs w:val="28"/>
+        </w:rPr>
+        <w:t>檢查是否有</w:t>
+      </w:r>
+      <w:r>
+        <w:rPr>
+          <w:color w:val="FF0000"/>
+          <w:sz w:val="28"/>
+          <w:szCs w:val="28"/>
+        </w:rPr>
+        <w:t>A</w:t>
+      </w:r>
+    </w:p>
+    <w:p>
+      <w:pPr>
+        <w:rPr>
+          <w:color w:val="000000" w:themeColor="text1"/>
+          <w:sz w:val="28"/>
+          <w:szCs w:val="28"/>
+        </w:rPr>
+      </w:pPr>
+    </w:p>
+    <w:p>
+      <w:pPr>
+        <w:rPr>
+          <w:color w:val="000000" w:themeColor="text1"/>
+          <w:sz w:val="28"/>
+          <w:szCs w:val="28"/>
+        </w:rPr>
+      </w:pPr>
+      <w:r>
+        <w:rPr>
+          <w:color w:val="000000" w:themeColor="text1"/>
+          <w:sz w:val="28"/>
+          <w:szCs w:val="28"/>
+        </w:rPr>
+        <w:t>Headquarters n.</w:t>
+      </w:r>
+      <w:r>
+        <w:rPr>
+          <w:rFonts w:hint="eastAsia"/>
+          <w:color w:val="000000" w:themeColor="text1"/>
+          <w:sz w:val="28"/>
+          <w:szCs w:val="28"/>
+        </w:rPr>
+        <w:t>總部</w:t>
+      </w:r>
+    </w:p>
+    <w:p>
+      <w:pPr>
+        <w:rPr>
+          <w:color w:val="000000" w:themeColor="text1"/>
+          <w:sz w:val="28"/>
+          <w:szCs w:val="28"/>
+        </w:rPr>
+      </w:pPr>
+    </w:p>
+    <w:p>
+      <w:pPr>
+        <w:rPr>
+          <w:color w:val="000000" w:themeColor="text1"/>
+          <w:sz w:val="28"/>
+          <w:szCs w:val="28"/>
+        </w:rPr>
+      </w:pPr>
+      <w:r>
+        <w:rPr>
+          <w:color w:val="000000" w:themeColor="text1"/>
+          <w:sz w:val="28"/>
+          <w:szCs w:val="28"/>
+        </w:rPr>
+        <w:t>File v.</w:t>
+      </w:r>
+      <w:r>
+        <w:rPr>
+          <w:rFonts w:hint="eastAsia"/>
+          <w:color w:val="000000" w:themeColor="text1"/>
+          <w:sz w:val="28"/>
+          <w:szCs w:val="28"/>
+        </w:rPr>
+        <w:t>把</w:t>
+      </w:r>
+      <w:r>
+        <w:rPr>
+          <w:rFonts w:hint="eastAsia"/>
+          <w:color w:val="000000" w:themeColor="text1"/>
+          <w:sz w:val="28"/>
+          <w:szCs w:val="28"/>
+        </w:rPr>
+        <w:t>~</w:t>
+      </w:r>
+      <w:r>
+        <w:rPr>
+          <w:rFonts w:hint="eastAsia"/>
+          <w:color w:val="000000" w:themeColor="text1"/>
+          <w:sz w:val="28"/>
+          <w:szCs w:val="28"/>
+        </w:rPr>
+        <w:t>歸檔</w:t>
+      </w:r>
+    </w:p>
+    <w:p>
+      <w:pPr>
+        <w:rPr>
+          <w:color w:val="000000" w:themeColor="text1"/>
+          <w:sz w:val="28"/>
+          <w:szCs w:val="28"/>
+        </w:rPr>
+      </w:pPr>
+      <w:r>
+        <w:rPr>
+          <w:color w:val="000000" w:themeColor="text1"/>
+          <w:sz w:val="28"/>
+          <w:szCs w:val="28"/>
+        </w:rPr>
+        <w:t xml:space="preserve">File a claim </w:t>
+      </w:r>
+      <w:r>
+        <w:rPr>
+          <w:rFonts w:hint="eastAsia"/>
+          <w:color w:val="000000" w:themeColor="text1"/>
+          <w:sz w:val="28"/>
+          <w:szCs w:val="28"/>
+        </w:rPr>
+        <w:t>提出保險理賠申請</w:t>
+      </w:r>
+    </w:p>
+    <w:p>
+      <w:pPr>
+        <w:rPr>
+          <w:color w:val="000000" w:themeColor="text1"/>
+          <w:sz w:val="28"/>
+          <w:szCs w:val="28"/>
+        </w:rPr>
+      </w:pPr>
+    </w:p>
+    <w:p>
+      <w:pPr>
+        <w:rPr>
+          <w:color w:val="000000" w:themeColor="text1"/>
+          <w:sz w:val="28"/>
+          <w:szCs w:val="28"/>
+        </w:rPr>
+      </w:pPr>
+      <w:r>
+        <w:rPr>
+          <w:color w:val="000000" w:themeColor="text1"/>
+          <w:sz w:val="28"/>
+          <w:szCs w:val="28"/>
+        </w:rPr>
+        <w:t>Oversee v.</w:t>
+      </w:r>
+      <w:r>
+        <w:rPr>
+          <w:rFonts w:hint="eastAsia"/>
+          <w:color w:val="000000" w:themeColor="text1"/>
+          <w:sz w:val="28"/>
+          <w:szCs w:val="28"/>
+        </w:rPr>
+        <w:t>監督</w:t>
+      </w:r>
+      <w:r>
+        <w:rPr>
+          <w:rFonts w:hint="eastAsia"/>
+          <w:color w:val="000000" w:themeColor="text1"/>
+          <w:sz w:val="28"/>
+          <w:szCs w:val="28"/>
+        </w:rPr>
+        <w:t xml:space="preserve"> </w:t>
+      </w:r>
+      <w:r>
+        <w:rPr>
+          <w:color w:val="000000" w:themeColor="text1"/>
+          <w:sz w:val="28"/>
+          <w:szCs w:val="28"/>
+        </w:rPr>
+        <w:t xml:space="preserve">= supervise </w:t>
+      </w:r>
+      <w:r>
+        <w:rPr>
+          <w:rFonts w:hint="eastAsia"/>
+          <w:color w:val="000000" w:themeColor="text1"/>
+          <w:sz w:val="28"/>
+          <w:szCs w:val="28"/>
+        </w:rPr>
+        <w:t>監督</w:t>
+      </w:r>
+    </w:p>
+    <w:p>
+      <w:pPr>
+        <w:rPr>
+          <w:color w:val="000000" w:themeColor="text1"/>
+          <w:sz w:val="28"/>
+          <w:szCs w:val="28"/>
+        </w:rPr>
+      </w:pPr>
+    </w:p>
+    <w:p>
+      <w:pPr>
+        <w:rPr>
+          <w:color w:val="000000" w:themeColor="text1"/>
+          <w:sz w:val="28"/>
+          <w:szCs w:val="28"/>
+        </w:rPr>
+      </w:pPr>
+      <w:r>
+        <w:rPr>
+          <w:color w:val="000000" w:themeColor="text1"/>
+          <w:sz w:val="28"/>
+          <w:szCs w:val="28"/>
+        </w:rPr>
+        <w:t>Involved adj.</w:t>
+      </w:r>
+      <w:r>
+        <w:rPr>
+          <w:rFonts w:hint="eastAsia"/>
+          <w:color w:val="000000" w:themeColor="text1"/>
+          <w:sz w:val="28"/>
+          <w:szCs w:val="28"/>
+        </w:rPr>
+        <w:t>有關的</w:t>
+      </w:r>
+      <w:r>
+        <w:rPr>
+          <w:rFonts w:hint="eastAsia"/>
+          <w:color w:val="000000" w:themeColor="text1"/>
+          <w:sz w:val="28"/>
+          <w:szCs w:val="28"/>
+        </w:rPr>
+        <w:t>/</w:t>
+      </w:r>
+      <w:r>
+        <w:rPr>
+          <w:rFonts w:hint="eastAsia"/>
+          <w:color w:val="000000" w:themeColor="text1"/>
+          <w:sz w:val="28"/>
+          <w:szCs w:val="28"/>
+        </w:rPr>
+        <w:t>牽涉在內</w:t>
+      </w:r>
+    </w:p>
+    <w:p>
+      <w:pPr>
+        <w:rPr>
+          <w:color w:val="FF0000"/>
+          <w:sz w:val="28"/>
+          <w:szCs w:val="28"/>
+        </w:rPr>
+      </w:pPr>
+      <w:r>
+        <w:rPr>
+          <w:color w:val="FF0000"/>
+          <w:sz w:val="28"/>
+          <w:szCs w:val="28"/>
+        </w:rPr>
+        <w:t xml:space="preserve">Be involved in </w:t>
+      </w:r>
+      <w:r>
+        <w:rPr>
+          <w:rFonts w:hint="eastAsia"/>
+          <w:color w:val="FF0000"/>
+          <w:sz w:val="28"/>
+          <w:szCs w:val="28"/>
+        </w:rPr>
+        <w:t>牽涉</w:t>
+      </w:r>
+      <w:r>
+        <w:rPr>
+          <w:rFonts w:hint="eastAsia"/>
+          <w:color w:val="FF0000"/>
+          <w:sz w:val="28"/>
+          <w:szCs w:val="28"/>
+        </w:rPr>
+        <w:t>~</w:t>
+      </w:r>
+      <w:r>
+        <w:rPr>
+          <w:rFonts w:hint="eastAsia"/>
+          <w:color w:val="FF0000"/>
+          <w:sz w:val="28"/>
+          <w:szCs w:val="28"/>
+        </w:rPr>
+        <w:t>、參與</w:t>
+      </w:r>
+      <w:r>
+        <w:rPr>
+          <w:rFonts w:hint="eastAsia"/>
+          <w:color w:val="FF0000"/>
+          <w:sz w:val="28"/>
+          <w:szCs w:val="28"/>
+        </w:rPr>
+        <w:t>~</w:t>
+      </w:r>
+    </w:p>
+    <w:p>
+      <w:pPr>
+        <w:rPr>
+          <w:color w:val="000000" w:themeColor="text1"/>
+          <w:sz w:val="28"/>
+          <w:szCs w:val="28"/>
+        </w:rPr>
+      </w:pPr>
+    </w:p>
+    <w:p>
+      <w:pPr>
+        <w:rPr>
+          <w:color w:val="000000" w:themeColor="text1"/>
+          <w:sz w:val="28"/>
+          <w:szCs w:val="28"/>
+        </w:rPr>
+      </w:pPr>
+      <w:r>
+        <w:rPr>
+          <w:color w:val="000000" w:themeColor="text1"/>
+          <w:sz w:val="28"/>
+          <w:szCs w:val="28"/>
+        </w:rPr>
+        <w:t>C</w:t>
+      </w:r>
+      <w:r>
+        <w:rPr>
+          <w:color w:val="000000" w:themeColor="text1"/>
+          <w:sz w:val="28"/>
+          <w:szCs w:val="28"/>
+        </w:rPr>
+        <w:t>oncentrate v.</w:t>
+      </w:r>
+      <w:r>
+        <w:rPr>
+          <w:rFonts w:hint="eastAsia"/>
+          <w:color w:val="000000" w:themeColor="text1"/>
+          <w:sz w:val="28"/>
+          <w:szCs w:val="28"/>
+        </w:rPr>
+        <w:t>集中</w:t>
+      </w:r>
+      <w:r>
+        <w:rPr>
+          <w:rFonts w:hint="eastAsia"/>
+          <w:color w:val="000000" w:themeColor="text1"/>
+          <w:sz w:val="28"/>
+          <w:szCs w:val="28"/>
+        </w:rPr>
+        <w:t>/</w:t>
+      </w:r>
+      <w:r>
+        <w:rPr>
+          <w:rFonts w:hint="eastAsia"/>
+          <w:color w:val="000000" w:themeColor="text1"/>
+          <w:sz w:val="28"/>
+          <w:szCs w:val="28"/>
+        </w:rPr>
+        <w:t>專注</w:t>
+      </w:r>
+    </w:p>
+    <w:p>
+      <w:pPr>
+        <w:rPr>
+          <w:color w:val="FF0000"/>
+          <w:sz w:val="28"/>
+          <w:szCs w:val="28"/>
+        </w:rPr>
+      </w:pPr>
+      <w:r>
+        <w:rPr>
+          <w:color w:val="FF0000"/>
+          <w:sz w:val="28"/>
+          <w:szCs w:val="28"/>
+        </w:rPr>
+        <w:t xml:space="preserve">Concentrate on </w:t>
+      </w:r>
+      <w:r>
+        <w:rPr>
+          <w:rFonts w:hint="eastAsia"/>
+          <w:color w:val="FF0000"/>
+          <w:sz w:val="28"/>
+          <w:szCs w:val="28"/>
+        </w:rPr>
+        <w:t>專注於</w:t>
+      </w:r>
+      <w:r>
+        <w:rPr>
+          <w:rFonts w:hint="eastAsia"/>
+          <w:color w:val="FF0000"/>
+          <w:sz w:val="28"/>
+          <w:szCs w:val="28"/>
+        </w:rPr>
+        <w:t>~</w:t>
+      </w:r>
+    </w:p>
+    <w:p>
+      <w:pPr>
+        <w:rPr>
+          <w:color w:val="FF0000"/>
+          <w:sz w:val="28"/>
+          <w:szCs w:val="28"/>
+        </w:rPr>
+      </w:pPr>
+      <w:r>
+        <w:rPr>
+          <w:color w:val="FF0000"/>
+          <w:sz w:val="28"/>
+          <w:szCs w:val="28"/>
+        </w:rPr>
+        <w:t xml:space="preserve">Concentrate A on B </w:t>
+      </w:r>
+      <w:r>
+        <w:rPr>
+          <w:rFonts w:hint="eastAsia"/>
+          <w:color w:val="FF0000"/>
+          <w:sz w:val="28"/>
+          <w:szCs w:val="28"/>
+        </w:rPr>
+        <w:t>把</w:t>
+      </w:r>
+      <w:r>
+        <w:rPr>
+          <w:color w:val="FF0000"/>
+          <w:sz w:val="28"/>
+          <w:szCs w:val="28"/>
+        </w:rPr>
+        <w:t>A</w:t>
+      </w:r>
+      <w:r>
+        <w:rPr>
+          <w:rFonts w:hint="eastAsia"/>
+          <w:color w:val="FF0000"/>
+          <w:sz w:val="28"/>
+          <w:szCs w:val="28"/>
+        </w:rPr>
+        <w:t>集中於</w:t>
+      </w:r>
+      <w:r>
+        <w:rPr>
+          <w:color w:val="FF0000"/>
+          <w:sz w:val="28"/>
+          <w:szCs w:val="28"/>
+        </w:rPr>
+        <w:t>B</w:t>
+      </w:r>
+    </w:p>
+    <w:p>
+      <w:pPr>
+        <w:rPr>
+          <w:color w:val="000000" w:themeColor="text1"/>
+          <w:sz w:val="28"/>
+          <w:szCs w:val="28"/>
+        </w:rPr>
+      </w:pPr>
+    </w:p>
+    <w:p>
+      <w:pPr>
+        <w:rPr>
+          <w:rFonts w:hint="eastAsia"/>
+          <w:color w:val="000000" w:themeColor="text1"/>
+          <w:sz w:val="28"/>
+          <w:szCs w:val="28"/>
+        </w:rPr>
+      </w:pPr>
+    </w:p>
+    <w:p>
+      <w:pPr>
+        <w:rPr>
+          <w:color w:val="000000" w:themeColor="text1"/>
+          <w:sz w:val="28"/>
+          <w:szCs w:val="28"/>
+        </w:rPr>
+      </w:pPr>
+    </w:p>
+    <w:p>
+      <w:pPr>
+        <w:rPr>
+          <w:color w:val="000000" w:themeColor="text1"/>
+          <w:sz w:val="28"/>
+          <w:szCs w:val="28"/>
+        </w:rPr>
+      </w:pPr>
+    </w:p>
+    <w:p>
+      <w:pPr>
+        <w:rPr>
+          <w:b/>
+          <w:bCs/>
+          <w:color w:val="000000" w:themeColor="text1"/>
+          <w:sz w:val="44"/>
+          <w:szCs w:val="44"/>
+        </w:rPr>
+      </w:pPr>
+      <w:r>
+        <w:rPr>
+          <w:b/>
+          <w:bCs/>
+          <w:color w:val="000000" w:themeColor="text1"/>
+          <w:sz w:val="44"/>
+          <w:szCs w:val="44"/>
+        </w:rPr>
+        <w:lastRenderedPageBreak/>
+        <w:t>Day4</w:t>
+      </w:r>
+    </w:p>
+    <w:p>
+      <w:pPr>
+        <w:rPr>
+          <w:color w:val="000000" w:themeColor="text1"/>
+          <w:sz w:val="28"/>
+          <w:szCs w:val="28"/>
+        </w:rPr>
+      </w:pPr>
+    </w:p>
+    <w:p>
+      <w:pPr>
+        <w:rPr>
+          <w:color w:val="000000" w:themeColor="text1"/>
+          <w:sz w:val="28"/>
+          <w:szCs w:val="28"/>
+        </w:rPr>
+      </w:pPr>
+    </w:p>
+    <w:p>
+      <w:pPr>
+        <w:rPr>
           <w:color w:val="000000" w:themeColor="text1"/>
           <w:sz w:val="28"/>
           <w:szCs w:val="28"/>

--- a/碩一/TOEIC/多益單字.docx
+++ b/碩一/TOEIC/多益單字.docx
@@ -1,6 +1,6 @@
 
 <file path=word/document.xml><?xml version="1.0" encoding="utf-8"?>
-<w:document xmlns:wpc="http://schemas.microsoft.com/office/word/2010/wordprocessingCanvas" xmlns:cx="http://schemas.microsoft.com/office/drawing/2014/chartex" xmlns:cx1="http://schemas.microsoft.com/office/drawing/2015/9/8/chartex" xmlns:cx2="http://schemas.microsoft.com/office/drawing/2015/10/21/chartex" xmlns:cx3="http://schemas.microsoft.com/office/drawing/2016/5/9/chartex" xmlns:cx4="http://schemas.microsoft.com/office/drawing/2016/5/10/chartex" xmlns:cx5="http://schemas.microsoft.com/office/drawing/2016/5/11/chartex" xmlns:cx6="http://schemas.microsoft.com/office/drawing/2016/5/12/chartex" xmlns:cx7="http://schemas.microsoft.com/office/drawing/2016/5/13/chartex" xmlns:cx8="http://schemas.microsoft.com/office/drawing/2016/5/14/chartex" xmlns:mc="http://schemas.openxmlformats.org/markup-compatibility/2006" xmlns:aink="http://schemas.microsoft.com/office/drawing/2016/ink" xmlns:am3d="http://schemas.microsoft.com/office/drawing/2017/model3d" xmlns:o="urn:schemas-microsoft-com:office:office" xmlns:oel="http://schemas.microsoft.com/office/2019/extlst" xmlns:r="http://schemas.openxmlformats.org/officeDocument/2006/relationships" xmlns:m="http://schemas.openxmlformats.org/officeDocument/2006/math" xmlns:v="urn:schemas-microsoft-com:vml" xmlns:wp14="http://schemas.microsoft.com/office/word/2010/wordprocessingDrawing" xmlns:wp="http://schemas.openxmlformats.org/drawingml/2006/wordprocessingDrawing" xmlns:w10="urn:schemas-microsoft-com:office:word" xmlns:w="http://schemas.openxmlformats.org/wordprocessingml/2006/main" xmlns:w14="http://schemas.microsoft.com/office/word/2010/wordml" xmlns:w15="http://schemas.microsoft.com/office/word/2012/wordml" xmlns:w16cex="http://schemas.microsoft.com/office/word/2018/wordml/cex" xmlns:w16cid="http://schemas.microsoft.com/office/word/2016/wordml/cid" xmlns:w16="http://schemas.microsoft.com/office/word/2018/wordml" xmlns:w16du="http://schemas.microsoft.com/office/word/2023/wordml/word16du" xmlns:w16sdtdh="http://schemas.microsoft.com/office/word/2020/wordml/sdtdatahash" xmlns:w16se="http://schemas.microsoft.com/office/word/2015/wordml/symex" xmlns:wpg="http://schemas.microsoft.com/office/word/2010/wordprocessingGroup" xmlns:wpi="http://schemas.microsoft.com/office/word/2010/wordprocessingInk" xmlns:wne="http://schemas.microsoft.com/office/word/2006/wordml" xmlns:wps="http://schemas.microsoft.com/office/word/2010/wordprocessingShape" mc:Ignorable="w14 w15 w16se w16cid w16 w16cex w16sdtdh wp14">
+<w:document xmlns:wpc="http://schemas.microsoft.com/office/word/2010/wordprocessingCanvas" xmlns:cx="http://schemas.microsoft.com/office/drawing/2014/chartex" xmlns:cx1="http://schemas.microsoft.com/office/drawing/2015/9/8/chartex" xmlns:cx2="http://schemas.microsoft.com/office/drawing/2015/10/21/chartex" xmlns:cx3="http://schemas.microsoft.com/office/drawing/2016/5/9/chartex" xmlns:cx4="http://schemas.microsoft.com/office/drawing/2016/5/10/chartex" xmlns:cx5="http://schemas.microsoft.com/office/drawing/2016/5/11/chartex" xmlns:cx6="http://schemas.microsoft.com/office/drawing/2016/5/12/chartex" xmlns:cx7="http://schemas.microsoft.com/office/drawing/2016/5/13/chartex" xmlns:cx8="http://schemas.microsoft.com/office/drawing/2016/5/14/chartex" xmlns:mc="http://schemas.openxmlformats.org/markup-compatibility/2006" xmlns:aink="http://schemas.microsoft.com/office/drawing/2016/ink" xmlns:am3d="http://schemas.microsoft.com/office/drawing/2017/model3d" xmlns:o="urn:schemas-microsoft-com:office:office" xmlns:r="http://schemas.openxmlformats.org/officeDocument/2006/relationships" xmlns:m="http://schemas.openxmlformats.org/officeDocument/2006/math" xmlns:v="urn:schemas-microsoft-com:vml" xmlns:wp14="http://schemas.microsoft.com/office/word/2010/wordprocessingDrawing" xmlns:wp="http://schemas.openxmlformats.org/drawingml/2006/wordprocessingDrawing" xmlns:w10="urn:schemas-microsoft-com:office:word" xmlns:w="http://schemas.openxmlformats.org/wordprocessingml/2006/main" xmlns:w14="http://schemas.microsoft.com/office/word/2010/wordml" xmlns:w15="http://schemas.microsoft.com/office/word/2012/wordml" xmlns:w16cex="http://schemas.microsoft.com/office/word/2018/wordml/cex" xmlns:w16cid="http://schemas.microsoft.com/office/word/2016/wordml/cid" xmlns:w16="http://schemas.microsoft.com/office/word/2018/wordml" xmlns:w16sdtdh="http://schemas.microsoft.com/office/word/2020/wordml/sdtdatahash" xmlns:w16se="http://schemas.microsoft.com/office/word/2015/wordml/symex" xmlns:wpg="http://schemas.microsoft.com/office/word/2010/wordprocessingGroup" xmlns:wpi="http://schemas.microsoft.com/office/word/2010/wordprocessingInk" xmlns:wne="http://schemas.microsoft.com/office/word/2006/wordml" xmlns:wps="http://schemas.microsoft.com/office/word/2010/wordprocessingShape" mc:Ignorable="w14 w15 w16se w16cid w16 w16cex w16sdtdh wp14">
   <w:body>
     <w:p>
       <w:pPr>
@@ -1173,23 +1173,13 @@
           <w:szCs w:val="28"/>
         </w:rPr>
       </w:pPr>
-      <w:proofErr w:type="spellStart"/>
-      <w:r>
-        <w:rPr>
-          <w:color w:val="FF0000"/>
-          <w:sz w:val="28"/>
-          <w:szCs w:val="28"/>
-        </w:rPr>
-        <w:t>managerial+staff</w:t>
-      </w:r>
-      <w:proofErr w:type="spellEnd"/>
-      <w:r>
-        <w:rPr>
-          <w:color w:val="FF0000"/>
-          <w:sz w:val="28"/>
-          <w:szCs w:val="28"/>
-        </w:rPr>
-        <w:t>/experience</w:t>
+      <w:r>
+        <w:rPr>
+          <w:color w:val="FF0000"/>
+          <w:sz w:val="28"/>
+          <w:szCs w:val="28"/>
+        </w:rPr>
+        <w:t>managerial+staff/experience</w:t>
       </w:r>
     </w:p>
     <w:p>
@@ -2226,7 +2216,6 @@
         </w:rPr>
         <w:t>(</w:t>
       </w:r>
-      <w:proofErr w:type="gramStart"/>
       <w:r>
         <w:rPr>
           <w:rFonts w:hint="eastAsia"/>
@@ -2245,7 +2234,6 @@
         </w:rPr>
         <w:t>)</w:t>
       </w:r>
-      <w:proofErr w:type="gramEnd"/>
       <w:r>
         <w:rPr>
           <w:rFonts w:hint="eastAsia"/>
@@ -2465,19 +2453,8 @@
           <w:sz w:val="28"/>
           <w:szCs w:val="28"/>
         </w:rPr>
-        <w:t>薪水</w:t>
-      </w:r>
-      <w:proofErr w:type="gramStart"/>
-      <w:r>
-        <w:rPr>
-          <w:rFonts w:hint="eastAsia"/>
-          <w:color w:val="000000" w:themeColor="text1"/>
-          <w:sz w:val="28"/>
-          <w:szCs w:val="28"/>
-        </w:rPr>
-        <w:t>帳冊</w:t>
-      </w:r>
-      <w:proofErr w:type="gramEnd"/>
+        <w:t>薪水帳冊</w:t>
+      </w:r>
     </w:p>
     <w:p>
       <w:pPr>
@@ -5332,7 +5309,6 @@
         </w:rPr>
         <w:t>(</w:t>
       </w:r>
-      <w:proofErr w:type="gramStart"/>
       <w:r>
         <w:rPr>
           <w:rFonts w:hint="eastAsia"/>
@@ -5350,7 +5326,6 @@
         </w:rPr>
         <w:t>)</w:t>
       </w:r>
-      <w:proofErr w:type="gramEnd"/>
       <w:r>
         <w:rPr>
           <w:rFonts w:hint="eastAsia"/>
@@ -5784,7 +5759,6 @@
         </w:rPr>
         <w:t>(</w:t>
       </w:r>
-      <w:proofErr w:type="gramStart"/>
       <w:r>
         <w:rPr>
           <w:rFonts w:hint="eastAsia"/>
@@ -5803,7 +5777,6 @@
         </w:rPr>
         <w:t>)</w:t>
       </w:r>
-      <w:proofErr w:type="gramEnd"/>
       <w:r>
         <w:rPr>
           <w:rFonts w:hint="eastAsia"/>
@@ -6004,25 +5977,7 @@
           <w:sz w:val="28"/>
           <w:szCs w:val="28"/>
         </w:rPr>
-        <w:t>rohibit A from -</w:t>
-      </w:r>
-      <w:proofErr w:type="spellStart"/>
-      <w:r>
-        <w:rPr>
-          <w:color w:val="FF0000"/>
-          <w:sz w:val="28"/>
-          <w:szCs w:val="28"/>
-        </w:rPr>
-        <w:t>ing</w:t>
-      </w:r>
-      <w:proofErr w:type="spellEnd"/>
-      <w:r>
-        <w:rPr>
-          <w:color w:val="FF0000"/>
-          <w:sz w:val="28"/>
-          <w:szCs w:val="28"/>
-        </w:rPr>
-        <w:t xml:space="preserve"> </w:t>
+        <w:t xml:space="preserve">rohibit A from -ing </w:t>
       </w:r>
       <w:r>
         <w:rPr>
@@ -6084,25 +6039,7 @@
           <w:sz w:val="28"/>
           <w:szCs w:val="28"/>
         </w:rPr>
-        <w:t>orbid A + from -</w:t>
-      </w:r>
-      <w:proofErr w:type="spellStart"/>
-      <w:r>
-        <w:rPr>
-          <w:color w:val="FF0000"/>
-          <w:sz w:val="28"/>
-          <w:szCs w:val="28"/>
-        </w:rPr>
-        <w:t>ing</w:t>
-      </w:r>
-      <w:proofErr w:type="spellEnd"/>
-      <w:r>
-        <w:rPr>
-          <w:color w:val="FF0000"/>
-          <w:sz w:val="28"/>
-          <w:szCs w:val="28"/>
-        </w:rPr>
-        <w:t xml:space="preserve">/to do </w:t>
+        <w:t xml:space="preserve">orbid A + from -ing/to do </w:t>
       </w:r>
       <w:r>
         <w:rPr>
@@ -6632,15 +6569,7 @@
           <w:sz w:val="28"/>
           <w:szCs w:val="28"/>
         </w:rPr>
-        <w:t>A</w:t>
-      </w:r>
-      <w:r>
-        <w:rPr>
-          <w:color w:val="000000" w:themeColor="text1"/>
-          <w:sz w:val="28"/>
-          <w:szCs w:val="28"/>
-        </w:rPr>
-        <w:t>ccustomed</w:t>
+        <w:t>Accustomed</w:t>
       </w:r>
       <w:r>
         <w:rPr>
@@ -6663,30 +6592,19 @@
     <w:p>
       <w:pPr>
         <w:rPr>
-          <w:rFonts w:hint="eastAsia"/>
-          <w:color w:val="000000" w:themeColor="text1"/>
-          <w:sz w:val="28"/>
-          <w:szCs w:val="28"/>
-        </w:rPr>
-      </w:pPr>
-      <w:r>
-        <w:rPr>
-          <w:color w:val="FF0000"/>
-          <w:sz w:val="28"/>
-          <w:szCs w:val="28"/>
-        </w:rPr>
-        <w:t>Be accustomed to -</w:t>
-      </w:r>
-      <w:proofErr w:type="spellStart"/>
-      <w:r>
-        <w:rPr>
-          <w:color w:val="FF0000"/>
-          <w:sz w:val="28"/>
-          <w:szCs w:val="28"/>
-        </w:rPr>
-        <w:t>ing</w:t>
-      </w:r>
-      <w:proofErr w:type="spellEnd"/>
+          <w:color w:val="000000" w:themeColor="text1"/>
+          <w:sz w:val="28"/>
+          <w:szCs w:val="28"/>
+        </w:rPr>
+      </w:pPr>
+      <w:r>
+        <w:rPr>
+          <w:color w:val="FF0000"/>
+          <w:sz w:val="28"/>
+          <w:szCs w:val="28"/>
+        </w:rPr>
+        <w:t>Be accustomed to -ing</w:t>
+      </w:r>
       <w:r>
         <w:rPr>
           <w:rFonts w:hint="eastAsia"/>
@@ -7016,7 +6934,6 @@
     <w:p>
       <w:pPr>
         <w:rPr>
-          <w:rFonts w:hint="eastAsia"/>
           <w:color w:val="000000" w:themeColor="text1"/>
           <w:sz w:val="28"/>
           <w:szCs w:val="28"/>
@@ -7245,7 +7162,6 @@
     <w:p>
       <w:pPr>
         <w:rPr>
-          <w:rFonts w:hint="eastAsia"/>
           <w:color w:val="FF0000"/>
           <w:sz w:val="28"/>
           <w:szCs w:val="28"/>
@@ -7281,7 +7197,6 @@
     <w:p>
       <w:pPr>
         <w:rPr>
-          <w:rFonts w:hint="eastAsia"/>
           <w:color w:val="000000" w:themeColor="text1"/>
           <w:sz w:val="28"/>
           <w:szCs w:val="28"/>
@@ -7392,7 +7307,6 @@
         </w:rPr>
         <w:t>、</w:t>
       </w:r>
-      <w:proofErr w:type="spellStart"/>
       <w:r>
         <w:rPr>
           <w:rFonts w:hint="eastAsia"/>
@@ -7410,7 +7324,6 @@
         </w:rPr>
         <w:t>uccessd</w:t>
       </w:r>
-      <w:proofErr w:type="spellEnd"/>
       <w:r>
         <w:rPr>
           <w:rFonts w:hint="eastAsia"/>
@@ -8585,7 +8498,6 @@
         </w:rPr>
         <w:t>(</w:t>
       </w:r>
-      <w:proofErr w:type="gramStart"/>
       <w:r>
         <w:rPr>
           <w:rFonts w:hint="eastAsia"/>
@@ -8604,7 +8516,6 @@
         </w:rPr>
         <w:t>)</w:t>
       </w:r>
-      <w:proofErr w:type="gramEnd"/>
       <w:r>
         <w:rPr>
           <w:rFonts w:hint="eastAsia"/>
@@ -8627,7 +8538,6 @@
     <w:p>
       <w:pPr>
         <w:rPr>
-          <w:rFonts w:hint="eastAsia"/>
           <w:color w:val="000000" w:themeColor="text1"/>
           <w:sz w:val="28"/>
           <w:szCs w:val="28"/>
@@ -9184,7 +9094,6 @@
     <w:p>
       <w:pPr>
         <w:rPr>
-          <w:rFonts w:hint="eastAsia"/>
           <w:color w:val="000000" w:themeColor="text1"/>
           <w:sz w:val="28"/>
           <w:szCs w:val="28"/>
@@ -9650,7 +9559,6 @@
     <w:p>
       <w:pPr>
         <w:rPr>
-          <w:rFonts w:hint="eastAsia"/>
           <w:color w:val="FF0000"/>
           <w:sz w:val="28"/>
           <w:szCs w:val="28"/>
@@ -10195,51 +10103,495 @@
           <w:sz w:val="28"/>
           <w:szCs w:val="28"/>
         </w:rPr>
-        <w:t xml:space="preserve">= </w:t>
-      </w:r>
-      <w:proofErr w:type="spellStart"/>
-      <w:r>
-        <w:rPr>
-          <w:color w:val="000000" w:themeColor="text1"/>
-          <w:sz w:val="28"/>
-          <w:szCs w:val="28"/>
-        </w:rPr>
-        <w:t>inspect,examine</w:t>
-      </w:r>
-      <w:proofErr w:type="spellEnd"/>
-      <w:r>
-        <w:rPr>
+        <w:t xml:space="preserve">= inspect,examine </w:t>
+      </w:r>
+    </w:p>
+    <w:p>
+      <w:pPr>
+        <w:rPr>
+          <w:color w:val="FF0000"/>
+          <w:sz w:val="28"/>
+          <w:szCs w:val="28"/>
+        </w:rPr>
+      </w:pPr>
+      <w:r>
+        <w:rPr>
+          <w:color w:val="FF0000"/>
+          <w:sz w:val="28"/>
+          <w:szCs w:val="28"/>
+        </w:rPr>
+        <w:t xml:space="preserve">Check A for B </w:t>
+      </w:r>
+      <w:r>
+        <w:rPr>
+          <w:rFonts w:hint="eastAsia"/>
+          <w:color w:val="FF0000"/>
+          <w:sz w:val="28"/>
+          <w:szCs w:val="28"/>
+        </w:rPr>
+        <w:t>檢查</w:t>
+      </w:r>
+      <w:r>
+        <w:rPr>
+          <w:color w:val="FF0000"/>
+          <w:sz w:val="28"/>
+          <w:szCs w:val="28"/>
+        </w:rPr>
+        <w:t>A</w:t>
+      </w:r>
+      <w:r>
+        <w:rPr>
+          <w:rFonts w:hint="eastAsia"/>
+          <w:color w:val="FF0000"/>
+          <w:sz w:val="28"/>
+          <w:szCs w:val="28"/>
+        </w:rPr>
+        <w:t>是否有</w:t>
+      </w:r>
+      <w:r>
+        <w:rPr>
+          <w:color w:val="FF0000"/>
+          <w:sz w:val="28"/>
+          <w:szCs w:val="28"/>
+        </w:rPr>
+        <w:t>B</w:t>
+      </w:r>
+    </w:p>
+    <w:p>
+      <w:pPr>
+        <w:rPr>
+          <w:color w:val="FF0000"/>
+          <w:sz w:val="28"/>
+          <w:szCs w:val="28"/>
+        </w:rPr>
+      </w:pPr>
+      <w:r>
+        <w:rPr>
+          <w:color w:val="FF0000"/>
+          <w:sz w:val="28"/>
+          <w:szCs w:val="28"/>
+        </w:rPr>
+        <w:t xml:space="preserve">Check for A </w:t>
+      </w:r>
+      <w:r>
+        <w:rPr>
+          <w:rFonts w:hint="eastAsia"/>
+          <w:color w:val="FF0000"/>
+          <w:sz w:val="28"/>
+          <w:szCs w:val="28"/>
+        </w:rPr>
+        <w:t>檢查是否有</w:t>
+      </w:r>
+      <w:r>
+        <w:rPr>
+          <w:color w:val="FF0000"/>
+          <w:sz w:val="28"/>
+          <w:szCs w:val="28"/>
+        </w:rPr>
+        <w:t>A</w:t>
+      </w:r>
+    </w:p>
+    <w:p>
+      <w:pPr>
+        <w:rPr>
+          <w:color w:val="000000" w:themeColor="text1"/>
+          <w:sz w:val="28"/>
+          <w:szCs w:val="28"/>
+        </w:rPr>
+      </w:pPr>
+    </w:p>
+    <w:p>
+      <w:pPr>
+        <w:rPr>
+          <w:color w:val="000000" w:themeColor="text1"/>
+          <w:sz w:val="28"/>
+          <w:szCs w:val="28"/>
+        </w:rPr>
+      </w:pPr>
+      <w:r>
+        <w:rPr>
+          <w:color w:val="000000" w:themeColor="text1"/>
+          <w:sz w:val="28"/>
+          <w:szCs w:val="28"/>
+        </w:rPr>
+        <w:t>Headquarters n.</w:t>
+      </w:r>
+      <w:r>
+        <w:rPr>
+          <w:rFonts w:hint="eastAsia"/>
+          <w:color w:val="000000" w:themeColor="text1"/>
+          <w:sz w:val="28"/>
+          <w:szCs w:val="28"/>
+        </w:rPr>
+        <w:t>總部</w:t>
+      </w:r>
+    </w:p>
+    <w:p>
+      <w:pPr>
+        <w:rPr>
+          <w:color w:val="000000" w:themeColor="text1"/>
+          <w:sz w:val="28"/>
+          <w:szCs w:val="28"/>
+        </w:rPr>
+      </w:pPr>
+    </w:p>
+    <w:p>
+      <w:pPr>
+        <w:rPr>
+          <w:color w:val="000000" w:themeColor="text1"/>
+          <w:sz w:val="28"/>
+          <w:szCs w:val="28"/>
+        </w:rPr>
+      </w:pPr>
+      <w:r>
+        <w:rPr>
+          <w:color w:val="000000" w:themeColor="text1"/>
+          <w:sz w:val="28"/>
+          <w:szCs w:val="28"/>
+        </w:rPr>
+        <w:t>File v.</w:t>
+      </w:r>
+      <w:r>
+        <w:rPr>
+          <w:rFonts w:hint="eastAsia"/>
+          <w:color w:val="000000" w:themeColor="text1"/>
+          <w:sz w:val="28"/>
+          <w:szCs w:val="28"/>
+        </w:rPr>
+        <w:t>把</w:t>
+      </w:r>
+      <w:r>
+        <w:rPr>
+          <w:rFonts w:hint="eastAsia"/>
+          <w:color w:val="000000" w:themeColor="text1"/>
+          <w:sz w:val="28"/>
+          <w:szCs w:val="28"/>
+        </w:rPr>
+        <w:t>~</w:t>
+      </w:r>
+      <w:r>
+        <w:rPr>
+          <w:rFonts w:hint="eastAsia"/>
+          <w:color w:val="000000" w:themeColor="text1"/>
+          <w:sz w:val="28"/>
+          <w:szCs w:val="28"/>
+        </w:rPr>
+        <w:t>歸檔</w:t>
+      </w:r>
+    </w:p>
+    <w:p>
+      <w:pPr>
+        <w:rPr>
+          <w:color w:val="000000" w:themeColor="text1"/>
+          <w:sz w:val="28"/>
+          <w:szCs w:val="28"/>
+        </w:rPr>
+      </w:pPr>
+      <w:r>
+        <w:rPr>
+          <w:color w:val="000000" w:themeColor="text1"/>
+          <w:sz w:val="28"/>
+          <w:szCs w:val="28"/>
+        </w:rPr>
+        <w:t xml:space="preserve">File a claim </w:t>
+      </w:r>
+      <w:r>
+        <w:rPr>
+          <w:rFonts w:hint="eastAsia"/>
+          <w:color w:val="000000" w:themeColor="text1"/>
+          <w:sz w:val="28"/>
+          <w:szCs w:val="28"/>
+        </w:rPr>
+        <w:t>提出保險理賠申請</w:t>
+      </w:r>
+    </w:p>
+    <w:p>
+      <w:pPr>
+        <w:rPr>
+          <w:color w:val="000000" w:themeColor="text1"/>
+          <w:sz w:val="28"/>
+          <w:szCs w:val="28"/>
+        </w:rPr>
+      </w:pPr>
+    </w:p>
+    <w:p>
+      <w:pPr>
+        <w:rPr>
+          <w:color w:val="000000" w:themeColor="text1"/>
+          <w:sz w:val="28"/>
+          <w:szCs w:val="28"/>
+        </w:rPr>
+      </w:pPr>
+      <w:r>
+        <w:rPr>
+          <w:color w:val="000000" w:themeColor="text1"/>
+          <w:sz w:val="28"/>
+          <w:szCs w:val="28"/>
+        </w:rPr>
+        <w:t>Oversee v.</w:t>
+      </w:r>
+      <w:r>
+        <w:rPr>
+          <w:rFonts w:hint="eastAsia"/>
+          <w:color w:val="000000" w:themeColor="text1"/>
+          <w:sz w:val="28"/>
+          <w:szCs w:val="28"/>
+        </w:rPr>
+        <w:t>監督</w:t>
+      </w:r>
+      <w:r>
+        <w:rPr>
+          <w:rFonts w:hint="eastAsia"/>
           <w:color w:val="000000" w:themeColor="text1"/>
           <w:sz w:val="28"/>
           <w:szCs w:val="28"/>
         </w:rPr>
         <w:t xml:space="preserve"> </w:t>
       </w:r>
-    </w:p>
-    <w:p>
-      <w:pPr>
-        <w:rPr>
-          <w:color w:val="FF0000"/>
-          <w:sz w:val="28"/>
-          <w:szCs w:val="28"/>
-        </w:rPr>
-      </w:pPr>
-      <w:r>
-        <w:rPr>
-          <w:color w:val="FF0000"/>
-          <w:sz w:val="28"/>
-          <w:szCs w:val="28"/>
-        </w:rPr>
-        <w:t xml:space="preserve">Check A for B </w:t>
-      </w:r>
-      <w:r>
-        <w:rPr>
-          <w:rFonts w:hint="eastAsia"/>
-          <w:color w:val="FF0000"/>
-          <w:sz w:val="28"/>
-          <w:szCs w:val="28"/>
-        </w:rPr>
-        <w:t>檢查</w:t>
+      <w:r>
+        <w:rPr>
+          <w:color w:val="000000" w:themeColor="text1"/>
+          <w:sz w:val="28"/>
+          <w:szCs w:val="28"/>
+        </w:rPr>
+        <w:t xml:space="preserve">= supervise </w:t>
+      </w:r>
+      <w:r>
+        <w:rPr>
+          <w:rFonts w:hint="eastAsia"/>
+          <w:color w:val="000000" w:themeColor="text1"/>
+          <w:sz w:val="28"/>
+          <w:szCs w:val="28"/>
+        </w:rPr>
+        <w:t>監督</w:t>
+      </w:r>
+    </w:p>
+    <w:p>
+      <w:pPr>
+        <w:rPr>
+          <w:color w:val="000000" w:themeColor="text1"/>
+          <w:sz w:val="28"/>
+          <w:szCs w:val="28"/>
+        </w:rPr>
+      </w:pPr>
+    </w:p>
+    <w:p>
+      <w:pPr>
+        <w:rPr>
+          <w:color w:val="000000" w:themeColor="text1"/>
+          <w:sz w:val="28"/>
+          <w:szCs w:val="28"/>
+        </w:rPr>
+      </w:pPr>
+      <w:r>
+        <w:rPr>
+          <w:color w:val="000000" w:themeColor="text1"/>
+          <w:sz w:val="28"/>
+          <w:szCs w:val="28"/>
+        </w:rPr>
+        <w:t>Involved adj.</w:t>
+      </w:r>
+      <w:r>
+        <w:rPr>
+          <w:rFonts w:hint="eastAsia"/>
+          <w:color w:val="000000" w:themeColor="text1"/>
+          <w:sz w:val="28"/>
+          <w:szCs w:val="28"/>
+        </w:rPr>
+        <w:t>有關的</w:t>
+      </w:r>
+      <w:r>
+        <w:rPr>
+          <w:rFonts w:hint="eastAsia"/>
+          <w:color w:val="000000" w:themeColor="text1"/>
+          <w:sz w:val="28"/>
+          <w:szCs w:val="28"/>
+        </w:rPr>
+        <w:t>/</w:t>
+      </w:r>
+      <w:r>
+        <w:rPr>
+          <w:rFonts w:hint="eastAsia"/>
+          <w:color w:val="000000" w:themeColor="text1"/>
+          <w:sz w:val="28"/>
+          <w:szCs w:val="28"/>
+        </w:rPr>
+        <w:t>牽涉在內</w:t>
+      </w:r>
+    </w:p>
+    <w:p>
+      <w:pPr>
+        <w:rPr>
+          <w:color w:val="FF0000"/>
+          <w:sz w:val="28"/>
+          <w:szCs w:val="28"/>
+        </w:rPr>
+      </w:pPr>
+      <w:r>
+        <w:rPr>
+          <w:color w:val="FF0000"/>
+          <w:sz w:val="28"/>
+          <w:szCs w:val="28"/>
+        </w:rPr>
+        <w:t xml:space="preserve">Be involved in </w:t>
+      </w:r>
+      <w:r>
+        <w:rPr>
+          <w:rFonts w:hint="eastAsia"/>
+          <w:color w:val="FF0000"/>
+          <w:sz w:val="28"/>
+          <w:szCs w:val="28"/>
+        </w:rPr>
+        <w:t>牽涉</w:t>
+      </w:r>
+      <w:r>
+        <w:rPr>
+          <w:rFonts w:hint="eastAsia"/>
+          <w:color w:val="FF0000"/>
+          <w:sz w:val="28"/>
+          <w:szCs w:val="28"/>
+        </w:rPr>
+        <w:t>~</w:t>
+      </w:r>
+      <w:r>
+        <w:rPr>
+          <w:rFonts w:hint="eastAsia"/>
+          <w:color w:val="FF0000"/>
+          <w:sz w:val="28"/>
+          <w:szCs w:val="28"/>
+        </w:rPr>
+        <w:t>、參與</w:t>
+      </w:r>
+      <w:r>
+        <w:rPr>
+          <w:rFonts w:hint="eastAsia"/>
+          <w:color w:val="FF0000"/>
+          <w:sz w:val="28"/>
+          <w:szCs w:val="28"/>
+        </w:rPr>
+        <w:t>~</w:t>
+      </w:r>
+    </w:p>
+    <w:p>
+      <w:pPr>
+        <w:rPr>
+          <w:color w:val="000000" w:themeColor="text1"/>
+          <w:sz w:val="28"/>
+          <w:szCs w:val="28"/>
+        </w:rPr>
+      </w:pPr>
+    </w:p>
+    <w:p>
+      <w:pPr>
+        <w:rPr>
+          <w:color w:val="000000" w:themeColor="text1"/>
+          <w:sz w:val="28"/>
+          <w:szCs w:val="28"/>
+        </w:rPr>
+      </w:pPr>
+      <w:r>
+        <w:rPr>
+          <w:color w:val="000000" w:themeColor="text1"/>
+          <w:sz w:val="28"/>
+          <w:szCs w:val="28"/>
+        </w:rPr>
+        <w:t>C</w:t>
+      </w:r>
+      <w:r>
+        <w:rPr>
+          <w:color w:val="000000" w:themeColor="text1"/>
+          <w:sz w:val="28"/>
+          <w:szCs w:val="28"/>
+        </w:rPr>
+        <w:t>oncentrate v.</w:t>
+      </w:r>
+      <w:r>
+        <w:rPr>
+          <w:rFonts w:hint="eastAsia"/>
+          <w:color w:val="000000" w:themeColor="text1"/>
+          <w:sz w:val="28"/>
+          <w:szCs w:val="28"/>
+        </w:rPr>
+        <w:t>集中</w:t>
+      </w:r>
+      <w:r>
+        <w:rPr>
+          <w:rFonts w:hint="eastAsia"/>
+          <w:color w:val="000000" w:themeColor="text1"/>
+          <w:sz w:val="28"/>
+          <w:szCs w:val="28"/>
+        </w:rPr>
+        <w:t>/</w:t>
+      </w:r>
+      <w:r>
+        <w:rPr>
+          <w:rFonts w:hint="eastAsia"/>
+          <w:color w:val="000000" w:themeColor="text1"/>
+          <w:sz w:val="28"/>
+          <w:szCs w:val="28"/>
+        </w:rPr>
+        <w:t>專注</w:t>
+      </w:r>
+    </w:p>
+    <w:p>
+      <w:pPr>
+        <w:rPr>
+          <w:color w:val="FF0000"/>
+          <w:sz w:val="28"/>
+          <w:szCs w:val="28"/>
+        </w:rPr>
+      </w:pPr>
+      <w:r>
+        <w:rPr>
+          <w:color w:val="FF0000"/>
+          <w:sz w:val="28"/>
+          <w:szCs w:val="28"/>
+        </w:rPr>
+        <w:t xml:space="preserve">Concentrate on </w:t>
+      </w:r>
+      <w:r>
+        <w:rPr>
+          <w:rFonts w:hint="eastAsia"/>
+          <w:color w:val="FF0000"/>
+          <w:sz w:val="28"/>
+          <w:szCs w:val="28"/>
+        </w:rPr>
+        <w:t>專注於</w:t>
+      </w:r>
+      <w:r>
+        <w:rPr>
+          <w:rFonts w:hint="eastAsia"/>
+          <w:color w:val="FF0000"/>
+          <w:sz w:val="28"/>
+          <w:szCs w:val="28"/>
+        </w:rPr>
+        <w:t>~</w:t>
+      </w:r>
+    </w:p>
+    <w:p>
+      <w:pPr>
+        <w:rPr>
+          <w:color w:val="FF0000"/>
+          <w:sz w:val="28"/>
+          <w:szCs w:val="28"/>
+        </w:rPr>
+      </w:pPr>
+      <w:r>
+        <w:rPr>
+          <w:color w:val="FF0000"/>
+          <w:sz w:val="28"/>
+          <w:szCs w:val="28"/>
+        </w:rPr>
+        <w:t xml:space="preserve">Concentrate A on B </w:t>
+      </w:r>
+      <w:r>
+        <w:rPr>
+          <w:rFonts w:hint="eastAsia"/>
+          <w:color w:val="FF0000"/>
+          <w:sz w:val="28"/>
+          <w:szCs w:val="28"/>
+        </w:rPr>
+        <w:t>把</w:t>
       </w:r>
       <w:r>
         <w:rPr>
@@ -10256,7 +10608,7 @@
           <w:sz w:val="28"/>
           <w:szCs w:val="28"/>
         </w:rPr>
-        <w:t>是否有</w:t>
+        <w:t>集中於</w:t>
       </w:r>
       <w:r>
         <w:rPr>
@@ -10270,478 +10622,15 @@
     <w:p>
       <w:pPr>
         <w:rPr>
-          <w:color w:val="FF0000"/>
-          <w:sz w:val="28"/>
-          <w:szCs w:val="28"/>
-        </w:rPr>
-      </w:pPr>
-      <w:r>
-        <w:rPr>
-          <w:color w:val="FF0000"/>
-          <w:sz w:val="28"/>
-          <w:szCs w:val="28"/>
-        </w:rPr>
-        <w:t xml:space="preserve">Check for A </w:t>
-      </w:r>
-      <w:r>
-        <w:rPr>
-          <w:rFonts w:hint="eastAsia"/>
-          <w:color w:val="FF0000"/>
-          <w:sz w:val="28"/>
-          <w:szCs w:val="28"/>
-        </w:rPr>
-        <w:t>檢查是否有</w:t>
-      </w:r>
-      <w:r>
-        <w:rPr>
-          <w:color w:val="FF0000"/>
-          <w:sz w:val="28"/>
-          <w:szCs w:val="28"/>
-        </w:rPr>
-        <w:t>A</w:t>
-      </w:r>
-    </w:p>
-    <w:p>
-      <w:pPr>
-        <w:rPr>
-          <w:color w:val="000000" w:themeColor="text1"/>
-          <w:sz w:val="28"/>
-          <w:szCs w:val="28"/>
-        </w:rPr>
-      </w:pPr>
-    </w:p>
-    <w:p>
-      <w:pPr>
-        <w:rPr>
-          <w:color w:val="000000" w:themeColor="text1"/>
-          <w:sz w:val="28"/>
-          <w:szCs w:val="28"/>
-        </w:rPr>
-      </w:pPr>
-      <w:r>
-        <w:rPr>
-          <w:color w:val="000000" w:themeColor="text1"/>
-          <w:sz w:val="28"/>
-          <w:szCs w:val="28"/>
-        </w:rPr>
-        <w:t>Headquarters n.</w:t>
-      </w:r>
-      <w:r>
-        <w:rPr>
-          <w:rFonts w:hint="eastAsia"/>
-          <w:color w:val="000000" w:themeColor="text1"/>
-          <w:sz w:val="28"/>
-          <w:szCs w:val="28"/>
-        </w:rPr>
-        <w:t>總部</w:t>
-      </w:r>
-    </w:p>
-    <w:p>
-      <w:pPr>
-        <w:rPr>
-          <w:color w:val="000000" w:themeColor="text1"/>
-          <w:sz w:val="28"/>
-          <w:szCs w:val="28"/>
-        </w:rPr>
-      </w:pPr>
-    </w:p>
-    <w:p>
-      <w:pPr>
-        <w:rPr>
-          <w:color w:val="000000" w:themeColor="text1"/>
-          <w:sz w:val="28"/>
-          <w:szCs w:val="28"/>
-        </w:rPr>
-      </w:pPr>
-      <w:r>
-        <w:rPr>
-          <w:color w:val="000000" w:themeColor="text1"/>
-          <w:sz w:val="28"/>
-          <w:szCs w:val="28"/>
-        </w:rPr>
-        <w:t>File v.</w:t>
-      </w:r>
-      <w:r>
-        <w:rPr>
-          <w:rFonts w:hint="eastAsia"/>
-          <w:color w:val="000000" w:themeColor="text1"/>
-          <w:sz w:val="28"/>
-          <w:szCs w:val="28"/>
-        </w:rPr>
-        <w:t>把</w:t>
-      </w:r>
-      <w:r>
-        <w:rPr>
-          <w:rFonts w:hint="eastAsia"/>
-          <w:color w:val="000000" w:themeColor="text1"/>
-          <w:sz w:val="28"/>
-          <w:szCs w:val="28"/>
-        </w:rPr>
-        <w:t>~</w:t>
-      </w:r>
-      <w:r>
-        <w:rPr>
-          <w:rFonts w:hint="eastAsia"/>
-          <w:color w:val="000000" w:themeColor="text1"/>
-          <w:sz w:val="28"/>
-          <w:szCs w:val="28"/>
-        </w:rPr>
-        <w:t>歸檔</w:t>
-      </w:r>
-    </w:p>
-    <w:p>
-      <w:pPr>
-        <w:rPr>
-          <w:color w:val="000000" w:themeColor="text1"/>
-          <w:sz w:val="28"/>
-          <w:szCs w:val="28"/>
-        </w:rPr>
-      </w:pPr>
-      <w:r>
-        <w:rPr>
-          <w:color w:val="000000" w:themeColor="text1"/>
-          <w:sz w:val="28"/>
-          <w:szCs w:val="28"/>
-        </w:rPr>
-        <w:t xml:space="preserve">File a claim </w:t>
-      </w:r>
-      <w:r>
-        <w:rPr>
-          <w:rFonts w:hint="eastAsia"/>
-          <w:color w:val="000000" w:themeColor="text1"/>
-          <w:sz w:val="28"/>
-          <w:szCs w:val="28"/>
-        </w:rPr>
-        <w:t>提出保險理賠申請</w:t>
-      </w:r>
-    </w:p>
-    <w:p>
-      <w:pPr>
-        <w:rPr>
-          <w:color w:val="000000" w:themeColor="text1"/>
-          <w:sz w:val="28"/>
-          <w:szCs w:val="28"/>
-        </w:rPr>
-      </w:pPr>
-    </w:p>
-    <w:p>
-      <w:pPr>
-        <w:rPr>
-          <w:color w:val="000000" w:themeColor="text1"/>
-          <w:sz w:val="28"/>
-          <w:szCs w:val="28"/>
-        </w:rPr>
-      </w:pPr>
-      <w:r>
-        <w:rPr>
-          <w:color w:val="000000" w:themeColor="text1"/>
-          <w:sz w:val="28"/>
-          <w:szCs w:val="28"/>
-        </w:rPr>
-        <w:t>Oversee v.</w:t>
-      </w:r>
-      <w:r>
-        <w:rPr>
-          <w:rFonts w:hint="eastAsia"/>
-          <w:color w:val="000000" w:themeColor="text1"/>
-          <w:sz w:val="28"/>
-          <w:szCs w:val="28"/>
-        </w:rPr>
-        <w:t>監督</w:t>
-      </w:r>
-      <w:r>
-        <w:rPr>
-          <w:rFonts w:hint="eastAsia"/>
-          <w:color w:val="000000" w:themeColor="text1"/>
-          <w:sz w:val="28"/>
-          <w:szCs w:val="28"/>
-        </w:rPr>
-        <w:t xml:space="preserve"> </w:t>
-      </w:r>
-      <w:r>
-        <w:rPr>
-          <w:color w:val="000000" w:themeColor="text1"/>
-          <w:sz w:val="28"/>
-          <w:szCs w:val="28"/>
-        </w:rPr>
-        <w:t xml:space="preserve">= supervise </w:t>
-      </w:r>
-      <w:r>
-        <w:rPr>
-          <w:rFonts w:hint="eastAsia"/>
-          <w:color w:val="000000" w:themeColor="text1"/>
-          <w:sz w:val="28"/>
-          <w:szCs w:val="28"/>
-        </w:rPr>
-        <w:t>監督</w:t>
-      </w:r>
-    </w:p>
-    <w:p>
-      <w:pPr>
-        <w:rPr>
-          <w:color w:val="000000" w:themeColor="text1"/>
-          <w:sz w:val="28"/>
-          <w:szCs w:val="28"/>
-        </w:rPr>
-      </w:pPr>
-    </w:p>
-    <w:p>
-      <w:pPr>
-        <w:rPr>
-          <w:color w:val="000000" w:themeColor="text1"/>
-          <w:sz w:val="28"/>
-          <w:szCs w:val="28"/>
-        </w:rPr>
-      </w:pPr>
-      <w:r>
-        <w:rPr>
-          <w:color w:val="000000" w:themeColor="text1"/>
-          <w:sz w:val="28"/>
-          <w:szCs w:val="28"/>
-        </w:rPr>
-        <w:t>Involved adj.</w:t>
-      </w:r>
-      <w:r>
-        <w:rPr>
-          <w:rFonts w:hint="eastAsia"/>
-          <w:color w:val="000000" w:themeColor="text1"/>
-          <w:sz w:val="28"/>
-          <w:szCs w:val="28"/>
-        </w:rPr>
-        <w:t>有關的</w:t>
-      </w:r>
-      <w:r>
-        <w:rPr>
-          <w:rFonts w:hint="eastAsia"/>
-          <w:color w:val="000000" w:themeColor="text1"/>
-          <w:sz w:val="28"/>
-          <w:szCs w:val="28"/>
-        </w:rPr>
-        <w:t>/</w:t>
-      </w:r>
-      <w:r>
-        <w:rPr>
-          <w:rFonts w:hint="eastAsia"/>
-          <w:color w:val="000000" w:themeColor="text1"/>
-          <w:sz w:val="28"/>
-          <w:szCs w:val="28"/>
-        </w:rPr>
-        <w:t>牽涉在內</w:t>
-      </w:r>
-    </w:p>
-    <w:p>
-      <w:pPr>
-        <w:rPr>
-          <w:color w:val="FF0000"/>
-          <w:sz w:val="28"/>
-          <w:szCs w:val="28"/>
-        </w:rPr>
-      </w:pPr>
-      <w:r>
-        <w:rPr>
-          <w:color w:val="FF0000"/>
-          <w:sz w:val="28"/>
-          <w:szCs w:val="28"/>
-        </w:rPr>
-        <w:t xml:space="preserve">Be involved in </w:t>
-      </w:r>
-      <w:r>
-        <w:rPr>
-          <w:rFonts w:hint="eastAsia"/>
-          <w:color w:val="FF0000"/>
-          <w:sz w:val="28"/>
-          <w:szCs w:val="28"/>
-        </w:rPr>
-        <w:t>牽涉</w:t>
-      </w:r>
-      <w:r>
-        <w:rPr>
-          <w:rFonts w:hint="eastAsia"/>
-          <w:color w:val="FF0000"/>
-          <w:sz w:val="28"/>
-          <w:szCs w:val="28"/>
-        </w:rPr>
-        <w:t>~</w:t>
-      </w:r>
-      <w:r>
-        <w:rPr>
-          <w:rFonts w:hint="eastAsia"/>
-          <w:color w:val="FF0000"/>
-          <w:sz w:val="28"/>
-          <w:szCs w:val="28"/>
-        </w:rPr>
-        <w:t>、參與</w:t>
-      </w:r>
-      <w:r>
-        <w:rPr>
-          <w:rFonts w:hint="eastAsia"/>
-          <w:color w:val="FF0000"/>
-          <w:sz w:val="28"/>
-          <w:szCs w:val="28"/>
-        </w:rPr>
-        <w:t>~</w:t>
-      </w:r>
-    </w:p>
-    <w:p>
-      <w:pPr>
-        <w:rPr>
-          <w:color w:val="000000" w:themeColor="text1"/>
-          <w:sz w:val="28"/>
-          <w:szCs w:val="28"/>
-        </w:rPr>
-      </w:pPr>
-    </w:p>
-    <w:p>
-      <w:pPr>
-        <w:rPr>
-          <w:color w:val="000000" w:themeColor="text1"/>
-          <w:sz w:val="28"/>
-          <w:szCs w:val="28"/>
-        </w:rPr>
-      </w:pPr>
-      <w:r>
-        <w:rPr>
-          <w:color w:val="000000" w:themeColor="text1"/>
-          <w:sz w:val="28"/>
-          <w:szCs w:val="28"/>
-        </w:rPr>
-        <w:t>C</w:t>
-      </w:r>
-      <w:r>
-        <w:rPr>
-          <w:color w:val="000000" w:themeColor="text1"/>
-          <w:sz w:val="28"/>
-          <w:szCs w:val="28"/>
-        </w:rPr>
-        <w:t>oncentrate v.</w:t>
-      </w:r>
-      <w:r>
-        <w:rPr>
-          <w:rFonts w:hint="eastAsia"/>
-          <w:color w:val="000000" w:themeColor="text1"/>
-          <w:sz w:val="28"/>
-          <w:szCs w:val="28"/>
-        </w:rPr>
-        <w:t>集中</w:t>
-      </w:r>
-      <w:r>
-        <w:rPr>
-          <w:rFonts w:hint="eastAsia"/>
-          <w:color w:val="000000" w:themeColor="text1"/>
-          <w:sz w:val="28"/>
-          <w:szCs w:val="28"/>
-        </w:rPr>
-        <w:t>/</w:t>
-      </w:r>
-      <w:r>
-        <w:rPr>
-          <w:rFonts w:hint="eastAsia"/>
-          <w:color w:val="000000" w:themeColor="text1"/>
-          <w:sz w:val="28"/>
-          <w:szCs w:val="28"/>
-        </w:rPr>
-        <w:t>專注</w:t>
-      </w:r>
-    </w:p>
-    <w:p>
-      <w:pPr>
-        <w:rPr>
-          <w:color w:val="FF0000"/>
-          <w:sz w:val="28"/>
-          <w:szCs w:val="28"/>
-        </w:rPr>
-      </w:pPr>
-      <w:r>
-        <w:rPr>
-          <w:color w:val="FF0000"/>
-          <w:sz w:val="28"/>
-          <w:szCs w:val="28"/>
-        </w:rPr>
-        <w:t xml:space="preserve">Concentrate on </w:t>
-      </w:r>
-      <w:r>
-        <w:rPr>
-          <w:rFonts w:hint="eastAsia"/>
-          <w:color w:val="FF0000"/>
-          <w:sz w:val="28"/>
-          <w:szCs w:val="28"/>
-        </w:rPr>
-        <w:t>專注於</w:t>
-      </w:r>
-      <w:r>
-        <w:rPr>
-          <w:rFonts w:hint="eastAsia"/>
-          <w:color w:val="FF0000"/>
-          <w:sz w:val="28"/>
-          <w:szCs w:val="28"/>
-        </w:rPr>
-        <w:t>~</w:t>
-      </w:r>
-    </w:p>
-    <w:p>
-      <w:pPr>
-        <w:rPr>
-          <w:color w:val="FF0000"/>
-          <w:sz w:val="28"/>
-          <w:szCs w:val="28"/>
-        </w:rPr>
-      </w:pPr>
-      <w:r>
-        <w:rPr>
-          <w:color w:val="FF0000"/>
-          <w:sz w:val="28"/>
-          <w:szCs w:val="28"/>
-        </w:rPr>
-        <w:t xml:space="preserve">Concentrate A on B </w:t>
-      </w:r>
-      <w:r>
-        <w:rPr>
-          <w:rFonts w:hint="eastAsia"/>
-          <w:color w:val="FF0000"/>
-          <w:sz w:val="28"/>
-          <w:szCs w:val="28"/>
-        </w:rPr>
-        <w:t>把</w:t>
-      </w:r>
-      <w:r>
-        <w:rPr>
-          <w:color w:val="FF0000"/>
-          <w:sz w:val="28"/>
-          <w:szCs w:val="28"/>
-        </w:rPr>
-        <w:t>A</w:t>
-      </w:r>
-      <w:r>
-        <w:rPr>
-          <w:rFonts w:hint="eastAsia"/>
-          <w:color w:val="FF0000"/>
-          <w:sz w:val="28"/>
-          <w:szCs w:val="28"/>
-        </w:rPr>
-        <w:t>集中於</w:t>
-      </w:r>
-      <w:r>
-        <w:rPr>
-          <w:color w:val="FF0000"/>
-          <w:sz w:val="28"/>
-          <w:szCs w:val="28"/>
-        </w:rPr>
-        <w:t>B</w:t>
-      </w:r>
-    </w:p>
-    <w:p>
-      <w:pPr>
-        <w:rPr>
-          <w:color w:val="000000" w:themeColor="text1"/>
-          <w:sz w:val="28"/>
-          <w:szCs w:val="28"/>
-        </w:rPr>
-      </w:pPr>
-    </w:p>
-    <w:p>
-      <w:pPr>
-        <w:rPr>
-          <w:rFonts w:hint="eastAsia"/>
+          <w:color w:val="000000" w:themeColor="text1"/>
+          <w:sz w:val="28"/>
+          <w:szCs w:val="28"/>
+        </w:rPr>
+      </w:pPr>
+    </w:p>
+    <w:p>
+      <w:pPr>
+        <w:rPr>
           <w:color w:val="000000" w:themeColor="text1"/>
           <w:sz w:val="28"/>
           <w:szCs w:val="28"/>
@@ -10805,6 +10694,4648 @@
           <w:szCs w:val="28"/>
         </w:rPr>
       </w:pPr>
+      <w:r>
+        <w:rPr>
+          <w:rFonts w:hint="eastAsia"/>
+          <w:color w:val="000000" w:themeColor="text1"/>
+          <w:sz w:val="28"/>
+          <w:szCs w:val="28"/>
+        </w:rPr>
+        <w:t>l</w:t>
+      </w:r>
+      <w:r>
+        <w:rPr>
+          <w:color w:val="000000" w:themeColor="text1"/>
+          <w:sz w:val="28"/>
+          <w:szCs w:val="28"/>
+        </w:rPr>
+        <w:t>ax adj.</w:t>
+      </w:r>
+      <w:r>
+        <w:rPr>
+          <w:color w:val="000000" w:themeColor="text1"/>
+          <w:sz w:val="28"/>
+          <w:szCs w:val="28"/>
+        </w:rPr>
+        <w:t xml:space="preserve"> </w:t>
+      </w:r>
+      <w:r>
+        <w:rPr>
+          <w:rFonts w:hint="eastAsia"/>
+          <w:color w:val="000000" w:themeColor="text1"/>
+          <w:sz w:val="28"/>
+          <w:szCs w:val="28"/>
+        </w:rPr>
+        <w:t>鬆懈</w:t>
+      </w:r>
+      <w:r>
+        <w:rPr>
+          <w:rFonts w:hint="eastAsia"/>
+          <w:color w:val="000000" w:themeColor="text1"/>
+          <w:sz w:val="28"/>
+          <w:szCs w:val="28"/>
+        </w:rPr>
+        <w:t>/</w:t>
+      </w:r>
+      <w:r>
+        <w:rPr>
+          <w:rFonts w:hint="eastAsia"/>
+          <w:color w:val="000000" w:themeColor="text1"/>
+          <w:sz w:val="28"/>
+          <w:szCs w:val="28"/>
+        </w:rPr>
+        <w:t>散漫</w:t>
+      </w:r>
+      <w:r>
+        <w:rPr>
+          <w:rFonts w:hint="eastAsia"/>
+          <w:color w:val="000000" w:themeColor="text1"/>
+          <w:sz w:val="28"/>
+          <w:szCs w:val="28"/>
+        </w:rPr>
+        <w:t xml:space="preserve"> </w:t>
+      </w:r>
+      <w:r>
+        <w:rPr>
+          <w:color w:val="000000" w:themeColor="text1"/>
+          <w:sz w:val="28"/>
+          <w:szCs w:val="28"/>
+        </w:rPr>
+        <w:t xml:space="preserve">= negligent </w:t>
+      </w:r>
+    </w:p>
+    <w:p>
+      <w:pPr>
+        <w:rPr>
+          <w:color w:val="000000" w:themeColor="text1"/>
+          <w:sz w:val="28"/>
+          <w:szCs w:val="28"/>
+        </w:rPr>
+      </w:pPr>
+    </w:p>
+    <w:p>
+      <w:pPr>
+        <w:rPr>
+          <w:color w:val="000000" w:themeColor="text1"/>
+          <w:sz w:val="28"/>
+          <w:szCs w:val="28"/>
+        </w:rPr>
+      </w:pPr>
+      <w:r>
+        <w:rPr>
+          <w:rFonts w:hint="eastAsia"/>
+          <w:color w:val="000000" w:themeColor="text1"/>
+          <w:sz w:val="28"/>
+          <w:szCs w:val="28"/>
+        </w:rPr>
+        <w:t>p</w:t>
+      </w:r>
+      <w:r>
+        <w:rPr>
+          <w:color w:val="000000" w:themeColor="text1"/>
+          <w:sz w:val="28"/>
+          <w:szCs w:val="28"/>
+        </w:rPr>
+        <w:t>rocrastinate v.</w:t>
+      </w:r>
+      <w:r>
+        <w:rPr>
+          <w:rFonts w:hint="eastAsia"/>
+          <w:color w:val="000000" w:themeColor="text1"/>
+          <w:sz w:val="28"/>
+          <w:szCs w:val="28"/>
+        </w:rPr>
+        <w:t>拖延</w:t>
+      </w:r>
+      <w:r>
+        <w:rPr>
+          <w:rFonts w:hint="eastAsia"/>
+          <w:color w:val="000000" w:themeColor="text1"/>
+          <w:sz w:val="28"/>
+          <w:szCs w:val="28"/>
+        </w:rPr>
+        <w:t xml:space="preserve"> </w:t>
+      </w:r>
+    </w:p>
+    <w:p>
+      <w:pPr>
+        <w:rPr>
+          <w:color w:val="000000" w:themeColor="text1"/>
+          <w:sz w:val="28"/>
+          <w:szCs w:val="28"/>
+        </w:rPr>
+      </w:pPr>
+    </w:p>
+    <w:p>
+      <w:pPr>
+        <w:rPr>
+          <w:color w:val="000000" w:themeColor="text1"/>
+          <w:sz w:val="28"/>
+          <w:szCs w:val="28"/>
+        </w:rPr>
+      </w:pPr>
+      <w:r>
+        <w:rPr>
+          <w:rFonts w:hint="eastAsia"/>
+          <w:color w:val="000000" w:themeColor="text1"/>
+          <w:sz w:val="28"/>
+          <w:szCs w:val="28"/>
+        </w:rPr>
+        <w:t>c</w:t>
+      </w:r>
+      <w:r>
+        <w:rPr>
+          <w:color w:val="000000" w:themeColor="text1"/>
+          <w:sz w:val="28"/>
+          <w:szCs w:val="28"/>
+        </w:rPr>
+        <w:t>ombined adj.</w:t>
+      </w:r>
+      <w:r>
+        <w:rPr>
+          <w:rFonts w:hint="eastAsia"/>
+          <w:color w:val="000000" w:themeColor="text1"/>
+          <w:sz w:val="28"/>
+          <w:szCs w:val="28"/>
+        </w:rPr>
+        <w:t>聯合</w:t>
+      </w:r>
+      <w:r>
+        <w:rPr>
+          <w:rFonts w:hint="eastAsia"/>
+          <w:color w:val="000000" w:themeColor="text1"/>
+          <w:sz w:val="28"/>
+          <w:szCs w:val="28"/>
+        </w:rPr>
+        <w:t>/</w:t>
+      </w:r>
+      <w:r>
+        <w:rPr>
+          <w:rFonts w:hint="eastAsia"/>
+          <w:color w:val="000000" w:themeColor="text1"/>
+          <w:sz w:val="28"/>
+          <w:szCs w:val="28"/>
+        </w:rPr>
+        <w:t>結合</w:t>
+      </w:r>
+      <w:r>
+        <w:rPr>
+          <w:rFonts w:hint="eastAsia"/>
+          <w:color w:val="000000" w:themeColor="text1"/>
+          <w:sz w:val="28"/>
+          <w:szCs w:val="28"/>
+        </w:rPr>
+        <w:t xml:space="preserve"> </w:t>
+      </w:r>
+      <w:r>
+        <w:rPr>
+          <w:color w:val="000000" w:themeColor="text1"/>
+          <w:sz w:val="28"/>
+          <w:szCs w:val="28"/>
+        </w:rPr>
+        <w:t>= joint</w:t>
+      </w:r>
+    </w:p>
+    <w:p>
+      <w:pPr>
+        <w:rPr>
+          <w:color w:val="FF0000"/>
+          <w:sz w:val="28"/>
+          <w:szCs w:val="28"/>
+        </w:rPr>
+      </w:pPr>
+      <w:r>
+        <w:rPr>
+          <w:rFonts w:hint="eastAsia"/>
+          <w:color w:val="FF0000"/>
+          <w:sz w:val="28"/>
+          <w:szCs w:val="28"/>
+        </w:rPr>
+        <w:t>c</w:t>
+      </w:r>
+      <w:r>
+        <w:rPr>
+          <w:color w:val="FF0000"/>
+          <w:sz w:val="28"/>
+          <w:szCs w:val="28"/>
+        </w:rPr>
+        <w:t>ombined experience</w:t>
+      </w:r>
+      <w:r>
+        <w:rPr>
+          <w:rFonts w:hint="eastAsia"/>
+          <w:color w:val="FF0000"/>
+          <w:sz w:val="28"/>
+          <w:szCs w:val="28"/>
+        </w:rPr>
+        <w:t xml:space="preserve"> </w:t>
+      </w:r>
+      <w:r>
+        <w:rPr>
+          <w:rFonts w:hint="eastAsia"/>
+          <w:color w:val="FF0000"/>
+          <w:sz w:val="28"/>
+          <w:szCs w:val="28"/>
+        </w:rPr>
+        <w:t>合計年資</w:t>
+      </w:r>
+    </w:p>
+    <w:p>
+      <w:pPr>
+        <w:rPr>
+          <w:color w:val="FF0000"/>
+          <w:sz w:val="28"/>
+          <w:szCs w:val="28"/>
+        </w:rPr>
+      </w:pPr>
+      <w:r>
+        <w:rPr>
+          <w:rFonts w:hint="eastAsia"/>
+          <w:color w:val="FF0000"/>
+          <w:sz w:val="28"/>
+          <w:szCs w:val="28"/>
+        </w:rPr>
+        <w:t>c</w:t>
+      </w:r>
+      <w:r>
+        <w:rPr>
+          <w:color w:val="FF0000"/>
+          <w:sz w:val="28"/>
+          <w:szCs w:val="28"/>
+        </w:rPr>
+        <w:t xml:space="preserve">ombined efforts </w:t>
+      </w:r>
+      <w:r>
+        <w:rPr>
+          <w:rFonts w:hint="eastAsia"/>
+          <w:color w:val="FF0000"/>
+          <w:sz w:val="28"/>
+          <w:szCs w:val="28"/>
+        </w:rPr>
+        <w:t>共同的努力</w:t>
+      </w:r>
+    </w:p>
+    <w:p>
+      <w:pPr>
+        <w:rPr>
+          <w:color w:val="FF0000"/>
+          <w:sz w:val="28"/>
+          <w:szCs w:val="28"/>
+        </w:rPr>
+      </w:pPr>
+    </w:p>
+    <w:p>
+      <w:pPr>
+        <w:rPr>
+          <w:color w:val="000000" w:themeColor="text1"/>
+          <w:sz w:val="28"/>
+          <w:szCs w:val="28"/>
+        </w:rPr>
+      </w:pPr>
+      <w:r>
+        <w:rPr>
+          <w:rFonts w:hint="eastAsia"/>
+          <w:color w:val="000000" w:themeColor="text1"/>
+          <w:sz w:val="28"/>
+          <w:szCs w:val="28"/>
+        </w:rPr>
+        <w:t>a</w:t>
+      </w:r>
+      <w:r>
+        <w:rPr>
+          <w:color w:val="000000" w:themeColor="text1"/>
+          <w:sz w:val="28"/>
+          <w:szCs w:val="28"/>
+        </w:rPr>
+        <w:t>ccomplish v.</w:t>
+      </w:r>
+      <w:r>
+        <w:rPr>
+          <w:rFonts w:hint="eastAsia"/>
+          <w:color w:val="000000" w:themeColor="text1"/>
+          <w:sz w:val="28"/>
+          <w:szCs w:val="28"/>
+        </w:rPr>
+        <w:t>達成</w:t>
+      </w:r>
+      <w:r>
+        <w:rPr>
+          <w:rFonts w:hint="eastAsia"/>
+          <w:color w:val="000000" w:themeColor="text1"/>
+          <w:sz w:val="28"/>
+          <w:szCs w:val="28"/>
+        </w:rPr>
+        <w:t xml:space="preserve"> = </w:t>
+      </w:r>
+      <w:r>
+        <w:rPr>
+          <w:color w:val="000000" w:themeColor="text1"/>
+          <w:sz w:val="28"/>
+          <w:szCs w:val="28"/>
+        </w:rPr>
+        <w:t>achieve</w:t>
+      </w:r>
+      <w:r>
+        <w:rPr>
+          <w:rFonts w:hint="eastAsia"/>
+          <w:color w:val="000000" w:themeColor="text1"/>
+          <w:sz w:val="28"/>
+          <w:szCs w:val="28"/>
+        </w:rPr>
+        <w:t>、</w:t>
+      </w:r>
+      <w:r>
+        <w:rPr>
+          <w:rFonts w:hint="eastAsia"/>
+          <w:color w:val="000000" w:themeColor="text1"/>
+          <w:sz w:val="28"/>
+          <w:szCs w:val="28"/>
+        </w:rPr>
+        <w:t>f</w:t>
+      </w:r>
+      <w:r>
+        <w:rPr>
+          <w:color w:val="000000" w:themeColor="text1"/>
+          <w:sz w:val="28"/>
+          <w:szCs w:val="28"/>
+        </w:rPr>
+        <w:t>ulfill</w:t>
+      </w:r>
+    </w:p>
+    <w:p>
+      <w:pPr>
+        <w:rPr>
+          <w:color w:val="FF0000"/>
+          <w:sz w:val="28"/>
+          <w:szCs w:val="28"/>
+        </w:rPr>
+      </w:pPr>
+      <w:r>
+        <w:rPr>
+          <w:rFonts w:hint="eastAsia"/>
+          <w:color w:val="FF0000"/>
+          <w:sz w:val="28"/>
+          <w:szCs w:val="28"/>
+        </w:rPr>
+        <w:t>a</w:t>
+      </w:r>
+      <w:r>
+        <w:rPr>
+          <w:color w:val="FF0000"/>
+          <w:sz w:val="28"/>
+          <w:szCs w:val="28"/>
+        </w:rPr>
+        <w:t xml:space="preserve">ccomplished author </w:t>
+      </w:r>
+      <w:r>
+        <w:rPr>
+          <w:rFonts w:hint="eastAsia"/>
+          <w:color w:val="FF0000"/>
+          <w:sz w:val="28"/>
+          <w:szCs w:val="28"/>
+        </w:rPr>
+        <w:t>很有</w:t>
+      </w:r>
+      <w:r>
+        <w:rPr>
+          <w:rFonts w:hint="eastAsia"/>
+          <w:color w:val="FF0000"/>
+          <w:sz w:val="28"/>
+          <w:szCs w:val="28"/>
+        </w:rPr>
+        <w:t>造詣</w:t>
+      </w:r>
+      <w:r>
+        <w:rPr>
+          <w:rFonts w:hint="eastAsia"/>
+          <w:color w:val="FF0000"/>
+          <w:sz w:val="28"/>
+          <w:szCs w:val="28"/>
+        </w:rPr>
+        <w:t>的作家</w:t>
+      </w:r>
+    </w:p>
+    <w:p>
+      <w:pPr>
+        <w:rPr>
+          <w:color w:val="000000" w:themeColor="text1"/>
+          <w:sz w:val="28"/>
+          <w:szCs w:val="28"/>
+        </w:rPr>
+      </w:pPr>
+    </w:p>
+    <w:p>
+      <w:pPr>
+        <w:rPr>
+          <w:color w:val="000000" w:themeColor="text1"/>
+          <w:sz w:val="28"/>
+          <w:szCs w:val="28"/>
+        </w:rPr>
+      </w:pPr>
+      <w:r>
+        <w:rPr>
+          <w:rFonts w:hint="eastAsia"/>
+          <w:color w:val="000000" w:themeColor="text1"/>
+          <w:sz w:val="28"/>
+          <w:szCs w:val="28"/>
+        </w:rPr>
+        <w:t>v</w:t>
+      </w:r>
+      <w:r>
+        <w:rPr>
+          <w:color w:val="000000" w:themeColor="text1"/>
+          <w:sz w:val="28"/>
+          <w:szCs w:val="28"/>
+        </w:rPr>
+        <w:t>oluntarily adv.</w:t>
+      </w:r>
+      <w:r>
+        <w:rPr>
+          <w:rFonts w:hint="eastAsia"/>
+          <w:color w:val="000000" w:themeColor="text1"/>
+          <w:sz w:val="28"/>
+          <w:szCs w:val="28"/>
+        </w:rPr>
+        <w:t>自願</w:t>
+      </w:r>
+      <w:r>
+        <w:rPr>
+          <w:rFonts w:hint="eastAsia"/>
+          <w:color w:val="000000" w:themeColor="text1"/>
+          <w:sz w:val="28"/>
+          <w:szCs w:val="28"/>
+        </w:rPr>
+        <w:t xml:space="preserve"> </w:t>
+      </w:r>
+    </w:p>
+    <w:p>
+      <w:pPr>
+        <w:rPr>
+          <w:color w:val="000000" w:themeColor="text1"/>
+          <w:sz w:val="28"/>
+          <w:szCs w:val="28"/>
+        </w:rPr>
+      </w:pPr>
+    </w:p>
+    <w:p>
+      <w:pPr>
+        <w:rPr>
+          <w:color w:val="000000" w:themeColor="text1"/>
+          <w:sz w:val="28"/>
+          <w:szCs w:val="28"/>
+        </w:rPr>
+      </w:pPr>
+      <w:r>
+        <w:rPr>
+          <w:rFonts w:hint="eastAsia"/>
+          <w:color w:val="000000" w:themeColor="text1"/>
+          <w:sz w:val="28"/>
+          <w:szCs w:val="28"/>
+        </w:rPr>
+        <w:t>u</w:t>
+      </w:r>
+      <w:r>
+        <w:rPr>
+          <w:color w:val="000000" w:themeColor="text1"/>
+          <w:sz w:val="28"/>
+          <w:szCs w:val="28"/>
+        </w:rPr>
+        <w:t>ndertake v.</w:t>
+      </w:r>
+      <w:r>
+        <w:rPr>
+          <w:rFonts w:hint="eastAsia"/>
+          <w:color w:val="000000" w:themeColor="text1"/>
+          <w:sz w:val="28"/>
+          <w:szCs w:val="28"/>
+        </w:rPr>
+        <w:t>從事</w:t>
+      </w:r>
+      <w:r>
+        <w:rPr>
+          <w:rFonts w:hint="eastAsia"/>
+          <w:color w:val="000000" w:themeColor="text1"/>
+          <w:sz w:val="28"/>
+          <w:szCs w:val="28"/>
+        </w:rPr>
+        <w:t>/</w:t>
+      </w:r>
+      <w:r>
+        <w:rPr>
+          <w:rFonts w:hint="eastAsia"/>
+          <w:color w:val="000000" w:themeColor="text1"/>
+          <w:sz w:val="28"/>
+          <w:szCs w:val="28"/>
+        </w:rPr>
+        <w:t>承擔</w:t>
+      </w:r>
+    </w:p>
+    <w:p>
+      <w:pPr>
+        <w:rPr>
+          <w:color w:val="000000" w:themeColor="text1"/>
+          <w:sz w:val="28"/>
+          <w:szCs w:val="28"/>
+        </w:rPr>
+      </w:pPr>
+    </w:p>
+    <w:p>
+      <w:pPr>
+        <w:rPr>
+          <w:color w:val="000000" w:themeColor="text1"/>
+          <w:sz w:val="28"/>
+          <w:szCs w:val="28"/>
+        </w:rPr>
+      </w:pPr>
+      <w:r>
+        <w:rPr>
+          <w:rFonts w:hint="eastAsia"/>
+          <w:color w:val="000000" w:themeColor="text1"/>
+          <w:sz w:val="28"/>
+          <w:szCs w:val="28"/>
+        </w:rPr>
+        <w:t>a</w:t>
+      </w:r>
+      <w:r>
+        <w:rPr>
+          <w:color w:val="000000" w:themeColor="text1"/>
+          <w:sz w:val="28"/>
+          <w:szCs w:val="28"/>
+        </w:rPr>
+        <w:t>ssume v.</w:t>
+      </w:r>
+      <w:r>
+        <w:rPr>
+          <w:rFonts w:hint="eastAsia"/>
+          <w:color w:val="000000" w:themeColor="text1"/>
+          <w:sz w:val="28"/>
+          <w:szCs w:val="28"/>
+        </w:rPr>
+        <w:t>假定</w:t>
+      </w:r>
+      <w:r>
+        <w:rPr>
+          <w:rFonts w:hint="eastAsia"/>
+          <w:color w:val="000000" w:themeColor="text1"/>
+          <w:sz w:val="28"/>
+          <w:szCs w:val="28"/>
+        </w:rPr>
+        <w:t>/</w:t>
+      </w:r>
+      <w:r>
+        <w:rPr>
+          <w:rFonts w:hint="eastAsia"/>
+          <w:color w:val="000000" w:themeColor="text1"/>
+          <w:sz w:val="28"/>
+          <w:szCs w:val="28"/>
+        </w:rPr>
+        <w:t>以為</w:t>
+      </w:r>
+      <w:r>
+        <w:rPr>
+          <w:rFonts w:hint="eastAsia"/>
+          <w:color w:val="000000" w:themeColor="text1"/>
+          <w:sz w:val="28"/>
+          <w:szCs w:val="28"/>
+        </w:rPr>
+        <w:t>/</w:t>
+      </w:r>
+      <w:r>
+        <w:rPr>
+          <w:rFonts w:hint="eastAsia"/>
+          <w:color w:val="000000" w:themeColor="text1"/>
+          <w:sz w:val="28"/>
+          <w:szCs w:val="28"/>
+        </w:rPr>
+        <w:t>承擔</w:t>
+      </w:r>
+      <w:r>
+        <w:rPr>
+          <w:rFonts w:hint="eastAsia"/>
+          <w:color w:val="000000" w:themeColor="text1"/>
+          <w:sz w:val="28"/>
+          <w:szCs w:val="28"/>
+        </w:rPr>
+        <w:t xml:space="preserve"> </w:t>
+      </w:r>
+      <w:r>
+        <w:rPr>
+          <w:color w:val="000000" w:themeColor="text1"/>
+          <w:sz w:val="28"/>
+          <w:szCs w:val="28"/>
+        </w:rPr>
+        <w:t xml:space="preserve">= presume </w:t>
+      </w:r>
+      <w:r>
+        <w:rPr>
+          <w:rFonts w:hint="eastAsia"/>
+          <w:color w:val="000000" w:themeColor="text1"/>
+          <w:sz w:val="28"/>
+          <w:szCs w:val="28"/>
+        </w:rPr>
+        <w:t>、</w:t>
+      </w:r>
+      <w:r>
+        <w:rPr>
+          <w:rFonts w:hint="eastAsia"/>
+          <w:color w:val="000000" w:themeColor="text1"/>
+          <w:sz w:val="28"/>
+          <w:szCs w:val="28"/>
+        </w:rPr>
+        <w:t>t</w:t>
+      </w:r>
+      <w:r>
+        <w:rPr>
+          <w:color w:val="000000" w:themeColor="text1"/>
+          <w:sz w:val="28"/>
+          <w:szCs w:val="28"/>
+        </w:rPr>
+        <w:t xml:space="preserve">ake on </w:t>
+      </w:r>
+      <w:r>
+        <w:rPr>
+          <w:rFonts w:hint="eastAsia"/>
+          <w:color w:val="000000" w:themeColor="text1"/>
+          <w:sz w:val="28"/>
+          <w:szCs w:val="28"/>
+        </w:rPr>
+        <w:t>、</w:t>
+      </w:r>
+      <w:r>
+        <w:rPr>
+          <w:rFonts w:hint="eastAsia"/>
+          <w:color w:val="000000" w:themeColor="text1"/>
+          <w:sz w:val="28"/>
+          <w:szCs w:val="28"/>
+        </w:rPr>
+        <w:t>u</w:t>
+      </w:r>
+      <w:r>
+        <w:rPr>
+          <w:color w:val="000000" w:themeColor="text1"/>
+          <w:sz w:val="28"/>
+          <w:szCs w:val="28"/>
+        </w:rPr>
+        <w:t>ndertake</w:t>
+      </w:r>
+    </w:p>
+    <w:p>
+      <w:pPr>
+        <w:rPr>
+          <w:color w:val="000000" w:themeColor="text1"/>
+          <w:sz w:val="28"/>
+          <w:szCs w:val="28"/>
+        </w:rPr>
+      </w:pPr>
+    </w:p>
+    <w:p>
+      <w:pPr>
+        <w:rPr>
+          <w:color w:val="000000" w:themeColor="text1"/>
+          <w:sz w:val="28"/>
+          <w:szCs w:val="28"/>
+        </w:rPr>
+      </w:pPr>
+      <w:r>
+        <w:rPr>
+          <w:rFonts w:hint="eastAsia"/>
+          <w:color w:val="000000" w:themeColor="text1"/>
+          <w:sz w:val="28"/>
+          <w:szCs w:val="28"/>
+        </w:rPr>
+        <w:t>o</w:t>
+      </w:r>
+      <w:r>
+        <w:rPr>
+          <w:color w:val="000000" w:themeColor="text1"/>
+          <w:sz w:val="28"/>
+          <w:szCs w:val="28"/>
+        </w:rPr>
+        <w:t>ccasionally adv.</w:t>
+      </w:r>
+      <w:r>
+        <w:rPr>
+          <w:rFonts w:hint="eastAsia"/>
+          <w:color w:val="000000" w:themeColor="text1"/>
+          <w:sz w:val="28"/>
+          <w:szCs w:val="28"/>
+        </w:rPr>
+        <w:t>偶爾</w:t>
+      </w:r>
+    </w:p>
+    <w:p>
+      <w:pPr>
+        <w:rPr>
+          <w:color w:val="000000" w:themeColor="text1"/>
+          <w:sz w:val="28"/>
+          <w:szCs w:val="28"/>
+        </w:rPr>
+      </w:pPr>
+    </w:p>
+    <w:p>
+      <w:pPr>
+        <w:rPr>
+          <w:color w:val="000000" w:themeColor="text1"/>
+          <w:sz w:val="28"/>
+          <w:szCs w:val="28"/>
+        </w:rPr>
+      </w:pPr>
+      <w:r>
+        <w:rPr>
+          <w:rFonts w:hint="eastAsia"/>
+          <w:color w:val="000000" w:themeColor="text1"/>
+          <w:sz w:val="28"/>
+          <w:szCs w:val="28"/>
+        </w:rPr>
+        <w:t>a</w:t>
+      </w:r>
+      <w:r>
+        <w:rPr>
+          <w:color w:val="000000" w:themeColor="text1"/>
+          <w:sz w:val="28"/>
+          <w:szCs w:val="28"/>
+        </w:rPr>
+        <w:t>ssist v.</w:t>
+      </w:r>
+      <w:r>
+        <w:rPr>
+          <w:rFonts w:hint="eastAsia"/>
+          <w:color w:val="000000" w:themeColor="text1"/>
+          <w:sz w:val="28"/>
+          <w:szCs w:val="28"/>
+        </w:rPr>
+        <w:t>協助</w:t>
+      </w:r>
+    </w:p>
+    <w:p>
+      <w:pPr>
+        <w:rPr>
+          <w:color w:val="FF0000"/>
+          <w:sz w:val="28"/>
+          <w:szCs w:val="28"/>
+        </w:rPr>
+      </w:pPr>
+      <w:r>
+        <w:rPr>
+          <w:rFonts w:hint="eastAsia"/>
+          <w:color w:val="FF0000"/>
+          <w:sz w:val="28"/>
+          <w:szCs w:val="28"/>
+        </w:rPr>
+        <w:t>a</w:t>
+      </w:r>
+      <w:r>
+        <w:rPr>
+          <w:color w:val="FF0000"/>
+          <w:sz w:val="28"/>
+          <w:szCs w:val="28"/>
+        </w:rPr>
+        <w:t>ssist with</w:t>
+      </w:r>
+      <w:r>
+        <w:rPr>
+          <w:rFonts w:hint="eastAsia"/>
+          <w:color w:val="FF0000"/>
+          <w:sz w:val="28"/>
+          <w:szCs w:val="28"/>
+        </w:rPr>
+        <w:t>協助處理</w:t>
+      </w:r>
+      <w:r>
+        <w:rPr>
+          <w:rFonts w:hint="eastAsia"/>
+          <w:color w:val="FF0000"/>
+          <w:sz w:val="28"/>
+          <w:szCs w:val="28"/>
+        </w:rPr>
+        <w:t>~</w:t>
+      </w:r>
+    </w:p>
+    <w:p>
+      <w:pPr>
+        <w:rPr>
+          <w:color w:val="000000" w:themeColor="text1"/>
+          <w:sz w:val="28"/>
+          <w:szCs w:val="28"/>
+        </w:rPr>
+      </w:pPr>
+    </w:p>
+    <w:p>
+      <w:pPr>
+        <w:rPr>
+          <w:color w:val="000000" w:themeColor="text1"/>
+          <w:sz w:val="28"/>
+          <w:szCs w:val="28"/>
+        </w:rPr>
+      </w:pPr>
+      <w:r>
+        <w:rPr>
+          <w:rFonts w:hint="eastAsia"/>
+          <w:color w:val="000000" w:themeColor="text1"/>
+          <w:sz w:val="28"/>
+          <w:szCs w:val="28"/>
+        </w:rPr>
+        <w:lastRenderedPageBreak/>
+        <w:t>s</w:t>
+      </w:r>
+      <w:r>
+        <w:rPr>
+          <w:color w:val="000000" w:themeColor="text1"/>
+          <w:sz w:val="28"/>
+          <w:szCs w:val="28"/>
+        </w:rPr>
+        <w:t>atisfied adj.</w:t>
+      </w:r>
+      <w:r>
+        <w:rPr>
+          <w:rFonts w:hint="eastAsia"/>
+          <w:color w:val="000000" w:themeColor="text1"/>
+          <w:sz w:val="28"/>
+          <w:szCs w:val="28"/>
+        </w:rPr>
+        <w:t>感到滿意</w:t>
+      </w:r>
+      <w:r>
+        <w:rPr>
+          <w:rFonts w:hint="eastAsia"/>
+          <w:color w:val="000000" w:themeColor="text1"/>
+          <w:sz w:val="28"/>
+          <w:szCs w:val="28"/>
+        </w:rPr>
+        <w:t>/</w:t>
+      </w:r>
+      <w:r>
+        <w:rPr>
+          <w:rFonts w:hint="eastAsia"/>
+          <w:color w:val="000000" w:themeColor="text1"/>
+          <w:sz w:val="28"/>
+          <w:szCs w:val="28"/>
+        </w:rPr>
+        <w:t>滿足</w:t>
+      </w:r>
+    </w:p>
+    <w:p>
+      <w:pPr>
+        <w:rPr>
+          <w:color w:val="FF0000"/>
+          <w:sz w:val="28"/>
+          <w:szCs w:val="28"/>
+        </w:rPr>
+      </w:pPr>
+      <w:r>
+        <w:rPr>
+          <w:rFonts w:hint="eastAsia"/>
+          <w:color w:val="FF0000"/>
+          <w:sz w:val="28"/>
+          <w:szCs w:val="28"/>
+        </w:rPr>
+        <w:t>b</w:t>
+      </w:r>
+      <w:r>
+        <w:rPr>
+          <w:color w:val="FF0000"/>
+          <w:sz w:val="28"/>
+          <w:szCs w:val="28"/>
+        </w:rPr>
+        <w:t>e satisfied with</w:t>
+      </w:r>
+      <w:r>
+        <w:rPr>
+          <w:rFonts w:hint="eastAsia"/>
+          <w:color w:val="FF0000"/>
+          <w:sz w:val="28"/>
+          <w:szCs w:val="28"/>
+        </w:rPr>
+        <w:t xml:space="preserve"> </w:t>
+      </w:r>
+      <w:r>
+        <w:rPr>
+          <w:rFonts w:hint="eastAsia"/>
+          <w:color w:val="FF0000"/>
+          <w:sz w:val="28"/>
+          <w:szCs w:val="28"/>
+        </w:rPr>
+        <w:t>對</w:t>
+      </w:r>
+      <w:r>
+        <w:rPr>
+          <w:rFonts w:hint="eastAsia"/>
+          <w:color w:val="FF0000"/>
+          <w:sz w:val="28"/>
+          <w:szCs w:val="28"/>
+        </w:rPr>
+        <w:t>~</w:t>
+      </w:r>
+      <w:r>
+        <w:rPr>
+          <w:rFonts w:hint="eastAsia"/>
+          <w:color w:val="FF0000"/>
+          <w:sz w:val="28"/>
+          <w:szCs w:val="28"/>
+        </w:rPr>
+        <w:t>感到滿意</w:t>
+      </w:r>
+    </w:p>
+    <w:p>
+      <w:pPr>
+        <w:rPr>
+          <w:color w:val="000000" w:themeColor="text1"/>
+          <w:sz w:val="28"/>
+          <w:szCs w:val="28"/>
+        </w:rPr>
+      </w:pPr>
+    </w:p>
+    <w:p>
+      <w:pPr>
+        <w:rPr>
+          <w:color w:val="000000" w:themeColor="text1"/>
+          <w:sz w:val="28"/>
+          <w:szCs w:val="28"/>
+        </w:rPr>
+      </w:pPr>
+      <w:r>
+        <w:rPr>
+          <w:rFonts w:hint="eastAsia"/>
+          <w:color w:val="000000" w:themeColor="text1"/>
+          <w:sz w:val="28"/>
+          <w:szCs w:val="28"/>
+        </w:rPr>
+        <w:t>m</w:t>
+      </w:r>
+      <w:r>
+        <w:rPr>
+          <w:color w:val="000000" w:themeColor="text1"/>
+          <w:sz w:val="28"/>
+          <w:szCs w:val="28"/>
+        </w:rPr>
+        <w:t>anner n.</w:t>
+      </w:r>
+      <w:r>
+        <w:rPr>
+          <w:rFonts w:hint="eastAsia"/>
+          <w:color w:val="000000" w:themeColor="text1"/>
+          <w:sz w:val="28"/>
+          <w:szCs w:val="28"/>
+        </w:rPr>
+        <w:t>方式</w:t>
+      </w:r>
+      <w:r>
+        <w:rPr>
+          <w:rFonts w:hint="eastAsia"/>
+          <w:color w:val="000000" w:themeColor="text1"/>
+          <w:sz w:val="28"/>
+          <w:szCs w:val="28"/>
+        </w:rPr>
+        <w:t>/</w:t>
+      </w:r>
+      <w:r>
+        <w:rPr>
+          <w:rFonts w:hint="eastAsia"/>
+          <w:color w:val="000000" w:themeColor="text1"/>
+          <w:sz w:val="28"/>
+          <w:szCs w:val="28"/>
+        </w:rPr>
+        <w:t>態度</w:t>
+      </w:r>
+    </w:p>
+    <w:p>
+      <w:pPr>
+        <w:rPr>
+          <w:color w:val="000000" w:themeColor="text1"/>
+          <w:sz w:val="28"/>
+          <w:szCs w:val="28"/>
+        </w:rPr>
+      </w:pPr>
+    </w:p>
+    <w:p>
+      <w:pPr>
+        <w:rPr>
+          <w:color w:val="000000" w:themeColor="text1"/>
+          <w:sz w:val="28"/>
+          <w:szCs w:val="28"/>
+        </w:rPr>
+      </w:pPr>
+      <w:r>
+        <w:rPr>
+          <w:rFonts w:hint="eastAsia"/>
+          <w:color w:val="000000" w:themeColor="text1"/>
+          <w:sz w:val="28"/>
+          <w:szCs w:val="28"/>
+        </w:rPr>
+        <w:t>r</w:t>
+      </w:r>
+      <w:r>
+        <w:rPr>
+          <w:color w:val="000000" w:themeColor="text1"/>
+          <w:sz w:val="28"/>
+          <w:szCs w:val="28"/>
+        </w:rPr>
+        <w:t>esponsible adj.</w:t>
+      </w:r>
+      <w:r>
+        <w:rPr>
+          <w:rFonts w:hint="eastAsia"/>
+          <w:color w:val="000000" w:themeColor="text1"/>
+          <w:sz w:val="28"/>
+          <w:szCs w:val="28"/>
+        </w:rPr>
+        <w:t>負責任的</w:t>
+      </w:r>
+    </w:p>
+    <w:p>
+      <w:pPr>
+        <w:rPr>
+          <w:color w:val="FF0000"/>
+          <w:sz w:val="28"/>
+          <w:szCs w:val="28"/>
+        </w:rPr>
+      </w:pPr>
+      <w:r>
+        <w:rPr>
+          <w:rFonts w:hint="eastAsia"/>
+          <w:color w:val="FF0000"/>
+          <w:sz w:val="28"/>
+          <w:szCs w:val="28"/>
+        </w:rPr>
+        <w:t>b</w:t>
+      </w:r>
+      <w:r>
+        <w:rPr>
+          <w:color w:val="FF0000"/>
+          <w:sz w:val="28"/>
+          <w:szCs w:val="28"/>
+        </w:rPr>
+        <w:t xml:space="preserve">e responsible for </w:t>
+      </w:r>
+      <w:r>
+        <w:rPr>
+          <w:rFonts w:hint="eastAsia"/>
+          <w:color w:val="FF0000"/>
+          <w:sz w:val="28"/>
+          <w:szCs w:val="28"/>
+        </w:rPr>
+        <w:t>對於</w:t>
+      </w:r>
+      <w:r>
+        <w:rPr>
+          <w:rFonts w:hint="eastAsia"/>
+          <w:color w:val="FF0000"/>
+          <w:sz w:val="28"/>
+          <w:szCs w:val="28"/>
+        </w:rPr>
+        <w:t>~</w:t>
+      </w:r>
+      <w:r>
+        <w:rPr>
+          <w:rFonts w:hint="eastAsia"/>
+          <w:color w:val="FF0000"/>
+          <w:sz w:val="28"/>
+          <w:szCs w:val="28"/>
+        </w:rPr>
+        <w:t>有責任</w:t>
+      </w:r>
+    </w:p>
+    <w:p>
+      <w:pPr>
+        <w:rPr>
+          <w:color w:val="FF0000"/>
+          <w:sz w:val="28"/>
+          <w:szCs w:val="28"/>
+        </w:rPr>
+      </w:pPr>
+      <w:r>
+        <w:rPr>
+          <w:rFonts w:hint="eastAsia"/>
+          <w:color w:val="FF0000"/>
+          <w:sz w:val="28"/>
+          <w:szCs w:val="28"/>
+        </w:rPr>
+        <w:t>h</w:t>
+      </w:r>
+      <w:r>
+        <w:rPr>
+          <w:color w:val="FF0000"/>
+          <w:sz w:val="28"/>
+          <w:szCs w:val="28"/>
+        </w:rPr>
+        <w:t xml:space="preserve">old A responsible for B </w:t>
+      </w:r>
+      <w:r>
+        <w:rPr>
+          <w:rFonts w:hint="eastAsia"/>
+          <w:color w:val="FF0000"/>
+          <w:sz w:val="28"/>
+          <w:szCs w:val="28"/>
+        </w:rPr>
+        <w:t>讓</w:t>
+      </w:r>
+      <w:r>
+        <w:rPr>
+          <w:color w:val="FF0000"/>
+          <w:sz w:val="28"/>
+          <w:szCs w:val="28"/>
+        </w:rPr>
+        <w:t>A</w:t>
+      </w:r>
+      <w:r>
+        <w:rPr>
+          <w:rFonts w:hint="eastAsia"/>
+          <w:color w:val="FF0000"/>
+          <w:sz w:val="28"/>
+          <w:szCs w:val="28"/>
+        </w:rPr>
+        <w:t>對</w:t>
+      </w:r>
+      <w:r>
+        <w:rPr>
+          <w:color w:val="FF0000"/>
+          <w:sz w:val="28"/>
+          <w:szCs w:val="28"/>
+        </w:rPr>
+        <w:t>B</w:t>
+      </w:r>
+      <w:r>
+        <w:rPr>
+          <w:rFonts w:hint="eastAsia"/>
+          <w:color w:val="FF0000"/>
+          <w:sz w:val="28"/>
+          <w:szCs w:val="28"/>
+        </w:rPr>
+        <w:t>負責</w:t>
+      </w:r>
+    </w:p>
+    <w:p>
+      <w:pPr>
+        <w:rPr>
+          <w:color w:val="000000" w:themeColor="text1"/>
+          <w:sz w:val="28"/>
+          <w:szCs w:val="28"/>
+        </w:rPr>
+      </w:pPr>
+    </w:p>
+    <w:p>
+      <w:pPr>
+        <w:rPr>
+          <w:color w:val="000000" w:themeColor="text1"/>
+          <w:sz w:val="28"/>
+          <w:szCs w:val="28"/>
+        </w:rPr>
+      </w:pPr>
+      <w:r>
+        <w:rPr>
+          <w:rFonts w:hint="eastAsia"/>
+          <w:color w:val="000000" w:themeColor="text1"/>
+          <w:sz w:val="28"/>
+          <w:szCs w:val="28"/>
+        </w:rPr>
+        <w:t>c</w:t>
+      </w:r>
+      <w:r>
+        <w:rPr>
+          <w:color w:val="000000" w:themeColor="text1"/>
+          <w:sz w:val="28"/>
+          <w:szCs w:val="28"/>
+        </w:rPr>
+        <w:t>onduct v.</w:t>
+      </w:r>
+      <w:r>
+        <w:rPr>
+          <w:rFonts w:hint="eastAsia"/>
+          <w:color w:val="000000" w:themeColor="text1"/>
+          <w:sz w:val="28"/>
+          <w:szCs w:val="28"/>
+        </w:rPr>
+        <w:t>進行</w:t>
+      </w:r>
+      <w:r>
+        <w:rPr>
+          <w:rFonts w:hint="eastAsia"/>
+          <w:color w:val="000000" w:themeColor="text1"/>
+          <w:sz w:val="28"/>
+          <w:szCs w:val="28"/>
+        </w:rPr>
+        <w:t xml:space="preserve"> </w:t>
+      </w:r>
+      <w:r>
+        <w:rPr>
+          <w:color w:val="000000" w:themeColor="text1"/>
+          <w:sz w:val="28"/>
+          <w:szCs w:val="28"/>
+        </w:rPr>
+        <w:t>= carry out</w:t>
+      </w:r>
+      <w:r>
+        <w:rPr>
+          <w:rFonts w:hint="eastAsia"/>
+          <w:color w:val="000000" w:themeColor="text1"/>
+          <w:sz w:val="28"/>
+          <w:szCs w:val="28"/>
+        </w:rPr>
+        <w:t>、</w:t>
+      </w:r>
+      <w:r>
+        <w:rPr>
+          <w:rFonts w:hint="eastAsia"/>
+          <w:color w:val="000000" w:themeColor="text1"/>
+          <w:sz w:val="28"/>
+          <w:szCs w:val="28"/>
+        </w:rPr>
+        <w:t>p</w:t>
+      </w:r>
+      <w:r>
+        <w:rPr>
+          <w:color w:val="000000" w:themeColor="text1"/>
+          <w:sz w:val="28"/>
+          <w:szCs w:val="28"/>
+        </w:rPr>
+        <w:t>erform</w:t>
+      </w:r>
+    </w:p>
+    <w:p>
+      <w:pPr>
+        <w:rPr>
+          <w:color w:val="FF0000"/>
+          <w:sz w:val="28"/>
+          <w:szCs w:val="28"/>
+        </w:rPr>
+      </w:pPr>
+      <w:r>
+        <w:rPr>
+          <w:rFonts w:hint="eastAsia"/>
+          <w:color w:val="FF0000"/>
+          <w:sz w:val="28"/>
+          <w:szCs w:val="28"/>
+        </w:rPr>
+        <w:t>c</w:t>
+      </w:r>
+      <w:r>
+        <w:rPr>
+          <w:color w:val="FF0000"/>
+          <w:sz w:val="28"/>
+          <w:szCs w:val="28"/>
+        </w:rPr>
+        <w:t>onduct an inspection</w:t>
+      </w:r>
+      <w:r>
+        <w:rPr>
+          <w:rFonts w:hint="eastAsia"/>
+          <w:color w:val="FF0000"/>
+          <w:sz w:val="28"/>
+          <w:szCs w:val="28"/>
+        </w:rPr>
+        <w:t xml:space="preserve"> </w:t>
+      </w:r>
+      <w:r>
+        <w:rPr>
+          <w:rFonts w:hint="eastAsia"/>
+          <w:color w:val="FF0000"/>
+          <w:sz w:val="28"/>
+          <w:szCs w:val="28"/>
+        </w:rPr>
+        <w:t>進行視察</w:t>
+      </w:r>
+    </w:p>
+    <w:p>
+      <w:pPr>
+        <w:rPr>
+          <w:color w:val="FF0000"/>
+          <w:sz w:val="28"/>
+          <w:szCs w:val="28"/>
+        </w:rPr>
+      </w:pPr>
+      <w:r>
+        <w:rPr>
+          <w:rFonts w:hint="eastAsia"/>
+          <w:color w:val="FF0000"/>
+          <w:sz w:val="28"/>
+          <w:szCs w:val="28"/>
+        </w:rPr>
+        <w:t>c</w:t>
+      </w:r>
+      <w:r>
+        <w:rPr>
+          <w:color w:val="FF0000"/>
+          <w:sz w:val="28"/>
+          <w:szCs w:val="28"/>
+        </w:rPr>
+        <w:t xml:space="preserve">onduct a seminar </w:t>
+      </w:r>
+      <w:r>
+        <w:rPr>
+          <w:rFonts w:hint="eastAsia"/>
+          <w:color w:val="FF0000"/>
+          <w:sz w:val="28"/>
+          <w:szCs w:val="28"/>
+        </w:rPr>
+        <w:t>籌辦研討會</w:t>
+      </w:r>
+    </w:p>
+    <w:p>
+      <w:pPr>
+        <w:rPr>
+          <w:color w:val="FF0000"/>
+          <w:sz w:val="28"/>
+          <w:szCs w:val="28"/>
+        </w:rPr>
+      </w:pPr>
+      <w:r>
+        <w:rPr>
+          <w:rFonts w:hint="eastAsia"/>
+          <w:color w:val="FF0000"/>
+          <w:sz w:val="28"/>
+          <w:szCs w:val="28"/>
+        </w:rPr>
+        <w:t>c</w:t>
+      </w:r>
+      <w:r>
+        <w:rPr>
+          <w:color w:val="FF0000"/>
+          <w:sz w:val="28"/>
+          <w:szCs w:val="28"/>
+        </w:rPr>
+        <w:t>onduct a research study</w:t>
+      </w:r>
+      <w:r>
+        <w:rPr>
+          <w:rFonts w:hint="eastAsia"/>
+          <w:color w:val="FF0000"/>
+          <w:sz w:val="28"/>
+          <w:szCs w:val="28"/>
+        </w:rPr>
+        <w:t>進行調查研究</w:t>
+      </w:r>
+    </w:p>
+    <w:p>
+      <w:pPr>
+        <w:rPr>
+          <w:color w:val="000000" w:themeColor="text1"/>
+          <w:sz w:val="28"/>
+          <w:szCs w:val="28"/>
+        </w:rPr>
+      </w:pPr>
+    </w:p>
+    <w:p>
+      <w:pPr>
+        <w:rPr>
+          <w:color w:val="000000" w:themeColor="text1"/>
+          <w:sz w:val="28"/>
+          <w:szCs w:val="28"/>
+        </w:rPr>
+      </w:pPr>
+      <w:r>
+        <w:rPr>
+          <w:rFonts w:hint="eastAsia"/>
+          <w:color w:val="000000" w:themeColor="text1"/>
+          <w:sz w:val="28"/>
+          <w:szCs w:val="28"/>
+        </w:rPr>
+        <w:t>a</w:t>
+      </w:r>
+      <w:r>
+        <w:rPr>
+          <w:color w:val="000000" w:themeColor="text1"/>
+          <w:sz w:val="28"/>
+          <w:szCs w:val="28"/>
+        </w:rPr>
+        <w:t>djust v.</w:t>
+      </w:r>
+      <w:r>
+        <w:rPr>
+          <w:rFonts w:hint="eastAsia"/>
+          <w:color w:val="000000" w:themeColor="text1"/>
+          <w:sz w:val="28"/>
+          <w:szCs w:val="28"/>
+        </w:rPr>
+        <w:t>調整</w:t>
+      </w:r>
+      <w:r>
+        <w:rPr>
+          <w:rFonts w:hint="eastAsia"/>
+          <w:color w:val="000000" w:themeColor="text1"/>
+          <w:sz w:val="28"/>
+          <w:szCs w:val="28"/>
+        </w:rPr>
+        <w:t>/</w:t>
+      </w:r>
+      <w:r>
+        <w:rPr>
+          <w:rFonts w:hint="eastAsia"/>
+          <w:color w:val="000000" w:themeColor="text1"/>
+          <w:sz w:val="28"/>
+          <w:szCs w:val="28"/>
+        </w:rPr>
+        <w:t>適應</w:t>
+      </w:r>
+      <w:r>
+        <w:rPr>
+          <w:rFonts w:hint="eastAsia"/>
+          <w:color w:val="000000" w:themeColor="text1"/>
+          <w:sz w:val="28"/>
+          <w:szCs w:val="28"/>
+        </w:rPr>
+        <w:t xml:space="preserve"> </w:t>
+      </w:r>
+      <w:r>
+        <w:rPr>
+          <w:color w:val="000000" w:themeColor="text1"/>
+          <w:sz w:val="28"/>
+          <w:szCs w:val="28"/>
+        </w:rPr>
+        <w:t>= adapt</w:t>
+      </w:r>
+    </w:p>
+    <w:p>
+      <w:pPr>
+        <w:rPr>
+          <w:color w:val="FF0000"/>
+          <w:sz w:val="28"/>
+          <w:szCs w:val="28"/>
+        </w:rPr>
+      </w:pPr>
+      <w:r>
+        <w:rPr>
+          <w:rFonts w:hint="eastAsia"/>
+          <w:color w:val="FF0000"/>
+          <w:sz w:val="28"/>
+          <w:szCs w:val="28"/>
+        </w:rPr>
+        <w:t>a</w:t>
+      </w:r>
+      <w:r>
+        <w:rPr>
+          <w:color w:val="FF0000"/>
+          <w:sz w:val="28"/>
+          <w:szCs w:val="28"/>
+        </w:rPr>
+        <w:t xml:space="preserve">djust to </w:t>
+      </w:r>
+      <w:r>
+        <w:rPr>
+          <w:rFonts w:hint="eastAsia"/>
+          <w:color w:val="FF0000"/>
+          <w:sz w:val="28"/>
+          <w:szCs w:val="28"/>
+        </w:rPr>
+        <w:t>適應</w:t>
+      </w:r>
+      <w:r>
+        <w:rPr>
+          <w:rFonts w:hint="eastAsia"/>
+          <w:color w:val="FF0000"/>
+          <w:sz w:val="28"/>
+          <w:szCs w:val="28"/>
+        </w:rPr>
+        <w:t>~</w:t>
+      </w:r>
+    </w:p>
+    <w:p>
+      <w:pPr>
+        <w:rPr>
+          <w:color w:val="FF0000"/>
+          <w:sz w:val="28"/>
+          <w:szCs w:val="28"/>
+        </w:rPr>
+      </w:pPr>
+      <w:r>
+        <w:rPr>
+          <w:rFonts w:hint="eastAsia"/>
+          <w:color w:val="FF0000"/>
+          <w:sz w:val="28"/>
+          <w:szCs w:val="28"/>
+        </w:rPr>
+        <w:t>a</w:t>
+      </w:r>
+      <w:r>
+        <w:rPr>
+          <w:color w:val="FF0000"/>
+          <w:sz w:val="28"/>
+          <w:szCs w:val="28"/>
+        </w:rPr>
+        <w:t xml:space="preserve">djust A to B </w:t>
+      </w:r>
+      <w:r>
+        <w:rPr>
+          <w:rFonts w:hint="eastAsia"/>
+          <w:color w:val="FF0000"/>
+          <w:sz w:val="28"/>
+          <w:szCs w:val="28"/>
+        </w:rPr>
+        <w:t>使</w:t>
+      </w:r>
+      <w:r>
+        <w:rPr>
+          <w:color w:val="FF0000"/>
+          <w:sz w:val="28"/>
+          <w:szCs w:val="28"/>
+        </w:rPr>
+        <w:t>A</w:t>
+      </w:r>
+      <w:r>
+        <w:rPr>
+          <w:rFonts w:hint="eastAsia"/>
+          <w:color w:val="FF0000"/>
+          <w:sz w:val="28"/>
+          <w:szCs w:val="28"/>
+        </w:rPr>
+        <w:t>適應</w:t>
+      </w:r>
+      <w:r>
+        <w:rPr>
+          <w:color w:val="FF0000"/>
+          <w:sz w:val="28"/>
+          <w:szCs w:val="28"/>
+        </w:rPr>
+        <w:t>B</w:t>
+      </w:r>
+    </w:p>
+    <w:p>
+      <w:pPr>
+        <w:rPr>
+          <w:color w:val="000000" w:themeColor="text1"/>
+          <w:sz w:val="28"/>
+          <w:szCs w:val="28"/>
+        </w:rPr>
+      </w:pPr>
+    </w:p>
+    <w:p>
+      <w:pPr>
+        <w:rPr>
+          <w:color w:val="000000" w:themeColor="text1"/>
+          <w:sz w:val="28"/>
+          <w:szCs w:val="28"/>
+        </w:rPr>
+      </w:pPr>
+      <w:r>
+        <w:rPr>
+          <w:rFonts w:hint="eastAsia"/>
+          <w:color w:val="000000" w:themeColor="text1"/>
+          <w:sz w:val="28"/>
+          <w:szCs w:val="28"/>
+        </w:rPr>
+        <w:t>p</w:t>
+      </w:r>
+      <w:r>
+        <w:rPr>
+          <w:color w:val="000000" w:themeColor="text1"/>
+          <w:sz w:val="28"/>
+          <w:szCs w:val="28"/>
+        </w:rPr>
+        <w:t>ersonnel n.</w:t>
+      </w:r>
+      <w:r>
+        <w:rPr>
+          <w:rFonts w:hint="eastAsia"/>
+          <w:color w:val="000000" w:themeColor="text1"/>
+          <w:sz w:val="28"/>
+          <w:szCs w:val="28"/>
+        </w:rPr>
+        <w:t>員工</w:t>
+      </w:r>
+      <w:r>
+        <w:rPr>
+          <w:rFonts w:hint="eastAsia"/>
+          <w:color w:val="000000" w:themeColor="text1"/>
+          <w:sz w:val="28"/>
+          <w:szCs w:val="28"/>
+        </w:rPr>
+        <w:t>/</w:t>
+      </w:r>
+      <w:r>
+        <w:rPr>
+          <w:rFonts w:hint="eastAsia"/>
+          <w:color w:val="000000" w:themeColor="text1"/>
+          <w:sz w:val="28"/>
+          <w:szCs w:val="28"/>
+        </w:rPr>
+        <w:t>人事部門</w:t>
+      </w:r>
+    </w:p>
+    <w:p>
+      <w:pPr>
+        <w:rPr>
+          <w:color w:val="FF0000"/>
+          <w:sz w:val="28"/>
+          <w:szCs w:val="28"/>
+        </w:rPr>
+      </w:pPr>
+      <w:r>
+        <w:rPr>
+          <w:rFonts w:hint="eastAsia"/>
+          <w:color w:val="FF0000"/>
+          <w:sz w:val="28"/>
+          <w:szCs w:val="28"/>
+        </w:rPr>
+        <w:t>s</w:t>
+      </w:r>
+      <w:r>
+        <w:rPr>
+          <w:color w:val="FF0000"/>
+          <w:sz w:val="28"/>
+          <w:szCs w:val="28"/>
+        </w:rPr>
+        <w:t xml:space="preserve">ales personnel </w:t>
+      </w:r>
+      <w:r>
+        <w:rPr>
+          <w:rFonts w:hint="eastAsia"/>
+          <w:color w:val="FF0000"/>
+          <w:sz w:val="28"/>
+          <w:szCs w:val="28"/>
+        </w:rPr>
+        <w:t>業務</w:t>
+      </w:r>
+      <w:r>
+        <w:rPr>
+          <w:rFonts w:hint="eastAsia"/>
+          <w:color w:val="FF0000"/>
+          <w:sz w:val="28"/>
+          <w:szCs w:val="28"/>
+        </w:rPr>
+        <w:t>/</w:t>
+      </w:r>
+      <w:r>
+        <w:rPr>
+          <w:rFonts w:hint="eastAsia"/>
+          <w:color w:val="FF0000"/>
+          <w:sz w:val="28"/>
+          <w:szCs w:val="28"/>
+        </w:rPr>
+        <w:t>銷售</w:t>
+      </w:r>
+      <w:r>
+        <w:rPr>
+          <w:rFonts w:hint="eastAsia"/>
+          <w:color w:val="FF0000"/>
+          <w:sz w:val="28"/>
+          <w:szCs w:val="28"/>
+        </w:rPr>
+        <w:t>(</w:t>
+      </w:r>
+      <w:r>
+        <w:rPr>
+          <w:rFonts w:hint="eastAsia"/>
+          <w:color w:val="FF0000"/>
+          <w:sz w:val="28"/>
+          <w:szCs w:val="28"/>
+        </w:rPr>
+        <w:t>部</w:t>
+      </w:r>
+      <w:r>
+        <w:rPr>
+          <w:rFonts w:hint="eastAsia"/>
+          <w:color w:val="FF0000"/>
+          <w:sz w:val="28"/>
+          <w:szCs w:val="28"/>
+        </w:rPr>
+        <w:t>)</w:t>
+      </w:r>
+      <w:r>
+        <w:rPr>
+          <w:rFonts w:hint="eastAsia"/>
+          <w:color w:val="FF0000"/>
+          <w:sz w:val="28"/>
+          <w:szCs w:val="28"/>
+        </w:rPr>
+        <w:t>人員</w:t>
+      </w:r>
+    </w:p>
+    <w:p>
+      <w:pPr>
+        <w:rPr>
+          <w:color w:val="000000" w:themeColor="text1"/>
+          <w:sz w:val="28"/>
+          <w:szCs w:val="28"/>
+        </w:rPr>
+      </w:pPr>
+    </w:p>
+    <w:p>
+      <w:pPr>
+        <w:rPr>
+          <w:color w:val="000000" w:themeColor="text1"/>
+          <w:sz w:val="28"/>
+          <w:szCs w:val="28"/>
+        </w:rPr>
+      </w:pPr>
+    </w:p>
+    <w:p>
+      <w:pPr>
+        <w:rPr>
+          <w:rFonts w:hint="eastAsia"/>
+          <w:color w:val="000000" w:themeColor="text1"/>
+          <w:sz w:val="28"/>
+          <w:szCs w:val="28"/>
+        </w:rPr>
+      </w:pPr>
+    </w:p>
+    <w:p>
+      <w:pPr>
+        <w:rPr>
+          <w:color w:val="000000" w:themeColor="text1"/>
+          <w:sz w:val="28"/>
+          <w:szCs w:val="28"/>
+        </w:rPr>
+      </w:pPr>
+      <w:r>
+        <w:rPr>
+          <w:rFonts w:hint="eastAsia"/>
+          <w:color w:val="000000" w:themeColor="text1"/>
+          <w:sz w:val="28"/>
+          <w:szCs w:val="28"/>
+        </w:rPr>
+        <w:lastRenderedPageBreak/>
+        <w:t>a</w:t>
+      </w:r>
+      <w:r>
+        <w:rPr>
+          <w:color w:val="000000" w:themeColor="text1"/>
+          <w:sz w:val="28"/>
+          <w:szCs w:val="28"/>
+        </w:rPr>
+        <w:t>gree v.</w:t>
+      </w:r>
+      <w:r>
+        <w:rPr>
+          <w:rFonts w:hint="eastAsia"/>
+          <w:color w:val="000000" w:themeColor="text1"/>
+          <w:sz w:val="28"/>
+          <w:szCs w:val="28"/>
+        </w:rPr>
+        <w:t>同意</w:t>
+      </w:r>
+    </w:p>
+    <w:p>
+      <w:pPr>
+        <w:rPr>
+          <w:color w:val="FF0000"/>
+          <w:sz w:val="28"/>
+          <w:szCs w:val="28"/>
+        </w:rPr>
+      </w:pPr>
+      <w:r>
+        <w:rPr>
+          <w:rFonts w:hint="eastAsia"/>
+          <w:color w:val="FF0000"/>
+          <w:sz w:val="28"/>
+          <w:szCs w:val="28"/>
+        </w:rPr>
+        <w:t>a</w:t>
+      </w:r>
+      <w:r>
+        <w:rPr>
+          <w:color w:val="FF0000"/>
+          <w:sz w:val="28"/>
+          <w:szCs w:val="28"/>
+        </w:rPr>
+        <w:t>gree on +</w:t>
+      </w:r>
+      <w:r>
+        <w:rPr>
+          <w:rFonts w:hint="eastAsia"/>
+          <w:color w:val="FF0000"/>
+          <w:sz w:val="28"/>
+          <w:szCs w:val="28"/>
+        </w:rPr>
+        <w:t>意見</w:t>
+      </w:r>
+      <w:r>
+        <w:rPr>
+          <w:rFonts w:hint="eastAsia"/>
+          <w:color w:val="FF0000"/>
+          <w:sz w:val="28"/>
+          <w:szCs w:val="28"/>
+        </w:rPr>
+        <w:t xml:space="preserve"> </w:t>
+      </w:r>
+      <w:r>
+        <w:rPr>
+          <w:rFonts w:hint="eastAsia"/>
+          <w:color w:val="FF0000"/>
+          <w:sz w:val="28"/>
+          <w:szCs w:val="28"/>
+        </w:rPr>
+        <w:t>同意</w:t>
+      </w:r>
+      <w:r>
+        <w:rPr>
+          <w:rFonts w:hint="eastAsia"/>
+          <w:color w:val="FF0000"/>
+          <w:sz w:val="28"/>
+          <w:szCs w:val="28"/>
+        </w:rPr>
+        <w:t>(</w:t>
+      </w:r>
+      <w:r>
+        <w:rPr>
+          <w:rFonts w:hint="eastAsia"/>
+          <w:color w:val="FF0000"/>
+          <w:sz w:val="28"/>
+          <w:szCs w:val="28"/>
+        </w:rPr>
+        <w:t>意見</w:t>
+      </w:r>
+      <w:r>
+        <w:rPr>
+          <w:rFonts w:hint="eastAsia"/>
+          <w:color w:val="FF0000"/>
+          <w:sz w:val="28"/>
+          <w:szCs w:val="28"/>
+        </w:rPr>
+        <w:t xml:space="preserve">) </w:t>
+      </w:r>
+      <w:r>
+        <w:rPr>
+          <w:rFonts w:hint="eastAsia"/>
+          <w:color w:val="FF0000"/>
+          <w:sz w:val="28"/>
+          <w:szCs w:val="28"/>
+        </w:rPr>
+        <w:t>對</w:t>
+      </w:r>
+      <w:r>
+        <w:rPr>
+          <w:rFonts w:hint="eastAsia"/>
+          <w:color w:val="FF0000"/>
+          <w:sz w:val="28"/>
+          <w:szCs w:val="28"/>
+        </w:rPr>
+        <w:t>~</w:t>
+      </w:r>
+      <w:r>
+        <w:rPr>
+          <w:rFonts w:hint="eastAsia"/>
+          <w:color w:val="FF0000"/>
+          <w:sz w:val="28"/>
+          <w:szCs w:val="28"/>
+        </w:rPr>
+        <w:t>意見一致</w:t>
+      </w:r>
+    </w:p>
+    <w:p>
+      <w:pPr>
+        <w:rPr>
+          <w:color w:val="FF0000"/>
+          <w:sz w:val="28"/>
+          <w:szCs w:val="28"/>
+        </w:rPr>
+      </w:pPr>
+      <w:r>
+        <w:rPr>
+          <w:rFonts w:hint="eastAsia"/>
+          <w:color w:val="FF0000"/>
+          <w:sz w:val="28"/>
+          <w:szCs w:val="28"/>
+        </w:rPr>
+        <w:t>a</w:t>
+      </w:r>
+      <w:r>
+        <w:rPr>
+          <w:color w:val="FF0000"/>
+          <w:sz w:val="28"/>
+          <w:szCs w:val="28"/>
+        </w:rPr>
+        <w:t>gree to +</w:t>
+      </w:r>
+      <w:r>
+        <w:rPr>
+          <w:rFonts w:hint="eastAsia"/>
+          <w:color w:val="FF0000"/>
+          <w:sz w:val="28"/>
+          <w:szCs w:val="28"/>
+        </w:rPr>
+        <w:t>提案</w:t>
+      </w:r>
+      <w:r>
+        <w:rPr>
+          <w:rFonts w:hint="eastAsia"/>
+          <w:color w:val="FF0000"/>
+          <w:sz w:val="28"/>
+          <w:szCs w:val="28"/>
+        </w:rPr>
+        <w:t>/</w:t>
+      </w:r>
+      <w:r>
+        <w:rPr>
+          <w:rFonts w:hint="eastAsia"/>
+          <w:color w:val="FF0000"/>
+          <w:sz w:val="28"/>
+          <w:szCs w:val="28"/>
+        </w:rPr>
+        <w:t>條件</w:t>
+      </w:r>
+      <w:r>
+        <w:rPr>
+          <w:rFonts w:hint="eastAsia"/>
+          <w:color w:val="FF0000"/>
+          <w:sz w:val="28"/>
+          <w:szCs w:val="28"/>
+        </w:rPr>
+        <w:t xml:space="preserve"> </w:t>
+      </w:r>
+      <w:r>
+        <w:rPr>
+          <w:rFonts w:hint="eastAsia"/>
+          <w:color w:val="FF0000"/>
+          <w:sz w:val="28"/>
+          <w:szCs w:val="28"/>
+        </w:rPr>
+        <w:t>贊成</w:t>
+      </w:r>
+      <w:r>
+        <w:rPr>
+          <w:rFonts w:hint="eastAsia"/>
+          <w:color w:val="FF0000"/>
+          <w:sz w:val="28"/>
+          <w:szCs w:val="28"/>
+        </w:rPr>
+        <w:t>~</w:t>
+      </w:r>
+    </w:p>
+    <w:p>
+      <w:pPr>
+        <w:rPr>
+          <w:color w:val="FF0000"/>
+          <w:sz w:val="28"/>
+          <w:szCs w:val="28"/>
+        </w:rPr>
+      </w:pPr>
+      <w:r>
+        <w:rPr>
+          <w:color w:val="FF0000"/>
+          <w:sz w:val="28"/>
+          <w:szCs w:val="28"/>
+        </w:rPr>
+        <w:t xml:space="preserve">agree + to </w:t>
+      </w:r>
+      <w:r>
+        <w:rPr>
+          <w:rFonts w:hint="eastAsia"/>
+          <w:color w:val="FF0000"/>
+          <w:sz w:val="28"/>
+          <w:szCs w:val="28"/>
+        </w:rPr>
+        <w:t>不定詞</w:t>
+      </w:r>
+      <w:r>
+        <w:rPr>
+          <w:rFonts w:hint="eastAsia"/>
+          <w:color w:val="FF0000"/>
+          <w:sz w:val="28"/>
+          <w:szCs w:val="28"/>
+        </w:rPr>
+        <w:t xml:space="preserve"> </w:t>
+      </w:r>
+      <w:r>
+        <w:rPr>
+          <w:rFonts w:hint="eastAsia"/>
+          <w:color w:val="FF0000"/>
+          <w:sz w:val="28"/>
+          <w:szCs w:val="28"/>
+        </w:rPr>
+        <w:t>同意做</w:t>
+      </w:r>
+      <w:r>
+        <w:rPr>
+          <w:rFonts w:hint="eastAsia"/>
+          <w:color w:val="FF0000"/>
+          <w:sz w:val="28"/>
+          <w:szCs w:val="28"/>
+        </w:rPr>
+        <w:t>~</w:t>
+      </w:r>
+    </w:p>
+    <w:p>
+      <w:pPr>
+        <w:rPr>
+          <w:color w:val="FF0000"/>
+          <w:sz w:val="28"/>
+          <w:szCs w:val="28"/>
+        </w:rPr>
+      </w:pPr>
+      <w:r>
+        <w:rPr>
+          <w:rFonts w:hint="eastAsia"/>
+          <w:color w:val="FF0000"/>
+          <w:sz w:val="28"/>
+          <w:szCs w:val="28"/>
+        </w:rPr>
+        <w:t>a</w:t>
+      </w:r>
+      <w:r>
+        <w:rPr>
+          <w:color w:val="FF0000"/>
+          <w:sz w:val="28"/>
+          <w:szCs w:val="28"/>
+        </w:rPr>
+        <w:t>gree with +</w:t>
+      </w:r>
+      <w:r>
+        <w:rPr>
+          <w:rFonts w:hint="eastAsia"/>
+          <w:color w:val="FF0000"/>
+          <w:sz w:val="28"/>
+          <w:szCs w:val="28"/>
+        </w:rPr>
+        <w:t>人</w:t>
+      </w:r>
+      <w:r>
+        <w:rPr>
+          <w:rFonts w:hint="eastAsia"/>
+          <w:color w:val="FF0000"/>
+          <w:sz w:val="28"/>
+          <w:szCs w:val="28"/>
+        </w:rPr>
+        <w:t xml:space="preserve"> </w:t>
+      </w:r>
+      <w:r>
+        <w:rPr>
+          <w:rFonts w:hint="eastAsia"/>
+          <w:color w:val="FF0000"/>
+          <w:sz w:val="28"/>
+          <w:szCs w:val="28"/>
+        </w:rPr>
+        <w:t>同意某人</w:t>
+      </w:r>
+    </w:p>
+    <w:p>
+      <w:pPr>
+        <w:rPr>
+          <w:color w:val="000000" w:themeColor="text1"/>
+          <w:sz w:val="28"/>
+          <w:szCs w:val="28"/>
+        </w:rPr>
+      </w:pPr>
+    </w:p>
+    <w:p>
+      <w:pPr>
+        <w:rPr>
+          <w:color w:val="000000" w:themeColor="text1"/>
+          <w:sz w:val="28"/>
+          <w:szCs w:val="28"/>
+        </w:rPr>
+      </w:pPr>
+      <w:r>
+        <w:rPr>
+          <w:rFonts w:hint="eastAsia"/>
+          <w:color w:val="000000" w:themeColor="text1"/>
+          <w:sz w:val="28"/>
+          <w:szCs w:val="28"/>
+        </w:rPr>
+        <w:t>s</w:t>
+      </w:r>
+      <w:r>
+        <w:rPr>
+          <w:color w:val="000000" w:themeColor="text1"/>
+          <w:sz w:val="28"/>
+          <w:szCs w:val="28"/>
+        </w:rPr>
+        <w:t>upervise v.</w:t>
+      </w:r>
+      <w:r>
+        <w:rPr>
+          <w:rFonts w:hint="eastAsia"/>
+          <w:color w:val="000000" w:themeColor="text1"/>
+          <w:sz w:val="28"/>
+          <w:szCs w:val="28"/>
+        </w:rPr>
+        <w:t>監督</w:t>
+      </w:r>
+    </w:p>
+    <w:p>
+      <w:pPr>
+        <w:rPr>
+          <w:color w:val="000000" w:themeColor="text1"/>
+          <w:sz w:val="28"/>
+          <w:szCs w:val="28"/>
+        </w:rPr>
+      </w:pPr>
+    </w:p>
+    <w:p>
+      <w:pPr>
+        <w:rPr>
+          <w:color w:val="000000" w:themeColor="text1"/>
+          <w:sz w:val="28"/>
+          <w:szCs w:val="28"/>
+        </w:rPr>
+      </w:pPr>
+      <w:r>
+        <w:rPr>
+          <w:rFonts w:hint="eastAsia"/>
+          <w:color w:val="000000" w:themeColor="text1"/>
+          <w:sz w:val="28"/>
+          <w:szCs w:val="28"/>
+        </w:rPr>
+        <w:t>d</w:t>
+      </w:r>
+      <w:r>
+        <w:rPr>
+          <w:color w:val="000000" w:themeColor="text1"/>
+          <w:sz w:val="28"/>
+          <w:szCs w:val="28"/>
+        </w:rPr>
+        <w:t>irect v.</w:t>
+      </w:r>
+      <w:r>
+        <w:rPr>
+          <w:rFonts w:hint="eastAsia"/>
+          <w:color w:val="000000" w:themeColor="text1"/>
+          <w:sz w:val="28"/>
+          <w:szCs w:val="28"/>
+        </w:rPr>
+        <w:t>引導</w:t>
+      </w:r>
+      <w:r>
+        <w:rPr>
+          <w:rFonts w:hint="eastAsia"/>
+          <w:color w:val="000000" w:themeColor="text1"/>
+          <w:sz w:val="28"/>
+          <w:szCs w:val="28"/>
+        </w:rPr>
+        <w:t>/</w:t>
+      </w:r>
+      <w:r>
+        <w:rPr>
+          <w:rFonts w:hint="eastAsia"/>
+          <w:color w:val="000000" w:themeColor="text1"/>
+          <w:sz w:val="28"/>
+          <w:szCs w:val="28"/>
+        </w:rPr>
+        <w:t>指導</w:t>
+      </w:r>
+    </w:p>
+    <w:p>
+      <w:pPr>
+        <w:rPr>
+          <w:color w:val="FF0000"/>
+          <w:sz w:val="28"/>
+          <w:szCs w:val="28"/>
+        </w:rPr>
+      </w:pPr>
+      <w:r>
+        <w:rPr>
+          <w:rFonts w:hint="eastAsia"/>
+          <w:color w:val="FF0000"/>
+          <w:sz w:val="28"/>
+          <w:szCs w:val="28"/>
+        </w:rPr>
+        <w:t>d</w:t>
+      </w:r>
+      <w:r>
+        <w:rPr>
+          <w:color w:val="FF0000"/>
+          <w:sz w:val="28"/>
+          <w:szCs w:val="28"/>
+        </w:rPr>
+        <w:t xml:space="preserve">irect A to B </w:t>
+      </w:r>
+      <w:r>
+        <w:rPr>
+          <w:rFonts w:hint="eastAsia"/>
+          <w:color w:val="FF0000"/>
+          <w:sz w:val="28"/>
+          <w:szCs w:val="28"/>
+        </w:rPr>
+        <w:t>引導</w:t>
+      </w:r>
+      <w:r>
+        <w:rPr>
+          <w:color w:val="FF0000"/>
+          <w:sz w:val="28"/>
+          <w:szCs w:val="28"/>
+        </w:rPr>
+        <w:t>A</w:t>
+      </w:r>
+      <w:r>
+        <w:rPr>
+          <w:rFonts w:hint="eastAsia"/>
+          <w:color w:val="FF0000"/>
+          <w:sz w:val="28"/>
+          <w:szCs w:val="28"/>
+        </w:rPr>
+        <w:t>到</w:t>
+      </w:r>
+      <w:r>
+        <w:rPr>
+          <w:rFonts w:hint="eastAsia"/>
+          <w:color w:val="FF0000"/>
+          <w:sz w:val="28"/>
+          <w:szCs w:val="28"/>
+        </w:rPr>
+        <w:t>B</w:t>
+      </w:r>
+    </w:p>
+    <w:p>
+      <w:pPr>
+        <w:rPr>
+          <w:color w:val="000000" w:themeColor="text1"/>
+          <w:sz w:val="28"/>
+          <w:szCs w:val="28"/>
+        </w:rPr>
+      </w:pPr>
+    </w:p>
+    <w:p>
+      <w:pPr>
+        <w:rPr>
+          <w:color w:val="000000" w:themeColor="text1"/>
+          <w:sz w:val="28"/>
+          <w:szCs w:val="28"/>
+        </w:rPr>
+      </w:pPr>
+      <w:r>
+        <w:rPr>
+          <w:rFonts w:hint="eastAsia"/>
+          <w:color w:val="000000" w:themeColor="text1"/>
+          <w:sz w:val="28"/>
+          <w:szCs w:val="28"/>
+        </w:rPr>
+        <w:t>c</w:t>
+      </w:r>
+      <w:r>
+        <w:rPr>
+          <w:color w:val="000000" w:themeColor="text1"/>
+          <w:sz w:val="28"/>
+          <w:szCs w:val="28"/>
+        </w:rPr>
+        <w:t>onfidential adj.</w:t>
+      </w:r>
+      <w:r>
+        <w:rPr>
+          <w:rFonts w:hint="eastAsia"/>
+          <w:color w:val="000000" w:themeColor="text1"/>
+          <w:sz w:val="28"/>
+          <w:szCs w:val="28"/>
+        </w:rPr>
+        <w:t>機密的</w:t>
+      </w:r>
+      <w:r>
+        <w:rPr>
+          <w:rFonts w:hint="eastAsia"/>
+          <w:color w:val="000000" w:themeColor="text1"/>
+          <w:sz w:val="28"/>
+          <w:szCs w:val="28"/>
+        </w:rPr>
+        <w:t xml:space="preserve"> </w:t>
+      </w:r>
+      <w:r>
+        <w:rPr>
+          <w:color w:val="000000" w:themeColor="text1"/>
+          <w:sz w:val="28"/>
+          <w:szCs w:val="28"/>
+        </w:rPr>
+        <w:t>= classified</w:t>
+      </w:r>
+      <w:r>
+        <w:rPr>
+          <w:rFonts w:hint="eastAsia"/>
+          <w:color w:val="000000" w:themeColor="text1"/>
+          <w:sz w:val="28"/>
+          <w:szCs w:val="28"/>
+        </w:rPr>
+        <w:t>、</w:t>
+      </w:r>
+      <w:r>
+        <w:rPr>
+          <w:rFonts w:hint="eastAsia"/>
+          <w:color w:val="000000" w:themeColor="text1"/>
+          <w:sz w:val="28"/>
+          <w:szCs w:val="28"/>
+        </w:rPr>
+        <w:t>s</w:t>
+      </w:r>
+      <w:r>
+        <w:rPr>
+          <w:color w:val="000000" w:themeColor="text1"/>
+          <w:sz w:val="28"/>
+          <w:szCs w:val="28"/>
+        </w:rPr>
+        <w:t xml:space="preserve">ecret </w:t>
+      </w:r>
+    </w:p>
+    <w:p>
+      <w:pPr>
+        <w:rPr>
+          <w:color w:val="000000" w:themeColor="text1"/>
+          <w:sz w:val="28"/>
+          <w:szCs w:val="28"/>
+        </w:rPr>
+      </w:pPr>
+    </w:p>
+    <w:p>
+      <w:pPr>
+        <w:rPr>
+          <w:color w:val="000000" w:themeColor="text1"/>
+          <w:sz w:val="28"/>
+          <w:szCs w:val="28"/>
+        </w:rPr>
+      </w:pPr>
+      <w:r>
+        <w:rPr>
+          <w:rFonts w:hint="eastAsia"/>
+          <w:color w:val="000000" w:themeColor="text1"/>
+          <w:sz w:val="28"/>
+          <w:szCs w:val="28"/>
+        </w:rPr>
+        <w:t>a</w:t>
+      </w:r>
+      <w:r>
+        <w:rPr>
+          <w:color w:val="000000" w:themeColor="text1"/>
+          <w:sz w:val="28"/>
+          <w:szCs w:val="28"/>
+        </w:rPr>
+        <w:t>ssign v.</w:t>
+      </w:r>
+      <w:r>
+        <w:rPr>
+          <w:rFonts w:hint="eastAsia"/>
+          <w:color w:val="000000" w:themeColor="text1"/>
+          <w:sz w:val="28"/>
+          <w:szCs w:val="28"/>
+        </w:rPr>
+        <w:t>分配</w:t>
+      </w:r>
+      <w:r>
+        <w:rPr>
+          <w:rFonts w:hint="eastAsia"/>
+          <w:color w:val="000000" w:themeColor="text1"/>
+          <w:sz w:val="28"/>
+          <w:szCs w:val="28"/>
+        </w:rPr>
+        <w:t>/</w:t>
+      </w:r>
+      <w:r>
+        <w:rPr>
+          <w:rFonts w:hint="eastAsia"/>
+          <w:color w:val="000000" w:themeColor="text1"/>
+          <w:sz w:val="28"/>
+          <w:szCs w:val="28"/>
+        </w:rPr>
+        <w:t>指派</w:t>
+      </w:r>
+    </w:p>
+    <w:p>
+      <w:pPr>
+        <w:rPr>
+          <w:color w:val="000000" w:themeColor="text1"/>
+          <w:sz w:val="28"/>
+          <w:szCs w:val="28"/>
+        </w:rPr>
+      </w:pPr>
+    </w:p>
+    <w:p>
+      <w:pPr>
+        <w:rPr>
+          <w:color w:val="000000" w:themeColor="text1"/>
+          <w:sz w:val="28"/>
+          <w:szCs w:val="28"/>
+        </w:rPr>
+      </w:pPr>
+      <w:r>
+        <w:rPr>
+          <w:rFonts w:hint="eastAsia"/>
+          <w:color w:val="000000" w:themeColor="text1"/>
+          <w:sz w:val="28"/>
+          <w:szCs w:val="28"/>
+        </w:rPr>
+        <w:t>l</w:t>
+      </w:r>
+      <w:r>
+        <w:rPr>
+          <w:color w:val="000000" w:themeColor="text1"/>
+          <w:sz w:val="28"/>
+          <w:szCs w:val="28"/>
+        </w:rPr>
+        <w:t>eading adj.</w:t>
+      </w:r>
+      <w:r>
+        <w:rPr>
+          <w:rFonts w:hint="eastAsia"/>
+          <w:color w:val="000000" w:themeColor="text1"/>
+          <w:sz w:val="28"/>
+          <w:szCs w:val="28"/>
+        </w:rPr>
+        <w:t>領導</w:t>
+      </w:r>
+      <w:r>
+        <w:rPr>
+          <w:rFonts w:hint="eastAsia"/>
+          <w:color w:val="000000" w:themeColor="text1"/>
+          <w:sz w:val="28"/>
+          <w:szCs w:val="28"/>
+        </w:rPr>
+        <w:t>/</w:t>
+      </w:r>
+      <w:r>
+        <w:rPr>
+          <w:rFonts w:hint="eastAsia"/>
+          <w:color w:val="000000" w:themeColor="text1"/>
+          <w:sz w:val="28"/>
+          <w:szCs w:val="28"/>
+        </w:rPr>
+        <w:t>領先</w:t>
+      </w:r>
+    </w:p>
+    <w:p>
+      <w:pPr>
+        <w:rPr>
+          <w:color w:val="FF0000"/>
+          <w:sz w:val="28"/>
+          <w:szCs w:val="28"/>
+        </w:rPr>
+      </w:pPr>
+      <w:r>
+        <w:rPr>
+          <w:rFonts w:hint="eastAsia"/>
+          <w:color w:val="FF0000"/>
+          <w:sz w:val="28"/>
+          <w:szCs w:val="28"/>
+        </w:rPr>
+        <w:t>l</w:t>
+      </w:r>
+      <w:r>
+        <w:rPr>
+          <w:color w:val="FF0000"/>
+          <w:sz w:val="28"/>
+          <w:szCs w:val="28"/>
+        </w:rPr>
+        <w:t xml:space="preserve">eading company </w:t>
+      </w:r>
+      <w:r>
+        <w:rPr>
+          <w:rFonts w:hint="eastAsia"/>
+          <w:color w:val="FF0000"/>
+          <w:sz w:val="28"/>
+          <w:szCs w:val="28"/>
+        </w:rPr>
+        <w:t>領先的公司</w:t>
+      </w:r>
+    </w:p>
+    <w:p>
+      <w:pPr>
+        <w:rPr>
+          <w:color w:val="FF0000"/>
+          <w:sz w:val="28"/>
+          <w:szCs w:val="28"/>
+        </w:rPr>
+      </w:pPr>
+    </w:p>
+    <w:p>
+      <w:pPr>
+        <w:rPr>
+          <w:color w:val="000000" w:themeColor="text1"/>
+          <w:sz w:val="28"/>
+          <w:szCs w:val="28"/>
+        </w:rPr>
+      </w:pPr>
+      <w:r>
+        <w:rPr>
+          <w:rFonts w:hint="eastAsia"/>
+          <w:color w:val="000000" w:themeColor="text1"/>
+          <w:sz w:val="28"/>
+          <w:szCs w:val="28"/>
+        </w:rPr>
+        <w:t>f</w:t>
+      </w:r>
+      <w:r>
+        <w:rPr>
+          <w:color w:val="000000" w:themeColor="text1"/>
+          <w:sz w:val="28"/>
+          <w:szCs w:val="28"/>
+        </w:rPr>
+        <w:t>ormal adj.</w:t>
+      </w:r>
+      <w:r>
+        <w:rPr>
+          <w:rFonts w:hint="eastAsia"/>
+          <w:color w:val="000000" w:themeColor="text1"/>
+          <w:sz w:val="28"/>
+          <w:szCs w:val="28"/>
+        </w:rPr>
+        <w:t>正式的</w:t>
+      </w:r>
+    </w:p>
+    <w:p>
+      <w:pPr>
+        <w:rPr>
+          <w:color w:val="000000" w:themeColor="text1"/>
+          <w:sz w:val="28"/>
+          <w:szCs w:val="28"/>
+        </w:rPr>
+      </w:pPr>
+    </w:p>
+    <w:p>
+      <w:pPr>
+        <w:rPr>
+          <w:color w:val="000000" w:themeColor="text1"/>
+          <w:sz w:val="28"/>
+          <w:szCs w:val="28"/>
+        </w:rPr>
+      </w:pPr>
+      <w:r>
+        <w:rPr>
+          <w:rFonts w:hint="eastAsia"/>
+          <w:color w:val="000000" w:themeColor="text1"/>
+          <w:sz w:val="28"/>
+          <w:szCs w:val="28"/>
+        </w:rPr>
+        <w:t>r</w:t>
+      </w:r>
+      <w:r>
+        <w:rPr>
+          <w:color w:val="000000" w:themeColor="text1"/>
+          <w:sz w:val="28"/>
+          <w:szCs w:val="28"/>
+        </w:rPr>
+        <w:t>emove v.</w:t>
+      </w:r>
+      <w:r>
+        <w:rPr>
+          <w:rFonts w:hint="eastAsia"/>
+          <w:color w:val="000000" w:themeColor="text1"/>
+          <w:sz w:val="28"/>
+          <w:szCs w:val="28"/>
+        </w:rPr>
+        <w:t>去除</w:t>
+      </w:r>
+    </w:p>
+    <w:p>
+      <w:pPr>
+        <w:rPr>
+          <w:color w:val="000000" w:themeColor="text1"/>
+          <w:sz w:val="28"/>
+          <w:szCs w:val="28"/>
+        </w:rPr>
+      </w:pPr>
+      <w:r>
+        <w:rPr>
+          <w:rFonts w:hint="eastAsia"/>
+          <w:color w:val="000000" w:themeColor="text1"/>
+          <w:sz w:val="28"/>
+          <w:szCs w:val="28"/>
+        </w:rPr>
+        <w:t>r</w:t>
+      </w:r>
+      <w:r>
+        <w:rPr>
+          <w:color w:val="000000" w:themeColor="text1"/>
+          <w:sz w:val="28"/>
+          <w:szCs w:val="28"/>
+        </w:rPr>
+        <w:t xml:space="preserve">emove A from B </w:t>
+      </w:r>
+      <w:r>
+        <w:rPr>
+          <w:rFonts w:hint="eastAsia"/>
+          <w:color w:val="000000" w:themeColor="text1"/>
+          <w:sz w:val="28"/>
+          <w:szCs w:val="28"/>
+        </w:rPr>
+        <w:t>把</w:t>
+      </w:r>
+      <w:r>
+        <w:rPr>
+          <w:color w:val="000000" w:themeColor="text1"/>
+          <w:sz w:val="28"/>
+          <w:szCs w:val="28"/>
+        </w:rPr>
+        <w:t>A</w:t>
+      </w:r>
+      <w:r>
+        <w:rPr>
+          <w:rFonts w:hint="eastAsia"/>
+          <w:color w:val="000000" w:themeColor="text1"/>
+          <w:sz w:val="28"/>
+          <w:szCs w:val="28"/>
+        </w:rPr>
+        <w:t>從</w:t>
+      </w:r>
+      <w:r>
+        <w:rPr>
+          <w:color w:val="000000" w:themeColor="text1"/>
+          <w:sz w:val="28"/>
+          <w:szCs w:val="28"/>
+        </w:rPr>
+        <w:t>B</w:t>
+      </w:r>
+      <w:r>
+        <w:rPr>
+          <w:rFonts w:hint="eastAsia"/>
+          <w:color w:val="000000" w:themeColor="text1"/>
+          <w:sz w:val="28"/>
+          <w:szCs w:val="28"/>
+        </w:rPr>
+        <w:t>去除</w:t>
+      </w:r>
+    </w:p>
+    <w:p>
+      <w:pPr>
+        <w:rPr>
+          <w:color w:val="000000" w:themeColor="text1"/>
+          <w:sz w:val="28"/>
+          <w:szCs w:val="28"/>
+        </w:rPr>
+      </w:pPr>
+    </w:p>
+    <w:p>
+      <w:pPr>
+        <w:rPr>
+          <w:color w:val="000000" w:themeColor="text1"/>
+          <w:sz w:val="28"/>
+          <w:szCs w:val="28"/>
+        </w:rPr>
+      </w:pPr>
+      <w:r>
+        <w:rPr>
+          <w:rFonts w:hint="eastAsia"/>
+          <w:color w:val="000000" w:themeColor="text1"/>
+          <w:sz w:val="28"/>
+          <w:szCs w:val="28"/>
+        </w:rPr>
+        <w:lastRenderedPageBreak/>
+        <w:t>c</w:t>
+      </w:r>
+      <w:r>
+        <w:rPr>
+          <w:color w:val="000000" w:themeColor="text1"/>
+          <w:sz w:val="28"/>
+          <w:szCs w:val="28"/>
+        </w:rPr>
+        <w:t>ollect v.</w:t>
+      </w:r>
+      <w:r>
+        <w:rPr>
+          <w:rFonts w:hint="eastAsia"/>
+          <w:color w:val="000000" w:themeColor="text1"/>
+          <w:sz w:val="28"/>
+          <w:szCs w:val="28"/>
+        </w:rPr>
+        <w:t>收集</w:t>
+      </w:r>
+      <w:r>
+        <w:rPr>
+          <w:rFonts w:hint="eastAsia"/>
+          <w:color w:val="000000" w:themeColor="text1"/>
+          <w:sz w:val="28"/>
+          <w:szCs w:val="28"/>
+        </w:rPr>
+        <w:t>/</w:t>
+      </w:r>
+      <w:r>
+        <w:rPr>
+          <w:rFonts w:hint="eastAsia"/>
+          <w:color w:val="000000" w:themeColor="text1"/>
+          <w:sz w:val="28"/>
+          <w:szCs w:val="28"/>
+        </w:rPr>
+        <w:t>收取</w:t>
+      </w:r>
+    </w:p>
+    <w:p>
+      <w:pPr>
+        <w:rPr>
+          <w:color w:val="000000" w:themeColor="text1"/>
+          <w:sz w:val="28"/>
+          <w:szCs w:val="28"/>
+        </w:rPr>
+      </w:pPr>
+    </w:p>
+    <w:p>
+      <w:pPr>
+        <w:rPr>
+          <w:color w:val="000000" w:themeColor="text1"/>
+          <w:sz w:val="28"/>
+          <w:szCs w:val="28"/>
+        </w:rPr>
+      </w:pPr>
+      <w:r>
+        <w:rPr>
+          <w:rFonts w:hint="eastAsia"/>
+          <w:color w:val="000000" w:themeColor="text1"/>
+          <w:sz w:val="28"/>
+          <w:szCs w:val="28"/>
+        </w:rPr>
+        <w:t>c</w:t>
+      </w:r>
+      <w:r>
+        <w:rPr>
+          <w:color w:val="000000" w:themeColor="text1"/>
+          <w:sz w:val="28"/>
+          <w:szCs w:val="28"/>
+        </w:rPr>
+        <w:t>oordinate v.</w:t>
+      </w:r>
+      <w:r>
+        <w:rPr>
+          <w:rFonts w:hint="eastAsia"/>
+          <w:color w:val="000000" w:themeColor="text1"/>
+          <w:sz w:val="28"/>
+          <w:szCs w:val="28"/>
+        </w:rPr>
+        <w:t>協調</w:t>
+      </w:r>
+    </w:p>
+    <w:p>
+      <w:pPr>
+        <w:rPr>
+          <w:color w:val="000000" w:themeColor="text1"/>
+          <w:sz w:val="28"/>
+          <w:szCs w:val="28"/>
+        </w:rPr>
+      </w:pPr>
+    </w:p>
+    <w:p>
+      <w:pPr>
+        <w:rPr>
+          <w:color w:val="000000" w:themeColor="text1"/>
+          <w:sz w:val="28"/>
+          <w:szCs w:val="28"/>
+        </w:rPr>
+      </w:pPr>
+      <w:r>
+        <w:rPr>
+          <w:rFonts w:hint="eastAsia"/>
+          <w:color w:val="000000" w:themeColor="text1"/>
+          <w:sz w:val="28"/>
+          <w:szCs w:val="28"/>
+        </w:rPr>
+        <w:t>h</w:t>
+      </w:r>
+      <w:r>
+        <w:rPr>
+          <w:color w:val="000000" w:themeColor="text1"/>
+          <w:sz w:val="28"/>
+          <w:szCs w:val="28"/>
+        </w:rPr>
+        <w:t>ardly adv.</w:t>
+      </w:r>
+      <w:r>
+        <w:rPr>
+          <w:rFonts w:hint="eastAsia"/>
+          <w:color w:val="000000" w:themeColor="text1"/>
+          <w:sz w:val="28"/>
+          <w:szCs w:val="28"/>
+        </w:rPr>
+        <w:t>幾乎不</w:t>
+      </w:r>
+      <w:r>
+        <w:rPr>
+          <w:rFonts w:hint="eastAsia"/>
+          <w:color w:val="000000" w:themeColor="text1"/>
+          <w:sz w:val="28"/>
+          <w:szCs w:val="28"/>
+        </w:rPr>
+        <w:t>~</w:t>
+      </w:r>
+    </w:p>
+    <w:p>
+      <w:pPr>
+        <w:rPr>
+          <w:color w:val="000000" w:themeColor="text1"/>
+          <w:sz w:val="28"/>
+          <w:szCs w:val="28"/>
+        </w:rPr>
+      </w:pPr>
+      <w:r>
+        <w:rPr>
+          <w:rFonts w:hint="eastAsia"/>
+          <w:color w:val="000000" w:themeColor="text1"/>
+          <w:sz w:val="28"/>
+          <w:szCs w:val="28"/>
+        </w:rPr>
+        <w:t>h</w:t>
+      </w:r>
+      <w:r>
+        <w:rPr>
+          <w:color w:val="000000" w:themeColor="text1"/>
+          <w:sz w:val="28"/>
+          <w:szCs w:val="28"/>
+        </w:rPr>
+        <w:t xml:space="preserve">ardly ever </w:t>
+      </w:r>
+      <w:r>
+        <w:rPr>
+          <w:rFonts w:hint="eastAsia"/>
+          <w:color w:val="000000" w:themeColor="text1"/>
+          <w:sz w:val="28"/>
+          <w:szCs w:val="28"/>
+        </w:rPr>
+        <w:t>幾乎不曾</w:t>
+      </w:r>
+      <w:r>
+        <w:rPr>
+          <w:rFonts w:hint="eastAsia"/>
+          <w:color w:val="000000" w:themeColor="text1"/>
+          <w:sz w:val="28"/>
+          <w:szCs w:val="28"/>
+        </w:rPr>
+        <w:t>~</w:t>
+      </w:r>
+    </w:p>
+    <w:p>
+      <w:pPr>
+        <w:rPr>
+          <w:color w:val="000000" w:themeColor="text1"/>
+          <w:sz w:val="28"/>
+          <w:szCs w:val="28"/>
+        </w:rPr>
+      </w:pPr>
+    </w:p>
+    <w:p>
+      <w:pPr>
+        <w:rPr>
+          <w:color w:val="000000" w:themeColor="text1"/>
+          <w:sz w:val="28"/>
+          <w:szCs w:val="28"/>
+        </w:rPr>
+      </w:pPr>
+      <w:r>
+        <w:rPr>
+          <w:rFonts w:hint="eastAsia"/>
+          <w:color w:val="000000" w:themeColor="text1"/>
+          <w:sz w:val="28"/>
+          <w:szCs w:val="28"/>
+        </w:rPr>
+        <w:t>a</w:t>
+      </w:r>
+      <w:r>
+        <w:rPr>
+          <w:color w:val="000000" w:themeColor="text1"/>
+          <w:sz w:val="28"/>
+          <w:szCs w:val="28"/>
+        </w:rPr>
+        <w:t>bstract adj.</w:t>
+      </w:r>
+      <w:r>
+        <w:rPr>
+          <w:rFonts w:hint="eastAsia"/>
+          <w:color w:val="000000" w:themeColor="text1"/>
+          <w:sz w:val="28"/>
+          <w:szCs w:val="28"/>
+        </w:rPr>
+        <w:t>抽象的</w:t>
+      </w:r>
+    </w:p>
+    <w:p>
+      <w:pPr>
+        <w:rPr>
+          <w:color w:val="000000" w:themeColor="text1"/>
+          <w:sz w:val="28"/>
+          <w:szCs w:val="28"/>
+        </w:rPr>
+      </w:pPr>
+    </w:p>
+    <w:p>
+      <w:pPr>
+        <w:rPr>
+          <w:color w:val="000000" w:themeColor="text1"/>
+          <w:sz w:val="28"/>
+          <w:szCs w:val="28"/>
+        </w:rPr>
+      </w:pPr>
+      <w:r>
+        <w:rPr>
+          <w:rFonts w:hint="eastAsia"/>
+          <w:color w:val="000000" w:themeColor="text1"/>
+          <w:sz w:val="28"/>
+          <w:szCs w:val="28"/>
+        </w:rPr>
+        <w:t>d</w:t>
+      </w:r>
+      <w:r>
+        <w:rPr>
+          <w:color w:val="000000" w:themeColor="text1"/>
+          <w:sz w:val="28"/>
+          <w:szCs w:val="28"/>
+        </w:rPr>
+        <w:t>irectory n.</w:t>
+      </w:r>
+      <w:r>
+        <w:rPr>
+          <w:rFonts w:hint="eastAsia"/>
+          <w:color w:val="000000" w:themeColor="text1"/>
+          <w:sz w:val="28"/>
+          <w:szCs w:val="28"/>
+        </w:rPr>
+        <w:t>通訊錄</w:t>
+      </w:r>
+      <w:r>
+        <w:rPr>
+          <w:rFonts w:hint="eastAsia"/>
+          <w:color w:val="000000" w:themeColor="text1"/>
+          <w:sz w:val="28"/>
+          <w:szCs w:val="28"/>
+        </w:rPr>
+        <w:t>/</w:t>
+      </w:r>
+      <w:r>
+        <w:rPr>
+          <w:rFonts w:hint="eastAsia"/>
+          <w:color w:val="000000" w:themeColor="text1"/>
+          <w:sz w:val="28"/>
+          <w:szCs w:val="28"/>
+        </w:rPr>
+        <w:t>電話簿</w:t>
+      </w:r>
+    </w:p>
+    <w:p>
+      <w:pPr>
+        <w:rPr>
+          <w:color w:val="000000" w:themeColor="text1"/>
+          <w:sz w:val="28"/>
+          <w:szCs w:val="28"/>
+        </w:rPr>
+      </w:pPr>
+    </w:p>
+    <w:p>
+      <w:pPr>
+        <w:rPr>
+          <w:color w:val="000000" w:themeColor="text1"/>
+          <w:sz w:val="28"/>
+          <w:szCs w:val="28"/>
+        </w:rPr>
+      </w:pPr>
+      <w:r>
+        <w:rPr>
+          <w:rFonts w:hint="eastAsia"/>
+          <w:color w:val="000000" w:themeColor="text1"/>
+          <w:sz w:val="28"/>
+          <w:szCs w:val="28"/>
+        </w:rPr>
+        <w:t>a</w:t>
+      </w:r>
+      <w:r>
+        <w:rPr>
+          <w:color w:val="000000" w:themeColor="text1"/>
+          <w:sz w:val="28"/>
+          <w:szCs w:val="28"/>
+        </w:rPr>
+        <w:t>ccountable adj.</w:t>
+      </w:r>
+      <w:r>
+        <w:rPr>
+          <w:rFonts w:hint="eastAsia"/>
+          <w:color w:val="000000" w:themeColor="text1"/>
+          <w:sz w:val="28"/>
+          <w:szCs w:val="28"/>
+        </w:rPr>
+        <w:t>應負責任的</w:t>
+      </w:r>
+    </w:p>
+    <w:p>
+      <w:pPr>
+        <w:rPr>
+          <w:color w:val="FF0000"/>
+          <w:sz w:val="28"/>
+          <w:szCs w:val="28"/>
+        </w:rPr>
+      </w:pPr>
+      <w:r>
+        <w:rPr>
+          <w:rFonts w:hint="eastAsia"/>
+          <w:color w:val="FF0000"/>
+          <w:sz w:val="28"/>
+          <w:szCs w:val="28"/>
+        </w:rPr>
+        <w:t>b</w:t>
+      </w:r>
+      <w:r>
+        <w:rPr>
+          <w:color w:val="FF0000"/>
+          <w:sz w:val="28"/>
+          <w:szCs w:val="28"/>
+        </w:rPr>
+        <w:t xml:space="preserve">e accountable for A </w:t>
+      </w:r>
+      <w:r>
+        <w:rPr>
+          <w:rFonts w:hint="eastAsia"/>
+          <w:color w:val="FF0000"/>
+          <w:sz w:val="28"/>
+          <w:szCs w:val="28"/>
+        </w:rPr>
+        <w:t>應對</w:t>
+      </w:r>
+      <w:r>
+        <w:rPr>
+          <w:color w:val="FF0000"/>
+          <w:sz w:val="28"/>
+          <w:szCs w:val="28"/>
+        </w:rPr>
+        <w:t>A</w:t>
+      </w:r>
+      <w:r>
+        <w:rPr>
+          <w:rFonts w:hint="eastAsia"/>
+          <w:color w:val="FF0000"/>
+          <w:sz w:val="28"/>
+          <w:szCs w:val="28"/>
+        </w:rPr>
+        <w:t>負責任的</w:t>
+      </w:r>
+    </w:p>
+    <w:p>
+      <w:pPr>
+        <w:rPr>
+          <w:color w:val="FF0000"/>
+          <w:sz w:val="28"/>
+          <w:szCs w:val="28"/>
+        </w:rPr>
+      </w:pPr>
+      <w:r>
+        <w:rPr>
+          <w:rFonts w:hint="eastAsia"/>
+          <w:color w:val="FF0000"/>
+          <w:sz w:val="28"/>
+          <w:szCs w:val="28"/>
+        </w:rPr>
+        <w:t>h</w:t>
+      </w:r>
+      <w:r>
+        <w:rPr>
+          <w:color w:val="FF0000"/>
+          <w:sz w:val="28"/>
+          <w:szCs w:val="28"/>
+        </w:rPr>
+        <w:t xml:space="preserve">old A accountable for B </w:t>
+      </w:r>
+      <w:r>
+        <w:rPr>
+          <w:rFonts w:hint="eastAsia"/>
+          <w:color w:val="FF0000"/>
+          <w:sz w:val="28"/>
+          <w:szCs w:val="28"/>
+        </w:rPr>
+        <w:t>使</w:t>
+      </w:r>
+      <w:r>
+        <w:rPr>
+          <w:rFonts w:hint="eastAsia"/>
+          <w:color w:val="FF0000"/>
+          <w:sz w:val="28"/>
+          <w:szCs w:val="28"/>
+        </w:rPr>
+        <w:t>A</w:t>
+      </w:r>
+      <w:r>
+        <w:rPr>
+          <w:rFonts w:hint="eastAsia"/>
+          <w:color w:val="FF0000"/>
+          <w:sz w:val="28"/>
+          <w:szCs w:val="28"/>
+        </w:rPr>
+        <w:t>對</w:t>
+      </w:r>
+      <w:r>
+        <w:rPr>
+          <w:color w:val="FF0000"/>
+          <w:sz w:val="28"/>
+          <w:szCs w:val="28"/>
+        </w:rPr>
+        <w:t>B</w:t>
+      </w:r>
+      <w:r>
+        <w:rPr>
+          <w:rFonts w:hint="eastAsia"/>
+          <w:color w:val="FF0000"/>
+          <w:sz w:val="28"/>
+          <w:szCs w:val="28"/>
+        </w:rPr>
+        <w:t>負起責任</w:t>
+      </w:r>
+    </w:p>
+    <w:p>
+      <w:pPr>
+        <w:rPr>
+          <w:color w:val="FF0000"/>
+          <w:sz w:val="28"/>
+          <w:szCs w:val="28"/>
+        </w:rPr>
+      </w:pPr>
+      <w:r>
+        <w:rPr>
+          <w:rFonts w:hint="eastAsia"/>
+          <w:color w:val="FF0000"/>
+          <w:sz w:val="28"/>
+          <w:szCs w:val="28"/>
+        </w:rPr>
+        <w:t>b</w:t>
+      </w:r>
+      <w:r>
+        <w:rPr>
+          <w:color w:val="FF0000"/>
+          <w:sz w:val="28"/>
+          <w:szCs w:val="28"/>
+        </w:rPr>
+        <w:t xml:space="preserve">e accountable to A </w:t>
+      </w:r>
+      <w:r>
+        <w:rPr>
+          <w:rFonts w:hint="eastAsia"/>
+          <w:color w:val="FF0000"/>
+          <w:sz w:val="28"/>
+          <w:szCs w:val="28"/>
+        </w:rPr>
+        <w:t>對於</w:t>
+      </w:r>
+      <w:r>
+        <w:rPr>
+          <w:color w:val="FF0000"/>
+          <w:sz w:val="28"/>
+          <w:szCs w:val="28"/>
+        </w:rPr>
+        <w:t>A</w:t>
+      </w:r>
+      <w:r>
+        <w:rPr>
+          <w:rFonts w:hint="eastAsia"/>
+          <w:color w:val="FF0000"/>
+          <w:sz w:val="28"/>
+          <w:szCs w:val="28"/>
+        </w:rPr>
+        <w:t>有說明義務的</w:t>
+      </w:r>
+    </w:p>
+    <w:p>
+      <w:pPr>
+        <w:rPr>
+          <w:color w:val="000000" w:themeColor="text1"/>
+          <w:sz w:val="28"/>
+          <w:szCs w:val="28"/>
+        </w:rPr>
+      </w:pPr>
+    </w:p>
+    <w:p>
+      <w:pPr>
+        <w:rPr>
+          <w:color w:val="000000" w:themeColor="text1"/>
+          <w:sz w:val="28"/>
+          <w:szCs w:val="28"/>
+        </w:rPr>
+      </w:pPr>
+      <w:r>
+        <w:rPr>
+          <w:rFonts w:hint="eastAsia"/>
+          <w:color w:val="000000" w:themeColor="text1"/>
+          <w:sz w:val="28"/>
+          <w:szCs w:val="28"/>
+        </w:rPr>
+        <w:t>s</w:t>
+      </w:r>
+      <w:r>
+        <w:rPr>
+          <w:color w:val="000000" w:themeColor="text1"/>
+          <w:sz w:val="28"/>
+          <w:szCs w:val="28"/>
+        </w:rPr>
+        <w:t>killfully adv.</w:t>
+      </w:r>
+      <w:r>
+        <w:rPr>
+          <w:rFonts w:hint="eastAsia"/>
+          <w:color w:val="000000" w:themeColor="text1"/>
+          <w:sz w:val="28"/>
+          <w:szCs w:val="28"/>
+        </w:rPr>
+        <w:t>巧妙</w:t>
+      </w:r>
+      <w:r>
+        <w:rPr>
+          <w:rFonts w:hint="eastAsia"/>
+          <w:color w:val="000000" w:themeColor="text1"/>
+          <w:sz w:val="28"/>
+          <w:szCs w:val="28"/>
+        </w:rPr>
+        <w:t>/</w:t>
+      </w:r>
+      <w:r>
+        <w:rPr>
+          <w:rFonts w:hint="eastAsia"/>
+          <w:color w:val="000000" w:themeColor="text1"/>
+          <w:sz w:val="28"/>
+          <w:szCs w:val="28"/>
+        </w:rPr>
+        <w:t>熟練</w:t>
+      </w:r>
+    </w:p>
+    <w:p>
+      <w:pPr>
+        <w:rPr>
+          <w:color w:val="000000" w:themeColor="text1"/>
+          <w:sz w:val="28"/>
+          <w:szCs w:val="28"/>
+        </w:rPr>
+      </w:pPr>
+    </w:p>
+    <w:p>
+      <w:pPr>
+        <w:rPr>
+          <w:color w:val="000000" w:themeColor="text1"/>
+          <w:sz w:val="28"/>
+          <w:szCs w:val="28"/>
+        </w:rPr>
+      </w:pPr>
+      <w:r>
+        <w:rPr>
+          <w:rFonts w:hint="eastAsia"/>
+          <w:color w:val="000000" w:themeColor="text1"/>
+          <w:sz w:val="28"/>
+          <w:szCs w:val="28"/>
+        </w:rPr>
+        <w:t>e</w:t>
+      </w:r>
+      <w:r>
+        <w:rPr>
+          <w:color w:val="000000" w:themeColor="text1"/>
+          <w:sz w:val="28"/>
+          <w:szCs w:val="28"/>
+        </w:rPr>
+        <w:t>xclusive adj.</w:t>
+      </w:r>
+      <w:r>
+        <w:rPr>
+          <w:rFonts w:hint="eastAsia"/>
+          <w:color w:val="000000" w:themeColor="text1"/>
+          <w:sz w:val="28"/>
+          <w:szCs w:val="28"/>
+        </w:rPr>
+        <w:t>獨有的</w:t>
+      </w:r>
+      <w:r>
+        <w:rPr>
+          <w:rFonts w:hint="eastAsia"/>
+          <w:color w:val="000000" w:themeColor="text1"/>
+          <w:sz w:val="28"/>
+          <w:szCs w:val="28"/>
+        </w:rPr>
+        <w:t>/</w:t>
+      </w:r>
+      <w:r>
+        <w:rPr>
+          <w:rFonts w:hint="eastAsia"/>
+          <w:color w:val="000000" w:themeColor="text1"/>
+          <w:sz w:val="28"/>
+          <w:szCs w:val="28"/>
+        </w:rPr>
+        <w:t>排外</w:t>
+      </w:r>
+    </w:p>
+    <w:p>
+      <w:pPr>
+        <w:rPr>
+          <w:rFonts w:hint="eastAsia"/>
+          <w:color w:val="000000" w:themeColor="text1"/>
+          <w:sz w:val="28"/>
+          <w:szCs w:val="28"/>
+        </w:rPr>
+      </w:pPr>
+    </w:p>
+    <w:p>
+      <w:pPr>
+        <w:rPr>
+          <w:color w:val="000000" w:themeColor="text1"/>
+          <w:sz w:val="28"/>
+          <w:szCs w:val="28"/>
+        </w:rPr>
+      </w:pPr>
+      <w:r>
+        <w:rPr>
+          <w:rFonts w:hint="eastAsia"/>
+          <w:color w:val="000000" w:themeColor="text1"/>
+          <w:sz w:val="28"/>
+          <w:szCs w:val="28"/>
+        </w:rPr>
+        <w:t>i</w:t>
+      </w:r>
+      <w:r>
+        <w:rPr>
+          <w:color w:val="000000" w:themeColor="text1"/>
+          <w:sz w:val="28"/>
+          <w:szCs w:val="28"/>
+        </w:rPr>
+        <w:t>ntention n.</w:t>
+      </w:r>
+      <w:r>
+        <w:rPr>
+          <w:rFonts w:hint="eastAsia"/>
+          <w:color w:val="000000" w:themeColor="text1"/>
+          <w:sz w:val="28"/>
+          <w:szCs w:val="28"/>
+        </w:rPr>
+        <w:t>意圖</w:t>
+      </w:r>
+      <w:r>
+        <w:rPr>
+          <w:rFonts w:hint="eastAsia"/>
+          <w:color w:val="000000" w:themeColor="text1"/>
+          <w:sz w:val="28"/>
+          <w:szCs w:val="28"/>
+        </w:rPr>
+        <w:t>/</w:t>
+      </w:r>
+      <w:r>
+        <w:rPr>
+          <w:rFonts w:hint="eastAsia"/>
+          <w:color w:val="000000" w:themeColor="text1"/>
+          <w:sz w:val="28"/>
+          <w:szCs w:val="28"/>
+        </w:rPr>
+        <w:t>意向</w:t>
+      </w:r>
+    </w:p>
+    <w:p>
+      <w:pPr>
+        <w:rPr>
+          <w:color w:val="FF0000"/>
+          <w:sz w:val="28"/>
+          <w:szCs w:val="28"/>
+        </w:rPr>
+      </w:pPr>
+      <w:r>
+        <w:rPr>
+          <w:rFonts w:hint="eastAsia"/>
+          <w:color w:val="FF0000"/>
+          <w:sz w:val="28"/>
+          <w:szCs w:val="28"/>
+        </w:rPr>
+        <w:t>h</w:t>
+      </w:r>
+      <w:r>
+        <w:rPr>
+          <w:color w:val="FF0000"/>
+          <w:sz w:val="28"/>
+          <w:szCs w:val="28"/>
+        </w:rPr>
+        <w:t xml:space="preserve">ave every intention of -ing </w:t>
+      </w:r>
+      <w:r>
+        <w:rPr>
+          <w:rFonts w:hint="eastAsia"/>
+          <w:color w:val="FF0000"/>
+          <w:sz w:val="28"/>
+          <w:szCs w:val="28"/>
+        </w:rPr>
+        <w:t>十分願意做</w:t>
+      </w:r>
+      <w:r>
+        <w:rPr>
+          <w:rFonts w:hint="eastAsia"/>
+          <w:color w:val="FF0000"/>
+          <w:sz w:val="28"/>
+          <w:szCs w:val="28"/>
+        </w:rPr>
+        <w:t>~</w:t>
+      </w:r>
+    </w:p>
+    <w:p>
+      <w:pPr>
+        <w:rPr>
+          <w:color w:val="000000" w:themeColor="text1"/>
+          <w:sz w:val="28"/>
+          <w:szCs w:val="28"/>
+        </w:rPr>
+      </w:pPr>
+    </w:p>
+    <w:p>
+      <w:pPr>
+        <w:rPr>
+          <w:color w:val="000000" w:themeColor="text1"/>
+          <w:sz w:val="28"/>
+          <w:szCs w:val="28"/>
+        </w:rPr>
+      </w:pPr>
+    </w:p>
+    <w:p>
+      <w:pPr>
+        <w:rPr>
+          <w:color w:val="000000" w:themeColor="text1"/>
+          <w:sz w:val="28"/>
+          <w:szCs w:val="28"/>
+        </w:rPr>
+      </w:pPr>
+      <w:r>
+        <w:rPr>
+          <w:rFonts w:hint="eastAsia"/>
+          <w:color w:val="000000" w:themeColor="text1"/>
+          <w:sz w:val="28"/>
+          <w:szCs w:val="28"/>
+        </w:rPr>
+        <w:lastRenderedPageBreak/>
+        <w:t>t</w:t>
+      </w:r>
+      <w:r>
+        <w:rPr>
+          <w:color w:val="000000" w:themeColor="text1"/>
+          <w:sz w:val="28"/>
+          <w:szCs w:val="28"/>
+        </w:rPr>
+        <w:t>ransform v.</w:t>
+      </w:r>
+      <w:r>
+        <w:rPr>
+          <w:rFonts w:hint="eastAsia"/>
+          <w:color w:val="000000" w:themeColor="text1"/>
+          <w:sz w:val="28"/>
+          <w:szCs w:val="28"/>
+        </w:rPr>
+        <w:t>改變</w:t>
+      </w:r>
+      <w:r>
+        <w:rPr>
+          <w:rFonts w:hint="eastAsia"/>
+          <w:color w:val="000000" w:themeColor="text1"/>
+          <w:sz w:val="28"/>
+          <w:szCs w:val="28"/>
+        </w:rPr>
+        <w:t>/</w:t>
+      </w:r>
+      <w:r>
+        <w:rPr>
+          <w:rFonts w:hint="eastAsia"/>
+          <w:color w:val="000000" w:themeColor="text1"/>
+          <w:sz w:val="28"/>
+          <w:szCs w:val="28"/>
+        </w:rPr>
+        <w:t>轉變</w:t>
+      </w:r>
+    </w:p>
+    <w:p>
+      <w:pPr>
+        <w:rPr>
+          <w:color w:val="000000" w:themeColor="text1"/>
+          <w:sz w:val="28"/>
+          <w:szCs w:val="28"/>
+        </w:rPr>
+      </w:pPr>
+    </w:p>
+    <w:p>
+      <w:pPr>
+        <w:rPr>
+          <w:color w:val="000000" w:themeColor="text1"/>
+          <w:sz w:val="28"/>
+          <w:szCs w:val="28"/>
+        </w:rPr>
+      </w:pPr>
+      <w:r>
+        <w:rPr>
+          <w:rFonts w:hint="eastAsia"/>
+          <w:color w:val="000000" w:themeColor="text1"/>
+          <w:sz w:val="28"/>
+          <w:szCs w:val="28"/>
+        </w:rPr>
+        <w:t>r</w:t>
+      </w:r>
+      <w:r>
+        <w:rPr>
+          <w:color w:val="000000" w:themeColor="text1"/>
+          <w:sz w:val="28"/>
+          <w:szCs w:val="28"/>
+        </w:rPr>
+        <w:t>espectful adj.</w:t>
+      </w:r>
+      <w:r>
+        <w:rPr>
+          <w:rFonts w:hint="eastAsia"/>
+          <w:color w:val="000000" w:themeColor="text1"/>
+          <w:sz w:val="28"/>
+          <w:szCs w:val="28"/>
+        </w:rPr>
+        <w:t>尊重</w:t>
+      </w:r>
+      <w:r>
+        <w:rPr>
+          <w:rFonts w:hint="eastAsia"/>
+          <w:color w:val="000000" w:themeColor="text1"/>
+          <w:sz w:val="28"/>
+          <w:szCs w:val="28"/>
+        </w:rPr>
+        <w:t>/</w:t>
+      </w:r>
+      <w:r>
+        <w:rPr>
+          <w:rFonts w:hint="eastAsia"/>
+          <w:color w:val="000000" w:themeColor="text1"/>
+          <w:sz w:val="28"/>
+          <w:szCs w:val="28"/>
+        </w:rPr>
+        <w:t>尊敬</w:t>
+      </w:r>
+    </w:p>
+    <w:p>
+      <w:pPr>
+        <w:rPr>
+          <w:color w:val="FF0000"/>
+          <w:sz w:val="28"/>
+          <w:szCs w:val="28"/>
+        </w:rPr>
+      </w:pPr>
+      <w:r>
+        <w:rPr>
+          <w:rFonts w:hint="eastAsia"/>
+          <w:color w:val="FF0000"/>
+          <w:sz w:val="28"/>
+          <w:szCs w:val="28"/>
+        </w:rPr>
+        <w:t>r</w:t>
+      </w:r>
+      <w:r>
+        <w:rPr>
+          <w:color w:val="FF0000"/>
+          <w:sz w:val="28"/>
+          <w:szCs w:val="28"/>
+        </w:rPr>
+        <w:t xml:space="preserve">espect for </w:t>
+      </w:r>
+      <w:r>
+        <w:rPr>
+          <w:rFonts w:hint="eastAsia"/>
+          <w:color w:val="FF0000"/>
+          <w:sz w:val="28"/>
+          <w:szCs w:val="28"/>
+        </w:rPr>
+        <w:t>對</w:t>
+      </w:r>
+      <w:r>
+        <w:rPr>
+          <w:rFonts w:hint="eastAsia"/>
+          <w:color w:val="FF0000"/>
+          <w:sz w:val="28"/>
+          <w:szCs w:val="28"/>
+        </w:rPr>
+        <w:t>~</w:t>
+      </w:r>
+      <w:r>
+        <w:rPr>
+          <w:rFonts w:hint="eastAsia"/>
+          <w:color w:val="FF0000"/>
+          <w:sz w:val="28"/>
+          <w:szCs w:val="28"/>
+        </w:rPr>
+        <w:t>的尊重</w:t>
+      </w:r>
+    </w:p>
+    <w:p>
+      <w:pPr>
+        <w:rPr>
+          <w:color w:val="FF0000"/>
+          <w:sz w:val="28"/>
+          <w:szCs w:val="28"/>
+        </w:rPr>
+      </w:pPr>
+      <w:r>
+        <w:rPr>
+          <w:rFonts w:hint="eastAsia"/>
+          <w:color w:val="FF0000"/>
+          <w:sz w:val="28"/>
+          <w:szCs w:val="28"/>
+        </w:rPr>
+        <w:t>w</w:t>
+      </w:r>
+      <w:r>
+        <w:rPr>
+          <w:color w:val="FF0000"/>
+          <w:sz w:val="28"/>
+          <w:szCs w:val="28"/>
+        </w:rPr>
+        <w:t xml:space="preserve">ith respect </w:t>
+      </w:r>
+      <w:r>
+        <w:rPr>
+          <w:rFonts w:hint="eastAsia"/>
+          <w:color w:val="FF0000"/>
+          <w:sz w:val="28"/>
+          <w:szCs w:val="28"/>
+        </w:rPr>
+        <w:t>尊重地</w:t>
+      </w:r>
+    </w:p>
+    <w:p>
+      <w:pPr>
+        <w:rPr>
+          <w:color w:val="000000" w:themeColor="text1"/>
+          <w:sz w:val="28"/>
+          <w:szCs w:val="28"/>
+        </w:rPr>
+      </w:pPr>
+    </w:p>
+    <w:p>
+      <w:pPr>
+        <w:rPr>
+          <w:color w:val="000000" w:themeColor="text1"/>
+          <w:sz w:val="28"/>
+          <w:szCs w:val="28"/>
+        </w:rPr>
+      </w:pPr>
+      <w:r>
+        <w:rPr>
+          <w:rFonts w:hint="eastAsia"/>
+          <w:color w:val="000000" w:themeColor="text1"/>
+          <w:sz w:val="28"/>
+          <w:szCs w:val="28"/>
+        </w:rPr>
+        <w:t>d</w:t>
+      </w:r>
+      <w:r>
+        <w:rPr>
+          <w:color w:val="000000" w:themeColor="text1"/>
+          <w:sz w:val="28"/>
+          <w:szCs w:val="28"/>
+        </w:rPr>
+        <w:t>uplicate n.</w:t>
+      </w:r>
+      <w:r>
+        <w:rPr>
+          <w:rFonts w:hint="eastAsia"/>
+          <w:color w:val="000000" w:themeColor="text1"/>
+          <w:sz w:val="28"/>
+          <w:szCs w:val="28"/>
+        </w:rPr>
+        <w:t>副本</w:t>
+      </w:r>
+      <w:r>
+        <w:rPr>
+          <w:rFonts w:hint="eastAsia"/>
+          <w:color w:val="000000" w:themeColor="text1"/>
+          <w:sz w:val="28"/>
+          <w:szCs w:val="28"/>
+        </w:rPr>
+        <w:t xml:space="preserve"> </w:t>
+      </w:r>
+      <w:r>
+        <w:rPr>
+          <w:color w:val="000000" w:themeColor="text1"/>
+          <w:sz w:val="28"/>
+          <w:szCs w:val="28"/>
+        </w:rPr>
+        <w:t>= copy</w:t>
+      </w:r>
+    </w:p>
+    <w:p>
+      <w:pPr>
+        <w:rPr>
+          <w:color w:val="FF0000"/>
+          <w:sz w:val="28"/>
+          <w:szCs w:val="28"/>
+        </w:rPr>
+      </w:pPr>
+      <w:r>
+        <w:rPr>
+          <w:rFonts w:hint="eastAsia"/>
+          <w:color w:val="FF0000"/>
+          <w:sz w:val="28"/>
+          <w:szCs w:val="28"/>
+        </w:rPr>
+        <w:t>i</w:t>
+      </w:r>
+      <w:r>
+        <w:rPr>
+          <w:color w:val="FF0000"/>
+          <w:sz w:val="28"/>
+          <w:szCs w:val="28"/>
+        </w:rPr>
+        <w:t xml:space="preserve">n duplicate </w:t>
+      </w:r>
+      <w:r>
+        <w:rPr>
+          <w:rFonts w:hint="eastAsia"/>
+          <w:color w:val="FF0000"/>
+          <w:sz w:val="28"/>
+          <w:szCs w:val="28"/>
+        </w:rPr>
+        <w:t>(</w:t>
+      </w:r>
+      <w:r>
+        <w:rPr>
+          <w:rFonts w:hint="eastAsia"/>
+          <w:color w:val="FF0000"/>
+          <w:sz w:val="28"/>
+          <w:szCs w:val="28"/>
+        </w:rPr>
+        <w:t>文件</w:t>
+      </w:r>
+      <w:r>
+        <w:rPr>
+          <w:rFonts w:hint="eastAsia"/>
+          <w:color w:val="FF0000"/>
+          <w:sz w:val="28"/>
+          <w:szCs w:val="28"/>
+        </w:rPr>
+        <w:t>)</w:t>
+      </w:r>
+      <w:r>
+        <w:rPr>
+          <w:rFonts w:hint="eastAsia"/>
+          <w:color w:val="FF0000"/>
+          <w:sz w:val="28"/>
+          <w:szCs w:val="28"/>
+        </w:rPr>
+        <w:t>一式兩份地</w:t>
+      </w:r>
+    </w:p>
+    <w:p>
+      <w:pPr>
+        <w:rPr>
+          <w:color w:val="FF0000"/>
+          <w:sz w:val="28"/>
+          <w:szCs w:val="28"/>
+        </w:rPr>
+      </w:pPr>
+      <w:r>
+        <w:rPr>
+          <w:rFonts w:hint="eastAsia"/>
+          <w:color w:val="FF0000"/>
+          <w:sz w:val="28"/>
+          <w:szCs w:val="28"/>
+        </w:rPr>
+        <w:t>m</w:t>
+      </w:r>
+      <w:r>
+        <w:rPr>
+          <w:color w:val="FF0000"/>
+          <w:sz w:val="28"/>
+          <w:szCs w:val="28"/>
+        </w:rPr>
+        <w:t xml:space="preserve">ake duplicates of </w:t>
+      </w:r>
+      <w:r>
+        <w:rPr>
+          <w:rFonts w:hint="eastAsia"/>
+          <w:color w:val="FF0000"/>
+          <w:sz w:val="28"/>
+          <w:szCs w:val="28"/>
+        </w:rPr>
+        <w:t>製作</w:t>
+      </w:r>
+      <w:r>
+        <w:rPr>
+          <w:rFonts w:hint="eastAsia"/>
+          <w:color w:val="FF0000"/>
+          <w:sz w:val="28"/>
+          <w:szCs w:val="28"/>
+        </w:rPr>
+        <w:t>~</w:t>
+      </w:r>
+      <w:r>
+        <w:rPr>
+          <w:rFonts w:hint="eastAsia"/>
+          <w:color w:val="FF0000"/>
+          <w:sz w:val="28"/>
+          <w:szCs w:val="28"/>
+        </w:rPr>
+        <w:t>的副本</w:t>
+      </w:r>
+    </w:p>
+    <w:p>
+      <w:pPr>
+        <w:rPr>
+          <w:color w:val="000000" w:themeColor="text1"/>
+          <w:sz w:val="28"/>
+          <w:szCs w:val="28"/>
+        </w:rPr>
+      </w:pPr>
+    </w:p>
+    <w:p>
+      <w:pPr>
+        <w:rPr>
+          <w:color w:val="000000" w:themeColor="text1"/>
+          <w:sz w:val="28"/>
+          <w:szCs w:val="28"/>
+        </w:rPr>
+      </w:pPr>
+      <w:r>
+        <w:rPr>
+          <w:rFonts w:hint="eastAsia"/>
+          <w:color w:val="000000" w:themeColor="text1"/>
+          <w:sz w:val="28"/>
+          <w:szCs w:val="28"/>
+        </w:rPr>
+        <w:t>c</w:t>
+      </w:r>
+      <w:r>
+        <w:rPr>
+          <w:color w:val="000000" w:themeColor="text1"/>
+          <w:sz w:val="28"/>
+          <w:szCs w:val="28"/>
+        </w:rPr>
+        <w:t>ontrary  n.</w:t>
+      </w:r>
+      <w:r>
+        <w:rPr>
+          <w:rFonts w:hint="eastAsia"/>
+          <w:color w:val="000000" w:themeColor="text1"/>
+          <w:sz w:val="28"/>
+          <w:szCs w:val="28"/>
+        </w:rPr>
+        <w:t>相反</w:t>
+      </w:r>
+      <w:r>
+        <w:rPr>
+          <w:rFonts w:hint="eastAsia"/>
+          <w:color w:val="000000" w:themeColor="text1"/>
+          <w:sz w:val="28"/>
+          <w:szCs w:val="28"/>
+        </w:rPr>
+        <w:t>(</w:t>
+      </w:r>
+      <w:r>
+        <w:rPr>
+          <w:rFonts w:hint="eastAsia"/>
+          <w:color w:val="000000" w:themeColor="text1"/>
+          <w:sz w:val="28"/>
+          <w:szCs w:val="28"/>
+        </w:rPr>
+        <w:t>的情況</w:t>
+      </w:r>
+      <w:r>
+        <w:rPr>
+          <w:rFonts w:hint="eastAsia"/>
+          <w:color w:val="000000" w:themeColor="text1"/>
+          <w:sz w:val="28"/>
+          <w:szCs w:val="28"/>
+        </w:rPr>
+        <w:t>)</w:t>
+      </w:r>
+    </w:p>
+    <w:p>
+      <w:pPr>
+        <w:rPr>
+          <w:color w:val="FF0000"/>
+          <w:sz w:val="28"/>
+          <w:szCs w:val="28"/>
+        </w:rPr>
+      </w:pPr>
+      <w:r>
+        <w:rPr>
+          <w:rFonts w:hint="eastAsia"/>
+          <w:color w:val="FF0000"/>
+          <w:sz w:val="28"/>
+          <w:szCs w:val="28"/>
+        </w:rPr>
+        <w:t>e</w:t>
+      </w:r>
+      <w:r>
+        <w:rPr>
+          <w:color w:val="FF0000"/>
+          <w:sz w:val="28"/>
+          <w:szCs w:val="28"/>
+        </w:rPr>
+        <w:t xml:space="preserve">vidence to the contrary </w:t>
+      </w:r>
+      <w:r>
+        <w:rPr>
+          <w:rFonts w:hint="eastAsia"/>
+          <w:color w:val="FF0000"/>
+          <w:sz w:val="28"/>
+          <w:szCs w:val="28"/>
+        </w:rPr>
+        <w:t>證明事實正好相反的證據</w:t>
+      </w:r>
+    </w:p>
+    <w:p>
+      <w:pPr>
+        <w:rPr>
+          <w:color w:val="000000" w:themeColor="text1"/>
+          <w:sz w:val="28"/>
+          <w:szCs w:val="28"/>
+        </w:rPr>
+      </w:pPr>
+    </w:p>
+    <w:p>
+      <w:pPr>
+        <w:rPr>
+          <w:color w:val="000000" w:themeColor="text1"/>
+          <w:sz w:val="28"/>
+          <w:szCs w:val="28"/>
+        </w:rPr>
+      </w:pPr>
+      <w:r>
+        <w:rPr>
+          <w:rFonts w:hint="eastAsia"/>
+          <w:color w:val="000000" w:themeColor="text1"/>
+          <w:sz w:val="28"/>
+          <w:szCs w:val="28"/>
+        </w:rPr>
+        <w:t>d</w:t>
+      </w:r>
+      <w:r>
+        <w:rPr>
+          <w:color w:val="000000" w:themeColor="text1"/>
+          <w:sz w:val="28"/>
+          <w:szCs w:val="28"/>
+        </w:rPr>
+        <w:t>isturbing adj.</w:t>
+      </w:r>
+      <w:r>
+        <w:rPr>
+          <w:rFonts w:hint="eastAsia"/>
+          <w:color w:val="000000" w:themeColor="text1"/>
+          <w:sz w:val="28"/>
+          <w:szCs w:val="28"/>
+        </w:rPr>
+        <w:t>令人不安的</w:t>
+      </w:r>
+      <w:r>
+        <w:rPr>
+          <w:rFonts w:hint="eastAsia"/>
+          <w:color w:val="000000" w:themeColor="text1"/>
+          <w:sz w:val="28"/>
+          <w:szCs w:val="28"/>
+        </w:rPr>
+        <w:t>/</w:t>
+      </w:r>
+      <w:r>
+        <w:rPr>
+          <w:rFonts w:hint="eastAsia"/>
+          <w:color w:val="000000" w:themeColor="text1"/>
+          <w:sz w:val="28"/>
+          <w:szCs w:val="28"/>
+        </w:rPr>
+        <w:t>令人焦慮</w:t>
+      </w:r>
+    </w:p>
+    <w:p>
+      <w:pPr>
+        <w:rPr>
+          <w:color w:val="000000" w:themeColor="text1"/>
+          <w:sz w:val="28"/>
+          <w:szCs w:val="28"/>
+        </w:rPr>
+      </w:pPr>
+    </w:p>
+    <w:p>
+      <w:pPr>
+        <w:rPr>
+          <w:color w:val="000000" w:themeColor="text1"/>
+          <w:sz w:val="28"/>
+          <w:szCs w:val="28"/>
+        </w:rPr>
+      </w:pPr>
+      <w:r>
+        <w:rPr>
+          <w:rFonts w:hint="eastAsia"/>
+          <w:color w:val="000000" w:themeColor="text1"/>
+          <w:sz w:val="28"/>
+          <w:szCs w:val="28"/>
+        </w:rPr>
+        <w:t>e</w:t>
+      </w:r>
+      <w:r>
+        <w:rPr>
+          <w:color w:val="000000" w:themeColor="text1"/>
+          <w:sz w:val="28"/>
+          <w:szCs w:val="28"/>
+        </w:rPr>
+        <w:t>ngage v.</w:t>
+      </w:r>
+      <w:r>
+        <w:rPr>
+          <w:rFonts w:hint="eastAsia"/>
+          <w:color w:val="000000" w:themeColor="text1"/>
+          <w:sz w:val="28"/>
+          <w:szCs w:val="28"/>
+        </w:rPr>
+        <w:t>(</w:t>
+      </w:r>
+      <w:r>
+        <w:rPr>
+          <w:rFonts w:hint="eastAsia"/>
+          <w:color w:val="000000" w:themeColor="text1"/>
+          <w:sz w:val="28"/>
+          <w:szCs w:val="28"/>
+        </w:rPr>
+        <w:t>使</w:t>
+      </w:r>
+      <w:r>
+        <w:rPr>
+          <w:rFonts w:hint="eastAsia"/>
+          <w:color w:val="000000" w:themeColor="text1"/>
+          <w:sz w:val="28"/>
+          <w:szCs w:val="28"/>
+        </w:rPr>
+        <w:t>)</w:t>
+      </w:r>
+      <w:r>
+        <w:rPr>
+          <w:rFonts w:hint="eastAsia"/>
+          <w:color w:val="000000" w:themeColor="text1"/>
+          <w:sz w:val="28"/>
+          <w:szCs w:val="28"/>
+        </w:rPr>
+        <w:t>參加</w:t>
+      </w:r>
+      <w:r>
+        <w:rPr>
+          <w:rFonts w:hint="eastAsia"/>
+          <w:color w:val="000000" w:themeColor="text1"/>
+          <w:sz w:val="28"/>
+          <w:szCs w:val="28"/>
+        </w:rPr>
+        <w:t>/(</w:t>
+      </w:r>
+      <w:r>
+        <w:rPr>
+          <w:rFonts w:hint="eastAsia"/>
+          <w:color w:val="000000" w:themeColor="text1"/>
+          <w:sz w:val="28"/>
+          <w:szCs w:val="28"/>
+        </w:rPr>
+        <w:t>使</w:t>
+      </w:r>
+      <w:r>
+        <w:rPr>
+          <w:rFonts w:hint="eastAsia"/>
+          <w:color w:val="000000" w:themeColor="text1"/>
+          <w:sz w:val="28"/>
+          <w:szCs w:val="28"/>
+        </w:rPr>
+        <w:t>)</w:t>
+      </w:r>
+      <w:r>
+        <w:rPr>
+          <w:rFonts w:hint="eastAsia"/>
+          <w:color w:val="000000" w:themeColor="text1"/>
+          <w:sz w:val="28"/>
+          <w:szCs w:val="28"/>
+        </w:rPr>
+        <w:t>從事</w:t>
+      </w:r>
+    </w:p>
+    <w:p>
+      <w:pPr>
+        <w:rPr>
+          <w:color w:val="FF0000"/>
+          <w:sz w:val="28"/>
+          <w:szCs w:val="28"/>
+        </w:rPr>
+      </w:pPr>
+      <w:r>
+        <w:rPr>
+          <w:rFonts w:hint="eastAsia"/>
+          <w:color w:val="FF0000"/>
+          <w:sz w:val="28"/>
+          <w:szCs w:val="28"/>
+        </w:rPr>
+        <w:t>e</w:t>
+      </w:r>
+      <w:r>
+        <w:rPr>
+          <w:color w:val="FF0000"/>
+          <w:sz w:val="28"/>
+          <w:szCs w:val="28"/>
+        </w:rPr>
+        <w:t xml:space="preserve">ngage in </w:t>
+      </w:r>
+      <w:r>
+        <w:rPr>
+          <w:rFonts w:hint="eastAsia"/>
+          <w:color w:val="FF0000"/>
+          <w:sz w:val="28"/>
+          <w:szCs w:val="28"/>
+        </w:rPr>
+        <w:t>參加</w:t>
+      </w:r>
+      <w:r>
+        <w:rPr>
+          <w:rFonts w:hint="eastAsia"/>
+          <w:color w:val="FF0000"/>
+          <w:sz w:val="28"/>
+          <w:szCs w:val="28"/>
+        </w:rPr>
+        <w:t>~/</w:t>
+      </w:r>
+      <w:r>
+        <w:rPr>
+          <w:rFonts w:hint="eastAsia"/>
+          <w:color w:val="FF0000"/>
+          <w:sz w:val="28"/>
+          <w:szCs w:val="28"/>
+        </w:rPr>
+        <w:t>從事</w:t>
+      </w:r>
+      <w:r>
+        <w:rPr>
+          <w:rFonts w:hint="eastAsia"/>
+          <w:color w:val="FF0000"/>
+          <w:sz w:val="28"/>
+          <w:szCs w:val="28"/>
+        </w:rPr>
+        <w:t>~</w:t>
+      </w:r>
+    </w:p>
+    <w:p>
+      <w:pPr>
+        <w:rPr>
+          <w:color w:val="FF0000"/>
+          <w:sz w:val="28"/>
+          <w:szCs w:val="28"/>
+        </w:rPr>
+      </w:pPr>
+      <w:r>
+        <w:rPr>
+          <w:rFonts w:hint="eastAsia"/>
+          <w:color w:val="FF0000"/>
+          <w:sz w:val="28"/>
+          <w:szCs w:val="28"/>
+        </w:rPr>
+        <w:t>b</w:t>
+      </w:r>
+      <w:r>
+        <w:rPr>
+          <w:color w:val="FF0000"/>
+          <w:sz w:val="28"/>
+          <w:szCs w:val="28"/>
+        </w:rPr>
+        <w:t xml:space="preserve">e engage in </w:t>
+      </w:r>
+      <w:r>
+        <w:rPr>
+          <w:rFonts w:hint="eastAsia"/>
+          <w:color w:val="FF0000"/>
+          <w:sz w:val="28"/>
+          <w:szCs w:val="28"/>
+        </w:rPr>
+        <w:t>參加</w:t>
+      </w:r>
+      <w:r>
+        <w:rPr>
+          <w:rFonts w:hint="eastAsia"/>
+          <w:color w:val="FF0000"/>
+          <w:sz w:val="28"/>
+          <w:szCs w:val="28"/>
+        </w:rPr>
+        <w:t>~</w:t>
+      </w:r>
+      <w:r>
+        <w:rPr>
+          <w:color w:val="FF0000"/>
+          <w:sz w:val="28"/>
+          <w:szCs w:val="28"/>
+        </w:rPr>
+        <w:t>/</w:t>
+      </w:r>
+      <w:r>
+        <w:rPr>
+          <w:rFonts w:hint="eastAsia"/>
+          <w:color w:val="FF0000"/>
+          <w:sz w:val="28"/>
+          <w:szCs w:val="28"/>
+        </w:rPr>
+        <w:t>從事</w:t>
+      </w:r>
+      <w:r>
+        <w:rPr>
+          <w:rFonts w:hint="eastAsia"/>
+          <w:color w:val="FF0000"/>
+          <w:sz w:val="28"/>
+          <w:szCs w:val="28"/>
+        </w:rPr>
+        <w:t>~</w:t>
+      </w:r>
+    </w:p>
+    <w:p>
+      <w:pPr>
+        <w:rPr>
+          <w:color w:val="000000" w:themeColor="text1"/>
+          <w:sz w:val="28"/>
+          <w:szCs w:val="28"/>
+        </w:rPr>
+      </w:pPr>
+    </w:p>
+    <w:p>
+      <w:pPr>
+        <w:rPr>
+          <w:color w:val="000000" w:themeColor="text1"/>
+          <w:sz w:val="28"/>
+          <w:szCs w:val="28"/>
+        </w:rPr>
+      </w:pPr>
+      <w:r>
+        <w:rPr>
+          <w:rFonts w:hint="eastAsia"/>
+          <w:color w:val="000000" w:themeColor="text1"/>
+          <w:sz w:val="28"/>
+          <w:szCs w:val="28"/>
+        </w:rPr>
+        <w:t>f</w:t>
+      </w:r>
+      <w:r>
+        <w:rPr>
+          <w:color w:val="000000" w:themeColor="text1"/>
+          <w:sz w:val="28"/>
+          <w:szCs w:val="28"/>
+        </w:rPr>
+        <w:t>oster v.</w:t>
+      </w:r>
+      <w:r>
+        <w:rPr>
+          <w:rFonts w:hint="eastAsia"/>
+          <w:color w:val="000000" w:themeColor="text1"/>
+          <w:sz w:val="28"/>
+          <w:szCs w:val="28"/>
+        </w:rPr>
+        <w:t>促進</w:t>
+      </w:r>
+      <w:r>
+        <w:rPr>
+          <w:rFonts w:hint="eastAsia"/>
+          <w:color w:val="000000" w:themeColor="text1"/>
+          <w:sz w:val="28"/>
+          <w:szCs w:val="28"/>
+        </w:rPr>
+        <w:t>/</w:t>
+      </w:r>
+      <w:r>
+        <w:rPr>
+          <w:rFonts w:hint="eastAsia"/>
+          <w:color w:val="000000" w:themeColor="text1"/>
+          <w:sz w:val="28"/>
+          <w:szCs w:val="28"/>
+        </w:rPr>
+        <w:t>培養</w:t>
+      </w:r>
+    </w:p>
+    <w:p>
+      <w:pPr>
+        <w:rPr>
+          <w:color w:val="000000" w:themeColor="text1"/>
+          <w:sz w:val="28"/>
+          <w:szCs w:val="28"/>
+        </w:rPr>
+      </w:pPr>
+      <w:r>
+        <w:rPr>
+          <w:rFonts w:hint="eastAsia"/>
+          <w:color w:val="000000" w:themeColor="text1"/>
+          <w:sz w:val="28"/>
+          <w:szCs w:val="28"/>
+        </w:rPr>
+        <w:t>e</w:t>
+      </w:r>
+      <w:r>
+        <w:rPr>
+          <w:color w:val="000000" w:themeColor="text1"/>
+          <w:sz w:val="28"/>
+          <w:szCs w:val="28"/>
+        </w:rPr>
+        <w:t>nlarge v.</w:t>
+      </w:r>
+      <w:r>
+        <w:rPr>
+          <w:rFonts w:hint="eastAsia"/>
+          <w:color w:val="000000" w:themeColor="text1"/>
+          <w:sz w:val="28"/>
+          <w:szCs w:val="28"/>
+        </w:rPr>
+        <w:t>擴大</w:t>
+      </w:r>
+      <w:r>
+        <w:rPr>
+          <w:rFonts w:hint="eastAsia"/>
+          <w:color w:val="000000" w:themeColor="text1"/>
+          <w:sz w:val="28"/>
+          <w:szCs w:val="28"/>
+        </w:rPr>
+        <w:t>/</w:t>
+      </w:r>
+      <w:r>
+        <w:rPr>
+          <w:rFonts w:hint="eastAsia"/>
+          <w:color w:val="000000" w:themeColor="text1"/>
+          <w:sz w:val="28"/>
+          <w:szCs w:val="28"/>
+        </w:rPr>
+        <w:t>放大</w:t>
+      </w:r>
+    </w:p>
+    <w:p>
+      <w:pPr>
+        <w:rPr>
+          <w:color w:val="000000" w:themeColor="text1"/>
+          <w:sz w:val="28"/>
+          <w:szCs w:val="28"/>
+        </w:rPr>
+      </w:pPr>
+    </w:p>
+    <w:p>
+      <w:pPr>
+        <w:rPr>
+          <w:color w:val="000000" w:themeColor="text1"/>
+          <w:sz w:val="28"/>
+          <w:szCs w:val="28"/>
+        </w:rPr>
+      </w:pPr>
+    </w:p>
+    <w:p>
+      <w:pPr>
+        <w:rPr>
+          <w:color w:val="000000" w:themeColor="text1"/>
+          <w:sz w:val="28"/>
+          <w:szCs w:val="28"/>
+        </w:rPr>
+      </w:pPr>
+      <w:r>
+        <w:rPr>
+          <w:rFonts w:hint="eastAsia"/>
+          <w:color w:val="000000" w:themeColor="text1"/>
+          <w:sz w:val="28"/>
+          <w:szCs w:val="28"/>
+        </w:rPr>
+        <w:lastRenderedPageBreak/>
+        <w:t>n</w:t>
+      </w:r>
+      <w:r>
+        <w:rPr>
+          <w:color w:val="000000" w:themeColor="text1"/>
+          <w:sz w:val="28"/>
+          <w:szCs w:val="28"/>
+        </w:rPr>
+        <w:t>eutrality n.</w:t>
+      </w:r>
+      <w:r>
+        <w:rPr>
+          <w:rFonts w:hint="eastAsia"/>
+          <w:color w:val="000000" w:themeColor="text1"/>
+          <w:sz w:val="28"/>
+          <w:szCs w:val="28"/>
+        </w:rPr>
+        <w:t>中立</w:t>
+      </w:r>
+      <w:r>
+        <w:rPr>
+          <w:rFonts w:hint="eastAsia"/>
+          <w:color w:val="000000" w:themeColor="text1"/>
+          <w:sz w:val="28"/>
+          <w:szCs w:val="28"/>
+        </w:rPr>
+        <w:t>/</w:t>
+      </w:r>
+      <w:r>
+        <w:rPr>
+          <w:rFonts w:hint="eastAsia"/>
+          <w:color w:val="000000" w:themeColor="text1"/>
+          <w:sz w:val="28"/>
+          <w:szCs w:val="28"/>
+        </w:rPr>
+        <w:t>中立性</w:t>
+      </w:r>
+    </w:p>
+    <w:p>
+      <w:pPr>
+        <w:rPr>
+          <w:color w:val="000000" w:themeColor="text1"/>
+          <w:sz w:val="28"/>
+          <w:szCs w:val="28"/>
+        </w:rPr>
+      </w:pPr>
+    </w:p>
+    <w:p>
+      <w:pPr>
+        <w:rPr>
+          <w:color w:val="000000" w:themeColor="text1"/>
+          <w:sz w:val="28"/>
+          <w:szCs w:val="28"/>
+        </w:rPr>
+      </w:pPr>
+      <w:r>
+        <w:rPr>
+          <w:rFonts w:hint="eastAsia"/>
+          <w:color w:val="000000" w:themeColor="text1"/>
+          <w:sz w:val="28"/>
+          <w:szCs w:val="28"/>
+        </w:rPr>
+        <w:t>w</w:t>
+      </w:r>
+      <w:r>
+        <w:rPr>
+          <w:color w:val="000000" w:themeColor="text1"/>
+          <w:sz w:val="28"/>
+          <w:szCs w:val="28"/>
+        </w:rPr>
+        <w:t>idely adv.</w:t>
+      </w:r>
+      <w:r>
+        <w:rPr>
+          <w:rFonts w:hint="eastAsia"/>
+          <w:color w:val="000000" w:themeColor="text1"/>
+          <w:sz w:val="28"/>
+          <w:szCs w:val="28"/>
+        </w:rPr>
+        <w:t>廣泛地</w:t>
+      </w:r>
+    </w:p>
+    <w:p>
+      <w:pPr>
+        <w:rPr>
+          <w:color w:val="000000" w:themeColor="text1"/>
+          <w:sz w:val="28"/>
+          <w:szCs w:val="28"/>
+        </w:rPr>
+      </w:pPr>
+      <w:r>
+        <w:rPr>
+          <w:rFonts w:hint="eastAsia"/>
+          <w:color w:val="000000" w:themeColor="text1"/>
+          <w:sz w:val="28"/>
+          <w:szCs w:val="28"/>
+        </w:rPr>
+        <w:t>b</w:t>
+      </w:r>
+      <w:r>
+        <w:rPr>
+          <w:color w:val="000000" w:themeColor="text1"/>
+          <w:sz w:val="28"/>
+          <w:szCs w:val="28"/>
+        </w:rPr>
+        <w:t xml:space="preserve">e widely advertised </w:t>
+      </w:r>
+      <w:r>
+        <w:rPr>
+          <w:rFonts w:hint="eastAsia"/>
+          <w:color w:val="000000" w:themeColor="text1"/>
+          <w:sz w:val="28"/>
+          <w:szCs w:val="28"/>
+        </w:rPr>
+        <w:t>被廣泛宣傳的</w:t>
+      </w:r>
+    </w:p>
+    <w:p>
+      <w:pPr>
+        <w:rPr>
+          <w:color w:val="000000" w:themeColor="text1"/>
+          <w:sz w:val="28"/>
+          <w:szCs w:val="28"/>
+        </w:rPr>
+      </w:pPr>
+      <w:r>
+        <w:rPr>
+          <w:rFonts w:hint="eastAsia"/>
+          <w:color w:val="000000" w:themeColor="text1"/>
+          <w:sz w:val="28"/>
+          <w:szCs w:val="28"/>
+        </w:rPr>
+        <w:t>w</w:t>
+      </w:r>
+      <w:r>
+        <w:rPr>
+          <w:color w:val="000000" w:themeColor="text1"/>
+          <w:sz w:val="28"/>
+          <w:szCs w:val="28"/>
+        </w:rPr>
+        <w:t xml:space="preserve">idely admired </w:t>
+      </w:r>
+      <w:r>
+        <w:rPr>
+          <w:rFonts w:hint="eastAsia"/>
+          <w:color w:val="000000" w:themeColor="text1"/>
+          <w:sz w:val="28"/>
+          <w:szCs w:val="28"/>
+        </w:rPr>
+        <w:t>廣受敬佩的</w:t>
+      </w:r>
+    </w:p>
+    <w:p>
+      <w:pPr>
+        <w:rPr>
+          <w:color w:val="000000" w:themeColor="text1"/>
+          <w:sz w:val="28"/>
+          <w:szCs w:val="28"/>
+        </w:rPr>
+      </w:pPr>
+      <w:r>
+        <w:rPr>
+          <w:rFonts w:hint="eastAsia"/>
+          <w:color w:val="000000" w:themeColor="text1"/>
+          <w:sz w:val="28"/>
+          <w:szCs w:val="28"/>
+        </w:rPr>
+        <w:t>a</w:t>
+      </w:r>
+      <w:r>
+        <w:rPr>
+          <w:color w:val="000000" w:themeColor="text1"/>
+          <w:sz w:val="28"/>
+          <w:szCs w:val="28"/>
+        </w:rPr>
+        <w:t xml:space="preserve"> wide range of </w:t>
+      </w:r>
+      <w:r>
+        <w:rPr>
+          <w:rFonts w:hint="eastAsia"/>
+          <w:color w:val="000000" w:themeColor="text1"/>
+          <w:sz w:val="28"/>
+          <w:szCs w:val="28"/>
+        </w:rPr>
+        <w:t>種類廣泛的</w:t>
+      </w:r>
+      <w:r>
+        <w:rPr>
+          <w:rFonts w:hint="eastAsia"/>
+          <w:color w:val="000000" w:themeColor="text1"/>
+          <w:sz w:val="28"/>
+          <w:szCs w:val="28"/>
+        </w:rPr>
+        <w:t>~</w:t>
+      </w:r>
+    </w:p>
+    <w:p>
+      <w:pPr>
+        <w:rPr>
+          <w:color w:val="000000" w:themeColor="text1"/>
+          <w:sz w:val="28"/>
+          <w:szCs w:val="28"/>
+        </w:rPr>
+      </w:pPr>
+    </w:p>
+    <w:p>
+      <w:pPr>
+        <w:rPr>
+          <w:color w:val="000000" w:themeColor="text1"/>
+          <w:sz w:val="28"/>
+          <w:szCs w:val="28"/>
+        </w:rPr>
+      </w:pPr>
+      <w:r>
+        <w:rPr>
+          <w:rFonts w:hint="eastAsia"/>
+          <w:color w:val="000000" w:themeColor="text1"/>
+          <w:sz w:val="28"/>
+          <w:szCs w:val="28"/>
+        </w:rPr>
+        <w:t>e</w:t>
+      </w:r>
+      <w:r>
+        <w:rPr>
+          <w:color w:val="000000" w:themeColor="text1"/>
+          <w:sz w:val="28"/>
+          <w:szCs w:val="28"/>
+        </w:rPr>
+        <w:t>xternally adv.</w:t>
+      </w:r>
+      <w:r>
+        <w:rPr>
+          <w:rFonts w:hint="eastAsia"/>
+          <w:color w:val="000000" w:themeColor="text1"/>
+          <w:sz w:val="28"/>
+          <w:szCs w:val="28"/>
+        </w:rPr>
+        <w:t>外部地</w:t>
+      </w:r>
+      <w:r>
+        <w:rPr>
+          <w:rFonts w:hint="eastAsia"/>
+          <w:color w:val="000000" w:themeColor="text1"/>
+          <w:sz w:val="28"/>
+          <w:szCs w:val="28"/>
+        </w:rPr>
+        <w:t>/</w:t>
+      </w:r>
+      <w:r>
+        <w:rPr>
+          <w:rFonts w:hint="eastAsia"/>
+          <w:color w:val="000000" w:themeColor="text1"/>
+          <w:sz w:val="28"/>
+          <w:szCs w:val="28"/>
+        </w:rPr>
+        <w:t>外在</w:t>
+      </w:r>
+    </w:p>
+    <w:p>
+      <w:pPr>
+        <w:rPr>
+          <w:color w:val="000000" w:themeColor="text1"/>
+          <w:sz w:val="28"/>
+          <w:szCs w:val="28"/>
+        </w:rPr>
+      </w:pPr>
+    </w:p>
+    <w:p>
+      <w:pPr>
+        <w:rPr>
+          <w:b/>
+          <w:bCs/>
+          <w:color w:val="000000" w:themeColor="text1"/>
+          <w:sz w:val="44"/>
+          <w:szCs w:val="44"/>
+        </w:rPr>
+      </w:pPr>
+      <w:r>
+        <w:rPr>
+          <w:b/>
+          <w:bCs/>
+          <w:color w:val="000000" w:themeColor="text1"/>
+          <w:sz w:val="44"/>
+          <w:szCs w:val="44"/>
+        </w:rPr>
+        <w:t>Day</w:t>
+      </w:r>
+      <w:r>
+        <w:rPr>
+          <w:b/>
+          <w:bCs/>
+          <w:color w:val="000000" w:themeColor="text1"/>
+          <w:sz w:val="44"/>
+          <w:szCs w:val="44"/>
+        </w:rPr>
+        <w:t>5</w:t>
+      </w:r>
     </w:p>
     <w:p>
       <w:pPr>

--- a/碩一/TOEIC/多益單字.docx
+++ b/碩一/TOEIC/多益單字.docx
@@ -11094,25 +11094,7 @@
           <w:sz w:val="28"/>
           <w:szCs w:val="28"/>
         </w:rPr>
-        <w:t>很有</w:t>
-      </w:r>
-      <w:r>
-        <w:rPr>
-          <w:rFonts w:hint="eastAsia"/>
-          <w:color w:val="FF0000"/>
-          <w:sz w:val="28"/>
-          <w:szCs w:val="28"/>
-        </w:rPr>
-        <w:t>造詣</w:t>
-      </w:r>
-      <w:r>
-        <w:rPr>
-          <w:rFonts w:hint="eastAsia"/>
-          <w:color w:val="FF0000"/>
-          <w:sz w:val="28"/>
-          <w:szCs w:val="28"/>
-        </w:rPr>
-        <w:t>的作家</w:t>
+        <w:t>很有造詣的作家</w:t>
       </w:r>
     </w:p>
     <w:p>
@@ -12420,7 +12402,6 @@
     <w:p>
       <w:pPr>
         <w:rPr>
-          <w:rFonts w:hint="eastAsia"/>
           <w:color w:val="000000" w:themeColor="text1"/>
           <w:sz w:val="28"/>
           <w:szCs w:val="28"/>
@@ -13981,7 +13962,6 @@
     <w:p>
       <w:pPr>
         <w:rPr>
-          <w:rFonts w:hint="eastAsia"/>
           <w:color w:val="000000" w:themeColor="text1"/>
           <w:sz w:val="28"/>
           <w:szCs w:val="28"/>
@@ -15345,6 +15325,4441 @@
           <w:szCs w:val="28"/>
         </w:rPr>
       </w:pPr>
+    </w:p>
+    <w:p>
+      <w:pPr>
+        <w:rPr>
+          <w:color w:val="000000" w:themeColor="text1"/>
+          <w:sz w:val="28"/>
+          <w:szCs w:val="28"/>
+        </w:rPr>
+      </w:pPr>
+      <w:r>
+        <w:rPr>
+          <w:rFonts w:hint="eastAsia"/>
+          <w:color w:val="000000" w:themeColor="text1"/>
+          <w:sz w:val="28"/>
+          <w:szCs w:val="28"/>
+        </w:rPr>
+        <w:t>s</w:t>
+      </w:r>
+      <w:r>
+        <w:rPr>
+          <w:color w:val="000000" w:themeColor="text1"/>
+          <w:sz w:val="28"/>
+          <w:szCs w:val="28"/>
+        </w:rPr>
+        <w:t xml:space="preserve">ophisticated adj. </w:t>
+      </w:r>
+      <w:r>
+        <w:rPr>
+          <w:rFonts w:hint="eastAsia"/>
+          <w:color w:val="000000" w:themeColor="text1"/>
+          <w:sz w:val="28"/>
+          <w:szCs w:val="28"/>
+        </w:rPr>
+        <w:t>複雜</w:t>
+      </w:r>
+      <w:r>
+        <w:rPr>
+          <w:rFonts w:hint="eastAsia"/>
+          <w:color w:val="000000" w:themeColor="text1"/>
+          <w:sz w:val="28"/>
+          <w:szCs w:val="28"/>
+        </w:rPr>
+        <w:t>/</w:t>
+      </w:r>
+      <w:r>
+        <w:rPr>
+          <w:rFonts w:hint="eastAsia"/>
+          <w:color w:val="000000" w:themeColor="text1"/>
+          <w:sz w:val="28"/>
+          <w:szCs w:val="28"/>
+        </w:rPr>
+        <w:t>精密</w:t>
+      </w:r>
+      <w:r>
+        <w:rPr>
+          <w:rFonts w:hint="eastAsia"/>
+          <w:color w:val="000000" w:themeColor="text1"/>
+          <w:sz w:val="28"/>
+          <w:szCs w:val="28"/>
+        </w:rPr>
+        <w:t xml:space="preserve"> </w:t>
+      </w:r>
+      <w:r>
+        <w:rPr>
+          <w:color w:val="000000" w:themeColor="text1"/>
+          <w:sz w:val="28"/>
+          <w:szCs w:val="28"/>
+        </w:rPr>
+        <w:t>= complex</w:t>
+      </w:r>
+      <w:r>
+        <w:rPr>
+          <w:rFonts w:hint="eastAsia"/>
+          <w:color w:val="000000" w:themeColor="text1"/>
+          <w:sz w:val="28"/>
+          <w:szCs w:val="28"/>
+        </w:rPr>
+        <w:t>、</w:t>
+      </w:r>
+      <w:r>
+        <w:rPr>
+          <w:rFonts w:hint="eastAsia"/>
+          <w:color w:val="000000" w:themeColor="text1"/>
+          <w:sz w:val="28"/>
+          <w:szCs w:val="28"/>
+        </w:rPr>
+        <w:t>r</w:t>
+      </w:r>
+      <w:r>
+        <w:rPr>
+          <w:color w:val="000000" w:themeColor="text1"/>
+          <w:sz w:val="28"/>
+          <w:szCs w:val="28"/>
+        </w:rPr>
+        <w:t>efined</w:t>
+      </w:r>
+    </w:p>
+    <w:p>
+      <w:pPr>
+        <w:rPr>
+          <w:color w:val="000000" w:themeColor="text1"/>
+          <w:sz w:val="28"/>
+          <w:szCs w:val="28"/>
+        </w:rPr>
+      </w:pPr>
+    </w:p>
+    <w:p>
+      <w:pPr>
+        <w:rPr>
+          <w:color w:val="000000" w:themeColor="text1"/>
+          <w:sz w:val="28"/>
+          <w:szCs w:val="28"/>
+        </w:rPr>
+      </w:pPr>
+      <w:r>
+        <w:rPr>
+          <w:rFonts w:hint="eastAsia"/>
+          <w:color w:val="000000" w:themeColor="text1"/>
+          <w:sz w:val="28"/>
+          <w:szCs w:val="28"/>
+        </w:rPr>
+        <w:t>t</w:t>
+      </w:r>
+      <w:r>
+        <w:rPr>
+          <w:color w:val="000000" w:themeColor="text1"/>
+          <w:sz w:val="28"/>
+          <w:szCs w:val="28"/>
+        </w:rPr>
+        <w:t>imely adj.</w:t>
+      </w:r>
+      <w:r>
+        <w:rPr>
+          <w:rFonts w:hint="eastAsia"/>
+          <w:color w:val="000000" w:themeColor="text1"/>
+          <w:sz w:val="28"/>
+          <w:szCs w:val="28"/>
+        </w:rPr>
+        <w:t>及時</w:t>
+      </w:r>
+      <w:r>
+        <w:rPr>
+          <w:rFonts w:hint="eastAsia"/>
+          <w:color w:val="000000" w:themeColor="text1"/>
+          <w:sz w:val="28"/>
+          <w:szCs w:val="28"/>
+        </w:rPr>
+        <w:t>/</w:t>
+      </w:r>
+      <w:r>
+        <w:rPr>
+          <w:rFonts w:hint="eastAsia"/>
+          <w:color w:val="000000" w:themeColor="text1"/>
+          <w:sz w:val="28"/>
+          <w:szCs w:val="28"/>
+        </w:rPr>
+        <w:t>適時</w:t>
+      </w:r>
+      <w:r>
+        <w:rPr>
+          <w:rFonts w:hint="eastAsia"/>
+          <w:color w:val="000000" w:themeColor="text1"/>
+          <w:sz w:val="28"/>
+          <w:szCs w:val="28"/>
+        </w:rPr>
+        <w:t xml:space="preserve"> </w:t>
+      </w:r>
+    </w:p>
+    <w:p>
+      <w:pPr>
+        <w:rPr>
+          <w:color w:val="FF0000"/>
+          <w:sz w:val="28"/>
+          <w:szCs w:val="28"/>
+        </w:rPr>
+      </w:pPr>
+      <w:r>
+        <w:rPr>
+          <w:rFonts w:hint="eastAsia"/>
+          <w:color w:val="FF0000"/>
+          <w:sz w:val="28"/>
+          <w:szCs w:val="28"/>
+        </w:rPr>
+        <w:t>i</w:t>
+      </w:r>
+      <w:r>
+        <w:rPr>
+          <w:color w:val="FF0000"/>
+          <w:sz w:val="28"/>
+          <w:szCs w:val="28"/>
+        </w:rPr>
+        <w:t>n a</w:t>
+      </w:r>
+      <w:r>
+        <w:rPr>
+          <w:rFonts w:hint="eastAsia"/>
+          <w:color w:val="FF0000"/>
+          <w:sz w:val="28"/>
+          <w:szCs w:val="28"/>
+        </w:rPr>
+        <w:t xml:space="preserve"> </w:t>
+      </w:r>
+      <w:r>
+        <w:rPr>
+          <w:color w:val="FF0000"/>
+          <w:sz w:val="28"/>
+          <w:szCs w:val="28"/>
+        </w:rPr>
+        <w:t>timely manner</w:t>
+      </w:r>
+      <w:r>
+        <w:rPr>
+          <w:rFonts w:hint="eastAsia"/>
+          <w:color w:val="FF0000"/>
+          <w:sz w:val="28"/>
+          <w:szCs w:val="28"/>
+        </w:rPr>
+        <w:t xml:space="preserve"> </w:t>
+      </w:r>
+      <w:r>
+        <w:rPr>
+          <w:rFonts w:hint="eastAsia"/>
+          <w:color w:val="FF0000"/>
+          <w:sz w:val="28"/>
+          <w:szCs w:val="28"/>
+        </w:rPr>
+        <w:t>及時地</w:t>
+      </w:r>
+    </w:p>
+    <w:p>
+      <w:pPr>
+        <w:rPr>
+          <w:color w:val="000000" w:themeColor="text1"/>
+          <w:sz w:val="28"/>
+          <w:szCs w:val="28"/>
+        </w:rPr>
+      </w:pPr>
+    </w:p>
+    <w:p>
+      <w:pPr>
+        <w:rPr>
+          <w:color w:val="000000" w:themeColor="text1"/>
+          <w:sz w:val="28"/>
+          <w:szCs w:val="28"/>
+        </w:rPr>
+      </w:pPr>
+      <w:r>
+        <w:rPr>
+          <w:rFonts w:hint="eastAsia"/>
+          <w:color w:val="000000" w:themeColor="text1"/>
+          <w:sz w:val="28"/>
+          <w:szCs w:val="28"/>
+        </w:rPr>
+        <w:t>r</w:t>
+      </w:r>
+      <w:r>
+        <w:rPr>
+          <w:color w:val="000000" w:themeColor="text1"/>
+          <w:sz w:val="28"/>
+          <w:szCs w:val="28"/>
+        </w:rPr>
+        <w:t>ealistically adv.</w:t>
+      </w:r>
+      <w:r>
+        <w:rPr>
+          <w:rFonts w:hint="eastAsia"/>
+          <w:color w:val="000000" w:themeColor="text1"/>
+          <w:sz w:val="28"/>
+          <w:szCs w:val="28"/>
+        </w:rPr>
+        <w:t>實際上</w:t>
+      </w:r>
+    </w:p>
+    <w:p>
+      <w:pPr>
+        <w:rPr>
+          <w:color w:val="FF0000"/>
+          <w:sz w:val="28"/>
+          <w:szCs w:val="28"/>
+        </w:rPr>
+      </w:pPr>
+      <w:r>
+        <w:rPr>
+          <w:rFonts w:hint="eastAsia"/>
+          <w:color w:val="FF0000"/>
+          <w:sz w:val="28"/>
+          <w:szCs w:val="28"/>
+        </w:rPr>
+        <w:t>c</w:t>
+      </w:r>
+      <w:r>
+        <w:rPr>
+          <w:color w:val="FF0000"/>
+          <w:sz w:val="28"/>
+          <w:szCs w:val="28"/>
+        </w:rPr>
+        <w:t xml:space="preserve">annot realistically expect + to </w:t>
+      </w:r>
+      <w:r>
+        <w:rPr>
+          <w:rFonts w:hint="eastAsia"/>
+          <w:color w:val="FF0000"/>
+          <w:sz w:val="28"/>
+          <w:szCs w:val="28"/>
+        </w:rPr>
+        <w:t>不定詞</w:t>
+      </w:r>
+      <w:r>
+        <w:rPr>
+          <w:rFonts w:hint="eastAsia"/>
+          <w:color w:val="FF0000"/>
+          <w:sz w:val="28"/>
+          <w:szCs w:val="28"/>
+        </w:rPr>
+        <w:t>/</w:t>
+      </w:r>
+      <w:r>
+        <w:rPr>
+          <w:color w:val="FF0000"/>
+          <w:sz w:val="28"/>
+          <w:szCs w:val="28"/>
+        </w:rPr>
+        <w:t>that</w:t>
+      </w:r>
+      <w:r>
+        <w:rPr>
+          <w:rFonts w:hint="eastAsia"/>
+          <w:color w:val="FF0000"/>
+          <w:sz w:val="28"/>
+          <w:szCs w:val="28"/>
+        </w:rPr>
+        <w:t>子句</w:t>
+      </w:r>
+      <w:r>
+        <w:rPr>
+          <w:rFonts w:hint="eastAsia"/>
+          <w:color w:val="FF0000"/>
+          <w:sz w:val="28"/>
+          <w:szCs w:val="28"/>
+        </w:rPr>
+        <w:t xml:space="preserve">  </w:t>
+      </w:r>
+      <w:r>
+        <w:rPr>
+          <w:rFonts w:hint="eastAsia"/>
+          <w:color w:val="FF0000"/>
+          <w:sz w:val="28"/>
+          <w:szCs w:val="28"/>
+        </w:rPr>
+        <w:t>實際上不能期待</w:t>
+      </w:r>
+      <w:r>
+        <w:rPr>
+          <w:rFonts w:hint="eastAsia"/>
+          <w:color w:val="FF0000"/>
+          <w:sz w:val="28"/>
+          <w:szCs w:val="28"/>
+        </w:rPr>
+        <w:t>~</w:t>
+      </w:r>
+    </w:p>
+    <w:p>
+      <w:pPr>
+        <w:rPr>
+          <w:color w:val="FF0000"/>
+          <w:sz w:val="28"/>
+          <w:szCs w:val="28"/>
+        </w:rPr>
+      </w:pPr>
+      <w:r>
+        <w:rPr>
+          <w:rFonts w:hint="eastAsia"/>
+          <w:color w:val="FF0000"/>
+          <w:sz w:val="28"/>
+          <w:szCs w:val="28"/>
+        </w:rPr>
+        <w:t>r</w:t>
+      </w:r>
+      <w:r>
+        <w:rPr>
+          <w:color w:val="FF0000"/>
+          <w:sz w:val="28"/>
+          <w:szCs w:val="28"/>
+        </w:rPr>
+        <w:t xml:space="preserve">ealistic + expectation/goal/alternative/chance </w:t>
+      </w:r>
+    </w:p>
+    <w:p>
+      <w:pPr>
+        <w:rPr>
+          <w:color w:val="FF0000"/>
+          <w:sz w:val="28"/>
+          <w:szCs w:val="28"/>
+        </w:rPr>
+      </w:pPr>
+      <w:r>
+        <w:rPr>
+          <w:rFonts w:hint="eastAsia"/>
+          <w:color w:val="FF0000"/>
+          <w:sz w:val="28"/>
+          <w:szCs w:val="28"/>
+        </w:rPr>
+        <w:t>實際的期望</w:t>
+      </w:r>
+      <w:r>
+        <w:rPr>
+          <w:rFonts w:hint="eastAsia"/>
+          <w:color w:val="FF0000"/>
+          <w:sz w:val="28"/>
+          <w:szCs w:val="28"/>
+        </w:rPr>
+        <w:t>/</w:t>
+      </w:r>
+      <w:r>
+        <w:rPr>
+          <w:rFonts w:hint="eastAsia"/>
+          <w:color w:val="FF0000"/>
+          <w:sz w:val="28"/>
+          <w:szCs w:val="28"/>
+        </w:rPr>
+        <w:t>目標</w:t>
+      </w:r>
+      <w:r>
+        <w:rPr>
+          <w:rFonts w:hint="eastAsia"/>
+          <w:color w:val="FF0000"/>
+          <w:sz w:val="28"/>
+          <w:szCs w:val="28"/>
+        </w:rPr>
+        <w:t>/</w:t>
+      </w:r>
+      <w:r>
+        <w:rPr>
+          <w:rFonts w:hint="eastAsia"/>
+          <w:color w:val="FF0000"/>
+          <w:sz w:val="28"/>
+          <w:szCs w:val="28"/>
+        </w:rPr>
+        <w:t>替代方案</w:t>
+      </w:r>
+      <w:r>
+        <w:rPr>
+          <w:rFonts w:hint="eastAsia"/>
+          <w:color w:val="FF0000"/>
+          <w:sz w:val="28"/>
+          <w:szCs w:val="28"/>
+        </w:rPr>
+        <w:t>/</w:t>
+      </w:r>
+      <w:r>
+        <w:rPr>
+          <w:rFonts w:hint="eastAsia"/>
+          <w:color w:val="FF0000"/>
+          <w:sz w:val="28"/>
+          <w:szCs w:val="28"/>
+        </w:rPr>
+        <w:t>機會</w:t>
+      </w:r>
+    </w:p>
+    <w:p>
+      <w:pPr>
+        <w:rPr>
+          <w:color w:val="000000" w:themeColor="text1"/>
+          <w:sz w:val="28"/>
+          <w:szCs w:val="28"/>
+        </w:rPr>
+      </w:pPr>
+    </w:p>
+    <w:p>
+      <w:pPr>
+        <w:rPr>
+          <w:color w:val="000000" w:themeColor="text1"/>
+          <w:sz w:val="28"/>
+          <w:szCs w:val="28"/>
+        </w:rPr>
+      </w:pPr>
+      <w:r>
+        <w:rPr>
+          <w:rFonts w:hint="eastAsia"/>
+          <w:color w:val="000000" w:themeColor="text1"/>
+          <w:sz w:val="28"/>
+          <w:szCs w:val="28"/>
+        </w:rPr>
+        <w:t>p</w:t>
+      </w:r>
+      <w:r>
+        <w:rPr>
+          <w:color w:val="000000" w:themeColor="text1"/>
+          <w:sz w:val="28"/>
+          <w:szCs w:val="28"/>
+        </w:rPr>
+        <w:t>romptly adv.</w:t>
+      </w:r>
+      <w:r>
+        <w:rPr>
+          <w:rFonts w:hint="eastAsia"/>
+          <w:color w:val="000000" w:themeColor="text1"/>
+          <w:sz w:val="28"/>
+          <w:szCs w:val="28"/>
+        </w:rPr>
+        <w:t>迅速地</w:t>
+      </w:r>
+      <w:r>
+        <w:rPr>
+          <w:rFonts w:hint="eastAsia"/>
+          <w:color w:val="000000" w:themeColor="text1"/>
+          <w:sz w:val="28"/>
+          <w:szCs w:val="28"/>
+        </w:rPr>
+        <w:t xml:space="preserve"> </w:t>
+      </w:r>
+      <w:r>
+        <w:rPr>
+          <w:color w:val="000000" w:themeColor="text1"/>
+          <w:sz w:val="28"/>
+          <w:szCs w:val="28"/>
+        </w:rPr>
+        <w:t>= immediately</w:t>
+      </w:r>
+      <w:r>
+        <w:rPr>
+          <w:rFonts w:hint="eastAsia"/>
+          <w:color w:val="000000" w:themeColor="text1"/>
+          <w:sz w:val="28"/>
+          <w:szCs w:val="28"/>
+        </w:rPr>
+        <w:t>、</w:t>
+      </w:r>
+      <w:r>
+        <w:rPr>
+          <w:rFonts w:hint="eastAsia"/>
+          <w:color w:val="000000" w:themeColor="text1"/>
+          <w:sz w:val="28"/>
+          <w:szCs w:val="28"/>
+        </w:rPr>
+        <w:t>i</w:t>
+      </w:r>
+      <w:r>
+        <w:rPr>
+          <w:color w:val="000000" w:themeColor="text1"/>
+          <w:sz w:val="28"/>
+          <w:szCs w:val="28"/>
+        </w:rPr>
+        <w:t xml:space="preserve">nstantly </w:t>
+      </w:r>
+      <w:r>
+        <w:rPr>
+          <w:rFonts w:hint="eastAsia"/>
+          <w:color w:val="000000" w:themeColor="text1"/>
+          <w:sz w:val="28"/>
+          <w:szCs w:val="28"/>
+        </w:rPr>
+        <w:t>立即</w:t>
+      </w:r>
+    </w:p>
+    <w:p>
+      <w:pPr>
+        <w:rPr>
+          <w:color w:val="000000" w:themeColor="text1"/>
+          <w:sz w:val="28"/>
+          <w:szCs w:val="28"/>
+        </w:rPr>
+      </w:pPr>
+      <w:r>
+        <w:rPr>
+          <w:rFonts w:hint="eastAsia"/>
+          <w:color w:val="000000" w:themeColor="text1"/>
+          <w:sz w:val="28"/>
+          <w:szCs w:val="28"/>
+        </w:rPr>
+        <w:t>a</w:t>
+      </w:r>
+      <w:r>
+        <w:rPr>
+          <w:color w:val="000000" w:themeColor="text1"/>
+          <w:sz w:val="28"/>
+          <w:szCs w:val="28"/>
+        </w:rPr>
+        <w:t xml:space="preserve">bruptly </w:t>
+      </w:r>
+      <w:r>
+        <w:rPr>
+          <w:rFonts w:hint="eastAsia"/>
+          <w:color w:val="000000" w:themeColor="text1"/>
+          <w:sz w:val="28"/>
+          <w:szCs w:val="28"/>
+        </w:rPr>
+        <w:t>突然地</w:t>
+      </w:r>
+    </w:p>
+    <w:p>
+      <w:pPr>
+        <w:rPr>
+          <w:color w:val="000000" w:themeColor="text1"/>
+          <w:sz w:val="28"/>
+          <w:szCs w:val="28"/>
+        </w:rPr>
+      </w:pPr>
+      <w:r>
+        <w:rPr>
+          <w:rFonts w:hint="eastAsia"/>
+          <w:color w:val="000000" w:themeColor="text1"/>
+          <w:sz w:val="28"/>
+          <w:szCs w:val="28"/>
+        </w:rPr>
+        <w:lastRenderedPageBreak/>
+        <w:t>a</w:t>
+      </w:r>
+      <w:r>
+        <w:rPr>
+          <w:color w:val="000000" w:themeColor="text1"/>
+          <w:sz w:val="28"/>
+          <w:szCs w:val="28"/>
+        </w:rPr>
+        <w:t>ccessible adj.</w:t>
+      </w:r>
+      <w:r>
+        <w:rPr>
+          <w:rFonts w:hint="eastAsia"/>
+          <w:color w:val="000000" w:themeColor="text1"/>
+          <w:sz w:val="28"/>
+          <w:szCs w:val="28"/>
+        </w:rPr>
+        <w:t>可進入</w:t>
+      </w:r>
+      <w:r>
+        <w:rPr>
+          <w:rFonts w:hint="eastAsia"/>
+          <w:color w:val="000000" w:themeColor="text1"/>
+          <w:sz w:val="28"/>
+          <w:szCs w:val="28"/>
+        </w:rPr>
+        <w:t>/</w:t>
+      </w:r>
+      <w:r>
+        <w:rPr>
+          <w:rFonts w:hint="eastAsia"/>
+          <w:color w:val="000000" w:themeColor="text1"/>
+          <w:sz w:val="28"/>
+          <w:szCs w:val="28"/>
+        </w:rPr>
+        <w:t>可利用</w:t>
+      </w:r>
+    </w:p>
+    <w:p>
+      <w:pPr>
+        <w:rPr>
+          <w:color w:val="000000" w:themeColor="text1"/>
+          <w:sz w:val="28"/>
+          <w:szCs w:val="28"/>
+        </w:rPr>
+      </w:pPr>
+      <w:r>
+        <w:rPr>
+          <w:rFonts w:hint="eastAsia"/>
+          <w:color w:val="000000" w:themeColor="text1"/>
+          <w:sz w:val="28"/>
+          <w:szCs w:val="28"/>
+        </w:rPr>
+        <w:t>m</w:t>
+      </w:r>
+      <w:r>
+        <w:rPr>
+          <w:color w:val="000000" w:themeColor="text1"/>
+          <w:sz w:val="28"/>
+          <w:szCs w:val="28"/>
+        </w:rPr>
+        <w:t xml:space="preserve">ake A accessible to B </w:t>
+      </w:r>
+      <w:r>
+        <w:rPr>
+          <w:rFonts w:hint="eastAsia"/>
+          <w:color w:val="000000" w:themeColor="text1"/>
+          <w:sz w:val="28"/>
+          <w:szCs w:val="28"/>
+        </w:rPr>
+        <w:t>讓</w:t>
+      </w:r>
+      <w:r>
+        <w:rPr>
+          <w:color w:val="000000" w:themeColor="text1"/>
+          <w:sz w:val="28"/>
+          <w:szCs w:val="28"/>
+        </w:rPr>
+        <w:t>B</w:t>
+      </w:r>
+      <w:r>
+        <w:rPr>
+          <w:rFonts w:hint="eastAsia"/>
+          <w:color w:val="000000" w:themeColor="text1"/>
+          <w:sz w:val="28"/>
+          <w:szCs w:val="28"/>
+        </w:rPr>
+        <w:t>可以使用</w:t>
+      </w:r>
+      <w:r>
+        <w:rPr>
+          <w:color w:val="000000" w:themeColor="text1"/>
+          <w:sz w:val="28"/>
+          <w:szCs w:val="28"/>
+        </w:rPr>
+        <w:t>A</w:t>
+      </w:r>
+    </w:p>
+    <w:p>
+      <w:pPr>
+        <w:rPr>
+          <w:color w:val="000000" w:themeColor="text1"/>
+          <w:sz w:val="28"/>
+          <w:szCs w:val="28"/>
+        </w:rPr>
+      </w:pPr>
+      <w:r>
+        <w:rPr>
+          <w:rFonts w:hint="eastAsia"/>
+          <w:color w:val="000000" w:themeColor="text1"/>
+          <w:sz w:val="28"/>
+          <w:szCs w:val="28"/>
+        </w:rPr>
+        <w:t>a</w:t>
+      </w:r>
+      <w:r>
+        <w:rPr>
+          <w:color w:val="000000" w:themeColor="text1"/>
+          <w:sz w:val="28"/>
+          <w:szCs w:val="28"/>
+        </w:rPr>
+        <w:t xml:space="preserve">ccessible by bus/subway/train </w:t>
+      </w:r>
+      <w:r>
+        <w:rPr>
+          <w:rFonts w:hint="eastAsia"/>
+          <w:color w:val="000000" w:themeColor="text1"/>
+          <w:sz w:val="28"/>
+          <w:szCs w:val="28"/>
+        </w:rPr>
+        <w:t>可以搭公車</w:t>
+      </w:r>
+      <w:r>
+        <w:rPr>
+          <w:rFonts w:hint="eastAsia"/>
+          <w:color w:val="000000" w:themeColor="text1"/>
+          <w:sz w:val="28"/>
+          <w:szCs w:val="28"/>
+        </w:rPr>
+        <w:t>/</w:t>
+      </w:r>
+      <w:r>
+        <w:rPr>
+          <w:rFonts w:hint="eastAsia"/>
+          <w:color w:val="000000" w:themeColor="text1"/>
+          <w:sz w:val="28"/>
+          <w:szCs w:val="28"/>
+        </w:rPr>
+        <w:t>地鐵</w:t>
+      </w:r>
+      <w:r>
+        <w:rPr>
+          <w:rFonts w:hint="eastAsia"/>
+          <w:color w:val="000000" w:themeColor="text1"/>
+          <w:sz w:val="28"/>
+          <w:szCs w:val="28"/>
+        </w:rPr>
+        <w:t>/</w:t>
+      </w:r>
+      <w:r>
+        <w:rPr>
+          <w:rFonts w:hint="eastAsia"/>
+          <w:color w:val="000000" w:themeColor="text1"/>
+          <w:sz w:val="28"/>
+          <w:szCs w:val="28"/>
+        </w:rPr>
+        <w:t>火車到達的</w:t>
+      </w:r>
+    </w:p>
+    <w:p>
+      <w:pPr>
+        <w:rPr>
+          <w:color w:val="000000" w:themeColor="text1"/>
+          <w:sz w:val="28"/>
+          <w:szCs w:val="28"/>
+        </w:rPr>
+      </w:pPr>
+    </w:p>
+    <w:p>
+      <w:pPr>
+        <w:rPr>
+          <w:color w:val="000000" w:themeColor="text1"/>
+          <w:sz w:val="28"/>
+          <w:szCs w:val="28"/>
+        </w:rPr>
+      </w:pPr>
+      <w:r>
+        <w:rPr>
+          <w:rFonts w:hint="eastAsia"/>
+          <w:color w:val="000000" w:themeColor="text1"/>
+          <w:sz w:val="28"/>
+          <w:szCs w:val="28"/>
+        </w:rPr>
+        <w:t>i</w:t>
+      </w:r>
+      <w:r>
+        <w:rPr>
+          <w:color w:val="000000" w:themeColor="text1"/>
+          <w:sz w:val="28"/>
+          <w:szCs w:val="28"/>
+        </w:rPr>
+        <w:t>mplement v.</w:t>
+      </w:r>
+      <w:r>
+        <w:rPr>
+          <w:rFonts w:hint="eastAsia"/>
+          <w:color w:val="000000" w:themeColor="text1"/>
+          <w:sz w:val="28"/>
+          <w:szCs w:val="28"/>
+        </w:rPr>
+        <w:t>實施</w:t>
+      </w:r>
+      <w:r>
+        <w:rPr>
+          <w:rFonts w:hint="eastAsia"/>
+          <w:color w:val="000000" w:themeColor="text1"/>
+          <w:sz w:val="28"/>
+          <w:szCs w:val="28"/>
+        </w:rPr>
+        <w:t>/</w:t>
+      </w:r>
+      <w:r>
+        <w:rPr>
+          <w:rFonts w:hint="eastAsia"/>
+          <w:color w:val="000000" w:themeColor="text1"/>
+          <w:sz w:val="28"/>
+          <w:szCs w:val="28"/>
+        </w:rPr>
+        <w:t>執行</w:t>
+      </w:r>
+      <w:r>
+        <w:rPr>
+          <w:rFonts w:hint="eastAsia"/>
+          <w:color w:val="000000" w:themeColor="text1"/>
+          <w:sz w:val="28"/>
+          <w:szCs w:val="28"/>
+        </w:rPr>
+        <w:t xml:space="preserve"> </w:t>
+      </w:r>
+      <w:r>
+        <w:rPr>
+          <w:color w:val="000000" w:themeColor="text1"/>
+          <w:sz w:val="28"/>
+          <w:szCs w:val="28"/>
+        </w:rPr>
+        <w:t>= carry out,execute</w:t>
+      </w:r>
+    </w:p>
+    <w:p>
+      <w:pPr>
+        <w:rPr>
+          <w:color w:val="000000" w:themeColor="text1"/>
+          <w:sz w:val="28"/>
+          <w:szCs w:val="28"/>
+        </w:rPr>
+      </w:pPr>
+      <w:r>
+        <w:rPr>
+          <w:rFonts w:hint="eastAsia"/>
+          <w:color w:val="000000" w:themeColor="text1"/>
+          <w:sz w:val="28"/>
+          <w:szCs w:val="28"/>
+        </w:rPr>
+        <w:t>i</w:t>
+      </w:r>
+      <w:r>
+        <w:rPr>
+          <w:color w:val="000000" w:themeColor="text1"/>
+          <w:sz w:val="28"/>
+          <w:szCs w:val="28"/>
+        </w:rPr>
+        <w:t xml:space="preserve">mplement a plan </w:t>
+      </w:r>
+      <w:r>
+        <w:rPr>
+          <w:rFonts w:hint="eastAsia"/>
+          <w:color w:val="000000" w:themeColor="text1"/>
+          <w:sz w:val="28"/>
+          <w:szCs w:val="28"/>
+        </w:rPr>
+        <w:t>實施計畫</w:t>
+      </w:r>
+    </w:p>
+    <w:p>
+      <w:pPr>
+        <w:rPr>
+          <w:color w:val="000000" w:themeColor="text1"/>
+          <w:sz w:val="28"/>
+          <w:szCs w:val="28"/>
+        </w:rPr>
+      </w:pPr>
+      <w:r>
+        <w:rPr>
+          <w:rFonts w:hint="eastAsia"/>
+          <w:color w:val="000000" w:themeColor="text1"/>
+          <w:sz w:val="28"/>
+          <w:szCs w:val="28"/>
+        </w:rPr>
+        <w:t>i</w:t>
+      </w:r>
+      <w:r>
+        <w:rPr>
+          <w:color w:val="000000" w:themeColor="text1"/>
+          <w:sz w:val="28"/>
+          <w:szCs w:val="28"/>
+        </w:rPr>
+        <w:t xml:space="preserve">mplement measures </w:t>
+      </w:r>
+      <w:r>
+        <w:rPr>
+          <w:rFonts w:hint="eastAsia"/>
+          <w:color w:val="000000" w:themeColor="text1"/>
+          <w:sz w:val="28"/>
+          <w:szCs w:val="28"/>
+        </w:rPr>
+        <w:t>實施措施</w:t>
+      </w:r>
+    </w:p>
+    <w:p>
+      <w:pPr>
+        <w:rPr>
+          <w:color w:val="000000" w:themeColor="text1"/>
+          <w:sz w:val="28"/>
+          <w:szCs w:val="28"/>
+        </w:rPr>
+      </w:pPr>
+    </w:p>
+    <w:p>
+      <w:pPr>
+        <w:rPr>
+          <w:color w:val="000000" w:themeColor="text1"/>
+          <w:sz w:val="28"/>
+          <w:szCs w:val="28"/>
+        </w:rPr>
+      </w:pPr>
+    </w:p>
+    <w:p>
+      <w:pPr>
+        <w:rPr>
+          <w:color w:val="000000" w:themeColor="text1"/>
+          <w:sz w:val="28"/>
+          <w:szCs w:val="28"/>
+        </w:rPr>
+      </w:pPr>
+      <w:r>
+        <w:rPr>
+          <w:rFonts w:hint="eastAsia"/>
+          <w:color w:val="000000" w:themeColor="text1"/>
+          <w:sz w:val="28"/>
+          <w:szCs w:val="28"/>
+        </w:rPr>
+        <w:t>o</w:t>
+      </w:r>
+      <w:r>
+        <w:rPr>
+          <w:color w:val="000000" w:themeColor="text1"/>
+          <w:sz w:val="28"/>
+          <w:szCs w:val="28"/>
+        </w:rPr>
+        <w:t>utstanding adj.</w:t>
+      </w:r>
+      <w:r>
+        <w:rPr>
+          <w:rFonts w:hint="eastAsia"/>
+          <w:color w:val="000000" w:themeColor="text1"/>
+          <w:sz w:val="28"/>
+          <w:szCs w:val="28"/>
+        </w:rPr>
+        <w:t>傑出的</w:t>
+      </w:r>
+      <w:r>
+        <w:rPr>
+          <w:rFonts w:hint="eastAsia"/>
+          <w:color w:val="000000" w:themeColor="text1"/>
+          <w:sz w:val="28"/>
+          <w:szCs w:val="28"/>
+        </w:rPr>
+        <w:t>/</w:t>
+      </w:r>
+      <w:r>
+        <w:rPr>
+          <w:rFonts w:hint="eastAsia"/>
+          <w:color w:val="000000" w:themeColor="text1"/>
+          <w:sz w:val="28"/>
+          <w:szCs w:val="28"/>
+        </w:rPr>
+        <w:t>未償還</w:t>
+      </w:r>
+      <w:r>
+        <w:rPr>
+          <w:rFonts w:hint="eastAsia"/>
+          <w:color w:val="000000" w:themeColor="text1"/>
+          <w:sz w:val="28"/>
+          <w:szCs w:val="28"/>
+        </w:rPr>
+        <w:t xml:space="preserve"> </w:t>
+      </w:r>
+      <w:r>
+        <w:rPr>
+          <w:color w:val="000000" w:themeColor="text1"/>
+          <w:sz w:val="28"/>
+          <w:szCs w:val="28"/>
+        </w:rPr>
+        <w:t xml:space="preserve">= expectional </w:t>
+      </w:r>
+      <w:r>
+        <w:rPr>
+          <w:rFonts w:hint="eastAsia"/>
+          <w:color w:val="000000" w:themeColor="text1"/>
+          <w:sz w:val="28"/>
+          <w:szCs w:val="28"/>
+        </w:rPr>
+        <w:t>/o</w:t>
+      </w:r>
+      <w:r>
+        <w:rPr>
+          <w:color w:val="000000" w:themeColor="text1"/>
+          <w:sz w:val="28"/>
+          <w:szCs w:val="28"/>
+        </w:rPr>
+        <w:t>verdue</w:t>
+      </w:r>
+      <w:r>
+        <w:rPr>
+          <w:rFonts w:hint="eastAsia"/>
+          <w:color w:val="000000" w:themeColor="text1"/>
+          <w:sz w:val="28"/>
+          <w:szCs w:val="28"/>
+        </w:rPr>
+        <w:t>、</w:t>
+      </w:r>
+      <w:r>
+        <w:rPr>
+          <w:rFonts w:hint="eastAsia"/>
+          <w:color w:val="000000" w:themeColor="text1"/>
+          <w:sz w:val="28"/>
+          <w:szCs w:val="28"/>
+        </w:rPr>
+        <w:t>u</w:t>
+      </w:r>
+      <w:r>
+        <w:rPr>
+          <w:color w:val="000000" w:themeColor="text1"/>
+          <w:sz w:val="28"/>
+          <w:szCs w:val="28"/>
+        </w:rPr>
+        <w:t>n</w:t>
+      </w:r>
+      <w:r>
+        <w:rPr>
+          <w:rFonts w:hint="eastAsia"/>
+          <w:color w:val="000000" w:themeColor="text1"/>
+          <w:sz w:val="28"/>
+          <w:szCs w:val="28"/>
+        </w:rPr>
+        <w:t>p</w:t>
+      </w:r>
+      <w:r>
+        <w:rPr>
+          <w:color w:val="000000" w:themeColor="text1"/>
+          <w:sz w:val="28"/>
+          <w:szCs w:val="28"/>
+        </w:rPr>
+        <w:t>aid</w:t>
+      </w:r>
+      <w:r>
+        <w:rPr>
+          <w:rFonts w:hint="eastAsia"/>
+          <w:color w:val="000000" w:themeColor="text1"/>
+          <w:sz w:val="28"/>
+          <w:szCs w:val="28"/>
+        </w:rPr>
+        <w:t>未償還</w:t>
+      </w:r>
+    </w:p>
+    <w:p>
+      <w:pPr>
+        <w:rPr>
+          <w:color w:val="000000" w:themeColor="text1"/>
+          <w:sz w:val="28"/>
+          <w:szCs w:val="28"/>
+        </w:rPr>
+      </w:pPr>
+    </w:p>
+    <w:p>
+      <w:pPr>
+        <w:rPr>
+          <w:color w:val="000000" w:themeColor="text1"/>
+          <w:sz w:val="28"/>
+          <w:szCs w:val="28"/>
+        </w:rPr>
+      </w:pPr>
+      <w:r>
+        <w:rPr>
+          <w:rFonts w:hint="eastAsia"/>
+          <w:color w:val="000000" w:themeColor="text1"/>
+          <w:sz w:val="28"/>
+          <w:szCs w:val="28"/>
+        </w:rPr>
+        <w:t>i</w:t>
+      </w:r>
+      <w:r>
+        <w:rPr>
+          <w:color w:val="000000" w:themeColor="text1"/>
+          <w:sz w:val="28"/>
+          <w:szCs w:val="28"/>
+        </w:rPr>
+        <w:t>nform v.</w:t>
+      </w:r>
+      <w:r>
+        <w:rPr>
+          <w:rFonts w:hint="eastAsia"/>
+          <w:color w:val="000000" w:themeColor="text1"/>
+          <w:sz w:val="28"/>
+          <w:szCs w:val="28"/>
+        </w:rPr>
+        <w:t>通知</w:t>
+      </w:r>
+      <w:r>
+        <w:rPr>
+          <w:rFonts w:hint="eastAsia"/>
+          <w:color w:val="000000" w:themeColor="text1"/>
+          <w:sz w:val="28"/>
+          <w:szCs w:val="28"/>
+        </w:rPr>
+        <w:t>(</w:t>
+      </w:r>
+      <w:r>
+        <w:rPr>
+          <w:rFonts w:hint="eastAsia"/>
+          <w:color w:val="000000" w:themeColor="text1"/>
+          <w:sz w:val="28"/>
+          <w:szCs w:val="28"/>
+        </w:rPr>
+        <w:t>某人</w:t>
+      </w:r>
+      <w:r>
+        <w:rPr>
+          <w:rFonts w:hint="eastAsia"/>
+          <w:color w:val="000000" w:themeColor="text1"/>
+          <w:sz w:val="28"/>
+          <w:szCs w:val="28"/>
+        </w:rPr>
+        <w:t>)</w:t>
+      </w:r>
+    </w:p>
+    <w:p>
+      <w:pPr>
+        <w:rPr>
+          <w:rFonts w:hint="eastAsia"/>
+          <w:color w:val="000000" w:themeColor="text1"/>
+          <w:sz w:val="28"/>
+          <w:szCs w:val="28"/>
+        </w:rPr>
+      </w:pPr>
+      <w:r>
+        <w:rPr>
+          <w:rFonts w:hint="eastAsia"/>
+          <w:color w:val="000000" w:themeColor="text1"/>
+          <w:sz w:val="28"/>
+          <w:szCs w:val="28"/>
+        </w:rPr>
+        <w:t>i</w:t>
+      </w:r>
+      <w:r>
+        <w:rPr>
+          <w:color w:val="000000" w:themeColor="text1"/>
+          <w:sz w:val="28"/>
+          <w:szCs w:val="28"/>
+        </w:rPr>
+        <w:t xml:space="preserve">nform </w:t>
+      </w:r>
+      <w:r>
+        <w:rPr>
+          <w:rFonts w:hint="eastAsia"/>
+          <w:color w:val="000000" w:themeColor="text1"/>
+          <w:sz w:val="28"/>
+          <w:szCs w:val="28"/>
+        </w:rPr>
+        <w:t>人</w:t>
+      </w:r>
+      <w:r>
+        <w:rPr>
+          <w:rFonts w:hint="eastAsia"/>
+          <w:color w:val="000000" w:themeColor="text1"/>
+          <w:sz w:val="28"/>
+          <w:szCs w:val="28"/>
+        </w:rPr>
+        <w:t>+</w:t>
+      </w:r>
+      <w:r>
+        <w:rPr>
+          <w:color w:val="000000" w:themeColor="text1"/>
+          <w:sz w:val="28"/>
+          <w:szCs w:val="28"/>
+        </w:rPr>
+        <w:t xml:space="preserve"> of</w:t>
+      </w:r>
+      <w:r>
+        <w:rPr>
+          <w:rFonts w:hint="eastAsia"/>
+          <w:color w:val="000000" w:themeColor="text1"/>
+          <w:sz w:val="28"/>
+          <w:szCs w:val="28"/>
+        </w:rPr>
+        <w:t>內容</w:t>
+      </w:r>
+      <w:r>
+        <w:rPr>
+          <w:rFonts w:hint="eastAsia"/>
+          <w:color w:val="000000" w:themeColor="text1"/>
+          <w:sz w:val="28"/>
+          <w:szCs w:val="28"/>
+        </w:rPr>
+        <w:t>/</w:t>
+      </w:r>
+      <w:r>
+        <w:rPr>
+          <w:color w:val="000000" w:themeColor="text1"/>
+          <w:sz w:val="28"/>
+          <w:szCs w:val="28"/>
+        </w:rPr>
+        <w:t>that</w:t>
+      </w:r>
+      <w:r>
+        <w:rPr>
+          <w:rFonts w:hint="eastAsia"/>
+          <w:color w:val="000000" w:themeColor="text1"/>
+          <w:sz w:val="28"/>
+          <w:szCs w:val="28"/>
+        </w:rPr>
+        <w:t>子句</w:t>
+      </w:r>
+      <w:r>
+        <w:rPr>
+          <w:rFonts w:hint="eastAsia"/>
+          <w:color w:val="000000" w:themeColor="text1"/>
+          <w:sz w:val="28"/>
+          <w:szCs w:val="28"/>
+        </w:rPr>
+        <w:t xml:space="preserve"> </w:t>
+      </w:r>
+      <w:r>
+        <w:rPr>
+          <w:rFonts w:hint="eastAsia"/>
+          <w:color w:val="000000" w:themeColor="text1"/>
+          <w:sz w:val="28"/>
+          <w:szCs w:val="28"/>
+        </w:rPr>
+        <w:t>通知某人某件事</w:t>
+      </w:r>
+    </w:p>
+    <w:p>
+      <w:pPr>
+        <w:rPr>
+          <w:color w:val="000000" w:themeColor="text1"/>
+          <w:sz w:val="28"/>
+          <w:szCs w:val="28"/>
+        </w:rPr>
+      </w:pPr>
+      <w:r>
+        <w:rPr>
+          <w:rFonts w:hint="eastAsia"/>
+          <w:color w:val="000000" w:themeColor="text1"/>
+          <w:sz w:val="28"/>
+          <w:szCs w:val="28"/>
+        </w:rPr>
+        <w:t>e</w:t>
+      </w:r>
+      <w:r>
+        <w:rPr>
+          <w:color w:val="000000" w:themeColor="text1"/>
+          <w:sz w:val="28"/>
+          <w:szCs w:val="28"/>
+        </w:rPr>
+        <w:t>xplain(to</w:t>
+      </w:r>
+      <w:r>
+        <w:rPr>
+          <w:rFonts w:hint="eastAsia"/>
+          <w:color w:val="000000" w:themeColor="text1"/>
+          <w:sz w:val="28"/>
+          <w:szCs w:val="28"/>
+        </w:rPr>
+        <w:t>人</w:t>
+      </w:r>
+      <w:r>
+        <w:rPr>
+          <w:rFonts w:hint="eastAsia"/>
+          <w:color w:val="000000" w:themeColor="text1"/>
+          <w:sz w:val="28"/>
+          <w:szCs w:val="28"/>
+        </w:rPr>
+        <w:t>)</w:t>
+      </w:r>
+      <w:r>
+        <w:rPr>
+          <w:color w:val="000000" w:themeColor="text1"/>
+          <w:sz w:val="28"/>
+          <w:szCs w:val="28"/>
+        </w:rPr>
+        <w:t xml:space="preserve"> that</w:t>
+      </w:r>
+      <w:r>
+        <w:rPr>
+          <w:rFonts w:hint="eastAsia"/>
+          <w:color w:val="000000" w:themeColor="text1"/>
+          <w:sz w:val="28"/>
+          <w:szCs w:val="28"/>
+        </w:rPr>
+        <w:t>子句</w:t>
+      </w:r>
+      <w:r>
+        <w:rPr>
+          <w:rFonts w:hint="eastAsia"/>
+          <w:color w:val="000000" w:themeColor="text1"/>
+          <w:sz w:val="28"/>
+          <w:szCs w:val="28"/>
+        </w:rPr>
+        <w:t xml:space="preserve"> (</w:t>
+      </w:r>
+      <w:r>
+        <w:rPr>
+          <w:rFonts w:hint="eastAsia"/>
+          <w:color w:val="000000" w:themeColor="text1"/>
+          <w:sz w:val="28"/>
+          <w:szCs w:val="28"/>
+        </w:rPr>
+        <w:t>向某人</w:t>
+      </w:r>
+      <w:r>
+        <w:rPr>
+          <w:rFonts w:hint="eastAsia"/>
+          <w:color w:val="000000" w:themeColor="text1"/>
+          <w:sz w:val="28"/>
+          <w:szCs w:val="28"/>
+        </w:rPr>
+        <w:t>)</w:t>
+      </w:r>
+      <w:r>
+        <w:rPr>
+          <w:rFonts w:hint="eastAsia"/>
+          <w:color w:val="000000" w:themeColor="text1"/>
+          <w:sz w:val="28"/>
+          <w:szCs w:val="28"/>
+        </w:rPr>
+        <w:t>說明某件事</w:t>
+      </w:r>
+    </w:p>
+    <w:p>
+      <w:pPr>
+        <w:rPr>
+          <w:color w:val="000000" w:themeColor="text1"/>
+          <w:sz w:val="28"/>
+          <w:szCs w:val="28"/>
+        </w:rPr>
+      </w:pPr>
+    </w:p>
+    <w:p>
+      <w:pPr>
+        <w:rPr>
+          <w:rFonts w:hint="eastAsia"/>
+          <w:color w:val="000000" w:themeColor="text1"/>
+          <w:sz w:val="28"/>
+          <w:szCs w:val="28"/>
+        </w:rPr>
+      </w:pPr>
+    </w:p>
+    <w:p>
+      <w:pPr>
+        <w:rPr>
+          <w:color w:val="000000" w:themeColor="text1"/>
+          <w:sz w:val="28"/>
+          <w:szCs w:val="28"/>
+        </w:rPr>
+      </w:pPr>
+      <w:r>
+        <w:rPr>
+          <w:rFonts w:hint="eastAsia"/>
+          <w:color w:val="000000" w:themeColor="text1"/>
+          <w:sz w:val="28"/>
+          <w:szCs w:val="28"/>
+        </w:rPr>
+        <w:t>r</w:t>
+      </w:r>
+      <w:r>
+        <w:rPr>
+          <w:color w:val="000000" w:themeColor="text1"/>
+          <w:sz w:val="28"/>
+          <w:szCs w:val="28"/>
+        </w:rPr>
+        <w:t>eplacement n.</w:t>
+      </w:r>
+      <w:r>
+        <w:rPr>
+          <w:rFonts w:hint="eastAsia"/>
+          <w:color w:val="000000" w:themeColor="text1"/>
+          <w:sz w:val="28"/>
+          <w:szCs w:val="28"/>
+        </w:rPr>
+        <w:t>代替</w:t>
+      </w:r>
+      <w:r>
+        <w:rPr>
+          <w:rFonts w:hint="eastAsia"/>
+          <w:color w:val="000000" w:themeColor="text1"/>
+          <w:sz w:val="28"/>
+          <w:szCs w:val="28"/>
+        </w:rPr>
+        <w:t>/</w:t>
+      </w:r>
+      <w:r>
+        <w:rPr>
+          <w:rFonts w:hint="eastAsia"/>
+          <w:color w:val="000000" w:themeColor="text1"/>
+          <w:sz w:val="28"/>
+          <w:szCs w:val="28"/>
+        </w:rPr>
+        <w:t>代替物</w:t>
+      </w:r>
+    </w:p>
+    <w:p>
+      <w:pPr>
+        <w:rPr>
+          <w:color w:val="000000" w:themeColor="text1"/>
+          <w:sz w:val="28"/>
+          <w:szCs w:val="28"/>
+        </w:rPr>
+      </w:pPr>
+    </w:p>
+    <w:p>
+      <w:pPr>
+        <w:rPr>
+          <w:color w:val="000000" w:themeColor="text1"/>
+          <w:sz w:val="28"/>
+          <w:szCs w:val="28"/>
+        </w:rPr>
+      </w:pPr>
+      <w:r>
+        <w:rPr>
+          <w:rFonts w:hint="eastAsia"/>
+          <w:color w:val="000000" w:themeColor="text1"/>
+          <w:sz w:val="28"/>
+          <w:szCs w:val="28"/>
+        </w:rPr>
+        <w:t>p</w:t>
+      </w:r>
+      <w:r>
+        <w:rPr>
+          <w:color w:val="000000" w:themeColor="text1"/>
+          <w:sz w:val="28"/>
+          <w:szCs w:val="28"/>
+        </w:rPr>
+        <w:t>ermanently adv.</w:t>
+      </w:r>
+      <w:r>
+        <w:rPr>
+          <w:rFonts w:hint="eastAsia"/>
+          <w:color w:val="000000" w:themeColor="text1"/>
+          <w:sz w:val="28"/>
+          <w:szCs w:val="28"/>
+        </w:rPr>
+        <w:t>永久地</w:t>
+      </w:r>
+      <w:r>
+        <w:rPr>
+          <w:rFonts w:hint="eastAsia"/>
+          <w:color w:val="000000" w:themeColor="text1"/>
+          <w:sz w:val="28"/>
+          <w:szCs w:val="28"/>
+        </w:rPr>
+        <w:t xml:space="preserve"> </w:t>
+      </w:r>
+      <w:r>
+        <w:rPr>
+          <w:color w:val="000000" w:themeColor="text1"/>
+          <w:sz w:val="28"/>
+          <w:szCs w:val="28"/>
+        </w:rPr>
+        <w:t xml:space="preserve">= </w:t>
+      </w:r>
+      <w:r>
+        <w:rPr>
+          <w:rFonts w:hint="eastAsia"/>
+          <w:color w:val="000000" w:themeColor="text1"/>
+          <w:sz w:val="28"/>
+          <w:szCs w:val="28"/>
+        </w:rPr>
+        <w:t>i</w:t>
+      </w:r>
+      <w:r>
+        <w:rPr>
+          <w:color w:val="000000" w:themeColor="text1"/>
+          <w:sz w:val="28"/>
+          <w:szCs w:val="28"/>
+        </w:rPr>
+        <w:t>ndefinitely</w:t>
+      </w:r>
+    </w:p>
+    <w:p>
+      <w:pPr>
+        <w:rPr>
+          <w:color w:val="000000" w:themeColor="text1"/>
+          <w:sz w:val="28"/>
+          <w:szCs w:val="28"/>
+        </w:rPr>
+      </w:pPr>
+    </w:p>
+    <w:p>
+      <w:pPr>
+        <w:rPr>
+          <w:color w:val="000000" w:themeColor="text1"/>
+          <w:sz w:val="28"/>
+          <w:szCs w:val="28"/>
+        </w:rPr>
+      </w:pPr>
+      <w:r>
+        <w:rPr>
+          <w:rFonts w:hint="eastAsia"/>
+          <w:color w:val="000000" w:themeColor="text1"/>
+          <w:sz w:val="28"/>
+          <w:szCs w:val="28"/>
+        </w:rPr>
+        <w:t>f</w:t>
+      </w:r>
+      <w:r>
+        <w:rPr>
+          <w:color w:val="000000" w:themeColor="text1"/>
+          <w:sz w:val="28"/>
+          <w:szCs w:val="28"/>
+        </w:rPr>
+        <w:t>ulfill v.</w:t>
+      </w:r>
+      <w:r>
+        <w:rPr>
+          <w:rFonts w:hint="eastAsia"/>
+          <w:color w:val="000000" w:themeColor="text1"/>
+          <w:sz w:val="28"/>
+          <w:szCs w:val="28"/>
+        </w:rPr>
+        <w:t>滿足</w:t>
+      </w:r>
+      <w:r>
+        <w:rPr>
+          <w:rFonts w:hint="eastAsia"/>
+          <w:color w:val="000000" w:themeColor="text1"/>
+          <w:sz w:val="28"/>
+          <w:szCs w:val="28"/>
+        </w:rPr>
+        <w:t>/</w:t>
+      </w:r>
+      <w:r>
+        <w:rPr>
+          <w:rFonts w:hint="eastAsia"/>
+          <w:color w:val="000000" w:themeColor="text1"/>
+          <w:sz w:val="28"/>
+          <w:szCs w:val="28"/>
+        </w:rPr>
+        <w:t>履行</w:t>
+      </w:r>
+      <w:r>
+        <w:rPr>
+          <w:rFonts w:hint="eastAsia"/>
+          <w:color w:val="000000" w:themeColor="text1"/>
+          <w:sz w:val="28"/>
+          <w:szCs w:val="28"/>
+        </w:rPr>
+        <w:t xml:space="preserve"> </w:t>
+      </w:r>
+      <w:r>
+        <w:rPr>
+          <w:color w:val="000000" w:themeColor="text1"/>
+          <w:sz w:val="28"/>
+          <w:szCs w:val="28"/>
+        </w:rPr>
+        <w:t xml:space="preserve">= meet </w:t>
+      </w:r>
+    </w:p>
+    <w:p>
+      <w:pPr>
+        <w:rPr>
+          <w:color w:val="000000" w:themeColor="text1"/>
+          <w:sz w:val="28"/>
+          <w:szCs w:val="28"/>
+        </w:rPr>
+      </w:pPr>
+    </w:p>
+    <w:p>
+      <w:pPr>
+        <w:rPr>
+          <w:color w:val="000000" w:themeColor="text1"/>
+          <w:sz w:val="28"/>
+          <w:szCs w:val="28"/>
+        </w:rPr>
+      </w:pPr>
+      <w:r>
+        <w:rPr>
+          <w:rFonts w:hint="eastAsia"/>
+          <w:color w:val="000000" w:themeColor="text1"/>
+          <w:sz w:val="28"/>
+          <w:szCs w:val="28"/>
+        </w:rPr>
+        <w:t>o</w:t>
+      </w:r>
+      <w:r>
+        <w:rPr>
+          <w:color w:val="000000" w:themeColor="text1"/>
+          <w:sz w:val="28"/>
+          <w:szCs w:val="28"/>
+        </w:rPr>
+        <w:t>utline n.</w:t>
+      </w:r>
+      <w:r>
+        <w:rPr>
+          <w:rFonts w:hint="eastAsia"/>
+          <w:color w:val="000000" w:themeColor="text1"/>
+          <w:sz w:val="28"/>
+          <w:szCs w:val="28"/>
+        </w:rPr>
+        <w:t>概要</w:t>
+      </w:r>
+      <w:r>
+        <w:rPr>
+          <w:rFonts w:hint="eastAsia"/>
+          <w:color w:val="000000" w:themeColor="text1"/>
+          <w:sz w:val="28"/>
+          <w:szCs w:val="28"/>
+        </w:rPr>
+        <w:t>/</w:t>
+      </w:r>
+      <w:r>
+        <w:rPr>
+          <w:rFonts w:hint="eastAsia"/>
+          <w:color w:val="000000" w:themeColor="text1"/>
+          <w:sz w:val="28"/>
+          <w:szCs w:val="28"/>
+        </w:rPr>
+        <w:t>大綱</w:t>
+      </w:r>
+    </w:p>
+    <w:p>
+      <w:pPr>
+        <w:rPr>
+          <w:color w:val="000000" w:themeColor="text1"/>
+          <w:sz w:val="28"/>
+          <w:szCs w:val="28"/>
+        </w:rPr>
+      </w:pPr>
+      <w:r>
+        <w:rPr>
+          <w:rFonts w:hint="eastAsia"/>
+          <w:color w:val="000000" w:themeColor="text1"/>
+          <w:sz w:val="28"/>
+          <w:szCs w:val="28"/>
+        </w:rPr>
+        <w:lastRenderedPageBreak/>
+        <w:t>e</w:t>
+      </w:r>
+      <w:r>
+        <w:rPr>
+          <w:color w:val="000000" w:themeColor="text1"/>
+          <w:sz w:val="28"/>
+          <w:szCs w:val="28"/>
+        </w:rPr>
+        <w:t>xplain v.</w:t>
+      </w:r>
+      <w:r>
+        <w:rPr>
+          <w:rFonts w:hint="eastAsia"/>
+          <w:color w:val="000000" w:themeColor="text1"/>
+          <w:sz w:val="28"/>
+          <w:szCs w:val="28"/>
+        </w:rPr>
+        <w:t>說明</w:t>
+      </w:r>
+    </w:p>
+    <w:p>
+      <w:pPr>
+        <w:rPr>
+          <w:color w:val="000000" w:themeColor="text1"/>
+          <w:sz w:val="28"/>
+          <w:szCs w:val="28"/>
+        </w:rPr>
+      </w:pPr>
+    </w:p>
+    <w:p>
+      <w:pPr>
+        <w:rPr>
+          <w:color w:val="000000" w:themeColor="text1"/>
+          <w:sz w:val="28"/>
+          <w:szCs w:val="28"/>
+        </w:rPr>
+      </w:pPr>
+      <w:r>
+        <w:rPr>
+          <w:rFonts w:hint="eastAsia"/>
+          <w:color w:val="000000" w:themeColor="text1"/>
+          <w:sz w:val="28"/>
+          <w:szCs w:val="28"/>
+        </w:rPr>
+        <w:t>c</w:t>
+      </w:r>
+      <w:r>
+        <w:rPr>
+          <w:color w:val="000000" w:themeColor="text1"/>
+          <w:sz w:val="28"/>
+          <w:szCs w:val="28"/>
+        </w:rPr>
+        <w:t>ontain v.</w:t>
+      </w:r>
+      <w:r>
+        <w:rPr>
+          <w:rFonts w:hint="eastAsia"/>
+          <w:color w:val="000000" w:themeColor="text1"/>
+          <w:sz w:val="28"/>
+          <w:szCs w:val="28"/>
+        </w:rPr>
+        <w:t>包含</w:t>
+      </w:r>
+      <w:r>
+        <w:rPr>
+          <w:rFonts w:hint="eastAsia"/>
+          <w:color w:val="000000" w:themeColor="text1"/>
+          <w:sz w:val="28"/>
+          <w:szCs w:val="28"/>
+        </w:rPr>
+        <w:t>/</w:t>
+      </w:r>
+      <w:r>
+        <w:rPr>
+          <w:rFonts w:hint="eastAsia"/>
+          <w:color w:val="000000" w:themeColor="text1"/>
+          <w:sz w:val="28"/>
+          <w:szCs w:val="28"/>
+        </w:rPr>
+        <w:t>容納</w:t>
+      </w:r>
+      <w:r>
+        <w:rPr>
+          <w:rFonts w:hint="eastAsia"/>
+          <w:color w:val="000000" w:themeColor="text1"/>
+          <w:sz w:val="28"/>
+          <w:szCs w:val="28"/>
+        </w:rPr>
+        <w:t xml:space="preserve"> </w:t>
+      </w:r>
+      <w:r>
+        <w:rPr>
+          <w:color w:val="000000" w:themeColor="text1"/>
+          <w:sz w:val="28"/>
+          <w:szCs w:val="28"/>
+        </w:rPr>
+        <w:t xml:space="preserve">= include </w:t>
+      </w:r>
+    </w:p>
+    <w:p>
+      <w:pPr>
+        <w:rPr>
+          <w:color w:val="000000" w:themeColor="text1"/>
+          <w:sz w:val="28"/>
+          <w:szCs w:val="28"/>
+        </w:rPr>
+      </w:pPr>
+    </w:p>
+    <w:p>
+      <w:pPr>
+        <w:rPr>
+          <w:color w:val="000000" w:themeColor="text1"/>
+          <w:sz w:val="28"/>
+          <w:szCs w:val="28"/>
+        </w:rPr>
+      </w:pPr>
+      <w:r>
+        <w:rPr>
+          <w:rFonts w:hint="eastAsia"/>
+          <w:color w:val="000000" w:themeColor="text1"/>
+          <w:sz w:val="28"/>
+          <w:szCs w:val="28"/>
+        </w:rPr>
+        <w:t>c</w:t>
+      </w:r>
+      <w:r>
+        <w:rPr>
+          <w:color w:val="000000" w:themeColor="text1"/>
+          <w:sz w:val="28"/>
+          <w:szCs w:val="28"/>
+        </w:rPr>
+        <w:t>ompile v.</w:t>
+      </w:r>
+      <w:r>
+        <w:rPr>
+          <w:rFonts w:hint="eastAsia"/>
+          <w:color w:val="000000" w:themeColor="text1"/>
+          <w:sz w:val="28"/>
+          <w:szCs w:val="28"/>
+        </w:rPr>
+        <w:t>彙整</w:t>
+      </w:r>
+      <w:r>
+        <w:rPr>
+          <w:rFonts w:hint="eastAsia"/>
+          <w:color w:val="000000" w:themeColor="text1"/>
+          <w:sz w:val="28"/>
+          <w:szCs w:val="28"/>
+        </w:rPr>
+        <w:t>/</w:t>
+      </w:r>
+      <w:r>
+        <w:rPr>
+          <w:rFonts w:hint="eastAsia"/>
+          <w:color w:val="000000" w:themeColor="text1"/>
+          <w:sz w:val="28"/>
+          <w:szCs w:val="28"/>
+        </w:rPr>
+        <w:t>收集</w:t>
+      </w:r>
+    </w:p>
+    <w:p>
+      <w:pPr>
+        <w:rPr>
+          <w:color w:val="000000" w:themeColor="text1"/>
+          <w:sz w:val="28"/>
+          <w:szCs w:val="28"/>
+        </w:rPr>
+      </w:pPr>
+    </w:p>
+    <w:p>
+      <w:pPr>
+        <w:rPr>
+          <w:color w:val="000000" w:themeColor="text1"/>
+          <w:sz w:val="28"/>
+          <w:szCs w:val="28"/>
+        </w:rPr>
+      </w:pPr>
+    </w:p>
+    <w:p>
+      <w:pPr>
+        <w:rPr>
+          <w:color w:val="000000" w:themeColor="text1"/>
+          <w:sz w:val="28"/>
+          <w:szCs w:val="28"/>
+        </w:rPr>
+      </w:pPr>
+      <w:r>
+        <w:rPr>
+          <w:rFonts w:hint="eastAsia"/>
+          <w:color w:val="000000" w:themeColor="text1"/>
+          <w:sz w:val="28"/>
+          <w:szCs w:val="28"/>
+        </w:rPr>
+        <w:t>s</w:t>
+      </w:r>
+      <w:r>
+        <w:rPr>
+          <w:color w:val="000000" w:themeColor="text1"/>
+          <w:sz w:val="28"/>
+          <w:szCs w:val="28"/>
+        </w:rPr>
+        <w:t>ubsequent adj.</w:t>
+      </w:r>
+      <w:r>
+        <w:rPr>
+          <w:rFonts w:hint="eastAsia"/>
+          <w:color w:val="000000" w:themeColor="text1"/>
+          <w:sz w:val="28"/>
+          <w:szCs w:val="28"/>
+        </w:rPr>
+        <w:t>後來</w:t>
+      </w:r>
+      <w:r>
+        <w:rPr>
+          <w:rFonts w:hint="eastAsia"/>
+          <w:color w:val="000000" w:themeColor="text1"/>
+          <w:sz w:val="28"/>
+          <w:szCs w:val="28"/>
+        </w:rPr>
+        <w:t>/</w:t>
+      </w:r>
+      <w:r>
+        <w:rPr>
+          <w:rFonts w:hint="eastAsia"/>
+          <w:color w:val="000000" w:themeColor="text1"/>
+          <w:sz w:val="28"/>
+          <w:szCs w:val="28"/>
+        </w:rPr>
+        <w:t>隨後</w:t>
+      </w:r>
+    </w:p>
+    <w:p>
+      <w:pPr>
+        <w:rPr>
+          <w:color w:val="000000" w:themeColor="text1"/>
+          <w:sz w:val="28"/>
+          <w:szCs w:val="28"/>
+        </w:rPr>
+      </w:pPr>
+      <w:r>
+        <w:rPr>
+          <w:rFonts w:hint="eastAsia"/>
+          <w:color w:val="000000" w:themeColor="text1"/>
+          <w:sz w:val="28"/>
+          <w:szCs w:val="28"/>
+        </w:rPr>
+        <w:t>s</w:t>
+      </w:r>
+      <w:r>
+        <w:rPr>
+          <w:color w:val="000000" w:themeColor="text1"/>
+          <w:sz w:val="28"/>
+          <w:szCs w:val="28"/>
+        </w:rPr>
+        <w:t xml:space="preserve">ubsequent to </w:t>
+      </w:r>
+      <w:r>
+        <w:rPr>
+          <w:rFonts w:hint="eastAsia"/>
+          <w:color w:val="000000" w:themeColor="text1"/>
+          <w:sz w:val="28"/>
+          <w:szCs w:val="28"/>
+        </w:rPr>
+        <w:t>在</w:t>
+      </w:r>
+      <w:r>
+        <w:rPr>
+          <w:rFonts w:hint="eastAsia"/>
+          <w:color w:val="000000" w:themeColor="text1"/>
+          <w:sz w:val="28"/>
+          <w:szCs w:val="28"/>
+        </w:rPr>
+        <w:t>~</w:t>
+      </w:r>
+      <w:r>
+        <w:rPr>
+          <w:rFonts w:hint="eastAsia"/>
+          <w:color w:val="000000" w:themeColor="text1"/>
+          <w:sz w:val="28"/>
+          <w:szCs w:val="28"/>
+        </w:rPr>
+        <w:t>之後</w:t>
+      </w:r>
+    </w:p>
+    <w:p>
+      <w:pPr>
+        <w:rPr>
+          <w:color w:val="000000" w:themeColor="text1"/>
+          <w:sz w:val="28"/>
+          <w:szCs w:val="28"/>
+        </w:rPr>
+      </w:pPr>
+    </w:p>
+    <w:p>
+      <w:pPr>
+        <w:rPr>
+          <w:color w:val="000000" w:themeColor="text1"/>
+          <w:sz w:val="28"/>
+          <w:szCs w:val="28"/>
+        </w:rPr>
+      </w:pPr>
+    </w:p>
+    <w:p>
+      <w:pPr>
+        <w:rPr>
+          <w:color w:val="000000" w:themeColor="text1"/>
+          <w:sz w:val="28"/>
+          <w:szCs w:val="28"/>
+        </w:rPr>
+      </w:pPr>
+      <w:r>
+        <w:rPr>
+          <w:rFonts w:hint="eastAsia"/>
+          <w:color w:val="000000" w:themeColor="text1"/>
+          <w:sz w:val="28"/>
+          <w:szCs w:val="28"/>
+        </w:rPr>
+        <w:t>o</w:t>
+      </w:r>
+      <w:r>
+        <w:rPr>
+          <w:color w:val="000000" w:themeColor="text1"/>
+          <w:sz w:val="28"/>
+          <w:szCs w:val="28"/>
+        </w:rPr>
+        <w:t>verview n.</w:t>
+      </w:r>
+      <w:r>
+        <w:rPr>
+          <w:rFonts w:hint="eastAsia"/>
+          <w:color w:val="000000" w:themeColor="text1"/>
+          <w:sz w:val="28"/>
+          <w:szCs w:val="28"/>
+        </w:rPr>
+        <w:t>概要</w:t>
+      </w:r>
+      <w:r>
+        <w:rPr>
+          <w:rFonts w:hint="eastAsia"/>
+          <w:color w:val="000000" w:themeColor="text1"/>
+          <w:sz w:val="28"/>
+          <w:szCs w:val="28"/>
+        </w:rPr>
+        <w:t>/</w:t>
+      </w:r>
+      <w:r>
+        <w:rPr>
+          <w:rFonts w:hint="eastAsia"/>
+          <w:color w:val="000000" w:themeColor="text1"/>
+          <w:sz w:val="28"/>
+          <w:szCs w:val="28"/>
+        </w:rPr>
+        <w:t>概觀</w:t>
+      </w:r>
+    </w:p>
+    <w:p>
+      <w:pPr>
+        <w:rPr>
+          <w:color w:val="000000" w:themeColor="text1"/>
+          <w:sz w:val="28"/>
+          <w:szCs w:val="28"/>
+        </w:rPr>
+      </w:pPr>
+    </w:p>
+    <w:p>
+      <w:pPr>
+        <w:rPr>
+          <w:color w:val="000000" w:themeColor="text1"/>
+          <w:sz w:val="28"/>
+          <w:szCs w:val="28"/>
+        </w:rPr>
+      </w:pPr>
+      <w:r>
+        <w:rPr>
+          <w:rFonts w:hint="eastAsia"/>
+          <w:color w:val="000000" w:themeColor="text1"/>
+          <w:sz w:val="28"/>
+          <w:szCs w:val="28"/>
+        </w:rPr>
+        <w:t>p</w:t>
+      </w:r>
+      <w:r>
+        <w:rPr>
+          <w:color w:val="000000" w:themeColor="text1"/>
+          <w:sz w:val="28"/>
+          <w:szCs w:val="28"/>
+        </w:rPr>
+        <w:t>rovider  n.</w:t>
+      </w:r>
+      <w:r>
+        <w:rPr>
+          <w:rFonts w:hint="eastAsia"/>
+          <w:color w:val="000000" w:themeColor="text1"/>
+          <w:sz w:val="28"/>
+          <w:szCs w:val="28"/>
+        </w:rPr>
+        <w:t>供應商</w:t>
+      </w:r>
+    </w:p>
+    <w:p>
+      <w:pPr>
+        <w:rPr>
+          <w:color w:val="000000" w:themeColor="text1"/>
+          <w:sz w:val="28"/>
+          <w:szCs w:val="28"/>
+        </w:rPr>
+      </w:pPr>
+    </w:p>
+    <w:p>
+      <w:pPr>
+        <w:rPr>
+          <w:color w:val="000000" w:themeColor="text1"/>
+          <w:sz w:val="28"/>
+          <w:szCs w:val="28"/>
+        </w:rPr>
+      </w:pPr>
+    </w:p>
+    <w:p>
+      <w:pPr>
+        <w:rPr>
+          <w:color w:val="000000" w:themeColor="text1"/>
+          <w:sz w:val="28"/>
+          <w:szCs w:val="28"/>
+        </w:rPr>
+      </w:pPr>
+      <w:r>
+        <w:rPr>
+          <w:rFonts w:hint="eastAsia"/>
+          <w:color w:val="000000" w:themeColor="text1"/>
+          <w:sz w:val="28"/>
+          <w:szCs w:val="28"/>
+        </w:rPr>
+        <w:t>m</w:t>
+      </w:r>
+      <w:r>
+        <w:rPr>
+          <w:color w:val="000000" w:themeColor="text1"/>
+          <w:sz w:val="28"/>
+          <w:szCs w:val="28"/>
+        </w:rPr>
+        <w:t>atter n.</w:t>
+      </w:r>
+      <w:r>
+        <w:rPr>
+          <w:rFonts w:hint="eastAsia"/>
+          <w:color w:val="000000" w:themeColor="text1"/>
+          <w:sz w:val="28"/>
+          <w:szCs w:val="28"/>
+        </w:rPr>
+        <w:t>事情</w:t>
+      </w:r>
+      <w:r>
+        <w:rPr>
+          <w:rFonts w:hint="eastAsia"/>
+          <w:color w:val="000000" w:themeColor="text1"/>
+          <w:sz w:val="28"/>
+          <w:szCs w:val="28"/>
+        </w:rPr>
+        <w:t>/</w:t>
+      </w:r>
+      <w:r>
+        <w:rPr>
+          <w:rFonts w:hint="eastAsia"/>
+          <w:color w:val="000000" w:themeColor="text1"/>
+          <w:sz w:val="28"/>
+          <w:szCs w:val="28"/>
+        </w:rPr>
+        <w:t>問題</w:t>
+      </w:r>
+    </w:p>
+    <w:p>
+      <w:pPr>
+        <w:rPr>
+          <w:color w:val="000000" w:themeColor="text1"/>
+          <w:sz w:val="28"/>
+          <w:szCs w:val="28"/>
+        </w:rPr>
+      </w:pPr>
+    </w:p>
+    <w:p>
+      <w:pPr>
+        <w:rPr>
+          <w:color w:val="000000" w:themeColor="text1"/>
+          <w:sz w:val="28"/>
+          <w:szCs w:val="28"/>
+        </w:rPr>
+      </w:pPr>
+      <w:r>
+        <w:rPr>
+          <w:rFonts w:hint="eastAsia"/>
+          <w:color w:val="000000" w:themeColor="text1"/>
+          <w:sz w:val="28"/>
+          <w:szCs w:val="28"/>
+        </w:rPr>
+        <w:t>e</w:t>
+      </w:r>
+      <w:r>
+        <w:rPr>
+          <w:color w:val="000000" w:themeColor="text1"/>
+          <w:sz w:val="28"/>
+          <w:szCs w:val="28"/>
+        </w:rPr>
+        <w:t>xpertise n.</w:t>
+      </w:r>
+      <w:r>
+        <w:rPr>
+          <w:rFonts w:hint="eastAsia"/>
+          <w:color w:val="000000" w:themeColor="text1"/>
+          <w:sz w:val="28"/>
+          <w:szCs w:val="28"/>
+        </w:rPr>
+        <w:t>專門知識</w:t>
+      </w:r>
+      <w:r>
+        <w:rPr>
+          <w:rFonts w:hint="eastAsia"/>
+          <w:color w:val="000000" w:themeColor="text1"/>
+          <w:sz w:val="28"/>
+          <w:szCs w:val="28"/>
+        </w:rPr>
+        <w:t>/</w:t>
+      </w:r>
+      <w:r>
+        <w:rPr>
+          <w:rFonts w:hint="eastAsia"/>
+          <w:color w:val="000000" w:themeColor="text1"/>
+          <w:sz w:val="28"/>
+          <w:szCs w:val="28"/>
+        </w:rPr>
+        <w:t>專門技術</w:t>
+      </w:r>
+    </w:p>
+    <w:p>
+      <w:pPr>
+        <w:rPr>
+          <w:color w:val="FF0000"/>
+          <w:sz w:val="28"/>
+          <w:szCs w:val="28"/>
+        </w:rPr>
+      </w:pPr>
+      <w:r>
+        <w:rPr>
+          <w:rFonts w:hint="eastAsia"/>
+          <w:color w:val="FF0000"/>
+          <w:sz w:val="28"/>
+          <w:szCs w:val="28"/>
+        </w:rPr>
+        <w:t>h</w:t>
+      </w:r>
+      <w:r>
+        <w:rPr>
+          <w:color w:val="FF0000"/>
+          <w:sz w:val="28"/>
+          <w:szCs w:val="28"/>
+        </w:rPr>
+        <w:t xml:space="preserve">ave expertise in A </w:t>
+      </w:r>
+      <w:r>
+        <w:rPr>
+          <w:rFonts w:hint="eastAsia"/>
+          <w:color w:val="FF0000"/>
+          <w:sz w:val="28"/>
+          <w:szCs w:val="28"/>
+        </w:rPr>
+        <w:t xml:space="preserve"> </w:t>
+      </w:r>
+      <w:r>
+        <w:rPr>
+          <w:rFonts w:hint="eastAsia"/>
+          <w:color w:val="FF0000"/>
+          <w:sz w:val="28"/>
+          <w:szCs w:val="28"/>
+        </w:rPr>
+        <w:t>有</w:t>
+      </w:r>
+      <w:r>
+        <w:rPr>
+          <w:color w:val="FF0000"/>
+          <w:sz w:val="28"/>
+          <w:szCs w:val="28"/>
+        </w:rPr>
+        <w:t>A</w:t>
+      </w:r>
+      <w:r>
+        <w:rPr>
+          <w:rFonts w:hint="eastAsia"/>
+          <w:color w:val="FF0000"/>
+          <w:sz w:val="28"/>
+          <w:szCs w:val="28"/>
+        </w:rPr>
+        <w:t>方面的專業知識</w:t>
+      </w:r>
+    </w:p>
+    <w:p>
+      <w:pPr>
+        <w:rPr>
+          <w:color w:val="FF0000"/>
+          <w:sz w:val="28"/>
+          <w:szCs w:val="28"/>
+        </w:rPr>
+      </w:pPr>
+      <w:r>
+        <w:rPr>
+          <w:rFonts w:hint="eastAsia"/>
+          <w:color w:val="FF0000"/>
+          <w:sz w:val="28"/>
+          <w:szCs w:val="28"/>
+        </w:rPr>
+        <w:t>a</w:t>
+      </w:r>
+      <w:r>
+        <w:rPr>
+          <w:color w:val="FF0000"/>
+          <w:sz w:val="28"/>
+          <w:szCs w:val="28"/>
+        </w:rPr>
+        <w:t xml:space="preserve">rea of expertise </w:t>
+      </w:r>
+      <w:r>
+        <w:rPr>
+          <w:rFonts w:hint="eastAsia"/>
+          <w:color w:val="FF0000"/>
+          <w:sz w:val="28"/>
+          <w:szCs w:val="28"/>
+        </w:rPr>
+        <w:t>專業領域</w:t>
+      </w:r>
+    </w:p>
+    <w:p>
+      <w:pPr>
+        <w:rPr>
+          <w:color w:val="000000" w:themeColor="text1"/>
+          <w:sz w:val="28"/>
+          <w:szCs w:val="28"/>
+        </w:rPr>
+      </w:pPr>
+    </w:p>
+    <w:p>
+      <w:pPr>
+        <w:rPr>
+          <w:color w:val="000000" w:themeColor="text1"/>
+          <w:sz w:val="28"/>
+          <w:szCs w:val="28"/>
+        </w:rPr>
+      </w:pPr>
+    </w:p>
+    <w:p>
+      <w:pPr>
+        <w:rPr>
+          <w:color w:val="000000" w:themeColor="text1"/>
+          <w:sz w:val="28"/>
+          <w:szCs w:val="28"/>
+        </w:rPr>
+      </w:pPr>
+      <w:r>
+        <w:rPr>
+          <w:rFonts w:hint="eastAsia"/>
+          <w:color w:val="000000" w:themeColor="text1"/>
+          <w:sz w:val="28"/>
+          <w:szCs w:val="28"/>
+        </w:rPr>
+        <w:t>d</w:t>
+      </w:r>
+      <w:r>
+        <w:rPr>
+          <w:color w:val="000000" w:themeColor="text1"/>
+          <w:sz w:val="28"/>
+          <w:szCs w:val="28"/>
+        </w:rPr>
+        <w:t>emonstrate v.</w:t>
+      </w:r>
+      <w:r>
+        <w:rPr>
+          <w:rFonts w:hint="eastAsia"/>
+          <w:color w:val="000000" w:themeColor="text1"/>
+          <w:sz w:val="28"/>
+          <w:szCs w:val="28"/>
+        </w:rPr>
+        <w:t>證明</w:t>
+      </w:r>
+      <w:r>
+        <w:rPr>
+          <w:rFonts w:hint="eastAsia"/>
+          <w:color w:val="000000" w:themeColor="text1"/>
+          <w:sz w:val="28"/>
+          <w:szCs w:val="28"/>
+        </w:rPr>
+        <w:t>/</w:t>
+      </w:r>
+      <w:r>
+        <w:rPr>
+          <w:rFonts w:hint="eastAsia"/>
+          <w:color w:val="000000" w:themeColor="text1"/>
+          <w:sz w:val="28"/>
+          <w:szCs w:val="28"/>
+        </w:rPr>
+        <w:t>說明</w:t>
+      </w:r>
+      <w:r>
+        <w:rPr>
+          <w:rFonts w:hint="eastAsia"/>
+          <w:color w:val="000000" w:themeColor="text1"/>
+          <w:sz w:val="28"/>
+          <w:szCs w:val="28"/>
+        </w:rPr>
+        <w:t>/</w:t>
+      </w:r>
+      <w:r>
+        <w:rPr>
+          <w:rFonts w:hint="eastAsia"/>
+          <w:color w:val="000000" w:themeColor="text1"/>
+          <w:sz w:val="28"/>
+          <w:szCs w:val="28"/>
+        </w:rPr>
+        <w:t>示範操作</w:t>
+      </w:r>
+      <w:r>
+        <w:rPr>
+          <w:rFonts w:hint="eastAsia"/>
+          <w:color w:val="000000" w:themeColor="text1"/>
+          <w:sz w:val="28"/>
+          <w:szCs w:val="28"/>
+        </w:rPr>
+        <w:t xml:space="preserve"> </w:t>
+      </w:r>
+      <w:r>
+        <w:rPr>
+          <w:color w:val="000000" w:themeColor="text1"/>
+          <w:sz w:val="28"/>
+          <w:szCs w:val="28"/>
+        </w:rPr>
+        <w:t>= prove</w:t>
+      </w:r>
+      <w:r>
+        <w:rPr>
+          <w:rFonts w:hint="eastAsia"/>
+          <w:color w:val="000000" w:themeColor="text1"/>
+          <w:sz w:val="28"/>
+          <w:szCs w:val="28"/>
+        </w:rPr>
+        <w:t>、</w:t>
+      </w:r>
+      <w:r>
+        <w:rPr>
+          <w:rFonts w:hint="eastAsia"/>
+          <w:color w:val="000000" w:themeColor="text1"/>
+          <w:sz w:val="28"/>
+          <w:szCs w:val="28"/>
+        </w:rPr>
+        <w:t>e</w:t>
+      </w:r>
+      <w:r>
+        <w:rPr>
+          <w:color w:val="000000" w:themeColor="text1"/>
+          <w:sz w:val="28"/>
+          <w:szCs w:val="28"/>
+        </w:rPr>
+        <w:t>xplain</w:t>
+      </w:r>
+    </w:p>
+    <w:p>
+      <w:pPr>
+        <w:rPr>
+          <w:color w:val="000000" w:themeColor="text1"/>
+          <w:sz w:val="28"/>
+          <w:szCs w:val="28"/>
+        </w:rPr>
+      </w:pPr>
+      <w:r>
+        <w:rPr>
+          <w:rFonts w:hint="eastAsia"/>
+          <w:color w:val="000000" w:themeColor="text1"/>
+          <w:sz w:val="28"/>
+          <w:szCs w:val="28"/>
+        </w:rPr>
+        <w:t>d</w:t>
+      </w:r>
+      <w:r>
+        <w:rPr>
+          <w:color w:val="000000" w:themeColor="text1"/>
+          <w:sz w:val="28"/>
+          <w:szCs w:val="28"/>
+        </w:rPr>
+        <w:t>isplay v.</w:t>
+      </w:r>
+      <w:r>
+        <w:rPr>
+          <w:rFonts w:hint="eastAsia"/>
+          <w:color w:val="000000" w:themeColor="text1"/>
+          <w:sz w:val="28"/>
+          <w:szCs w:val="28"/>
+        </w:rPr>
+        <w:t>展示</w:t>
+      </w:r>
+      <w:r>
+        <w:rPr>
+          <w:rFonts w:hint="eastAsia"/>
+          <w:color w:val="000000" w:themeColor="text1"/>
+          <w:sz w:val="28"/>
+          <w:szCs w:val="28"/>
+        </w:rPr>
+        <w:t>/</w:t>
+      </w:r>
+      <w:r>
+        <w:rPr>
+          <w:rFonts w:hint="eastAsia"/>
+          <w:color w:val="000000" w:themeColor="text1"/>
+          <w:sz w:val="28"/>
+          <w:szCs w:val="28"/>
+        </w:rPr>
+        <w:t>陳列</w:t>
+      </w:r>
+    </w:p>
+    <w:p>
+      <w:pPr>
+        <w:rPr>
+          <w:color w:val="000000" w:themeColor="text1"/>
+          <w:sz w:val="28"/>
+          <w:szCs w:val="28"/>
+        </w:rPr>
+      </w:pPr>
+      <w:r>
+        <w:rPr>
+          <w:rFonts w:hint="eastAsia"/>
+          <w:color w:val="000000" w:themeColor="text1"/>
+          <w:sz w:val="28"/>
+          <w:szCs w:val="28"/>
+        </w:rPr>
+        <w:lastRenderedPageBreak/>
+        <w:t>r</w:t>
+      </w:r>
+      <w:r>
+        <w:rPr>
+          <w:color w:val="000000" w:themeColor="text1"/>
+          <w:sz w:val="28"/>
+          <w:szCs w:val="28"/>
+        </w:rPr>
+        <w:t>emainder n.</w:t>
+      </w:r>
+      <w:r>
+        <w:rPr>
+          <w:rFonts w:hint="eastAsia"/>
+          <w:color w:val="000000" w:themeColor="text1"/>
+          <w:sz w:val="28"/>
+          <w:szCs w:val="28"/>
+        </w:rPr>
+        <w:t>剩餘</w:t>
+      </w:r>
+      <w:r>
+        <w:rPr>
+          <w:rFonts w:hint="eastAsia"/>
+          <w:color w:val="000000" w:themeColor="text1"/>
+          <w:sz w:val="28"/>
+          <w:szCs w:val="28"/>
+        </w:rPr>
+        <w:t>(</w:t>
+      </w:r>
+      <w:r>
+        <w:rPr>
+          <w:rFonts w:hint="eastAsia"/>
+          <w:color w:val="000000" w:themeColor="text1"/>
+          <w:sz w:val="28"/>
+          <w:szCs w:val="28"/>
+        </w:rPr>
+        <w:t>的東西</w:t>
+      </w:r>
+      <w:r>
+        <w:rPr>
+          <w:rFonts w:hint="eastAsia"/>
+          <w:color w:val="000000" w:themeColor="text1"/>
+          <w:sz w:val="28"/>
+          <w:szCs w:val="28"/>
+        </w:rPr>
+        <w:t xml:space="preserve">) </w:t>
+      </w:r>
+      <w:r>
+        <w:rPr>
+          <w:color w:val="000000" w:themeColor="text1"/>
+          <w:sz w:val="28"/>
+          <w:szCs w:val="28"/>
+        </w:rPr>
+        <w:t xml:space="preserve">= balance </w:t>
+      </w:r>
+    </w:p>
+    <w:p>
+      <w:pPr>
+        <w:rPr>
+          <w:color w:val="FF0000"/>
+          <w:sz w:val="28"/>
+          <w:szCs w:val="28"/>
+        </w:rPr>
+      </w:pPr>
+      <w:r>
+        <w:rPr>
+          <w:rFonts w:hint="eastAsia"/>
+          <w:color w:val="FF0000"/>
+          <w:sz w:val="28"/>
+          <w:szCs w:val="28"/>
+        </w:rPr>
+        <w:t>t</w:t>
+      </w:r>
+      <w:r>
+        <w:rPr>
+          <w:color w:val="FF0000"/>
+          <w:sz w:val="28"/>
+          <w:szCs w:val="28"/>
+        </w:rPr>
+        <w:t>hroughout the remainder of +</w:t>
+      </w:r>
+      <w:r>
+        <w:rPr>
+          <w:rFonts w:hint="eastAsia"/>
+          <w:color w:val="FF0000"/>
+          <w:sz w:val="28"/>
+          <w:szCs w:val="28"/>
+        </w:rPr>
+        <w:t>期間</w:t>
+      </w:r>
+    </w:p>
+    <w:p>
+      <w:pPr>
+        <w:rPr>
+          <w:color w:val="000000" w:themeColor="text1"/>
+          <w:sz w:val="28"/>
+          <w:szCs w:val="28"/>
+        </w:rPr>
+      </w:pPr>
+      <w:r>
+        <w:rPr>
+          <w:rFonts w:hint="eastAsia"/>
+          <w:color w:val="000000" w:themeColor="text1"/>
+          <w:sz w:val="28"/>
+          <w:szCs w:val="28"/>
+        </w:rPr>
+        <w:t>r</w:t>
+      </w:r>
+      <w:r>
+        <w:rPr>
+          <w:color w:val="000000" w:themeColor="text1"/>
+          <w:sz w:val="28"/>
+          <w:szCs w:val="28"/>
+        </w:rPr>
+        <w:t xml:space="preserve">eminder </w:t>
+      </w:r>
+      <w:r>
+        <w:rPr>
+          <w:rFonts w:hint="eastAsia"/>
+          <w:color w:val="000000" w:themeColor="text1"/>
+          <w:sz w:val="28"/>
+          <w:szCs w:val="28"/>
+        </w:rPr>
+        <w:t>作為提醒的東西</w:t>
+      </w:r>
+    </w:p>
+    <w:p>
+      <w:pPr>
+        <w:rPr>
+          <w:color w:val="000000" w:themeColor="text1"/>
+          <w:sz w:val="28"/>
+          <w:szCs w:val="28"/>
+        </w:rPr>
+      </w:pPr>
+    </w:p>
+    <w:p>
+      <w:pPr>
+        <w:rPr>
+          <w:color w:val="000000" w:themeColor="text1"/>
+          <w:sz w:val="28"/>
+          <w:szCs w:val="28"/>
+        </w:rPr>
+      </w:pPr>
+      <w:r>
+        <w:rPr>
+          <w:rFonts w:hint="eastAsia"/>
+          <w:color w:val="000000" w:themeColor="text1"/>
+          <w:sz w:val="28"/>
+          <w:szCs w:val="28"/>
+        </w:rPr>
+        <w:t>e</w:t>
+      </w:r>
+      <w:r>
+        <w:rPr>
+          <w:color w:val="000000" w:themeColor="text1"/>
+          <w:sz w:val="28"/>
+          <w:szCs w:val="28"/>
+        </w:rPr>
+        <w:t>ssential adj.</w:t>
+      </w:r>
+      <w:r>
+        <w:rPr>
+          <w:rFonts w:hint="eastAsia"/>
+          <w:color w:val="000000" w:themeColor="text1"/>
+          <w:sz w:val="28"/>
+          <w:szCs w:val="28"/>
+        </w:rPr>
+        <w:t>必要的</w:t>
+      </w:r>
+      <w:r>
+        <w:rPr>
+          <w:rFonts w:hint="eastAsia"/>
+          <w:color w:val="000000" w:themeColor="text1"/>
+          <w:sz w:val="28"/>
+          <w:szCs w:val="28"/>
+        </w:rPr>
+        <w:t>/</w:t>
+      </w:r>
+      <w:r>
+        <w:rPr>
+          <w:rFonts w:hint="eastAsia"/>
+          <w:color w:val="000000" w:themeColor="text1"/>
+          <w:sz w:val="28"/>
+          <w:szCs w:val="28"/>
+        </w:rPr>
+        <w:t>不可或缺的</w:t>
+      </w:r>
+    </w:p>
+    <w:p>
+      <w:pPr>
+        <w:rPr>
+          <w:color w:val="000000" w:themeColor="text1"/>
+          <w:sz w:val="28"/>
+          <w:szCs w:val="28"/>
+        </w:rPr>
+      </w:pPr>
+      <w:r>
+        <w:rPr>
+          <w:rFonts w:hint="eastAsia"/>
+          <w:color w:val="000000" w:themeColor="text1"/>
+          <w:sz w:val="28"/>
+          <w:szCs w:val="28"/>
+        </w:rPr>
+        <w:t>b</w:t>
+      </w:r>
+      <w:r>
+        <w:rPr>
+          <w:color w:val="000000" w:themeColor="text1"/>
+          <w:sz w:val="28"/>
+          <w:szCs w:val="28"/>
+        </w:rPr>
+        <w:t xml:space="preserve">e essential to/for </w:t>
+      </w:r>
+      <w:r>
+        <w:rPr>
+          <w:rFonts w:hint="eastAsia"/>
+          <w:color w:val="000000" w:themeColor="text1"/>
+          <w:sz w:val="28"/>
+          <w:szCs w:val="28"/>
+        </w:rPr>
+        <w:t>對於</w:t>
+      </w:r>
+      <w:r>
+        <w:rPr>
+          <w:rFonts w:hint="eastAsia"/>
+          <w:color w:val="000000" w:themeColor="text1"/>
+          <w:sz w:val="28"/>
+          <w:szCs w:val="28"/>
+        </w:rPr>
+        <w:t>~</w:t>
+      </w:r>
+      <w:r>
+        <w:rPr>
+          <w:rFonts w:hint="eastAsia"/>
+          <w:color w:val="000000" w:themeColor="text1"/>
+          <w:sz w:val="28"/>
+          <w:szCs w:val="28"/>
+        </w:rPr>
+        <w:t>是必要的</w:t>
+      </w:r>
+    </w:p>
+    <w:p>
+      <w:pPr>
+        <w:rPr>
+          <w:color w:val="000000" w:themeColor="text1"/>
+          <w:sz w:val="28"/>
+          <w:szCs w:val="28"/>
+        </w:rPr>
+      </w:pPr>
+    </w:p>
+    <w:p>
+      <w:pPr>
+        <w:rPr>
+          <w:color w:val="000000" w:themeColor="text1"/>
+          <w:sz w:val="28"/>
+          <w:szCs w:val="28"/>
+        </w:rPr>
+      </w:pPr>
+      <w:r>
+        <w:rPr>
+          <w:rFonts w:hint="eastAsia"/>
+          <w:color w:val="000000" w:themeColor="text1"/>
+          <w:sz w:val="28"/>
+          <w:szCs w:val="28"/>
+        </w:rPr>
+        <w:t>d</w:t>
+      </w:r>
+      <w:r>
+        <w:rPr>
+          <w:color w:val="000000" w:themeColor="text1"/>
+          <w:sz w:val="28"/>
+          <w:szCs w:val="28"/>
+        </w:rPr>
+        <w:t>ivide v.</w:t>
+      </w:r>
+      <w:r>
+        <w:rPr>
+          <w:rFonts w:hint="eastAsia"/>
+          <w:color w:val="000000" w:themeColor="text1"/>
+          <w:sz w:val="28"/>
+          <w:szCs w:val="28"/>
+        </w:rPr>
+        <w:t>劃分</w:t>
+      </w:r>
+      <w:r>
+        <w:rPr>
+          <w:rFonts w:hint="eastAsia"/>
+          <w:color w:val="000000" w:themeColor="text1"/>
+          <w:sz w:val="28"/>
+          <w:szCs w:val="28"/>
+        </w:rPr>
+        <w:t>/</w:t>
+      </w:r>
+      <w:r>
+        <w:rPr>
+          <w:rFonts w:hint="eastAsia"/>
+          <w:color w:val="000000" w:themeColor="text1"/>
+          <w:sz w:val="28"/>
+          <w:szCs w:val="28"/>
+        </w:rPr>
+        <w:t>分開</w:t>
+      </w:r>
+      <w:r>
+        <w:rPr>
+          <w:rFonts w:hint="eastAsia"/>
+          <w:color w:val="000000" w:themeColor="text1"/>
+          <w:sz w:val="28"/>
+          <w:szCs w:val="28"/>
+        </w:rPr>
+        <w:t xml:space="preserve"> </w:t>
+      </w:r>
+      <w:r>
+        <w:rPr>
+          <w:color w:val="000000" w:themeColor="text1"/>
+          <w:sz w:val="28"/>
+          <w:szCs w:val="28"/>
+        </w:rPr>
+        <w:t>= break up</w:t>
+      </w:r>
+      <w:r>
+        <w:rPr>
+          <w:rFonts w:hint="eastAsia"/>
+          <w:color w:val="000000" w:themeColor="text1"/>
+          <w:sz w:val="28"/>
+          <w:szCs w:val="28"/>
+        </w:rPr>
+        <w:t>把</w:t>
+      </w:r>
+      <w:r>
+        <w:rPr>
+          <w:rFonts w:hint="eastAsia"/>
+          <w:color w:val="000000" w:themeColor="text1"/>
+          <w:sz w:val="28"/>
+          <w:szCs w:val="28"/>
+        </w:rPr>
+        <w:t>~</w:t>
+      </w:r>
+      <w:r>
+        <w:rPr>
+          <w:rFonts w:hint="eastAsia"/>
+          <w:color w:val="000000" w:themeColor="text1"/>
+          <w:sz w:val="28"/>
+          <w:szCs w:val="28"/>
+        </w:rPr>
+        <w:t>分開</w:t>
+      </w:r>
+    </w:p>
+    <w:p>
+      <w:pPr>
+        <w:rPr>
+          <w:color w:val="FF0000"/>
+          <w:sz w:val="28"/>
+          <w:szCs w:val="28"/>
+        </w:rPr>
+      </w:pPr>
+      <w:r>
+        <w:rPr>
+          <w:rFonts w:hint="eastAsia"/>
+          <w:color w:val="FF0000"/>
+          <w:sz w:val="28"/>
+          <w:szCs w:val="28"/>
+        </w:rPr>
+        <w:t>d</w:t>
+      </w:r>
+      <w:r>
+        <w:rPr>
+          <w:color w:val="FF0000"/>
+          <w:sz w:val="28"/>
+          <w:szCs w:val="28"/>
+        </w:rPr>
+        <w:t xml:space="preserve">ivide A into B </w:t>
+      </w:r>
+      <w:r>
+        <w:rPr>
+          <w:rFonts w:hint="eastAsia"/>
+          <w:color w:val="FF0000"/>
+          <w:sz w:val="28"/>
+          <w:szCs w:val="28"/>
+        </w:rPr>
+        <w:t>把</w:t>
+      </w:r>
+      <w:r>
+        <w:rPr>
+          <w:color w:val="FF0000"/>
+          <w:sz w:val="28"/>
+          <w:szCs w:val="28"/>
+        </w:rPr>
+        <w:t>A</w:t>
+      </w:r>
+      <w:r>
+        <w:rPr>
+          <w:rFonts w:hint="eastAsia"/>
+          <w:color w:val="FF0000"/>
+          <w:sz w:val="28"/>
+          <w:szCs w:val="28"/>
+        </w:rPr>
+        <w:t>分成</w:t>
+      </w:r>
+      <w:r>
+        <w:rPr>
+          <w:color w:val="FF0000"/>
+          <w:sz w:val="28"/>
+          <w:szCs w:val="28"/>
+        </w:rPr>
+        <w:t>B</w:t>
+      </w:r>
+    </w:p>
+    <w:p>
+      <w:pPr>
+        <w:rPr>
+          <w:color w:val="FF0000"/>
+          <w:sz w:val="28"/>
+          <w:szCs w:val="28"/>
+        </w:rPr>
+      </w:pPr>
+      <w:r>
+        <w:rPr>
+          <w:rFonts w:hint="eastAsia"/>
+          <w:color w:val="FF0000"/>
+          <w:sz w:val="28"/>
+          <w:szCs w:val="28"/>
+        </w:rPr>
+        <w:t>b</w:t>
+      </w:r>
+      <w:r>
+        <w:rPr>
+          <w:color w:val="FF0000"/>
+          <w:sz w:val="28"/>
+          <w:szCs w:val="28"/>
+        </w:rPr>
+        <w:t xml:space="preserve">e divide into </w:t>
+      </w:r>
+      <w:r>
+        <w:rPr>
+          <w:rFonts w:hint="eastAsia"/>
+          <w:color w:val="FF0000"/>
+          <w:sz w:val="28"/>
+          <w:szCs w:val="28"/>
+        </w:rPr>
+        <w:t>被分成</w:t>
+      </w:r>
+      <w:r>
+        <w:rPr>
+          <w:rFonts w:hint="eastAsia"/>
+          <w:color w:val="FF0000"/>
+          <w:sz w:val="28"/>
+          <w:szCs w:val="28"/>
+        </w:rPr>
+        <w:t>~</w:t>
+      </w:r>
+    </w:p>
+    <w:p>
+      <w:pPr>
+        <w:rPr>
+          <w:color w:val="FF0000"/>
+          <w:sz w:val="28"/>
+          <w:szCs w:val="28"/>
+        </w:rPr>
+      </w:pPr>
+      <w:r>
+        <w:rPr>
+          <w:rFonts w:hint="eastAsia"/>
+          <w:color w:val="FF0000"/>
+          <w:sz w:val="28"/>
+          <w:szCs w:val="28"/>
+        </w:rPr>
+        <w:t>c</w:t>
+      </w:r>
+      <w:r>
+        <w:rPr>
+          <w:color w:val="FF0000"/>
+          <w:sz w:val="28"/>
+          <w:szCs w:val="28"/>
+        </w:rPr>
+        <w:t xml:space="preserve">ut </w:t>
+      </w:r>
+      <w:r>
+        <w:rPr>
+          <w:rFonts w:hint="eastAsia"/>
+          <w:color w:val="FF0000"/>
+          <w:sz w:val="28"/>
+          <w:szCs w:val="28"/>
+        </w:rPr>
+        <w:t>削減</w:t>
+      </w:r>
+    </w:p>
+    <w:p>
+      <w:pPr>
+        <w:rPr>
+          <w:color w:val="000000" w:themeColor="text1"/>
+          <w:sz w:val="28"/>
+          <w:szCs w:val="28"/>
+        </w:rPr>
+      </w:pPr>
+    </w:p>
+    <w:p>
+      <w:pPr>
+        <w:rPr>
+          <w:rFonts w:hint="eastAsia"/>
+          <w:color w:val="000000" w:themeColor="text1"/>
+          <w:sz w:val="28"/>
+          <w:szCs w:val="28"/>
+        </w:rPr>
+      </w:pPr>
+    </w:p>
+    <w:p>
+      <w:pPr>
+        <w:rPr>
+          <w:color w:val="000000" w:themeColor="text1"/>
+          <w:sz w:val="28"/>
+          <w:szCs w:val="28"/>
+        </w:rPr>
+      </w:pPr>
+      <w:r>
+        <w:rPr>
+          <w:rFonts w:hint="eastAsia"/>
+          <w:color w:val="000000" w:themeColor="text1"/>
+          <w:sz w:val="28"/>
+          <w:szCs w:val="28"/>
+        </w:rPr>
+        <w:t>m</w:t>
+      </w:r>
+      <w:r>
+        <w:rPr>
+          <w:color w:val="000000" w:themeColor="text1"/>
+          <w:sz w:val="28"/>
+          <w:szCs w:val="28"/>
+        </w:rPr>
+        <w:t>ajor adj.</w:t>
+      </w:r>
+      <w:r>
+        <w:rPr>
+          <w:rFonts w:hint="eastAsia"/>
+          <w:color w:val="000000" w:themeColor="text1"/>
+          <w:sz w:val="28"/>
+          <w:szCs w:val="28"/>
+        </w:rPr>
+        <w:t>主要</w:t>
+      </w:r>
+      <w:r>
+        <w:rPr>
+          <w:rFonts w:hint="eastAsia"/>
+          <w:color w:val="000000" w:themeColor="text1"/>
+          <w:sz w:val="28"/>
+          <w:szCs w:val="28"/>
+        </w:rPr>
+        <w:t>/</w:t>
+      </w:r>
+      <w:r>
+        <w:rPr>
+          <w:rFonts w:hint="eastAsia"/>
+          <w:color w:val="000000" w:themeColor="text1"/>
+          <w:sz w:val="28"/>
+          <w:szCs w:val="28"/>
+        </w:rPr>
+        <w:t>重大</w:t>
+      </w:r>
+    </w:p>
+    <w:p>
+      <w:pPr>
+        <w:rPr>
+          <w:color w:val="000000" w:themeColor="text1"/>
+          <w:sz w:val="28"/>
+          <w:szCs w:val="28"/>
+        </w:rPr>
+      </w:pPr>
+    </w:p>
+    <w:p>
+      <w:pPr>
+        <w:rPr>
+          <w:color w:val="000000" w:themeColor="text1"/>
+          <w:sz w:val="28"/>
+          <w:szCs w:val="28"/>
+        </w:rPr>
+      </w:pPr>
+    </w:p>
+    <w:p>
+      <w:pPr>
+        <w:rPr>
+          <w:color w:val="000000" w:themeColor="text1"/>
+          <w:sz w:val="28"/>
+          <w:szCs w:val="28"/>
+        </w:rPr>
+      </w:pPr>
+      <w:r>
+        <w:rPr>
+          <w:rFonts w:hint="eastAsia"/>
+          <w:color w:val="000000" w:themeColor="text1"/>
+          <w:sz w:val="28"/>
+          <w:szCs w:val="28"/>
+        </w:rPr>
+        <w:t>c</w:t>
+      </w:r>
+      <w:r>
+        <w:rPr>
+          <w:color w:val="000000" w:themeColor="text1"/>
+          <w:sz w:val="28"/>
+          <w:szCs w:val="28"/>
+        </w:rPr>
+        <w:t>ompliance n.</w:t>
+      </w:r>
+      <w:r>
+        <w:rPr>
+          <w:rFonts w:hint="eastAsia"/>
+          <w:color w:val="000000" w:themeColor="text1"/>
+          <w:sz w:val="28"/>
+          <w:szCs w:val="28"/>
+        </w:rPr>
+        <w:t>遵守</w:t>
+      </w:r>
+    </w:p>
+    <w:p>
+      <w:pPr>
+        <w:rPr>
+          <w:color w:val="FF0000"/>
+          <w:sz w:val="28"/>
+          <w:szCs w:val="28"/>
+        </w:rPr>
+      </w:pPr>
+      <w:r>
+        <w:rPr>
+          <w:rFonts w:hint="eastAsia"/>
+          <w:color w:val="FF0000"/>
+          <w:sz w:val="28"/>
+          <w:szCs w:val="28"/>
+        </w:rPr>
+        <w:t>i</w:t>
+      </w:r>
+      <w:r>
+        <w:rPr>
+          <w:color w:val="FF0000"/>
+          <w:sz w:val="28"/>
+          <w:szCs w:val="28"/>
+        </w:rPr>
+        <w:t xml:space="preserve">n compliance with </w:t>
+      </w:r>
+      <w:r>
+        <w:rPr>
+          <w:rFonts w:hint="eastAsia"/>
+          <w:color w:val="FF0000"/>
+          <w:sz w:val="28"/>
+          <w:szCs w:val="28"/>
+        </w:rPr>
+        <w:t>遵守</w:t>
+      </w:r>
+      <w:r>
+        <w:rPr>
+          <w:rFonts w:hint="eastAsia"/>
+          <w:color w:val="FF0000"/>
+          <w:sz w:val="28"/>
+          <w:szCs w:val="28"/>
+        </w:rPr>
+        <w:t>~</w:t>
+      </w:r>
+    </w:p>
+    <w:p>
+      <w:pPr>
+        <w:rPr>
+          <w:color w:val="FF0000"/>
+          <w:sz w:val="28"/>
+          <w:szCs w:val="28"/>
+        </w:rPr>
+      </w:pPr>
+      <w:r>
+        <w:rPr>
+          <w:rFonts w:hint="eastAsia"/>
+          <w:color w:val="FF0000"/>
+          <w:sz w:val="28"/>
+          <w:szCs w:val="28"/>
+        </w:rPr>
+        <w:t>o</w:t>
+      </w:r>
+      <w:r>
+        <w:rPr>
+          <w:color w:val="FF0000"/>
+          <w:sz w:val="28"/>
+          <w:szCs w:val="28"/>
+        </w:rPr>
+        <w:t xml:space="preserve">ut of compliance with </w:t>
+      </w:r>
+      <w:r>
+        <w:rPr>
+          <w:rFonts w:hint="eastAsia"/>
+          <w:color w:val="FF0000"/>
+          <w:sz w:val="28"/>
+          <w:szCs w:val="28"/>
+        </w:rPr>
+        <w:t>不遵守</w:t>
+      </w:r>
+      <w:r>
+        <w:rPr>
+          <w:rFonts w:hint="eastAsia"/>
+          <w:color w:val="FF0000"/>
+          <w:sz w:val="28"/>
+          <w:szCs w:val="28"/>
+        </w:rPr>
+        <w:t>~</w:t>
+      </w:r>
+    </w:p>
+    <w:p>
+      <w:pPr>
+        <w:rPr>
+          <w:color w:val="000000" w:themeColor="text1"/>
+          <w:sz w:val="28"/>
+          <w:szCs w:val="28"/>
+        </w:rPr>
+      </w:pPr>
+    </w:p>
+    <w:p>
+      <w:pPr>
+        <w:rPr>
+          <w:rFonts w:hint="eastAsia"/>
+          <w:color w:val="000000" w:themeColor="text1"/>
+          <w:sz w:val="28"/>
+          <w:szCs w:val="28"/>
+        </w:rPr>
+      </w:pPr>
+    </w:p>
+    <w:p>
+      <w:pPr>
+        <w:rPr>
+          <w:color w:val="000000" w:themeColor="text1"/>
+          <w:sz w:val="28"/>
+          <w:szCs w:val="28"/>
+        </w:rPr>
+      </w:pPr>
+      <w:r>
+        <w:rPr>
+          <w:rFonts w:hint="eastAsia"/>
+          <w:color w:val="000000" w:themeColor="text1"/>
+          <w:sz w:val="28"/>
+          <w:szCs w:val="28"/>
+        </w:rPr>
+        <w:t>c</w:t>
+      </w:r>
+      <w:r>
+        <w:rPr>
+          <w:color w:val="000000" w:themeColor="text1"/>
+          <w:sz w:val="28"/>
+          <w:szCs w:val="28"/>
+        </w:rPr>
+        <w:t>larify v.</w:t>
+      </w:r>
+      <w:r>
+        <w:rPr>
+          <w:rFonts w:hint="eastAsia"/>
+          <w:color w:val="000000" w:themeColor="text1"/>
+          <w:sz w:val="28"/>
+          <w:szCs w:val="28"/>
+        </w:rPr>
+        <w:t>闡明</w:t>
+      </w:r>
+    </w:p>
+    <w:p>
+      <w:pPr>
+        <w:rPr>
+          <w:color w:val="000000" w:themeColor="text1"/>
+          <w:sz w:val="28"/>
+          <w:szCs w:val="28"/>
+        </w:rPr>
+      </w:pPr>
+    </w:p>
+    <w:p>
+      <w:pPr>
+        <w:rPr>
+          <w:color w:val="000000" w:themeColor="text1"/>
+          <w:sz w:val="28"/>
+          <w:szCs w:val="28"/>
+        </w:rPr>
+      </w:pPr>
+    </w:p>
+    <w:p>
+      <w:pPr>
+        <w:rPr>
+          <w:color w:val="000000" w:themeColor="text1"/>
+          <w:sz w:val="28"/>
+          <w:szCs w:val="28"/>
+        </w:rPr>
+      </w:pPr>
+      <w:r>
+        <w:rPr>
+          <w:rFonts w:hint="eastAsia"/>
+          <w:color w:val="000000" w:themeColor="text1"/>
+          <w:sz w:val="28"/>
+          <w:szCs w:val="28"/>
+        </w:rPr>
+        <w:lastRenderedPageBreak/>
+        <w:t>f</w:t>
+      </w:r>
+      <w:r>
+        <w:rPr>
+          <w:color w:val="000000" w:themeColor="text1"/>
+          <w:sz w:val="28"/>
+          <w:szCs w:val="28"/>
+        </w:rPr>
+        <w:t>ace v.</w:t>
+      </w:r>
+      <w:r>
+        <w:rPr>
+          <w:rFonts w:hint="eastAsia"/>
+          <w:color w:val="000000" w:themeColor="text1"/>
+          <w:sz w:val="28"/>
+          <w:szCs w:val="28"/>
+        </w:rPr>
+        <w:t>面對</w:t>
+      </w:r>
+      <w:r>
+        <w:rPr>
+          <w:rFonts w:hint="eastAsia"/>
+          <w:color w:val="000000" w:themeColor="text1"/>
+          <w:sz w:val="28"/>
+          <w:szCs w:val="28"/>
+        </w:rPr>
+        <w:t>/</w:t>
+      </w:r>
+      <w:r>
+        <w:rPr>
+          <w:rFonts w:hint="eastAsia"/>
+          <w:color w:val="000000" w:themeColor="text1"/>
+          <w:sz w:val="28"/>
+          <w:szCs w:val="28"/>
+        </w:rPr>
+        <w:t>面向</w:t>
+      </w:r>
+      <w:r>
+        <w:rPr>
+          <w:rFonts w:hint="eastAsia"/>
+          <w:color w:val="000000" w:themeColor="text1"/>
+          <w:sz w:val="28"/>
+          <w:szCs w:val="28"/>
+        </w:rPr>
+        <w:t>/</w:t>
+      </w:r>
+      <w:r>
+        <w:rPr>
+          <w:rFonts w:hint="eastAsia"/>
+          <w:color w:val="000000" w:themeColor="text1"/>
+          <w:sz w:val="28"/>
+          <w:szCs w:val="28"/>
+        </w:rPr>
+        <w:t>正對</w:t>
+      </w:r>
+      <w:r>
+        <w:rPr>
+          <w:rFonts w:hint="eastAsia"/>
+          <w:color w:val="000000" w:themeColor="text1"/>
+          <w:sz w:val="28"/>
+          <w:szCs w:val="28"/>
+        </w:rPr>
+        <w:t xml:space="preserve"> </w:t>
+      </w:r>
+      <w:r>
+        <w:rPr>
+          <w:color w:val="000000" w:themeColor="text1"/>
+          <w:sz w:val="28"/>
+          <w:szCs w:val="28"/>
+        </w:rPr>
+        <w:t xml:space="preserve">= confront </w:t>
+      </w:r>
+    </w:p>
+    <w:p>
+      <w:pPr>
+        <w:rPr>
+          <w:color w:val="000000" w:themeColor="text1"/>
+          <w:sz w:val="28"/>
+          <w:szCs w:val="28"/>
+        </w:rPr>
+      </w:pPr>
+    </w:p>
+    <w:p>
+      <w:pPr>
+        <w:rPr>
+          <w:rFonts w:hint="eastAsia"/>
+          <w:color w:val="000000" w:themeColor="text1"/>
+          <w:sz w:val="28"/>
+          <w:szCs w:val="28"/>
+        </w:rPr>
+      </w:pPr>
+      <w:r>
+        <w:rPr>
+          <w:rFonts w:hint="eastAsia"/>
+          <w:color w:val="000000" w:themeColor="text1"/>
+          <w:sz w:val="28"/>
+          <w:szCs w:val="28"/>
+        </w:rPr>
+        <w:t>f</w:t>
+      </w:r>
+      <w:r>
+        <w:rPr>
+          <w:color w:val="000000" w:themeColor="text1"/>
+          <w:sz w:val="28"/>
+          <w:szCs w:val="28"/>
+        </w:rPr>
+        <w:t>ollow v.</w:t>
+      </w:r>
+      <w:r>
+        <w:rPr>
+          <w:rFonts w:hint="eastAsia"/>
+          <w:color w:val="000000" w:themeColor="text1"/>
+          <w:sz w:val="28"/>
+          <w:szCs w:val="28"/>
+        </w:rPr>
+        <w:t>跟隨</w:t>
+      </w:r>
+      <w:r>
+        <w:rPr>
+          <w:rFonts w:hint="eastAsia"/>
+          <w:color w:val="000000" w:themeColor="text1"/>
+          <w:sz w:val="28"/>
+          <w:szCs w:val="28"/>
+        </w:rPr>
+        <w:t>/</w:t>
+      </w:r>
+      <w:r>
+        <w:rPr>
+          <w:rFonts w:hint="eastAsia"/>
+          <w:color w:val="000000" w:themeColor="text1"/>
+          <w:sz w:val="28"/>
+          <w:szCs w:val="28"/>
+        </w:rPr>
+        <w:t>密切注意</w:t>
+      </w:r>
+      <w:r>
+        <w:rPr>
+          <w:rFonts w:hint="eastAsia"/>
+          <w:color w:val="000000" w:themeColor="text1"/>
+          <w:sz w:val="28"/>
+          <w:szCs w:val="28"/>
+        </w:rPr>
+        <w:t>/</w:t>
+      </w:r>
+      <w:r>
+        <w:rPr>
+          <w:rFonts w:hint="eastAsia"/>
+          <w:color w:val="000000" w:themeColor="text1"/>
+          <w:sz w:val="28"/>
+          <w:szCs w:val="28"/>
+        </w:rPr>
+        <w:t>了解</w:t>
+      </w:r>
+      <w:r>
+        <w:rPr>
+          <w:rFonts w:hint="eastAsia"/>
+          <w:color w:val="000000" w:themeColor="text1"/>
+          <w:sz w:val="28"/>
+          <w:szCs w:val="28"/>
+        </w:rPr>
+        <w:t xml:space="preserve"> </w:t>
+      </w:r>
+      <w:r>
+        <w:rPr>
+          <w:color w:val="000000" w:themeColor="text1"/>
+          <w:sz w:val="28"/>
+          <w:szCs w:val="28"/>
+        </w:rPr>
+        <w:t>= monitor</w:t>
+      </w:r>
+      <w:r>
+        <w:rPr>
+          <w:rFonts w:hint="eastAsia"/>
+          <w:color w:val="000000" w:themeColor="text1"/>
+          <w:sz w:val="28"/>
+          <w:szCs w:val="28"/>
+        </w:rPr>
+        <w:t>、</w:t>
+      </w:r>
+      <w:r>
+        <w:rPr>
+          <w:rFonts w:hint="eastAsia"/>
+          <w:color w:val="000000" w:themeColor="text1"/>
+          <w:sz w:val="28"/>
+          <w:szCs w:val="28"/>
+        </w:rPr>
+        <w:t>p</w:t>
+      </w:r>
+      <w:r>
+        <w:rPr>
+          <w:color w:val="000000" w:themeColor="text1"/>
+          <w:sz w:val="28"/>
+          <w:szCs w:val="28"/>
+        </w:rPr>
+        <w:t xml:space="preserve">ay attention to </w:t>
+      </w:r>
+      <w:r>
+        <w:rPr>
+          <w:rFonts w:hint="eastAsia"/>
+          <w:color w:val="000000" w:themeColor="text1"/>
+          <w:sz w:val="28"/>
+          <w:szCs w:val="28"/>
+        </w:rPr>
+        <w:t>、</w:t>
+      </w:r>
+      <w:r>
+        <w:rPr>
+          <w:rFonts w:hint="eastAsia"/>
+          <w:color w:val="000000" w:themeColor="text1"/>
+          <w:sz w:val="28"/>
+          <w:szCs w:val="28"/>
+        </w:rPr>
+        <w:t>u</w:t>
+      </w:r>
+      <w:r>
+        <w:rPr>
+          <w:color w:val="000000" w:themeColor="text1"/>
+          <w:sz w:val="28"/>
+          <w:szCs w:val="28"/>
+        </w:rPr>
+        <w:t xml:space="preserve">nderstand </w:t>
+      </w:r>
+      <w:r>
+        <w:rPr>
+          <w:rFonts w:hint="eastAsia"/>
+          <w:color w:val="000000" w:themeColor="text1"/>
+          <w:sz w:val="28"/>
+          <w:szCs w:val="28"/>
+        </w:rPr>
+        <w:t>了解</w:t>
+      </w:r>
+    </w:p>
+    <w:p>
+      <w:pPr>
+        <w:rPr>
+          <w:color w:val="000000" w:themeColor="text1"/>
+          <w:sz w:val="28"/>
+          <w:szCs w:val="28"/>
+        </w:rPr>
+      </w:pPr>
+      <w:r>
+        <w:rPr>
+          <w:rFonts w:hint="eastAsia"/>
+          <w:color w:val="000000" w:themeColor="text1"/>
+          <w:sz w:val="28"/>
+          <w:szCs w:val="28"/>
+        </w:rPr>
+        <w:t>p</w:t>
+      </w:r>
+      <w:r>
+        <w:rPr>
+          <w:color w:val="000000" w:themeColor="text1"/>
+          <w:sz w:val="28"/>
+          <w:szCs w:val="28"/>
+        </w:rPr>
+        <w:t xml:space="preserve">recede </w:t>
+      </w:r>
+      <w:r>
+        <w:rPr>
+          <w:rFonts w:hint="eastAsia"/>
+          <w:color w:val="000000" w:themeColor="text1"/>
+          <w:sz w:val="28"/>
+          <w:szCs w:val="28"/>
+        </w:rPr>
+        <w:t>在</w:t>
+      </w:r>
+      <w:r>
+        <w:rPr>
+          <w:rFonts w:hint="eastAsia"/>
+          <w:color w:val="000000" w:themeColor="text1"/>
+          <w:sz w:val="28"/>
+          <w:szCs w:val="28"/>
+        </w:rPr>
+        <w:t>~</w:t>
+      </w:r>
+      <w:r>
+        <w:rPr>
+          <w:rFonts w:hint="eastAsia"/>
+          <w:color w:val="000000" w:themeColor="text1"/>
+          <w:sz w:val="28"/>
+          <w:szCs w:val="28"/>
+        </w:rPr>
+        <w:t>之前</w:t>
+      </w:r>
+    </w:p>
+    <w:p>
+      <w:pPr>
+        <w:rPr>
+          <w:color w:val="000000" w:themeColor="text1"/>
+          <w:sz w:val="28"/>
+          <w:szCs w:val="28"/>
+        </w:rPr>
+      </w:pPr>
+    </w:p>
+    <w:p>
+      <w:pPr>
+        <w:rPr>
+          <w:color w:val="000000" w:themeColor="text1"/>
+          <w:sz w:val="28"/>
+          <w:szCs w:val="28"/>
+        </w:rPr>
+      </w:pPr>
+      <w:r>
+        <w:rPr>
+          <w:color w:val="000000" w:themeColor="text1"/>
+          <w:sz w:val="28"/>
+          <w:szCs w:val="28"/>
+        </w:rPr>
+        <w:t>aspect n.</w:t>
+      </w:r>
+      <w:r>
+        <w:rPr>
+          <w:rFonts w:hint="eastAsia"/>
+          <w:color w:val="000000" w:themeColor="text1"/>
+          <w:sz w:val="28"/>
+          <w:szCs w:val="28"/>
+        </w:rPr>
+        <w:t>觀點</w:t>
+      </w:r>
+      <w:r>
+        <w:rPr>
+          <w:rFonts w:hint="eastAsia"/>
+          <w:color w:val="000000" w:themeColor="text1"/>
+          <w:sz w:val="28"/>
+          <w:szCs w:val="28"/>
+        </w:rPr>
+        <w:t>/</w:t>
+      </w:r>
+      <w:r>
+        <w:rPr>
+          <w:rFonts w:hint="eastAsia"/>
+          <w:color w:val="000000" w:themeColor="text1"/>
+          <w:sz w:val="28"/>
+          <w:szCs w:val="28"/>
+        </w:rPr>
+        <w:t>方面</w:t>
+      </w:r>
+    </w:p>
+    <w:p>
+      <w:pPr>
+        <w:rPr>
+          <w:color w:val="000000" w:themeColor="text1"/>
+          <w:sz w:val="28"/>
+          <w:szCs w:val="28"/>
+        </w:rPr>
+      </w:pPr>
+    </w:p>
+    <w:p>
+      <w:pPr>
+        <w:rPr>
+          <w:color w:val="000000" w:themeColor="text1"/>
+          <w:sz w:val="28"/>
+          <w:szCs w:val="28"/>
+        </w:rPr>
+      </w:pPr>
+      <w:r>
+        <w:rPr>
+          <w:rFonts w:hint="eastAsia"/>
+          <w:color w:val="000000" w:themeColor="text1"/>
+          <w:sz w:val="28"/>
+          <w:szCs w:val="28"/>
+        </w:rPr>
+        <w:t>a</w:t>
+      </w:r>
+      <w:r>
+        <w:rPr>
+          <w:color w:val="000000" w:themeColor="text1"/>
+          <w:sz w:val="28"/>
+          <w:szCs w:val="28"/>
+        </w:rPr>
+        <w:t>pparently adv.</w:t>
+      </w:r>
+      <w:r>
+        <w:rPr>
+          <w:rFonts w:hint="eastAsia"/>
+          <w:color w:val="000000" w:themeColor="text1"/>
+          <w:sz w:val="28"/>
+          <w:szCs w:val="28"/>
+        </w:rPr>
+        <w:t>顯然</w:t>
+      </w:r>
+      <w:r>
+        <w:rPr>
+          <w:rFonts w:hint="eastAsia"/>
+          <w:color w:val="000000" w:themeColor="text1"/>
+          <w:sz w:val="28"/>
+          <w:szCs w:val="28"/>
+        </w:rPr>
+        <w:t>/</w:t>
+      </w:r>
+      <w:r>
+        <w:rPr>
+          <w:rFonts w:hint="eastAsia"/>
+          <w:color w:val="000000" w:themeColor="text1"/>
+          <w:sz w:val="28"/>
+          <w:szCs w:val="28"/>
+        </w:rPr>
+        <w:t>似乎</w:t>
+      </w:r>
+      <w:r>
+        <w:rPr>
+          <w:rFonts w:hint="eastAsia"/>
+          <w:color w:val="000000" w:themeColor="text1"/>
+          <w:sz w:val="28"/>
+          <w:szCs w:val="28"/>
+        </w:rPr>
+        <w:t xml:space="preserve"> </w:t>
+      </w:r>
+      <w:r>
+        <w:rPr>
+          <w:color w:val="000000" w:themeColor="text1"/>
+          <w:sz w:val="28"/>
+          <w:szCs w:val="28"/>
+        </w:rPr>
+        <w:t>= seemingly</w:t>
+      </w:r>
+    </w:p>
+    <w:p>
+      <w:pPr>
+        <w:rPr>
+          <w:color w:val="000000" w:themeColor="text1"/>
+          <w:sz w:val="28"/>
+          <w:szCs w:val="28"/>
+        </w:rPr>
+      </w:pPr>
+    </w:p>
+    <w:p>
+      <w:pPr>
+        <w:rPr>
+          <w:color w:val="000000" w:themeColor="text1"/>
+          <w:sz w:val="28"/>
+          <w:szCs w:val="28"/>
+        </w:rPr>
+      </w:pPr>
+      <w:r>
+        <w:rPr>
+          <w:rFonts w:hint="eastAsia"/>
+          <w:color w:val="000000" w:themeColor="text1"/>
+          <w:sz w:val="28"/>
+          <w:szCs w:val="28"/>
+        </w:rPr>
+        <w:t>a</w:t>
+      </w:r>
+      <w:r>
+        <w:rPr>
+          <w:color w:val="000000" w:themeColor="text1"/>
+          <w:sz w:val="28"/>
+          <w:szCs w:val="28"/>
+        </w:rPr>
+        <w:t>ware adj.</w:t>
+      </w:r>
+      <w:r>
+        <w:rPr>
+          <w:rFonts w:hint="eastAsia"/>
+          <w:color w:val="000000" w:themeColor="text1"/>
+          <w:sz w:val="28"/>
+          <w:szCs w:val="28"/>
+        </w:rPr>
+        <w:t>知道</w:t>
+      </w:r>
+      <w:r>
+        <w:rPr>
+          <w:rFonts w:hint="eastAsia"/>
+          <w:color w:val="000000" w:themeColor="text1"/>
+          <w:sz w:val="28"/>
+          <w:szCs w:val="28"/>
+        </w:rPr>
+        <w:t>/</w:t>
+      </w:r>
+      <w:r>
+        <w:rPr>
+          <w:rFonts w:hint="eastAsia"/>
+          <w:color w:val="000000" w:themeColor="text1"/>
+          <w:sz w:val="28"/>
+          <w:szCs w:val="28"/>
+        </w:rPr>
+        <w:t>意識到</w:t>
+      </w:r>
+    </w:p>
+    <w:p>
+      <w:pPr>
+        <w:rPr>
+          <w:color w:val="FF0000"/>
+          <w:sz w:val="28"/>
+          <w:szCs w:val="28"/>
+        </w:rPr>
+      </w:pPr>
+      <w:r>
+        <w:rPr>
+          <w:rFonts w:hint="eastAsia"/>
+          <w:color w:val="FF0000"/>
+          <w:sz w:val="28"/>
+          <w:szCs w:val="28"/>
+        </w:rPr>
+        <w:t>b</w:t>
+      </w:r>
+      <w:r>
+        <w:rPr>
+          <w:color w:val="FF0000"/>
+          <w:sz w:val="28"/>
+          <w:szCs w:val="28"/>
+        </w:rPr>
+        <w:t xml:space="preserve">e aware +of/that </w:t>
+      </w:r>
+      <w:r>
+        <w:rPr>
+          <w:rFonts w:hint="eastAsia"/>
+          <w:color w:val="FF0000"/>
+          <w:sz w:val="28"/>
+          <w:szCs w:val="28"/>
+        </w:rPr>
+        <w:t>子句</w:t>
+      </w:r>
+      <w:r>
+        <w:rPr>
+          <w:rFonts w:hint="eastAsia"/>
+          <w:color w:val="FF0000"/>
+          <w:sz w:val="28"/>
+          <w:szCs w:val="28"/>
+        </w:rPr>
+        <w:t xml:space="preserve"> </w:t>
+      </w:r>
+      <w:r>
+        <w:rPr>
+          <w:color w:val="FF0000"/>
+          <w:sz w:val="28"/>
+          <w:szCs w:val="28"/>
+        </w:rPr>
+        <w:t xml:space="preserve"> </w:t>
+      </w:r>
+      <w:r>
+        <w:rPr>
+          <w:rFonts w:hint="eastAsia"/>
+          <w:color w:val="FF0000"/>
+          <w:sz w:val="28"/>
+          <w:szCs w:val="28"/>
+        </w:rPr>
+        <w:t>知道</w:t>
+      </w:r>
+      <w:r>
+        <w:rPr>
+          <w:rFonts w:hint="eastAsia"/>
+          <w:color w:val="FF0000"/>
+          <w:sz w:val="28"/>
+          <w:szCs w:val="28"/>
+        </w:rPr>
+        <w:t>~</w:t>
+      </w:r>
+    </w:p>
+    <w:p>
+      <w:pPr>
+        <w:rPr>
+          <w:color w:val="000000" w:themeColor="text1"/>
+          <w:sz w:val="28"/>
+          <w:szCs w:val="28"/>
+        </w:rPr>
+      </w:pPr>
+    </w:p>
+    <w:p>
+      <w:pPr>
+        <w:rPr>
+          <w:rFonts w:hint="eastAsia"/>
+          <w:color w:val="000000" w:themeColor="text1"/>
+          <w:sz w:val="28"/>
+          <w:szCs w:val="28"/>
+        </w:rPr>
+      </w:pPr>
+    </w:p>
+    <w:p>
+      <w:pPr>
+        <w:rPr>
+          <w:color w:val="000000" w:themeColor="text1"/>
+          <w:sz w:val="28"/>
+          <w:szCs w:val="28"/>
+        </w:rPr>
+      </w:pPr>
+      <w:r>
+        <w:rPr>
+          <w:rFonts w:hint="eastAsia"/>
+          <w:color w:val="000000" w:themeColor="text1"/>
+          <w:sz w:val="28"/>
+          <w:szCs w:val="28"/>
+        </w:rPr>
+        <w:t>e</w:t>
+      </w:r>
+      <w:r>
+        <w:rPr>
+          <w:color w:val="000000" w:themeColor="text1"/>
+          <w:sz w:val="28"/>
+          <w:szCs w:val="28"/>
+        </w:rPr>
+        <w:t>xtended adj.</w:t>
+      </w:r>
+      <w:r>
+        <w:rPr>
+          <w:rFonts w:hint="eastAsia"/>
+          <w:color w:val="000000" w:themeColor="text1"/>
+          <w:sz w:val="28"/>
+          <w:szCs w:val="28"/>
+        </w:rPr>
+        <w:t>延長</w:t>
+      </w:r>
+      <w:r>
+        <w:rPr>
+          <w:rFonts w:hint="eastAsia"/>
+          <w:color w:val="000000" w:themeColor="text1"/>
+          <w:sz w:val="28"/>
+          <w:szCs w:val="28"/>
+        </w:rPr>
+        <w:t>/</w:t>
+      </w:r>
+      <w:r>
+        <w:rPr>
+          <w:rFonts w:hint="eastAsia"/>
+          <w:color w:val="000000" w:themeColor="text1"/>
+          <w:sz w:val="28"/>
+          <w:szCs w:val="28"/>
+        </w:rPr>
+        <w:t>延伸</w:t>
+      </w:r>
+    </w:p>
+    <w:p>
+      <w:pPr>
+        <w:rPr>
+          <w:color w:val="FF0000"/>
+          <w:sz w:val="28"/>
+          <w:szCs w:val="28"/>
+        </w:rPr>
+      </w:pPr>
+      <w:r>
+        <w:rPr>
+          <w:rFonts w:hint="eastAsia"/>
+          <w:color w:val="FF0000"/>
+          <w:sz w:val="28"/>
+          <w:szCs w:val="28"/>
+        </w:rPr>
+        <w:t>w</w:t>
+      </w:r>
+      <w:r>
+        <w:rPr>
+          <w:color w:val="FF0000"/>
+          <w:sz w:val="28"/>
+          <w:szCs w:val="28"/>
+        </w:rPr>
+        <w:t xml:space="preserve">ork extended hours </w:t>
+      </w:r>
+      <w:r>
+        <w:rPr>
+          <w:rFonts w:hint="eastAsia"/>
+          <w:color w:val="FF0000"/>
+          <w:sz w:val="28"/>
+          <w:szCs w:val="28"/>
+        </w:rPr>
+        <w:t>加班</w:t>
+      </w:r>
+    </w:p>
+    <w:p>
+      <w:pPr>
+        <w:rPr>
+          <w:color w:val="FF0000"/>
+          <w:sz w:val="28"/>
+          <w:szCs w:val="28"/>
+        </w:rPr>
+      </w:pPr>
+      <w:r>
+        <w:rPr>
+          <w:rFonts w:hint="eastAsia"/>
+          <w:color w:val="FF0000"/>
+          <w:sz w:val="28"/>
+          <w:szCs w:val="28"/>
+        </w:rPr>
+        <w:t>e</w:t>
+      </w:r>
+      <w:r>
+        <w:rPr>
+          <w:color w:val="FF0000"/>
+          <w:sz w:val="28"/>
+          <w:szCs w:val="28"/>
+        </w:rPr>
+        <w:t xml:space="preserve">xtended lunch break </w:t>
+      </w:r>
+      <w:r>
+        <w:rPr>
+          <w:rFonts w:hint="eastAsia"/>
+          <w:color w:val="FF0000"/>
+          <w:sz w:val="28"/>
+          <w:szCs w:val="28"/>
+        </w:rPr>
+        <w:t>加長的午休時間</w:t>
+      </w:r>
+    </w:p>
+    <w:p>
+      <w:pPr>
+        <w:rPr>
+          <w:color w:val="000000" w:themeColor="text1"/>
+          <w:sz w:val="28"/>
+          <w:szCs w:val="28"/>
+        </w:rPr>
+      </w:pPr>
+    </w:p>
+    <w:p>
+      <w:pPr>
+        <w:rPr>
+          <w:color w:val="000000" w:themeColor="text1"/>
+          <w:sz w:val="28"/>
+          <w:szCs w:val="28"/>
+        </w:rPr>
+      </w:pPr>
+      <w:r>
+        <w:rPr>
+          <w:rFonts w:hint="eastAsia"/>
+          <w:color w:val="000000" w:themeColor="text1"/>
+          <w:sz w:val="28"/>
+          <w:szCs w:val="28"/>
+        </w:rPr>
+        <w:t>a</w:t>
+      </w:r>
+      <w:r>
+        <w:rPr>
+          <w:color w:val="000000" w:themeColor="text1"/>
+          <w:sz w:val="28"/>
+          <w:szCs w:val="28"/>
+        </w:rPr>
+        <w:t>ccidentally adv.</w:t>
+      </w:r>
+      <w:r>
+        <w:rPr>
+          <w:rFonts w:hint="eastAsia"/>
+          <w:color w:val="000000" w:themeColor="text1"/>
+          <w:sz w:val="28"/>
+          <w:szCs w:val="28"/>
+        </w:rPr>
+        <w:t>意外地</w:t>
+      </w:r>
+    </w:p>
+    <w:p>
+      <w:pPr>
+        <w:rPr>
+          <w:color w:val="000000" w:themeColor="text1"/>
+          <w:sz w:val="28"/>
+          <w:szCs w:val="28"/>
+        </w:rPr>
+      </w:pPr>
+    </w:p>
+    <w:p>
+      <w:pPr>
+        <w:rPr>
+          <w:color w:val="000000" w:themeColor="text1"/>
+          <w:sz w:val="28"/>
+          <w:szCs w:val="28"/>
+        </w:rPr>
+      </w:pPr>
+      <w:r>
+        <w:rPr>
+          <w:rFonts w:hint="eastAsia"/>
+          <w:color w:val="000000" w:themeColor="text1"/>
+          <w:sz w:val="28"/>
+          <w:szCs w:val="28"/>
+        </w:rPr>
+        <w:t>a</w:t>
+      </w:r>
+      <w:r>
+        <w:rPr>
+          <w:color w:val="000000" w:themeColor="text1"/>
+          <w:sz w:val="28"/>
+          <w:szCs w:val="28"/>
+        </w:rPr>
+        <w:t>dvisable adj.</w:t>
+      </w:r>
+      <w:r>
+        <w:rPr>
+          <w:rFonts w:hint="eastAsia"/>
+          <w:color w:val="000000" w:themeColor="text1"/>
+          <w:sz w:val="28"/>
+          <w:szCs w:val="28"/>
+        </w:rPr>
+        <w:t>可取</w:t>
+      </w:r>
+      <w:r>
+        <w:rPr>
+          <w:rFonts w:hint="eastAsia"/>
+          <w:color w:val="000000" w:themeColor="text1"/>
+          <w:sz w:val="28"/>
+          <w:szCs w:val="28"/>
+        </w:rPr>
+        <w:t>/</w:t>
+      </w:r>
+      <w:r>
+        <w:rPr>
+          <w:rFonts w:hint="eastAsia"/>
+          <w:color w:val="000000" w:themeColor="text1"/>
+          <w:sz w:val="28"/>
+          <w:szCs w:val="28"/>
+        </w:rPr>
+        <w:t>明智</w:t>
+      </w:r>
+    </w:p>
+    <w:p>
+      <w:pPr>
+        <w:rPr>
+          <w:color w:val="000000" w:themeColor="text1"/>
+          <w:sz w:val="28"/>
+          <w:szCs w:val="28"/>
+        </w:rPr>
+      </w:pPr>
+    </w:p>
+    <w:p>
+      <w:pPr>
+        <w:rPr>
+          <w:color w:val="000000" w:themeColor="text1"/>
+          <w:sz w:val="28"/>
+          <w:szCs w:val="28"/>
+        </w:rPr>
+      </w:pPr>
+    </w:p>
+    <w:p>
+      <w:pPr>
+        <w:rPr>
+          <w:color w:val="000000" w:themeColor="text1"/>
+          <w:sz w:val="28"/>
+          <w:szCs w:val="28"/>
+        </w:rPr>
+      </w:pPr>
+    </w:p>
+    <w:p>
+      <w:pPr>
+        <w:rPr>
+          <w:rFonts w:hint="eastAsia"/>
+          <w:color w:val="000000" w:themeColor="text1"/>
+          <w:sz w:val="28"/>
+          <w:szCs w:val="28"/>
+        </w:rPr>
+      </w:pPr>
+    </w:p>
+    <w:p>
+      <w:pPr>
+        <w:rPr>
+          <w:color w:val="000000" w:themeColor="text1"/>
+          <w:sz w:val="28"/>
+          <w:szCs w:val="28"/>
+        </w:rPr>
+      </w:pPr>
+      <w:r>
+        <w:rPr>
+          <w:rFonts w:hint="eastAsia"/>
+          <w:color w:val="000000" w:themeColor="text1"/>
+          <w:sz w:val="28"/>
+          <w:szCs w:val="28"/>
+        </w:rPr>
+        <w:lastRenderedPageBreak/>
+        <w:t>c</w:t>
+      </w:r>
+      <w:r>
+        <w:rPr>
+          <w:color w:val="000000" w:themeColor="text1"/>
+          <w:sz w:val="28"/>
+          <w:szCs w:val="28"/>
+        </w:rPr>
+        <w:t>oncerned adj.</w:t>
+      </w:r>
+      <w:r>
+        <w:rPr>
+          <w:rFonts w:hint="eastAsia"/>
+          <w:color w:val="000000" w:themeColor="text1"/>
+          <w:sz w:val="28"/>
+          <w:szCs w:val="28"/>
+        </w:rPr>
+        <w:t>擔心</w:t>
+      </w:r>
+      <w:r>
+        <w:rPr>
+          <w:rFonts w:hint="eastAsia"/>
+          <w:color w:val="000000" w:themeColor="text1"/>
+          <w:sz w:val="28"/>
+          <w:szCs w:val="28"/>
+        </w:rPr>
+        <w:t>/</w:t>
+      </w:r>
+      <w:r>
+        <w:rPr>
+          <w:rFonts w:hint="eastAsia"/>
+          <w:color w:val="000000" w:themeColor="text1"/>
+          <w:sz w:val="28"/>
+          <w:szCs w:val="28"/>
+        </w:rPr>
+        <w:t>有關</w:t>
+      </w:r>
+    </w:p>
+    <w:p>
+      <w:pPr>
+        <w:rPr>
+          <w:color w:val="FF0000"/>
+          <w:sz w:val="28"/>
+          <w:szCs w:val="28"/>
+        </w:rPr>
+      </w:pPr>
+      <w:r>
+        <w:rPr>
+          <w:rFonts w:hint="eastAsia"/>
+          <w:color w:val="FF0000"/>
+          <w:sz w:val="28"/>
+          <w:szCs w:val="28"/>
+        </w:rPr>
+        <w:t>b</w:t>
+      </w:r>
+      <w:r>
+        <w:rPr>
+          <w:color w:val="FF0000"/>
+          <w:sz w:val="28"/>
+          <w:szCs w:val="28"/>
+        </w:rPr>
+        <w:t xml:space="preserve">e concerned about </w:t>
+      </w:r>
+      <w:r>
+        <w:rPr>
+          <w:rFonts w:hint="eastAsia"/>
+          <w:color w:val="FF0000"/>
+          <w:sz w:val="28"/>
+          <w:szCs w:val="28"/>
+        </w:rPr>
+        <w:t>擔心</w:t>
+      </w:r>
+      <w:r>
+        <w:rPr>
+          <w:rFonts w:hint="eastAsia"/>
+          <w:color w:val="FF0000"/>
+          <w:sz w:val="28"/>
+          <w:szCs w:val="28"/>
+        </w:rPr>
+        <w:t>~</w:t>
+      </w:r>
+    </w:p>
+    <w:p>
+      <w:pPr>
+        <w:rPr>
+          <w:color w:val="FF0000"/>
+          <w:sz w:val="28"/>
+          <w:szCs w:val="28"/>
+        </w:rPr>
+      </w:pPr>
+      <w:r>
+        <w:rPr>
+          <w:rFonts w:hint="eastAsia"/>
+          <w:color w:val="FF0000"/>
+          <w:sz w:val="28"/>
+          <w:szCs w:val="28"/>
+        </w:rPr>
+        <w:t>b</w:t>
+      </w:r>
+      <w:r>
+        <w:rPr>
+          <w:color w:val="FF0000"/>
+          <w:sz w:val="28"/>
+          <w:szCs w:val="28"/>
+        </w:rPr>
+        <w:t xml:space="preserve">e concerned with </w:t>
+      </w:r>
+      <w:r>
+        <w:rPr>
+          <w:rFonts w:hint="eastAsia"/>
+          <w:color w:val="FF0000"/>
+          <w:sz w:val="28"/>
+          <w:szCs w:val="28"/>
+        </w:rPr>
+        <w:t>和</w:t>
+      </w:r>
+      <w:r>
+        <w:rPr>
+          <w:color w:val="FF0000"/>
+          <w:sz w:val="28"/>
+          <w:szCs w:val="28"/>
+        </w:rPr>
+        <w:t>~</w:t>
+      </w:r>
+      <w:r>
+        <w:rPr>
+          <w:rFonts w:hint="eastAsia"/>
+          <w:color w:val="FF0000"/>
+          <w:sz w:val="28"/>
+          <w:szCs w:val="28"/>
+        </w:rPr>
+        <w:t>有關</w:t>
+      </w:r>
+    </w:p>
+    <w:p>
+      <w:pPr>
+        <w:rPr>
+          <w:color w:val="000000" w:themeColor="text1"/>
+          <w:sz w:val="28"/>
+          <w:szCs w:val="28"/>
+        </w:rPr>
+      </w:pPr>
+    </w:p>
+    <w:p>
+      <w:pPr>
+        <w:rPr>
+          <w:color w:val="000000" w:themeColor="text1"/>
+          <w:sz w:val="28"/>
+          <w:szCs w:val="28"/>
+        </w:rPr>
+      </w:pPr>
+      <w:r>
+        <w:rPr>
+          <w:rFonts w:hint="eastAsia"/>
+          <w:color w:val="000000" w:themeColor="text1"/>
+          <w:sz w:val="28"/>
+          <w:szCs w:val="28"/>
+        </w:rPr>
+        <w:t>s</w:t>
+      </w:r>
+      <w:r>
+        <w:rPr>
+          <w:color w:val="000000" w:themeColor="text1"/>
+          <w:sz w:val="28"/>
+          <w:szCs w:val="28"/>
+        </w:rPr>
+        <w:t>peak v.</w:t>
+      </w:r>
+      <w:r>
+        <w:rPr>
+          <w:rFonts w:hint="eastAsia"/>
+          <w:color w:val="000000" w:themeColor="text1"/>
+          <w:sz w:val="28"/>
+          <w:szCs w:val="28"/>
+        </w:rPr>
+        <w:t>講話</w:t>
+      </w:r>
+    </w:p>
+    <w:p>
+      <w:pPr>
+        <w:rPr>
+          <w:rFonts w:hint="eastAsia"/>
+          <w:color w:val="FF0000"/>
+          <w:sz w:val="28"/>
+          <w:szCs w:val="28"/>
+        </w:rPr>
+      </w:pPr>
+      <w:r>
+        <w:rPr>
+          <w:rFonts w:hint="eastAsia"/>
+          <w:color w:val="FF0000"/>
+          <w:sz w:val="28"/>
+          <w:szCs w:val="28"/>
+        </w:rPr>
+        <w:t>s</w:t>
+      </w:r>
+      <w:r>
+        <w:rPr>
+          <w:color w:val="FF0000"/>
+          <w:sz w:val="28"/>
+          <w:szCs w:val="28"/>
+        </w:rPr>
+        <w:t xml:space="preserve">peak to </w:t>
+      </w:r>
+      <w:r>
+        <w:rPr>
+          <w:rFonts w:hint="eastAsia"/>
+          <w:color w:val="FF0000"/>
+          <w:sz w:val="28"/>
+          <w:szCs w:val="28"/>
+        </w:rPr>
+        <w:t>人</w:t>
+      </w:r>
+      <w:r>
+        <w:rPr>
+          <w:rFonts w:hint="eastAsia"/>
+          <w:color w:val="FF0000"/>
+          <w:sz w:val="28"/>
+          <w:szCs w:val="28"/>
+        </w:rPr>
+        <w:t xml:space="preserve"> </w:t>
+      </w:r>
+      <w:r>
+        <w:rPr>
+          <w:color w:val="FF0000"/>
+          <w:sz w:val="28"/>
+          <w:szCs w:val="28"/>
+        </w:rPr>
+        <w:t xml:space="preserve">about </w:t>
+      </w:r>
+      <w:r>
+        <w:rPr>
+          <w:rFonts w:hint="eastAsia"/>
+          <w:color w:val="FF0000"/>
+          <w:sz w:val="28"/>
+          <w:szCs w:val="28"/>
+        </w:rPr>
+        <w:t>內容</w:t>
+      </w:r>
+      <w:r>
+        <w:rPr>
+          <w:rFonts w:hint="eastAsia"/>
+          <w:color w:val="FF0000"/>
+          <w:sz w:val="28"/>
+          <w:szCs w:val="28"/>
+        </w:rPr>
+        <w:t xml:space="preserve"> </w:t>
+      </w:r>
+      <w:r>
+        <w:rPr>
+          <w:rFonts w:hint="eastAsia"/>
+          <w:color w:val="FF0000"/>
+          <w:sz w:val="28"/>
+          <w:szCs w:val="28"/>
+        </w:rPr>
+        <w:t>對某人談論某件事</w:t>
+      </w:r>
+    </w:p>
+    <w:p>
+      <w:pPr>
+        <w:rPr>
+          <w:rFonts w:hint="eastAsia"/>
+          <w:color w:val="000000" w:themeColor="text1"/>
+          <w:sz w:val="28"/>
+          <w:szCs w:val="28"/>
+        </w:rPr>
+      </w:pPr>
+    </w:p>
+    <w:p>
+      <w:pPr>
+        <w:rPr>
+          <w:color w:val="000000" w:themeColor="text1"/>
+          <w:sz w:val="28"/>
+          <w:szCs w:val="28"/>
+        </w:rPr>
+      </w:pPr>
+    </w:p>
+    <w:p>
+      <w:pPr>
+        <w:rPr>
+          <w:b/>
+          <w:bCs/>
+          <w:color w:val="000000" w:themeColor="text1"/>
+          <w:sz w:val="44"/>
+          <w:szCs w:val="44"/>
+        </w:rPr>
+      </w:pPr>
+      <w:r>
+        <w:rPr>
+          <w:b/>
+          <w:bCs/>
+          <w:color w:val="000000" w:themeColor="text1"/>
+          <w:sz w:val="44"/>
+          <w:szCs w:val="44"/>
+        </w:rPr>
+        <w:t>Day</w:t>
+      </w:r>
+      <w:r>
+        <w:rPr>
+          <w:b/>
+          <w:bCs/>
+          <w:color w:val="000000" w:themeColor="text1"/>
+          <w:sz w:val="44"/>
+          <w:szCs w:val="44"/>
+        </w:rPr>
+        <w:t>6</w:t>
+      </w:r>
     </w:p>
     <w:p>
       <w:pPr>

--- a/碩一/TOEIC/多益單字.docx
+++ b/碩一/TOEIC/多益單字.docx
@@ -1173,13 +1173,23 @@
           <w:szCs w:val="28"/>
         </w:rPr>
       </w:pPr>
-      <w:r>
-        <w:rPr>
-          <w:color w:val="FF0000"/>
-          <w:sz w:val="28"/>
-          <w:szCs w:val="28"/>
-        </w:rPr>
-        <w:t>managerial+staff/experience</w:t>
+      <w:proofErr w:type="spellStart"/>
+      <w:r>
+        <w:rPr>
+          <w:color w:val="FF0000"/>
+          <w:sz w:val="28"/>
+          <w:szCs w:val="28"/>
+        </w:rPr>
+        <w:t>managerial+staff</w:t>
+      </w:r>
+      <w:proofErr w:type="spellEnd"/>
+      <w:r>
+        <w:rPr>
+          <w:color w:val="FF0000"/>
+          <w:sz w:val="28"/>
+          <w:szCs w:val="28"/>
+        </w:rPr>
+        <w:t>/experience</w:t>
       </w:r>
     </w:p>
     <w:p>
@@ -2216,6 +2226,7 @@
         </w:rPr>
         <w:t>(</w:t>
       </w:r>
+      <w:proofErr w:type="gramStart"/>
       <w:r>
         <w:rPr>
           <w:rFonts w:hint="eastAsia"/>
@@ -2234,6 +2245,7 @@
         </w:rPr>
         <w:t>)</w:t>
       </w:r>
+      <w:proofErr w:type="gramEnd"/>
       <w:r>
         <w:rPr>
           <w:rFonts w:hint="eastAsia"/>
@@ -2453,8 +2465,19 @@
           <w:sz w:val="28"/>
           <w:szCs w:val="28"/>
         </w:rPr>
-        <w:t>薪水帳冊</w:t>
-      </w:r>
+        <w:t>薪水</w:t>
+      </w:r>
+      <w:proofErr w:type="gramStart"/>
+      <w:r>
+        <w:rPr>
+          <w:rFonts w:hint="eastAsia"/>
+          <w:color w:val="000000" w:themeColor="text1"/>
+          <w:sz w:val="28"/>
+          <w:szCs w:val="28"/>
+        </w:rPr>
+        <w:t>帳冊</w:t>
+      </w:r>
+      <w:proofErr w:type="gramEnd"/>
     </w:p>
     <w:p>
       <w:pPr>
@@ -5309,6 +5332,7 @@
         </w:rPr>
         <w:t>(</w:t>
       </w:r>
+      <w:proofErr w:type="gramStart"/>
       <w:r>
         <w:rPr>
           <w:rFonts w:hint="eastAsia"/>
@@ -5326,6 +5350,7 @@
         </w:rPr>
         <w:t>)</w:t>
       </w:r>
+      <w:proofErr w:type="gramEnd"/>
       <w:r>
         <w:rPr>
           <w:rFonts w:hint="eastAsia"/>
@@ -5759,6 +5784,7 @@
         </w:rPr>
         <w:t>(</w:t>
       </w:r>
+      <w:proofErr w:type="gramStart"/>
       <w:r>
         <w:rPr>
           <w:rFonts w:hint="eastAsia"/>
@@ -5777,6 +5803,7 @@
         </w:rPr>
         <w:t>)</w:t>
       </w:r>
+      <w:proofErr w:type="gramEnd"/>
       <w:r>
         <w:rPr>
           <w:rFonts w:hint="eastAsia"/>
@@ -5977,7 +6004,25 @@
           <w:sz w:val="28"/>
           <w:szCs w:val="28"/>
         </w:rPr>
-        <w:t xml:space="preserve">rohibit A from -ing </w:t>
+        <w:t>rohibit A from -</w:t>
+      </w:r>
+      <w:proofErr w:type="spellStart"/>
+      <w:r>
+        <w:rPr>
+          <w:color w:val="FF0000"/>
+          <w:sz w:val="28"/>
+          <w:szCs w:val="28"/>
+        </w:rPr>
+        <w:t>ing</w:t>
+      </w:r>
+      <w:proofErr w:type="spellEnd"/>
+      <w:r>
+        <w:rPr>
+          <w:color w:val="FF0000"/>
+          <w:sz w:val="28"/>
+          <w:szCs w:val="28"/>
+        </w:rPr>
+        <w:t xml:space="preserve"> </w:t>
       </w:r>
       <w:r>
         <w:rPr>
@@ -6039,7 +6084,25 @@
           <w:sz w:val="28"/>
           <w:szCs w:val="28"/>
         </w:rPr>
-        <w:t xml:space="preserve">orbid A + from -ing/to do </w:t>
+        <w:t>orbid A + from -</w:t>
+      </w:r>
+      <w:proofErr w:type="spellStart"/>
+      <w:r>
+        <w:rPr>
+          <w:color w:val="FF0000"/>
+          <w:sz w:val="28"/>
+          <w:szCs w:val="28"/>
+        </w:rPr>
+        <w:t>ing</w:t>
+      </w:r>
+      <w:proofErr w:type="spellEnd"/>
+      <w:r>
+        <w:rPr>
+          <w:color w:val="FF0000"/>
+          <w:sz w:val="28"/>
+          <w:szCs w:val="28"/>
+        </w:rPr>
+        <w:t xml:space="preserve">/to do </w:t>
       </w:r>
       <w:r>
         <w:rPr>
@@ -6603,8 +6666,18 @@
           <w:sz w:val="28"/>
           <w:szCs w:val="28"/>
         </w:rPr>
-        <w:t>Be accustomed to -ing</w:t>
-      </w:r>
+        <w:t>Be accustomed to -</w:t>
+      </w:r>
+      <w:proofErr w:type="spellStart"/>
+      <w:r>
+        <w:rPr>
+          <w:color w:val="FF0000"/>
+          <w:sz w:val="28"/>
+          <w:szCs w:val="28"/>
+        </w:rPr>
+        <w:t>ing</w:t>
+      </w:r>
+      <w:proofErr w:type="spellEnd"/>
       <w:r>
         <w:rPr>
           <w:rFonts w:hint="eastAsia"/>
@@ -7307,6 +7380,7 @@
         </w:rPr>
         <w:t>、</w:t>
       </w:r>
+      <w:proofErr w:type="spellStart"/>
       <w:r>
         <w:rPr>
           <w:rFonts w:hint="eastAsia"/>
@@ -7324,6 +7398,7 @@
         </w:rPr>
         <w:t>uccessd</w:t>
       </w:r>
+      <w:proofErr w:type="spellEnd"/>
       <w:r>
         <w:rPr>
           <w:rFonts w:hint="eastAsia"/>
@@ -8498,6 +8573,7 @@
         </w:rPr>
         <w:t>(</w:t>
       </w:r>
+      <w:proofErr w:type="gramStart"/>
       <w:r>
         <w:rPr>
           <w:rFonts w:hint="eastAsia"/>
@@ -8516,6 +8592,7 @@
         </w:rPr>
         <w:t>)</w:t>
       </w:r>
+      <w:proofErr w:type="gramEnd"/>
       <w:r>
         <w:rPr>
           <w:rFonts w:hint="eastAsia"/>
@@ -10103,7 +10180,25 @@
           <w:sz w:val="28"/>
           <w:szCs w:val="28"/>
         </w:rPr>
-        <w:t xml:space="preserve">= inspect,examine </w:t>
+        <w:t xml:space="preserve">= </w:t>
+      </w:r>
+      <w:proofErr w:type="spellStart"/>
+      <w:r>
+        <w:rPr>
+          <w:color w:val="000000" w:themeColor="text1"/>
+          <w:sz w:val="28"/>
+          <w:szCs w:val="28"/>
+        </w:rPr>
+        <w:t>inspect,examine</w:t>
+      </w:r>
+      <w:proofErr w:type="spellEnd"/>
+      <w:r>
+        <w:rPr>
+          <w:color w:val="000000" w:themeColor="text1"/>
+          <w:sz w:val="28"/>
+          <w:szCs w:val="28"/>
+        </w:rPr>
+        <w:t xml:space="preserve"> </w:t>
       </w:r>
     </w:p>
     <w:p>
@@ -12647,6 +12742,7 @@
         </w:rPr>
         <w:t xml:space="preserve">agree + to </w:t>
       </w:r>
+      <w:proofErr w:type="gramStart"/>
       <w:r>
         <w:rPr>
           <w:rFonts w:hint="eastAsia"/>
@@ -12656,6 +12752,7 @@
         </w:rPr>
         <w:t>不定詞</w:t>
       </w:r>
+      <w:proofErr w:type="gramEnd"/>
       <w:r>
         <w:rPr>
           <w:rFonts w:hint="eastAsia"/>
@@ -14044,7 +14141,25 @@
           <w:sz w:val="28"/>
           <w:szCs w:val="28"/>
         </w:rPr>
-        <w:t xml:space="preserve">ave every intention of -ing </w:t>
+        <w:t>ave every intention of -</w:t>
+      </w:r>
+      <w:proofErr w:type="spellStart"/>
+      <w:r>
+        <w:rPr>
+          <w:color w:val="FF0000"/>
+          <w:sz w:val="28"/>
+          <w:szCs w:val="28"/>
+        </w:rPr>
+        <w:t>ing</w:t>
+      </w:r>
+      <w:proofErr w:type="spellEnd"/>
+      <w:r>
+        <w:rPr>
+          <w:color w:val="FF0000"/>
+          <w:sz w:val="28"/>
+          <w:szCs w:val="28"/>
+        </w:rPr>
+        <w:t xml:space="preserve"> </w:t>
       </w:r>
       <w:r>
         <w:rPr>
@@ -15623,6 +15738,7 @@
         </w:rPr>
         <w:t xml:space="preserve">annot realistically expect + to </w:t>
       </w:r>
+      <w:proofErr w:type="gramStart"/>
       <w:r>
         <w:rPr>
           <w:rFonts w:hint="eastAsia"/>
@@ -15632,6 +15748,7 @@
         </w:rPr>
         <w:t>不定詞</w:t>
       </w:r>
+      <w:proofErr w:type="gramEnd"/>
       <w:r>
         <w:rPr>
           <w:rFonts w:hint="eastAsia"/>
@@ -15992,7 +16109,25 @@
           <w:sz w:val="28"/>
           <w:szCs w:val="28"/>
         </w:rPr>
-        <w:t xml:space="preserve">ake A accessible to B </w:t>
+        <w:t xml:space="preserve">ake </w:t>
+      </w:r>
+      <w:proofErr w:type="spellStart"/>
+      <w:r>
+        <w:rPr>
+          <w:color w:val="000000" w:themeColor="text1"/>
+          <w:sz w:val="28"/>
+          <w:szCs w:val="28"/>
+        </w:rPr>
+        <w:t>A</w:t>
+      </w:r>
+      <w:proofErr w:type="spellEnd"/>
+      <w:r>
+        <w:rPr>
+          <w:color w:val="000000" w:themeColor="text1"/>
+          <w:sz w:val="28"/>
+          <w:szCs w:val="28"/>
+        </w:rPr>
+        <w:t xml:space="preserve"> accessible to B </w:t>
       </w:r>
       <w:r>
         <w:rPr>
@@ -16176,8 +16311,18 @@
           <w:sz w:val="28"/>
           <w:szCs w:val="28"/>
         </w:rPr>
-        <w:t>= carry out,execute</w:t>
-      </w:r>
+        <w:t xml:space="preserve">= carry </w:t>
+      </w:r>
+      <w:proofErr w:type="spellStart"/>
+      <w:r>
+        <w:rPr>
+          <w:color w:val="000000" w:themeColor="text1"/>
+          <w:sz w:val="28"/>
+          <w:szCs w:val="28"/>
+        </w:rPr>
+        <w:t>out,execute</w:t>
+      </w:r>
+      <w:proofErr w:type="spellEnd"/>
     </w:p>
     <w:p>
       <w:pPr>
@@ -16310,14 +16455,25 @@
         </w:rPr>
         <w:t>/</w:t>
       </w:r>
-      <w:r>
-        <w:rPr>
-          <w:rFonts w:hint="eastAsia"/>
-          <w:color w:val="000000" w:themeColor="text1"/>
-          <w:sz w:val="28"/>
-          <w:szCs w:val="28"/>
-        </w:rPr>
-        <w:t>未償還</w:t>
+      <w:proofErr w:type="gramStart"/>
+      <w:r>
+        <w:rPr>
+          <w:rFonts w:hint="eastAsia"/>
+          <w:color w:val="000000" w:themeColor="text1"/>
+          <w:sz w:val="28"/>
+          <w:szCs w:val="28"/>
+        </w:rPr>
+        <w:t>未償</w:t>
+      </w:r>
+      <w:proofErr w:type="gramEnd"/>
+      <w:r>
+        <w:rPr>
+          <w:rFonts w:hint="eastAsia"/>
+          <w:color w:val="000000" w:themeColor="text1"/>
+          <w:sz w:val="28"/>
+          <w:szCs w:val="28"/>
+        </w:rPr>
+        <w:t>還</w:t>
       </w:r>
       <w:r>
         <w:rPr>
@@ -16334,7 +16490,25 @@
           <w:sz w:val="28"/>
           <w:szCs w:val="28"/>
         </w:rPr>
-        <w:t xml:space="preserve">= expectional </w:t>
+        <w:t xml:space="preserve">= </w:t>
+      </w:r>
+      <w:proofErr w:type="spellStart"/>
+      <w:r>
+        <w:rPr>
+          <w:color w:val="000000" w:themeColor="text1"/>
+          <w:sz w:val="28"/>
+          <w:szCs w:val="28"/>
+        </w:rPr>
+        <w:t>expectional</w:t>
+      </w:r>
+      <w:proofErr w:type="spellEnd"/>
+      <w:r>
+        <w:rPr>
+          <w:color w:val="000000" w:themeColor="text1"/>
+          <w:sz w:val="28"/>
+          <w:szCs w:val="28"/>
+        </w:rPr>
+        <w:t xml:space="preserve"> </w:t>
       </w:r>
       <w:r>
         <w:rPr>
@@ -16396,14 +16570,25 @@
         </w:rPr>
         <w:t>aid</w:t>
       </w:r>
-      <w:r>
-        <w:rPr>
-          <w:rFonts w:hint="eastAsia"/>
-          <w:color w:val="000000" w:themeColor="text1"/>
-          <w:sz w:val="28"/>
-          <w:szCs w:val="28"/>
-        </w:rPr>
-        <w:t>未償還</w:t>
+      <w:proofErr w:type="gramStart"/>
+      <w:r>
+        <w:rPr>
+          <w:rFonts w:hint="eastAsia"/>
+          <w:color w:val="000000" w:themeColor="text1"/>
+          <w:sz w:val="28"/>
+          <w:szCs w:val="28"/>
+        </w:rPr>
+        <w:t>未償</w:t>
+      </w:r>
+      <w:proofErr w:type="gramEnd"/>
+      <w:r>
+        <w:rPr>
+          <w:rFonts w:hint="eastAsia"/>
+          <w:color w:val="000000" w:themeColor="text1"/>
+          <w:sz w:val="28"/>
+          <w:szCs w:val="28"/>
+        </w:rPr>
+        <w:t>還</w:t>
       </w:r>
     </w:p>
     <w:p>
@@ -16480,7 +16665,6 @@
     <w:p>
       <w:pPr>
         <w:rPr>
-          <w:rFonts w:hint="eastAsia"/>
           <w:color w:val="000000" w:themeColor="text1"/>
           <w:sz w:val="28"/>
           <w:szCs w:val="28"/>
@@ -16692,7 +16876,6 @@
     <w:p>
       <w:pPr>
         <w:rPr>
-          <w:rFonts w:hint="eastAsia"/>
           <w:color w:val="000000" w:themeColor="text1"/>
           <w:sz w:val="28"/>
           <w:szCs w:val="28"/>
@@ -18314,7 +18497,6 @@
     <w:p>
       <w:pPr>
         <w:rPr>
-          <w:rFonts w:hint="eastAsia"/>
           <w:color w:val="000000" w:themeColor="text1"/>
           <w:sz w:val="28"/>
           <w:szCs w:val="28"/>
@@ -18527,7 +18709,6 @@
     <w:p>
       <w:pPr>
         <w:rPr>
-          <w:rFonts w:hint="eastAsia"/>
           <w:color w:val="000000" w:themeColor="text1"/>
           <w:sz w:val="28"/>
           <w:szCs w:val="28"/>
@@ -18688,7 +18869,6 @@
     <w:p>
       <w:pPr>
         <w:rPr>
-          <w:rFonts w:hint="eastAsia"/>
           <w:color w:val="000000" w:themeColor="text1"/>
           <w:sz w:val="28"/>
           <w:szCs w:val="28"/>
@@ -19164,7 +19344,6 @@
     <w:p>
       <w:pPr>
         <w:rPr>
-          <w:rFonts w:hint="eastAsia"/>
           <w:color w:val="000000" w:themeColor="text1"/>
           <w:sz w:val="28"/>
           <w:szCs w:val="28"/>
@@ -19430,7 +19609,6 @@
     <w:p>
       <w:pPr>
         <w:rPr>
-          <w:rFonts w:hint="eastAsia"/>
           <w:color w:val="000000" w:themeColor="text1"/>
           <w:sz w:val="28"/>
           <w:szCs w:val="28"/>
@@ -19634,7 +19812,6 @@
     <w:p>
       <w:pPr>
         <w:rPr>
-          <w:rFonts w:hint="eastAsia"/>
           <w:color w:val="FF0000"/>
           <w:sz w:val="28"/>
           <w:szCs w:val="28"/>
@@ -19714,7 +19891,6 @@
     <w:p>
       <w:pPr>
         <w:rPr>
-          <w:rFonts w:hint="eastAsia"/>
           <w:color w:val="000000" w:themeColor="text1"/>
           <w:sz w:val="28"/>
           <w:szCs w:val="28"/>
@@ -19760,6 +19936,3966 @@
         </w:rPr>
         <w:t>6</w:t>
       </w:r>
+    </w:p>
+    <w:p>
+      <w:pPr>
+        <w:rPr>
+          <w:color w:val="000000" w:themeColor="text1"/>
+          <w:sz w:val="28"/>
+          <w:szCs w:val="28"/>
+        </w:rPr>
+      </w:pPr>
+    </w:p>
+    <w:p>
+      <w:pPr>
+        <w:rPr>
+          <w:color w:val="000000" w:themeColor="text1"/>
+          <w:sz w:val="28"/>
+          <w:szCs w:val="28"/>
+        </w:rPr>
+      </w:pPr>
+      <w:r>
+        <w:rPr>
+          <w:rFonts w:hint="eastAsia"/>
+          <w:color w:val="000000" w:themeColor="text1"/>
+          <w:sz w:val="28"/>
+          <w:szCs w:val="28"/>
+        </w:rPr>
+        <w:t>r</w:t>
+      </w:r>
+      <w:r>
+        <w:rPr>
+          <w:color w:val="000000" w:themeColor="text1"/>
+          <w:sz w:val="28"/>
+          <w:szCs w:val="28"/>
+        </w:rPr>
+        <w:t>est v.</w:t>
+      </w:r>
+      <w:r>
+        <w:rPr>
+          <w:rFonts w:hint="eastAsia"/>
+          <w:color w:val="000000" w:themeColor="text1"/>
+          <w:sz w:val="28"/>
+          <w:szCs w:val="28"/>
+        </w:rPr>
+        <w:t>休息</w:t>
+      </w:r>
+      <w:r>
+        <w:rPr>
+          <w:color w:val="000000" w:themeColor="text1"/>
+          <w:sz w:val="28"/>
+          <w:szCs w:val="28"/>
+        </w:rPr>
+        <w:t>, n.</w:t>
+      </w:r>
+      <w:r>
+        <w:rPr>
+          <w:rFonts w:hint="eastAsia"/>
+          <w:color w:val="000000" w:themeColor="text1"/>
+          <w:sz w:val="28"/>
+          <w:szCs w:val="28"/>
+        </w:rPr>
+        <w:t>剩餘部分</w:t>
+      </w:r>
+      <w:r>
+        <w:rPr>
+          <w:rFonts w:hint="eastAsia"/>
+          <w:color w:val="000000" w:themeColor="text1"/>
+          <w:sz w:val="28"/>
+          <w:szCs w:val="28"/>
+        </w:rPr>
+        <w:t xml:space="preserve"> = </w:t>
+      </w:r>
+      <w:r>
+        <w:rPr>
+          <w:color w:val="000000" w:themeColor="text1"/>
+          <w:sz w:val="28"/>
+          <w:szCs w:val="28"/>
+        </w:rPr>
+        <w:t xml:space="preserve">remainder </w:t>
+      </w:r>
+      <w:r>
+        <w:rPr>
+          <w:rFonts w:hint="eastAsia"/>
+          <w:color w:val="000000" w:themeColor="text1"/>
+          <w:sz w:val="28"/>
+          <w:szCs w:val="28"/>
+        </w:rPr>
+        <w:t>剩餘東西</w:t>
+      </w:r>
+    </w:p>
+    <w:p>
+      <w:pPr>
+        <w:rPr>
+          <w:color w:val="000000" w:themeColor="text1"/>
+          <w:sz w:val="28"/>
+          <w:szCs w:val="28"/>
+        </w:rPr>
+      </w:pPr>
+    </w:p>
+    <w:p>
+      <w:pPr>
+        <w:rPr>
+          <w:rFonts w:hint="eastAsia"/>
+          <w:color w:val="000000" w:themeColor="text1"/>
+          <w:sz w:val="28"/>
+          <w:szCs w:val="28"/>
+        </w:rPr>
+      </w:pPr>
+      <w:r>
+        <w:rPr>
+          <w:rFonts w:hint="eastAsia"/>
+          <w:color w:val="000000" w:themeColor="text1"/>
+          <w:sz w:val="28"/>
+          <w:szCs w:val="28"/>
+        </w:rPr>
+        <w:t>c</w:t>
+      </w:r>
+      <w:r>
+        <w:rPr>
+          <w:color w:val="000000" w:themeColor="text1"/>
+          <w:sz w:val="28"/>
+          <w:szCs w:val="28"/>
+        </w:rPr>
+        <w:t>elebrity n.</w:t>
+      </w:r>
+      <w:r>
+        <w:rPr>
+          <w:rFonts w:hint="eastAsia"/>
+          <w:color w:val="000000" w:themeColor="text1"/>
+          <w:sz w:val="28"/>
+          <w:szCs w:val="28"/>
+        </w:rPr>
+        <w:t>名人</w:t>
+      </w:r>
+    </w:p>
+    <w:p>
+      <w:pPr>
+        <w:rPr>
+          <w:color w:val="000000" w:themeColor="text1"/>
+          <w:sz w:val="28"/>
+          <w:szCs w:val="28"/>
+        </w:rPr>
+      </w:pPr>
+    </w:p>
+    <w:p>
+      <w:pPr>
+        <w:rPr>
+          <w:color w:val="000000" w:themeColor="text1"/>
+          <w:sz w:val="28"/>
+          <w:szCs w:val="28"/>
+        </w:rPr>
+      </w:pPr>
+      <w:r>
+        <w:rPr>
+          <w:rFonts w:hint="eastAsia"/>
+          <w:color w:val="000000" w:themeColor="text1"/>
+          <w:sz w:val="28"/>
+          <w:szCs w:val="28"/>
+        </w:rPr>
+        <w:t>i</w:t>
+      </w:r>
+      <w:r>
+        <w:rPr>
+          <w:color w:val="000000" w:themeColor="text1"/>
+          <w:sz w:val="28"/>
+          <w:szCs w:val="28"/>
+        </w:rPr>
+        <w:t>mprovise v.</w:t>
+      </w:r>
+      <w:r>
+        <w:rPr>
+          <w:rFonts w:hint="eastAsia"/>
+          <w:color w:val="000000" w:themeColor="text1"/>
+          <w:sz w:val="28"/>
+          <w:szCs w:val="28"/>
+        </w:rPr>
+        <w:t>極性演奏</w:t>
+      </w:r>
+    </w:p>
+    <w:p>
+      <w:pPr>
+        <w:rPr>
+          <w:color w:val="000000" w:themeColor="text1"/>
+          <w:sz w:val="28"/>
+          <w:szCs w:val="28"/>
+        </w:rPr>
+      </w:pPr>
+    </w:p>
+    <w:p>
+      <w:pPr>
+        <w:rPr>
+          <w:color w:val="000000" w:themeColor="text1"/>
+          <w:sz w:val="28"/>
+          <w:szCs w:val="28"/>
+        </w:rPr>
+      </w:pPr>
+      <w:r>
+        <w:rPr>
+          <w:rFonts w:hint="eastAsia"/>
+          <w:color w:val="000000" w:themeColor="text1"/>
+          <w:sz w:val="28"/>
+          <w:szCs w:val="28"/>
+        </w:rPr>
+        <w:t>p</w:t>
+      </w:r>
+      <w:r>
+        <w:rPr>
+          <w:color w:val="000000" w:themeColor="text1"/>
+          <w:sz w:val="28"/>
+          <w:szCs w:val="28"/>
+        </w:rPr>
+        <w:t>opular adj.</w:t>
+      </w:r>
+      <w:r>
+        <w:rPr>
+          <w:rFonts w:hint="eastAsia"/>
+          <w:color w:val="000000" w:themeColor="text1"/>
+          <w:sz w:val="28"/>
+          <w:szCs w:val="28"/>
+        </w:rPr>
+        <w:t>受歡迎</w:t>
+      </w:r>
+    </w:p>
+    <w:p>
+      <w:pPr>
+        <w:rPr>
+          <w:rFonts w:hint="eastAsia"/>
+          <w:color w:val="000000" w:themeColor="text1"/>
+          <w:sz w:val="28"/>
+          <w:szCs w:val="28"/>
+        </w:rPr>
+      </w:pPr>
+      <w:r>
+        <w:rPr>
+          <w:rFonts w:hint="eastAsia"/>
+          <w:color w:val="000000" w:themeColor="text1"/>
+          <w:sz w:val="28"/>
+          <w:szCs w:val="28"/>
+        </w:rPr>
+        <w:t>l</w:t>
+      </w:r>
+      <w:r>
+        <w:rPr>
+          <w:color w:val="000000" w:themeColor="text1"/>
+          <w:sz w:val="28"/>
+          <w:szCs w:val="28"/>
+        </w:rPr>
+        <w:t>ikeable</w:t>
+      </w:r>
+      <w:r>
+        <w:rPr>
+          <w:rFonts w:hint="eastAsia"/>
+          <w:color w:val="000000" w:themeColor="text1"/>
+          <w:sz w:val="28"/>
+          <w:szCs w:val="28"/>
+        </w:rPr>
+        <w:t>討人喜歡、</w:t>
+      </w:r>
+      <w:r>
+        <w:rPr>
+          <w:color w:val="000000" w:themeColor="text1"/>
+          <w:sz w:val="28"/>
+          <w:szCs w:val="28"/>
+        </w:rPr>
+        <w:t>preferred</w:t>
+      </w:r>
+      <w:r>
+        <w:rPr>
+          <w:rFonts w:hint="eastAsia"/>
+          <w:color w:val="000000" w:themeColor="text1"/>
+          <w:sz w:val="28"/>
+          <w:szCs w:val="28"/>
+        </w:rPr>
+        <w:t>被偏愛的、</w:t>
+      </w:r>
+      <w:r>
+        <w:rPr>
+          <w:color w:val="000000" w:themeColor="text1"/>
+          <w:sz w:val="28"/>
+          <w:szCs w:val="28"/>
+        </w:rPr>
+        <w:t>favorite</w:t>
+      </w:r>
+      <w:r>
+        <w:rPr>
+          <w:rFonts w:hint="eastAsia"/>
+          <w:color w:val="000000" w:themeColor="text1"/>
+          <w:sz w:val="28"/>
+          <w:szCs w:val="28"/>
+        </w:rPr>
+        <w:t>最喜愛</w:t>
+      </w:r>
+    </w:p>
+    <w:p>
+      <w:pPr>
+        <w:rPr>
+          <w:color w:val="000000" w:themeColor="text1"/>
+          <w:sz w:val="28"/>
+          <w:szCs w:val="28"/>
+        </w:rPr>
+      </w:pPr>
+    </w:p>
+    <w:p>
+      <w:pPr>
+        <w:rPr>
+          <w:color w:val="000000" w:themeColor="text1"/>
+          <w:sz w:val="28"/>
+          <w:szCs w:val="28"/>
+        </w:rPr>
+      </w:pPr>
+      <w:r>
+        <w:rPr>
+          <w:rFonts w:hint="eastAsia"/>
+          <w:color w:val="000000" w:themeColor="text1"/>
+          <w:sz w:val="28"/>
+          <w:szCs w:val="28"/>
+        </w:rPr>
+        <w:t>d</w:t>
+      </w:r>
+      <w:r>
+        <w:rPr>
+          <w:color w:val="000000" w:themeColor="text1"/>
+          <w:sz w:val="28"/>
+          <w:szCs w:val="28"/>
+        </w:rPr>
+        <w:t>onation n.</w:t>
+      </w:r>
+      <w:r>
+        <w:rPr>
+          <w:rFonts w:hint="eastAsia"/>
+          <w:color w:val="000000" w:themeColor="text1"/>
+          <w:sz w:val="28"/>
+          <w:szCs w:val="28"/>
+        </w:rPr>
+        <w:t>捐獻</w:t>
+      </w:r>
+      <w:r>
+        <w:rPr>
+          <w:rFonts w:hint="eastAsia"/>
+          <w:color w:val="000000" w:themeColor="text1"/>
+          <w:sz w:val="28"/>
+          <w:szCs w:val="28"/>
+        </w:rPr>
+        <w:t xml:space="preserve"> </w:t>
+      </w:r>
+      <w:r>
+        <w:rPr>
+          <w:color w:val="000000" w:themeColor="text1"/>
+          <w:sz w:val="28"/>
+          <w:szCs w:val="28"/>
+        </w:rPr>
+        <w:t xml:space="preserve">= contribution </w:t>
+      </w:r>
+    </w:p>
+    <w:p>
+      <w:pPr>
+        <w:rPr>
+          <w:color w:val="FF0000"/>
+          <w:sz w:val="28"/>
+          <w:szCs w:val="28"/>
+        </w:rPr>
+      </w:pPr>
+      <w:r>
+        <w:rPr>
+          <w:rFonts w:hint="eastAsia"/>
+          <w:color w:val="FF0000"/>
+          <w:sz w:val="28"/>
+          <w:szCs w:val="28"/>
+        </w:rPr>
+        <w:t>d</w:t>
+      </w:r>
+      <w:r>
+        <w:rPr>
+          <w:color w:val="FF0000"/>
+          <w:sz w:val="28"/>
+          <w:szCs w:val="28"/>
+        </w:rPr>
+        <w:t xml:space="preserve">onor </w:t>
+      </w:r>
+      <w:r>
+        <w:rPr>
+          <w:rFonts w:hint="eastAsia"/>
+          <w:color w:val="FF0000"/>
+          <w:sz w:val="28"/>
+          <w:szCs w:val="28"/>
+        </w:rPr>
+        <w:t>捐款者</w:t>
+      </w:r>
+    </w:p>
+    <w:p>
+      <w:pPr>
+        <w:rPr>
+          <w:color w:val="FF0000"/>
+          <w:sz w:val="28"/>
+          <w:szCs w:val="28"/>
+        </w:rPr>
+      </w:pPr>
+    </w:p>
+    <w:p>
+      <w:pPr>
+        <w:rPr>
+          <w:color w:val="FF0000"/>
+          <w:sz w:val="28"/>
+          <w:szCs w:val="28"/>
+        </w:rPr>
+      </w:pPr>
+    </w:p>
+    <w:p>
+      <w:pPr>
+        <w:rPr>
+          <w:color w:val="FF0000"/>
+          <w:sz w:val="28"/>
+          <w:szCs w:val="28"/>
+        </w:rPr>
+      </w:pPr>
+    </w:p>
+    <w:p>
+      <w:pPr>
+        <w:rPr>
+          <w:color w:val="FF0000"/>
+          <w:sz w:val="28"/>
+          <w:szCs w:val="28"/>
+        </w:rPr>
+      </w:pPr>
+    </w:p>
+    <w:p>
+      <w:pPr>
+        <w:rPr>
+          <w:color w:val="000000" w:themeColor="text1"/>
+          <w:sz w:val="28"/>
+          <w:szCs w:val="28"/>
+        </w:rPr>
+      </w:pPr>
+      <w:r>
+        <w:rPr>
+          <w:rFonts w:hint="eastAsia"/>
+          <w:color w:val="000000" w:themeColor="text1"/>
+          <w:sz w:val="28"/>
+          <w:szCs w:val="28"/>
+        </w:rPr>
+        <w:lastRenderedPageBreak/>
+        <w:t>a</w:t>
+      </w:r>
+      <w:r>
+        <w:rPr>
+          <w:color w:val="000000" w:themeColor="text1"/>
+          <w:sz w:val="28"/>
+          <w:szCs w:val="28"/>
+        </w:rPr>
+        <w:t>lumni n.</w:t>
+      </w:r>
+      <w:r>
+        <w:rPr>
+          <w:rFonts w:hint="eastAsia"/>
+          <w:color w:val="000000" w:themeColor="text1"/>
+          <w:sz w:val="28"/>
+          <w:szCs w:val="28"/>
+        </w:rPr>
+        <w:t>校友們</w:t>
+      </w:r>
+    </w:p>
+    <w:p>
+      <w:pPr>
+        <w:rPr>
+          <w:color w:val="000000" w:themeColor="text1"/>
+          <w:sz w:val="28"/>
+          <w:szCs w:val="28"/>
+        </w:rPr>
+      </w:pPr>
+    </w:p>
+    <w:p>
+      <w:pPr>
+        <w:rPr>
+          <w:color w:val="000000" w:themeColor="text1"/>
+          <w:sz w:val="28"/>
+          <w:szCs w:val="28"/>
+        </w:rPr>
+      </w:pPr>
+      <w:r>
+        <w:rPr>
+          <w:rFonts w:hint="eastAsia"/>
+          <w:color w:val="000000" w:themeColor="text1"/>
+          <w:sz w:val="28"/>
+          <w:szCs w:val="28"/>
+        </w:rPr>
+        <w:t>p</w:t>
+      </w:r>
+      <w:r>
+        <w:rPr>
+          <w:color w:val="000000" w:themeColor="text1"/>
+          <w:sz w:val="28"/>
+          <w:szCs w:val="28"/>
+        </w:rPr>
+        <w:t>resent v.</w:t>
+      </w:r>
+      <w:r>
+        <w:rPr>
+          <w:rFonts w:hint="eastAsia"/>
+          <w:color w:val="000000" w:themeColor="text1"/>
+          <w:sz w:val="28"/>
+          <w:szCs w:val="28"/>
+        </w:rPr>
+        <w:t>提出</w:t>
+      </w:r>
+      <w:r>
+        <w:rPr>
+          <w:rFonts w:hint="eastAsia"/>
+          <w:color w:val="000000" w:themeColor="text1"/>
+          <w:sz w:val="28"/>
+          <w:szCs w:val="28"/>
+        </w:rPr>
+        <w:t>/</w:t>
+      </w:r>
+      <w:r>
+        <w:rPr>
+          <w:rFonts w:hint="eastAsia"/>
+          <w:color w:val="000000" w:themeColor="text1"/>
+          <w:sz w:val="28"/>
+          <w:szCs w:val="28"/>
+        </w:rPr>
+        <w:t>出示</w:t>
+      </w:r>
+      <w:r>
+        <w:rPr>
+          <w:rFonts w:hint="eastAsia"/>
+          <w:color w:val="000000" w:themeColor="text1"/>
+          <w:sz w:val="28"/>
+          <w:szCs w:val="28"/>
+        </w:rPr>
+        <w:t xml:space="preserve"> </w:t>
+      </w:r>
+      <w:r>
+        <w:rPr>
+          <w:color w:val="000000" w:themeColor="text1"/>
+          <w:sz w:val="28"/>
+          <w:szCs w:val="28"/>
+        </w:rPr>
+        <w:t>,adj.</w:t>
+      </w:r>
+      <w:r>
+        <w:rPr>
+          <w:rFonts w:hint="eastAsia"/>
+          <w:color w:val="000000" w:themeColor="text1"/>
+          <w:sz w:val="28"/>
+          <w:szCs w:val="28"/>
+        </w:rPr>
+        <w:t>出席</w:t>
+      </w:r>
+      <w:r>
+        <w:rPr>
+          <w:rFonts w:hint="eastAsia"/>
+          <w:color w:val="000000" w:themeColor="text1"/>
+          <w:sz w:val="28"/>
+          <w:szCs w:val="28"/>
+        </w:rPr>
+        <w:t>/</w:t>
+      </w:r>
+      <w:r>
+        <w:rPr>
+          <w:rFonts w:hint="eastAsia"/>
+          <w:color w:val="000000" w:themeColor="text1"/>
+          <w:sz w:val="28"/>
+          <w:szCs w:val="28"/>
+        </w:rPr>
+        <w:t>現在</w:t>
+      </w:r>
+    </w:p>
+    <w:p>
+      <w:pPr>
+        <w:rPr>
+          <w:color w:val="FF0000"/>
+          <w:sz w:val="28"/>
+          <w:szCs w:val="28"/>
+        </w:rPr>
+      </w:pPr>
+      <w:r>
+        <w:rPr>
+          <w:rFonts w:hint="eastAsia"/>
+          <w:color w:val="FF0000"/>
+          <w:sz w:val="28"/>
+          <w:szCs w:val="28"/>
+        </w:rPr>
+        <w:t>p</w:t>
+      </w:r>
+      <w:r>
+        <w:rPr>
+          <w:color w:val="FF0000"/>
+          <w:sz w:val="28"/>
+          <w:szCs w:val="28"/>
+        </w:rPr>
+        <w:t xml:space="preserve">resent A with B </w:t>
+      </w:r>
+      <w:r>
+        <w:rPr>
+          <w:rFonts w:hint="eastAsia"/>
+          <w:color w:val="FF0000"/>
+          <w:sz w:val="28"/>
+          <w:szCs w:val="28"/>
+        </w:rPr>
+        <w:t>向</w:t>
+      </w:r>
+      <w:r>
+        <w:rPr>
+          <w:color w:val="FF0000"/>
+          <w:sz w:val="28"/>
+          <w:szCs w:val="28"/>
+        </w:rPr>
+        <w:t>A</w:t>
+      </w:r>
+      <w:r>
+        <w:rPr>
+          <w:rFonts w:hint="eastAsia"/>
+          <w:color w:val="FF0000"/>
+          <w:sz w:val="28"/>
+          <w:szCs w:val="28"/>
+        </w:rPr>
+        <w:t>提供</w:t>
+      </w:r>
+      <w:r>
+        <w:rPr>
+          <w:color w:val="FF0000"/>
+          <w:sz w:val="28"/>
+          <w:szCs w:val="28"/>
+        </w:rPr>
+        <w:t>B</w:t>
+      </w:r>
+    </w:p>
+    <w:p>
+      <w:pPr>
+        <w:rPr>
+          <w:color w:val="FF0000"/>
+          <w:sz w:val="28"/>
+          <w:szCs w:val="28"/>
+        </w:rPr>
+      </w:pPr>
+      <w:r>
+        <w:rPr>
+          <w:rFonts w:hint="eastAsia"/>
+          <w:color w:val="FF0000"/>
+          <w:sz w:val="28"/>
+          <w:szCs w:val="28"/>
+        </w:rPr>
+        <w:t>p</w:t>
+      </w:r>
+      <w:r>
+        <w:rPr>
+          <w:color w:val="FF0000"/>
+          <w:sz w:val="28"/>
+          <w:szCs w:val="28"/>
+        </w:rPr>
+        <w:t xml:space="preserve">resent B to A </w:t>
+      </w:r>
+      <w:r>
+        <w:rPr>
+          <w:rFonts w:hint="eastAsia"/>
+          <w:color w:val="FF0000"/>
+          <w:sz w:val="28"/>
+          <w:szCs w:val="28"/>
+        </w:rPr>
+        <w:t>把</w:t>
+      </w:r>
+      <w:r>
+        <w:rPr>
+          <w:color w:val="FF0000"/>
+          <w:sz w:val="28"/>
+          <w:szCs w:val="28"/>
+        </w:rPr>
+        <w:t>B</w:t>
+      </w:r>
+      <w:r>
+        <w:rPr>
+          <w:rFonts w:hint="eastAsia"/>
+          <w:color w:val="FF0000"/>
+          <w:sz w:val="28"/>
+          <w:szCs w:val="28"/>
+        </w:rPr>
+        <w:t>提供給</w:t>
+      </w:r>
+      <w:r>
+        <w:rPr>
+          <w:color w:val="FF0000"/>
+          <w:sz w:val="28"/>
+          <w:szCs w:val="28"/>
+        </w:rPr>
+        <w:t>A</w:t>
+      </w:r>
+    </w:p>
+    <w:p>
+      <w:pPr>
+        <w:rPr>
+          <w:color w:val="000000" w:themeColor="text1"/>
+          <w:sz w:val="28"/>
+          <w:szCs w:val="28"/>
+        </w:rPr>
+      </w:pPr>
+    </w:p>
+    <w:p>
+      <w:pPr>
+        <w:rPr>
+          <w:color w:val="000000" w:themeColor="text1"/>
+          <w:sz w:val="28"/>
+          <w:szCs w:val="28"/>
+        </w:rPr>
+      </w:pPr>
+      <w:r>
+        <w:rPr>
+          <w:rFonts w:hint="eastAsia"/>
+          <w:color w:val="000000" w:themeColor="text1"/>
+          <w:sz w:val="28"/>
+          <w:szCs w:val="28"/>
+        </w:rPr>
+        <w:t>a</w:t>
+      </w:r>
+      <w:r>
+        <w:rPr>
+          <w:color w:val="000000" w:themeColor="text1"/>
+          <w:sz w:val="28"/>
+          <w:szCs w:val="28"/>
+        </w:rPr>
+        <w:t>dmission n.</w:t>
+      </w:r>
+      <w:r>
+        <w:rPr>
+          <w:rFonts w:hint="eastAsia"/>
+          <w:color w:val="000000" w:themeColor="text1"/>
+          <w:sz w:val="28"/>
+          <w:szCs w:val="28"/>
+        </w:rPr>
+        <w:t>入場</w:t>
+      </w:r>
+    </w:p>
+    <w:p>
+      <w:pPr>
+        <w:rPr>
+          <w:color w:val="FF0000"/>
+          <w:sz w:val="28"/>
+          <w:szCs w:val="28"/>
+        </w:rPr>
+      </w:pPr>
+      <w:r>
+        <w:rPr>
+          <w:rFonts w:hint="eastAsia"/>
+          <w:color w:val="FF0000"/>
+          <w:sz w:val="28"/>
+          <w:szCs w:val="28"/>
+        </w:rPr>
+        <w:t>f</w:t>
+      </w:r>
+      <w:r>
+        <w:rPr>
+          <w:color w:val="FF0000"/>
+          <w:sz w:val="28"/>
+          <w:szCs w:val="28"/>
+        </w:rPr>
+        <w:t xml:space="preserve">ree admission </w:t>
+      </w:r>
+      <w:r>
+        <w:rPr>
+          <w:rFonts w:hint="eastAsia"/>
+          <w:color w:val="FF0000"/>
+          <w:sz w:val="28"/>
+          <w:szCs w:val="28"/>
+        </w:rPr>
+        <w:t>免費入場</w:t>
+      </w:r>
+    </w:p>
+    <w:p>
+      <w:pPr>
+        <w:rPr>
+          <w:color w:val="FF0000"/>
+          <w:sz w:val="28"/>
+          <w:szCs w:val="28"/>
+        </w:rPr>
+      </w:pPr>
+      <w:r>
+        <w:rPr>
+          <w:rFonts w:hint="eastAsia"/>
+          <w:color w:val="FF0000"/>
+          <w:sz w:val="28"/>
+          <w:szCs w:val="28"/>
+        </w:rPr>
+        <w:t>a</w:t>
+      </w:r>
+      <w:r>
+        <w:rPr>
+          <w:color w:val="FF0000"/>
+          <w:sz w:val="28"/>
+          <w:szCs w:val="28"/>
+        </w:rPr>
+        <w:t xml:space="preserve">dmission +fee/price </w:t>
+      </w:r>
+      <w:r>
+        <w:rPr>
+          <w:rFonts w:hint="eastAsia"/>
+          <w:color w:val="FF0000"/>
+          <w:sz w:val="28"/>
+          <w:szCs w:val="28"/>
+        </w:rPr>
+        <w:t>入場費</w:t>
+      </w:r>
+    </w:p>
+    <w:p>
+      <w:pPr>
+        <w:rPr>
+          <w:rFonts w:hint="eastAsia"/>
+          <w:color w:val="FF0000"/>
+          <w:sz w:val="28"/>
+          <w:szCs w:val="28"/>
+        </w:rPr>
+      </w:pPr>
+    </w:p>
+    <w:p>
+      <w:pPr>
+        <w:rPr>
+          <w:color w:val="000000" w:themeColor="text1"/>
+          <w:sz w:val="28"/>
+          <w:szCs w:val="28"/>
+        </w:rPr>
+      </w:pPr>
+    </w:p>
+    <w:p>
+      <w:pPr>
+        <w:rPr>
+          <w:color w:val="000000" w:themeColor="text1"/>
+          <w:sz w:val="28"/>
+          <w:szCs w:val="28"/>
+        </w:rPr>
+      </w:pPr>
+      <w:r>
+        <w:rPr>
+          <w:rFonts w:hint="eastAsia"/>
+          <w:color w:val="000000" w:themeColor="text1"/>
+          <w:sz w:val="28"/>
+          <w:szCs w:val="28"/>
+        </w:rPr>
+        <w:t>b</w:t>
+      </w:r>
+      <w:r>
+        <w:rPr>
+          <w:color w:val="000000" w:themeColor="text1"/>
+          <w:sz w:val="28"/>
+          <w:szCs w:val="28"/>
+        </w:rPr>
+        <w:t>anquet n.</w:t>
+      </w:r>
+      <w:r>
+        <w:rPr>
+          <w:rFonts w:hint="eastAsia"/>
+          <w:color w:val="000000" w:themeColor="text1"/>
+          <w:sz w:val="28"/>
+          <w:szCs w:val="28"/>
+        </w:rPr>
+        <w:t>宴會</w:t>
+      </w:r>
+    </w:p>
+    <w:p>
+      <w:pPr>
+        <w:rPr>
+          <w:color w:val="000000" w:themeColor="text1"/>
+          <w:sz w:val="28"/>
+          <w:szCs w:val="28"/>
+        </w:rPr>
+      </w:pPr>
+    </w:p>
+    <w:p>
+      <w:pPr>
+        <w:rPr>
+          <w:color w:val="000000" w:themeColor="text1"/>
+          <w:sz w:val="28"/>
+          <w:szCs w:val="28"/>
+        </w:rPr>
+      </w:pPr>
+      <w:r>
+        <w:rPr>
+          <w:rFonts w:hint="eastAsia"/>
+          <w:color w:val="000000" w:themeColor="text1"/>
+          <w:sz w:val="28"/>
+          <w:szCs w:val="28"/>
+        </w:rPr>
+        <w:t>a</w:t>
+      </w:r>
+      <w:r>
+        <w:rPr>
+          <w:color w:val="000000" w:themeColor="text1"/>
+          <w:sz w:val="28"/>
+          <w:szCs w:val="28"/>
+        </w:rPr>
+        <w:t>nniversary n.</w:t>
+      </w:r>
+      <w:r>
+        <w:rPr>
+          <w:rFonts w:hint="eastAsia"/>
+          <w:color w:val="000000" w:themeColor="text1"/>
+          <w:sz w:val="28"/>
+          <w:szCs w:val="28"/>
+        </w:rPr>
+        <w:t>周年紀念日</w:t>
+      </w:r>
+    </w:p>
+    <w:p>
+      <w:pPr>
+        <w:rPr>
+          <w:color w:val="000000" w:themeColor="text1"/>
+          <w:sz w:val="28"/>
+          <w:szCs w:val="28"/>
+        </w:rPr>
+      </w:pPr>
+    </w:p>
+    <w:p>
+      <w:pPr>
+        <w:rPr>
+          <w:color w:val="000000" w:themeColor="text1"/>
+          <w:sz w:val="28"/>
+          <w:szCs w:val="28"/>
+        </w:rPr>
+      </w:pPr>
+      <w:r>
+        <w:rPr>
+          <w:rFonts w:hint="eastAsia"/>
+          <w:color w:val="000000" w:themeColor="text1"/>
+          <w:sz w:val="28"/>
+          <w:szCs w:val="28"/>
+        </w:rPr>
+        <w:t>r</w:t>
+      </w:r>
+      <w:r>
+        <w:rPr>
+          <w:color w:val="000000" w:themeColor="text1"/>
+          <w:sz w:val="28"/>
+          <w:szCs w:val="28"/>
+        </w:rPr>
+        <w:t>equired adj.</w:t>
+      </w:r>
+      <w:r>
+        <w:rPr>
+          <w:rFonts w:hint="eastAsia"/>
+          <w:color w:val="000000" w:themeColor="text1"/>
+          <w:sz w:val="28"/>
+          <w:szCs w:val="28"/>
+        </w:rPr>
+        <w:t>必要</w:t>
+      </w:r>
+      <w:r>
+        <w:rPr>
+          <w:rFonts w:hint="eastAsia"/>
+          <w:color w:val="000000" w:themeColor="text1"/>
+          <w:sz w:val="28"/>
+          <w:szCs w:val="28"/>
+        </w:rPr>
+        <w:t>/</w:t>
+      </w:r>
+      <w:r>
+        <w:rPr>
+          <w:rFonts w:hint="eastAsia"/>
+          <w:color w:val="000000" w:themeColor="text1"/>
+          <w:sz w:val="28"/>
+          <w:szCs w:val="28"/>
+        </w:rPr>
+        <w:t>必須</w:t>
+      </w:r>
+    </w:p>
+    <w:p>
+      <w:pPr>
+        <w:rPr>
+          <w:color w:val="FF0000"/>
+          <w:sz w:val="28"/>
+          <w:szCs w:val="28"/>
+        </w:rPr>
+      </w:pPr>
+      <w:r>
+        <w:rPr>
+          <w:rFonts w:hint="eastAsia"/>
+          <w:color w:val="FF0000"/>
+          <w:sz w:val="28"/>
+          <w:szCs w:val="28"/>
+        </w:rPr>
+        <w:t>b</w:t>
+      </w:r>
+      <w:r>
+        <w:rPr>
+          <w:color w:val="FF0000"/>
+          <w:sz w:val="28"/>
+          <w:szCs w:val="28"/>
+        </w:rPr>
+        <w:t xml:space="preserve">e required for </w:t>
+      </w:r>
+      <w:r>
+        <w:rPr>
+          <w:rFonts w:hint="eastAsia"/>
+          <w:color w:val="FF0000"/>
+          <w:sz w:val="28"/>
+          <w:szCs w:val="28"/>
+        </w:rPr>
+        <w:t>對於</w:t>
+      </w:r>
+      <w:r>
+        <w:rPr>
+          <w:rFonts w:hint="eastAsia"/>
+          <w:color w:val="FF0000"/>
+          <w:sz w:val="28"/>
+          <w:szCs w:val="28"/>
+        </w:rPr>
+        <w:t>~</w:t>
+      </w:r>
+      <w:r>
+        <w:rPr>
+          <w:rFonts w:hint="eastAsia"/>
+          <w:color w:val="FF0000"/>
+          <w:sz w:val="28"/>
+          <w:szCs w:val="28"/>
+        </w:rPr>
+        <w:t>是必要的</w:t>
+      </w:r>
+    </w:p>
+    <w:p>
+      <w:pPr>
+        <w:rPr>
+          <w:color w:val="FF0000"/>
+          <w:sz w:val="28"/>
+          <w:szCs w:val="28"/>
+        </w:rPr>
+      </w:pPr>
+      <w:r>
+        <w:rPr>
+          <w:color w:val="FF0000"/>
+          <w:sz w:val="28"/>
+          <w:szCs w:val="28"/>
+        </w:rPr>
+        <w:t xml:space="preserve">be required to do </w:t>
+      </w:r>
+      <w:r>
+        <w:rPr>
+          <w:rFonts w:hint="eastAsia"/>
+          <w:color w:val="FF0000"/>
+          <w:sz w:val="28"/>
+          <w:szCs w:val="28"/>
+        </w:rPr>
+        <w:t>(</w:t>
+      </w:r>
+      <w:r>
+        <w:rPr>
+          <w:rFonts w:hint="eastAsia"/>
+          <w:color w:val="FF0000"/>
+          <w:sz w:val="28"/>
+          <w:szCs w:val="28"/>
+        </w:rPr>
+        <w:t>被要求</w:t>
+      </w:r>
+      <w:r>
+        <w:rPr>
+          <w:rFonts w:hint="eastAsia"/>
+          <w:color w:val="FF0000"/>
+          <w:sz w:val="28"/>
+          <w:szCs w:val="28"/>
+        </w:rPr>
+        <w:t>)</w:t>
+      </w:r>
+      <w:r>
+        <w:rPr>
+          <w:rFonts w:hint="eastAsia"/>
+          <w:color w:val="FF0000"/>
+          <w:sz w:val="28"/>
+          <w:szCs w:val="28"/>
+        </w:rPr>
+        <w:t>必須做</w:t>
+      </w:r>
+      <w:r>
+        <w:rPr>
+          <w:rFonts w:hint="eastAsia"/>
+          <w:color w:val="FF0000"/>
+          <w:sz w:val="28"/>
+          <w:szCs w:val="28"/>
+        </w:rPr>
+        <w:t>~</w:t>
+      </w:r>
+    </w:p>
+    <w:p>
+      <w:pPr>
+        <w:rPr>
+          <w:color w:val="000000" w:themeColor="text1"/>
+          <w:sz w:val="28"/>
+          <w:szCs w:val="28"/>
+        </w:rPr>
+      </w:pPr>
+    </w:p>
+    <w:p>
+      <w:pPr>
+        <w:rPr>
+          <w:color w:val="000000" w:themeColor="text1"/>
+          <w:sz w:val="28"/>
+          <w:szCs w:val="28"/>
+        </w:rPr>
+      </w:pPr>
+    </w:p>
+    <w:p>
+      <w:pPr>
+        <w:rPr>
+          <w:color w:val="000000" w:themeColor="text1"/>
+          <w:sz w:val="28"/>
+          <w:szCs w:val="28"/>
+        </w:rPr>
+      </w:pPr>
+      <w:r>
+        <w:rPr>
+          <w:rFonts w:hint="eastAsia"/>
+          <w:color w:val="000000" w:themeColor="text1"/>
+          <w:sz w:val="28"/>
+          <w:szCs w:val="28"/>
+        </w:rPr>
+        <w:t>c</w:t>
+      </w:r>
+      <w:r>
+        <w:rPr>
+          <w:color w:val="000000" w:themeColor="text1"/>
+          <w:sz w:val="28"/>
+          <w:szCs w:val="28"/>
+        </w:rPr>
+        <w:t>ollection n.</w:t>
+      </w:r>
+      <w:r>
+        <w:rPr>
+          <w:rFonts w:hint="eastAsia"/>
+          <w:color w:val="000000" w:themeColor="text1"/>
+          <w:sz w:val="28"/>
+          <w:szCs w:val="28"/>
+        </w:rPr>
+        <w:t>收藏品</w:t>
+      </w:r>
+      <w:r>
+        <w:rPr>
+          <w:rFonts w:hint="eastAsia"/>
+          <w:color w:val="000000" w:themeColor="text1"/>
+          <w:sz w:val="28"/>
+          <w:szCs w:val="28"/>
+        </w:rPr>
+        <w:t>/</w:t>
+      </w:r>
+      <w:r>
+        <w:rPr>
+          <w:rFonts w:hint="eastAsia"/>
+          <w:color w:val="000000" w:themeColor="text1"/>
+          <w:sz w:val="28"/>
+          <w:szCs w:val="28"/>
+        </w:rPr>
+        <w:t>收取</w:t>
+      </w:r>
+    </w:p>
+    <w:p>
+      <w:pPr>
+        <w:rPr>
+          <w:color w:val="FF0000"/>
+          <w:sz w:val="28"/>
+          <w:szCs w:val="28"/>
+        </w:rPr>
+      </w:pPr>
+      <w:r>
+        <w:rPr>
+          <w:rFonts w:hint="eastAsia"/>
+          <w:color w:val="FF0000"/>
+          <w:sz w:val="28"/>
+          <w:szCs w:val="28"/>
+        </w:rPr>
+        <w:t>c</w:t>
+      </w:r>
+      <w:r>
+        <w:rPr>
+          <w:color w:val="FF0000"/>
+          <w:sz w:val="28"/>
+          <w:szCs w:val="28"/>
+        </w:rPr>
+        <w:t xml:space="preserve">eramic tiles collection </w:t>
+      </w:r>
+      <w:r>
+        <w:rPr>
+          <w:rFonts w:hint="eastAsia"/>
+          <w:color w:val="FF0000"/>
+          <w:sz w:val="28"/>
+          <w:szCs w:val="28"/>
+        </w:rPr>
+        <w:t>磁磚收藏</w:t>
+      </w:r>
+    </w:p>
+    <w:p>
+      <w:pPr>
+        <w:rPr>
+          <w:color w:val="FF0000"/>
+          <w:sz w:val="28"/>
+          <w:szCs w:val="28"/>
+        </w:rPr>
+      </w:pPr>
+      <w:r>
+        <w:rPr>
+          <w:rFonts w:hint="eastAsia"/>
+          <w:color w:val="FF0000"/>
+          <w:sz w:val="28"/>
+          <w:szCs w:val="28"/>
+        </w:rPr>
+        <w:t>t</w:t>
+      </w:r>
+      <w:r>
+        <w:rPr>
+          <w:color w:val="FF0000"/>
+          <w:sz w:val="28"/>
+          <w:szCs w:val="28"/>
+        </w:rPr>
+        <w:t xml:space="preserve">oll collection </w:t>
+      </w:r>
+      <w:r>
+        <w:rPr>
+          <w:rFonts w:hint="eastAsia"/>
+          <w:color w:val="FF0000"/>
+          <w:sz w:val="28"/>
+          <w:szCs w:val="28"/>
+        </w:rPr>
+        <w:t>通行收費</w:t>
+      </w:r>
+    </w:p>
+    <w:p>
+      <w:pPr>
+        <w:rPr>
+          <w:color w:val="FF0000"/>
+          <w:sz w:val="28"/>
+          <w:szCs w:val="28"/>
+        </w:rPr>
+      </w:pPr>
+      <w:r>
+        <w:rPr>
+          <w:color w:val="FF0000"/>
+          <w:sz w:val="28"/>
+          <w:szCs w:val="28"/>
+        </w:rPr>
+        <w:lastRenderedPageBreak/>
+        <w:t xml:space="preserve">collection A from B </w:t>
+      </w:r>
+      <w:r>
+        <w:rPr>
+          <w:rFonts w:hint="eastAsia"/>
+          <w:color w:val="FF0000"/>
+          <w:sz w:val="28"/>
+          <w:szCs w:val="28"/>
+        </w:rPr>
+        <w:t>從</w:t>
+      </w:r>
+      <w:r>
+        <w:rPr>
+          <w:rFonts w:hint="eastAsia"/>
+          <w:color w:val="FF0000"/>
+          <w:sz w:val="28"/>
+          <w:szCs w:val="28"/>
+        </w:rPr>
+        <w:t>B</w:t>
+      </w:r>
+      <w:r>
+        <w:rPr>
+          <w:rFonts w:hint="eastAsia"/>
+          <w:color w:val="FF0000"/>
+          <w:sz w:val="28"/>
+          <w:szCs w:val="28"/>
+        </w:rPr>
+        <w:t>收集</w:t>
+      </w:r>
+      <w:r>
+        <w:rPr>
+          <w:rFonts w:hint="eastAsia"/>
+          <w:color w:val="FF0000"/>
+          <w:sz w:val="28"/>
+          <w:szCs w:val="28"/>
+        </w:rPr>
+        <w:t>/</w:t>
+      </w:r>
+      <w:r>
+        <w:rPr>
+          <w:rFonts w:hint="eastAsia"/>
+          <w:color w:val="FF0000"/>
+          <w:sz w:val="28"/>
+          <w:szCs w:val="28"/>
+        </w:rPr>
+        <w:t>收取</w:t>
+      </w:r>
+      <w:r>
+        <w:rPr>
+          <w:rFonts w:hint="eastAsia"/>
+          <w:color w:val="FF0000"/>
+          <w:sz w:val="28"/>
+          <w:szCs w:val="28"/>
+        </w:rPr>
+        <w:t>A</w:t>
+      </w:r>
+    </w:p>
+    <w:p>
+      <w:pPr>
+        <w:rPr>
+          <w:color w:val="FF0000"/>
+          <w:sz w:val="28"/>
+          <w:szCs w:val="28"/>
+        </w:rPr>
+      </w:pPr>
+      <w:r>
+        <w:rPr>
+          <w:color w:val="FF0000"/>
+          <w:sz w:val="28"/>
+          <w:szCs w:val="28"/>
+        </w:rPr>
+        <w:t>collectable</w:t>
+      </w:r>
+      <w:r>
+        <w:rPr>
+          <w:color w:val="FF0000"/>
+          <w:sz w:val="28"/>
+          <w:szCs w:val="28"/>
+        </w:rPr>
+        <w:t xml:space="preserve"> n.</w:t>
+      </w:r>
+      <w:r>
+        <w:rPr>
+          <w:rFonts w:hint="eastAsia"/>
+          <w:color w:val="FF0000"/>
+          <w:sz w:val="28"/>
+          <w:szCs w:val="28"/>
+        </w:rPr>
+        <w:t>收藏品</w:t>
+      </w:r>
+    </w:p>
+    <w:p>
+      <w:pPr>
+        <w:rPr>
+          <w:rFonts w:hint="eastAsia"/>
+          <w:color w:val="000000" w:themeColor="text1"/>
+          <w:sz w:val="28"/>
+          <w:szCs w:val="28"/>
+        </w:rPr>
+      </w:pPr>
+    </w:p>
+    <w:p>
+      <w:pPr>
+        <w:rPr>
+          <w:color w:val="000000" w:themeColor="text1"/>
+          <w:sz w:val="28"/>
+          <w:szCs w:val="28"/>
+        </w:rPr>
+      </w:pPr>
+      <w:r>
+        <w:rPr>
+          <w:rFonts w:hint="eastAsia"/>
+          <w:color w:val="000000" w:themeColor="text1"/>
+          <w:sz w:val="28"/>
+          <w:szCs w:val="28"/>
+        </w:rPr>
+        <w:t>f</w:t>
+      </w:r>
+      <w:r>
+        <w:rPr>
+          <w:color w:val="000000" w:themeColor="text1"/>
+          <w:sz w:val="28"/>
+          <w:szCs w:val="28"/>
+        </w:rPr>
+        <w:t>und-raising n.</w:t>
+      </w:r>
+      <w:r>
+        <w:rPr>
+          <w:rFonts w:hint="eastAsia"/>
+          <w:color w:val="000000" w:themeColor="text1"/>
+          <w:sz w:val="28"/>
+          <w:szCs w:val="28"/>
+        </w:rPr>
+        <w:t>募款</w:t>
+      </w:r>
+    </w:p>
+    <w:p>
+      <w:pPr>
+        <w:rPr>
+          <w:color w:val="000000" w:themeColor="text1"/>
+          <w:sz w:val="28"/>
+          <w:szCs w:val="28"/>
+        </w:rPr>
+      </w:pPr>
+    </w:p>
+    <w:p>
+      <w:pPr>
+        <w:rPr>
+          <w:color w:val="000000" w:themeColor="text1"/>
+          <w:sz w:val="28"/>
+          <w:szCs w:val="28"/>
+        </w:rPr>
+      </w:pPr>
+      <w:r>
+        <w:rPr>
+          <w:rFonts w:hint="eastAsia"/>
+          <w:color w:val="000000" w:themeColor="text1"/>
+          <w:sz w:val="28"/>
+          <w:szCs w:val="28"/>
+        </w:rPr>
+        <w:t>r</w:t>
+      </w:r>
+      <w:r>
+        <w:rPr>
+          <w:color w:val="000000" w:themeColor="text1"/>
+          <w:sz w:val="28"/>
+          <w:szCs w:val="28"/>
+        </w:rPr>
+        <w:t>esume v.</w:t>
+      </w:r>
+      <w:r>
+        <w:rPr>
+          <w:rFonts w:hint="eastAsia"/>
+          <w:color w:val="000000" w:themeColor="text1"/>
+          <w:sz w:val="28"/>
+          <w:szCs w:val="28"/>
+        </w:rPr>
+        <w:t>繼續</w:t>
+      </w:r>
+      <w:r>
+        <w:rPr>
+          <w:rFonts w:hint="eastAsia"/>
+          <w:color w:val="000000" w:themeColor="text1"/>
+          <w:sz w:val="28"/>
+          <w:szCs w:val="28"/>
+        </w:rPr>
+        <w:t>/</w:t>
+      </w:r>
+      <w:r>
+        <w:rPr>
+          <w:rFonts w:hint="eastAsia"/>
+          <w:color w:val="000000" w:themeColor="text1"/>
+          <w:sz w:val="28"/>
+          <w:szCs w:val="28"/>
+        </w:rPr>
+        <w:t>重新開始</w:t>
+      </w:r>
+    </w:p>
+    <w:p>
+      <w:pPr>
+        <w:rPr>
+          <w:color w:val="000000" w:themeColor="text1"/>
+          <w:sz w:val="28"/>
+          <w:szCs w:val="28"/>
+        </w:rPr>
+      </w:pPr>
+    </w:p>
+    <w:p>
+      <w:pPr>
+        <w:rPr>
+          <w:color w:val="000000" w:themeColor="text1"/>
+          <w:sz w:val="28"/>
+          <w:szCs w:val="28"/>
+        </w:rPr>
+      </w:pPr>
+      <w:r>
+        <w:rPr>
+          <w:rFonts w:hint="eastAsia"/>
+          <w:color w:val="000000" w:themeColor="text1"/>
+          <w:sz w:val="28"/>
+          <w:szCs w:val="28"/>
+        </w:rPr>
+        <w:t>i</w:t>
+      </w:r>
+      <w:r>
+        <w:rPr>
+          <w:color w:val="000000" w:themeColor="text1"/>
+          <w:sz w:val="28"/>
+          <w:szCs w:val="28"/>
+        </w:rPr>
+        <w:t>ssue n.</w:t>
+      </w:r>
+      <w:r>
+        <w:rPr>
+          <w:rFonts w:hint="eastAsia"/>
+          <w:color w:val="000000" w:themeColor="text1"/>
+          <w:sz w:val="28"/>
+          <w:szCs w:val="28"/>
+        </w:rPr>
+        <w:t>問題</w:t>
+      </w:r>
+      <w:r>
+        <w:rPr>
+          <w:rFonts w:hint="eastAsia"/>
+          <w:color w:val="000000" w:themeColor="text1"/>
+          <w:sz w:val="28"/>
+          <w:szCs w:val="28"/>
+        </w:rPr>
+        <w:t>/</w:t>
+      </w:r>
+      <w:r>
+        <w:rPr>
+          <w:rFonts w:hint="eastAsia"/>
+          <w:color w:val="000000" w:themeColor="text1"/>
+          <w:sz w:val="28"/>
+          <w:szCs w:val="28"/>
+        </w:rPr>
+        <w:t>爭議</w:t>
+      </w:r>
+      <w:r>
+        <w:rPr>
+          <w:rFonts w:hint="eastAsia"/>
+          <w:color w:val="000000" w:themeColor="text1"/>
+          <w:sz w:val="28"/>
+          <w:szCs w:val="28"/>
+        </w:rPr>
+        <w:t>/(</w:t>
+      </w:r>
+      <w:r>
+        <w:rPr>
+          <w:rFonts w:hint="eastAsia"/>
+          <w:color w:val="000000" w:themeColor="text1"/>
+          <w:sz w:val="28"/>
+          <w:szCs w:val="28"/>
+        </w:rPr>
+        <w:t>期刊的</w:t>
+      </w:r>
+      <w:r>
+        <w:rPr>
+          <w:rFonts w:hint="eastAsia"/>
+          <w:color w:val="000000" w:themeColor="text1"/>
+          <w:sz w:val="28"/>
+          <w:szCs w:val="28"/>
+        </w:rPr>
+        <w:t>)</w:t>
+      </w:r>
+      <w:r>
+        <w:rPr>
+          <w:rFonts w:hint="eastAsia"/>
+          <w:color w:val="000000" w:themeColor="text1"/>
+          <w:sz w:val="28"/>
+          <w:szCs w:val="28"/>
+        </w:rPr>
+        <w:t>一期</w:t>
+      </w:r>
+      <w:r>
+        <w:rPr>
+          <w:rFonts w:hint="eastAsia"/>
+          <w:color w:val="000000" w:themeColor="text1"/>
+          <w:sz w:val="28"/>
+          <w:szCs w:val="28"/>
+        </w:rPr>
+        <w:t xml:space="preserve"> </w:t>
+      </w:r>
+      <w:r>
+        <w:rPr>
+          <w:color w:val="000000" w:themeColor="text1"/>
+          <w:sz w:val="28"/>
+          <w:szCs w:val="28"/>
+        </w:rPr>
+        <w:t>= edition</w:t>
+      </w:r>
+    </w:p>
+    <w:p>
+      <w:pPr>
+        <w:rPr>
+          <w:color w:val="FF0000"/>
+          <w:sz w:val="28"/>
+          <w:szCs w:val="28"/>
+        </w:rPr>
+      </w:pPr>
+      <w:r>
+        <w:rPr>
+          <w:rFonts w:hint="eastAsia"/>
+          <w:color w:val="FF0000"/>
+          <w:sz w:val="28"/>
+          <w:szCs w:val="28"/>
+        </w:rPr>
+        <w:t>c</w:t>
+      </w:r>
+      <w:r>
+        <w:rPr>
+          <w:color w:val="FF0000"/>
+          <w:sz w:val="28"/>
+          <w:szCs w:val="28"/>
+        </w:rPr>
+        <w:t xml:space="preserve">ommon issue </w:t>
+      </w:r>
+      <w:r>
+        <w:rPr>
+          <w:rFonts w:hint="eastAsia"/>
+          <w:color w:val="FF0000"/>
+          <w:sz w:val="28"/>
+          <w:szCs w:val="28"/>
+        </w:rPr>
+        <w:t>共同的問題</w:t>
+      </w:r>
+    </w:p>
+    <w:p>
+      <w:pPr>
+        <w:rPr>
+          <w:color w:val="FF0000"/>
+          <w:sz w:val="28"/>
+          <w:szCs w:val="28"/>
+        </w:rPr>
+      </w:pPr>
+      <w:r>
+        <w:rPr>
+          <w:rFonts w:hint="eastAsia"/>
+          <w:color w:val="FF0000"/>
+          <w:sz w:val="28"/>
+          <w:szCs w:val="28"/>
+        </w:rPr>
+        <w:t>a</w:t>
+      </w:r>
+      <w:r>
+        <w:rPr>
+          <w:color w:val="FF0000"/>
+          <w:sz w:val="28"/>
+          <w:szCs w:val="28"/>
+        </w:rPr>
+        <w:t xml:space="preserve">ddress an issue </w:t>
+      </w:r>
+      <w:r>
+        <w:rPr>
+          <w:rFonts w:hint="eastAsia"/>
+          <w:color w:val="FF0000"/>
+          <w:sz w:val="28"/>
+          <w:szCs w:val="28"/>
+        </w:rPr>
+        <w:t>處理</w:t>
+      </w:r>
+      <w:r>
+        <w:rPr>
+          <w:rFonts w:hint="eastAsia"/>
+          <w:color w:val="FF0000"/>
+          <w:sz w:val="28"/>
+          <w:szCs w:val="28"/>
+        </w:rPr>
+        <w:t>(</w:t>
+      </w:r>
+      <w:r>
+        <w:rPr>
+          <w:rFonts w:hint="eastAsia"/>
+          <w:color w:val="FF0000"/>
+          <w:sz w:val="28"/>
+          <w:szCs w:val="28"/>
+        </w:rPr>
+        <w:t>討論</w:t>
+      </w:r>
+      <w:r>
+        <w:rPr>
+          <w:color w:val="FF0000"/>
+          <w:sz w:val="28"/>
+          <w:szCs w:val="28"/>
+        </w:rPr>
+        <w:t>)</w:t>
+      </w:r>
+      <w:r>
+        <w:rPr>
+          <w:rFonts w:hint="eastAsia"/>
+          <w:color w:val="FF0000"/>
+          <w:sz w:val="28"/>
+          <w:szCs w:val="28"/>
+        </w:rPr>
+        <w:t>的問題</w:t>
+      </w:r>
+    </w:p>
+    <w:p>
+      <w:pPr>
+        <w:rPr>
+          <w:color w:val="000000" w:themeColor="text1"/>
+          <w:sz w:val="28"/>
+          <w:szCs w:val="28"/>
+        </w:rPr>
+      </w:pPr>
+    </w:p>
+    <w:p>
+      <w:pPr>
+        <w:rPr>
+          <w:color w:val="000000" w:themeColor="text1"/>
+          <w:sz w:val="28"/>
+          <w:szCs w:val="28"/>
+        </w:rPr>
+      </w:pPr>
+      <w:r>
+        <w:rPr>
+          <w:rFonts w:hint="eastAsia"/>
+          <w:color w:val="000000" w:themeColor="text1"/>
+          <w:sz w:val="28"/>
+          <w:szCs w:val="28"/>
+        </w:rPr>
+        <w:t>s</w:t>
+      </w:r>
+      <w:r>
+        <w:rPr>
+          <w:color w:val="000000" w:themeColor="text1"/>
+          <w:sz w:val="28"/>
+          <w:szCs w:val="28"/>
+        </w:rPr>
+        <w:t>ubscription n.</w:t>
+      </w:r>
+      <w:r>
+        <w:rPr>
+          <w:rFonts w:hint="eastAsia"/>
+          <w:color w:val="000000" w:themeColor="text1"/>
+          <w:sz w:val="28"/>
+          <w:szCs w:val="28"/>
+        </w:rPr>
+        <w:t>訂閱</w:t>
+      </w:r>
+    </w:p>
+    <w:p>
+      <w:pPr>
+        <w:rPr>
+          <w:color w:val="000000" w:themeColor="text1"/>
+          <w:sz w:val="28"/>
+          <w:szCs w:val="28"/>
+        </w:rPr>
+      </w:pPr>
+    </w:p>
+    <w:p>
+      <w:pPr>
+        <w:rPr>
+          <w:color w:val="000000" w:themeColor="text1"/>
+          <w:sz w:val="28"/>
+          <w:szCs w:val="28"/>
+        </w:rPr>
+      </w:pPr>
+      <w:r>
+        <w:rPr>
+          <w:rFonts w:hint="eastAsia"/>
+          <w:color w:val="000000" w:themeColor="text1"/>
+          <w:sz w:val="28"/>
+          <w:szCs w:val="28"/>
+        </w:rPr>
+        <w:t>a</w:t>
+      </w:r>
+      <w:r>
+        <w:rPr>
+          <w:color w:val="000000" w:themeColor="text1"/>
+          <w:sz w:val="28"/>
+          <w:szCs w:val="28"/>
+        </w:rPr>
+        <w:t>ppear v.</w:t>
+      </w:r>
+      <w:r>
+        <w:rPr>
+          <w:rFonts w:hint="eastAsia"/>
+          <w:color w:val="000000" w:themeColor="text1"/>
+          <w:sz w:val="28"/>
+          <w:szCs w:val="28"/>
+        </w:rPr>
+        <w:t>出現</w:t>
+      </w:r>
+      <w:r>
+        <w:rPr>
+          <w:color w:val="000000" w:themeColor="text1"/>
+          <w:sz w:val="28"/>
+          <w:szCs w:val="28"/>
+        </w:rPr>
+        <w:t>/</w:t>
+      </w:r>
+      <w:r>
+        <w:rPr>
+          <w:rFonts w:hint="eastAsia"/>
+          <w:color w:val="000000" w:themeColor="text1"/>
+          <w:sz w:val="28"/>
+          <w:szCs w:val="28"/>
+        </w:rPr>
+        <w:t>現身</w:t>
+      </w:r>
+    </w:p>
+    <w:p>
+      <w:pPr>
+        <w:rPr>
+          <w:color w:val="FF0000"/>
+          <w:sz w:val="28"/>
+          <w:szCs w:val="28"/>
+        </w:rPr>
+      </w:pPr>
+      <w:r>
+        <w:rPr>
+          <w:rFonts w:hint="eastAsia"/>
+          <w:color w:val="FF0000"/>
+          <w:sz w:val="28"/>
+          <w:szCs w:val="28"/>
+        </w:rPr>
+        <w:t>i</w:t>
+      </w:r>
+      <w:r>
+        <w:rPr>
+          <w:color w:val="FF0000"/>
+          <w:sz w:val="28"/>
+          <w:szCs w:val="28"/>
+        </w:rPr>
+        <w:t>t appears that</w:t>
+      </w:r>
+      <w:r>
+        <w:rPr>
+          <w:rFonts w:hint="eastAsia"/>
+          <w:color w:val="FF0000"/>
+          <w:sz w:val="28"/>
+          <w:szCs w:val="28"/>
+        </w:rPr>
+        <w:t>子句</w:t>
+      </w:r>
+      <w:r>
+        <w:rPr>
+          <w:rFonts w:hint="eastAsia"/>
+          <w:color w:val="FF0000"/>
+          <w:sz w:val="28"/>
+          <w:szCs w:val="28"/>
+        </w:rPr>
+        <w:t xml:space="preserve"> </w:t>
+      </w:r>
+      <w:r>
+        <w:rPr>
+          <w:rFonts w:hint="eastAsia"/>
+          <w:color w:val="FF0000"/>
+          <w:sz w:val="28"/>
+          <w:szCs w:val="28"/>
+        </w:rPr>
+        <w:t>似乎</w:t>
+      </w:r>
+      <w:r>
+        <w:rPr>
+          <w:rFonts w:hint="eastAsia"/>
+          <w:color w:val="FF0000"/>
+          <w:sz w:val="28"/>
+          <w:szCs w:val="28"/>
+        </w:rPr>
+        <w:t>~</w:t>
+      </w:r>
+    </w:p>
+    <w:p>
+      <w:pPr>
+        <w:rPr>
+          <w:color w:val="FF0000"/>
+          <w:sz w:val="28"/>
+          <w:szCs w:val="28"/>
+        </w:rPr>
+      </w:pPr>
+      <w:r>
+        <w:rPr>
+          <w:rFonts w:hint="eastAsia"/>
+          <w:color w:val="FF0000"/>
+          <w:sz w:val="28"/>
+          <w:szCs w:val="28"/>
+        </w:rPr>
+        <w:t>a</w:t>
+      </w:r>
+      <w:r>
+        <w:rPr>
+          <w:color w:val="FF0000"/>
+          <w:sz w:val="28"/>
+          <w:szCs w:val="28"/>
+        </w:rPr>
+        <w:t xml:space="preserve">ppear in court </w:t>
+      </w:r>
+      <w:r>
+        <w:rPr>
+          <w:rFonts w:hint="eastAsia"/>
+          <w:color w:val="FF0000"/>
+          <w:sz w:val="28"/>
+          <w:szCs w:val="28"/>
+        </w:rPr>
+        <w:t>出庭</w:t>
+      </w:r>
+    </w:p>
+    <w:p>
+      <w:pPr>
+        <w:rPr>
+          <w:color w:val="000000" w:themeColor="text1"/>
+          <w:sz w:val="28"/>
+          <w:szCs w:val="28"/>
+        </w:rPr>
+      </w:pPr>
+    </w:p>
+    <w:p>
+      <w:pPr>
+        <w:rPr>
+          <w:color w:val="000000" w:themeColor="text1"/>
+          <w:sz w:val="28"/>
+          <w:szCs w:val="28"/>
+        </w:rPr>
+      </w:pPr>
+      <w:r>
+        <w:rPr>
+          <w:rFonts w:hint="eastAsia"/>
+          <w:color w:val="000000" w:themeColor="text1"/>
+          <w:sz w:val="28"/>
+          <w:szCs w:val="28"/>
+        </w:rPr>
+        <w:t>a</w:t>
+      </w:r>
+      <w:r>
+        <w:rPr>
+          <w:color w:val="000000" w:themeColor="text1"/>
+          <w:sz w:val="28"/>
+          <w:szCs w:val="28"/>
+        </w:rPr>
+        <w:t>ccompany v.</w:t>
+      </w:r>
+      <w:r>
+        <w:rPr>
+          <w:rFonts w:hint="eastAsia"/>
+          <w:color w:val="000000" w:themeColor="text1"/>
+          <w:sz w:val="28"/>
+          <w:szCs w:val="28"/>
+        </w:rPr>
+        <w:t>陪同</w:t>
+      </w:r>
+      <w:r>
+        <w:rPr>
+          <w:rFonts w:hint="eastAsia"/>
+          <w:color w:val="000000" w:themeColor="text1"/>
+          <w:sz w:val="28"/>
+          <w:szCs w:val="28"/>
+        </w:rPr>
+        <w:t>/</w:t>
+      </w:r>
+      <w:r>
+        <w:rPr>
+          <w:rFonts w:hint="eastAsia"/>
+          <w:color w:val="000000" w:themeColor="text1"/>
+          <w:sz w:val="28"/>
+          <w:szCs w:val="28"/>
+        </w:rPr>
+        <w:t>伴隨</w:t>
+      </w:r>
+    </w:p>
+    <w:p>
+      <w:pPr>
+        <w:rPr>
+          <w:color w:val="000000" w:themeColor="text1"/>
+          <w:sz w:val="28"/>
+          <w:szCs w:val="28"/>
+        </w:rPr>
+      </w:pPr>
+    </w:p>
+    <w:p>
+      <w:pPr>
+        <w:rPr>
+          <w:color w:val="000000" w:themeColor="text1"/>
+          <w:sz w:val="28"/>
+          <w:szCs w:val="28"/>
+        </w:rPr>
+      </w:pPr>
+      <w:r>
+        <w:rPr>
+          <w:rFonts w:hint="eastAsia"/>
+          <w:color w:val="000000" w:themeColor="text1"/>
+          <w:sz w:val="28"/>
+          <w:szCs w:val="28"/>
+        </w:rPr>
+        <w:t>e</w:t>
+      </w:r>
+      <w:r>
+        <w:rPr>
+          <w:color w:val="000000" w:themeColor="text1"/>
+          <w:sz w:val="28"/>
+          <w:szCs w:val="28"/>
+        </w:rPr>
+        <w:t>dition n.</w:t>
+      </w:r>
+      <w:r>
+        <w:rPr>
+          <w:rFonts w:hint="eastAsia"/>
+          <w:color w:val="000000" w:themeColor="text1"/>
+          <w:sz w:val="28"/>
+          <w:szCs w:val="28"/>
+        </w:rPr>
+        <w:t>版本</w:t>
+      </w:r>
+    </w:p>
+    <w:p>
+      <w:pPr>
+        <w:rPr>
+          <w:color w:val="000000" w:themeColor="text1"/>
+          <w:sz w:val="28"/>
+          <w:szCs w:val="28"/>
+        </w:rPr>
+      </w:pPr>
+    </w:p>
+    <w:p>
+      <w:pPr>
+        <w:rPr>
+          <w:color w:val="000000" w:themeColor="text1"/>
+          <w:sz w:val="28"/>
+          <w:szCs w:val="28"/>
+        </w:rPr>
+      </w:pPr>
+    </w:p>
+    <w:p>
+      <w:pPr>
+        <w:rPr>
+          <w:color w:val="000000" w:themeColor="text1"/>
+          <w:sz w:val="28"/>
+          <w:szCs w:val="28"/>
+        </w:rPr>
+      </w:pPr>
+    </w:p>
+    <w:p>
+      <w:pPr>
+        <w:rPr>
+          <w:color w:val="000000" w:themeColor="text1"/>
+          <w:sz w:val="28"/>
+          <w:szCs w:val="28"/>
+        </w:rPr>
+      </w:pPr>
+    </w:p>
+    <w:p>
+      <w:pPr>
+        <w:rPr>
+          <w:color w:val="000000" w:themeColor="text1"/>
+          <w:sz w:val="28"/>
+          <w:szCs w:val="28"/>
+        </w:rPr>
+      </w:pPr>
+    </w:p>
+    <w:p>
+      <w:pPr>
+        <w:rPr>
+          <w:color w:val="000000" w:themeColor="text1"/>
+          <w:sz w:val="28"/>
+          <w:szCs w:val="28"/>
+        </w:rPr>
+      </w:pPr>
+      <w:r>
+        <w:rPr>
+          <w:rFonts w:hint="eastAsia"/>
+          <w:color w:val="000000" w:themeColor="text1"/>
+          <w:sz w:val="28"/>
+          <w:szCs w:val="28"/>
+        </w:rPr>
+        <w:lastRenderedPageBreak/>
+        <w:t>s</w:t>
+      </w:r>
+      <w:r>
+        <w:rPr>
+          <w:color w:val="000000" w:themeColor="text1"/>
+          <w:sz w:val="28"/>
+          <w:szCs w:val="28"/>
+        </w:rPr>
+        <w:t>pecifically adv.</w:t>
+      </w:r>
+      <w:r>
+        <w:rPr>
+          <w:rFonts w:hint="eastAsia"/>
+          <w:color w:val="000000" w:themeColor="text1"/>
+          <w:sz w:val="28"/>
+          <w:szCs w:val="28"/>
+        </w:rPr>
+        <w:t>明確</w:t>
+      </w:r>
+      <w:r>
+        <w:rPr>
+          <w:rFonts w:hint="eastAsia"/>
+          <w:color w:val="000000" w:themeColor="text1"/>
+          <w:sz w:val="28"/>
+          <w:szCs w:val="28"/>
+        </w:rPr>
+        <w:t>/</w:t>
+      </w:r>
+      <w:r>
+        <w:rPr>
+          <w:rFonts w:hint="eastAsia"/>
+          <w:color w:val="000000" w:themeColor="text1"/>
+          <w:sz w:val="28"/>
+          <w:szCs w:val="28"/>
+        </w:rPr>
+        <w:t>具體</w:t>
+      </w:r>
+    </w:p>
+    <w:p>
+      <w:pPr>
+        <w:rPr>
+          <w:color w:val="000000" w:themeColor="text1"/>
+          <w:sz w:val="28"/>
+          <w:szCs w:val="28"/>
+        </w:rPr>
+      </w:pPr>
+    </w:p>
+    <w:p>
+      <w:pPr>
+        <w:rPr>
+          <w:color w:val="000000" w:themeColor="text1"/>
+          <w:sz w:val="28"/>
+          <w:szCs w:val="28"/>
+        </w:rPr>
+      </w:pPr>
+    </w:p>
+    <w:p>
+      <w:pPr>
+        <w:rPr>
+          <w:color w:val="000000" w:themeColor="text1"/>
+          <w:sz w:val="28"/>
+          <w:szCs w:val="28"/>
+        </w:rPr>
+      </w:pPr>
+      <w:r>
+        <w:rPr>
+          <w:rFonts w:hint="eastAsia"/>
+          <w:color w:val="000000" w:themeColor="text1"/>
+          <w:sz w:val="28"/>
+          <w:szCs w:val="28"/>
+        </w:rPr>
+        <w:t>a</w:t>
+      </w:r>
+      <w:r>
+        <w:rPr>
+          <w:color w:val="000000" w:themeColor="text1"/>
+          <w:sz w:val="28"/>
+          <w:szCs w:val="28"/>
+        </w:rPr>
+        <w:t>nonymous adj.</w:t>
+      </w:r>
+      <w:r>
+        <w:rPr>
+          <w:rFonts w:hint="eastAsia"/>
+          <w:color w:val="000000" w:themeColor="text1"/>
+          <w:sz w:val="28"/>
+          <w:szCs w:val="28"/>
+        </w:rPr>
+        <w:t>匿名</w:t>
+      </w:r>
+    </w:p>
+    <w:p>
+      <w:pPr>
+        <w:rPr>
+          <w:color w:val="000000" w:themeColor="text1"/>
+          <w:sz w:val="28"/>
+          <w:szCs w:val="28"/>
+        </w:rPr>
+      </w:pPr>
+    </w:p>
+    <w:p>
+      <w:pPr>
+        <w:rPr>
+          <w:color w:val="000000" w:themeColor="text1"/>
+          <w:sz w:val="28"/>
+          <w:szCs w:val="28"/>
+        </w:rPr>
+      </w:pPr>
+      <w:r>
+        <w:rPr>
+          <w:rFonts w:hint="eastAsia"/>
+          <w:color w:val="000000" w:themeColor="text1"/>
+          <w:sz w:val="28"/>
+          <w:szCs w:val="28"/>
+        </w:rPr>
+        <w:t>c</w:t>
+      </w:r>
+      <w:r>
+        <w:rPr>
+          <w:color w:val="000000" w:themeColor="text1"/>
+          <w:sz w:val="28"/>
+          <w:szCs w:val="28"/>
+        </w:rPr>
+        <w:t>ommit v.</w:t>
+      </w:r>
+      <w:r>
+        <w:rPr>
+          <w:rFonts w:hint="eastAsia"/>
+          <w:color w:val="000000" w:themeColor="text1"/>
+          <w:sz w:val="28"/>
+          <w:szCs w:val="28"/>
+        </w:rPr>
+        <w:t>奉獻</w:t>
+      </w:r>
+      <w:r>
+        <w:rPr>
+          <w:rFonts w:hint="eastAsia"/>
+          <w:color w:val="000000" w:themeColor="text1"/>
+          <w:sz w:val="28"/>
+          <w:szCs w:val="28"/>
+        </w:rPr>
+        <w:t>/</w:t>
+      </w:r>
+      <w:r>
+        <w:rPr>
+          <w:rFonts w:hint="eastAsia"/>
+          <w:color w:val="000000" w:themeColor="text1"/>
+          <w:sz w:val="28"/>
+          <w:szCs w:val="28"/>
+        </w:rPr>
+        <w:t>致力於</w:t>
+      </w:r>
+      <w:r>
+        <w:rPr>
+          <w:rFonts w:hint="eastAsia"/>
+          <w:color w:val="000000" w:themeColor="text1"/>
+          <w:sz w:val="28"/>
+          <w:szCs w:val="28"/>
+        </w:rPr>
+        <w:t xml:space="preserve"> </w:t>
+      </w:r>
+      <w:r>
+        <w:rPr>
+          <w:color w:val="000000" w:themeColor="text1"/>
+          <w:sz w:val="28"/>
+          <w:szCs w:val="28"/>
+        </w:rPr>
+        <w:t>= dedicate</w:t>
+      </w:r>
+      <w:r>
+        <w:rPr>
+          <w:rFonts w:hint="eastAsia"/>
+          <w:color w:val="000000" w:themeColor="text1"/>
+          <w:sz w:val="28"/>
+          <w:szCs w:val="28"/>
+        </w:rPr>
+        <w:t>、</w:t>
+      </w:r>
+      <w:r>
+        <w:rPr>
+          <w:rFonts w:hint="eastAsia"/>
+          <w:color w:val="000000" w:themeColor="text1"/>
+          <w:sz w:val="28"/>
+          <w:szCs w:val="28"/>
+        </w:rPr>
+        <w:t>d</w:t>
+      </w:r>
+      <w:r>
+        <w:rPr>
+          <w:color w:val="000000" w:themeColor="text1"/>
+          <w:sz w:val="28"/>
+          <w:szCs w:val="28"/>
+        </w:rPr>
+        <w:t xml:space="preserve">evote </w:t>
+      </w:r>
+    </w:p>
+    <w:p>
+      <w:pPr>
+        <w:rPr>
+          <w:color w:val="FF0000"/>
+          <w:sz w:val="28"/>
+          <w:szCs w:val="28"/>
+        </w:rPr>
+      </w:pPr>
+      <w:r>
+        <w:rPr>
+          <w:rFonts w:hint="eastAsia"/>
+          <w:color w:val="FF0000"/>
+          <w:sz w:val="28"/>
+          <w:szCs w:val="28"/>
+        </w:rPr>
+        <w:t>b</w:t>
+      </w:r>
+      <w:r>
+        <w:rPr>
+          <w:color w:val="FF0000"/>
+          <w:sz w:val="28"/>
+          <w:szCs w:val="28"/>
+        </w:rPr>
+        <w:t>e committed to -</w:t>
+      </w:r>
+      <w:proofErr w:type="spellStart"/>
+      <w:r>
+        <w:rPr>
+          <w:color w:val="FF0000"/>
+          <w:sz w:val="28"/>
+          <w:szCs w:val="28"/>
+        </w:rPr>
+        <w:t>ing</w:t>
+      </w:r>
+      <w:proofErr w:type="spellEnd"/>
+      <w:r>
+        <w:rPr>
+          <w:color w:val="FF0000"/>
+          <w:sz w:val="28"/>
+          <w:szCs w:val="28"/>
+        </w:rPr>
+        <w:t xml:space="preserve"> </w:t>
+      </w:r>
+      <w:r>
+        <w:rPr>
+          <w:rFonts w:hint="eastAsia"/>
+          <w:color w:val="FF0000"/>
+          <w:sz w:val="28"/>
+          <w:szCs w:val="28"/>
+        </w:rPr>
+        <w:t>獻身於</w:t>
+      </w:r>
+      <w:r>
+        <w:rPr>
+          <w:rFonts w:hint="eastAsia"/>
+          <w:color w:val="FF0000"/>
+          <w:sz w:val="28"/>
+          <w:szCs w:val="28"/>
+        </w:rPr>
+        <w:t>~</w:t>
+      </w:r>
+      <w:r>
+        <w:rPr>
+          <w:rFonts w:hint="eastAsia"/>
+          <w:color w:val="FF0000"/>
+          <w:sz w:val="28"/>
+          <w:szCs w:val="28"/>
+        </w:rPr>
+        <w:t>、致力於</w:t>
+      </w:r>
+      <w:r>
+        <w:rPr>
+          <w:rFonts w:hint="eastAsia"/>
+          <w:color w:val="FF0000"/>
+          <w:sz w:val="28"/>
+          <w:szCs w:val="28"/>
+        </w:rPr>
+        <w:t>~</w:t>
+      </w:r>
+    </w:p>
+    <w:p>
+      <w:pPr>
+        <w:rPr>
+          <w:color w:val="000000" w:themeColor="text1"/>
+          <w:sz w:val="28"/>
+          <w:szCs w:val="28"/>
+        </w:rPr>
+      </w:pPr>
+    </w:p>
+    <w:p>
+      <w:pPr>
+        <w:rPr>
+          <w:color w:val="000000" w:themeColor="text1"/>
+          <w:sz w:val="28"/>
+          <w:szCs w:val="28"/>
+        </w:rPr>
+      </w:pPr>
+      <w:r>
+        <w:rPr>
+          <w:rFonts w:hint="eastAsia"/>
+          <w:color w:val="000000" w:themeColor="text1"/>
+          <w:sz w:val="28"/>
+          <w:szCs w:val="28"/>
+        </w:rPr>
+        <w:t>i</w:t>
+      </w:r>
+      <w:r>
+        <w:rPr>
+          <w:color w:val="000000" w:themeColor="text1"/>
+          <w:sz w:val="28"/>
+          <w:szCs w:val="28"/>
+        </w:rPr>
+        <w:t>nformative adj.</w:t>
+      </w:r>
+      <w:r>
+        <w:rPr>
+          <w:rFonts w:hint="eastAsia"/>
+          <w:color w:val="000000" w:themeColor="text1"/>
+          <w:sz w:val="28"/>
+          <w:szCs w:val="28"/>
+        </w:rPr>
+        <w:t>提供資訊</w:t>
+      </w:r>
+      <w:r>
+        <w:rPr>
+          <w:rFonts w:hint="eastAsia"/>
+          <w:color w:val="000000" w:themeColor="text1"/>
+          <w:sz w:val="28"/>
+          <w:szCs w:val="28"/>
+        </w:rPr>
+        <w:t>/</w:t>
+      </w:r>
+      <w:r>
+        <w:rPr>
+          <w:rFonts w:hint="eastAsia"/>
+          <w:color w:val="000000" w:themeColor="text1"/>
+          <w:sz w:val="28"/>
+          <w:szCs w:val="28"/>
+        </w:rPr>
+        <w:t>有用的</w:t>
+      </w:r>
+    </w:p>
+    <w:p>
+      <w:pPr>
+        <w:rPr>
+          <w:color w:val="FF0000"/>
+          <w:sz w:val="28"/>
+          <w:szCs w:val="28"/>
+        </w:rPr>
+      </w:pPr>
+      <w:r>
+        <w:rPr>
+          <w:rFonts w:hint="eastAsia"/>
+          <w:color w:val="FF0000"/>
+          <w:sz w:val="28"/>
+          <w:szCs w:val="28"/>
+        </w:rPr>
+        <w:t>i</w:t>
+      </w:r>
+      <w:r>
+        <w:rPr>
+          <w:color w:val="FF0000"/>
+          <w:sz w:val="28"/>
+          <w:szCs w:val="28"/>
+        </w:rPr>
+        <w:t xml:space="preserve">nformative +brochure/booklet </w:t>
+      </w:r>
+      <w:r>
+        <w:rPr>
+          <w:rFonts w:hint="eastAsia"/>
+          <w:color w:val="FF0000"/>
+          <w:sz w:val="28"/>
+          <w:szCs w:val="28"/>
+        </w:rPr>
+        <w:t>很有用的摺頁</w:t>
+      </w:r>
+      <w:r>
+        <w:rPr>
+          <w:rFonts w:hint="eastAsia"/>
+          <w:color w:val="FF0000"/>
+          <w:sz w:val="28"/>
+          <w:szCs w:val="28"/>
+        </w:rPr>
+        <w:t>/</w:t>
+      </w:r>
+      <w:r>
+        <w:rPr>
+          <w:rFonts w:hint="eastAsia"/>
+          <w:color w:val="FF0000"/>
+          <w:sz w:val="28"/>
+          <w:szCs w:val="28"/>
+        </w:rPr>
+        <w:t>小冊子</w:t>
+      </w:r>
+    </w:p>
+    <w:p>
+      <w:pPr>
+        <w:rPr>
+          <w:color w:val="000000" w:themeColor="text1"/>
+          <w:sz w:val="28"/>
+          <w:szCs w:val="28"/>
+        </w:rPr>
+      </w:pPr>
+    </w:p>
+    <w:p>
+      <w:pPr>
+        <w:rPr>
+          <w:color w:val="000000" w:themeColor="text1"/>
+          <w:sz w:val="28"/>
+          <w:szCs w:val="28"/>
+        </w:rPr>
+      </w:pPr>
+      <w:r>
+        <w:rPr>
+          <w:color w:val="000000" w:themeColor="text1"/>
+          <w:sz w:val="28"/>
+          <w:szCs w:val="28"/>
+        </w:rPr>
+        <w:t>audience n.</w:t>
+      </w:r>
+      <w:r>
+        <w:rPr>
+          <w:rFonts w:hint="eastAsia"/>
+          <w:color w:val="000000" w:themeColor="text1"/>
+          <w:sz w:val="28"/>
+          <w:szCs w:val="28"/>
+        </w:rPr>
+        <w:t>觀眾</w:t>
+      </w:r>
+    </w:p>
+    <w:p>
+      <w:pPr>
+        <w:rPr>
+          <w:color w:val="000000" w:themeColor="text1"/>
+          <w:sz w:val="28"/>
+          <w:szCs w:val="28"/>
+        </w:rPr>
+      </w:pPr>
+    </w:p>
+    <w:p>
+      <w:pPr>
+        <w:rPr>
+          <w:color w:val="000000" w:themeColor="text1"/>
+          <w:sz w:val="28"/>
+          <w:szCs w:val="28"/>
+        </w:rPr>
+      </w:pPr>
+      <w:r>
+        <w:rPr>
+          <w:rFonts w:hint="eastAsia"/>
+          <w:color w:val="000000" w:themeColor="text1"/>
+          <w:sz w:val="28"/>
+          <w:szCs w:val="28"/>
+        </w:rPr>
+        <w:t>a</w:t>
+      </w:r>
+      <w:r>
+        <w:rPr>
+          <w:color w:val="000000" w:themeColor="text1"/>
+          <w:sz w:val="28"/>
+          <w:szCs w:val="28"/>
+        </w:rPr>
+        <w:t>uthor n.</w:t>
+      </w:r>
+      <w:r>
+        <w:rPr>
+          <w:rFonts w:hint="eastAsia"/>
+          <w:color w:val="000000" w:themeColor="text1"/>
+          <w:sz w:val="28"/>
+          <w:szCs w:val="28"/>
+        </w:rPr>
+        <w:t>作家</w:t>
+      </w:r>
+    </w:p>
+    <w:p>
+      <w:pPr>
+        <w:rPr>
+          <w:color w:val="000000" w:themeColor="text1"/>
+          <w:sz w:val="28"/>
+          <w:szCs w:val="28"/>
+        </w:rPr>
+      </w:pPr>
+    </w:p>
+    <w:p>
+      <w:pPr>
+        <w:rPr>
+          <w:color w:val="000000" w:themeColor="text1"/>
+          <w:sz w:val="28"/>
+          <w:szCs w:val="28"/>
+        </w:rPr>
+      </w:pPr>
+      <w:r>
+        <w:rPr>
+          <w:rFonts w:hint="eastAsia"/>
+          <w:color w:val="000000" w:themeColor="text1"/>
+          <w:sz w:val="28"/>
+          <w:szCs w:val="28"/>
+        </w:rPr>
+        <w:t>n</w:t>
+      </w:r>
+      <w:r>
+        <w:rPr>
+          <w:color w:val="000000" w:themeColor="text1"/>
+          <w:sz w:val="28"/>
+          <w:szCs w:val="28"/>
+        </w:rPr>
+        <w:t>ote v.</w:t>
+      </w:r>
+      <w:r>
+        <w:rPr>
+          <w:rFonts w:hint="eastAsia"/>
+          <w:color w:val="000000" w:themeColor="text1"/>
+          <w:sz w:val="28"/>
+          <w:szCs w:val="28"/>
+        </w:rPr>
+        <w:t>注意到</w:t>
+      </w:r>
+      <w:r>
+        <w:rPr>
+          <w:rFonts w:hint="eastAsia"/>
+          <w:color w:val="000000" w:themeColor="text1"/>
+          <w:sz w:val="28"/>
+          <w:szCs w:val="28"/>
+        </w:rPr>
+        <w:t xml:space="preserve"> </w:t>
+      </w:r>
+      <w:r>
+        <w:rPr>
+          <w:color w:val="000000" w:themeColor="text1"/>
+          <w:sz w:val="28"/>
+          <w:szCs w:val="28"/>
+        </w:rPr>
+        <w:t xml:space="preserve">= state </w:t>
+      </w:r>
+    </w:p>
+    <w:p>
+      <w:pPr>
+        <w:rPr>
+          <w:color w:val="000000" w:themeColor="text1"/>
+          <w:sz w:val="28"/>
+          <w:szCs w:val="28"/>
+        </w:rPr>
+      </w:pPr>
+    </w:p>
+    <w:p>
+      <w:pPr>
+        <w:rPr>
+          <w:color w:val="000000" w:themeColor="text1"/>
+          <w:sz w:val="28"/>
+          <w:szCs w:val="28"/>
+        </w:rPr>
+      </w:pPr>
+      <w:r>
+        <w:rPr>
+          <w:rFonts w:hint="eastAsia"/>
+          <w:color w:val="000000" w:themeColor="text1"/>
+          <w:sz w:val="28"/>
+          <w:szCs w:val="28"/>
+        </w:rPr>
+        <w:t>a</w:t>
+      </w:r>
+      <w:r>
+        <w:rPr>
+          <w:color w:val="000000" w:themeColor="text1"/>
+          <w:sz w:val="28"/>
+          <w:szCs w:val="28"/>
+        </w:rPr>
+        <w:t>ntique n.</w:t>
+      </w:r>
+      <w:r>
+        <w:rPr>
+          <w:rFonts w:hint="eastAsia"/>
+          <w:color w:val="000000" w:themeColor="text1"/>
+          <w:sz w:val="28"/>
+          <w:szCs w:val="28"/>
+        </w:rPr>
+        <w:t>古董</w:t>
+      </w:r>
+    </w:p>
+    <w:p>
+      <w:pPr>
+        <w:rPr>
+          <w:color w:val="000000" w:themeColor="text1"/>
+          <w:sz w:val="28"/>
+          <w:szCs w:val="28"/>
+        </w:rPr>
+      </w:pPr>
+    </w:p>
+    <w:p>
+      <w:pPr>
+        <w:rPr>
+          <w:color w:val="000000" w:themeColor="text1"/>
+          <w:sz w:val="28"/>
+          <w:szCs w:val="28"/>
+        </w:rPr>
+      </w:pPr>
+      <w:r>
+        <w:rPr>
+          <w:rFonts w:hint="eastAsia"/>
+          <w:color w:val="000000" w:themeColor="text1"/>
+          <w:sz w:val="28"/>
+          <w:szCs w:val="28"/>
+        </w:rPr>
+        <w:t>m</w:t>
+      </w:r>
+      <w:r>
+        <w:rPr>
+          <w:color w:val="000000" w:themeColor="text1"/>
+          <w:sz w:val="28"/>
+          <w:szCs w:val="28"/>
+        </w:rPr>
+        <w:t>anuscript n.</w:t>
+      </w:r>
+      <w:r>
+        <w:rPr>
+          <w:rFonts w:hint="eastAsia"/>
+          <w:color w:val="000000" w:themeColor="text1"/>
+          <w:sz w:val="28"/>
+          <w:szCs w:val="28"/>
+        </w:rPr>
+        <w:t>手稿</w:t>
+      </w:r>
+      <w:r>
+        <w:rPr>
+          <w:rFonts w:hint="eastAsia"/>
+          <w:color w:val="000000" w:themeColor="text1"/>
+          <w:sz w:val="28"/>
+          <w:szCs w:val="28"/>
+        </w:rPr>
+        <w:t>/</w:t>
+      </w:r>
+      <w:r>
+        <w:rPr>
+          <w:rFonts w:hint="eastAsia"/>
+          <w:color w:val="000000" w:themeColor="text1"/>
+          <w:sz w:val="28"/>
+          <w:szCs w:val="28"/>
+        </w:rPr>
+        <w:t>原稿</w:t>
+      </w:r>
+    </w:p>
+    <w:p>
+      <w:pPr>
+        <w:rPr>
+          <w:color w:val="000000" w:themeColor="text1"/>
+          <w:sz w:val="28"/>
+          <w:szCs w:val="28"/>
+        </w:rPr>
+      </w:pPr>
+    </w:p>
+    <w:p>
+      <w:pPr>
+        <w:rPr>
+          <w:color w:val="000000" w:themeColor="text1"/>
+          <w:sz w:val="28"/>
+          <w:szCs w:val="28"/>
+        </w:rPr>
+      </w:pPr>
+      <w:r>
+        <w:rPr>
+          <w:rFonts w:hint="eastAsia"/>
+          <w:color w:val="000000" w:themeColor="text1"/>
+          <w:sz w:val="28"/>
+          <w:szCs w:val="28"/>
+        </w:rPr>
+        <w:t>b</w:t>
+      </w:r>
+      <w:r>
+        <w:rPr>
+          <w:color w:val="000000" w:themeColor="text1"/>
+          <w:sz w:val="28"/>
+          <w:szCs w:val="28"/>
+        </w:rPr>
+        <w:t>eneficial adj.</w:t>
+      </w:r>
+      <w:r>
+        <w:rPr>
+          <w:rFonts w:hint="eastAsia"/>
+          <w:color w:val="000000" w:themeColor="text1"/>
+          <w:sz w:val="28"/>
+          <w:szCs w:val="28"/>
+        </w:rPr>
+        <w:t>有益</w:t>
+      </w:r>
+      <w:r>
+        <w:rPr>
+          <w:rFonts w:hint="eastAsia"/>
+          <w:color w:val="000000" w:themeColor="text1"/>
+          <w:sz w:val="28"/>
+          <w:szCs w:val="28"/>
+        </w:rPr>
+        <w:t>/</w:t>
+      </w:r>
+      <w:r>
+        <w:rPr>
+          <w:rFonts w:hint="eastAsia"/>
+          <w:color w:val="000000" w:themeColor="text1"/>
+          <w:sz w:val="28"/>
+          <w:szCs w:val="28"/>
+        </w:rPr>
+        <w:t>有利</w:t>
+      </w:r>
+    </w:p>
+    <w:p>
+      <w:pPr>
+        <w:rPr>
+          <w:color w:val="FF0000"/>
+          <w:sz w:val="28"/>
+          <w:szCs w:val="28"/>
+        </w:rPr>
+      </w:pPr>
+      <w:r>
+        <w:rPr>
+          <w:rFonts w:hint="eastAsia"/>
+          <w:color w:val="FF0000"/>
+          <w:sz w:val="28"/>
+          <w:szCs w:val="28"/>
+        </w:rPr>
+        <w:t>b</w:t>
+      </w:r>
+      <w:r>
+        <w:rPr>
+          <w:color w:val="FF0000"/>
+          <w:sz w:val="28"/>
+          <w:szCs w:val="28"/>
+        </w:rPr>
+        <w:t xml:space="preserve">e beneficial for </w:t>
+      </w:r>
+      <w:r>
+        <w:rPr>
+          <w:rFonts w:hint="eastAsia"/>
+          <w:color w:val="FF0000"/>
+          <w:sz w:val="28"/>
+          <w:szCs w:val="28"/>
+        </w:rPr>
+        <w:t>人</w:t>
+      </w:r>
+      <w:r>
+        <w:rPr>
+          <w:rFonts w:hint="eastAsia"/>
+          <w:color w:val="FF0000"/>
+          <w:sz w:val="28"/>
+          <w:szCs w:val="28"/>
+        </w:rPr>
+        <w:t xml:space="preserve"> </w:t>
+      </w:r>
+      <w:r>
+        <w:rPr>
+          <w:rFonts w:hint="eastAsia"/>
+          <w:color w:val="FF0000"/>
+          <w:sz w:val="28"/>
+          <w:szCs w:val="28"/>
+        </w:rPr>
+        <w:t>對</w:t>
+      </w:r>
+      <w:r>
+        <w:rPr>
+          <w:rFonts w:hint="eastAsia"/>
+          <w:color w:val="FF0000"/>
+          <w:sz w:val="28"/>
+          <w:szCs w:val="28"/>
+        </w:rPr>
+        <w:t>~</w:t>
+      </w:r>
+      <w:r>
+        <w:rPr>
+          <w:rFonts w:hint="eastAsia"/>
+          <w:color w:val="FF0000"/>
+          <w:sz w:val="28"/>
+          <w:szCs w:val="28"/>
+        </w:rPr>
+        <w:t>有益</w:t>
+      </w:r>
+    </w:p>
+    <w:p>
+      <w:pPr>
+        <w:rPr>
+          <w:color w:val="FF0000"/>
+          <w:sz w:val="28"/>
+          <w:szCs w:val="28"/>
+        </w:rPr>
+      </w:pPr>
+      <w:r>
+        <w:rPr>
+          <w:rFonts w:hint="eastAsia"/>
+          <w:color w:val="FF0000"/>
+          <w:sz w:val="28"/>
+          <w:szCs w:val="28"/>
+        </w:rPr>
+        <w:t>b</w:t>
+      </w:r>
+      <w:r>
+        <w:rPr>
+          <w:color w:val="FF0000"/>
+          <w:sz w:val="28"/>
+          <w:szCs w:val="28"/>
+        </w:rPr>
+        <w:t xml:space="preserve">e beneficial to </w:t>
+      </w:r>
+      <w:r>
+        <w:rPr>
+          <w:rFonts w:hint="eastAsia"/>
+          <w:color w:val="FF0000"/>
+          <w:sz w:val="28"/>
+          <w:szCs w:val="28"/>
+        </w:rPr>
+        <w:t>對</w:t>
+      </w:r>
+      <w:r>
+        <w:rPr>
+          <w:rFonts w:hint="eastAsia"/>
+          <w:color w:val="FF0000"/>
+          <w:sz w:val="28"/>
+          <w:szCs w:val="28"/>
+        </w:rPr>
+        <w:t>~</w:t>
+      </w:r>
+      <w:r>
+        <w:rPr>
+          <w:rFonts w:hint="eastAsia"/>
+          <w:color w:val="FF0000"/>
+          <w:sz w:val="28"/>
+          <w:szCs w:val="28"/>
+        </w:rPr>
+        <w:t>有益</w:t>
+      </w:r>
+    </w:p>
+    <w:p>
+      <w:pPr>
+        <w:rPr>
+          <w:color w:val="000000" w:themeColor="text1"/>
+          <w:sz w:val="28"/>
+          <w:szCs w:val="28"/>
+        </w:rPr>
+      </w:pPr>
+      <w:r>
+        <w:rPr>
+          <w:rFonts w:hint="eastAsia"/>
+          <w:color w:val="000000" w:themeColor="text1"/>
+          <w:sz w:val="28"/>
+          <w:szCs w:val="28"/>
+        </w:rPr>
+        <w:lastRenderedPageBreak/>
+        <w:t>u</w:t>
+      </w:r>
+      <w:r>
+        <w:rPr>
+          <w:color w:val="000000" w:themeColor="text1"/>
+          <w:sz w:val="28"/>
+          <w:szCs w:val="28"/>
+        </w:rPr>
+        <w:t>pcoming adj.</w:t>
+      </w:r>
+      <w:r>
+        <w:rPr>
+          <w:rFonts w:hint="eastAsia"/>
+          <w:color w:val="000000" w:themeColor="text1"/>
+          <w:sz w:val="28"/>
+          <w:szCs w:val="28"/>
+        </w:rPr>
+        <w:t>即將來臨的</w:t>
+      </w:r>
+      <w:r>
+        <w:rPr>
+          <w:rFonts w:hint="eastAsia"/>
+          <w:color w:val="000000" w:themeColor="text1"/>
+          <w:sz w:val="28"/>
+          <w:szCs w:val="28"/>
+        </w:rPr>
+        <w:t xml:space="preserve"> </w:t>
+      </w:r>
+      <w:r>
+        <w:rPr>
+          <w:color w:val="000000" w:themeColor="text1"/>
+          <w:sz w:val="28"/>
+          <w:szCs w:val="28"/>
+        </w:rPr>
+        <w:t>= forthcoming</w:t>
+      </w:r>
+    </w:p>
+    <w:p>
+      <w:pPr>
+        <w:rPr>
+          <w:color w:val="FF0000"/>
+          <w:sz w:val="28"/>
+          <w:szCs w:val="28"/>
+        </w:rPr>
+      </w:pPr>
+      <w:r>
+        <w:rPr>
+          <w:rFonts w:hint="eastAsia"/>
+          <w:color w:val="FF0000"/>
+          <w:sz w:val="28"/>
+          <w:szCs w:val="28"/>
+        </w:rPr>
+        <w:t>u</w:t>
+      </w:r>
+      <w:r>
+        <w:rPr>
+          <w:color w:val="FF0000"/>
+          <w:sz w:val="28"/>
+          <w:szCs w:val="28"/>
+        </w:rPr>
+        <w:t xml:space="preserve">pcoming school year </w:t>
+      </w:r>
+      <w:r>
+        <w:rPr>
+          <w:rFonts w:hint="eastAsia"/>
+          <w:color w:val="FF0000"/>
+          <w:sz w:val="28"/>
+          <w:szCs w:val="28"/>
+        </w:rPr>
+        <w:t>即將到來的學年</w:t>
+      </w:r>
+    </w:p>
+    <w:p>
+      <w:pPr>
+        <w:rPr>
+          <w:color w:val="FF0000"/>
+          <w:sz w:val="28"/>
+          <w:szCs w:val="28"/>
+        </w:rPr>
+      </w:pPr>
+      <w:r>
+        <w:rPr>
+          <w:rFonts w:hint="eastAsia"/>
+          <w:color w:val="FF0000"/>
+          <w:sz w:val="28"/>
+          <w:szCs w:val="28"/>
+        </w:rPr>
+        <w:t>u</w:t>
+      </w:r>
+      <w:r>
+        <w:rPr>
+          <w:color w:val="FF0000"/>
+          <w:sz w:val="28"/>
+          <w:szCs w:val="28"/>
+        </w:rPr>
+        <w:t xml:space="preserve">pcoming event </w:t>
+      </w:r>
+      <w:r>
+        <w:rPr>
+          <w:rFonts w:hint="eastAsia"/>
+          <w:color w:val="FF0000"/>
+          <w:sz w:val="28"/>
+          <w:szCs w:val="28"/>
+        </w:rPr>
+        <w:t>即將舉辦的活動</w:t>
+      </w:r>
+    </w:p>
+    <w:p>
+      <w:pPr>
+        <w:rPr>
+          <w:rFonts w:hint="eastAsia"/>
+          <w:color w:val="FF0000"/>
+          <w:sz w:val="28"/>
+          <w:szCs w:val="28"/>
+        </w:rPr>
+      </w:pPr>
+      <w:r>
+        <w:rPr>
+          <w:rFonts w:hint="eastAsia"/>
+          <w:color w:val="FF0000"/>
+          <w:sz w:val="28"/>
+          <w:szCs w:val="28"/>
+        </w:rPr>
+        <w:t>u</w:t>
+      </w:r>
+      <w:r>
+        <w:rPr>
+          <w:color w:val="FF0000"/>
+          <w:sz w:val="28"/>
+          <w:szCs w:val="28"/>
+        </w:rPr>
+        <w:t xml:space="preserve">pcoming mayoral election </w:t>
+      </w:r>
+      <w:r>
+        <w:rPr>
+          <w:rFonts w:hint="eastAsia"/>
+          <w:color w:val="FF0000"/>
+          <w:sz w:val="28"/>
+          <w:szCs w:val="28"/>
+        </w:rPr>
+        <w:t>即將進行的市長選舉</w:t>
+      </w:r>
+    </w:p>
+    <w:p>
+      <w:pPr>
+        <w:rPr>
+          <w:color w:val="000000" w:themeColor="text1"/>
+          <w:sz w:val="28"/>
+          <w:szCs w:val="28"/>
+        </w:rPr>
+      </w:pPr>
+      <w:r>
+        <w:rPr>
+          <w:color w:val="000000" w:themeColor="text1"/>
+          <w:sz w:val="28"/>
+          <w:szCs w:val="28"/>
+        </w:rPr>
+        <w:t>mayoral</w:t>
+      </w:r>
+      <w:r>
+        <w:rPr>
+          <w:color w:val="000000" w:themeColor="text1"/>
+          <w:sz w:val="28"/>
+          <w:szCs w:val="28"/>
+        </w:rPr>
+        <w:t xml:space="preserve"> adj.</w:t>
+      </w:r>
+      <w:r>
+        <w:rPr>
+          <w:rFonts w:hint="eastAsia"/>
+          <w:color w:val="000000" w:themeColor="text1"/>
+          <w:sz w:val="28"/>
+          <w:szCs w:val="28"/>
+        </w:rPr>
+        <w:t>市長的</w:t>
+      </w:r>
+    </w:p>
+    <w:p>
+      <w:pPr>
+        <w:rPr>
+          <w:color w:val="000000" w:themeColor="text1"/>
+          <w:sz w:val="28"/>
+          <w:szCs w:val="28"/>
+        </w:rPr>
+      </w:pPr>
+    </w:p>
+    <w:p>
+      <w:pPr>
+        <w:rPr>
+          <w:color w:val="000000" w:themeColor="text1"/>
+          <w:sz w:val="28"/>
+          <w:szCs w:val="28"/>
+        </w:rPr>
+      </w:pPr>
+      <w:r>
+        <w:rPr>
+          <w:rFonts w:hint="eastAsia"/>
+          <w:color w:val="000000" w:themeColor="text1"/>
+          <w:sz w:val="28"/>
+          <w:szCs w:val="28"/>
+        </w:rPr>
+        <w:t>l</w:t>
+      </w:r>
+      <w:r>
+        <w:rPr>
+          <w:color w:val="000000" w:themeColor="text1"/>
+          <w:sz w:val="28"/>
+          <w:szCs w:val="28"/>
+        </w:rPr>
+        <w:t>end v.</w:t>
+      </w:r>
+      <w:r>
+        <w:rPr>
+          <w:rFonts w:hint="eastAsia"/>
+          <w:color w:val="000000" w:themeColor="text1"/>
+          <w:sz w:val="28"/>
+          <w:szCs w:val="28"/>
+        </w:rPr>
+        <w:t>借出</w:t>
+      </w:r>
+    </w:p>
+    <w:p>
+      <w:pPr>
+        <w:rPr>
+          <w:color w:val="000000" w:themeColor="text1"/>
+          <w:sz w:val="28"/>
+          <w:szCs w:val="28"/>
+        </w:rPr>
+      </w:pPr>
+      <w:r>
+        <w:rPr>
+          <w:rFonts w:hint="eastAsia"/>
+          <w:color w:val="000000" w:themeColor="text1"/>
+          <w:sz w:val="28"/>
+          <w:szCs w:val="28"/>
+        </w:rPr>
+        <w:t>b</w:t>
+      </w:r>
+      <w:r>
+        <w:rPr>
+          <w:color w:val="000000" w:themeColor="text1"/>
+          <w:sz w:val="28"/>
+          <w:szCs w:val="28"/>
+        </w:rPr>
+        <w:t xml:space="preserve">orrow </w:t>
+      </w:r>
+      <w:r>
+        <w:rPr>
+          <w:rFonts w:hint="eastAsia"/>
+          <w:color w:val="000000" w:themeColor="text1"/>
+          <w:sz w:val="28"/>
+          <w:szCs w:val="28"/>
+        </w:rPr>
+        <w:t>借入、</w:t>
+      </w:r>
+      <w:r>
+        <w:rPr>
+          <w:rFonts w:hint="eastAsia"/>
+          <w:color w:val="000000" w:themeColor="text1"/>
+          <w:sz w:val="28"/>
+          <w:szCs w:val="28"/>
+        </w:rPr>
+        <w:t>r</w:t>
+      </w:r>
+      <w:r>
+        <w:rPr>
+          <w:color w:val="000000" w:themeColor="text1"/>
+          <w:sz w:val="28"/>
+          <w:szCs w:val="28"/>
+        </w:rPr>
+        <w:t xml:space="preserve">ent </w:t>
+      </w:r>
+      <w:r>
+        <w:rPr>
+          <w:rFonts w:hint="eastAsia"/>
+          <w:color w:val="000000" w:themeColor="text1"/>
+          <w:sz w:val="28"/>
+          <w:szCs w:val="28"/>
+        </w:rPr>
+        <w:t>租借</w:t>
+      </w:r>
+    </w:p>
+    <w:p>
+      <w:pPr>
+        <w:rPr>
+          <w:rFonts w:hint="eastAsia"/>
+          <w:color w:val="000000" w:themeColor="text1"/>
+          <w:sz w:val="28"/>
+          <w:szCs w:val="28"/>
+        </w:rPr>
+      </w:pPr>
+    </w:p>
+    <w:p>
+      <w:pPr>
+        <w:rPr>
+          <w:rFonts w:hint="eastAsia"/>
+          <w:color w:val="000000" w:themeColor="text1"/>
+          <w:sz w:val="28"/>
+          <w:szCs w:val="28"/>
+        </w:rPr>
+      </w:pPr>
+      <w:r>
+        <w:rPr>
+          <w:rFonts w:hint="eastAsia"/>
+          <w:color w:val="000000" w:themeColor="text1"/>
+          <w:sz w:val="28"/>
+          <w:szCs w:val="28"/>
+        </w:rPr>
+        <w:t>c</w:t>
+      </w:r>
+      <w:r>
+        <w:rPr>
+          <w:color w:val="000000" w:themeColor="text1"/>
+          <w:sz w:val="28"/>
+          <w:szCs w:val="28"/>
+        </w:rPr>
+        <w:t>urrent adj.</w:t>
+      </w:r>
+      <w:r>
+        <w:rPr>
+          <w:rFonts w:hint="eastAsia"/>
+          <w:color w:val="000000" w:themeColor="text1"/>
+          <w:sz w:val="28"/>
+          <w:szCs w:val="28"/>
+        </w:rPr>
+        <w:t>現在</w:t>
+      </w:r>
+      <w:r>
+        <w:rPr>
+          <w:rFonts w:hint="eastAsia"/>
+          <w:color w:val="000000" w:themeColor="text1"/>
+          <w:sz w:val="28"/>
+          <w:szCs w:val="28"/>
+        </w:rPr>
+        <w:t>/</w:t>
+      </w:r>
+      <w:r>
+        <w:rPr>
+          <w:rFonts w:hint="eastAsia"/>
+          <w:color w:val="000000" w:themeColor="text1"/>
+          <w:sz w:val="28"/>
+          <w:szCs w:val="28"/>
+        </w:rPr>
+        <w:t>目前</w:t>
+      </w:r>
+      <w:r>
+        <w:rPr>
+          <w:rFonts w:hint="eastAsia"/>
+          <w:color w:val="000000" w:themeColor="text1"/>
+          <w:sz w:val="28"/>
+          <w:szCs w:val="28"/>
+        </w:rPr>
+        <w:t xml:space="preserve"> </w:t>
+      </w:r>
+      <w:r>
+        <w:rPr>
+          <w:color w:val="000000" w:themeColor="text1"/>
+          <w:sz w:val="28"/>
+          <w:szCs w:val="28"/>
+        </w:rPr>
+        <w:t>= present</w:t>
+      </w:r>
+      <w:r>
+        <w:rPr>
+          <w:rFonts w:hint="eastAsia"/>
+          <w:color w:val="000000" w:themeColor="text1"/>
+          <w:sz w:val="28"/>
+          <w:szCs w:val="28"/>
+        </w:rPr>
+        <w:t>、</w:t>
+      </w:r>
+      <w:r>
+        <w:rPr>
+          <w:rFonts w:hint="eastAsia"/>
+          <w:color w:val="000000" w:themeColor="text1"/>
+          <w:sz w:val="28"/>
+          <w:szCs w:val="28"/>
+        </w:rPr>
+        <w:t>c</w:t>
+      </w:r>
+      <w:r>
+        <w:rPr>
+          <w:color w:val="000000" w:themeColor="text1"/>
+          <w:sz w:val="28"/>
+          <w:szCs w:val="28"/>
+        </w:rPr>
+        <w:t>ontemporary</w:t>
+      </w:r>
+      <w:r>
+        <w:rPr>
+          <w:rFonts w:hint="eastAsia"/>
+          <w:color w:val="000000" w:themeColor="text1"/>
+          <w:sz w:val="28"/>
+          <w:szCs w:val="28"/>
+        </w:rPr>
+        <w:t>、</w:t>
+      </w:r>
+      <w:r>
+        <w:rPr>
+          <w:rFonts w:hint="eastAsia"/>
+          <w:color w:val="000000" w:themeColor="text1"/>
+          <w:sz w:val="28"/>
+          <w:szCs w:val="28"/>
+        </w:rPr>
+        <w:t>v</w:t>
+      </w:r>
+      <w:r>
+        <w:rPr>
+          <w:color w:val="000000" w:themeColor="text1"/>
+          <w:sz w:val="28"/>
+          <w:szCs w:val="28"/>
+        </w:rPr>
+        <w:t>alid</w:t>
+      </w:r>
+    </w:p>
+    <w:p>
+      <w:pPr>
+        <w:rPr>
+          <w:rFonts w:hint="eastAsia"/>
+          <w:color w:val="000000" w:themeColor="text1"/>
+          <w:sz w:val="28"/>
+          <w:szCs w:val="28"/>
+        </w:rPr>
+      </w:pPr>
+    </w:p>
+    <w:p>
+      <w:pPr>
+        <w:rPr>
+          <w:color w:val="000000" w:themeColor="text1"/>
+          <w:sz w:val="28"/>
+          <w:szCs w:val="28"/>
+        </w:rPr>
+      </w:pPr>
+      <w:r>
+        <w:rPr>
+          <w:rFonts w:hint="eastAsia"/>
+          <w:color w:val="000000" w:themeColor="text1"/>
+          <w:sz w:val="28"/>
+          <w:szCs w:val="28"/>
+        </w:rPr>
+        <w:t>v</w:t>
+      </w:r>
+      <w:r>
+        <w:rPr>
+          <w:color w:val="000000" w:themeColor="text1"/>
+          <w:sz w:val="28"/>
+          <w:szCs w:val="28"/>
+        </w:rPr>
+        <w:t>ariety n.</w:t>
+      </w:r>
+      <w:r>
+        <w:rPr>
+          <w:rFonts w:hint="eastAsia"/>
+          <w:color w:val="000000" w:themeColor="text1"/>
+          <w:sz w:val="28"/>
+          <w:szCs w:val="28"/>
+        </w:rPr>
+        <w:t>多樣化</w:t>
+      </w:r>
+      <w:r>
+        <w:rPr>
+          <w:rFonts w:hint="eastAsia"/>
+          <w:color w:val="000000" w:themeColor="text1"/>
+          <w:sz w:val="28"/>
+          <w:szCs w:val="28"/>
+        </w:rPr>
+        <w:t>/</w:t>
+      </w:r>
+      <w:r>
+        <w:rPr>
+          <w:rFonts w:hint="eastAsia"/>
+          <w:color w:val="000000" w:themeColor="text1"/>
+          <w:sz w:val="28"/>
+          <w:szCs w:val="28"/>
+        </w:rPr>
+        <w:t>變化</w:t>
+      </w:r>
+      <w:r>
+        <w:rPr>
+          <w:rFonts w:hint="eastAsia"/>
+          <w:color w:val="000000" w:themeColor="text1"/>
+          <w:sz w:val="28"/>
+          <w:szCs w:val="28"/>
+        </w:rPr>
+        <w:t xml:space="preserve"> </w:t>
+      </w:r>
+      <w:r>
+        <w:rPr>
+          <w:color w:val="000000" w:themeColor="text1"/>
+          <w:sz w:val="28"/>
+          <w:szCs w:val="28"/>
+        </w:rPr>
+        <w:t>= range</w:t>
+      </w:r>
+    </w:p>
+    <w:p>
+      <w:pPr>
+        <w:rPr>
+          <w:color w:val="FF0000"/>
+          <w:sz w:val="28"/>
+          <w:szCs w:val="28"/>
+        </w:rPr>
+      </w:pPr>
+      <w:r>
+        <w:rPr>
+          <w:rFonts w:hint="eastAsia"/>
+          <w:color w:val="FF0000"/>
+          <w:sz w:val="28"/>
+          <w:szCs w:val="28"/>
+        </w:rPr>
+        <w:t>a</w:t>
+      </w:r>
+      <w:r>
+        <w:rPr>
+          <w:color w:val="FF0000"/>
+          <w:sz w:val="28"/>
+          <w:szCs w:val="28"/>
+        </w:rPr>
+        <w:t>(large/wide) variety of +</w:t>
+      </w:r>
+      <w:r>
+        <w:rPr>
+          <w:rFonts w:hint="eastAsia"/>
+          <w:color w:val="FF0000"/>
+          <w:sz w:val="28"/>
+          <w:szCs w:val="28"/>
+        </w:rPr>
+        <w:t>名詞複數形</w:t>
+      </w:r>
+      <w:r>
+        <w:rPr>
+          <w:rFonts w:hint="eastAsia"/>
+          <w:color w:val="FF0000"/>
+          <w:sz w:val="28"/>
+          <w:szCs w:val="28"/>
+        </w:rPr>
+        <w:t>(</w:t>
+      </w:r>
+      <w:r>
+        <w:rPr>
+          <w:rFonts w:hint="eastAsia"/>
+          <w:color w:val="FF0000"/>
+          <w:sz w:val="28"/>
+          <w:szCs w:val="28"/>
+        </w:rPr>
+        <w:t>很</w:t>
+      </w:r>
+      <w:r>
+        <w:rPr>
+          <w:rFonts w:hint="eastAsia"/>
+          <w:color w:val="FF0000"/>
+          <w:sz w:val="28"/>
+          <w:szCs w:val="28"/>
+        </w:rPr>
+        <w:t>)</w:t>
+      </w:r>
+      <w:r>
+        <w:rPr>
+          <w:rFonts w:hint="eastAsia"/>
+          <w:color w:val="FF0000"/>
+          <w:sz w:val="28"/>
+          <w:szCs w:val="28"/>
+        </w:rPr>
+        <w:t>多樣的</w:t>
+      </w:r>
+      <w:r>
+        <w:rPr>
+          <w:rFonts w:hint="eastAsia"/>
+          <w:color w:val="FF0000"/>
+          <w:sz w:val="28"/>
+          <w:szCs w:val="28"/>
+        </w:rPr>
+        <w:t>~</w:t>
+      </w:r>
+    </w:p>
+    <w:p>
+      <w:pPr>
+        <w:rPr>
+          <w:color w:val="000000" w:themeColor="text1"/>
+          <w:sz w:val="28"/>
+          <w:szCs w:val="28"/>
+        </w:rPr>
+      </w:pPr>
+    </w:p>
+    <w:p>
+      <w:pPr>
+        <w:rPr>
+          <w:color w:val="000000" w:themeColor="text1"/>
+          <w:sz w:val="28"/>
+          <w:szCs w:val="28"/>
+        </w:rPr>
+      </w:pPr>
+      <w:r>
+        <w:rPr>
+          <w:rFonts w:hint="eastAsia"/>
+          <w:color w:val="000000" w:themeColor="text1"/>
+          <w:sz w:val="28"/>
+          <w:szCs w:val="28"/>
+        </w:rPr>
+        <w:t>a</w:t>
+      </w:r>
+      <w:r>
+        <w:rPr>
+          <w:color w:val="000000" w:themeColor="text1"/>
+          <w:sz w:val="28"/>
+          <w:szCs w:val="28"/>
+        </w:rPr>
+        <w:t>dvocate n.</w:t>
+      </w:r>
+      <w:r>
+        <w:rPr>
+          <w:rFonts w:hint="eastAsia"/>
+          <w:color w:val="000000" w:themeColor="text1"/>
+          <w:sz w:val="28"/>
+          <w:szCs w:val="28"/>
+        </w:rPr>
+        <w:t>擁護者</w:t>
+      </w:r>
+      <w:r>
+        <w:rPr>
+          <w:rFonts w:hint="eastAsia"/>
+          <w:color w:val="000000" w:themeColor="text1"/>
+          <w:sz w:val="28"/>
+          <w:szCs w:val="28"/>
+        </w:rPr>
+        <w:t xml:space="preserve"> </w:t>
+      </w:r>
+      <w:r>
+        <w:rPr>
+          <w:color w:val="000000" w:themeColor="text1"/>
+          <w:sz w:val="28"/>
+          <w:szCs w:val="28"/>
+        </w:rPr>
+        <w:t>v.</w:t>
+      </w:r>
+      <w:r>
+        <w:rPr>
+          <w:rFonts w:hint="eastAsia"/>
+          <w:color w:val="000000" w:themeColor="text1"/>
+          <w:sz w:val="28"/>
+          <w:szCs w:val="28"/>
+        </w:rPr>
+        <w:t>擁護</w:t>
+      </w:r>
+    </w:p>
+    <w:p>
+      <w:pPr>
+        <w:rPr>
+          <w:color w:val="FF0000"/>
+          <w:sz w:val="28"/>
+          <w:szCs w:val="28"/>
+        </w:rPr>
+      </w:pPr>
+      <w:r>
+        <w:rPr>
+          <w:rFonts w:hint="eastAsia"/>
+          <w:color w:val="FF0000"/>
+          <w:sz w:val="28"/>
+          <w:szCs w:val="28"/>
+        </w:rPr>
+        <w:t>a</w:t>
+      </w:r>
+      <w:r>
+        <w:rPr>
+          <w:color w:val="FF0000"/>
+          <w:sz w:val="28"/>
+          <w:szCs w:val="28"/>
+        </w:rPr>
+        <w:t>n advocate of ~</w:t>
+      </w:r>
+      <w:r>
+        <w:rPr>
+          <w:rFonts w:hint="eastAsia"/>
+          <w:color w:val="FF0000"/>
+          <w:sz w:val="28"/>
+          <w:szCs w:val="28"/>
+        </w:rPr>
+        <w:t>的擁護者</w:t>
+      </w:r>
+    </w:p>
+    <w:p>
+      <w:pPr>
+        <w:rPr>
+          <w:color w:val="000000" w:themeColor="text1"/>
+          <w:sz w:val="28"/>
+          <w:szCs w:val="28"/>
+        </w:rPr>
+      </w:pPr>
+    </w:p>
+    <w:p>
+      <w:pPr>
+        <w:rPr>
+          <w:rFonts w:hint="eastAsia"/>
+          <w:color w:val="000000" w:themeColor="text1"/>
+          <w:sz w:val="28"/>
+          <w:szCs w:val="28"/>
+        </w:rPr>
+      </w:pPr>
+    </w:p>
+    <w:p>
+      <w:pPr>
+        <w:rPr>
+          <w:color w:val="000000" w:themeColor="text1"/>
+          <w:sz w:val="28"/>
+          <w:szCs w:val="28"/>
+        </w:rPr>
+      </w:pPr>
+      <w:r>
+        <w:rPr>
+          <w:rFonts w:hint="eastAsia"/>
+          <w:color w:val="000000" w:themeColor="text1"/>
+          <w:sz w:val="28"/>
+          <w:szCs w:val="28"/>
+        </w:rPr>
+        <w:t>c</w:t>
+      </w:r>
+      <w:r>
+        <w:rPr>
+          <w:color w:val="000000" w:themeColor="text1"/>
+          <w:sz w:val="28"/>
+          <w:szCs w:val="28"/>
+        </w:rPr>
+        <w:t>ontributor n.</w:t>
+      </w:r>
+      <w:r>
+        <w:rPr>
+          <w:rFonts w:hint="eastAsia"/>
+          <w:color w:val="000000" w:themeColor="text1"/>
+          <w:sz w:val="28"/>
+          <w:szCs w:val="28"/>
+        </w:rPr>
+        <w:t>撰稿人</w:t>
+      </w:r>
+      <w:r>
+        <w:rPr>
+          <w:rFonts w:hint="eastAsia"/>
+          <w:color w:val="000000" w:themeColor="text1"/>
+          <w:sz w:val="28"/>
+          <w:szCs w:val="28"/>
+        </w:rPr>
+        <w:t>/</w:t>
+      </w:r>
+      <w:r>
+        <w:rPr>
+          <w:rFonts w:hint="eastAsia"/>
+          <w:color w:val="000000" w:themeColor="text1"/>
+          <w:sz w:val="28"/>
+          <w:szCs w:val="28"/>
+        </w:rPr>
+        <w:t>捐贈者</w:t>
+      </w:r>
+    </w:p>
+    <w:p>
+      <w:pPr>
+        <w:rPr>
+          <w:color w:val="000000" w:themeColor="text1"/>
+          <w:sz w:val="28"/>
+          <w:szCs w:val="28"/>
+        </w:rPr>
+      </w:pPr>
+      <w:r>
+        <w:rPr>
+          <w:rFonts w:hint="eastAsia"/>
+          <w:color w:val="000000" w:themeColor="text1"/>
+          <w:sz w:val="28"/>
+          <w:szCs w:val="28"/>
+        </w:rPr>
+        <w:t>c</w:t>
+      </w:r>
+      <w:r>
+        <w:rPr>
+          <w:color w:val="000000" w:themeColor="text1"/>
+          <w:sz w:val="28"/>
+          <w:szCs w:val="28"/>
+        </w:rPr>
+        <w:t>ontributor to ~</w:t>
+      </w:r>
+      <w:r>
+        <w:rPr>
+          <w:rFonts w:hint="eastAsia"/>
+          <w:color w:val="000000" w:themeColor="text1"/>
+          <w:sz w:val="28"/>
+          <w:szCs w:val="28"/>
+        </w:rPr>
+        <w:t>的撰稿人</w:t>
+      </w:r>
+    </w:p>
+    <w:p>
+      <w:pPr>
+        <w:rPr>
+          <w:color w:val="000000" w:themeColor="text1"/>
+          <w:sz w:val="28"/>
+          <w:szCs w:val="28"/>
+        </w:rPr>
+      </w:pPr>
+    </w:p>
+    <w:p>
+      <w:pPr>
+        <w:rPr>
+          <w:color w:val="000000" w:themeColor="text1"/>
+          <w:sz w:val="28"/>
+          <w:szCs w:val="28"/>
+        </w:rPr>
+      </w:pPr>
+    </w:p>
+    <w:p>
+      <w:pPr>
+        <w:rPr>
+          <w:color w:val="000000" w:themeColor="text1"/>
+          <w:sz w:val="28"/>
+          <w:szCs w:val="28"/>
+        </w:rPr>
+      </w:pPr>
+    </w:p>
+    <w:p>
+      <w:pPr>
+        <w:rPr>
+          <w:rFonts w:hint="eastAsia"/>
+          <w:color w:val="000000" w:themeColor="text1"/>
+          <w:sz w:val="28"/>
+          <w:szCs w:val="28"/>
+        </w:rPr>
+      </w:pPr>
+    </w:p>
+    <w:p>
+      <w:pPr>
+        <w:rPr>
+          <w:color w:val="000000" w:themeColor="text1"/>
+          <w:sz w:val="28"/>
+          <w:szCs w:val="28"/>
+        </w:rPr>
+      </w:pPr>
+      <w:r>
+        <w:rPr>
+          <w:color w:val="000000" w:themeColor="text1"/>
+          <w:sz w:val="28"/>
+          <w:szCs w:val="28"/>
+        </w:rPr>
+        <w:lastRenderedPageBreak/>
+        <w:t>defy v.</w:t>
+      </w:r>
+      <w:r>
+        <w:rPr>
+          <w:rFonts w:hint="eastAsia"/>
+          <w:color w:val="000000" w:themeColor="text1"/>
+          <w:sz w:val="28"/>
+          <w:szCs w:val="28"/>
+        </w:rPr>
+        <w:t>反抗</w:t>
+      </w:r>
+    </w:p>
+    <w:p>
+      <w:pPr>
+        <w:rPr>
+          <w:color w:val="FF0000"/>
+          <w:sz w:val="28"/>
+          <w:szCs w:val="28"/>
+        </w:rPr>
+      </w:pPr>
+      <w:r>
+        <w:rPr>
+          <w:rFonts w:hint="eastAsia"/>
+          <w:color w:val="FF0000"/>
+          <w:sz w:val="28"/>
+          <w:szCs w:val="28"/>
+        </w:rPr>
+        <w:t>d</w:t>
+      </w:r>
+      <w:r>
+        <w:rPr>
+          <w:color w:val="FF0000"/>
+          <w:sz w:val="28"/>
+          <w:szCs w:val="28"/>
+        </w:rPr>
+        <w:t xml:space="preserve">efy description </w:t>
+      </w:r>
+      <w:r>
+        <w:rPr>
+          <w:rFonts w:hint="eastAsia"/>
+          <w:color w:val="FF0000"/>
+          <w:sz w:val="28"/>
+          <w:szCs w:val="28"/>
+        </w:rPr>
+        <w:t>難以描述</w:t>
+      </w:r>
+    </w:p>
+    <w:p>
+      <w:pPr>
+        <w:rPr>
+          <w:color w:val="000000" w:themeColor="text1"/>
+          <w:sz w:val="28"/>
+          <w:szCs w:val="28"/>
+        </w:rPr>
+      </w:pPr>
+    </w:p>
+    <w:p>
+      <w:pPr>
+        <w:rPr>
+          <w:color w:val="000000" w:themeColor="text1"/>
+          <w:sz w:val="28"/>
+          <w:szCs w:val="28"/>
+        </w:rPr>
+      </w:pPr>
+      <w:r>
+        <w:rPr>
+          <w:color w:val="000000" w:themeColor="text1"/>
+          <w:sz w:val="28"/>
+          <w:szCs w:val="28"/>
+        </w:rPr>
+        <w:t>fascinating adj.</w:t>
+      </w:r>
+      <w:r>
+        <w:rPr>
+          <w:rFonts w:hint="eastAsia"/>
+          <w:color w:val="000000" w:themeColor="text1"/>
+          <w:sz w:val="28"/>
+          <w:szCs w:val="28"/>
+        </w:rPr>
+        <w:t>迷人</w:t>
+      </w:r>
+      <w:r>
+        <w:rPr>
+          <w:rFonts w:hint="eastAsia"/>
+          <w:color w:val="000000" w:themeColor="text1"/>
+          <w:sz w:val="28"/>
+          <w:szCs w:val="28"/>
+        </w:rPr>
+        <w:t>/</w:t>
+      </w:r>
+      <w:r>
+        <w:rPr>
+          <w:rFonts w:hint="eastAsia"/>
+          <w:color w:val="000000" w:themeColor="text1"/>
+          <w:sz w:val="28"/>
+          <w:szCs w:val="28"/>
+        </w:rPr>
+        <w:t>美妙</w:t>
+      </w:r>
+    </w:p>
+    <w:p>
+      <w:pPr>
+        <w:rPr>
+          <w:color w:val="000000" w:themeColor="text1"/>
+          <w:sz w:val="28"/>
+          <w:szCs w:val="28"/>
+        </w:rPr>
+      </w:pPr>
+      <w:r>
+        <w:rPr>
+          <w:rFonts w:hint="eastAsia"/>
+          <w:color w:val="000000" w:themeColor="text1"/>
+          <w:sz w:val="28"/>
+          <w:szCs w:val="28"/>
+        </w:rPr>
+        <w:t>f</w:t>
+      </w:r>
+      <w:r>
+        <w:rPr>
+          <w:color w:val="000000" w:themeColor="text1"/>
+          <w:sz w:val="28"/>
+          <w:szCs w:val="28"/>
+        </w:rPr>
+        <w:t xml:space="preserve">ascinated </w:t>
+      </w:r>
+      <w:r>
+        <w:rPr>
+          <w:rFonts w:hint="eastAsia"/>
+          <w:color w:val="000000" w:themeColor="text1"/>
+          <w:sz w:val="28"/>
+          <w:szCs w:val="28"/>
+        </w:rPr>
+        <w:t>著迷的</w:t>
+      </w:r>
+    </w:p>
+    <w:p>
+      <w:pPr>
+        <w:rPr>
+          <w:color w:val="000000" w:themeColor="text1"/>
+          <w:sz w:val="28"/>
+          <w:szCs w:val="28"/>
+        </w:rPr>
+      </w:pPr>
+    </w:p>
+    <w:p>
+      <w:pPr>
+        <w:rPr>
+          <w:color w:val="000000" w:themeColor="text1"/>
+          <w:sz w:val="28"/>
+          <w:szCs w:val="28"/>
+        </w:rPr>
+      </w:pPr>
+      <w:r>
+        <w:rPr>
+          <w:rFonts w:hint="eastAsia"/>
+          <w:color w:val="000000" w:themeColor="text1"/>
+          <w:sz w:val="28"/>
+          <w:szCs w:val="28"/>
+        </w:rPr>
+        <w:t>s</w:t>
+      </w:r>
+      <w:r>
+        <w:rPr>
+          <w:color w:val="000000" w:themeColor="text1"/>
+          <w:sz w:val="28"/>
+          <w:szCs w:val="28"/>
+        </w:rPr>
+        <w:t>howing n.</w:t>
+      </w:r>
+      <w:r>
+        <w:rPr>
+          <w:rFonts w:hint="eastAsia"/>
+          <w:color w:val="000000" w:themeColor="text1"/>
+          <w:sz w:val="28"/>
+          <w:szCs w:val="28"/>
+        </w:rPr>
+        <w:t>上映</w:t>
+      </w:r>
+      <w:r>
+        <w:rPr>
+          <w:rFonts w:hint="eastAsia"/>
+          <w:color w:val="000000" w:themeColor="text1"/>
+          <w:sz w:val="28"/>
+          <w:szCs w:val="28"/>
+        </w:rPr>
+        <w:t>/</w:t>
+      </w:r>
+      <w:r>
+        <w:rPr>
+          <w:rFonts w:hint="eastAsia"/>
+          <w:color w:val="000000" w:themeColor="text1"/>
+          <w:sz w:val="28"/>
+          <w:szCs w:val="28"/>
+        </w:rPr>
+        <w:t>展示</w:t>
+      </w:r>
+    </w:p>
+    <w:p>
+      <w:pPr>
+        <w:rPr>
+          <w:color w:val="000000" w:themeColor="text1"/>
+          <w:sz w:val="28"/>
+          <w:szCs w:val="28"/>
+        </w:rPr>
+      </w:pPr>
+    </w:p>
+    <w:p>
+      <w:pPr>
+        <w:rPr>
+          <w:color w:val="000000" w:themeColor="text1"/>
+          <w:sz w:val="28"/>
+          <w:szCs w:val="28"/>
+        </w:rPr>
+      </w:pPr>
+    </w:p>
+    <w:p>
+      <w:pPr>
+        <w:rPr>
+          <w:b/>
+          <w:bCs/>
+          <w:color w:val="000000" w:themeColor="text1"/>
+          <w:sz w:val="44"/>
+          <w:szCs w:val="44"/>
+        </w:rPr>
+      </w:pPr>
+      <w:r>
+        <w:rPr>
+          <w:b/>
+          <w:bCs/>
+          <w:color w:val="000000" w:themeColor="text1"/>
+          <w:sz w:val="44"/>
+          <w:szCs w:val="44"/>
+        </w:rPr>
+        <w:t>Day</w:t>
+      </w:r>
+      <w:r>
+        <w:rPr>
+          <w:b/>
+          <w:bCs/>
+          <w:color w:val="000000" w:themeColor="text1"/>
+          <w:sz w:val="44"/>
+          <w:szCs w:val="44"/>
+        </w:rPr>
+        <w:t>7</w:t>
+      </w:r>
+    </w:p>
+    <w:p>
+      <w:pPr>
+        <w:rPr>
+          <w:rFonts w:hint="eastAsia"/>
+          <w:color w:val="000000" w:themeColor="text1"/>
+          <w:sz w:val="28"/>
+          <w:szCs w:val="28"/>
+        </w:rPr>
+      </w:pPr>
+    </w:p>
+    <w:p>
+      <w:pPr>
+        <w:rPr>
+          <w:rFonts w:hint="eastAsia"/>
+          <w:color w:val="000000" w:themeColor="text1"/>
+          <w:sz w:val="28"/>
+          <w:szCs w:val="28"/>
+        </w:rPr>
+      </w:pPr>
     </w:p>
     <w:p>
       <w:pPr>

--- a/碩一/TOEIC/多益單字.docx
+++ b/碩一/TOEIC/多益單字.docx
@@ -1173,23 +1173,13 @@
           <w:szCs w:val="28"/>
         </w:rPr>
       </w:pPr>
-      <w:proofErr w:type="spellStart"/>
-      <w:r>
-        <w:rPr>
-          <w:color w:val="FF0000"/>
-          <w:sz w:val="28"/>
-          <w:szCs w:val="28"/>
-        </w:rPr>
-        <w:t>managerial+staff</w:t>
-      </w:r>
-      <w:proofErr w:type="spellEnd"/>
-      <w:r>
-        <w:rPr>
-          <w:color w:val="FF0000"/>
-          <w:sz w:val="28"/>
-          <w:szCs w:val="28"/>
-        </w:rPr>
-        <w:t>/experience</w:t>
+      <w:r>
+        <w:rPr>
+          <w:color w:val="FF0000"/>
+          <w:sz w:val="28"/>
+          <w:szCs w:val="28"/>
+        </w:rPr>
+        <w:t>managerial+staff/experience</w:t>
       </w:r>
     </w:p>
     <w:p>
@@ -2226,7 +2216,6 @@
         </w:rPr>
         <w:t>(</w:t>
       </w:r>
-      <w:proofErr w:type="gramStart"/>
       <w:r>
         <w:rPr>
           <w:rFonts w:hint="eastAsia"/>
@@ -2245,7 +2234,6 @@
         </w:rPr>
         <w:t>)</w:t>
       </w:r>
-      <w:proofErr w:type="gramEnd"/>
       <w:r>
         <w:rPr>
           <w:rFonts w:hint="eastAsia"/>
@@ -2465,19 +2453,8 @@
           <w:sz w:val="28"/>
           <w:szCs w:val="28"/>
         </w:rPr>
-        <w:t>薪水</w:t>
-      </w:r>
-      <w:proofErr w:type="gramStart"/>
-      <w:r>
-        <w:rPr>
-          <w:rFonts w:hint="eastAsia"/>
-          <w:color w:val="000000" w:themeColor="text1"/>
-          <w:sz w:val="28"/>
-          <w:szCs w:val="28"/>
-        </w:rPr>
-        <w:t>帳冊</w:t>
-      </w:r>
-      <w:proofErr w:type="gramEnd"/>
+        <w:t>薪水帳冊</w:t>
+      </w:r>
     </w:p>
     <w:p>
       <w:pPr>
@@ -5332,7 +5309,6 @@
         </w:rPr>
         <w:t>(</w:t>
       </w:r>
-      <w:proofErr w:type="gramStart"/>
       <w:r>
         <w:rPr>
           <w:rFonts w:hint="eastAsia"/>
@@ -5350,7 +5326,6 @@
         </w:rPr>
         <w:t>)</w:t>
       </w:r>
-      <w:proofErr w:type="gramEnd"/>
       <w:r>
         <w:rPr>
           <w:rFonts w:hint="eastAsia"/>
@@ -5784,7 +5759,6 @@
         </w:rPr>
         <w:t>(</w:t>
       </w:r>
-      <w:proofErr w:type="gramStart"/>
       <w:r>
         <w:rPr>
           <w:rFonts w:hint="eastAsia"/>
@@ -5803,7 +5777,6 @@
         </w:rPr>
         <w:t>)</w:t>
       </w:r>
-      <w:proofErr w:type="gramEnd"/>
       <w:r>
         <w:rPr>
           <w:rFonts w:hint="eastAsia"/>
@@ -6004,25 +5977,7 @@
           <w:sz w:val="28"/>
           <w:szCs w:val="28"/>
         </w:rPr>
-        <w:t>rohibit A from -</w:t>
-      </w:r>
-      <w:proofErr w:type="spellStart"/>
-      <w:r>
-        <w:rPr>
-          <w:color w:val="FF0000"/>
-          <w:sz w:val="28"/>
-          <w:szCs w:val="28"/>
-        </w:rPr>
-        <w:t>ing</w:t>
-      </w:r>
-      <w:proofErr w:type="spellEnd"/>
-      <w:r>
-        <w:rPr>
-          <w:color w:val="FF0000"/>
-          <w:sz w:val="28"/>
-          <w:szCs w:val="28"/>
-        </w:rPr>
-        <w:t xml:space="preserve"> </w:t>
+        <w:t xml:space="preserve">rohibit A from -ing </w:t>
       </w:r>
       <w:r>
         <w:rPr>
@@ -6084,25 +6039,7 @@
           <w:sz w:val="28"/>
           <w:szCs w:val="28"/>
         </w:rPr>
-        <w:t>orbid A + from -</w:t>
-      </w:r>
-      <w:proofErr w:type="spellStart"/>
-      <w:r>
-        <w:rPr>
-          <w:color w:val="FF0000"/>
-          <w:sz w:val="28"/>
-          <w:szCs w:val="28"/>
-        </w:rPr>
-        <w:t>ing</w:t>
-      </w:r>
-      <w:proofErr w:type="spellEnd"/>
-      <w:r>
-        <w:rPr>
-          <w:color w:val="FF0000"/>
-          <w:sz w:val="28"/>
-          <w:szCs w:val="28"/>
-        </w:rPr>
-        <w:t xml:space="preserve">/to do </w:t>
+        <w:t xml:space="preserve">orbid A + from -ing/to do </w:t>
       </w:r>
       <w:r>
         <w:rPr>
@@ -6666,18 +6603,8 @@
           <w:sz w:val="28"/>
           <w:szCs w:val="28"/>
         </w:rPr>
-        <w:t>Be accustomed to -</w:t>
-      </w:r>
-      <w:proofErr w:type="spellStart"/>
-      <w:r>
-        <w:rPr>
-          <w:color w:val="FF0000"/>
-          <w:sz w:val="28"/>
-          <w:szCs w:val="28"/>
-        </w:rPr>
-        <w:t>ing</w:t>
-      </w:r>
-      <w:proofErr w:type="spellEnd"/>
+        <w:t>Be accustomed to -ing</w:t>
+      </w:r>
       <w:r>
         <w:rPr>
           <w:rFonts w:hint="eastAsia"/>
@@ -7380,7 +7307,6 @@
         </w:rPr>
         <w:t>、</w:t>
       </w:r>
-      <w:proofErr w:type="spellStart"/>
       <w:r>
         <w:rPr>
           <w:rFonts w:hint="eastAsia"/>
@@ -7398,7 +7324,6 @@
         </w:rPr>
         <w:t>uccessd</w:t>
       </w:r>
-      <w:proofErr w:type="spellEnd"/>
       <w:r>
         <w:rPr>
           <w:rFonts w:hint="eastAsia"/>
@@ -8573,7 +8498,6 @@
         </w:rPr>
         <w:t>(</w:t>
       </w:r>
-      <w:proofErr w:type="gramStart"/>
       <w:r>
         <w:rPr>
           <w:rFonts w:hint="eastAsia"/>
@@ -8592,7 +8516,6 @@
         </w:rPr>
         <w:t>)</w:t>
       </w:r>
-      <w:proofErr w:type="gramEnd"/>
       <w:r>
         <w:rPr>
           <w:rFonts w:hint="eastAsia"/>
@@ -10180,25 +10103,7 @@
           <w:sz w:val="28"/>
           <w:szCs w:val="28"/>
         </w:rPr>
-        <w:t xml:space="preserve">= </w:t>
-      </w:r>
-      <w:proofErr w:type="spellStart"/>
-      <w:r>
-        <w:rPr>
-          <w:color w:val="000000" w:themeColor="text1"/>
-          <w:sz w:val="28"/>
-          <w:szCs w:val="28"/>
-        </w:rPr>
-        <w:t>inspect,examine</w:t>
-      </w:r>
-      <w:proofErr w:type="spellEnd"/>
-      <w:r>
-        <w:rPr>
-          <w:color w:val="000000" w:themeColor="text1"/>
-          <w:sz w:val="28"/>
-          <w:szCs w:val="28"/>
-        </w:rPr>
-        <w:t xml:space="preserve"> </w:t>
+        <w:t xml:space="preserve">= inspect,examine </w:t>
       </w:r>
     </w:p>
     <w:p>
@@ -12742,7 +12647,6 @@
         </w:rPr>
         <w:t xml:space="preserve">agree + to </w:t>
       </w:r>
-      <w:proofErr w:type="gramStart"/>
       <w:r>
         <w:rPr>
           <w:rFonts w:hint="eastAsia"/>
@@ -12752,7 +12656,6 @@
         </w:rPr>
         <w:t>不定詞</w:t>
       </w:r>
-      <w:proofErr w:type="gramEnd"/>
       <w:r>
         <w:rPr>
           <w:rFonts w:hint="eastAsia"/>
@@ -14141,25 +14044,7 @@
           <w:sz w:val="28"/>
           <w:szCs w:val="28"/>
         </w:rPr>
-        <w:t>ave every intention of -</w:t>
-      </w:r>
-      <w:proofErr w:type="spellStart"/>
-      <w:r>
-        <w:rPr>
-          <w:color w:val="FF0000"/>
-          <w:sz w:val="28"/>
-          <w:szCs w:val="28"/>
-        </w:rPr>
-        <w:t>ing</w:t>
-      </w:r>
-      <w:proofErr w:type="spellEnd"/>
-      <w:r>
-        <w:rPr>
-          <w:color w:val="FF0000"/>
-          <w:sz w:val="28"/>
-          <w:szCs w:val="28"/>
-        </w:rPr>
-        <w:t xml:space="preserve"> </w:t>
+        <w:t xml:space="preserve">ave every intention of -ing </w:t>
       </w:r>
       <w:r>
         <w:rPr>
@@ -15738,7 +15623,6 @@
         </w:rPr>
         <w:t xml:space="preserve">annot realistically expect + to </w:t>
       </w:r>
-      <w:proofErr w:type="gramStart"/>
       <w:r>
         <w:rPr>
           <w:rFonts w:hint="eastAsia"/>
@@ -15748,7 +15632,6 @@
         </w:rPr>
         <w:t>不定詞</w:t>
       </w:r>
-      <w:proofErr w:type="gramEnd"/>
       <w:r>
         <w:rPr>
           <w:rFonts w:hint="eastAsia"/>
@@ -16109,9 +15992,34 @@
           <w:sz w:val="28"/>
           <w:szCs w:val="28"/>
         </w:rPr>
-        <w:t xml:space="preserve">ake </w:t>
-      </w:r>
-      <w:proofErr w:type="spellStart"/>
+        <w:t xml:space="preserve">ake A accessible to B </w:t>
+      </w:r>
+      <w:r>
+        <w:rPr>
+          <w:rFonts w:hint="eastAsia"/>
+          <w:color w:val="000000" w:themeColor="text1"/>
+          <w:sz w:val="28"/>
+          <w:szCs w:val="28"/>
+        </w:rPr>
+        <w:t>讓</w:t>
+      </w:r>
+      <w:r>
+        <w:rPr>
+          <w:color w:val="000000" w:themeColor="text1"/>
+          <w:sz w:val="28"/>
+          <w:szCs w:val="28"/>
+        </w:rPr>
+        <w:t>B</w:t>
+      </w:r>
+      <w:r>
+        <w:rPr>
+          <w:rFonts w:hint="eastAsia"/>
+          <w:color w:val="000000" w:themeColor="text1"/>
+          <w:sz w:val="28"/>
+          <w:szCs w:val="28"/>
+        </w:rPr>
+        <w:t>可以使用</w:t>
+      </w:r>
       <w:r>
         <w:rPr>
           <w:color w:val="000000" w:themeColor="text1"/>
@@ -16120,49 +16028,6 @@
         </w:rPr>
         <w:t>A</w:t>
       </w:r>
-      <w:proofErr w:type="spellEnd"/>
-      <w:r>
-        <w:rPr>
-          <w:color w:val="000000" w:themeColor="text1"/>
-          <w:sz w:val="28"/>
-          <w:szCs w:val="28"/>
-        </w:rPr>
-        <w:t xml:space="preserve"> accessible to B </w:t>
-      </w:r>
-      <w:r>
-        <w:rPr>
-          <w:rFonts w:hint="eastAsia"/>
-          <w:color w:val="000000" w:themeColor="text1"/>
-          <w:sz w:val="28"/>
-          <w:szCs w:val="28"/>
-        </w:rPr>
-        <w:t>讓</w:t>
-      </w:r>
-      <w:r>
-        <w:rPr>
-          <w:color w:val="000000" w:themeColor="text1"/>
-          <w:sz w:val="28"/>
-          <w:szCs w:val="28"/>
-        </w:rPr>
-        <w:t>B</w:t>
-      </w:r>
-      <w:r>
-        <w:rPr>
-          <w:rFonts w:hint="eastAsia"/>
-          <w:color w:val="000000" w:themeColor="text1"/>
-          <w:sz w:val="28"/>
-          <w:szCs w:val="28"/>
-        </w:rPr>
-        <w:t>可以使用</w:t>
-      </w:r>
-      <w:r>
-        <w:rPr>
-          <w:color w:val="000000" w:themeColor="text1"/>
-          <w:sz w:val="28"/>
-          <w:szCs w:val="28"/>
-        </w:rPr>
-        <w:t>A</w:t>
-      </w:r>
     </w:p>
     <w:p>
       <w:pPr>
@@ -16311,18 +16176,8 @@
           <w:sz w:val="28"/>
           <w:szCs w:val="28"/>
         </w:rPr>
-        <w:t xml:space="preserve">= carry </w:t>
-      </w:r>
-      <w:proofErr w:type="spellStart"/>
-      <w:r>
-        <w:rPr>
-          <w:color w:val="000000" w:themeColor="text1"/>
-          <w:sz w:val="28"/>
-          <w:szCs w:val="28"/>
-        </w:rPr>
-        <w:t>out,execute</w:t>
-      </w:r>
-      <w:proofErr w:type="spellEnd"/>
+        <w:t>= carry out,execute</w:t>
+      </w:r>
     </w:p>
     <w:p>
       <w:pPr>
@@ -16455,25 +16310,14 @@
         </w:rPr>
         <w:t>/</w:t>
       </w:r>
-      <w:proofErr w:type="gramStart"/>
-      <w:r>
-        <w:rPr>
-          <w:rFonts w:hint="eastAsia"/>
-          <w:color w:val="000000" w:themeColor="text1"/>
-          <w:sz w:val="28"/>
-          <w:szCs w:val="28"/>
-        </w:rPr>
-        <w:t>未償</w:t>
-      </w:r>
-      <w:proofErr w:type="gramEnd"/>
-      <w:r>
-        <w:rPr>
-          <w:rFonts w:hint="eastAsia"/>
-          <w:color w:val="000000" w:themeColor="text1"/>
-          <w:sz w:val="28"/>
-          <w:szCs w:val="28"/>
-        </w:rPr>
-        <w:t>還</w:t>
+      <w:r>
+        <w:rPr>
+          <w:rFonts w:hint="eastAsia"/>
+          <w:color w:val="000000" w:themeColor="text1"/>
+          <w:sz w:val="28"/>
+          <w:szCs w:val="28"/>
+        </w:rPr>
+        <w:t>未償還</w:t>
       </w:r>
       <w:r>
         <w:rPr>
@@ -16490,25 +16334,7 @@
           <w:sz w:val="28"/>
           <w:szCs w:val="28"/>
         </w:rPr>
-        <w:t xml:space="preserve">= </w:t>
-      </w:r>
-      <w:proofErr w:type="spellStart"/>
-      <w:r>
-        <w:rPr>
-          <w:color w:val="000000" w:themeColor="text1"/>
-          <w:sz w:val="28"/>
-          <w:szCs w:val="28"/>
-        </w:rPr>
-        <w:t>expectional</w:t>
-      </w:r>
-      <w:proofErr w:type="spellEnd"/>
-      <w:r>
-        <w:rPr>
-          <w:color w:val="000000" w:themeColor="text1"/>
-          <w:sz w:val="28"/>
-          <w:szCs w:val="28"/>
-        </w:rPr>
-        <w:t xml:space="preserve"> </w:t>
+        <w:t xml:space="preserve">= expectional </w:t>
       </w:r>
       <w:r>
         <w:rPr>
@@ -16570,25 +16396,14 @@
         </w:rPr>
         <w:t>aid</w:t>
       </w:r>
-      <w:proofErr w:type="gramStart"/>
-      <w:r>
-        <w:rPr>
-          <w:rFonts w:hint="eastAsia"/>
-          <w:color w:val="000000" w:themeColor="text1"/>
-          <w:sz w:val="28"/>
-          <w:szCs w:val="28"/>
-        </w:rPr>
-        <w:t>未償</w:t>
-      </w:r>
-      <w:proofErr w:type="gramEnd"/>
-      <w:r>
-        <w:rPr>
-          <w:rFonts w:hint="eastAsia"/>
-          <w:color w:val="000000" w:themeColor="text1"/>
-          <w:sz w:val="28"/>
-          <w:szCs w:val="28"/>
-        </w:rPr>
-        <w:t>還</w:t>
+      <w:r>
+        <w:rPr>
+          <w:rFonts w:hint="eastAsia"/>
+          <w:color w:val="000000" w:themeColor="text1"/>
+          <w:sz w:val="28"/>
+          <w:szCs w:val="28"/>
+        </w:rPr>
+        <w:t>未償還</w:t>
       </w:r>
     </w:p>
     <w:p>
@@ -20036,7 +19851,6 @@
     <w:p>
       <w:pPr>
         <w:rPr>
-          <w:rFonts w:hint="eastAsia"/>
           <w:color w:val="000000" w:themeColor="text1"/>
           <w:sz w:val="28"/>
           <w:szCs w:val="28"/>
@@ -20160,7 +19974,6 @@
     <w:p>
       <w:pPr>
         <w:rPr>
-          <w:rFonts w:hint="eastAsia"/>
           <w:color w:val="000000" w:themeColor="text1"/>
           <w:sz w:val="28"/>
           <w:szCs w:val="28"/>
@@ -20738,7 +20551,6 @@
     <w:p>
       <w:pPr>
         <w:rPr>
-          <w:rFonts w:hint="eastAsia"/>
           <w:color w:val="FF0000"/>
           <w:sz w:val="28"/>
           <w:szCs w:val="28"/>
@@ -21237,15 +21049,7 @@
           <w:sz w:val="28"/>
           <w:szCs w:val="28"/>
         </w:rPr>
-        <w:t>collectable</w:t>
-      </w:r>
-      <w:r>
-        <w:rPr>
-          <w:color w:val="FF0000"/>
-          <w:sz w:val="28"/>
-          <w:szCs w:val="28"/>
-        </w:rPr>
-        <w:t xml:space="preserve"> n.</w:t>
+        <w:t>collectable n.</w:t>
       </w:r>
       <w:r>
         <w:rPr>
@@ -21260,7 +21064,6 @@
     <w:p>
       <w:pPr>
         <w:rPr>
-          <w:rFonts w:hint="eastAsia"/>
           <w:color w:val="000000" w:themeColor="text1"/>
           <w:sz w:val="28"/>
           <w:szCs w:val="28"/>
@@ -22172,25 +21975,7 @@
           <w:sz w:val="28"/>
           <w:szCs w:val="28"/>
         </w:rPr>
-        <w:t>e committed to -</w:t>
-      </w:r>
-      <w:proofErr w:type="spellStart"/>
-      <w:r>
-        <w:rPr>
-          <w:color w:val="FF0000"/>
-          <w:sz w:val="28"/>
-          <w:szCs w:val="28"/>
-        </w:rPr>
-        <w:t>ing</w:t>
-      </w:r>
-      <w:proofErr w:type="spellEnd"/>
-      <w:r>
-        <w:rPr>
-          <w:color w:val="FF0000"/>
-          <w:sz w:val="28"/>
-          <w:szCs w:val="28"/>
-        </w:rPr>
-        <w:t xml:space="preserve"> </w:t>
+        <w:t xml:space="preserve">e committed to -ing </w:t>
       </w:r>
       <w:r>
         <w:rPr>
@@ -22902,7 +22687,6 @@
     <w:p>
       <w:pPr>
         <w:rPr>
-          <w:rFonts w:hint="eastAsia"/>
           <w:color w:val="FF0000"/>
           <w:sz w:val="28"/>
           <w:szCs w:val="28"/>
@@ -22949,15 +22733,7 @@
           <w:sz w:val="28"/>
           <w:szCs w:val="28"/>
         </w:rPr>
-        <w:t>mayoral</w:t>
-      </w:r>
-      <w:r>
-        <w:rPr>
-          <w:color w:val="000000" w:themeColor="text1"/>
-          <w:sz w:val="28"/>
-          <w:szCs w:val="28"/>
-        </w:rPr>
-        <w:t xml:space="preserve"> adj.</w:t>
+        <w:t>mayoral adj.</w:t>
       </w:r>
       <w:r>
         <w:rPr>
@@ -23077,17 +22853,15 @@
     <w:p>
       <w:pPr>
         <w:rPr>
-          <w:rFonts w:hint="eastAsia"/>
-          <w:color w:val="000000" w:themeColor="text1"/>
-          <w:sz w:val="28"/>
-          <w:szCs w:val="28"/>
-        </w:rPr>
-      </w:pPr>
-    </w:p>
-    <w:p>
-      <w:pPr>
-        <w:rPr>
-          <w:rFonts w:hint="eastAsia"/>
+          <w:color w:val="000000" w:themeColor="text1"/>
+          <w:sz w:val="28"/>
+          <w:szCs w:val="28"/>
+        </w:rPr>
+      </w:pPr>
+    </w:p>
+    <w:p>
+      <w:pPr>
+        <w:rPr>
           <w:color w:val="000000" w:themeColor="text1"/>
           <w:sz w:val="28"/>
           <w:szCs w:val="28"/>
@@ -23210,7 +22984,6 @@
     <w:p>
       <w:pPr>
         <w:rPr>
-          <w:rFonts w:hint="eastAsia"/>
           <w:color w:val="000000" w:themeColor="text1"/>
           <w:sz w:val="28"/>
           <w:szCs w:val="28"/>
@@ -23484,7 +23257,6 @@
     <w:p>
       <w:pPr>
         <w:rPr>
-          <w:rFonts w:hint="eastAsia"/>
           <w:color w:val="000000" w:themeColor="text1"/>
           <w:sz w:val="28"/>
           <w:szCs w:val="28"/>
@@ -23609,7 +23381,6 @@
     <w:p>
       <w:pPr>
         <w:rPr>
-          <w:rFonts w:hint="eastAsia"/>
           <w:color w:val="000000" w:themeColor="text1"/>
           <w:sz w:val="28"/>
           <w:szCs w:val="28"/>
@@ -23880,32 +23651,3871 @@
     <w:p>
       <w:pPr>
         <w:rPr>
-          <w:rFonts w:hint="eastAsia"/>
-          <w:color w:val="000000" w:themeColor="text1"/>
-          <w:sz w:val="28"/>
-          <w:szCs w:val="28"/>
-        </w:rPr>
-      </w:pPr>
-    </w:p>
-    <w:p>
-      <w:pPr>
-        <w:rPr>
-          <w:rFonts w:hint="eastAsia"/>
-          <w:color w:val="000000" w:themeColor="text1"/>
-          <w:sz w:val="28"/>
-          <w:szCs w:val="28"/>
-        </w:rPr>
-      </w:pPr>
-    </w:p>
-    <w:p>
-      <w:pPr>
-        <w:rPr>
-          <w:rFonts w:hint="eastAsia"/>
-          <w:color w:val="000000" w:themeColor="text1"/>
-          <w:sz w:val="28"/>
-          <w:szCs w:val="28"/>
-        </w:rPr>
-      </w:pPr>
+          <w:color w:val="000000" w:themeColor="text1"/>
+          <w:sz w:val="28"/>
+          <w:szCs w:val="28"/>
+        </w:rPr>
+      </w:pPr>
+    </w:p>
+    <w:p>
+      <w:pPr>
+        <w:rPr>
+          <w:color w:val="000000" w:themeColor="text1"/>
+          <w:sz w:val="28"/>
+          <w:szCs w:val="28"/>
+        </w:rPr>
+      </w:pPr>
+      <w:r>
+        <w:rPr>
+          <w:rFonts w:hint="eastAsia"/>
+          <w:color w:val="000000" w:themeColor="text1"/>
+          <w:sz w:val="28"/>
+          <w:szCs w:val="28"/>
+        </w:rPr>
+        <w:t>a</w:t>
+      </w:r>
+      <w:r>
+        <w:rPr>
+          <w:color w:val="000000" w:themeColor="text1"/>
+          <w:sz w:val="28"/>
+          <w:szCs w:val="28"/>
+        </w:rPr>
+        <w:t>nalysis n.</w:t>
+      </w:r>
+      <w:r>
+        <w:rPr>
+          <w:rFonts w:hint="eastAsia"/>
+          <w:color w:val="000000" w:themeColor="text1"/>
+          <w:sz w:val="28"/>
+          <w:szCs w:val="28"/>
+        </w:rPr>
+        <w:t>分析</w:t>
+      </w:r>
+    </w:p>
+    <w:p>
+      <w:pPr>
+        <w:rPr>
+          <w:color w:val="FF0000"/>
+          <w:sz w:val="28"/>
+          <w:szCs w:val="28"/>
+        </w:rPr>
+      </w:pPr>
+      <w:r>
+        <w:rPr>
+          <w:rFonts w:hint="eastAsia"/>
+          <w:color w:val="FF0000"/>
+          <w:sz w:val="28"/>
+          <w:szCs w:val="28"/>
+        </w:rPr>
+        <w:t>r</w:t>
+      </w:r>
+      <w:r>
+        <w:rPr>
+          <w:color w:val="FF0000"/>
+          <w:sz w:val="28"/>
+          <w:szCs w:val="28"/>
+        </w:rPr>
+        <w:t xml:space="preserve">eliable analysis </w:t>
+      </w:r>
+      <w:r>
+        <w:rPr>
+          <w:rFonts w:hint="eastAsia"/>
+          <w:color w:val="FF0000"/>
+          <w:sz w:val="28"/>
+          <w:szCs w:val="28"/>
+        </w:rPr>
+        <w:t>可靠的分析</w:t>
+      </w:r>
+    </w:p>
+    <w:p>
+      <w:pPr>
+        <w:rPr>
+          <w:color w:val="FF0000"/>
+          <w:sz w:val="28"/>
+          <w:szCs w:val="28"/>
+        </w:rPr>
+      </w:pPr>
+      <w:r>
+        <w:rPr>
+          <w:rFonts w:hint="eastAsia"/>
+          <w:color w:val="FF0000"/>
+          <w:sz w:val="28"/>
+          <w:szCs w:val="28"/>
+        </w:rPr>
+        <w:t>m</w:t>
+      </w:r>
+      <w:r>
+        <w:rPr>
+          <w:color w:val="FF0000"/>
+          <w:sz w:val="28"/>
+          <w:szCs w:val="28"/>
+        </w:rPr>
+        <w:t xml:space="preserve">arket analysis </w:t>
+      </w:r>
+      <w:r>
+        <w:rPr>
+          <w:rFonts w:hint="eastAsia"/>
+          <w:color w:val="FF0000"/>
+          <w:sz w:val="28"/>
+          <w:szCs w:val="28"/>
+        </w:rPr>
+        <w:t>市場分析</w:t>
+      </w:r>
+    </w:p>
+    <w:p>
+      <w:pPr>
+        <w:rPr>
+          <w:color w:val="000000" w:themeColor="text1"/>
+          <w:sz w:val="28"/>
+          <w:szCs w:val="28"/>
+        </w:rPr>
+      </w:pPr>
+    </w:p>
+    <w:p>
+      <w:pPr>
+        <w:rPr>
+          <w:color w:val="000000" w:themeColor="text1"/>
+          <w:sz w:val="28"/>
+          <w:szCs w:val="28"/>
+        </w:rPr>
+      </w:pPr>
+      <w:r>
+        <w:rPr>
+          <w:color w:val="000000" w:themeColor="text1"/>
+          <w:sz w:val="28"/>
+          <w:szCs w:val="28"/>
+        </w:rPr>
+        <w:t>respondent n.</w:t>
+      </w:r>
+      <w:r>
+        <w:rPr>
+          <w:rFonts w:hint="eastAsia"/>
+          <w:color w:val="000000" w:themeColor="text1"/>
+          <w:sz w:val="28"/>
+          <w:szCs w:val="28"/>
+        </w:rPr>
+        <w:t>回答者</w:t>
+      </w:r>
+      <w:r>
+        <w:rPr>
+          <w:rFonts w:hint="eastAsia"/>
+          <w:color w:val="000000" w:themeColor="text1"/>
+          <w:sz w:val="28"/>
+          <w:szCs w:val="28"/>
+        </w:rPr>
+        <w:t>/</w:t>
+      </w:r>
+      <w:r>
+        <w:rPr>
+          <w:rFonts w:hint="eastAsia"/>
+          <w:color w:val="000000" w:themeColor="text1"/>
+          <w:sz w:val="28"/>
+          <w:szCs w:val="28"/>
+        </w:rPr>
+        <w:t>受訪者</w:t>
+      </w:r>
+    </w:p>
+    <w:p>
+      <w:pPr>
+        <w:rPr>
+          <w:color w:val="000000" w:themeColor="text1"/>
+          <w:sz w:val="28"/>
+          <w:szCs w:val="28"/>
+        </w:rPr>
+      </w:pPr>
+    </w:p>
+    <w:p>
+      <w:pPr>
+        <w:rPr>
+          <w:color w:val="000000" w:themeColor="text1"/>
+          <w:sz w:val="28"/>
+          <w:szCs w:val="28"/>
+        </w:rPr>
+      </w:pPr>
+      <w:r>
+        <w:rPr>
+          <w:color w:val="000000" w:themeColor="text1"/>
+          <w:sz w:val="28"/>
+          <w:szCs w:val="28"/>
+        </w:rPr>
+        <w:t>monopoly n.</w:t>
+      </w:r>
+      <w:r>
+        <w:rPr>
+          <w:rFonts w:hint="eastAsia"/>
+          <w:color w:val="000000" w:themeColor="text1"/>
+          <w:sz w:val="28"/>
+          <w:szCs w:val="28"/>
+        </w:rPr>
+        <w:t>獨佔</w:t>
+      </w:r>
+      <w:r>
+        <w:rPr>
+          <w:rFonts w:hint="eastAsia"/>
+          <w:color w:val="000000" w:themeColor="text1"/>
+          <w:sz w:val="28"/>
+          <w:szCs w:val="28"/>
+        </w:rPr>
+        <w:t>/</w:t>
+      </w:r>
+      <w:r>
+        <w:rPr>
+          <w:rFonts w:hint="eastAsia"/>
+          <w:color w:val="000000" w:themeColor="text1"/>
+          <w:sz w:val="28"/>
+          <w:szCs w:val="28"/>
+        </w:rPr>
+        <w:t>壟斷</w:t>
+      </w:r>
+    </w:p>
+    <w:p>
+      <w:pPr>
+        <w:rPr>
+          <w:color w:val="FF0000"/>
+          <w:sz w:val="28"/>
+          <w:szCs w:val="28"/>
+        </w:rPr>
+      </w:pPr>
+      <w:r>
+        <w:rPr>
+          <w:rFonts w:hint="eastAsia"/>
+          <w:color w:val="FF0000"/>
+          <w:sz w:val="28"/>
+          <w:szCs w:val="28"/>
+        </w:rPr>
+        <w:t>h</w:t>
+      </w:r>
+      <w:r>
+        <w:rPr>
+          <w:color w:val="FF0000"/>
+          <w:sz w:val="28"/>
+          <w:szCs w:val="28"/>
+        </w:rPr>
+        <w:t>ave a monopoly on</w:t>
+      </w:r>
+      <w:r>
+        <w:rPr>
+          <w:rFonts w:hint="eastAsia"/>
+          <w:color w:val="FF0000"/>
+          <w:sz w:val="28"/>
+          <w:szCs w:val="28"/>
+        </w:rPr>
+        <w:t>擁有對</w:t>
+      </w:r>
+      <w:r>
+        <w:rPr>
+          <w:rFonts w:hint="eastAsia"/>
+          <w:color w:val="FF0000"/>
+          <w:sz w:val="28"/>
+          <w:szCs w:val="28"/>
+        </w:rPr>
+        <w:t>~</w:t>
+      </w:r>
+      <w:r>
+        <w:rPr>
+          <w:rFonts w:hint="eastAsia"/>
+          <w:color w:val="FF0000"/>
+          <w:sz w:val="28"/>
+          <w:szCs w:val="28"/>
+        </w:rPr>
+        <w:t>的獨占地位</w:t>
+      </w:r>
+    </w:p>
+    <w:p>
+      <w:pPr>
+        <w:rPr>
+          <w:color w:val="000000" w:themeColor="text1"/>
+          <w:sz w:val="28"/>
+          <w:szCs w:val="28"/>
+        </w:rPr>
+      </w:pPr>
+    </w:p>
+    <w:p>
+      <w:pPr>
+        <w:rPr>
+          <w:color w:val="000000" w:themeColor="text1"/>
+          <w:sz w:val="28"/>
+          <w:szCs w:val="28"/>
+        </w:rPr>
+      </w:pPr>
+      <w:r>
+        <w:rPr>
+          <w:rFonts w:hint="eastAsia"/>
+          <w:color w:val="000000" w:themeColor="text1"/>
+          <w:sz w:val="28"/>
+          <w:szCs w:val="28"/>
+        </w:rPr>
+        <w:t>c</w:t>
+      </w:r>
+      <w:r>
+        <w:rPr>
+          <w:color w:val="000000" w:themeColor="text1"/>
+          <w:sz w:val="28"/>
+          <w:szCs w:val="28"/>
+        </w:rPr>
+        <w:t>ompetition n.</w:t>
+      </w:r>
+      <w:r>
+        <w:rPr>
+          <w:rFonts w:hint="eastAsia"/>
+          <w:color w:val="000000" w:themeColor="text1"/>
+          <w:sz w:val="28"/>
+          <w:szCs w:val="28"/>
+        </w:rPr>
+        <w:t>競爭</w:t>
+      </w:r>
+    </w:p>
+    <w:p>
+      <w:pPr>
+        <w:rPr>
+          <w:color w:val="FF0000"/>
+          <w:sz w:val="28"/>
+          <w:szCs w:val="28"/>
+        </w:rPr>
+      </w:pPr>
+      <w:r>
+        <w:rPr>
+          <w:rFonts w:hint="eastAsia"/>
+          <w:color w:val="FF0000"/>
+          <w:sz w:val="28"/>
+          <w:szCs w:val="28"/>
+        </w:rPr>
+        <w:t>c</w:t>
+      </w:r>
+      <w:r>
+        <w:rPr>
+          <w:color w:val="FF0000"/>
+          <w:sz w:val="28"/>
+          <w:szCs w:val="28"/>
+        </w:rPr>
+        <w:t xml:space="preserve">ompete for </w:t>
+      </w:r>
+      <w:r>
+        <w:rPr>
+          <w:rFonts w:hint="eastAsia"/>
+          <w:color w:val="FF0000"/>
+          <w:sz w:val="28"/>
+          <w:szCs w:val="28"/>
+        </w:rPr>
+        <w:t>為了</w:t>
+      </w:r>
+      <w:r>
+        <w:rPr>
+          <w:rFonts w:hint="eastAsia"/>
+          <w:color w:val="FF0000"/>
+          <w:sz w:val="28"/>
+          <w:szCs w:val="28"/>
+        </w:rPr>
+        <w:t>~</w:t>
+      </w:r>
+      <w:r>
+        <w:rPr>
+          <w:rFonts w:hint="eastAsia"/>
+          <w:color w:val="FF0000"/>
+          <w:sz w:val="28"/>
+          <w:szCs w:val="28"/>
+        </w:rPr>
+        <w:t>而競爭</w:t>
+      </w:r>
+    </w:p>
+    <w:p>
+      <w:pPr>
+        <w:rPr>
+          <w:color w:val="000000" w:themeColor="text1"/>
+          <w:sz w:val="28"/>
+          <w:szCs w:val="28"/>
+        </w:rPr>
+      </w:pPr>
+    </w:p>
+    <w:p>
+      <w:pPr>
+        <w:rPr>
+          <w:color w:val="000000" w:themeColor="text1"/>
+          <w:sz w:val="28"/>
+          <w:szCs w:val="28"/>
+        </w:rPr>
+      </w:pPr>
+    </w:p>
+    <w:p>
+      <w:pPr>
+        <w:rPr>
+          <w:color w:val="000000" w:themeColor="text1"/>
+          <w:sz w:val="28"/>
+          <w:szCs w:val="28"/>
+        </w:rPr>
+      </w:pPr>
+      <w:r>
+        <w:rPr>
+          <w:rFonts w:hint="eastAsia"/>
+          <w:color w:val="000000" w:themeColor="text1"/>
+          <w:sz w:val="28"/>
+          <w:szCs w:val="28"/>
+        </w:rPr>
+        <w:lastRenderedPageBreak/>
+        <w:t>c</w:t>
+      </w:r>
+      <w:r>
+        <w:rPr>
+          <w:color w:val="000000" w:themeColor="text1"/>
+          <w:sz w:val="28"/>
+          <w:szCs w:val="28"/>
+        </w:rPr>
+        <w:t>onsistently adv.</w:t>
+      </w:r>
+      <w:r>
+        <w:rPr>
+          <w:rFonts w:hint="eastAsia"/>
+          <w:color w:val="000000" w:themeColor="text1"/>
+          <w:sz w:val="28"/>
+          <w:szCs w:val="28"/>
+        </w:rPr>
+        <w:t>一貫地</w:t>
+      </w:r>
+      <w:r>
+        <w:rPr>
+          <w:rFonts w:hint="eastAsia"/>
+          <w:color w:val="000000" w:themeColor="text1"/>
+          <w:sz w:val="28"/>
+          <w:szCs w:val="28"/>
+        </w:rPr>
+        <w:t>/</w:t>
+      </w:r>
+      <w:r>
+        <w:rPr>
+          <w:rFonts w:hint="eastAsia"/>
+          <w:color w:val="000000" w:themeColor="text1"/>
+          <w:sz w:val="28"/>
+          <w:szCs w:val="28"/>
+        </w:rPr>
+        <w:t>始終如一地</w:t>
+      </w:r>
+    </w:p>
+    <w:p>
+      <w:pPr>
+        <w:rPr>
+          <w:color w:val="FF0000"/>
+          <w:sz w:val="28"/>
+          <w:szCs w:val="28"/>
+        </w:rPr>
+      </w:pPr>
+      <w:r>
+        <w:rPr>
+          <w:rFonts w:hint="eastAsia"/>
+          <w:color w:val="FF0000"/>
+          <w:sz w:val="28"/>
+          <w:szCs w:val="28"/>
+        </w:rPr>
+        <w:t>c</w:t>
+      </w:r>
+      <w:r>
+        <w:rPr>
+          <w:color w:val="FF0000"/>
+          <w:sz w:val="28"/>
+          <w:szCs w:val="28"/>
+        </w:rPr>
+        <w:t xml:space="preserve">onsistently +produce/provide </w:t>
+      </w:r>
+      <w:r>
+        <w:rPr>
+          <w:rFonts w:hint="eastAsia"/>
+          <w:color w:val="FF0000"/>
+          <w:sz w:val="28"/>
+          <w:szCs w:val="28"/>
+        </w:rPr>
+        <w:t>持續生產</w:t>
+      </w:r>
+      <w:r>
+        <w:rPr>
+          <w:rFonts w:hint="eastAsia"/>
+          <w:color w:val="FF0000"/>
+          <w:sz w:val="28"/>
+          <w:szCs w:val="28"/>
+        </w:rPr>
+        <w:t>/</w:t>
+      </w:r>
+      <w:r>
+        <w:rPr>
+          <w:rFonts w:hint="eastAsia"/>
+          <w:color w:val="FF0000"/>
+          <w:sz w:val="28"/>
+          <w:szCs w:val="28"/>
+        </w:rPr>
+        <w:t>提供</w:t>
+      </w:r>
+    </w:p>
+    <w:p>
+      <w:pPr>
+        <w:rPr>
+          <w:color w:val="000000" w:themeColor="text1"/>
+          <w:sz w:val="28"/>
+          <w:szCs w:val="28"/>
+        </w:rPr>
+      </w:pPr>
+    </w:p>
+    <w:p>
+      <w:pPr>
+        <w:rPr>
+          <w:color w:val="000000" w:themeColor="text1"/>
+          <w:sz w:val="28"/>
+          <w:szCs w:val="28"/>
+        </w:rPr>
+      </w:pPr>
+      <w:r>
+        <w:rPr>
+          <w:rFonts w:hint="eastAsia"/>
+          <w:color w:val="000000" w:themeColor="text1"/>
+          <w:sz w:val="28"/>
+          <w:szCs w:val="28"/>
+        </w:rPr>
+        <w:t>d</w:t>
+      </w:r>
+      <w:r>
+        <w:rPr>
+          <w:color w:val="000000" w:themeColor="text1"/>
+          <w:sz w:val="28"/>
+          <w:szCs w:val="28"/>
+        </w:rPr>
+        <w:t>emand n.</w:t>
+      </w:r>
+      <w:r>
+        <w:rPr>
+          <w:rFonts w:hint="eastAsia"/>
+          <w:color w:val="000000" w:themeColor="text1"/>
+          <w:sz w:val="28"/>
+          <w:szCs w:val="28"/>
+        </w:rPr>
+        <w:t>需求</w:t>
+      </w:r>
+      <w:r>
+        <w:rPr>
+          <w:rFonts w:hint="eastAsia"/>
+          <w:color w:val="000000" w:themeColor="text1"/>
+          <w:sz w:val="28"/>
+          <w:szCs w:val="28"/>
+        </w:rPr>
+        <w:t>/ v</w:t>
+      </w:r>
+      <w:r>
+        <w:rPr>
+          <w:color w:val="000000" w:themeColor="text1"/>
+          <w:sz w:val="28"/>
+          <w:szCs w:val="28"/>
+        </w:rPr>
+        <w:t>.</w:t>
+      </w:r>
+      <w:r>
+        <w:rPr>
+          <w:rFonts w:hint="eastAsia"/>
+          <w:color w:val="000000" w:themeColor="text1"/>
+          <w:sz w:val="28"/>
+          <w:szCs w:val="28"/>
+        </w:rPr>
+        <w:t>要求</w:t>
+      </w:r>
+    </w:p>
+    <w:p>
+      <w:pPr>
+        <w:rPr>
+          <w:color w:val="FF0000"/>
+          <w:sz w:val="28"/>
+          <w:szCs w:val="28"/>
+        </w:rPr>
+      </w:pPr>
+      <w:r>
+        <w:rPr>
+          <w:rFonts w:hint="eastAsia"/>
+          <w:color w:val="FF0000"/>
+          <w:sz w:val="28"/>
+          <w:szCs w:val="28"/>
+        </w:rPr>
+        <w:t>d</w:t>
+      </w:r>
+      <w:r>
+        <w:rPr>
+          <w:color w:val="FF0000"/>
+          <w:sz w:val="28"/>
+          <w:szCs w:val="28"/>
+        </w:rPr>
+        <w:t>emand for</w:t>
+      </w:r>
+      <w:r>
+        <w:rPr>
+          <w:rFonts w:hint="eastAsia"/>
+          <w:color w:val="FF0000"/>
+          <w:sz w:val="28"/>
+          <w:szCs w:val="28"/>
+        </w:rPr>
+        <w:t>對</w:t>
+      </w:r>
+      <w:r>
+        <w:rPr>
+          <w:rFonts w:hint="eastAsia"/>
+          <w:color w:val="FF0000"/>
+          <w:sz w:val="28"/>
+          <w:szCs w:val="28"/>
+        </w:rPr>
+        <w:t>~</w:t>
+      </w:r>
+      <w:r>
+        <w:rPr>
+          <w:rFonts w:hint="eastAsia"/>
+          <w:color w:val="FF0000"/>
+          <w:sz w:val="28"/>
+          <w:szCs w:val="28"/>
+        </w:rPr>
+        <w:t>的需求</w:t>
+      </w:r>
+      <w:r>
+        <w:rPr>
+          <w:rFonts w:hint="eastAsia"/>
+          <w:color w:val="FF0000"/>
+          <w:sz w:val="28"/>
+          <w:szCs w:val="28"/>
+        </w:rPr>
+        <w:t>/</w:t>
+      </w:r>
+      <w:r>
+        <w:rPr>
+          <w:rFonts w:hint="eastAsia"/>
+          <w:color w:val="FF0000"/>
+          <w:sz w:val="28"/>
+          <w:szCs w:val="28"/>
+        </w:rPr>
+        <w:t>要求</w:t>
+      </w:r>
+      <w:r>
+        <w:rPr>
+          <w:rFonts w:hint="eastAsia"/>
+          <w:color w:val="FF0000"/>
+          <w:sz w:val="28"/>
+          <w:szCs w:val="28"/>
+        </w:rPr>
+        <w:t>~</w:t>
+      </w:r>
+    </w:p>
+    <w:p>
+      <w:pPr>
+        <w:rPr>
+          <w:color w:val="FF0000"/>
+          <w:sz w:val="28"/>
+          <w:szCs w:val="28"/>
+        </w:rPr>
+      </w:pPr>
+      <w:r>
+        <w:rPr>
+          <w:rFonts w:hint="eastAsia"/>
+          <w:color w:val="FF0000"/>
+          <w:sz w:val="28"/>
+          <w:szCs w:val="28"/>
+        </w:rPr>
+        <w:t>d</w:t>
+      </w:r>
+      <w:r>
+        <w:rPr>
+          <w:color w:val="FF0000"/>
+          <w:sz w:val="28"/>
+          <w:szCs w:val="28"/>
+        </w:rPr>
+        <w:t>emand that +</w:t>
+      </w:r>
+      <w:r>
+        <w:rPr>
+          <w:rFonts w:hint="eastAsia"/>
+          <w:color w:val="FF0000"/>
+          <w:sz w:val="28"/>
+          <w:szCs w:val="28"/>
+        </w:rPr>
+        <w:t>主詞</w:t>
+      </w:r>
+      <w:r>
+        <w:rPr>
+          <w:rFonts w:hint="eastAsia"/>
+          <w:color w:val="FF0000"/>
+          <w:sz w:val="28"/>
+          <w:szCs w:val="28"/>
+        </w:rPr>
+        <w:t>(+</w:t>
+      </w:r>
+      <w:r>
+        <w:rPr>
+          <w:color w:val="FF0000"/>
+          <w:sz w:val="28"/>
+          <w:szCs w:val="28"/>
+        </w:rPr>
+        <w:t>should)+</w:t>
+      </w:r>
+      <w:r>
+        <w:rPr>
+          <w:rFonts w:hint="eastAsia"/>
+          <w:color w:val="FF0000"/>
+          <w:sz w:val="28"/>
+          <w:szCs w:val="28"/>
+        </w:rPr>
+        <w:t>原形動詞</w:t>
+      </w:r>
+    </w:p>
+    <w:p>
+      <w:pPr>
+        <w:rPr>
+          <w:color w:val="000000" w:themeColor="text1"/>
+          <w:sz w:val="28"/>
+          <w:szCs w:val="28"/>
+        </w:rPr>
+      </w:pPr>
+    </w:p>
+    <w:p>
+      <w:pPr>
+        <w:rPr>
+          <w:color w:val="000000" w:themeColor="text1"/>
+          <w:sz w:val="28"/>
+          <w:szCs w:val="28"/>
+        </w:rPr>
+      </w:pPr>
+      <w:r>
+        <w:rPr>
+          <w:rFonts w:hint="eastAsia"/>
+          <w:color w:val="000000" w:themeColor="text1"/>
+          <w:sz w:val="28"/>
+          <w:szCs w:val="28"/>
+        </w:rPr>
+        <w:t>d</w:t>
+      </w:r>
+      <w:r>
+        <w:rPr>
+          <w:color w:val="000000" w:themeColor="text1"/>
+          <w:sz w:val="28"/>
+          <w:szCs w:val="28"/>
+        </w:rPr>
+        <w:t xml:space="preserve">o one,s utmost </w:t>
+      </w:r>
+      <w:r>
+        <w:rPr>
+          <w:rFonts w:hint="eastAsia"/>
+          <w:color w:val="000000" w:themeColor="text1"/>
+          <w:sz w:val="28"/>
+          <w:szCs w:val="28"/>
+        </w:rPr>
+        <w:t>盡</w:t>
+      </w:r>
+      <w:r>
+        <w:rPr>
+          <w:rFonts w:hint="eastAsia"/>
+          <w:color w:val="000000" w:themeColor="text1"/>
+          <w:sz w:val="28"/>
+          <w:szCs w:val="28"/>
+        </w:rPr>
+        <w:t>~</w:t>
+      </w:r>
+      <w:r>
+        <w:rPr>
+          <w:rFonts w:hint="eastAsia"/>
+          <w:color w:val="000000" w:themeColor="text1"/>
+          <w:sz w:val="28"/>
+          <w:szCs w:val="28"/>
+        </w:rPr>
+        <w:t>的全力</w:t>
+      </w:r>
+      <w:r>
+        <w:rPr>
+          <w:rFonts w:hint="eastAsia"/>
+          <w:color w:val="000000" w:themeColor="text1"/>
+          <w:sz w:val="28"/>
+          <w:szCs w:val="28"/>
+        </w:rPr>
+        <w:t xml:space="preserve"> </w:t>
+      </w:r>
+      <w:r>
+        <w:rPr>
+          <w:color w:val="000000" w:themeColor="text1"/>
+          <w:sz w:val="28"/>
+          <w:szCs w:val="28"/>
+        </w:rPr>
+        <w:t>= do one,s best</w:t>
+      </w:r>
+    </w:p>
+    <w:p>
+      <w:pPr>
+        <w:rPr>
+          <w:color w:val="000000" w:themeColor="text1"/>
+          <w:sz w:val="28"/>
+          <w:szCs w:val="28"/>
+        </w:rPr>
+      </w:pPr>
+    </w:p>
+    <w:p>
+      <w:pPr>
+        <w:rPr>
+          <w:color w:val="000000" w:themeColor="text1"/>
+          <w:sz w:val="28"/>
+          <w:szCs w:val="28"/>
+        </w:rPr>
+      </w:pPr>
+      <w:r>
+        <w:rPr>
+          <w:color w:val="000000" w:themeColor="text1"/>
+          <w:sz w:val="28"/>
+          <w:szCs w:val="28"/>
+        </w:rPr>
+        <w:t>expand v.</w:t>
+      </w:r>
+      <w:r>
+        <w:rPr>
+          <w:rFonts w:hint="eastAsia"/>
+          <w:color w:val="000000" w:themeColor="text1"/>
+          <w:sz w:val="28"/>
+          <w:szCs w:val="28"/>
+        </w:rPr>
+        <w:t>擴張</w:t>
+      </w:r>
+      <w:r>
+        <w:rPr>
+          <w:rFonts w:hint="eastAsia"/>
+          <w:color w:val="000000" w:themeColor="text1"/>
+          <w:sz w:val="28"/>
+          <w:szCs w:val="28"/>
+        </w:rPr>
+        <w:t>/</w:t>
+      </w:r>
+      <w:r>
+        <w:rPr>
+          <w:rFonts w:hint="eastAsia"/>
+          <w:color w:val="000000" w:themeColor="text1"/>
+          <w:sz w:val="28"/>
+          <w:szCs w:val="28"/>
+        </w:rPr>
+        <w:t>擴大</w:t>
+      </w:r>
+    </w:p>
+    <w:p>
+      <w:pPr>
+        <w:rPr>
+          <w:color w:val="FF0000"/>
+          <w:sz w:val="28"/>
+          <w:szCs w:val="28"/>
+        </w:rPr>
+      </w:pPr>
+      <w:r>
+        <w:rPr>
+          <w:rFonts w:hint="eastAsia"/>
+          <w:color w:val="FF0000"/>
+          <w:sz w:val="28"/>
+          <w:szCs w:val="28"/>
+        </w:rPr>
+        <w:t>e</w:t>
+      </w:r>
+      <w:r>
+        <w:rPr>
+          <w:color w:val="FF0000"/>
+          <w:sz w:val="28"/>
+          <w:szCs w:val="28"/>
+        </w:rPr>
+        <w:t xml:space="preserve">xpand +the market/the division </w:t>
+      </w:r>
+      <w:r>
+        <w:rPr>
+          <w:rFonts w:hint="eastAsia"/>
+          <w:color w:val="FF0000"/>
+          <w:sz w:val="28"/>
+          <w:szCs w:val="28"/>
+        </w:rPr>
+        <w:t>擴大市場</w:t>
+      </w:r>
+      <w:r>
+        <w:rPr>
+          <w:rFonts w:hint="eastAsia"/>
+          <w:color w:val="FF0000"/>
+          <w:sz w:val="28"/>
+          <w:szCs w:val="28"/>
+        </w:rPr>
+        <w:t>/</w:t>
+      </w:r>
+      <w:r>
+        <w:rPr>
+          <w:rFonts w:hint="eastAsia"/>
+          <w:color w:val="FF0000"/>
+          <w:sz w:val="28"/>
+          <w:szCs w:val="28"/>
+        </w:rPr>
+        <w:t>部門</w:t>
+      </w:r>
+    </w:p>
+    <w:p>
+      <w:pPr>
+        <w:rPr>
+          <w:color w:val="000000" w:themeColor="text1"/>
+          <w:sz w:val="28"/>
+          <w:szCs w:val="28"/>
+        </w:rPr>
+      </w:pPr>
+    </w:p>
+    <w:p>
+      <w:pPr>
+        <w:rPr>
+          <w:color w:val="000000" w:themeColor="text1"/>
+          <w:sz w:val="28"/>
+          <w:szCs w:val="28"/>
+        </w:rPr>
+      </w:pPr>
+      <w:r>
+        <w:rPr>
+          <w:rFonts w:hint="eastAsia"/>
+          <w:color w:val="000000" w:themeColor="text1"/>
+          <w:sz w:val="28"/>
+          <w:szCs w:val="28"/>
+        </w:rPr>
+        <w:t>a</w:t>
+      </w:r>
+      <w:r>
+        <w:rPr>
+          <w:color w:val="000000" w:themeColor="text1"/>
+          <w:sz w:val="28"/>
+          <w:szCs w:val="28"/>
+        </w:rPr>
+        <w:t>dvanced adj.</w:t>
+      </w:r>
+      <w:r>
+        <w:rPr>
+          <w:rFonts w:hint="eastAsia"/>
+          <w:color w:val="000000" w:themeColor="text1"/>
+          <w:sz w:val="28"/>
+          <w:szCs w:val="28"/>
+        </w:rPr>
+        <w:t>高階</w:t>
+      </w:r>
+      <w:r>
+        <w:rPr>
+          <w:rFonts w:hint="eastAsia"/>
+          <w:color w:val="000000" w:themeColor="text1"/>
+          <w:sz w:val="28"/>
+          <w:szCs w:val="28"/>
+        </w:rPr>
+        <w:t>/</w:t>
+      </w:r>
+      <w:r>
+        <w:rPr>
+          <w:rFonts w:hint="eastAsia"/>
+          <w:color w:val="000000" w:themeColor="text1"/>
+          <w:sz w:val="28"/>
+          <w:szCs w:val="28"/>
+        </w:rPr>
+        <w:t>先進</w:t>
+      </w:r>
+    </w:p>
+    <w:p>
+      <w:pPr>
+        <w:rPr>
+          <w:color w:val="000000" w:themeColor="text1"/>
+          <w:sz w:val="28"/>
+          <w:szCs w:val="28"/>
+        </w:rPr>
+      </w:pPr>
+    </w:p>
+    <w:p>
+      <w:pPr>
+        <w:rPr>
+          <w:color w:val="000000" w:themeColor="text1"/>
+          <w:sz w:val="28"/>
+          <w:szCs w:val="28"/>
+        </w:rPr>
+      </w:pPr>
+    </w:p>
+    <w:p>
+      <w:pPr>
+        <w:rPr>
+          <w:color w:val="000000" w:themeColor="text1"/>
+          <w:sz w:val="28"/>
+          <w:szCs w:val="28"/>
+        </w:rPr>
+      </w:pPr>
+      <w:r>
+        <w:rPr>
+          <w:rFonts w:hint="eastAsia"/>
+          <w:color w:val="000000" w:themeColor="text1"/>
+          <w:sz w:val="28"/>
+          <w:szCs w:val="28"/>
+        </w:rPr>
+        <w:t>p</w:t>
+      </w:r>
+      <w:r>
+        <w:rPr>
+          <w:color w:val="000000" w:themeColor="text1"/>
+          <w:sz w:val="28"/>
+          <w:szCs w:val="28"/>
+        </w:rPr>
+        <w:t>ostpone v.</w:t>
+      </w:r>
+      <w:r>
+        <w:rPr>
+          <w:rFonts w:hint="eastAsia"/>
+          <w:color w:val="000000" w:themeColor="text1"/>
+          <w:sz w:val="28"/>
+          <w:szCs w:val="28"/>
+        </w:rPr>
+        <w:t>使延期</w:t>
+      </w:r>
+      <w:r>
+        <w:rPr>
+          <w:rFonts w:hint="eastAsia"/>
+          <w:color w:val="000000" w:themeColor="text1"/>
+          <w:sz w:val="28"/>
+          <w:szCs w:val="28"/>
+        </w:rPr>
+        <w:t>/</w:t>
+      </w:r>
+      <w:r>
+        <w:rPr>
+          <w:rFonts w:hint="eastAsia"/>
+          <w:color w:val="000000" w:themeColor="text1"/>
+          <w:sz w:val="28"/>
+          <w:szCs w:val="28"/>
+        </w:rPr>
+        <w:t>延後</w:t>
+      </w:r>
+    </w:p>
+    <w:p>
+      <w:pPr>
+        <w:rPr>
+          <w:color w:val="000000" w:themeColor="text1"/>
+          <w:sz w:val="28"/>
+          <w:szCs w:val="28"/>
+        </w:rPr>
+      </w:pPr>
+    </w:p>
+    <w:p>
+      <w:pPr>
+        <w:rPr>
+          <w:color w:val="000000" w:themeColor="text1"/>
+          <w:sz w:val="28"/>
+          <w:szCs w:val="28"/>
+        </w:rPr>
+      </w:pPr>
+    </w:p>
+    <w:p>
+      <w:pPr>
+        <w:rPr>
+          <w:color w:val="000000" w:themeColor="text1"/>
+          <w:sz w:val="28"/>
+          <w:szCs w:val="28"/>
+        </w:rPr>
+      </w:pPr>
+      <w:r>
+        <w:rPr>
+          <w:rFonts w:hint="eastAsia"/>
+          <w:color w:val="000000" w:themeColor="text1"/>
+          <w:sz w:val="28"/>
+          <w:szCs w:val="28"/>
+        </w:rPr>
+        <w:t>a</w:t>
+      </w:r>
+      <w:r>
+        <w:rPr>
+          <w:color w:val="000000" w:themeColor="text1"/>
+          <w:sz w:val="28"/>
+          <w:szCs w:val="28"/>
+        </w:rPr>
+        <w:t>dditional adj.</w:t>
+      </w:r>
+      <w:r>
+        <w:rPr>
+          <w:rFonts w:hint="eastAsia"/>
+          <w:color w:val="000000" w:themeColor="text1"/>
+          <w:sz w:val="28"/>
+          <w:szCs w:val="28"/>
+        </w:rPr>
+        <w:t>額外</w:t>
+      </w:r>
+      <w:r>
+        <w:rPr>
+          <w:rFonts w:hint="eastAsia"/>
+          <w:color w:val="000000" w:themeColor="text1"/>
+          <w:sz w:val="28"/>
+          <w:szCs w:val="28"/>
+        </w:rPr>
+        <w:t>/</w:t>
+      </w:r>
+      <w:r>
+        <w:rPr>
+          <w:rFonts w:hint="eastAsia"/>
+          <w:color w:val="000000" w:themeColor="text1"/>
+          <w:sz w:val="28"/>
+          <w:szCs w:val="28"/>
+        </w:rPr>
+        <w:t>附加</w:t>
+      </w:r>
+    </w:p>
+    <w:p>
+      <w:pPr>
+        <w:rPr>
+          <w:color w:val="FF0000"/>
+          <w:sz w:val="28"/>
+          <w:szCs w:val="28"/>
+        </w:rPr>
+      </w:pPr>
+      <w:r>
+        <w:rPr>
+          <w:rFonts w:hint="eastAsia"/>
+          <w:color w:val="FF0000"/>
+          <w:sz w:val="28"/>
+          <w:szCs w:val="28"/>
+        </w:rPr>
+        <w:t>a</w:t>
+      </w:r>
+      <w:r>
+        <w:rPr>
+          <w:color w:val="FF0000"/>
+          <w:sz w:val="28"/>
+          <w:szCs w:val="28"/>
+        </w:rPr>
+        <w:t xml:space="preserve">dditional +information /detail </w:t>
+      </w:r>
+      <w:r>
+        <w:rPr>
+          <w:rFonts w:hint="eastAsia"/>
+          <w:color w:val="FF0000"/>
+          <w:sz w:val="28"/>
+          <w:szCs w:val="28"/>
+        </w:rPr>
+        <w:t>更多資訊</w:t>
+      </w:r>
+      <w:r>
+        <w:rPr>
+          <w:rFonts w:hint="eastAsia"/>
+          <w:color w:val="FF0000"/>
+          <w:sz w:val="28"/>
+          <w:szCs w:val="28"/>
+        </w:rPr>
+        <w:t>/</w:t>
+      </w:r>
+      <w:r>
+        <w:rPr>
+          <w:rFonts w:hint="eastAsia"/>
+          <w:color w:val="FF0000"/>
+          <w:sz w:val="28"/>
+          <w:szCs w:val="28"/>
+        </w:rPr>
+        <w:t>細節</w:t>
+      </w:r>
+    </w:p>
+    <w:p>
+      <w:pPr>
+        <w:rPr>
+          <w:color w:val="000000" w:themeColor="text1"/>
+          <w:sz w:val="28"/>
+          <w:szCs w:val="28"/>
+        </w:rPr>
+      </w:pPr>
+    </w:p>
+    <w:p>
+      <w:pPr>
+        <w:rPr>
+          <w:color w:val="000000" w:themeColor="text1"/>
+          <w:sz w:val="28"/>
+          <w:szCs w:val="28"/>
+        </w:rPr>
+      </w:pPr>
+      <w:r>
+        <w:rPr>
+          <w:rFonts w:hint="eastAsia"/>
+          <w:color w:val="000000" w:themeColor="text1"/>
+          <w:sz w:val="28"/>
+          <w:szCs w:val="28"/>
+        </w:rPr>
+        <w:t>a</w:t>
+      </w:r>
+      <w:r>
+        <w:rPr>
+          <w:color w:val="000000" w:themeColor="text1"/>
+          <w:sz w:val="28"/>
+          <w:szCs w:val="28"/>
+        </w:rPr>
+        <w:t>ppreciate v.</w:t>
+      </w:r>
+      <w:r>
+        <w:rPr>
+          <w:rFonts w:hint="eastAsia"/>
+          <w:color w:val="000000" w:themeColor="text1"/>
+          <w:sz w:val="28"/>
+          <w:szCs w:val="28"/>
+        </w:rPr>
+        <w:t>感謝</w:t>
+      </w:r>
+      <w:r>
+        <w:rPr>
+          <w:rFonts w:hint="eastAsia"/>
+          <w:color w:val="000000" w:themeColor="text1"/>
+          <w:sz w:val="28"/>
+          <w:szCs w:val="28"/>
+        </w:rPr>
+        <w:t>/</w:t>
+      </w:r>
+      <w:r>
+        <w:rPr>
+          <w:rFonts w:hint="eastAsia"/>
+          <w:color w:val="000000" w:themeColor="text1"/>
+          <w:sz w:val="28"/>
+          <w:szCs w:val="28"/>
+        </w:rPr>
+        <w:t>欣賞</w:t>
+      </w:r>
+      <w:r>
+        <w:rPr>
+          <w:rFonts w:hint="eastAsia"/>
+          <w:color w:val="000000" w:themeColor="text1"/>
+          <w:sz w:val="28"/>
+          <w:szCs w:val="28"/>
+        </w:rPr>
+        <w:t xml:space="preserve"> </w:t>
+      </w:r>
+      <w:r>
+        <w:rPr>
+          <w:color w:val="000000" w:themeColor="text1"/>
+          <w:sz w:val="28"/>
+          <w:szCs w:val="28"/>
+        </w:rPr>
+        <w:t>= value</w:t>
+      </w:r>
+    </w:p>
+    <w:p>
+      <w:pPr>
+        <w:rPr>
+          <w:color w:val="000000" w:themeColor="text1"/>
+          <w:sz w:val="28"/>
+          <w:szCs w:val="28"/>
+        </w:rPr>
+      </w:pPr>
+    </w:p>
+    <w:p>
+      <w:pPr>
+        <w:rPr>
+          <w:color w:val="000000" w:themeColor="text1"/>
+          <w:sz w:val="28"/>
+          <w:szCs w:val="28"/>
+        </w:rPr>
+      </w:pPr>
+      <w:r>
+        <w:rPr>
+          <w:rFonts w:hint="eastAsia"/>
+          <w:color w:val="000000" w:themeColor="text1"/>
+          <w:sz w:val="28"/>
+          <w:szCs w:val="28"/>
+        </w:rPr>
+        <w:t>d</w:t>
+      </w:r>
+      <w:r>
+        <w:rPr>
+          <w:color w:val="000000" w:themeColor="text1"/>
+          <w:sz w:val="28"/>
+          <w:szCs w:val="28"/>
+        </w:rPr>
+        <w:t>emonstration n.</w:t>
+      </w:r>
+      <w:r>
+        <w:rPr>
+          <w:rFonts w:hint="eastAsia"/>
+          <w:color w:val="000000" w:themeColor="text1"/>
+          <w:sz w:val="28"/>
+          <w:szCs w:val="28"/>
+        </w:rPr>
+        <w:t>證明</w:t>
+      </w:r>
+      <w:r>
+        <w:rPr>
+          <w:rFonts w:hint="eastAsia"/>
+          <w:color w:val="000000" w:themeColor="text1"/>
+          <w:sz w:val="28"/>
+          <w:szCs w:val="28"/>
+        </w:rPr>
+        <w:t>/</w:t>
+      </w:r>
+      <w:r>
+        <w:rPr>
+          <w:rFonts w:hint="eastAsia"/>
+          <w:color w:val="000000" w:themeColor="text1"/>
+          <w:sz w:val="28"/>
+          <w:szCs w:val="28"/>
+        </w:rPr>
+        <w:t>說明</w:t>
+      </w:r>
+      <w:r>
+        <w:rPr>
+          <w:rFonts w:hint="eastAsia"/>
+          <w:color w:val="000000" w:themeColor="text1"/>
+          <w:sz w:val="28"/>
+          <w:szCs w:val="28"/>
+        </w:rPr>
+        <w:t>/</w:t>
+      </w:r>
+      <w:r>
+        <w:rPr>
+          <w:rFonts w:hint="eastAsia"/>
+          <w:color w:val="000000" w:themeColor="text1"/>
+          <w:sz w:val="28"/>
+          <w:szCs w:val="28"/>
+        </w:rPr>
+        <w:t>示範</w:t>
+      </w:r>
+    </w:p>
+    <w:p>
+      <w:pPr>
+        <w:rPr>
+          <w:color w:val="000000" w:themeColor="text1"/>
+          <w:sz w:val="28"/>
+          <w:szCs w:val="28"/>
+        </w:rPr>
+      </w:pPr>
+      <w:r>
+        <w:rPr>
+          <w:rFonts w:hint="eastAsia"/>
+          <w:color w:val="000000" w:themeColor="text1"/>
+          <w:sz w:val="28"/>
+          <w:szCs w:val="28"/>
+        </w:rPr>
+        <w:lastRenderedPageBreak/>
+        <w:t>e</w:t>
+      </w:r>
+      <w:r>
+        <w:rPr>
+          <w:color w:val="000000" w:themeColor="text1"/>
+          <w:sz w:val="28"/>
+          <w:szCs w:val="28"/>
+        </w:rPr>
+        <w:t>xamine v.</w:t>
+      </w:r>
+      <w:r>
+        <w:rPr>
+          <w:rFonts w:hint="eastAsia"/>
+          <w:color w:val="000000" w:themeColor="text1"/>
+          <w:sz w:val="28"/>
+          <w:szCs w:val="28"/>
+        </w:rPr>
+        <w:t>檢視</w:t>
+      </w:r>
+      <w:r>
+        <w:rPr>
+          <w:rFonts w:hint="eastAsia"/>
+          <w:color w:val="000000" w:themeColor="text1"/>
+          <w:sz w:val="28"/>
+          <w:szCs w:val="28"/>
+        </w:rPr>
+        <w:t>/</w:t>
+      </w:r>
+      <w:r>
+        <w:rPr>
+          <w:rFonts w:hint="eastAsia"/>
+          <w:color w:val="000000" w:themeColor="text1"/>
+          <w:sz w:val="28"/>
+          <w:szCs w:val="28"/>
+        </w:rPr>
+        <w:t>審問</w:t>
+      </w:r>
+      <w:r>
+        <w:rPr>
+          <w:rFonts w:hint="eastAsia"/>
+          <w:color w:val="000000" w:themeColor="text1"/>
+          <w:sz w:val="28"/>
+          <w:szCs w:val="28"/>
+        </w:rPr>
+        <w:t xml:space="preserve"> </w:t>
+      </w:r>
+      <w:r>
+        <w:rPr>
+          <w:color w:val="000000" w:themeColor="text1"/>
+          <w:sz w:val="28"/>
+          <w:szCs w:val="28"/>
+        </w:rPr>
+        <w:t xml:space="preserve">= investigate </w:t>
+      </w:r>
+      <w:r>
+        <w:rPr>
+          <w:rFonts w:hint="eastAsia"/>
+          <w:color w:val="000000" w:themeColor="text1"/>
+          <w:sz w:val="28"/>
+          <w:szCs w:val="28"/>
+        </w:rPr>
+        <w:t>、</w:t>
+      </w:r>
+      <w:r>
+        <w:rPr>
+          <w:rFonts w:hint="eastAsia"/>
+          <w:color w:val="000000" w:themeColor="text1"/>
+          <w:sz w:val="28"/>
+          <w:szCs w:val="28"/>
+        </w:rPr>
+        <w:t>c</w:t>
+      </w:r>
+      <w:r>
+        <w:rPr>
+          <w:color w:val="000000" w:themeColor="text1"/>
+          <w:sz w:val="28"/>
+          <w:szCs w:val="28"/>
+        </w:rPr>
+        <w:t>heck out</w:t>
+      </w:r>
+    </w:p>
+    <w:p>
+      <w:pPr>
+        <w:rPr>
+          <w:color w:val="000000" w:themeColor="text1"/>
+          <w:sz w:val="28"/>
+          <w:szCs w:val="28"/>
+        </w:rPr>
+      </w:pPr>
+    </w:p>
+    <w:p>
+      <w:pPr>
+        <w:rPr>
+          <w:color w:val="000000" w:themeColor="text1"/>
+          <w:sz w:val="28"/>
+          <w:szCs w:val="28"/>
+        </w:rPr>
+      </w:pPr>
+      <w:r>
+        <w:rPr>
+          <w:rFonts w:hint="eastAsia"/>
+          <w:color w:val="000000" w:themeColor="text1"/>
+          <w:sz w:val="28"/>
+          <w:szCs w:val="28"/>
+        </w:rPr>
+        <w:t>e</w:t>
+      </w:r>
+      <w:r>
+        <w:rPr>
+          <w:color w:val="000000" w:themeColor="text1"/>
+          <w:sz w:val="28"/>
+          <w:szCs w:val="28"/>
+        </w:rPr>
+        <w:t>ffective adj.</w:t>
+      </w:r>
+      <w:r>
+        <w:rPr>
+          <w:rFonts w:hint="eastAsia"/>
+          <w:color w:val="000000" w:themeColor="text1"/>
+          <w:sz w:val="28"/>
+          <w:szCs w:val="28"/>
+        </w:rPr>
+        <w:t>有效的</w:t>
+      </w:r>
+      <w:r>
+        <w:rPr>
+          <w:rFonts w:hint="eastAsia"/>
+          <w:color w:val="000000" w:themeColor="text1"/>
+          <w:sz w:val="28"/>
+          <w:szCs w:val="28"/>
+        </w:rPr>
+        <w:t xml:space="preserve"> </w:t>
+      </w:r>
+      <w:r>
+        <w:rPr>
+          <w:color w:val="000000" w:themeColor="text1"/>
+          <w:sz w:val="28"/>
+          <w:szCs w:val="28"/>
+        </w:rPr>
+        <w:t xml:space="preserve">= efficient </w:t>
+      </w:r>
+      <w:r>
+        <w:rPr>
+          <w:rFonts w:hint="eastAsia"/>
+          <w:color w:val="000000" w:themeColor="text1"/>
+          <w:sz w:val="28"/>
+          <w:szCs w:val="28"/>
+        </w:rPr>
+        <w:t>、</w:t>
+      </w:r>
+      <w:r>
+        <w:rPr>
+          <w:rFonts w:hint="eastAsia"/>
+          <w:color w:val="000000" w:themeColor="text1"/>
+          <w:sz w:val="28"/>
+          <w:szCs w:val="28"/>
+        </w:rPr>
+        <w:t>v</w:t>
+      </w:r>
+      <w:r>
+        <w:rPr>
+          <w:color w:val="000000" w:themeColor="text1"/>
+          <w:sz w:val="28"/>
+          <w:szCs w:val="28"/>
+        </w:rPr>
+        <w:t>a</w:t>
+      </w:r>
+      <w:r>
+        <w:rPr>
+          <w:color w:val="000000" w:themeColor="text1"/>
+          <w:sz w:val="28"/>
+          <w:szCs w:val="28"/>
+        </w:rPr>
+        <w:t>lid</w:t>
+      </w:r>
+    </w:p>
+    <w:p>
+      <w:pPr>
+        <w:rPr>
+          <w:color w:val="FF0000"/>
+          <w:sz w:val="28"/>
+          <w:szCs w:val="28"/>
+        </w:rPr>
+      </w:pPr>
+      <w:r>
+        <w:rPr>
+          <w:rFonts w:hint="eastAsia"/>
+          <w:color w:val="FF0000"/>
+          <w:sz w:val="28"/>
+          <w:szCs w:val="28"/>
+        </w:rPr>
+        <w:t>r</w:t>
+      </w:r>
+      <w:r>
+        <w:rPr>
+          <w:color w:val="FF0000"/>
+          <w:sz w:val="28"/>
+          <w:szCs w:val="28"/>
+        </w:rPr>
+        <w:t xml:space="preserve">un effectively </w:t>
+      </w:r>
+      <w:r>
+        <w:rPr>
+          <w:rFonts w:hint="eastAsia"/>
+          <w:color w:val="FF0000"/>
+          <w:sz w:val="28"/>
+          <w:szCs w:val="28"/>
+        </w:rPr>
+        <w:t>有效地運作</w:t>
+      </w:r>
+    </w:p>
+    <w:p>
+      <w:pPr>
+        <w:rPr>
+          <w:color w:val="000000" w:themeColor="text1"/>
+          <w:sz w:val="28"/>
+          <w:szCs w:val="28"/>
+        </w:rPr>
+      </w:pPr>
+    </w:p>
+    <w:p>
+      <w:pPr>
+        <w:rPr>
+          <w:color w:val="000000" w:themeColor="text1"/>
+          <w:sz w:val="28"/>
+          <w:szCs w:val="28"/>
+        </w:rPr>
+      </w:pPr>
+      <w:r>
+        <w:rPr>
+          <w:rFonts w:hint="eastAsia"/>
+          <w:color w:val="000000" w:themeColor="text1"/>
+          <w:sz w:val="28"/>
+          <w:szCs w:val="28"/>
+        </w:rPr>
+        <w:t>e</w:t>
+      </w:r>
+      <w:r>
+        <w:rPr>
+          <w:color w:val="000000" w:themeColor="text1"/>
+          <w:sz w:val="28"/>
+          <w:szCs w:val="28"/>
+        </w:rPr>
+        <w:t>specially adv.</w:t>
+      </w:r>
+      <w:r>
+        <w:rPr>
+          <w:rFonts w:hint="eastAsia"/>
+          <w:color w:val="000000" w:themeColor="text1"/>
+          <w:sz w:val="28"/>
+          <w:szCs w:val="28"/>
+        </w:rPr>
+        <w:t>尤其</w:t>
+      </w:r>
+      <w:r>
+        <w:rPr>
+          <w:rFonts w:hint="eastAsia"/>
+          <w:color w:val="000000" w:themeColor="text1"/>
+          <w:sz w:val="28"/>
+          <w:szCs w:val="28"/>
+        </w:rPr>
+        <w:t>/</w:t>
+      </w:r>
+      <w:r>
+        <w:rPr>
+          <w:rFonts w:hint="eastAsia"/>
+          <w:color w:val="000000" w:themeColor="text1"/>
+          <w:sz w:val="28"/>
+          <w:szCs w:val="28"/>
+        </w:rPr>
+        <w:t>特別</w:t>
+      </w:r>
+    </w:p>
+    <w:p>
+      <w:pPr>
+        <w:rPr>
+          <w:color w:val="000000" w:themeColor="text1"/>
+          <w:sz w:val="28"/>
+          <w:szCs w:val="28"/>
+        </w:rPr>
+      </w:pPr>
+    </w:p>
+    <w:p>
+      <w:pPr>
+        <w:rPr>
+          <w:color w:val="000000" w:themeColor="text1"/>
+          <w:sz w:val="28"/>
+          <w:szCs w:val="28"/>
+        </w:rPr>
+      </w:pPr>
+      <w:r>
+        <w:rPr>
+          <w:rFonts w:hint="eastAsia"/>
+          <w:color w:val="000000" w:themeColor="text1"/>
+          <w:sz w:val="28"/>
+          <w:szCs w:val="28"/>
+        </w:rPr>
+        <w:t>c</w:t>
+      </w:r>
+      <w:r>
+        <w:rPr>
+          <w:color w:val="000000" w:themeColor="text1"/>
+          <w:sz w:val="28"/>
+          <w:szCs w:val="28"/>
+        </w:rPr>
+        <w:t>losely adv.</w:t>
+      </w:r>
+      <w:r>
+        <w:rPr>
+          <w:rFonts w:hint="eastAsia"/>
+          <w:color w:val="000000" w:themeColor="text1"/>
+          <w:sz w:val="28"/>
+          <w:szCs w:val="28"/>
+        </w:rPr>
+        <w:t>仔細</w:t>
+      </w:r>
+      <w:r>
+        <w:rPr>
+          <w:rFonts w:hint="eastAsia"/>
+          <w:color w:val="000000" w:themeColor="text1"/>
+          <w:sz w:val="28"/>
+          <w:szCs w:val="28"/>
+        </w:rPr>
+        <w:t>/</w:t>
+      </w:r>
+      <w:r>
+        <w:rPr>
+          <w:rFonts w:hint="eastAsia"/>
+          <w:color w:val="000000" w:themeColor="text1"/>
+          <w:sz w:val="28"/>
+          <w:szCs w:val="28"/>
+        </w:rPr>
+        <w:t>密切</w:t>
+      </w:r>
+    </w:p>
+    <w:p>
+      <w:pPr>
+        <w:rPr>
+          <w:color w:val="FF0000"/>
+          <w:sz w:val="28"/>
+          <w:szCs w:val="28"/>
+        </w:rPr>
+      </w:pPr>
+      <w:r>
+        <w:rPr>
+          <w:rFonts w:hint="eastAsia"/>
+          <w:color w:val="FF0000"/>
+          <w:sz w:val="28"/>
+          <w:szCs w:val="28"/>
+        </w:rPr>
+        <w:t>c</w:t>
+      </w:r>
+      <w:r>
+        <w:rPr>
+          <w:color w:val="FF0000"/>
+          <w:sz w:val="28"/>
+          <w:szCs w:val="28"/>
+        </w:rPr>
+        <w:t xml:space="preserve">losely+watch/examine </w:t>
+      </w:r>
+      <w:r>
+        <w:rPr>
+          <w:rFonts w:hint="eastAsia"/>
+          <w:color w:val="FF0000"/>
+          <w:sz w:val="28"/>
+          <w:szCs w:val="28"/>
+        </w:rPr>
+        <w:t>仔細觀察</w:t>
+      </w:r>
+      <w:r>
+        <w:rPr>
+          <w:rFonts w:hint="eastAsia"/>
+          <w:color w:val="FF0000"/>
+          <w:sz w:val="28"/>
+          <w:szCs w:val="28"/>
+        </w:rPr>
+        <w:t>/</w:t>
+      </w:r>
+      <w:r>
+        <w:rPr>
+          <w:rFonts w:hint="eastAsia"/>
+          <w:color w:val="FF0000"/>
+          <w:sz w:val="28"/>
+          <w:szCs w:val="28"/>
+        </w:rPr>
+        <w:t>檢視</w:t>
+      </w:r>
+    </w:p>
+    <w:p>
+      <w:pPr>
+        <w:rPr>
+          <w:color w:val="000000" w:themeColor="text1"/>
+          <w:sz w:val="28"/>
+          <w:szCs w:val="28"/>
+        </w:rPr>
+      </w:pPr>
+    </w:p>
+    <w:p>
+      <w:pPr>
+        <w:rPr>
+          <w:color w:val="000000" w:themeColor="text1"/>
+          <w:sz w:val="28"/>
+          <w:szCs w:val="28"/>
+        </w:rPr>
+      </w:pPr>
+      <w:r>
+        <w:rPr>
+          <w:rFonts w:hint="eastAsia"/>
+          <w:color w:val="000000" w:themeColor="text1"/>
+          <w:sz w:val="28"/>
+          <w:szCs w:val="28"/>
+        </w:rPr>
+        <w:t>r</w:t>
+      </w:r>
+      <w:r>
+        <w:rPr>
+          <w:color w:val="000000" w:themeColor="text1"/>
+          <w:sz w:val="28"/>
+          <w:szCs w:val="28"/>
+        </w:rPr>
+        <w:t>eserve v.</w:t>
+      </w:r>
+      <w:r>
+        <w:rPr>
+          <w:rFonts w:hint="eastAsia"/>
+          <w:color w:val="000000" w:themeColor="text1"/>
+          <w:sz w:val="28"/>
+          <w:szCs w:val="28"/>
+        </w:rPr>
+        <w:t>預約</w:t>
+      </w:r>
+      <w:r>
+        <w:rPr>
+          <w:rFonts w:hint="eastAsia"/>
+          <w:color w:val="000000" w:themeColor="text1"/>
+          <w:sz w:val="28"/>
+          <w:szCs w:val="28"/>
+        </w:rPr>
+        <w:t>/</w:t>
+      </w:r>
+      <w:r>
+        <w:rPr>
+          <w:rFonts w:hint="eastAsia"/>
+          <w:color w:val="000000" w:themeColor="text1"/>
+          <w:sz w:val="28"/>
+          <w:szCs w:val="28"/>
+        </w:rPr>
+        <w:t>保留</w:t>
+      </w:r>
+    </w:p>
+    <w:p>
+      <w:pPr>
+        <w:rPr>
+          <w:color w:val="000000" w:themeColor="text1"/>
+          <w:sz w:val="28"/>
+          <w:szCs w:val="28"/>
+        </w:rPr>
+      </w:pPr>
+    </w:p>
+    <w:p>
+      <w:pPr>
+        <w:rPr>
+          <w:color w:val="000000" w:themeColor="text1"/>
+          <w:sz w:val="28"/>
+          <w:szCs w:val="28"/>
+        </w:rPr>
+      </w:pPr>
+      <w:r>
+        <w:rPr>
+          <w:rFonts w:hint="eastAsia"/>
+          <w:color w:val="000000" w:themeColor="text1"/>
+          <w:sz w:val="28"/>
+          <w:szCs w:val="28"/>
+        </w:rPr>
+        <w:t>c</w:t>
+      </w:r>
+      <w:r>
+        <w:rPr>
+          <w:color w:val="000000" w:themeColor="text1"/>
+          <w:sz w:val="28"/>
+          <w:szCs w:val="28"/>
+        </w:rPr>
+        <w:t>ooperate v.</w:t>
+      </w:r>
+      <w:r>
+        <w:rPr>
+          <w:rFonts w:hint="eastAsia"/>
+          <w:color w:val="000000" w:themeColor="text1"/>
+          <w:sz w:val="28"/>
+          <w:szCs w:val="28"/>
+        </w:rPr>
+        <w:t>協力</w:t>
+      </w:r>
+      <w:r>
+        <w:rPr>
+          <w:rFonts w:hint="eastAsia"/>
+          <w:color w:val="000000" w:themeColor="text1"/>
+          <w:sz w:val="28"/>
+          <w:szCs w:val="28"/>
+        </w:rPr>
+        <w:t>/</w:t>
+      </w:r>
+      <w:r>
+        <w:rPr>
+          <w:rFonts w:hint="eastAsia"/>
+          <w:color w:val="000000" w:themeColor="text1"/>
+          <w:sz w:val="28"/>
+          <w:szCs w:val="28"/>
+        </w:rPr>
+        <w:t>合作</w:t>
+      </w:r>
+    </w:p>
+    <w:p>
+      <w:pPr>
+        <w:rPr>
+          <w:color w:val="FF0000"/>
+          <w:sz w:val="28"/>
+          <w:szCs w:val="28"/>
+        </w:rPr>
+      </w:pPr>
+      <w:r>
+        <w:rPr>
+          <w:rFonts w:hint="eastAsia"/>
+          <w:color w:val="FF0000"/>
+          <w:sz w:val="28"/>
+          <w:szCs w:val="28"/>
+        </w:rPr>
+        <w:t>c</w:t>
+      </w:r>
+      <w:r>
+        <w:rPr>
+          <w:color w:val="FF0000"/>
+          <w:sz w:val="28"/>
+          <w:szCs w:val="28"/>
+        </w:rPr>
+        <w:t>ooperate with +</w:t>
+      </w:r>
+      <w:r>
+        <w:rPr>
+          <w:rFonts w:hint="eastAsia"/>
+          <w:color w:val="FF0000"/>
+          <w:sz w:val="28"/>
+          <w:szCs w:val="28"/>
+        </w:rPr>
+        <w:t>人</w:t>
+      </w:r>
+      <w:r>
+        <w:rPr>
+          <w:rFonts w:hint="eastAsia"/>
+          <w:color w:val="FF0000"/>
+          <w:sz w:val="28"/>
+          <w:szCs w:val="28"/>
+        </w:rPr>
+        <w:t xml:space="preserve"> </w:t>
+      </w:r>
+      <w:r>
+        <w:rPr>
+          <w:rFonts w:hint="eastAsia"/>
+          <w:color w:val="FF0000"/>
+          <w:sz w:val="28"/>
+          <w:szCs w:val="28"/>
+        </w:rPr>
+        <w:t>和</w:t>
+      </w:r>
+      <w:r>
+        <w:rPr>
+          <w:rFonts w:hint="eastAsia"/>
+          <w:color w:val="FF0000"/>
+          <w:sz w:val="28"/>
+          <w:szCs w:val="28"/>
+        </w:rPr>
+        <w:t>~</w:t>
+      </w:r>
+      <w:r>
+        <w:rPr>
+          <w:rFonts w:hint="eastAsia"/>
+          <w:color w:val="FF0000"/>
+          <w:sz w:val="28"/>
+          <w:szCs w:val="28"/>
+        </w:rPr>
+        <w:t>合作</w:t>
+      </w:r>
+    </w:p>
+    <w:p>
+      <w:pPr>
+        <w:rPr>
+          <w:color w:val="FF0000"/>
+          <w:sz w:val="28"/>
+          <w:szCs w:val="28"/>
+        </w:rPr>
+      </w:pPr>
+      <w:r>
+        <w:rPr>
+          <w:rFonts w:hint="eastAsia"/>
+          <w:color w:val="FF0000"/>
+          <w:sz w:val="28"/>
+          <w:szCs w:val="28"/>
+        </w:rPr>
+        <w:t>c</w:t>
+      </w:r>
+      <w:r>
+        <w:rPr>
+          <w:color w:val="FF0000"/>
+          <w:sz w:val="28"/>
+          <w:szCs w:val="28"/>
+        </w:rPr>
+        <w:t>ooperate on+</w:t>
+      </w:r>
+      <w:r>
+        <w:rPr>
+          <w:rFonts w:hint="eastAsia"/>
+          <w:color w:val="FF0000"/>
+          <w:sz w:val="28"/>
+          <w:szCs w:val="28"/>
+        </w:rPr>
+        <w:t>事</w:t>
+      </w:r>
+      <w:r>
+        <w:rPr>
+          <w:rFonts w:hint="eastAsia"/>
+          <w:color w:val="FF0000"/>
+          <w:sz w:val="28"/>
+          <w:szCs w:val="28"/>
+        </w:rPr>
+        <w:t xml:space="preserve"> </w:t>
+      </w:r>
+      <w:r>
+        <w:rPr>
+          <w:rFonts w:hint="eastAsia"/>
+          <w:color w:val="FF0000"/>
+          <w:sz w:val="28"/>
+          <w:szCs w:val="28"/>
+        </w:rPr>
+        <w:t>合作進行</w:t>
+      </w:r>
+      <w:r>
+        <w:rPr>
+          <w:rFonts w:hint="eastAsia"/>
+          <w:color w:val="FF0000"/>
+          <w:sz w:val="28"/>
+          <w:szCs w:val="28"/>
+        </w:rPr>
+        <w:t>~</w:t>
+      </w:r>
+    </w:p>
+    <w:p>
+      <w:pPr>
+        <w:rPr>
+          <w:color w:val="000000" w:themeColor="text1"/>
+          <w:sz w:val="28"/>
+          <w:szCs w:val="28"/>
+        </w:rPr>
+      </w:pPr>
+    </w:p>
+    <w:p>
+      <w:pPr>
+        <w:rPr>
+          <w:color w:val="000000" w:themeColor="text1"/>
+          <w:sz w:val="28"/>
+          <w:szCs w:val="28"/>
+        </w:rPr>
+      </w:pPr>
+      <w:r>
+        <w:rPr>
+          <w:rFonts w:hint="eastAsia"/>
+          <w:color w:val="000000" w:themeColor="text1"/>
+          <w:sz w:val="28"/>
+          <w:szCs w:val="28"/>
+        </w:rPr>
+        <w:t>v</w:t>
+      </w:r>
+      <w:r>
+        <w:rPr>
+          <w:color w:val="000000" w:themeColor="text1"/>
+          <w:sz w:val="28"/>
+          <w:szCs w:val="28"/>
+        </w:rPr>
+        <w:t>ery adv.</w:t>
+      </w:r>
+      <w:r>
+        <w:rPr>
+          <w:rFonts w:hint="eastAsia"/>
+          <w:color w:val="000000" w:themeColor="text1"/>
+          <w:sz w:val="28"/>
+          <w:szCs w:val="28"/>
+        </w:rPr>
+        <w:t>很</w:t>
+      </w:r>
+      <w:r>
+        <w:rPr>
+          <w:rFonts w:hint="eastAsia"/>
+          <w:color w:val="000000" w:themeColor="text1"/>
+          <w:sz w:val="28"/>
+          <w:szCs w:val="28"/>
+        </w:rPr>
+        <w:t>/</w:t>
+      </w:r>
+      <w:r>
+        <w:rPr>
+          <w:rFonts w:hint="eastAsia"/>
+          <w:color w:val="000000" w:themeColor="text1"/>
+          <w:sz w:val="28"/>
+          <w:szCs w:val="28"/>
+        </w:rPr>
+        <w:t>非常</w:t>
+      </w:r>
+    </w:p>
+    <w:p>
+      <w:pPr>
+        <w:rPr>
+          <w:color w:val="000000" w:themeColor="text1"/>
+          <w:sz w:val="28"/>
+          <w:szCs w:val="28"/>
+        </w:rPr>
+      </w:pPr>
+      <w:r>
+        <w:rPr>
+          <w:rFonts w:hint="eastAsia"/>
+          <w:color w:val="000000" w:themeColor="text1"/>
+          <w:sz w:val="28"/>
+          <w:szCs w:val="28"/>
+        </w:rPr>
+        <w:t>f</w:t>
+      </w:r>
+      <w:r>
+        <w:rPr>
+          <w:color w:val="000000" w:themeColor="text1"/>
+          <w:sz w:val="28"/>
+          <w:szCs w:val="28"/>
+        </w:rPr>
+        <w:t xml:space="preserve">ar </w:t>
+      </w:r>
+      <w:r>
+        <w:rPr>
+          <w:rFonts w:hint="eastAsia"/>
+          <w:color w:val="000000" w:themeColor="text1"/>
+          <w:sz w:val="28"/>
+          <w:szCs w:val="28"/>
+        </w:rPr>
+        <w:t>遠遠地</w:t>
+      </w:r>
+      <w:r>
+        <w:rPr>
+          <w:rFonts w:hint="eastAsia"/>
+          <w:color w:val="000000" w:themeColor="text1"/>
+          <w:sz w:val="28"/>
+          <w:szCs w:val="28"/>
+        </w:rPr>
+        <w:t>/</w:t>
+      </w:r>
+      <w:r>
+        <w:rPr>
+          <w:rFonts w:hint="eastAsia"/>
+          <w:color w:val="000000" w:themeColor="text1"/>
+          <w:sz w:val="28"/>
+          <w:szCs w:val="28"/>
+        </w:rPr>
+        <w:t>極為</w:t>
+      </w:r>
+    </w:p>
+    <w:p>
+      <w:pPr>
+        <w:rPr>
+          <w:color w:val="000000" w:themeColor="text1"/>
+          <w:sz w:val="28"/>
+          <w:szCs w:val="28"/>
+        </w:rPr>
+      </w:pPr>
+    </w:p>
+    <w:p>
+      <w:pPr>
+        <w:rPr>
+          <w:color w:val="000000" w:themeColor="text1"/>
+          <w:sz w:val="28"/>
+          <w:szCs w:val="28"/>
+        </w:rPr>
+      </w:pPr>
+      <w:r>
+        <w:rPr>
+          <w:rFonts w:hint="eastAsia"/>
+          <w:color w:val="000000" w:themeColor="text1"/>
+          <w:sz w:val="28"/>
+          <w:szCs w:val="28"/>
+        </w:rPr>
+        <w:t>c</w:t>
+      </w:r>
+      <w:r>
+        <w:rPr>
+          <w:color w:val="000000" w:themeColor="text1"/>
+          <w:sz w:val="28"/>
+          <w:szCs w:val="28"/>
+        </w:rPr>
+        <w:t>onsecutive adj.</w:t>
+      </w:r>
+      <w:r>
+        <w:rPr>
+          <w:rFonts w:hint="eastAsia"/>
+          <w:color w:val="000000" w:themeColor="text1"/>
+          <w:sz w:val="28"/>
+          <w:szCs w:val="28"/>
+        </w:rPr>
+        <w:t>連續的</w:t>
+      </w:r>
+      <w:r>
+        <w:rPr>
+          <w:rFonts w:hint="eastAsia"/>
+          <w:color w:val="000000" w:themeColor="text1"/>
+          <w:sz w:val="28"/>
+          <w:szCs w:val="28"/>
+        </w:rPr>
+        <w:t xml:space="preserve"> </w:t>
+      </w:r>
+      <w:r>
+        <w:rPr>
+          <w:color w:val="000000" w:themeColor="text1"/>
+          <w:sz w:val="28"/>
+          <w:szCs w:val="28"/>
+        </w:rPr>
+        <w:t xml:space="preserve">= successive </w:t>
+      </w:r>
+      <w:r>
+        <w:rPr>
+          <w:rFonts w:hint="eastAsia"/>
+          <w:color w:val="000000" w:themeColor="text1"/>
+          <w:sz w:val="28"/>
+          <w:szCs w:val="28"/>
+        </w:rPr>
+        <w:t>連續的</w:t>
+      </w:r>
+    </w:p>
+    <w:p>
+      <w:pPr>
+        <w:rPr>
+          <w:color w:val="FF0000"/>
+          <w:sz w:val="28"/>
+          <w:szCs w:val="28"/>
+        </w:rPr>
+      </w:pPr>
+      <w:r>
+        <w:rPr>
+          <w:rFonts w:hint="eastAsia"/>
+          <w:color w:val="FF0000"/>
+          <w:sz w:val="28"/>
+          <w:szCs w:val="28"/>
+        </w:rPr>
+        <w:t>f</w:t>
+      </w:r>
+      <w:r>
+        <w:rPr>
+          <w:color w:val="FF0000"/>
+          <w:sz w:val="28"/>
+          <w:szCs w:val="28"/>
+        </w:rPr>
+        <w:t xml:space="preserve">or the third consecutive year </w:t>
+      </w:r>
+      <w:r>
+        <w:rPr>
+          <w:rFonts w:hint="eastAsia"/>
+          <w:color w:val="FF0000"/>
+          <w:sz w:val="28"/>
+          <w:szCs w:val="28"/>
+        </w:rPr>
+        <w:t>連續第三年</w:t>
+      </w:r>
+    </w:p>
+    <w:p>
+      <w:pPr>
+        <w:rPr>
+          <w:color w:val="FF0000"/>
+          <w:sz w:val="28"/>
+          <w:szCs w:val="28"/>
+        </w:rPr>
+      </w:pPr>
+      <w:r>
+        <w:rPr>
+          <w:rFonts w:hint="eastAsia"/>
+          <w:color w:val="FF0000"/>
+          <w:sz w:val="28"/>
+          <w:szCs w:val="28"/>
+        </w:rPr>
+        <w:t>f</w:t>
+      </w:r>
+      <w:r>
+        <w:rPr>
+          <w:color w:val="FF0000"/>
+          <w:sz w:val="28"/>
+          <w:szCs w:val="28"/>
+        </w:rPr>
+        <w:t xml:space="preserve">or three consecutive years </w:t>
+      </w:r>
+      <w:r>
+        <w:rPr>
+          <w:rFonts w:hint="eastAsia"/>
+          <w:color w:val="FF0000"/>
+          <w:sz w:val="28"/>
+          <w:szCs w:val="28"/>
+        </w:rPr>
+        <w:t>連續三年</w:t>
+      </w:r>
+    </w:p>
+    <w:p>
+      <w:pPr>
+        <w:rPr>
+          <w:color w:val="000000" w:themeColor="text1"/>
+          <w:sz w:val="28"/>
+          <w:szCs w:val="28"/>
+        </w:rPr>
+      </w:pPr>
+    </w:p>
+    <w:p>
+      <w:pPr>
+        <w:rPr>
+          <w:color w:val="000000" w:themeColor="text1"/>
+          <w:sz w:val="28"/>
+          <w:szCs w:val="28"/>
+        </w:rPr>
+      </w:pPr>
+      <w:r>
+        <w:rPr>
+          <w:rFonts w:hint="eastAsia"/>
+          <w:color w:val="000000" w:themeColor="text1"/>
+          <w:sz w:val="28"/>
+          <w:szCs w:val="28"/>
+        </w:rPr>
+        <w:lastRenderedPageBreak/>
+        <w:t>e</w:t>
+      </w:r>
+      <w:r>
+        <w:rPr>
+          <w:color w:val="000000" w:themeColor="text1"/>
+          <w:sz w:val="28"/>
+          <w:szCs w:val="28"/>
+        </w:rPr>
+        <w:t>xpectation n.</w:t>
+      </w:r>
+      <w:r>
+        <w:rPr>
+          <w:rFonts w:hint="eastAsia"/>
+          <w:color w:val="000000" w:themeColor="text1"/>
+          <w:sz w:val="28"/>
+          <w:szCs w:val="28"/>
+        </w:rPr>
+        <w:t>預期</w:t>
+      </w:r>
+      <w:r>
+        <w:rPr>
+          <w:rFonts w:hint="eastAsia"/>
+          <w:color w:val="000000" w:themeColor="text1"/>
+          <w:sz w:val="28"/>
+          <w:szCs w:val="28"/>
+        </w:rPr>
+        <w:t>/</w:t>
+      </w:r>
+      <w:r>
+        <w:rPr>
+          <w:rFonts w:hint="eastAsia"/>
+          <w:color w:val="000000" w:themeColor="text1"/>
+          <w:sz w:val="28"/>
+          <w:szCs w:val="28"/>
+        </w:rPr>
+        <w:t>期待</w:t>
+      </w:r>
+      <w:r>
+        <w:rPr>
+          <w:rFonts w:hint="eastAsia"/>
+          <w:color w:val="000000" w:themeColor="text1"/>
+          <w:sz w:val="28"/>
+          <w:szCs w:val="28"/>
+        </w:rPr>
+        <w:t xml:space="preserve"> </w:t>
+      </w:r>
+      <w:r>
+        <w:rPr>
+          <w:color w:val="000000" w:themeColor="text1"/>
+          <w:sz w:val="28"/>
+          <w:szCs w:val="28"/>
+        </w:rPr>
+        <w:t>= anticipation</w:t>
+      </w:r>
+    </w:p>
+    <w:p>
+      <w:pPr>
+        <w:rPr>
+          <w:color w:val="FF0000"/>
+          <w:sz w:val="28"/>
+          <w:szCs w:val="28"/>
+        </w:rPr>
+      </w:pPr>
+      <w:r>
+        <w:rPr>
+          <w:rFonts w:hint="eastAsia"/>
+          <w:color w:val="FF0000"/>
+          <w:sz w:val="28"/>
+          <w:szCs w:val="28"/>
+        </w:rPr>
+        <w:t>m</w:t>
+      </w:r>
+      <w:r>
+        <w:rPr>
+          <w:color w:val="FF0000"/>
+          <w:sz w:val="28"/>
+          <w:szCs w:val="28"/>
+        </w:rPr>
+        <w:t xml:space="preserve">eet/surpass +expectations </w:t>
+      </w:r>
+      <w:r>
+        <w:rPr>
+          <w:rFonts w:hint="eastAsia"/>
+          <w:color w:val="FF0000"/>
+          <w:sz w:val="28"/>
+          <w:szCs w:val="28"/>
+        </w:rPr>
+        <w:t>符合</w:t>
+      </w:r>
+      <w:r>
+        <w:rPr>
+          <w:rFonts w:hint="eastAsia"/>
+          <w:color w:val="FF0000"/>
+          <w:sz w:val="28"/>
+          <w:szCs w:val="28"/>
+        </w:rPr>
+        <w:t>/</w:t>
+      </w:r>
+      <w:r>
+        <w:rPr>
+          <w:rFonts w:hint="eastAsia"/>
+          <w:color w:val="FF0000"/>
+          <w:sz w:val="28"/>
+          <w:szCs w:val="28"/>
+        </w:rPr>
+        <w:t>超出預期</w:t>
+      </w:r>
+    </w:p>
+    <w:p>
+      <w:pPr>
+        <w:rPr>
+          <w:color w:val="FF0000"/>
+          <w:sz w:val="28"/>
+          <w:szCs w:val="28"/>
+        </w:rPr>
+      </w:pPr>
+      <w:r>
+        <w:rPr>
+          <w:rFonts w:hint="eastAsia"/>
+          <w:color w:val="FF0000"/>
+          <w:sz w:val="28"/>
+          <w:szCs w:val="28"/>
+        </w:rPr>
+        <w:t>a</w:t>
+      </w:r>
+      <w:r>
+        <w:rPr>
+          <w:color w:val="FF0000"/>
+          <w:sz w:val="28"/>
+          <w:szCs w:val="28"/>
+        </w:rPr>
+        <w:t xml:space="preserve">bove/beyond +one,s expectations </w:t>
+      </w:r>
+      <w:r>
+        <w:rPr>
+          <w:rFonts w:hint="eastAsia"/>
+          <w:color w:val="FF0000"/>
+          <w:sz w:val="28"/>
+          <w:szCs w:val="28"/>
+        </w:rPr>
+        <w:t>超乎某人預期</w:t>
+      </w:r>
+    </w:p>
+    <w:p>
+      <w:pPr>
+        <w:rPr>
+          <w:color w:val="000000" w:themeColor="text1"/>
+          <w:sz w:val="28"/>
+          <w:szCs w:val="28"/>
+        </w:rPr>
+      </w:pPr>
+    </w:p>
+    <w:p>
+      <w:pPr>
+        <w:rPr>
+          <w:color w:val="000000" w:themeColor="text1"/>
+          <w:sz w:val="28"/>
+          <w:szCs w:val="28"/>
+        </w:rPr>
+      </w:pPr>
+      <w:r>
+        <w:rPr>
+          <w:rFonts w:hint="eastAsia"/>
+          <w:color w:val="000000" w:themeColor="text1"/>
+          <w:sz w:val="28"/>
+          <w:szCs w:val="28"/>
+        </w:rPr>
+        <w:t>p</w:t>
+      </w:r>
+      <w:r>
+        <w:rPr>
+          <w:color w:val="000000" w:themeColor="text1"/>
+          <w:sz w:val="28"/>
+          <w:szCs w:val="28"/>
+        </w:rPr>
+        <w:t>ublicize v.</w:t>
+      </w:r>
+      <w:r>
+        <w:rPr>
+          <w:rFonts w:hint="eastAsia"/>
+          <w:color w:val="000000" w:themeColor="text1"/>
+          <w:sz w:val="28"/>
+          <w:szCs w:val="28"/>
+        </w:rPr>
+        <w:t>公布</w:t>
+      </w:r>
+      <w:r>
+        <w:rPr>
+          <w:rFonts w:hint="eastAsia"/>
+          <w:color w:val="000000" w:themeColor="text1"/>
+          <w:sz w:val="28"/>
+          <w:szCs w:val="28"/>
+        </w:rPr>
+        <w:t>/</w:t>
+      </w:r>
+      <w:r>
+        <w:rPr>
+          <w:rFonts w:hint="eastAsia"/>
+          <w:color w:val="000000" w:themeColor="text1"/>
+          <w:sz w:val="28"/>
+          <w:szCs w:val="28"/>
+        </w:rPr>
+        <w:t>宣傳</w:t>
+      </w:r>
+    </w:p>
+    <w:p>
+      <w:pPr>
+        <w:rPr>
+          <w:color w:val="000000" w:themeColor="text1"/>
+          <w:sz w:val="28"/>
+          <w:szCs w:val="28"/>
+        </w:rPr>
+      </w:pPr>
+    </w:p>
+    <w:p>
+      <w:pPr>
+        <w:rPr>
+          <w:color w:val="FF0000"/>
+          <w:sz w:val="28"/>
+          <w:szCs w:val="28"/>
+        </w:rPr>
+      </w:pPr>
+      <w:r>
+        <w:rPr>
+          <w:rFonts w:hint="eastAsia"/>
+          <w:color w:val="FF0000"/>
+          <w:sz w:val="28"/>
+          <w:szCs w:val="28"/>
+        </w:rPr>
+        <w:t>r</w:t>
+      </w:r>
+      <w:r>
+        <w:rPr>
+          <w:color w:val="FF0000"/>
+          <w:sz w:val="28"/>
+          <w:szCs w:val="28"/>
+        </w:rPr>
+        <w:t>aise v.</w:t>
+      </w:r>
+      <w:r>
+        <w:rPr>
+          <w:rFonts w:hint="eastAsia"/>
+          <w:color w:val="FF0000"/>
+          <w:sz w:val="28"/>
+          <w:szCs w:val="28"/>
+        </w:rPr>
+        <w:t>提高</w:t>
+      </w:r>
+      <w:r>
+        <w:rPr>
+          <w:rFonts w:hint="eastAsia"/>
+          <w:color w:val="FF0000"/>
+          <w:sz w:val="28"/>
+          <w:szCs w:val="28"/>
+        </w:rPr>
+        <w:t>/</w:t>
+      </w:r>
+      <w:r>
+        <w:rPr>
+          <w:rFonts w:hint="eastAsia"/>
+          <w:color w:val="FF0000"/>
+          <w:sz w:val="28"/>
+          <w:szCs w:val="28"/>
+        </w:rPr>
+        <w:t>增加</w:t>
+      </w:r>
+      <w:r>
+        <w:rPr>
+          <w:rFonts w:hint="eastAsia"/>
+          <w:color w:val="FF0000"/>
+          <w:sz w:val="28"/>
+          <w:szCs w:val="28"/>
+        </w:rPr>
+        <w:t xml:space="preserve"> </w:t>
+      </w:r>
+      <w:r>
+        <w:rPr>
+          <w:color w:val="FF0000"/>
+          <w:sz w:val="28"/>
+          <w:szCs w:val="28"/>
+        </w:rPr>
+        <w:t>= voice</w:t>
+      </w:r>
+    </w:p>
+    <w:p>
+      <w:pPr>
+        <w:rPr>
+          <w:color w:val="000000" w:themeColor="text1"/>
+          <w:sz w:val="28"/>
+          <w:szCs w:val="28"/>
+        </w:rPr>
+      </w:pPr>
+      <w:r>
+        <w:rPr>
+          <w:rFonts w:hint="eastAsia"/>
+          <w:color w:val="000000" w:themeColor="text1"/>
+          <w:sz w:val="28"/>
+          <w:szCs w:val="28"/>
+        </w:rPr>
+        <w:t>l</w:t>
+      </w:r>
+      <w:r>
+        <w:rPr>
+          <w:color w:val="000000" w:themeColor="text1"/>
+          <w:sz w:val="28"/>
+          <w:szCs w:val="28"/>
+        </w:rPr>
+        <w:t xml:space="preserve">ift </w:t>
+      </w:r>
+      <w:r>
+        <w:rPr>
+          <w:rFonts w:hint="eastAsia"/>
+          <w:color w:val="000000" w:themeColor="text1"/>
+          <w:sz w:val="28"/>
+          <w:szCs w:val="28"/>
+        </w:rPr>
+        <w:t>抬起</w:t>
+      </w:r>
+      <w:r>
+        <w:rPr>
+          <w:rFonts w:hint="eastAsia"/>
+          <w:color w:val="000000" w:themeColor="text1"/>
+          <w:sz w:val="28"/>
+          <w:szCs w:val="28"/>
+        </w:rPr>
+        <w:t>/</w:t>
+      </w:r>
+      <w:r>
+        <w:rPr>
+          <w:rFonts w:hint="eastAsia"/>
+          <w:color w:val="000000" w:themeColor="text1"/>
+          <w:sz w:val="28"/>
+          <w:szCs w:val="28"/>
+        </w:rPr>
+        <w:t>舉起</w:t>
+      </w:r>
+    </w:p>
+    <w:p>
+      <w:pPr>
+        <w:rPr>
+          <w:color w:val="000000" w:themeColor="text1"/>
+          <w:sz w:val="28"/>
+          <w:szCs w:val="28"/>
+        </w:rPr>
+      </w:pPr>
+    </w:p>
+    <w:p>
+      <w:pPr>
+        <w:rPr>
+          <w:color w:val="000000" w:themeColor="text1"/>
+          <w:sz w:val="28"/>
+          <w:szCs w:val="28"/>
+        </w:rPr>
+      </w:pPr>
+    </w:p>
+    <w:p>
+      <w:pPr>
+        <w:rPr>
+          <w:color w:val="000000" w:themeColor="text1"/>
+          <w:sz w:val="28"/>
+          <w:szCs w:val="28"/>
+        </w:rPr>
+      </w:pPr>
+      <w:r>
+        <w:rPr>
+          <w:rFonts w:hint="eastAsia"/>
+          <w:color w:val="000000" w:themeColor="text1"/>
+          <w:sz w:val="28"/>
+          <w:szCs w:val="28"/>
+        </w:rPr>
+        <w:t>e</w:t>
+      </w:r>
+      <w:r>
+        <w:rPr>
+          <w:color w:val="000000" w:themeColor="text1"/>
+          <w:sz w:val="28"/>
+          <w:szCs w:val="28"/>
+        </w:rPr>
+        <w:t>xtremely adv.</w:t>
+      </w:r>
+      <w:r>
+        <w:rPr>
+          <w:rFonts w:hint="eastAsia"/>
+          <w:color w:val="000000" w:themeColor="text1"/>
+          <w:sz w:val="28"/>
+          <w:szCs w:val="28"/>
+        </w:rPr>
+        <w:t>極度地</w:t>
+      </w:r>
+      <w:r>
+        <w:rPr>
+          <w:rFonts w:hint="eastAsia"/>
+          <w:color w:val="000000" w:themeColor="text1"/>
+          <w:sz w:val="28"/>
+          <w:szCs w:val="28"/>
+        </w:rPr>
+        <w:t>/</w:t>
+      </w:r>
+      <w:r>
+        <w:rPr>
+          <w:rFonts w:hint="eastAsia"/>
+          <w:color w:val="000000" w:themeColor="text1"/>
+          <w:sz w:val="28"/>
+          <w:szCs w:val="28"/>
+        </w:rPr>
+        <w:t>非常</w:t>
+      </w:r>
+    </w:p>
+    <w:p>
+      <w:pPr>
+        <w:rPr>
+          <w:color w:val="000000" w:themeColor="text1"/>
+          <w:sz w:val="28"/>
+          <w:szCs w:val="28"/>
+        </w:rPr>
+      </w:pPr>
+      <w:r>
+        <w:rPr>
+          <w:rFonts w:hint="eastAsia"/>
+          <w:color w:val="000000" w:themeColor="text1"/>
+          <w:sz w:val="28"/>
+          <w:szCs w:val="28"/>
+        </w:rPr>
+        <w:t>e</w:t>
+      </w:r>
+      <w:r>
+        <w:rPr>
+          <w:color w:val="000000" w:themeColor="text1"/>
+          <w:sz w:val="28"/>
+          <w:szCs w:val="28"/>
+        </w:rPr>
+        <w:t>xclusively adv.</w:t>
+      </w:r>
+      <w:r>
+        <w:rPr>
+          <w:rFonts w:hint="eastAsia"/>
+          <w:color w:val="000000" w:themeColor="text1"/>
+          <w:sz w:val="28"/>
+          <w:szCs w:val="28"/>
+        </w:rPr>
+        <w:t>獨佔地</w:t>
+      </w:r>
+    </w:p>
+    <w:p>
+      <w:pPr>
+        <w:rPr>
+          <w:color w:val="000000" w:themeColor="text1"/>
+          <w:sz w:val="28"/>
+          <w:szCs w:val="28"/>
+        </w:rPr>
+      </w:pPr>
+    </w:p>
+    <w:p>
+      <w:pPr>
+        <w:rPr>
+          <w:color w:val="000000" w:themeColor="text1"/>
+          <w:sz w:val="28"/>
+          <w:szCs w:val="28"/>
+        </w:rPr>
+      </w:pPr>
+    </w:p>
+    <w:p>
+      <w:pPr>
+        <w:rPr>
+          <w:color w:val="000000" w:themeColor="text1"/>
+          <w:sz w:val="28"/>
+          <w:szCs w:val="28"/>
+        </w:rPr>
+      </w:pPr>
+      <w:r>
+        <w:rPr>
+          <w:rFonts w:hint="eastAsia"/>
+          <w:color w:val="000000" w:themeColor="text1"/>
+          <w:sz w:val="28"/>
+          <w:szCs w:val="28"/>
+        </w:rPr>
+        <w:t>a</w:t>
+      </w:r>
+      <w:r>
+        <w:rPr>
+          <w:color w:val="000000" w:themeColor="text1"/>
+          <w:sz w:val="28"/>
+          <w:szCs w:val="28"/>
+        </w:rPr>
+        <w:t>ffect v.</w:t>
+      </w:r>
+      <w:r>
+        <w:rPr>
+          <w:rFonts w:hint="eastAsia"/>
+          <w:color w:val="000000" w:themeColor="text1"/>
+          <w:sz w:val="28"/>
+          <w:szCs w:val="28"/>
+        </w:rPr>
+        <w:t>影響</w:t>
+      </w:r>
+      <w:r>
+        <w:rPr>
+          <w:rFonts w:hint="eastAsia"/>
+          <w:color w:val="000000" w:themeColor="text1"/>
+          <w:sz w:val="28"/>
+          <w:szCs w:val="28"/>
+        </w:rPr>
+        <w:t>,</w:t>
+      </w:r>
+      <w:r>
+        <w:rPr>
+          <w:color w:val="000000" w:themeColor="text1"/>
+          <w:sz w:val="28"/>
+          <w:szCs w:val="28"/>
+        </w:rPr>
+        <w:t>effect n.</w:t>
+      </w:r>
+      <w:r>
+        <w:rPr>
+          <w:rFonts w:hint="eastAsia"/>
+          <w:color w:val="000000" w:themeColor="text1"/>
+          <w:sz w:val="28"/>
+          <w:szCs w:val="28"/>
+        </w:rPr>
+        <w:t>效果</w:t>
+      </w:r>
+    </w:p>
+    <w:p>
+      <w:pPr>
+        <w:rPr>
+          <w:color w:val="000000" w:themeColor="text1"/>
+          <w:sz w:val="28"/>
+          <w:szCs w:val="28"/>
+        </w:rPr>
+      </w:pPr>
+    </w:p>
+    <w:p>
+      <w:pPr>
+        <w:rPr>
+          <w:color w:val="000000" w:themeColor="text1"/>
+          <w:sz w:val="28"/>
+          <w:szCs w:val="28"/>
+        </w:rPr>
+      </w:pPr>
+      <w:r>
+        <w:rPr>
+          <w:rFonts w:hint="eastAsia"/>
+          <w:color w:val="000000" w:themeColor="text1"/>
+          <w:sz w:val="28"/>
+          <w:szCs w:val="28"/>
+        </w:rPr>
+        <w:t>c</w:t>
+      </w:r>
+      <w:r>
+        <w:rPr>
+          <w:color w:val="000000" w:themeColor="text1"/>
+          <w:sz w:val="28"/>
+          <w:szCs w:val="28"/>
+        </w:rPr>
+        <w:t>ampaign n.</w:t>
+      </w:r>
+      <w:r>
+        <w:rPr>
+          <w:rFonts w:hint="eastAsia"/>
+          <w:color w:val="000000" w:themeColor="text1"/>
+          <w:sz w:val="28"/>
+          <w:szCs w:val="28"/>
+        </w:rPr>
+        <w:t>宣傳活動</w:t>
+      </w:r>
+    </w:p>
+    <w:p>
+      <w:pPr>
+        <w:rPr>
+          <w:color w:val="000000" w:themeColor="text1"/>
+          <w:sz w:val="28"/>
+          <w:szCs w:val="28"/>
+        </w:rPr>
+      </w:pPr>
+    </w:p>
+    <w:p>
+      <w:pPr>
+        <w:rPr>
+          <w:color w:val="000000" w:themeColor="text1"/>
+          <w:sz w:val="28"/>
+          <w:szCs w:val="28"/>
+        </w:rPr>
+      </w:pPr>
+      <w:r>
+        <w:rPr>
+          <w:rFonts w:hint="eastAsia"/>
+          <w:color w:val="000000" w:themeColor="text1"/>
+          <w:sz w:val="28"/>
+          <w:szCs w:val="28"/>
+        </w:rPr>
+        <w:t>p</w:t>
+      </w:r>
+      <w:r>
+        <w:rPr>
+          <w:color w:val="000000" w:themeColor="text1"/>
+          <w:sz w:val="28"/>
+          <w:szCs w:val="28"/>
+        </w:rPr>
+        <w:t>robable adj.</w:t>
+      </w:r>
+      <w:r>
+        <w:rPr>
+          <w:rFonts w:hint="eastAsia"/>
+          <w:color w:val="000000" w:themeColor="text1"/>
+          <w:sz w:val="28"/>
+          <w:szCs w:val="28"/>
+        </w:rPr>
+        <w:t>有可能的</w:t>
+      </w:r>
+    </w:p>
+    <w:p>
+      <w:pPr>
+        <w:rPr>
+          <w:color w:val="000000" w:themeColor="text1"/>
+          <w:sz w:val="28"/>
+          <w:szCs w:val="28"/>
+        </w:rPr>
+      </w:pPr>
+      <w:r>
+        <w:rPr>
+          <w:rFonts w:hint="eastAsia"/>
+          <w:color w:val="000000" w:themeColor="text1"/>
+          <w:sz w:val="28"/>
+          <w:szCs w:val="28"/>
+        </w:rPr>
+        <w:t>c</w:t>
+      </w:r>
+      <w:r>
+        <w:rPr>
+          <w:color w:val="000000" w:themeColor="text1"/>
+          <w:sz w:val="28"/>
+          <w:szCs w:val="28"/>
+        </w:rPr>
+        <w:t>onvincing adj.</w:t>
+      </w:r>
+      <w:r>
+        <w:rPr>
+          <w:rFonts w:hint="eastAsia"/>
+          <w:color w:val="000000" w:themeColor="text1"/>
+          <w:sz w:val="28"/>
+          <w:szCs w:val="28"/>
+        </w:rPr>
+        <w:t>有說服力</w:t>
+      </w:r>
+    </w:p>
+    <w:p>
+      <w:pPr>
+        <w:rPr>
+          <w:color w:val="000000" w:themeColor="text1"/>
+          <w:sz w:val="28"/>
+          <w:szCs w:val="28"/>
+        </w:rPr>
+      </w:pPr>
+    </w:p>
+    <w:p>
+      <w:pPr>
+        <w:rPr>
+          <w:color w:val="000000" w:themeColor="text1"/>
+          <w:sz w:val="28"/>
+          <w:szCs w:val="28"/>
+        </w:rPr>
+      </w:pPr>
+      <w:r>
+        <w:rPr>
+          <w:rFonts w:hint="eastAsia"/>
+          <w:color w:val="000000" w:themeColor="text1"/>
+          <w:sz w:val="28"/>
+          <w:szCs w:val="28"/>
+        </w:rPr>
+        <w:t>f</w:t>
+      </w:r>
+      <w:r>
+        <w:rPr>
+          <w:color w:val="000000" w:themeColor="text1"/>
+          <w:sz w:val="28"/>
+          <w:szCs w:val="28"/>
+        </w:rPr>
+        <w:t>ocus v.</w:t>
+      </w:r>
+      <w:r>
+        <w:rPr>
+          <w:rFonts w:hint="eastAsia"/>
+          <w:color w:val="000000" w:themeColor="text1"/>
+          <w:sz w:val="28"/>
+          <w:szCs w:val="28"/>
+        </w:rPr>
+        <w:t>聚焦</w:t>
+      </w:r>
+      <w:r>
+        <w:rPr>
+          <w:rFonts w:hint="eastAsia"/>
+          <w:color w:val="000000" w:themeColor="text1"/>
+          <w:sz w:val="28"/>
+          <w:szCs w:val="28"/>
+        </w:rPr>
+        <w:t>/</w:t>
+      </w:r>
+      <w:r>
+        <w:rPr>
+          <w:rFonts w:hint="eastAsia"/>
+          <w:color w:val="000000" w:themeColor="text1"/>
+          <w:sz w:val="28"/>
+          <w:szCs w:val="28"/>
+        </w:rPr>
+        <w:t>集中</w:t>
+      </w:r>
+    </w:p>
+    <w:p>
+      <w:pPr>
+        <w:rPr>
+          <w:color w:val="FF0000"/>
+          <w:sz w:val="28"/>
+          <w:szCs w:val="28"/>
+        </w:rPr>
+      </w:pPr>
+      <w:r>
+        <w:rPr>
+          <w:rFonts w:hint="eastAsia"/>
+          <w:color w:val="FF0000"/>
+          <w:sz w:val="28"/>
+          <w:szCs w:val="28"/>
+        </w:rPr>
+        <w:t>f</w:t>
+      </w:r>
+      <w:r>
+        <w:rPr>
+          <w:color w:val="FF0000"/>
+          <w:sz w:val="28"/>
+          <w:szCs w:val="28"/>
+        </w:rPr>
+        <w:t xml:space="preserve">ocus A on B </w:t>
+      </w:r>
+      <w:r>
+        <w:rPr>
+          <w:rFonts w:hint="eastAsia"/>
+          <w:color w:val="FF0000"/>
+          <w:sz w:val="28"/>
+          <w:szCs w:val="28"/>
+        </w:rPr>
+        <w:t>把</w:t>
+      </w:r>
+      <w:r>
+        <w:rPr>
+          <w:color w:val="FF0000"/>
+          <w:sz w:val="28"/>
+          <w:szCs w:val="28"/>
+        </w:rPr>
+        <w:t>A</w:t>
+      </w:r>
+      <w:r>
+        <w:rPr>
+          <w:rFonts w:hint="eastAsia"/>
+          <w:color w:val="FF0000"/>
+          <w:sz w:val="28"/>
+          <w:szCs w:val="28"/>
+        </w:rPr>
+        <w:t>集中於</w:t>
+      </w:r>
+      <w:r>
+        <w:rPr>
+          <w:color w:val="FF0000"/>
+          <w:sz w:val="28"/>
+          <w:szCs w:val="28"/>
+        </w:rPr>
+        <w:t>B</w:t>
+      </w:r>
+    </w:p>
+    <w:p>
+      <w:pPr>
+        <w:rPr>
+          <w:color w:val="FF0000"/>
+          <w:sz w:val="28"/>
+          <w:szCs w:val="28"/>
+        </w:rPr>
+      </w:pPr>
+      <w:r>
+        <w:rPr>
+          <w:color w:val="FF0000"/>
+          <w:sz w:val="28"/>
+          <w:szCs w:val="28"/>
+        </w:rPr>
+        <w:t xml:space="preserve">be focused on </w:t>
+      </w:r>
+      <w:r>
+        <w:rPr>
+          <w:rFonts w:hint="eastAsia"/>
+          <w:color w:val="FF0000"/>
+          <w:sz w:val="28"/>
+          <w:szCs w:val="28"/>
+        </w:rPr>
+        <w:t>被集中於</w:t>
+      </w:r>
+      <w:r>
+        <w:rPr>
+          <w:rFonts w:hint="eastAsia"/>
+          <w:color w:val="FF0000"/>
+          <w:sz w:val="28"/>
+          <w:szCs w:val="28"/>
+        </w:rPr>
+        <w:t>~</w:t>
+      </w:r>
+    </w:p>
+    <w:p>
+      <w:pPr>
+        <w:rPr>
+          <w:color w:val="000000" w:themeColor="text1"/>
+          <w:sz w:val="28"/>
+          <w:szCs w:val="28"/>
+        </w:rPr>
+      </w:pPr>
+      <w:r>
+        <w:rPr>
+          <w:rFonts w:hint="eastAsia"/>
+          <w:color w:val="000000" w:themeColor="text1"/>
+          <w:sz w:val="28"/>
+          <w:szCs w:val="28"/>
+        </w:rPr>
+        <w:lastRenderedPageBreak/>
+        <w:t>s</w:t>
+      </w:r>
+      <w:r>
+        <w:rPr>
+          <w:color w:val="000000" w:themeColor="text1"/>
+          <w:sz w:val="28"/>
+          <w:szCs w:val="28"/>
+        </w:rPr>
+        <w:t>easonal adj.</w:t>
+      </w:r>
+      <w:r>
+        <w:rPr>
+          <w:rFonts w:hint="eastAsia"/>
+          <w:color w:val="000000" w:themeColor="text1"/>
+          <w:sz w:val="28"/>
+          <w:szCs w:val="28"/>
+        </w:rPr>
+        <w:t>季節性</w:t>
+      </w:r>
+    </w:p>
+    <w:p>
+      <w:pPr>
+        <w:rPr>
+          <w:color w:val="FF0000"/>
+          <w:sz w:val="28"/>
+          <w:szCs w:val="28"/>
+        </w:rPr>
+      </w:pPr>
+      <w:r>
+        <w:rPr>
+          <w:rFonts w:hint="eastAsia"/>
+          <w:color w:val="FF0000"/>
+          <w:sz w:val="28"/>
+          <w:szCs w:val="28"/>
+        </w:rPr>
+        <w:t>s</w:t>
+      </w:r>
+      <w:r>
+        <w:rPr>
+          <w:color w:val="FF0000"/>
+          <w:sz w:val="28"/>
+          <w:szCs w:val="28"/>
+        </w:rPr>
+        <w:t>easonal +variations/demands/changes</w:t>
+      </w:r>
+    </w:p>
+    <w:p>
+      <w:pPr>
+        <w:rPr>
+          <w:color w:val="FF0000"/>
+          <w:sz w:val="28"/>
+          <w:szCs w:val="28"/>
+        </w:rPr>
+      </w:pPr>
+      <w:r>
+        <w:rPr>
+          <w:rFonts w:hint="eastAsia"/>
+          <w:color w:val="FF0000"/>
+          <w:sz w:val="28"/>
+          <w:szCs w:val="28"/>
+        </w:rPr>
+        <w:t>s</w:t>
+      </w:r>
+      <w:r>
+        <w:rPr>
+          <w:color w:val="FF0000"/>
+          <w:sz w:val="28"/>
+          <w:szCs w:val="28"/>
+        </w:rPr>
+        <w:t xml:space="preserve">easonal traveler </w:t>
+      </w:r>
+      <w:r>
+        <w:rPr>
+          <w:rFonts w:hint="eastAsia"/>
+          <w:color w:val="FF0000"/>
+          <w:sz w:val="28"/>
+          <w:szCs w:val="28"/>
+        </w:rPr>
+        <w:t>經驗豐富的旅行者</w:t>
+      </w:r>
+    </w:p>
+    <w:p>
+      <w:pPr>
+        <w:rPr>
+          <w:color w:val="000000" w:themeColor="text1"/>
+          <w:sz w:val="28"/>
+          <w:szCs w:val="28"/>
+        </w:rPr>
+      </w:pPr>
+    </w:p>
+    <w:p>
+      <w:pPr>
+        <w:rPr>
+          <w:color w:val="000000" w:themeColor="text1"/>
+          <w:sz w:val="28"/>
+          <w:szCs w:val="28"/>
+        </w:rPr>
+      </w:pPr>
+      <w:r>
+        <w:rPr>
+          <w:rFonts w:hint="eastAsia"/>
+          <w:color w:val="000000" w:themeColor="text1"/>
+          <w:sz w:val="28"/>
+          <w:szCs w:val="28"/>
+        </w:rPr>
+        <w:t>i</w:t>
+      </w:r>
+      <w:r>
+        <w:rPr>
+          <w:color w:val="000000" w:themeColor="text1"/>
+          <w:sz w:val="28"/>
+          <w:szCs w:val="28"/>
+        </w:rPr>
+        <w:t>mpact n.</w:t>
+      </w:r>
+      <w:r>
+        <w:rPr>
+          <w:rFonts w:hint="eastAsia"/>
+          <w:color w:val="000000" w:themeColor="text1"/>
+          <w:sz w:val="28"/>
+          <w:szCs w:val="28"/>
+        </w:rPr>
+        <w:t>影響</w:t>
+      </w:r>
+      <w:r>
+        <w:rPr>
+          <w:rFonts w:hint="eastAsia"/>
+          <w:color w:val="000000" w:themeColor="text1"/>
+          <w:sz w:val="28"/>
+          <w:szCs w:val="28"/>
+        </w:rPr>
+        <w:t>/</w:t>
+      </w:r>
+      <w:r>
+        <w:rPr>
+          <w:rFonts w:hint="eastAsia"/>
+          <w:color w:val="000000" w:themeColor="text1"/>
+          <w:sz w:val="28"/>
+          <w:szCs w:val="28"/>
+        </w:rPr>
+        <w:t>衝擊</w:t>
+      </w:r>
+      <w:r>
+        <w:rPr>
+          <w:rFonts w:hint="eastAsia"/>
+          <w:color w:val="000000" w:themeColor="text1"/>
+          <w:sz w:val="28"/>
+          <w:szCs w:val="28"/>
+        </w:rPr>
+        <w:t xml:space="preserve"> </w:t>
+      </w:r>
+      <w:r>
+        <w:rPr>
+          <w:color w:val="000000" w:themeColor="text1"/>
+          <w:sz w:val="28"/>
+          <w:szCs w:val="28"/>
+        </w:rPr>
+        <w:t xml:space="preserve">= influence </w:t>
+      </w:r>
+      <w:r>
+        <w:rPr>
+          <w:rFonts w:hint="eastAsia"/>
+          <w:color w:val="000000" w:themeColor="text1"/>
+          <w:sz w:val="28"/>
+          <w:szCs w:val="28"/>
+        </w:rPr>
+        <w:t>影響</w:t>
+      </w:r>
+    </w:p>
+    <w:p>
+      <w:pPr>
+        <w:rPr>
+          <w:color w:val="FF0000"/>
+          <w:sz w:val="28"/>
+          <w:szCs w:val="28"/>
+        </w:rPr>
+      </w:pPr>
+      <w:r>
+        <w:rPr>
+          <w:rFonts w:hint="eastAsia"/>
+          <w:color w:val="FF0000"/>
+          <w:sz w:val="28"/>
+          <w:szCs w:val="28"/>
+        </w:rPr>
+        <w:t>h</w:t>
+      </w:r>
+      <w:r>
+        <w:rPr>
+          <w:color w:val="FF0000"/>
+          <w:sz w:val="28"/>
+          <w:szCs w:val="28"/>
+        </w:rPr>
+        <w:t xml:space="preserve">ave an impact on </w:t>
+      </w:r>
+      <w:r>
+        <w:rPr>
+          <w:rFonts w:hint="eastAsia"/>
+          <w:color w:val="FF0000"/>
+          <w:sz w:val="28"/>
+          <w:szCs w:val="28"/>
+        </w:rPr>
+        <w:t>對</w:t>
+      </w:r>
+      <w:r>
+        <w:rPr>
+          <w:rFonts w:hint="eastAsia"/>
+          <w:color w:val="FF0000"/>
+          <w:sz w:val="28"/>
+          <w:szCs w:val="28"/>
+        </w:rPr>
+        <w:t>~</w:t>
+      </w:r>
+      <w:r>
+        <w:rPr>
+          <w:rFonts w:hint="eastAsia"/>
+          <w:color w:val="FF0000"/>
+          <w:sz w:val="28"/>
+          <w:szCs w:val="28"/>
+        </w:rPr>
+        <w:t>造成影響</w:t>
+      </w:r>
+      <w:r>
+        <w:rPr>
+          <w:rFonts w:hint="eastAsia"/>
+          <w:color w:val="FF0000"/>
+          <w:sz w:val="28"/>
+          <w:szCs w:val="28"/>
+        </w:rPr>
+        <w:t>/</w:t>
+      </w:r>
+      <w:r>
+        <w:rPr>
+          <w:rFonts w:hint="eastAsia"/>
+          <w:color w:val="FF0000"/>
+          <w:sz w:val="28"/>
+          <w:szCs w:val="28"/>
+        </w:rPr>
+        <w:t>衝擊</w:t>
+      </w:r>
+    </w:p>
+    <w:p>
+      <w:pPr>
+        <w:rPr>
+          <w:color w:val="000000" w:themeColor="text1"/>
+          <w:sz w:val="28"/>
+          <w:szCs w:val="28"/>
+        </w:rPr>
+      </w:pPr>
+    </w:p>
+    <w:p>
+      <w:pPr>
+        <w:rPr>
+          <w:color w:val="000000" w:themeColor="text1"/>
+          <w:sz w:val="28"/>
+          <w:szCs w:val="28"/>
+        </w:rPr>
+      </w:pPr>
+      <w:r>
+        <w:rPr>
+          <w:rFonts w:hint="eastAsia"/>
+          <w:color w:val="000000" w:themeColor="text1"/>
+          <w:sz w:val="28"/>
+          <w:szCs w:val="28"/>
+        </w:rPr>
+        <w:t>c</w:t>
+      </w:r>
+      <w:r>
+        <w:rPr>
+          <w:color w:val="000000" w:themeColor="text1"/>
+          <w:sz w:val="28"/>
+          <w:szCs w:val="28"/>
+        </w:rPr>
+        <w:t>omparison n.</w:t>
+      </w:r>
+      <w:r>
+        <w:rPr>
+          <w:rFonts w:hint="eastAsia"/>
+          <w:color w:val="000000" w:themeColor="text1"/>
+          <w:sz w:val="28"/>
+          <w:szCs w:val="28"/>
+        </w:rPr>
+        <w:t>比較</w:t>
+      </w:r>
+    </w:p>
+    <w:p>
+      <w:pPr>
+        <w:rPr>
+          <w:color w:val="FF0000"/>
+          <w:sz w:val="28"/>
+          <w:szCs w:val="28"/>
+        </w:rPr>
+      </w:pPr>
+      <w:r>
+        <w:rPr>
+          <w:rFonts w:hint="eastAsia"/>
+          <w:color w:val="FF0000"/>
+          <w:sz w:val="28"/>
+          <w:szCs w:val="28"/>
+        </w:rPr>
+        <w:t>i</w:t>
+      </w:r>
+      <w:r>
+        <w:rPr>
+          <w:color w:val="FF0000"/>
+          <w:sz w:val="28"/>
+          <w:szCs w:val="28"/>
+        </w:rPr>
+        <w:t xml:space="preserve">n comparison with </w:t>
+      </w:r>
+      <w:r>
+        <w:rPr>
+          <w:rFonts w:hint="eastAsia"/>
+          <w:color w:val="FF0000"/>
+          <w:sz w:val="28"/>
+          <w:szCs w:val="28"/>
+        </w:rPr>
+        <w:t>和</w:t>
+      </w:r>
+      <w:r>
+        <w:rPr>
+          <w:rFonts w:hint="eastAsia"/>
+          <w:color w:val="FF0000"/>
+          <w:sz w:val="28"/>
+          <w:szCs w:val="28"/>
+        </w:rPr>
+        <w:t>~</w:t>
+      </w:r>
+      <w:r>
+        <w:rPr>
+          <w:rFonts w:hint="eastAsia"/>
+          <w:color w:val="FF0000"/>
+          <w:sz w:val="28"/>
+          <w:szCs w:val="28"/>
+        </w:rPr>
+        <w:t>比起來</w:t>
+      </w:r>
+    </w:p>
+    <w:p>
+      <w:pPr>
+        <w:rPr>
+          <w:color w:val="000000" w:themeColor="text1"/>
+          <w:sz w:val="28"/>
+          <w:szCs w:val="28"/>
+        </w:rPr>
+      </w:pPr>
+    </w:p>
+    <w:p>
+      <w:pPr>
+        <w:rPr>
+          <w:color w:val="000000" w:themeColor="text1"/>
+          <w:sz w:val="28"/>
+          <w:szCs w:val="28"/>
+        </w:rPr>
+      </w:pPr>
+      <w:r>
+        <w:rPr>
+          <w:rFonts w:hint="eastAsia"/>
+          <w:color w:val="000000" w:themeColor="text1"/>
+          <w:sz w:val="28"/>
+          <w:szCs w:val="28"/>
+        </w:rPr>
+        <w:t>g</w:t>
+      </w:r>
+      <w:r>
+        <w:rPr>
+          <w:color w:val="000000" w:themeColor="text1"/>
+          <w:sz w:val="28"/>
+          <w:szCs w:val="28"/>
+        </w:rPr>
+        <w:t>ap n.</w:t>
+      </w:r>
+      <w:r>
+        <w:rPr>
+          <w:rFonts w:hint="eastAsia"/>
+          <w:color w:val="000000" w:themeColor="text1"/>
+          <w:sz w:val="28"/>
+          <w:szCs w:val="28"/>
+        </w:rPr>
+        <w:t>差距</w:t>
+      </w:r>
+      <w:r>
+        <w:rPr>
+          <w:rFonts w:hint="eastAsia"/>
+          <w:color w:val="000000" w:themeColor="text1"/>
+          <w:sz w:val="28"/>
+          <w:szCs w:val="28"/>
+        </w:rPr>
+        <w:t xml:space="preserve"> </w:t>
+      </w:r>
+    </w:p>
+    <w:p>
+      <w:pPr>
+        <w:rPr>
+          <w:color w:val="FF0000"/>
+          <w:sz w:val="28"/>
+          <w:szCs w:val="28"/>
+        </w:rPr>
+      </w:pPr>
+      <w:r>
+        <w:rPr>
+          <w:rFonts w:hint="eastAsia"/>
+          <w:color w:val="FF0000"/>
+          <w:sz w:val="28"/>
+          <w:szCs w:val="28"/>
+        </w:rPr>
+        <w:t>g</w:t>
+      </w:r>
+      <w:r>
+        <w:rPr>
+          <w:color w:val="FF0000"/>
+          <w:sz w:val="28"/>
+          <w:szCs w:val="28"/>
+        </w:rPr>
+        <w:t>ap between A and B  A</w:t>
+      </w:r>
+      <w:r>
+        <w:rPr>
+          <w:rFonts w:hint="eastAsia"/>
+          <w:color w:val="FF0000"/>
+          <w:sz w:val="28"/>
+          <w:szCs w:val="28"/>
+        </w:rPr>
+        <w:t>與</w:t>
+      </w:r>
+      <w:r>
+        <w:rPr>
+          <w:color w:val="FF0000"/>
+          <w:sz w:val="28"/>
+          <w:szCs w:val="28"/>
+        </w:rPr>
+        <w:t>B</w:t>
+      </w:r>
+      <w:r>
+        <w:rPr>
+          <w:rFonts w:hint="eastAsia"/>
+          <w:color w:val="FF0000"/>
+          <w:sz w:val="28"/>
+          <w:szCs w:val="28"/>
+        </w:rPr>
+        <w:t>之間的差距</w:t>
+      </w:r>
+    </w:p>
+    <w:p>
+      <w:pPr>
+        <w:rPr>
+          <w:color w:val="FF0000"/>
+          <w:sz w:val="28"/>
+          <w:szCs w:val="28"/>
+        </w:rPr>
+      </w:pPr>
+      <w:r>
+        <w:rPr>
+          <w:rFonts w:hint="eastAsia"/>
+          <w:color w:val="FF0000"/>
+          <w:sz w:val="28"/>
+          <w:szCs w:val="28"/>
+        </w:rPr>
+        <w:t>g</w:t>
+      </w:r>
+      <w:r>
+        <w:rPr>
+          <w:color w:val="FF0000"/>
+          <w:sz w:val="28"/>
+          <w:szCs w:val="28"/>
+        </w:rPr>
+        <w:t>eneration gap</w:t>
+      </w:r>
+      <w:r>
+        <w:rPr>
+          <w:rFonts w:hint="eastAsia"/>
+          <w:color w:val="FF0000"/>
+          <w:sz w:val="28"/>
+          <w:szCs w:val="28"/>
+        </w:rPr>
+        <w:t xml:space="preserve"> (</w:t>
+      </w:r>
+      <w:r>
+        <w:rPr>
+          <w:rFonts w:hint="eastAsia"/>
+          <w:color w:val="FF0000"/>
+          <w:sz w:val="28"/>
+          <w:szCs w:val="28"/>
+        </w:rPr>
+        <w:t>世代間的</w:t>
+      </w:r>
+      <w:r>
+        <w:rPr>
+          <w:rFonts w:hint="eastAsia"/>
+          <w:color w:val="FF0000"/>
+          <w:sz w:val="28"/>
+          <w:szCs w:val="28"/>
+        </w:rPr>
+        <w:t>)</w:t>
+      </w:r>
+      <w:r>
+        <w:rPr>
+          <w:rFonts w:hint="eastAsia"/>
+          <w:color w:val="FF0000"/>
+          <w:sz w:val="28"/>
+          <w:szCs w:val="28"/>
+        </w:rPr>
+        <w:t>代溝</w:t>
+      </w:r>
+    </w:p>
+    <w:p>
+      <w:pPr>
+        <w:rPr>
+          <w:color w:val="000000" w:themeColor="text1"/>
+          <w:sz w:val="28"/>
+          <w:szCs w:val="28"/>
+        </w:rPr>
+      </w:pPr>
+    </w:p>
+    <w:p>
+      <w:pPr>
+        <w:rPr>
+          <w:color w:val="000000" w:themeColor="text1"/>
+          <w:sz w:val="28"/>
+          <w:szCs w:val="28"/>
+        </w:rPr>
+      </w:pPr>
+      <w:r>
+        <w:rPr>
+          <w:rFonts w:hint="eastAsia"/>
+          <w:color w:val="000000" w:themeColor="text1"/>
+          <w:sz w:val="28"/>
+          <w:szCs w:val="28"/>
+        </w:rPr>
+        <w:t>m</w:t>
+      </w:r>
+      <w:r>
+        <w:rPr>
+          <w:color w:val="000000" w:themeColor="text1"/>
+          <w:sz w:val="28"/>
+          <w:szCs w:val="28"/>
+        </w:rPr>
+        <w:t>ounting adj.</w:t>
+      </w:r>
+      <w:r>
+        <w:rPr>
+          <w:rFonts w:hint="eastAsia"/>
+          <w:color w:val="000000" w:themeColor="text1"/>
+          <w:sz w:val="28"/>
+          <w:szCs w:val="28"/>
+        </w:rPr>
+        <w:t>增加中的</w:t>
+      </w:r>
+      <w:r>
+        <w:rPr>
+          <w:rFonts w:hint="eastAsia"/>
+          <w:color w:val="000000" w:themeColor="text1"/>
+          <w:sz w:val="28"/>
+          <w:szCs w:val="28"/>
+        </w:rPr>
+        <w:t>/</w:t>
+      </w:r>
+      <w:r>
+        <w:rPr>
+          <w:rFonts w:hint="eastAsia"/>
+          <w:color w:val="000000" w:themeColor="text1"/>
+          <w:sz w:val="28"/>
+          <w:szCs w:val="28"/>
+        </w:rPr>
+        <w:t>上升中的</w:t>
+      </w:r>
+    </w:p>
+    <w:p>
+      <w:pPr>
+        <w:rPr>
+          <w:color w:val="FF0000"/>
+          <w:sz w:val="28"/>
+          <w:szCs w:val="28"/>
+        </w:rPr>
+      </w:pPr>
+      <w:r>
+        <w:rPr>
+          <w:rFonts w:hint="eastAsia"/>
+          <w:color w:val="FF0000"/>
+          <w:sz w:val="28"/>
+          <w:szCs w:val="28"/>
+        </w:rPr>
+        <w:t>m</w:t>
+      </w:r>
+      <w:r>
+        <w:rPr>
+          <w:color w:val="FF0000"/>
+          <w:sz w:val="28"/>
+          <w:szCs w:val="28"/>
+        </w:rPr>
+        <w:t xml:space="preserve">ounting pressure </w:t>
+      </w:r>
+      <w:r>
+        <w:rPr>
+          <w:rFonts w:hint="eastAsia"/>
+          <w:color w:val="FF0000"/>
+          <w:sz w:val="28"/>
+          <w:szCs w:val="28"/>
+        </w:rPr>
+        <w:t>逐漸增加的壓力</w:t>
+      </w:r>
+    </w:p>
+    <w:p>
+      <w:pPr>
+        <w:rPr>
+          <w:color w:val="FF0000"/>
+          <w:sz w:val="28"/>
+          <w:szCs w:val="28"/>
+        </w:rPr>
+      </w:pPr>
+      <w:r>
+        <w:rPr>
+          <w:rFonts w:hint="eastAsia"/>
+          <w:color w:val="FF0000"/>
+          <w:sz w:val="28"/>
+          <w:szCs w:val="28"/>
+        </w:rPr>
+        <w:t>m</w:t>
+      </w:r>
+      <w:r>
+        <w:rPr>
+          <w:color w:val="FF0000"/>
+          <w:sz w:val="28"/>
+          <w:szCs w:val="28"/>
+        </w:rPr>
+        <w:t xml:space="preserve">ounting tension </w:t>
+      </w:r>
+      <w:r>
+        <w:rPr>
+          <w:rFonts w:hint="eastAsia"/>
+          <w:color w:val="FF0000"/>
+          <w:sz w:val="28"/>
+          <w:szCs w:val="28"/>
+        </w:rPr>
+        <w:t>逐漸升高的緊張情勢</w:t>
+      </w:r>
+    </w:p>
+    <w:p>
+      <w:pPr>
+        <w:rPr>
+          <w:color w:val="000000" w:themeColor="text1"/>
+          <w:sz w:val="28"/>
+          <w:szCs w:val="28"/>
+        </w:rPr>
+      </w:pPr>
+    </w:p>
+    <w:p>
+      <w:pPr>
+        <w:rPr>
+          <w:color w:val="000000" w:themeColor="text1"/>
+          <w:sz w:val="28"/>
+          <w:szCs w:val="28"/>
+        </w:rPr>
+      </w:pPr>
+    </w:p>
+    <w:p>
+      <w:pPr>
+        <w:rPr>
+          <w:color w:val="000000" w:themeColor="text1"/>
+          <w:sz w:val="28"/>
+          <w:szCs w:val="28"/>
+        </w:rPr>
+      </w:pPr>
+      <w:r>
+        <w:rPr>
+          <w:rFonts w:hint="eastAsia"/>
+          <w:color w:val="000000" w:themeColor="text1"/>
+          <w:sz w:val="28"/>
+          <w:szCs w:val="28"/>
+        </w:rPr>
+        <w:t>r</w:t>
+      </w:r>
+      <w:r>
+        <w:rPr>
+          <w:color w:val="000000" w:themeColor="text1"/>
+          <w:sz w:val="28"/>
+          <w:szCs w:val="28"/>
+        </w:rPr>
+        <w:t>eflective adj.</w:t>
+      </w:r>
+      <w:r>
+        <w:rPr>
+          <w:rFonts w:hint="eastAsia"/>
+          <w:color w:val="000000" w:themeColor="text1"/>
+          <w:sz w:val="28"/>
+          <w:szCs w:val="28"/>
+        </w:rPr>
+        <w:t>反映</w:t>
+      </w:r>
+      <w:r>
+        <w:rPr>
+          <w:rFonts w:hint="eastAsia"/>
+          <w:color w:val="000000" w:themeColor="text1"/>
+          <w:sz w:val="28"/>
+          <w:szCs w:val="28"/>
+        </w:rPr>
+        <w:t xml:space="preserve"> </w:t>
+      </w:r>
+    </w:p>
+    <w:p>
+      <w:pPr>
+        <w:rPr>
+          <w:color w:val="FF0000"/>
+          <w:sz w:val="28"/>
+          <w:szCs w:val="28"/>
+        </w:rPr>
+      </w:pPr>
+      <w:r>
+        <w:rPr>
+          <w:rFonts w:hint="eastAsia"/>
+          <w:color w:val="FF0000"/>
+          <w:sz w:val="28"/>
+          <w:szCs w:val="28"/>
+        </w:rPr>
+        <w:t>b</w:t>
+      </w:r>
+      <w:r>
+        <w:rPr>
+          <w:color w:val="FF0000"/>
+          <w:sz w:val="28"/>
+          <w:szCs w:val="28"/>
+        </w:rPr>
+        <w:t xml:space="preserve">e reflective of </w:t>
+      </w:r>
+      <w:r>
+        <w:rPr>
+          <w:rFonts w:hint="eastAsia"/>
+          <w:color w:val="FF0000"/>
+          <w:sz w:val="28"/>
+          <w:szCs w:val="28"/>
+        </w:rPr>
+        <w:t>反映出</w:t>
+      </w:r>
+      <w:r>
+        <w:rPr>
+          <w:rFonts w:hint="eastAsia"/>
+          <w:color w:val="FF0000"/>
+          <w:sz w:val="28"/>
+          <w:szCs w:val="28"/>
+        </w:rPr>
+        <w:t>~</w:t>
+      </w:r>
+    </w:p>
+    <w:p>
+      <w:pPr>
+        <w:rPr>
+          <w:color w:val="FF0000"/>
+          <w:sz w:val="28"/>
+          <w:szCs w:val="28"/>
+        </w:rPr>
+      </w:pPr>
+    </w:p>
+    <w:p>
+      <w:pPr>
+        <w:rPr>
+          <w:color w:val="000000" w:themeColor="text1"/>
+          <w:sz w:val="28"/>
+          <w:szCs w:val="28"/>
+        </w:rPr>
+      </w:pPr>
+    </w:p>
+    <w:p>
+      <w:pPr>
+        <w:rPr>
+          <w:color w:val="000000" w:themeColor="text1"/>
+          <w:sz w:val="28"/>
+          <w:szCs w:val="28"/>
+        </w:rPr>
+      </w:pPr>
+    </w:p>
+    <w:p>
+      <w:pPr>
+        <w:rPr>
+          <w:rFonts w:hint="eastAsia"/>
+          <w:b/>
+          <w:bCs/>
+          <w:color w:val="000000" w:themeColor="text1"/>
+          <w:sz w:val="44"/>
+          <w:szCs w:val="44"/>
+        </w:rPr>
+      </w:pPr>
+      <w:r>
+        <w:rPr>
+          <w:b/>
+          <w:bCs/>
+          <w:color w:val="000000" w:themeColor="text1"/>
+          <w:sz w:val="44"/>
+          <w:szCs w:val="44"/>
+        </w:rPr>
+        <w:lastRenderedPageBreak/>
+        <w:t>Day</w:t>
+      </w:r>
+      <w:r>
+        <w:rPr>
+          <w:rFonts w:hint="eastAsia"/>
+          <w:b/>
+          <w:bCs/>
+          <w:color w:val="000000" w:themeColor="text1"/>
+          <w:sz w:val="44"/>
+          <w:szCs w:val="44"/>
+        </w:rPr>
+        <w:t>8</w:t>
+      </w:r>
     </w:p>
     <w:sectPr>
       <w:pgSz w:w="11906" w:h="16838"/>

--- a/碩一/TOEIC/多益單字.docx
+++ b/碩一/TOEIC/多益單字.docx
@@ -1,6 +1,6 @@
 
 <file path=word/document.xml><?xml version="1.0" encoding="utf-8"?>
-<w:document xmlns:wpc="http://schemas.microsoft.com/office/word/2010/wordprocessingCanvas" xmlns:cx="http://schemas.microsoft.com/office/drawing/2014/chartex" xmlns:cx1="http://schemas.microsoft.com/office/drawing/2015/9/8/chartex" xmlns:cx2="http://schemas.microsoft.com/office/drawing/2015/10/21/chartex" xmlns:cx3="http://schemas.microsoft.com/office/drawing/2016/5/9/chartex" xmlns:cx4="http://schemas.microsoft.com/office/drawing/2016/5/10/chartex" xmlns:cx5="http://schemas.microsoft.com/office/drawing/2016/5/11/chartex" xmlns:cx6="http://schemas.microsoft.com/office/drawing/2016/5/12/chartex" xmlns:cx7="http://schemas.microsoft.com/office/drawing/2016/5/13/chartex" xmlns:cx8="http://schemas.microsoft.com/office/drawing/2016/5/14/chartex" xmlns:mc="http://schemas.openxmlformats.org/markup-compatibility/2006" xmlns:aink="http://schemas.microsoft.com/office/drawing/2016/ink" xmlns:am3d="http://schemas.microsoft.com/office/drawing/2017/model3d" xmlns:o="urn:schemas-microsoft-com:office:office" xmlns:r="http://schemas.openxmlformats.org/officeDocument/2006/relationships" xmlns:m="http://schemas.openxmlformats.org/officeDocument/2006/math" xmlns:v="urn:schemas-microsoft-com:vml" xmlns:wp14="http://schemas.microsoft.com/office/word/2010/wordprocessingDrawing" xmlns:wp="http://schemas.openxmlformats.org/drawingml/2006/wordprocessingDrawing" xmlns:w10="urn:schemas-microsoft-com:office:word" xmlns:w="http://schemas.openxmlformats.org/wordprocessingml/2006/main" xmlns:w14="http://schemas.microsoft.com/office/word/2010/wordml" xmlns:w15="http://schemas.microsoft.com/office/word/2012/wordml" xmlns:w16cex="http://schemas.microsoft.com/office/word/2018/wordml/cex" xmlns:w16cid="http://schemas.microsoft.com/office/word/2016/wordml/cid" xmlns:w16="http://schemas.microsoft.com/office/word/2018/wordml" xmlns:w16sdtdh="http://schemas.microsoft.com/office/word/2020/wordml/sdtdatahash" xmlns:w16se="http://schemas.microsoft.com/office/word/2015/wordml/symex" xmlns:wpg="http://schemas.microsoft.com/office/word/2010/wordprocessingGroup" xmlns:wpi="http://schemas.microsoft.com/office/word/2010/wordprocessingInk" xmlns:wne="http://schemas.microsoft.com/office/word/2006/wordml" xmlns:wps="http://schemas.microsoft.com/office/word/2010/wordprocessingShape" mc:Ignorable="w14 w15 w16se w16cid w16 w16cex w16sdtdh wp14">
+<w:document xmlns:wpc="http://schemas.microsoft.com/office/word/2010/wordprocessingCanvas" xmlns:cx="http://schemas.microsoft.com/office/drawing/2014/chartex" xmlns:cx1="http://schemas.microsoft.com/office/drawing/2015/9/8/chartex" xmlns:cx2="http://schemas.microsoft.com/office/drawing/2015/10/21/chartex" xmlns:cx3="http://schemas.microsoft.com/office/drawing/2016/5/9/chartex" xmlns:cx4="http://schemas.microsoft.com/office/drawing/2016/5/10/chartex" xmlns:cx5="http://schemas.microsoft.com/office/drawing/2016/5/11/chartex" xmlns:cx6="http://schemas.microsoft.com/office/drawing/2016/5/12/chartex" xmlns:cx7="http://schemas.microsoft.com/office/drawing/2016/5/13/chartex" xmlns:cx8="http://schemas.microsoft.com/office/drawing/2016/5/14/chartex" xmlns:mc="http://schemas.openxmlformats.org/markup-compatibility/2006" xmlns:aink="http://schemas.microsoft.com/office/drawing/2016/ink" xmlns:am3d="http://schemas.microsoft.com/office/drawing/2017/model3d" xmlns:o="urn:schemas-microsoft-com:office:office" xmlns:oel="http://schemas.microsoft.com/office/2019/extlst" xmlns:r="http://schemas.openxmlformats.org/officeDocument/2006/relationships" xmlns:m="http://schemas.openxmlformats.org/officeDocument/2006/math" xmlns:v="urn:schemas-microsoft-com:vml" xmlns:wp14="http://schemas.microsoft.com/office/word/2010/wordprocessingDrawing" xmlns:wp="http://schemas.openxmlformats.org/drawingml/2006/wordprocessingDrawing" xmlns:w10="urn:schemas-microsoft-com:office:word" xmlns:w="http://schemas.openxmlformats.org/wordprocessingml/2006/main" xmlns:w14="http://schemas.microsoft.com/office/word/2010/wordml" xmlns:w15="http://schemas.microsoft.com/office/word/2012/wordml" xmlns:w16cex="http://schemas.microsoft.com/office/word/2018/wordml/cex" xmlns:w16cid="http://schemas.microsoft.com/office/word/2016/wordml/cid" xmlns:w16="http://schemas.microsoft.com/office/word/2018/wordml" xmlns:w16du="http://schemas.microsoft.com/office/word/2023/wordml/word16du" xmlns:w16sdtdh="http://schemas.microsoft.com/office/word/2020/wordml/sdtdatahash" xmlns:w16se="http://schemas.microsoft.com/office/word/2015/wordml/symex" xmlns:wpg="http://schemas.microsoft.com/office/word/2010/wordprocessingGroup" xmlns:wpi="http://schemas.microsoft.com/office/word/2010/wordprocessingInk" xmlns:wne="http://schemas.microsoft.com/office/word/2006/wordml" xmlns:wps="http://schemas.microsoft.com/office/word/2010/wordprocessingShape" mc:Ignorable="w14 w15 w16se w16cid w16 w16cex w16sdtdh wp14">
   <w:body>
     <w:p>
       <w:pPr>
@@ -1173,13 +1173,23 @@
           <w:szCs w:val="28"/>
         </w:rPr>
       </w:pPr>
-      <w:r>
-        <w:rPr>
-          <w:color w:val="FF0000"/>
-          <w:sz w:val="28"/>
-          <w:szCs w:val="28"/>
-        </w:rPr>
-        <w:t>managerial+staff/experience</w:t>
+      <w:proofErr w:type="spellStart"/>
+      <w:r>
+        <w:rPr>
+          <w:color w:val="FF0000"/>
+          <w:sz w:val="28"/>
+          <w:szCs w:val="28"/>
+        </w:rPr>
+        <w:t>managerial+staff</w:t>
+      </w:r>
+      <w:proofErr w:type="spellEnd"/>
+      <w:r>
+        <w:rPr>
+          <w:color w:val="FF0000"/>
+          <w:sz w:val="28"/>
+          <w:szCs w:val="28"/>
+        </w:rPr>
+        <w:t>/experience</w:t>
       </w:r>
     </w:p>
     <w:p>
@@ -2216,6 +2226,7 @@
         </w:rPr>
         <w:t>(</w:t>
       </w:r>
+      <w:proofErr w:type="gramStart"/>
       <w:r>
         <w:rPr>
           <w:rFonts w:hint="eastAsia"/>
@@ -2234,6 +2245,7 @@
         </w:rPr>
         <w:t>)</w:t>
       </w:r>
+      <w:proofErr w:type="gramEnd"/>
       <w:r>
         <w:rPr>
           <w:rFonts w:hint="eastAsia"/>
@@ -2453,8 +2465,19 @@
           <w:sz w:val="28"/>
           <w:szCs w:val="28"/>
         </w:rPr>
-        <w:t>薪水帳冊</w:t>
-      </w:r>
+        <w:t>薪水</w:t>
+      </w:r>
+      <w:proofErr w:type="gramStart"/>
+      <w:r>
+        <w:rPr>
+          <w:rFonts w:hint="eastAsia"/>
+          <w:color w:val="000000" w:themeColor="text1"/>
+          <w:sz w:val="28"/>
+          <w:szCs w:val="28"/>
+        </w:rPr>
+        <w:t>帳冊</w:t>
+      </w:r>
+      <w:proofErr w:type="gramEnd"/>
     </w:p>
     <w:p>
       <w:pPr>
@@ -5309,6 +5332,7 @@
         </w:rPr>
         <w:t>(</w:t>
       </w:r>
+      <w:proofErr w:type="gramStart"/>
       <w:r>
         <w:rPr>
           <w:rFonts w:hint="eastAsia"/>
@@ -5326,6 +5350,7 @@
         </w:rPr>
         <w:t>)</w:t>
       </w:r>
+      <w:proofErr w:type="gramEnd"/>
       <w:r>
         <w:rPr>
           <w:rFonts w:hint="eastAsia"/>
@@ -5759,6 +5784,7 @@
         </w:rPr>
         <w:t>(</w:t>
       </w:r>
+      <w:proofErr w:type="gramStart"/>
       <w:r>
         <w:rPr>
           <w:rFonts w:hint="eastAsia"/>
@@ -5777,6 +5803,7 @@
         </w:rPr>
         <w:t>)</w:t>
       </w:r>
+      <w:proofErr w:type="gramEnd"/>
       <w:r>
         <w:rPr>
           <w:rFonts w:hint="eastAsia"/>
@@ -5977,7 +6004,25 @@
           <w:sz w:val="28"/>
           <w:szCs w:val="28"/>
         </w:rPr>
-        <w:t xml:space="preserve">rohibit A from -ing </w:t>
+        <w:t>rohibit A from -</w:t>
+      </w:r>
+      <w:proofErr w:type="spellStart"/>
+      <w:r>
+        <w:rPr>
+          <w:color w:val="FF0000"/>
+          <w:sz w:val="28"/>
+          <w:szCs w:val="28"/>
+        </w:rPr>
+        <w:t>ing</w:t>
+      </w:r>
+      <w:proofErr w:type="spellEnd"/>
+      <w:r>
+        <w:rPr>
+          <w:color w:val="FF0000"/>
+          <w:sz w:val="28"/>
+          <w:szCs w:val="28"/>
+        </w:rPr>
+        <w:t xml:space="preserve"> </w:t>
       </w:r>
       <w:r>
         <w:rPr>
@@ -6039,7 +6084,25 @@
           <w:sz w:val="28"/>
           <w:szCs w:val="28"/>
         </w:rPr>
-        <w:t xml:space="preserve">orbid A + from -ing/to do </w:t>
+        <w:t>orbid A + from -</w:t>
+      </w:r>
+      <w:proofErr w:type="spellStart"/>
+      <w:r>
+        <w:rPr>
+          <w:color w:val="FF0000"/>
+          <w:sz w:val="28"/>
+          <w:szCs w:val="28"/>
+        </w:rPr>
+        <w:t>ing</w:t>
+      </w:r>
+      <w:proofErr w:type="spellEnd"/>
+      <w:r>
+        <w:rPr>
+          <w:color w:val="FF0000"/>
+          <w:sz w:val="28"/>
+          <w:szCs w:val="28"/>
+        </w:rPr>
+        <w:t xml:space="preserve">/to do </w:t>
       </w:r>
       <w:r>
         <w:rPr>
@@ -6603,8 +6666,18 @@
           <w:sz w:val="28"/>
           <w:szCs w:val="28"/>
         </w:rPr>
-        <w:t>Be accustomed to -ing</w:t>
-      </w:r>
+        <w:t>Be accustomed to -</w:t>
+      </w:r>
+      <w:proofErr w:type="spellStart"/>
+      <w:r>
+        <w:rPr>
+          <w:color w:val="FF0000"/>
+          <w:sz w:val="28"/>
+          <w:szCs w:val="28"/>
+        </w:rPr>
+        <w:t>ing</w:t>
+      </w:r>
+      <w:proofErr w:type="spellEnd"/>
       <w:r>
         <w:rPr>
           <w:rFonts w:hint="eastAsia"/>
@@ -7307,6 +7380,7 @@
         </w:rPr>
         <w:t>、</w:t>
       </w:r>
+      <w:proofErr w:type="spellStart"/>
       <w:r>
         <w:rPr>
           <w:rFonts w:hint="eastAsia"/>
@@ -7324,6 +7398,7 @@
         </w:rPr>
         <w:t>uccessd</w:t>
       </w:r>
+      <w:proofErr w:type="spellEnd"/>
       <w:r>
         <w:rPr>
           <w:rFonts w:hint="eastAsia"/>
@@ -8498,6 +8573,7 @@
         </w:rPr>
         <w:t>(</w:t>
       </w:r>
+      <w:proofErr w:type="gramStart"/>
       <w:r>
         <w:rPr>
           <w:rFonts w:hint="eastAsia"/>
@@ -8516,6 +8592,7 @@
         </w:rPr>
         <w:t>)</w:t>
       </w:r>
+      <w:proofErr w:type="gramEnd"/>
       <w:r>
         <w:rPr>
           <w:rFonts w:hint="eastAsia"/>
@@ -10103,7 +10180,25 @@
           <w:sz w:val="28"/>
           <w:szCs w:val="28"/>
         </w:rPr>
-        <w:t xml:space="preserve">= inspect,examine </w:t>
+        <w:t xml:space="preserve">= </w:t>
+      </w:r>
+      <w:proofErr w:type="spellStart"/>
+      <w:r>
+        <w:rPr>
+          <w:color w:val="000000" w:themeColor="text1"/>
+          <w:sz w:val="28"/>
+          <w:szCs w:val="28"/>
+        </w:rPr>
+        <w:t>inspect,examine</w:t>
+      </w:r>
+      <w:proofErr w:type="spellEnd"/>
+      <w:r>
+        <w:rPr>
+          <w:color w:val="000000" w:themeColor="text1"/>
+          <w:sz w:val="28"/>
+          <w:szCs w:val="28"/>
+        </w:rPr>
+        <w:t xml:space="preserve"> </w:t>
       </w:r>
     </w:p>
     <w:p>
@@ -12647,6 +12742,7 @@
         </w:rPr>
         <w:t xml:space="preserve">agree + to </w:t>
       </w:r>
+      <w:proofErr w:type="gramStart"/>
       <w:r>
         <w:rPr>
           <w:rFonts w:hint="eastAsia"/>
@@ -12656,6 +12752,7 @@
         </w:rPr>
         <w:t>不定詞</w:t>
       </w:r>
+      <w:proofErr w:type="gramEnd"/>
       <w:r>
         <w:rPr>
           <w:rFonts w:hint="eastAsia"/>
@@ -14044,7 +14141,25 @@
           <w:sz w:val="28"/>
           <w:szCs w:val="28"/>
         </w:rPr>
-        <w:t xml:space="preserve">ave every intention of -ing </w:t>
+        <w:t>ave every intention of -</w:t>
+      </w:r>
+      <w:proofErr w:type="spellStart"/>
+      <w:r>
+        <w:rPr>
+          <w:color w:val="FF0000"/>
+          <w:sz w:val="28"/>
+          <w:szCs w:val="28"/>
+        </w:rPr>
+        <w:t>ing</w:t>
+      </w:r>
+      <w:proofErr w:type="spellEnd"/>
+      <w:r>
+        <w:rPr>
+          <w:color w:val="FF0000"/>
+          <w:sz w:val="28"/>
+          <w:szCs w:val="28"/>
+        </w:rPr>
+        <w:t xml:space="preserve"> </w:t>
       </w:r>
       <w:r>
         <w:rPr>
@@ -15623,6 +15738,7 @@
         </w:rPr>
         <w:t xml:space="preserve">annot realistically expect + to </w:t>
       </w:r>
+      <w:proofErr w:type="gramStart"/>
       <w:r>
         <w:rPr>
           <w:rFonts w:hint="eastAsia"/>
@@ -15632,6 +15748,7 @@
         </w:rPr>
         <w:t>不定詞</w:t>
       </w:r>
+      <w:proofErr w:type="gramEnd"/>
       <w:r>
         <w:rPr>
           <w:rFonts w:hint="eastAsia"/>
@@ -15992,7 +16109,25 @@
           <w:sz w:val="28"/>
           <w:szCs w:val="28"/>
         </w:rPr>
-        <w:t xml:space="preserve">ake A accessible to B </w:t>
+        <w:t xml:space="preserve">ake </w:t>
+      </w:r>
+      <w:proofErr w:type="spellStart"/>
+      <w:r>
+        <w:rPr>
+          <w:color w:val="000000" w:themeColor="text1"/>
+          <w:sz w:val="28"/>
+          <w:szCs w:val="28"/>
+        </w:rPr>
+        <w:t>A</w:t>
+      </w:r>
+      <w:proofErr w:type="spellEnd"/>
+      <w:r>
+        <w:rPr>
+          <w:color w:val="000000" w:themeColor="text1"/>
+          <w:sz w:val="28"/>
+          <w:szCs w:val="28"/>
+        </w:rPr>
+        <w:t xml:space="preserve"> accessible to B </w:t>
       </w:r>
       <w:r>
         <w:rPr>
@@ -16176,8 +16311,18 @@
           <w:sz w:val="28"/>
           <w:szCs w:val="28"/>
         </w:rPr>
-        <w:t>= carry out,execute</w:t>
-      </w:r>
+        <w:t xml:space="preserve">= carry </w:t>
+      </w:r>
+      <w:proofErr w:type="spellStart"/>
+      <w:r>
+        <w:rPr>
+          <w:color w:val="000000" w:themeColor="text1"/>
+          <w:sz w:val="28"/>
+          <w:szCs w:val="28"/>
+        </w:rPr>
+        <w:t>out,execute</w:t>
+      </w:r>
+      <w:proofErr w:type="spellEnd"/>
     </w:p>
     <w:p>
       <w:pPr>
@@ -16310,14 +16455,25 @@
         </w:rPr>
         <w:t>/</w:t>
       </w:r>
-      <w:r>
-        <w:rPr>
-          <w:rFonts w:hint="eastAsia"/>
-          <w:color w:val="000000" w:themeColor="text1"/>
-          <w:sz w:val="28"/>
-          <w:szCs w:val="28"/>
-        </w:rPr>
-        <w:t>未償還</w:t>
+      <w:proofErr w:type="gramStart"/>
+      <w:r>
+        <w:rPr>
+          <w:rFonts w:hint="eastAsia"/>
+          <w:color w:val="000000" w:themeColor="text1"/>
+          <w:sz w:val="28"/>
+          <w:szCs w:val="28"/>
+        </w:rPr>
+        <w:t>未償</w:t>
+      </w:r>
+      <w:proofErr w:type="gramEnd"/>
+      <w:r>
+        <w:rPr>
+          <w:rFonts w:hint="eastAsia"/>
+          <w:color w:val="000000" w:themeColor="text1"/>
+          <w:sz w:val="28"/>
+          <w:szCs w:val="28"/>
+        </w:rPr>
+        <w:t>還</w:t>
       </w:r>
       <w:r>
         <w:rPr>
@@ -16334,7 +16490,25 @@
           <w:sz w:val="28"/>
           <w:szCs w:val="28"/>
         </w:rPr>
-        <w:t xml:space="preserve">= expectional </w:t>
+        <w:t xml:space="preserve">= </w:t>
+      </w:r>
+      <w:proofErr w:type="spellStart"/>
+      <w:r>
+        <w:rPr>
+          <w:color w:val="000000" w:themeColor="text1"/>
+          <w:sz w:val="28"/>
+          <w:szCs w:val="28"/>
+        </w:rPr>
+        <w:t>expectional</w:t>
+      </w:r>
+      <w:proofErr w:type="spellEnd"/>
+      <w:r>
+        <w:rPr>
+          <w:color w:val="000000" w:themeColor="text1"/>
+          <w:sz w:val="28"/>
+          <w:szCs w:val="28"/>
+        </w:rPr>
+        <w:t xml:space="preserve"> </w:t>
       </w:r>
       <w:r>
         <w:rPr>
@@ -16396,14 +16570,25 @@
         </w:rPr>
         <w:t>aid</w:t>
       </w:r>
-      <w:r>
-        <w:rPr>
-          <w:rFonts w:hint="eastAsia"/>
-          <w:color w:val="000000" w:themeColor="text1"/>
-          <w:sz w:val="28"/>
-          <w:szCs w:val="28"/>
-        </w:rPr>
-        <w:t>未償還</w:t>
+      <w:proofErr w:type="gramStart"/>
+      <w:r>
+        <w:rPr>
+          <w:rFonts w:hint="eastAsia"/>
+          <w:color w:val="000000" w:themeColor="text1"/>
+          <w:sz w:val="28"/>
+          <w:szCs w:val="28"/>
+        </w:rPr>
+        <w:t>未償</w:t>
+      </w:r>
+      <w:proofErr w:type="gramEnd"/>
+      <w:r>
+        <w:rPr>
+          <w:rFonts w:hint="eastAsia"/>
+          <w:color w:val="000000" w:themeColor="text1"/>
+          <w:sz w:val="28"/>
+          <w:szCs w:val="28"/>
+        </w:rPr>
+        <w:t>還</w:t>
       </w:r>
     </w:p>
     <w:p>
@@ -21975,7 +22160,25 @@
           <w:sz w:val="28"/>
           <w:szCs w:val="28"/>
         </w:rPr>
-        <w:t xml:space="preserve">e committed to -ing </w:t>
+        <w:t>e committed to -</w:t>
+      </w:r>
+      <w:proofErr w:type="spellStart"/>
+      <w:r>
+        <w:rPr>
+          <w:color w:val="FF0000"/>
+          <w:sz w:val="28"/>
+          <w:szCs w:val="28"/>
+        </w:rPr>
+        <w:t>ing</w:t>
+      </w:r>
+      <w:proofErr w:type="spellEnd"/>
+      <w:r>
+        <w:rPr>
+          <w:color w:val="FF0000"/>
+          <w:sz w:val="28"/>
+          <w:szCs w:val="28"/>
+        </w:rPr>
+        <w:t xml:space="preserve"> </w:t>
       </w:r>
       <w:r>
         <w:rPr>
@@ -23847,8 +24050,19 @@
           <w:sz w:val="28"/>
           <w:szCs w:val="28"/>
         </w:rPr>
-        <w:t>獨佔</w:t>
-      </w:r>
+        <w:t>獨</w:t>
+      </w:r>
+      <w:proofErr w:type="gramStart"/>
+      <w:r>
+        <w:rPr>
+          <w:rFonts w:hint="eastAsia"/>
+          <w:color w:val="000000" w:themeColor="text1"/>
+          <w:sz w:val="28"/>
+          <w:szCs w:val="28"/>
+        </w:rPr>
+        <w:t>佔</w:t>
+      </w:r>
+      <w:proofErr w:type="gramEnd"/>
       <w:r>
         <w:rPr>
           <w:rFonts w:hint="eastAsia"/>
@@ -24386,7 +24600,25 @@
           <w:sz w:val="28"/>
           <w:szCs w:val="28"/>
         </w:rPr>
-        <w:t xml:space="preserve">o one,s utmost </w:t>
+        <w:t xml:space="preserve">o </w:t>
+      </w:r>
+      <w:proofErr w:type="spellStart"/>
+      <w:r>
+        <w:rPr>
+          <w:color w:val="000000" w:themeColor="text1"/>
+          <w:sz w:val="28"/>
+          <w:szCs w:val="28"/>
+        </w:rPr>
+        <w:t>one,s</w:t>
+      </w:r>
+      <w:proofErr w:type="spellEnd"/>
+      <w:r>
+        <w:rPr>
+          <w:color w:val="000000" w:themeColor="text1"/>
+          <w:sz w:val="28"/>
+          <w:szCs w:val="28"/>
+        </w:rPr>
+        <w:t xml:space="preserve"> utmost </w:t>
       </w:r>
       <w:r>
         <w:rPr>
@@ -24430,7 +24662,25 @@
           <w:sz w:val="28"/>
           <w:szCs w:val="28"/>
         </w:rPr>
-        <w:t>= do one,s best</w:t>
+        <w:t xml:space="preserve">= do </w:t>
+      </w:r>
+      <w:proofErr w:type="spellStart"/>
+      <w:r>
+        <w:rPr>
+          <w:color w:val="000000" w:themeColor="text1"/>
+          <w:sz w:val="28"/>
+          <w:szCs w:val="28"/>
+        </w:rPr>
+        <w:t>one,s</w:t>
+      </w:r>
+      <w:proofErr w:type="spellEnd"/>
+      <w:r>
+        <w:rPr>
+          <w:color w:val="000000" w:themeColor="text1"/>
+          <w:sz w:val="28"/>
+          <w:szCs w:val="28"/>
+        </w:rPr>
+        <w:t xml:space="preserve"> best</w:t>
       </w:r>
     </w:p>
     <w:p>
@@ -25314,6 +25564,7 @@
           <w:szCs w:val="28"/>
         </w:rPr>
       </w:pPr>
+      <w:proofErr w:type="spellStart"/>
       <w:r>
         <w:rPr>
           <w:rFonts w:hint="eastAsia"/>
@@ -25329,7 +25580,16 @@
           <w:sz w:val="28"/>
           <w:szCs w:val="28"/>
         </w:rPr>
-        <w:t xml:space="preserve">losely+watch/examine </w:t>
+        <w:t>losely+watch</w:t>
+      </w:r>
+      <w:proofErr w:type="spellEnd"/>
+      <w:r>
+        <w:rPr>
+          <w:color w:val="FF0000"/>
+          <w:sz w:val="28"/>
+          <w:szCs w:val="28"/>
+        </w:rPr>
+        <w:t xml:space="preserve">/examine </w:t>
       </w:r>
       <w:r>
         <w:rPr>
@@ -26027,7 +26287,25 @@
           <w:sz w:val="28"/>
           <w:szCs w:val="28"/>
         </w:rPr>
-        <w:t xml:space="preserve">bove/beyond +one,s expectations </w:t>
+        <w:t>bove/beyond +</w:t>
+      </w:r>
+      <w:proofErr w:type="spellStart"/>
+      <w:r>
+        <w:rPr>
+          <w:color w:val="FF0000"/>
+          <w:sz w:val="28"/>
+          <w:szCs w:val="28"/>
+        </w:rPr>
+        <w:t>one,s</w:t>
+      </w:r>
+      <w:proofErr w:type="spellEnd"/>
+      <w:r>
+        <w:rPr>
+          <w:color w:val="FF0000"/>
+          <w:sz w:val="28"/>
+          <w:szCs w:val="28"/>
+        </w:rPr>
+        <w:t xml:space="preserve"> expectations </w:t>
       </w:r>
       <w:r>
         <w:rPr>
@@ -27190,6 +27468,7 @@
         </w:rPr>
         <w:t xml:space="preserve"> (</w:t>
       </w:r>
+      <w:proofErr w:type="gramStart"/>
       <w:r>
         <w:rPr>
           <w:rFonts w:hint="eastAsia"/>
@@ -27199,6 +27478,7 @@
         </w:rPr>
         <w:t>世代間的</w:t>
       </w:r>
+      <w:proofErr w:type="gramEnd"/>
       <w:r>
         <w:rPr>
           <w:rFonts w:hint="eastAsia"/>
@@ -27486,7 +27766,6 @@
     <w:p>
       <w:pPr>
         <w:rPr>
-          <w:rFonts w:hint="eastAsia"/>
           <w:b/>
           <w:bCs/>
           <w:color w:val="000000" w:themeColor="text1"/>
@@ -27516,6 +27795,3384 @@
         </w:rPr>
         <w:t>8</w:t>
       </w:r>
+      <w:r>
+        <w:rPr>
+          <w:rFonts w:hint="eastAsia"/>
+          <w:b/>
+          <w:bCs/>
+          <w:color w:val="000000" w:themeColor="text1"/>
+          <w:sz w:val="44"/>
+          <w:szCs w:val="44"/>
+        </w:rPr>
+        <w:t>:</w:t>
+      </w:r>
+    </w:p>
+    <w:p>
+      <w:pPr>
+        <w:rPr>
+          <w:color w:val="000000" w:themeColor="text1"/>
+          <w:sz w:val="28"/>
+          <w:szCs w:val="28"/>
+        </w:rPr>
+      </w:pPr>
+    </w:p>
+    <w:p>
+      <w:pPr>
+        <w:rPr>
+          <w:color w:val="000000" w:themeColor="text1"/>
+          <w:sz w:val="28"/>
+          <w:szCs w:val="28"/>
+        </w:rPr>
+      </w:pPr>
+      <w:r>
+        <w:rPr>
+          <w:color w:val="000000" w:themeColor="text1"/>
+          <w:sz w:val="28"/>
+          <w:szCs w:val="28"/>
+        </w:rPr>
+        <w:t>Marginal adj.</w:t>
+      </w:r>
+      <w:r>
+        <w:rPr>
+          <w:rFonts w:hint="eastAsia"/>
+          <w:color w:val="000000" w:themeColor="text1"/>
+          <w:sz w:val="28"/>
+          <w:szCs w:val="28"/>
+        </w:rPr>
+        <w:t>微小</w:t>
+      </w:r>
+      <w:r>
+        <w:rPr>
+          <w:rFonts w:hint="eastAsia"/>
+          <w:color w:val="000000" w:themeColor="text1"/>
+          <w:sz w:val="28"/>
+          <w:szCs w:val="28"/>
+        </w:rPr>
+        <w:t>/</w:t>
+      </w:r>
+      <w:r>
+        <w:rPr>
+          <w:rFonts w:hint="eastAsia"/>
+          <w:color w:val="000000" w:themeColor="text1"/>
+          <w:sz w:val="28"/>
+          <w:szCs w:val="28"/>
+        </w:rPr>
+        <w:t>邊緣的</w:t>
+      </w:r>
+    </w:p>
+    <w:p>
+      <w:pPr>
+        <w:rPr>
+          <w:color w:val="000000" w:themeColor="text1"/>
+          <w:sz w:val="28"/>
+          <w:szCs w:val="28"/>
+        </w:rPr>
+      </w:pPr>
+      <w:r>
+        <w:rPr>
+          <w:color w:val="000000" w:themeColor="text1"/>
+          <w:sz w:val="28"/>
+          <w:szCs w:val="28"/>
+        </w:rPr>
+        <w:t xml:space="preserve">Approximate adj. </w:t>
+      </w:r>
+      <w:r>
+        <w:rPr>
+          <w:rFonts w:hint="eastAsia"/>
+          <w:color w:val="000000" w:themeColor="text1"/>
+          <w:sz w:val="28"/>
+          <w:szCs w:val="28"/>
+        </w:rPr>
+        <w:t>大致</w:t>
+      </w:r>
+      <w:r>
+        <w:rPr>
+          <w:rFonts w:hint="eastAsia"/>
+          <w:color w:val="000000" w:themeColor="text1"/>
+          <w:sz w:val="28"/>
+          <w:szCs w:val="28"/>
+        </w:rPr>
+        <w:t>/</w:t>
+      </w:r>
+      <w:r>
+        <w:rPr>
+          <w:rFonts w:hint="eastAsia"/>
+          <w:color w:val="000000" w:themeColor="text1"/>
+          <w:sz w:val="28"/>
+          <w:szCs w:val="28"/>
+        </w:rPr>
+        <w:t>大約</w:t>
+      </w:r>
+    </w:p>
+    <w:p>
+      <w:pPr>
+        <w:rPr>
+          <w:color w:val="000000" w:themeColor="text1"/>
+          <w:sz w:val="28"/>
+          <w:szCs w:val="28"/>
+        </w:rPr>
+      </w:pPr>
+    </w:p>
+    <w:p>
+      <w:pPr>
+        <w:rPr>
+          <w:color w:val="000000" w:themeColor="text1"/>
+          <w:sz w:val="28"/>
+          <w:szCs w:val="28"/>
+        </w:rPr>
+      </w:pPr>
+      <w:r>
+        <w:rPr>
+          <w:color w:val="000000" w:themeColor="text1"/>
+          <w:sz w:val="28"/>
+          <w:szCs w:val="28"/>
+        </w:rPr>
+        <w:t>Customer n.</w:t>
+      </w:r>
+      <w:r>
+        <w:rPr>
+          <w:rFonts w:hint="eastAsia"/>
+          <w:color w:val="000000" w:themeColor="text1"/>
+          <w:sz w:val="28"/>
+          <w:szCs w:val="28"/>
+        </w:rPr>
+        <w:t>顧客</w:t>
+      </w:r>
+      <w:r>
+        <w:rPr>
+          <w:rFonts w:hint="eastAsia"/>
+          <w:color w:val="000000" w:themeColor="text1"/>
+          <w:sz w:val="28"/>
+          <w:szCs w:val="28"/>
+        </w:rPr>
+        <w:t xml:space="preserve"> </w:t>
+      </w:r>
+      <w:r>
+        <w:rPr>
+          <w:color w:val="000000" w:themeColor="text1"/>
+          <w:sz w:val="28"/>
+          <w:szCs w:val="28"/>
+        </w:rPr>
+        <w:t>= patron n.</w:t>
+      </w:r>
+      <w:r>
+        <w:rPr>
+          <w:rFonts w:hint="eastAsia"/>
+          <w:color w:val="000000" w:themeColor="text1"/>
+          <w:sz w:val="28"/>
+          <w:szCs w:val="28"/>
+        </w:rPr>
+        <w:t>老顧客</w:t>
+      </w:r>
+    </w:p>
+    <w:p>
+      <w:pPr>
+        <w:rPr>
+          <w:color w:val="000000" w:themeColor="text1"/>
+          <w:sz w:val="28"/>
+          <w:szCs w:val="28"/>
+        </w:rPr>
+      </w:pPr>
+    </w:p>
+    <w:p>
+      <w:pPr>
+        <w:rPr>
+          <w:rFonts w:hint="eastAsia"/>
+          <w:color w:val="000000" w:themeColor="text1"/>
+          <w:sz w:val="28"/>
+          <w:szCs w:val="28"/>
+        </w:rPr>
+      </w:pPr>
+      <w:r>
+        <w:rPr>
+          <w:color w:val="000000" w:themeColor="text1"/>
+          <w:sz w:val="28"/>
+          <w:szCs w:val="28"/>
+        </w:rPr>
+        <w:t>Influence v.</w:t>
+      </w:r>
+      <w:r>
+        <w:rPr>
+          <w:rFonts w:hint="eastAsia"/>
+          <w:color w:val="000000" w:themeColor="text1"/>
+          <w:sz w:val="28"/>
+          <w:szCs w:val="28"/>
+        </w:rPr>
+        <w:t>影響</w:t>
+      </w:r>
+      <w:r>
+        <w:rPr>
+          <w:rFonts w:hint="eastAsia"/>
+          <w:color w:val="000000" w:themeColor="text1"/>
+          <w:sz w:val="28"/>
+          <w:szCs w:val="28"/>
+        </w:rPr>
+        <w:t xml:space="preserve"> </w:t>
+      </w:r>
+      <w:r>
+        <w:rPr>
+          <w:color w:val="000000" w:themeColor="text1"/>
+          <w:sz w:val="28"/>
+          <w:szCs w:val="28"/>
+        </w:rPr>
+        <w:t>= affect</w:t>
+      </w:r>
+    </w:p>
+    <w:p>
+      <w:pPr>
+        <w:rPr>
+          <w:color w:val="FF0000"/>
+          <w:sz w:val="28"/>
+          <w:szCs w:val="28"/>
+        </w:rPr>
+      </w:pPr>
+      <w:r>
+        <w:rPr>
+          <w:color w:val="FF0000"/>
+          <w:sz w:val="28"/>
+          <w:szCs w:val="28"/>
+        </w:rPr>
+        <w:t xml:space="preserve">Have an influence on </w:t>
+      </w:r>
+      <w:r>
+        <w:rPr>
+          <w:rFonts w:hint="eastAsia"/>
+          <w:color w:val="FF0000"/>
+          <w:sz w:val="28"/>
+          <w:szCs w:val="28"/>
+        </w:rPr>
+        <w:t>對</w:t>
+      </w:r>
+      <w:r>
+        <w:rPr>
+          <w:rFonts w:hint="eastAsia"/>
+          <w:color w:val="FF0000"/>
+          <w:sz w:val="28"/>
+          <w:szCs w:val="28"/>
+        </w:rPr>
+        <w:t>~</w:t>
+      </w:r>
+      <w:r>
+        <w:rPr>
+          <w:rFonts w:hint="eastAsia"/>
+          <w:color w:val="FF0000"/>
+          <w:sz w:val="28"/>
+          <w:szCs w:val="28"/>
+        </w:rPr>
+        <w:t>有影響</w:t>
+      </w:r>
+    </w:p>
+    <w:p>
+      <w:pPr>
+        <w:rPr>
+          <w:color w:val="000000" w:themeColor="text1"/>
+          <w:sz w:val="28"/>
+          <w:szCs w:val="28"/>
+        </w:rPr>
+      </w:pPr>
+    </w:p>
+    <w:p>
+      <w:pPr>
+        <w:rPr>
+          <w:color w:val="000000" w:themeColor="text1"/>
+          <w:sz w:val="28"/>
+          <w:szCs w:val="28"/>
+        </w:rPr>
+      </w:pPr>
+      <w:r>
+        <w:rPr>
+          <w:color w:val="000000" w:themeColor="text1"/>
+          <w:sz w:val="28"/>
+          <w:szCs w:val="28"/>
+        </w:rPr>
+        <w:t>Instantly adv.</w:t>
+      </w:r>
+      <w:r>
+        <w:rPr>
+          <w:rFonts w:hint="eastAsia"/>
+          <w:color w:val="000000" w:themeColor="text1"/>
+          <w:sz w:val="28"/>
+          <w:szCs w:val="28"/>
+        </w:rPr>
+        <w:t>立即</w:t>
+      </w:r>
+      <w:r>
+        <w:rPr>
+          <w:rFonts w:hint="eastAsia"/>
+          <w:color w:val="000000" w:themeColor="text1"/>
+          <w:sz w:val="28"/>
+          <w:szCs w:val="28"/>
+        </w:rPr>
+        <w:t>/</w:t>
+      </w:r>
+      <w:r>
+        <w:rPr>
+          <w:rFonts w:hint="eastAsia"/>
+          <w:color w:val="000000" w:themeColor="text1"/>
+          <w:sz w:val="28"/>
+          <w:szCs w:val="28"/>
+        </w:rPr>
+        <w:t>馬上</w:t>
+      </w:r>
+    </w:p>
+    <w:p>
+      <w:pPr>
+        <w:rPr>
+          <w:color w:val="000000" w:themeColor="text1"/>
+          <w:sz w:val="28"/>
+          <w:szCs w:val="28"/>
+        </w:rPr>
+      </w:pPr>
+      <w:r>
+        <w:rPr>
+          <w:color w:val="000000" w:themeColor="text1"/>
+          <w:sz w:val="28"/>
+          <w:szCs w:val="28"/>
+        </w:rPr>
+        <w:t>Urgently adv.</w:t>
+      </w:r>
+      <w:r>
+        <w:rPr>
+          <w:rFonts w:hint="eastAsia"/>
+          <w:color w:val="000000" w:themeColor="text1"/>
+          <w:sz w:val="28"/>
+          <w:szCs w:val="28"/>
+        </w:rPr>
+        <w:t>緊急地</w:t>
+      </w:r>
+    </w:p>
+    <w:p>
+      <w:pPr>
+        <w:rPr>
+          <w:color w:val="000000" w:themeColor="text1"/>
+          <w:sz w:val="28"/>
+          <w:szCs w:val="28"/>
+        </w:rPr>
+      </w:pPr>
+      <w:r>
+        <w:rPr>
+          <w:color w:val="000000" w:themeColor="text1"/>
+          <w:sz w:val="28"/>
+          <w:szCs w:val="28"/>
+        </w:rPr>
+        <w:t>Hastily adv.</w:t>
+      </w:r>
+      <w:r>
+        <w:rPr>
+          <w:rFonts w:hint="eastAsia"/>
+          <w:color w:val="000000" w:themeColor="text1"/>
+          <w:sz w:val="28"/>
+          <w:szCs w:val="28"/>
+        </w:rPr>
+        <w:t>匆忙地</w:t>
+      </w:r>
+    </w:p>
+    <w:p>
+      <w:pPr>
+        <w:rPr>
+          <w:color w:val="000000" w:themeColor="text1"/>
+          <w:sz w:val="28"/>
+          <w:szCs w:val="28"/>
+        </w:rPr>
+      </w:pPr>
+    </w:p>
+    <w:p>
+      <w:pPr>
+        <w:rPr>
+          <w:rFonts w:hint="eastAsia"/>
+          <w:color w:val="000000" w:themeColor="text1"/>
+          <w:sz w:val="28"/>
+          <w:szCs w:val="28"/>
+        </w:rPr>
+      </w:pPr>
+    </w:p>
+    <w:p>
+      <w:pPr>
+        <w:rPr>
+          <w:color w:val="000000" w:themeColor="text1"/>
+          <w:sz w:val="28"/>
+          <w:szCs w:val="28"/>
+        </w:rPr>
+      </w:pPr>
+      <w:r>
+        <w:rPr>
+          <w:color w:val="000000" w:themeColor="text1"/>
+          <w:sz w:val="28"/>
+          <w:szCs w:val="28"/>
+        </w:rPr>
+        <w:t>Creative adj.</w:t>
+      </w:r>
+      <w:r>
+        <w:rPr>
+          <w:rFonts w:hint="eastAsia"/>
+          <w:color w:val="000000" w:themeColor="text1"/>
+          <w:sz w:val="28"/>
+          <w:szCs w:val="28"/>
+        </w:rPr>
+        <w:t>創造性的</w:t>
+      </w:r>
+      <w:r>
+        <w:rPr>
+          <w:rFonts w:hint="eastAsia"/>
+          <w:color w:val="000000" w:themeColor="text1"/>
+          <w:sz w:val="28"/>
+          <w:szCs w:val="28"/>
+        </w:rPr>
+        <w:t>/</w:t>
+      </w:r>
+      <w:r>
+        <w:rPr>
+          <w:rFonts w:hint="eastAsia"/>
+          <w:color w:val="000000" w:themeColor="text1"/>
+          <w:sz w:val="28"/>
+          <w:szCs w:val="28"/>
+        </w:rPr>
+        <w:t>有創意的</w:t>
+      </w:r>
+    </w:p>
+    <w:p>
+      <w:pPr>
+        <w:rPr>
+          <w:color w:val="000000" w:themeColor="text1"/>
+          <w:sz w:val="28"/>
+          <w:szCs w:val="28"/>
+        </w:rPr>
+      </w:pPr>
+    </w:p>
+    <w:p>
+      <w:pPr>
+        <w:rPr>
+          <w:color w:val="000000" w:themeColor="text1"/>
+          <w:sz w:val="28"/>
+          <w:szCs w:val="28"/>
+        </w:rPr>
+      </w:pPr>
+      <w:r>
+        <w:rPr>
+          <w:color w:val="000000" w:themeColor="text1"/>
+          <w:sz w:val="28"/>
+          <w:szCs w:val="28"/>
+        </w:rPr>
+        <w:t>Aggressively adv.</w:t>
+      </w:r>
+      <w:r>
+        <w:rPr>
+          <w:rFonts w:hint="eastAsia"/>
+          <w:color w:val="000000" w:themeColor="text1"/>
+          <w:sz w:val="28"/>
+          <w:szCs w:val="28"/>
+        </w:rPr>
+        <w:t>積極地</w:t>
+      </w:r>
+    </w:p>
+    <w:p>
+      <w:pPr>
+        <w:rPr>
+          <w:color w:val="000000" w:themeColor="text1"/>
+          <w:sz w:val="28"/>
+          <w:szCs w:val="28"/>
+        </w:rPr>
+      </w:pPr>
+    </w:p>
+    <w:p>
+      <w:pPr>
+        <w:rPr>
+          <w:color w:val="000000" w:themeColor="text1"/>
+          <w:sz w:val="28"/>
+          <w:szCs w:val="28"/>
+        </w:rPr>
+      </w:pPr>
+      <w:r>
+        <w:rPr>
+          <w:color w:val="000000" w:themeColor="text1"/>
+          <w:sz w:val="28"/>
+          <w:szCs w:val="28"/>
+        </w:rPr>
+        <w:t>Aim v.</w:t>
+      </w:r>
+      <w:r>
+        <w:rPr>
+          <w:rFonts w:hint="eastAsia"/>
+          <w:color w:val="000000" w:themeColor="text1"/>
+          <w:sz w:val="28"/>
+          <w:szCs w:val="28"/>
+        </w:rPr>
+        <w:t>以</w:t>
+      </w:r>
+      <w:r>
+        <w:rPr>
+          <w:rFonts w:hint="eastAsia"/>
+          <w:color w:val="000000" w:themeColor="text1"/>
+          <w:sz w:val="28"/>
+          <w:szCs w:val="28"/>
+        </w:rPr>
+        <w:t>~</w:t>
+      </w:r>
+      <w:r>
+        <w:rPr>
+          <w:rFonts w:hint="eastAsia"/>
+          <w:color w:val="000000" w:themeColor="text1"/>
+          <w:sz w:val="28"/>
+          <w:szCs w:val="28"/>
+        </w:rPr>
+        <w:t>為目標</w:t>
+      </w:r>
+      <w:r>
+        <w:rPr>
+          <w:color w:val="000000" w:themeColor="text1"/>
+          <w:sz w:val="28"/>
+          <w:szCs w:val="28"/>
+        </w:rPr>
+        <w:t xml:space="preserve"> ,n.</w:t>
+      </w:r>
+      <w:r>
+        <w:rPr>
+          <w:rFonts w:hint="eastAsia"/>
+          <w:color w:val="000000" w:themeColor="text1"/>
+          <w:sz w:val="28"/>
+          <w:szCs w:val="28"/>
+        </w:rPr>
+        <w:t>目標</w:t>
+      </w:r>
+      <w:r>
+        <w:rPr>
+          <w:rFonts w:hint="eastAsia"/>
+          <w:color w:val="000000" w:themeColor="text1"/>
+          <w:sz w:val="28"/>
+          <w:szCs w:val="28"/>
+        </w:rPr>
+        <w:t>/</w:t>
+      </w:r>
+      <w:r>
+        <w:rPr>
+          <w:rFonts w:hint="eastAsia"/>
+          <w:color w:val="000000" w:themeColor="text1"/>
+          <w:sz w:val="28"/>
+          <w:szCs w:val="28"/>
+        </w:rPr>
+        <w:t>目的</w:t>
+      </w:r>
+      <w:r>
+        <w:rPr>
+          <w:rFonts w:hint="eastAsia"/>
+          <w:color w:val="000000" w:themeColor="text1"/>
+          <w:sz w:val="28"/>
+          <w:szCs w:val="28"/>
+        </w:rPr>
+        <w:t xml:space="preserve"> </w:t>
+      </w:r>
+      <w:r>
+        <w:rPr>
+          <w:color w:val="000000" w:themeColor="text1"/>
+          <w:sz w:val="28"/>
+          <w:szCs w:val="28"/>
+        </w:rPr>
+        <w:t>= intention</w:t>
+      </w:r>
+      <w:r>
+        <w:rPr>
+          <w:rFonts w:hint="eastAsia"/>
+          <w:color w:val="000000" w:themeColor="text1"/>
+          <w:sz w:val="28"/>
+          <w:szCs w:val="28"/>
+        </w:rPr>
+        <w:t>意圖、打算</w:t>
+      </w:r>
+    </w:p>
+    <w:p>
+      <w:pPr>
+        <w:rPr>
+          <w:color w:val="FF0000"/>
+          <w:sz w:val="28"/>
+          <w:szCs w:val="28"/>
+        </w:rPr>
+      </w:pPr>
+      <w:r>
+        <w:rPr>
+          <w:color w:val="FF0000"/>
+          <w:sz w:val="28"/>
+          <w:szCs w:val="28"/>
+        </w:rPr>
+        <w:t xml:space="preserve">Aim to do </w:t>
+      </w:r>
+      <w:r>
+        <w:rPr>
+          <w:rFonts w:hint="eastAsia"/>
+          <w:color w:val="FF0000"/>
+          <w:sz w:val="28"/>
+          <w:szCs w:val="28"/>
+        </w:rPr>
+        <w:t>以做</w:t>
+      </w:r>
+      <w:r>
+        <w:rPr>
+          <w:rFonts w:hint="eastAsia"/>
+          <w:color w:val="FF0000"/>
+          <w:sz w:val="28"/>
+          <w:szCs w:val="28"/>
+        </w:rPr>
+        <w:t>~</w:t>
+      </w:r>
+      <w:r>
+        <w:rPr>
+          <w:rFonts w:hint="eastAsia"/>
+          <w:color w:val="FF0000"/>
+          <w:sz w:val="28"/>
+          <w:szCs w:val="28"/>
+        </w:rPr>
+        <w:t>為目標</w:t>
+      </w:r>
+    </w:p>
+    <w:p>
+      <w:pPr>
+        <w:rPr>
+          <w:rFonts w:hint="eastAsia"/>
+          <w:color w:val="FF0000"/>
+          <w:sz w:val="28"/>
+          <w:szCs w:val="28"/>
+        </w:rPr>
+      </w:pPr>
+      <w:r>
+        <w:rPr>
+          <w:rFonts w:hint="eastAsia"/>
+          <w:color w:val="FF0000"/>
+          <w:sz w:val="28"/>
+          <w:szCs w:val="28"/>
+        </w:rPr>
+        <w:t>產品</w:t>
+      </w:r>
+      <w:r>
+        <w:rPr>
+          <w:rFonts w:hint="eastAsia"/>
+          <w:color w:val="FF0000"/>
+          <w:sz w:val="28"/>
+          <w:szCs w:val="28"/>
+        </w:rPr>
+        <w:t>+</w:t>
+      </w:r>
+      <w:r>
+        <w:rPr>
+          <w:color w:val="FF0000"/>
+          <w:sz w:val="28"/>
+          <w:szCs w:val="28"/>
+        </w:rPr>
+        <w:t xml:space="preserve">aimed at </w:t>
+      </w:r>
+      <w:r>
+        <w:rPr>
+          <w:rFonts w:hint="eastAsia"/>
+          <w:color w:val="FF0000"/>
+          <w:sz w:val="28"/>
+          <w:szCs w:val="28"/>
+        </w:rPr>
+        <w:t>以</w:t>
+      </w:r>
+      <w:r>
+        <w:rPr>
+          <w:rFonts w:hint="eastAsia"/>
+          <w:color w:val="FF0000"/>
+          <w:sz w:val="28"/>
+          <w:szCs w:val="28"/>
+        </w:rPr>
+        <w:t>~</w:t>
+      </w:r>
+      <w:r>
+        <w:rPr>
+          <w:rFonts w:hint="eastAsia"/>
+          <w:color w:val="FF0000"/>
+          <w:sz w:val="28"/>
+          <w:szCs w:val="28"/>
+        </w:rPr>
+        <w:t>為目標客層的產品</w:t>
+      </w:r>
+    </w:p>
+    <w:p>
+      <w:pPr>
+        <w:rPr>
+          <w:color w:val="000000" w:themeColor="text1"/>
+          <w:sz w:val="28"/>
+          <w:szCs w:val="28"/>
+        </w:rPr>
+      </w:pPr>
+    </w:p>
+    <w:p>
+      <w:pPr>
+        <w:rPr>
+          <w:color w:val="000000" w:themeColor="text1"/>
+          <w:sz w:val="28"/>
+          <w:szCs w:val="28"/>
+        </w:rPr>
+      </w:pPr>
+    </w:p>
+    <w:p>
+      <w:pPr>
+        <w:rPr>
+          <w:color w:val="000000" w:themeColor="text1"/>
+          <w:sz w:val="28"/>
+          <w:szCs w:val="28"/>
+        </w:rPr>
+      </w:pPr>
+      <w:r>
+        <w:rPr>
+          <w:color w:val="000000" w:themeColor="text1"/>
+          <w:sz w:val="28"/>
+          <w:szCs w:val="28"/>
+        </w:rPr>
+        <w:lastRenderedPageBreak/>
+        <w:t>Indicate v.</w:t>
+      </w:r>
+      <w:r>
+        <w:rPr>
+          <w:rFonts w:hint="eastAsia"/>
+          <w:color w:val="000000" w:themeColor="text1"/>
+          <w:sz w:val="28"/>
+          <w:szCs w:val="28"/>
+        </w:rPr>
+        <w:t>指示</w:t>
+      </w:r>
+      <w:r>
+        <w:rPr>
+          <w:rFonts w:hint="eastAsia"/>
+          <w:color w:val="000000" w:themeColor="text1"/>
+          <w:sz w:val="28"/>
+          <w:szCs w:val="28"/>
+        </w:rPr>
+        <w:t>/</w:t>
+      </w:r>
+      <w:r>
+        <w:rPr>
+          <w:rFonts w:hint="eastAsia"/>
+          <w:color w:val="000000" w:themeColor="text1"/>
+          <w:sz w:val="28"/>
+          <w:szCs w:val="28"/>
+        </w:rPr>
+        <w:t>顯示</w:t>
+      </w:r>
+      <w:r>
+        <w:rPr>
+          <w:rFonts w:hint="eastAsia"/>
+          <w:color w:val="000000" w:themeColor="text1"/>
+          <w:sz w:val="28"/>
+          <w:szCs w:val="28"/>
+        </w:rPr>
+        <w:t xml:space="preserve"> </w:t>
+      </w:r>
+      <w:r>
+        <w:rPr>
+          <w:color w:val="000000" w:themeColor="text1"/>
+          <w:sz w:val="28"/>
+          <w:szCs w:val="28"/>
+        </w:rPr>
+        <w:t>= show</w:t>
+      </w:r>
+    </w:p>
+    <w:p>
+      <w:pPr>
+        <w:rPr>
+          <w:color w:val="000000" w:themeColor="text1"/>
+          <w:sz w:val="28"/>
+          <w:szCs w:val="28"/>
+        </w:rPr>
+      </w:pPr>
+    </w:p>
+    <w:p>
+      <w:pPr>
+        <w:rPr>
+          <w:color w:val="000000" w:themeColor="text1"/>
+          <w:sz w:val="28"/>
+          <w:szCs w:val="28"/>
+        </w:rPr>
+      </w:pPr>
+      <w:r>
+        <w:rPr>
+          <w:color w:val="000000" w:themeColor="text1"/>
+          <w:sz w:val="28"/>
+          <w:szCs w:val="28"/>
+        </w:rPr>
+        <w:t>Attract v.</w:t>
+      </w:r>
+      <w:r>
+        <w:rPr>
+          <w:rFonts w:hint="eastAsia"/>
+          <w:color w:val="000000" w:themeColor="text1"/>
+          <w:sz w:val="28"/>
+          <w:szCs w:val="28"/>
+        </w:rPr>
+        <w:t>吸引</w:t>
+      </w:r>
+      <w:r>
+        <w:rPr>
+          <w:rFonts w:hint="eastAsia"/>
+          <w:color w:val="000000" w:themeColor="text1"/>
+          <w:sz w:val="28"/>
+          <w:szCs w:val="28"/>
+        </w:rPr>
+        <w:t>/</w:t>
+      </w:r>
+      <w:r>
+        <w:rPr>
+          <w:rFonts w:hint="eastAsia"/>
+          <w:color w:val="000000" w:themeColor="text1"/>
+          <w:sz w:val="28"/>
+          <w:szCs w:val="28"/>
+        </w:rPr>
+        <w:t>引起</w:t>
+      </w:r>
+    </w:p>
+    <w:p>
+      <w:pPr>
+        <w:rPr>
+          <w:color w:val="000000" w:themeColor="text1"/>
+          <w:sz w:val="28"/>
+          <w:szCs w:val="28"/>
+        </w:rPr>
+      </w:pPr>
+    </w:p>
+    <w:p>
+      <w:pPr>
+        <w:rPr>
+          <w:color w:val="000000" w:themeColor="text1"/>
+          <w:sz w:val="28"/>
+          <w:szCs w:val="28"/>
+        </w:rPr>
+      </w:pPr>
+      <w:r>
+        <w:rPr>
+          <w:color w:val="000000" w:themeColor="text1"/>
+          <w:sz w:val="28"/>
+          <w:szCs w:val="28"/>
+        </w:rPr>
+        <w:t>Analyze v.</w:t>
+      </w:r>
+      <w:r>
+        <w:rPr>
+          <w:rFonts w:hint="eastAsia"/>
+          <w:color w:val="000000" w:themeColor="text1"/>
+          <w:sz w:val="28"/>
+          <w:szCs w:val="28"/>
+        </w:rPr>
+        <w:t>分析</w:t>
+      </w:r>
+    </w:p>
+    <w:p>
+      <w:pPr>
+        <w:rPr>
+          <w:color w:val="000000" w:themeColor="text1"/>
+          <w:sz w:val="28"/>
+          <w:szCs w:val="28"/>
+        </w:rPr>
+      </w:pPr>
+    </w:p>
+    <w:p>
+      <w:pPr>
+        <w:rPr>
+          <w:color w:val="000000" w:themeColor="text1"/>
+          <w:sz w:val="28"/>
+          <w:szCs w:val="28"/>
+        </w:rPr>
+      </w:pPr>
+      <w:r>
+        <w:rPr>
+          <w:color w:val="000000" w:themeColor="text1"/>
+          <w:sz w:val="28"/>
+          <w:szCs w:val="28"/>
+        </w:rPr>
+        <w:t>Advise v.</w:t>
+      </w:r>
+      <w:r>
+        <w:rPr>
+          <w:rFonts w:hint="eastAsia"/>
+          <w:color w:val="000000" w:themeColor="text1"/>
+          <w:sz w:val="28"/>
+          <w:szCs w:val="28"/>
+        </w:rPr>
+        <w:t>勸告</w:t>
+      </w:r>
+      <w:r>
+        <w:rPr>
+          <w:rFonts w:hint="eastAsia"/>
+          <w:color w:val="000000" w:themeColor="text1"/>
+          <w:sz w:val="28"/>
+          <w:szCs w:val="28"/>
+        </w:rPr>
+        <w:t>/</w:t>
+      </w:r>
+      <w:r>
+        <w:rPr>
+          <w:rFonts w:hint="eastAsia"/>
+          <w:color w:val="000000" w:themeColor="text1"/>
+          <w:sz w:val="28"/>
+          <w:szCs w:val="28"/>
+        </w:rPr>
+        <w:t>建議</w:t>
+      </w:r>
+    </w:p>
+    <w:p>
+      <w:pPr>
+        <w:rPr>
+          <w:color w:val="FF0000"/>
+          <w:sz w:val="28"/>
+          <w:szCs w:val="28"/>
+        </w:rPr>
+      </w:pPr>
+      <w:r>
+        <w:rPr>
+          <w:color w:val="FF0000"/>
+          <w:sz w:val="28"/>
+          <w:szCs w:val="28"/>
+        </w:rPr>
+        <w:t xml:space="preserve">Advise A to do </w:t>
+      </w:r>
+      <w:r>
+        <w:rPr>
+          <w:rFonts w:hint="eastAsia"/>
+          <w:color w:val="FF0000"/>
+          <w:sz w:val="28"/>
+          <w:szCs w:val="28"/>
+        </w:rPr>
+        <w:t>建議</w:t>
+      </w:r>
+      <w:r>
+        <w:rPr>
+          <w:rFonts w:hint="eastAsia"/>
+          <w:color w:val="FF0000"/>
+          <w:sz w:val="28"/>
+          <w:szCs w:val="28"/>
+        </w:rPr>
+        <w:t>A</w:t>
+      </w:r>
+      <w:r>
+        <w:rPr>
+          <w:rFonts w:hint="eastAsia"/>
+          <w:color w:val="FF0000"/>
+          <w:sz w:val="28"/>
+          <w:szCs w:val="28"/>
+        </w:rPr>
+        <w:t>做</w:t>
+      </w:r>
+      <w:r>
+        <w:rPr>
+          <w:rFonts w:hint="eastAsia"/>
+          <w:color w:val="FF0000"/>
+          <w:sz w:val="28"/>
+          <w:szCs w:val="28"/>
+        </w:rPr>
+        <w:t>~</w:t>
+      </w:r>
+    </w:p>
+    <w:p>
+      <w:pPr>
+        <w:rPr>
+          <w:color w:val="FF0000"/>
+          <w:sz w:val="28"/>
+          <w:szCs w:val="28"/>
+        </w:rPr>
+      </w:pPr>
+      <w:r>
+        <w:rPr>
+          <w:color w:val="FF0000"/>
+          <w:sz w:val="28"/>
+          <w:szCs w:val="28"/>
+        </w:rPr>
+        <w:t xml:space="preserve">Advise A on B </w:t>
+      </w:r>
+      <w:r>
+        <w:rPr>
+          <w:rFonts w:hint="eastAsia"/>
+          <w:color w:val="FF0000"/>
+          <w:sz w:val="28"/>
+          <w:szCs w:val="28"/>
+        </w:rPr>
+        <w:t xml:space="preserve"> </w:t>
+      </w:r>
+      <w:r>
+        <w:rPr>
+          <w:rFonts w:hint="eastAsia"/>
+          <w:color w:val="FF0000"/>
+          <w:sz w:val="28"/>
+          <w:szCs w:val="28"/>
+        </w:rPr>
+        <w:t>給</w:t>
+      </w:r>
+      <w:r>
+        <w:rPr>
+          <w:color w:val="FF0000"/>
+          <w:sz w:val="28"/>
+          <w:szCs w:val="28"/>
+        </w:rPr>
+        <w:t>A</w:t>
+      </w:r>
+      <w:r>
+        <w:rPr>
+          <w:rFonts w:hint="eastAsia"/>
+          <w:color w:val="FF0000"/>
+          <w:sz w:val="28"/>
+          <w:szCs w:val="28"/>
+        </w:rPr>
+        <w:t>關於</w:t>
+      </w:r>
+      <w:r>
+        <w:rPr>
+          <w:color w:val="FF0000"/>
+          <w:sz w:val="28"/>
+          <w:szCs w:val="28"/>
+        </w:rPr>
+        <w:t>B</w:t>
+      </w:r>
+      <w:r>
+        <w:rPr>
+          <w:rFonts w:hint="eastAsia"/>
+          <w:color w:val="FF0000"/>
+          <w:sz w:val="28"/>
+          <w:szCs w:val="28"/>
+        </w:rPr>
+        <w:t>的建議</w:t>
+      </w:r>
+    </w:p>
+    <w:p>
+      <w:pPr>
+        <w:rPr>
+          <w:color w:val="000000" w:themeColor="text1"/>
+          <w:sz w:val="28"/>
+          <w:szCs w:val="28"/>
+        </w:rPr>
+      </w:pPr>
+    </w:p>
+    <w:p>
+      <w:pPr>
+        <w:rPr>
+          <w:color w:val="000000" w:themeColor="text1"/>
+          <w:sz w:val="28"/>
+          <w:szCs w:val="28"/>
+        </w:rPr>
+      </w:pPr>
+    </w:p>
+    <w:p>
+      <w:pPr>
+        <w:rPr>
+          <w:color w:val="000000" w:themeColor="text1"/>
+          <w:sz w:val="28"/>
+          <w:szCs w:val="28"/>
+        </w:rPr>
+      </w:pPr>
+      <w:r>
+        <w:rPr>
+          <w:color w:val="000000" w:themeColor="text1"/>
+          <w:sz w:val="28"/>
+          <w:szCs w:val="28"/>
+        </w:rPr>
+        <w:t>Subscribe v.</w:t>
+      </w:r>
+      <w:r>
+        <w:rPr>
+          <w:rFonts w:hint="eastAsia"/>
+          <w:color w:val="000000" w:themeColor="text1"/>
+          <w:sz w:val="28"/>
+          <w:szCs w:val="28"/>
+        </w:rPr>
+        <w:t>訂閱</w:t>
+      </w:r>
+    </w:p>
+    <w:p>
+      <w:pPr>
+        <w:rPr>
+          <w:color w:val="000000" w:themeColor="text1"/>
+          <w:sz w:val="28"/>
+          <w:szCs w:val="28"/>
+        </w:rPr>
+      </w:pPr>
+    </w:p>
+    <w:p>
+      <w:pPr>
+        <w:rPr>
+          <w:color w:val="000000" w:themeColor="text1"/>
+          <w:sz w:val="28"/>
+          <w:szCs w:val="28"/>
+        </w:rPr>
+      </w:pPr>
+      <w:r>
+        <w:rPr>
+          <w:color w:val="000000" w:themeColor="text1"/>
+          <w:sz w:val="28"/>
+          <w:szCs w:val="28"/>
+        </w:rPr>
+        <w:t>Absence n.</w:t>
+      </w:r>
+      <w:r>
+        <w:rPr>
+          <w:rFonts w:hint="eastAsia"/>
+          <w:color w:val="000000" w:themeColor="text1"/>
+          <w:sz w:val="28"/>
+          <w:szCs w:val="28"/>
+        </w:rPr>
+        <w:t>不在</w:t>
+      </w:r>
+      <w:r>
+        <w:rPr>
+          <w:rFonts w:hint="eastAsia"/>
+          <w:color w:val="000000" w:themeColor="text1"/>
+          <w:sz w:val="28"/>
+          <w:szCs w:val="28"/>
+        </w:rPr>
+        <w:t>/</w:t>
+      </w:r>
+      <w:r>
+        <w:rPr>
+          <w:rFonts w:hint="eastAsia"/>
+          <w:color w:val="000000" w:themeColor="text1"/>
+          <w:sz w:val="28"/>
+          <w:szCs w:val="28"/>
+        </w:rPr>
+        <w:t>缺少</w:t>
+      </w:r>
+      <w:r>
+        <w:rPr>
+          <w:rFonts w:hint="eastAsia"/>
+          <w:color w:val="000000" w:themeColor="text1"/>
+          <w:sz w:val="28"/>
+          <w:szCs w:val="28"/>
+        </w:rPr>
+        <w:t>/</w:t>
+      </w:r>
+      <w:r>
+        <w:rPr>
+          <w:rFonts w:hint="eastAsia"/>
+          <w:color w:val="000000" w:themeColor="text1"/>
+          <w:sz w:val="28"/>
+          <w:szCs w:val="28"/>
+        </w:rPr>
+        <w:t>缺席</w:t>
+      </w:r>
+    </w:p>
+    <w:p>
+      <w:pPr>
+        <w:rPr>
+          <w:color w:val="000000" w:themeColor="text1"/>
+          <w:sz w:val="28"/>
+          <w:szCs w:val="28"/>
+        </w:rPr>
+      </w:pPr>
+      <w:r>
+        <w:rPr>
+          <w:color w:val="FF0000"/>
+          <w:sz w:val="28"/>
+          <w:szCs w:val="28"/>
+        </w:rPr>
+        <w:t xml:space="preserve">During/in + </w:t>
+      </w:r>
+      <w:proofErr w:type="spellStart"/>
+      <w:r>
+        <w:rPr>
+          <w:color w:val="FF0000"/>
+          <w:sz w:val="28"/>
+          <w:szCs w:val="28"/>
+        </w:rPr>
+        <w:t>one,sabsence</w:t>
+      </w:r>
+      <w:proofErr w:type="spellEnd"/>
+      <w:r>
+        <w:rPr>
+          <w:rFonts w:hint="eastAsia"/>
+          <w:color w:val="FF0000"/>
+          <w:sz w:val="28"/>
+          <w:szCs w:val="28"/>
+        </w:rPr>
+        <w:t xml:space="preserve"> </w:t>
+      </w:r>
+      <w:r>
+        <w:rPr>
+          <w:rFonts w:hint="eastAsia"/>
+          <w:color w:val="FF0000"/>
+          <w:sz w:val="28"/>
+          <w:szCs w:val="28"/>
+        </w:rPr>
+        <w:t>在某人不在的時候</w:t>
+      </w:r>
+    </w:p>
+    <w:p>
+      <w:pPr>
+        <w:rPr>
+          <w:color w:val="000000" w:themeColor="text1"/>
+          <w:sz w:val="28"/>
+          <w:szCs w:val="28"/>
+        </w:rPr>
+      </w:pPr>
+    </w:p>
+    <w:p>
+      <w:pPr>
+        <w:rPr>
+          <w:color w:val="000000" w:themeColor="text1"/>
+          <w:sz w:val="28"/>
+          <w:szCs w:val="28"/>
+        </w:rPr>
+      </w:pPr>
+      <w:r>
+        <w:rPr>
+          <w:color w:val="000000" w:themeColor="text1"/>
+          <w:sz w:val="28"/>
+          <w:szCs w:val="28"/>
+        </w:rPr>
+        <w:t>Means n.</w:t>
+      </w:r>
+      <w:r>
+        <w:rPr>
+          <w:rFonts w:hint="eastAsia"/>
+          <w:color w:val="000000" w:themeColor="text1"/>
+          <w:sz w:val="28"/>
+          <w:szCs w:val="28"/>
+        </w:rPr>
+        <w:t>訪法</w:t>
+      </w:r>
+      <w:r>
+        <w:rPr>
+          <w:rFonts w:hint="eastAsia"/>
+          <w:color w:val="000000" w:themeColor="text1"/>
+          <w:sz w:val="28"/>
+          <w:szCs w:val="28"/>
+        </w:rPr>
+        <w:t>/</w:t>
+      </w:r>
+      <w:r>
+        <w:rPr>
+          <w:rFonts w:hint="eastAsia"/>
+          <w:color w:val="000000" w:themeColor="text1"/>
+          <w:sz w:val="28"/>
+          <w:szCs w:val="28"/>
+        </w:rPr>
+        <w:t>手段</w:t>
+      </w:r>
+      <w:r>
+        <w:rPr>
+          <w:rFonts w:hint="eastAsia"/>
+          <w:color w:val="000000" w:themeColor="text1"/>
+          <w:sz w:val="28"/>
+          <w:szCs w:val="28"/>
+        </w:rPr>
+        <w:t xml:space="preserve"> </w:t>
+      </w:r>
+    </w:p>
+    <w:p>
+      <w:pPr>
+        <w:rPr>
+          <w:color w:val="000000" w:themeColor="text1"/>
+          <w:sz w:val="28"/>
+          <w:szCs w:val="28"/>
+        </w:rPr>
+      </w:pPr>
+      <w:r>
+        <w:rPr>
+          <w:color w:val="FF0000"/>
+          <w:sz w:val="28"/>
+          <w:szCs w:val="28"/>
+        </w:rPr>
+        <w:t>By means of</w:t>
+      </w:r>
+      <w:r>
+        <w:rPr>
+          <w:rFonts w:hint="eastAsia"/>
+          <w:color w:val="FF0000"/>
+          <w:sz w:val="28"/>
+          <w:szCs w:val="28"/>
+        </w:rPr>
+        <w:t>藉由</w:t>
+      </w:r>
+      <w:r>
+        <w:rPr>
+          <w:rFonts w:hint="eastAsia"/>
+          <w:color w:val="FF0000"/>
+          <w:sz w:val="28"/>
+          <w:szCs w:val="28"/>
+        </w:rPr>
+        <w:t>~</w:t>
+      </w:r>
+    </w:p>
+    <w:p>
+      <w:pPr>
+        <w:rPr>
+          <w:color w:val="FF0000"/>
+          <w:sz w:val="28"/>
+          <w:szCs w:val="28"/>
+        </w:rPr>
+      </w:pPr>
+      <w:r>
+        <w:rPr>
+          <w:color w:val="FF0000"/>
+          <w:sz w:val="28"/>
+          <w:szCs w:val="28"/>
+        </w:rPr>
+        <w:t>Means of ~</w:t>
+      </w:r>
+      <w:r>
+        <w:rPr>
+          <w:rFonts w:hint="eastAsia"/>
+          <w:color w:val="FF0000"/>
+          <w:sz w:val="28"/>
+          <w:szCs w:val="28"/>
+        </w:rPr>
+        <w:t>的方法</w:t>
+      </w:r>
+      <w:r>
+        <w:rPr>
+          <w:rFonts w:hint="eastAsia"/>
+          <w:color w:val="FF0000"/>
+          <w:sz w:val="28"/>
+          <w:szCs w:val="28"/>
+        </w:rPr>
+        <w:t>/</w:t>
+      </w:r>
+      <w:r>
+        <w:rPr>
+          <w:rFonts w:hint="eastAsia"/>
+          <w:color w:val="FF0000"/>
+          <w:sz w:val="28"/>
+          <w:szCs w:val="28"/>
+        </w:rPr>
+        <w:t>手段</w:t>
+      </w:r>
+    </w:p>
+    <w:p>
+      <w:pPr>
+        <w:rPr>
+          <w:rFonts w:hint="eastAsia"/>
+          <w:color w:val="FF0000"/>
+          <w:sz w:val="28"/>
+          <w:szCs w:val="28"/>
+        </w:rPr>
+      </w:pPr>
+      <w:r>
+        <w:rPr>
+          <w:color w:val="FF0000"/>
+          <w:sz w:val="28"/>
+          <w:szCs w:val="28"/>
+        </w:rPr>
+        <w:t xml:space="preserve">Instrument for  </w:t>
+      </w:r>
+      <w:r>
+        <w:rPr>
+          <w:rFonts w:hint="eastAsia"/>
+          <w:color w:val="FF0000"/>
+          <w:sz w:val="28"/>
+          <w:szCs w:val="28"/>
+        </w:rPr>
+        <w:t>~</w:t>
+      </w:r>
+      <w:r>
+        <w:rPr>
+          <w:rFonts w:hint="eastAsia"/>
+          <w:color w:val="FF0000"/>
+          <w:sz w:val="28"/>
+          <w:szCs w:val="28"/>
+        </w:rPr>
+        <w:t>的工具</w:t>
+      </w:r>
+    </w:p>
+    <w:p>
+      <w:pPr>
+        <w:rPr>
+          <w:color w:val="000000" w:themeColor="text1"/>
+          <w:sz w:val="28"/>
+          <w:szCs w:val="28"/>
+        </w:rPr>
+      </w:pPr>
+    </w:p>
+    <w:p>
+      <w:pPr>
+        <w:rPr>
+          <w:color w:val="000000" w:themeColor="text1"/>
+          <w:sz w:val="28"/>
+          <w:szCs w:val="28"/>
+        </w:rPr>
+      </w:pPr>
+    </w:p>
+    <w:p>
+      <w:pPr>
+        <w:rPr>
+          <w:color w:val="000000" w:themeColor="text1"/>
+          <w:sz w:val="28"/>
+          <w:szCs w:val="28"/>
+        </w:rPr>
+      </w:pPr>
+      <w:r>
+        <w:rPr>
+          <w:color w:val="000000" w:themeColor="text1"/>
+          <w:sz w:val="28"/>
+          <w:szCs w:val="28"/>
+        </w:rPr>
+        <w:t>Prefer v.</w:t>
+      </w:r>
+      <w:r>
+        <w:rPr>
+          <w:rFonts w:hint="eastAsia"/>
+          <w:color w:val="000000" w:themeColor="text1"/>
+          <w:sz w:val="28"/>
+          <w:szCs w:val="28"/>
+        </w:rPr>
+        <w:t>更喜歡</w:t>
+      </w:r>
+      <w:r>
+        <w:rPr>
+          <w:rFonts w:hint="eastAsia"/>
+          <w:color w:val="000000" w:themeColor="text1"/>
+          <w:sz w:val="28"/>
+          <w:szCs w:val="28"/>
+        </w:rPr>
+        <w:t>/</w:t>
+      </w:r>
+      <w:r>
+        <w:rPr>
+          <w:rFonts w:hint="eastAsia"/>
+          <w:color w:val="000000" w:themeColor="text1"/>
+          <w:sz w:val="28"/>
+          <w:szCs w:val="28"/>
+        </w:rPr>
+        <w:t>偏好</w:t>
+      </w:r>
+    </w:p>
+    <w:p>
+      <w:pPr>
+        <w:rPr>
+          <w:color w:val="000000" w:themeColor="text1"/>
+          <w:sz w:val="28"/>
+          <w:szCs w:val="28"/>
+        </w:rPr>
+      </w:pPr>
+    </w:p>
+    <w:p>
+      <w:pPr>
+        <w:rPr>
+          <w:color w:val="000000" w:themeColor="text1"/>
+          <w:sz w:val="28"/>
+          <w:szCs w:val="28"/>
+        </w:rPr>
+      </w:pPr>
+      <w:r>
+        <w:rPr>
+          <w:color w:val="000000" w:themeColor="text1"/>
+          <w:sz w:val="28"/>
+          <w:szCs w:val="28"/>
+        </w:rPr>
+        <w:lastRenderedPageBreak/>
+        <w:t>Advantage  n.</w:t>
+      </w:r>
+      <w:r>
+        <w:rPr>
+          <w:rFonts w:hint="eastAsia"/>
+          <w:color w:val="000000" w:themeColor="text1"/>
+          <w:sz w:val="28"/>
+          <w:szCs w:val="28"/>
+        </w:rPr>
+        <w:t>優點</w:t>
+      </w:r>
+      <w:r>
+        <w:rPr>
+          <w:rFonts w:hint="eastAsia"/>
+          <w:color w:val="000000" w:themeColor="text1"/>
+          <w:sz w:val="28"/>
+          <w:szCs w:val="28"/>
+        </w:rPr>
+        <w:t>/</w:t>
+      </w:r>
+      <w:r>
+        <w:rPr>
+          <w:rFonts w:hint="eastAsia"/>
+          <w:color w:val="000000" w:themeColor="text1"/>
+          <w:sz w:val="28"/>
+          <w:szCs w:val="28"/>
+        </w:rPr>
+        <w:t>優勢</w:t>
+      </w:r>
+    </w:p>
+    <w:p>
+      <w:pPr>
+        <w:rPr>
+          <w:color w:val="FF0000"/>
+          <w:sz w:val="28"/>
+          <w:szCs w:val="28"/>
+        </w:rPr>
+      </w:pPr>
+      <w:r>
+        <w:rPr>
+          <w:color w:val="FF0000"/>
+          <w:sz w:val="28"/>
+          <w:szCs w:val="28"/>
+        </w:rPr>
+        <w:t xml:space="preserve">Take advantage of </w:t>
+      </w:r>
+      <w:r>
+        <w:rPr>
+          <w:rFonts w:hint="eastAsia"/>
+          <w:color w:val="FF0000"/>
+          <w:sz w:val="28"/>
+          <w:szCs w:val="28"/>
+        </w:rPr>
+        <w:t>利用</w:t>
+      </w:r>
+      <w:r>
+        <w:rPr>
+          <w:rFonts w:hint="eastAsia"/>
+          <w:color w:val="FF0000"/>
+          <w:sz w:val="28"/>
+          <w:szCs w:val="28"/>
+        </w:rPr>
+        <w:t>~</w:t>
+      </w:r>
+    </w:p>
+    <w:p>
+      <w:pPr>
+        <w:rPr>
+          <w:color w:val="FF0000"/>
+          <w:sz w:val="28"/>
+          <w:szCs w:val="28"/>
+        </w:rPr>
+      </w:pPr>
+      <w:r>
+        <w:rPr>
+          <w:color w:val="FF0000"/>
+          <w:sz w:val="28"/>
+          <w:szCs w:val="28"/>
+        </w:rPr>
+        <w:t xml:space="preserve">Benefit </w:t>
+      </w:r>
+      <w:r>
+        <w:rPr>
+          <w:rFonts w:hint="eastAsia"/>
+          <w:color w:val="FF0000"/>
+          <w:sz w:val="28"/>
+          <w:szCs w:val="28"/>
+        </w:rPr>
+        <w:t>好處</w:t>
+      </w:r>
+    </w:p>
+    <w:p>
+      <w:pPr>
+        <w:rPr>
+          <w:color w:val="000000" w:themeColor="text1"/>
+          <w:sz w:val="28"/>
+          <w:szCs w:val="28"/>
+        </w:rPr>
+      </w:pPr>
+    </w:p>
+    <w:p>
+      <w:pPr>
+        <w:rPr>
+          <w:color w:val="000000" w:themeColor="text1"/>
+          <w:sz w:val="28"/>
+          <w:szCs w:val="28"/>
+        </w:rPr>
+      </w:pPr>
+      <w:r>
+        <w:rPr>
+          <w:color w:val="000000" w:themeColor="text1"/>
+          <w:sz w:val="28"/>
+          <w:szCs w:val="28"/>
+        </w:rPr>
+        <w:t>Forward adv.</w:t>
+      </w:r>
+      <w:r>
+        <w:rPr>
+          <w:rFonts w:hint="eastAsia"/>
+          <w:color w:val="000000" w:themeColor="text1"/>
+          <w:sz w:val="28"/>
+          <w:szCs w:val="28"/>
+        </w:rPr>
+        <w:t>向前</w:t>
+      </w:r>
+      <w:r>
+        <w:rPr>
+          <w:rFonts w:hint="eastAsia"/>
+          <w:color w:val="000000" w:themeColor="text1"/>
+          <w:sz w:val="28"/>
+          <w:szCs w:val="28"/>
+        </w:rPr>
+        <w:t>,</w:t>
+      </w:r>
+      <w:r>
+        <w:rPr>
+          <w:color w:val="000000" w:themeColor="text1"/>
+          <w:sz w:val="28"/>
+          <w:szCs w:val="28"/>
+        </w:rPr>
+        <w:t xml:space="preserve"> v.</w:t>
+      </w:r>
+      <w:r>
+        <w:rPr>
+          <w:rFonts w:hint="eastAsia"/>
+          <w:color w:val="000000" w:themeColor="text1"/>
+          <w:sz w:val="28"/>
+          <w:szCs w:val="28"/>
+        </w:rPr>
+        <w:t>轉交</w:t>
+      </w:r>
+      <w:r>
+        <w:rPr>
+          <w:rFonts w:hint="eastAsia"/>
+          <w:color w:val="000000" w:themeColor="text1"/>
+          <w:sz w:val="28"/>
+          <w:szCs w:val="28"/>
+        </w:rPr>
+        <w:t>/</w:t>
+      </w:r>
+      <w:r>
+        <w:rPr>
+          <w:rFonts w:hint="eastAsia"/>
+          <w:color w:val="000000" w:themeColor="text1"/>
+          <w:sz w:val="28"/>
+          <w:szCs w:val="28"/>
+        </w:rPr>
+        <w:t>轉寄</w:t>
+      </w:r>
+    </w:p>
+    <w:p>
+      <w:pPr>
+        <w:rPr>
+          <w:color w:val="FF0000"/>
+          <w:sz w:val="28"/>
+          <w:szCs w:val="28"/>
+        </w:rPr>
+      </w:pPr>
+      <w:r>
+        <w:rPr>
+          <w:color w:val="FF0000"/>
+          <w:sz w:val="28"/>
+          <w:szCs w:val="28"/>
+        </w:rPr>
+        <w:t xml:space="preserve">A huge step forward </w:t>
+      </w:r>
+      <w:r>
+        <w:rPr>
+          <w:rFonts w:hint="eastAsia"/>
+          <w:color w:val="FF0000"/>
+          <w:sz w:val="28"/>
+          <w:szCs w:val="28"/>
+        </w:rPr>
+        <w:t>很大的進步</w:t>
+      </w:r>
+    </w:p>
+    <w:p>
+      <w:pPr>
+        <w:rPr>
+          <w:rFonts w:hint="eastAsia"/>
+          <w:color w:val="FF0000"/>
+          <w:sz w:val="28"/>
+          <w:szCs w:val="28"/>
+        </w:rPr>
+      </w:pPr>
+      <w:r>
+        <w:rPr>
+          <w:color w:val="FF0000"/>
+          <w:sz w:val="28"/>
+          <w:szCs w:val="28"/>
+        </w:rPr>
+        <w:t>Look forward to -</w:t>
+      </w:r>
+      <w:proofErr w:type="spellStart"/>
+      <w:r>
+        <w:rPr>
+          <w:color w:val="FF0000"/>
+          <w:sz w:val="28"/>
+          <w:szCs w:val="28"/>
+        </w:rPr>
+        <w:t>ing</w:t>
+      </w:r>
+      <w:proofErr w:type="spellEnd"/>
+      <w:r>
+        <w:rPr>
+          <w:color w:val="FF0000"/>
+          <w:sz w:val="28"/>
+          <w:szCs w:val="28"/>
+        </w:rPr>
+        <w:t xml:space="preserve"> </w:t>
+      </w:r>
+      <w:r>
+        <w:rPr>
+          <w:rFonts w:hint="eastAsia"/>
+          <w:color w:val="FF0000"/>
+          <w:sz w:val="28"/>
+          <w:szCs w:val="28"/>
+        </w:rPr>
+        <w:t>期待</w:t>
+      </w:r>
+      <w:r>
+        <w:rPr>
+          <w:rFonts w:hint="eastAsia"/>
+          <w:color w:val="FF0000"/>
+          <w:sz w:val="28"/>
+          <w:szCs w:val="28"/>
+        </w:rPr>
+        <w:t>~</w:t>
+      </w:r>
+    </w:p>
+    <w:p>
+      <w:pPr>
+        <w:rPr>
+          <w:color w:val="000000" w:themeColor="text1"/>
+          <w:sz w:val="28"/>
+          <w:szCs w:val="28"/>
+        </w:rPr>
+      </w:pPr>
+    </w:p>
+    <w:p>
+      <w:pPr>
+        <w:rPr>
+          <w:color w:val="000000" w:themeColor="text1"/>
+          <w:sz w:val="28"/>
+          <w:szCs w:val="28"/>
+        </w:rPr>
+      </w:pPr>
+    </w:p>
+    <w:p>
+      <w:pPr>
+        <w:rPr>
+          <w:color w:val="000000" w:themeColor="text1"/>
+          <w:sz w:val="28"/>
+          <w:szCs w:val="28"/>
+        </w:rPr>
+      </w:pPr>
+      <w:r>
+        <w:rPr>
+          <w:color w:val="000000" w:themeColor="text1"/>
+          <w:sz w:val="28"/>
+          <w:szCs w:val="28"/>
+        </w:rPr>
+        <w:t>Contemporary adj.</w:t>
+      </w:r>
+      <w:r>
+        <w:rPr>
+          <w:rFonts w:hint="eastAsia"/>
+          <w:color w:val="000000" w:themeColor="text1"/>
+          <w:sz w:val="28"/>
+          <w:szCs w:val="28"/>
+        </w:rPr>
+        <w:t>同時代</w:t>
+      </w:r>
+      <w:r>
+        <w:rPr>
+          <w:rFonts w:hint="eastAsia"/>
+          <w:color w:val="000000" w:themeColor="text1"/>
+          <w:sz w:val="28"/>
+          <w:szCs w:val="28"/>
+        </w:rPr>
+        <w:t>/</w:t>
+      </w:r>
+      <w:r>
+        <w:rPr>
+          <w:rFonts w:hint="eastAsia"/>
+          <w:color w:val="000000" w:themeColor="text1"/>
+          <w:sz w:val="28"/>
+          <w:szCs w:val="28"/>
+        </w:rPr>
+        <w:t>當代的</w:t>
+      </w:r>
+    </w:p>
+    <w:p>
+      <w:pPr>
+        <w:rPr>
+          <w:color w:val="000000" w:themeColor="text1"/>
+          <w:sz w:val="28"/>
+          <w:szCs w:val="28"/>
+        </w:rPr>
+      </w:pPr>
+    </w:p>
+    <w:p>
+      <w:pPr>
+        <w:rPr>
+          <w:color w:val="000000" w:themeColor="text1"/>
+          <w:sz w:val="28"/>
+          <w:szCs w:val="28"/>
+        </w:rPr>
+      </w:pPr>
+      <w:r>
+        <w:rPr>
+          <w:color w:val="000000" w:themeColor="text1"/>
+          <w:sz w:val="28"/>
+          <w:szCs w:val="28"/>
+        </w:rPr>
+        <w:t>Initial adj.</w:t>
+      </w:r>
+      <w:r>
+        <w:rPr>
+          <w:rFonts w:hint="eastAsia"/>
+          <w:color w:val="000000" w:themeColor="text1"/>
+          <w:sz w:val="28"/>
+          <w:szCs w:val="28"/>
+        </w:rPr>
+        <w:t>開始</w:t>
+      </w:r>
+      <w:r>
+        <w:rPr>
+          <w:rFonts w:hint="eastAsia"/>
+          <w:color w:val="000000" w:themeColor="text1"/>
+          <w:sz w:val="28"/>
+          <w:szCs w:val="28"/>
+        </w:rPr>
+        <w:t>/</w:t>
+      </w:r>
+      <w:r>
+        <w:rPr>
+          <w:rFonts w:hint="eastAsia"/>
+          <w:color w:val="000000" w:themeColor="text1"/>
+          <w:sz w:val="28"/>
+          <w:szCs w:val="28"/>
+        </w:rPr>
+        <w:t>最初</w:t>
+      </w:r>
+    </w:p>
+    <w:p>
+      <w:pPr>
+        <w:rPr>
+          <w:color w:val="000000" w:themeColor="text1"/>
+          <w:sz w:val="28"/>
+          <w:szCs w:val="28"/>
+        </w:rPr>
+      </w:pPr>
+    </w:p>
+    <w:p>
+      <w:pPr>
+        <w:rPr>
+          <w:color w:val="000000" w:themeColor="text1"/>
+          <w:sz w:val="28"/>
+          <w:szCs w:val="28"/>
+        </w:rPr>
+      </w:pPr>
+      <w:r>
+        <w:rPr>
+          <w:color w:val="000000" w:themeColor="text1"/>
+          <w:sz w:val="28"/>
+          <w:szCs w:val="28"/>
+        </w:rPr>
+        <w:t>Steadily adv.</w:t>
+      </w:r>
+      <w:r>
+        <w:rPr>
+          <w:rFonts w:hint="eastAsia"/>
+          <w:color w:val="000000" w:themeColor="text1"/>
+          <w:sz w:val="28"/>
+          <w:szCs w:val="28"/>
+        </w:rPr>
+        <w:t>平穩</w:t>
+      </w:r>
+      <w:r>
+        <w:rPr>
+          <w:rFonts w:hint="eastAsia"/>
+          <w:color w:val="000000" w:themeColor="text1"/>
+          <w:sz w:val="28"/>
+          <w:szCs w:val="28"/>
+        </w:rPr>
+        <w:t>/</w:t>
+      </w:r>
+      <w:r>
+        <w:rPr>
+          <w:rFonts w:hint="eastAsia"/>
+          <w:color w:val="000000" w:themeColor="text1"/>
+          <w:sz w:val="28"/>
+          <w:szCs w:val="28"/>
+        </w:rPr>
+        <w:t>穩定</w:t>
+      </w:r>
+    </w:p>
+    <w:p>
+      <w:pPr>
+        <w:rPr>
+          <w:color w:val="000000" w:themeColor="text1"/>
+          <w:sz w:val="28"/>
+          <w:szCs w:val="28"/>
+        </w:rPr>
+      </w:pPr>
+    </w:p>
+    <w:p>
+      <w:pPr>
+        <w:rPr>
+          <w:color w:val="000000" w:themeColor="text1"/>
+          <w:sz w:val="28"/>
+          <w:szCs w:val="28"/>
+        </w:rPr>
+      </w:pPr>
+      <w:r>
+        <w:rPr>
+          <w:color w:val="000000" w:themeColor="text1"/>
+          <w:sz w:val="28"/>
+          <w:szCs w:val="28"/>
+        </w:rPr>
+        <w:t>Necessarily adv.</w:t>
+      </w:r>
+      <w:r>
+        <w:rPr>
+          <w:rFonts w:hint="eastAsia"/>
+          <w:color w:val="000000" w:themeColor="text1"/>
+          <w:sz w:val="28"/>
+          <w:szCs w:val="28"/>
+        </w:rPr>
+        <w:t>必然</w:t>
+      </w:r>
+    </w:p>
+    <w:p>
+      <w:pPr>
+        <w:rPr>
+          <w:color w:val="FF0000"/>
+          <w:sz w:val="28"/>
+          <w:szCs w:val="28"/>
+        </w:rPr>
+      </w:pPr>
+      <w:r>
+        <w:rPr>
+          <w:color w:val="FF0000"/>
+          <w:sz w:val="28"/>
+          <w:szCs w:val="28"/>
+        </w:rPr>
+        <w:t>Not necessarily +</w:t>
+      </w:r>
+      <w:r>
+        <w:rPr>
+          <w:rFonts w:hint="eastAsia"/>
+          <w:color w:val="FF0000"/>
+          <w:sz w:val="28"/>
+          <w:szCs w:val="28"/>
+        </w:rPr>
+        <w:t>動詞</w:t>
+      </w:r>
+      <w:r>
+        <w:rPr>
+          <w:rFonts w:hint="eastAsia"/>
+          <w:color w:val="FF0000"/>
+          <w:sz w:val="28"/>
+          <w:szCs w:val="28"/>
+        </w:rPr>
+        <w:t xml:space="preserve"> </w:t>
+      </w:r>
+      <w:proofErr w:type="gramStart"/>
+      <w:r>
+        <w:rPr>
+          <w:rFonts w:hint="eastAsia"/>
+          <w:color w:val="FF0000"/>
+          <w:sz w:val="28"/>
+          <w:szCs w:val="28"/>
+        </w:rPr>
+        <w:t>不</w:t>
+      </w:r>
+      <w:proofErr w:type="gramEnd"/>
+      <w:r>
+        <w:rPr>
+          <w:rFonts w:hint="eastAsia"/>
+          <w:color w:val="FF0000"/>
+          <w:sz w:val="28"/>
+          <w:szCs w:val="28"/>
+        </w:rPr>
+        <w:t>必然</w:t>
+      </w:r>
+      <w:r>
+        <w:rPr>
+          <w:rFonts w:hint="eastAsia"/>
+          <w:color w:val="FF0000"/>
+          <w:sz w:val="28"/>
+          <w:szCs w:val="28"/>
+        </w:rPr>
+        <w:t>~</w:t>
+      </w:r>
+      <w:r>
+        <w:rPr>
+          <w:color w:val="FF0000"/>
+          <w:sz w:val="28"/>
+          <w:szCs w:val="28"/>
+        </w:rPr>
+        <w:t>,</w:t>
+      </w:r>
+      <w:r>
+        <w:rPr>
+          <w:rFonts w:hint="eastAsia"/>
+          <w:color w:val="FF0000"/>
+          <w:sz w:val="28"/>
+          <w:szCs w:val="28"/>
+        </w:rPr>
+        <w:t>不一定</w:t>
+      </w:r>
+      <w:r>
+        <w:rPr>
+          <w:rFonts w:hint="eastAsia"/>
+          <w:color w:val="FF0000"/>
+          <w:sz w:val="28"/>
+          <w:szCs w:val="28"/>
+        </w:rPr>
+        <w:t>~</w:t>
+      </w:r>
+    </w:p>
+    <w:p>
+      <w:pPr>
+        <w:rPr>
+          <w:color w:val="000000" w:themeColor="text1"/>
+          <w:sz w:val="28"/>
+          <w:szCs w:val="28"/>
+        </w:rPr>
+      </w:pPr>
+    </w:p>
+    <w:p>
+      <w:pPr>
+        <w:rPr>
+          <w:color w:val="000000" w:themeColor="text1"/>
+          <w:sz w:val="28"/>
+          <w:szCs w:val="28"/>
+        </w:rPr>
+      </w:pPr>
+      <w:r>
+        <w:rPr>
+          <w:color w:val="000000" w:themeColor="text1"/>
+          <w:sz w:val="28"/>
+          <w:szCs w:val="28"/>
+        </w:rPr>
+        <w:t>Resolve v.</w:t>
+      </w:r>
+      <w:r>
+        <w:rPr>
+          <w:rFonts w:hint="eastAsia"/>
+          <w:color w:val="000000" w:themeColor="text1"/>
+          <w:sz w:val="28"/>
+          <w:szCs w:val="28"/>
+        </w:rPr>
+        <w:t>解決</w:t>
+      </w:r>
+    </w:p>
+    <w:p>
+      <w:pPr>
+        <w:rPr>
+          <w:color w:val="000000" w:themeColor="text1"/>
+          <w:sz w:val="28"/>
+          <w:szCs w:val="28"/>
+        </w:rPr>
+      </w:pPr>
+    </w:p>
+    <w:p>
+      <w:pPr>
+        <w:rPr>
+          <w:color w:val="000000" w:themeColor="text1"/>
+          <w:sz w:val="28"/>
+          <w:szCs w:val="28"/>
+        </w:rPr>
+      </w:pPr>
+      <w:r>
+        <w:rPr>
+          <w:color w:val="000000" w:themeColor="text1"/>
+          <w:sz w:val="28"/>
+          <w:szCs w:val="28"/>
+        </w:rPr>
+        <w:t>Detect v.</w:t>
+      </w:r>
+      <w:r>
+        <w:rPr>
+          <w:rFonts w:hint="eastAsia"/>
+          <w:color w:val="000000" w:themeColor="text1"/>
+          <w:sz w:val="28"/>
+          <w:szCs w:val="28"/>
+        </w:rPr>
+        <w:t>察覺</w:t>
+      </w:r>
+      <w:r>
+        <w:rPr>
+          <w:rFonts w:hint="eastAsia"/>
+          <w:color w:val="000000" w:themeColor="text1"/>
+          <w:sz w:val="28"/>
+          <w:szCs w:val="28"/>
+        </w:rPr>
+        <w:t>/</w:t>
+      </w:r>
+      <w:r>
+        <w:rPr>
+          <w:rFonts w:hint="eastAsia"/>
+          <w:color w:val="000000" w:themeColor="text1"/>
+          <w:sz w:val="28"/>
+          <w:szCs w:val="28"/>
+        </w:rPr>
+        <w:t>發現</w:t>
+      </w:r>
+    </w:p>
+    <w:p>
+      <w:pPr>
+        <w:rPr>
+          <w:color w:val="000000" w:themeColor="text1"/>
+          <w:sz w:val="28"/>
+          <w:szCs w:val="28"/>
+        </w:rPr>
+      </w:pPr>
+    </w:p>
+    <w:p>
+      <w:pPr>
+        <w:rPr>
+          <w:color w:val="000000" w:themeColor="text1"/>
+          <w:sz w:val="28"/>
+          <w:szCs w:val="28"/>
+        </w:rPr>
+      </w:pPr>
+      <w:r>
+        <w:rPr>
+          <w:color w:val="000000" w:themeColor="text1"/>
+          <w:sz w:val="28"/>
+          <w:szCs w:val="28"/>
+        </w:rPr>
+        <w:t>Intensify v.</w:t>
+      </w:r>
+      <w:r>
+        <w:rPr>
+          <w:rFonts w:hint="eastAsia"/>
+          <w:color w:val="000000" w:themeColor="text1"/>
+          <w:sz w:val="28"/>
+          <w:szCs w:val="28"/>
+        </w:rPr>
+        <w:t>強化</w:t>
+      </w:r>
+      <w:r>
+        <w:rPr>
+          <w:rFonts w:hint="eastAsia"/>
+          <w:color w:val="000000" w:themeColor="text1"/>
+          <w:sz w:val="28"/>
+          <w:szCs w:val="28"/>
+        </w:rPr>
+        <w:t>/</w:t>
+      </w:r>
+      <w:r>
+        <w:rPr>
+          <w:rFonts w:hint="eastAsia"/>
+          <w:color w:val="000000" w:themeColor="text1"/>
+          <w:sz w:val="28"/>
+          <w:szCs w:val="28"/>
+        </w:rPr>
+        <w:t>增強</w:t>
+      </w:r>
+    </w:p>
+    <w:p>
+      <w:pPr>
+        <w:rPr>
+          <w:color w:val="000000" w:themeColor="text1"/>
+          <w:sz w:val="28"/>
+          <w:szCs w:val="28"/>
+        </w:rPr>
+      </w:pPr>
+    </w:p>
+    <w:p>
+      <w:pPr>
+        <w:rPr>
+          <w:color w:val="000000" w:themeColor="text1"/>
+          <w:sz w:val="28"/>
+          <w:szCs w:val="28"/>
+        </w:rPr>
+      </w:pPr>
+      <w:r>
+        <w:rPr>
+          <w:color w:val="000000" w:themeColor="text1"/>
+          <w:sz w:val="28"/>
+          <w:szCs w:val="28"/>
+        </w:rPr>
+        <w:lastRenderedPageBreak/>
+        <w:t>Favorably adv.</w:t>
+      </w:r>
+      <w:r>
+        <w:rPr>
+          <w:rFonts w:hint="eastAsia"/>
+          <w:color w:val="000000" w:themeColor="text1"/>
+          <w:sz w:val="28"/>
+          <w:szCs w:val="28"/>
+        </w:rPr>
+        <w:t>善意</w:t>
+      </w:r>
+      <w:r>
+        <w:rPr>
+          <w:rFonts w:hint="eastAsia"/>
+          <w:color w:val="000000" w:themeColor="text1"/>
+          <w:sz w:val="28"/>
+          <w:szCs w:val="28"/>
+        </w:rPr>
+        <w:t>/</w:t>
+      </w:r>
+      <w:r>
+        <w:rPr>
+          <w:rFonts w:hint="eastAsia"/>
+          <w:color w:val="000000" w:themeColor="text1"/>
+          <w:sz w:val="28"/>
+          <w:szCs w:val="28"/>
+        </w:rPr>
+        <w:t>順利</w:t>
+      </w:r>
+    </w:p>
+    <w:p>
+      <w:pPr>
+        <w:rPr>
+          <w:color w:val="000000" w:themeColor="text1"/>
+          <w:sz w:val="28"/>
+          <w:szCs w:val="28"/>
+        </w:rPr>
+      </w:pPr>
+    </w:p>
+    <w:p>
+      <w:pPr>
+        <w:rPr>
+          <w:color w:val="000000" w:themeColor="text1"/>
+          <w:sz w:val="28"/>
+          <w:szCs w:val="28"/>
+        </w:rPr>
+      </w:pPr>
+      <w:r>
+        <w:rPr>
+          <w:color w:val="000000" w:themeColor="text1"/>
+          <w:sz w:val="28"/>
+          <w:szCs w:val="28"/>
+        </w:rPr>
+        <w:t>Cover v.</w:t>
+      </w:r>
+      <w:r>
+        <w:rPr>
+          <w:rFonts w:hint="eastAsia"/>
+          <w:color w:val="000000" w:themeColor="text1"/>
+          <w:sz w:val="28"/>
+          <w:szCs w:val="28"/>
+        </w:rPr>
+        <w:t>包含</w:t>
+      </w:r>
+      <w:r>
+        <w:rPr>
+          <w:rFonts w:hint="eastAsia"/>
+          <w:color w:val="000000" w:themeColor="text1"/>
+          <w:sz w:val="28"/>
+          <w:szCs w:val="28"/>
+        </w:rPr>
+        <w:t>/</w:t>
+      </w:r>
+      <w:r>
+        <w:rPr>
+          <w:rFonts w:hint="eastAsia"/>
+          <w:color w:val="000000" w:themeColor="text1"/>
+          <w:sz w:val="28"/>
+          <w:szCs w:val="28"/>
+        </w:rPr>
+        <w:t>支付</w:t>
+      </w:r>
+      <w:r>
+        <w:rPr>
+          <w:rFonts w:hint="eastAsia"/>
+          <w:color w:val="000000" w:themeColor="text1"/>
+          <w:sz w:val="28"/>
+          <w:szCs w:val="28"/>
+        </w:rPr>
+        <w:t>/</w:t>
+      </w:r>
+      <w:r>
+        <w:rPr>
+          <w:rFonts w:hint="eastAsia"/>
+          <w:color w:val="000000" w:themeColor="text1"/>
+          <w:sz w:val="28"/>
+          <w:szCs w:val="28"/>
+        </w:rPr>
+        <w:t>覆蓋</w:t>
+      </w:r>
+      <w:r>
+        <w:rPr>
+          <w:rFonts w:hint="eastAsia"/>
+          <w:color w:val="000000" w:themeColor="text1"/>
+          <w:sz w:val="28"/>
+          <w:szCs w:val="28"/>
+        </w:rPr>
+        <w:t xml:space="preserve"> </w:t>
+      </w:r>
+      <w:r>
+        <w:rPr>
+          <w:color w:val="000000" w:themeColor="text1"/>
+          <w:sz w:val="28"/>
+          <w:szCs w:val="28"/>
+        </w:rPr>
+        <w:t xml:space="preserve"> = report on</w:t>
+      </w:r>
+      <w:r>
+        <w:rPr>
+          <w:rFonts w:hint="eastAsia"/>
+          <w:color w:val="000000" w:themeColor="text1"/>
+          <w:sz w:val="28"/>
+          <w:szCs w:val="28"/>
+        </w:rPr>
+        <w:t>、</w:t>
+      </w:r>
+      <w:r>
+        <w:rPr>
+          <w:rFonts w:hint="eastAsia"/>
+          <w:color w:val="000000" w:themeColor="text1"/>
+          <w:sz w:val="28"/>
+          <w:szCs w:val="28"/>
+        </w:rPr>
+        <w:t>p</w:t>
+      </w:r>
+      <w:r>
+        <w:rPr>
+          <w:color w:val="000000" w:themeColor="text1"/>
+          <w:sz w:val="28"/>
+          <w:szCs w:val="28"/>
+        </w:rPr>
+        <w:t xml:space="preserve">ay </w:t>
+      </w:r>
+    </w:p>
+    <w:p>
+      <w:pPr>
+        <w:rPr>
+          <w:color w:val="000000" w:themeColor="text1"/>
+          <w:sz w:val="28"/>
+          <w:szCs w:val="28"/>
+        </w:rPr>
+      </w:pPr>
+    </w:p>
+    <w:p>
+      <w:pPr>
+        <w:rPr>
+          <w:color w:val="000000" w:themeColor="text1"/>
+          <w:sz w:val="28"/>
+          <w:szCs w:val="28"/>
+        </w:rPr>
+      </w:pPr>
+      <w:r>
+        <w:rPr>
+          <w:color w:val="000000" w:themeColor="text1"/>
+          <w:sz w:val="28"/>
+          <w:szCs w:val="28"/>
+        </w:rPr>
+        <w:t>Less adj.</w:t>
+      </w:r>
+      <w:r>
+        <w:rPr>
+          <w:rFonts w:hint="eastAsia"/>
+          <w:color w:val="000000" w:themeColor="text1"/>
+          <w:sz w:val="28"/>
+          <w:szCs w:val="28"/>
+        </w:rPr>
+        <w:t>較少</w:t>
+      </w:r>
+      <w:r>
+        <w:rPr>
+          <w:rFonts w:hint="eastAsia"/>
+          <w:color w:val="000000" w:themeColor="text1"/>
+          <w:sz w:val="28"/>
+          <w:szCs w:val="28"/>
+        </w:rPr>
+        <w:t>/</w:t>
+      </w:r>
+      <w:r>
+        <w:rPr>
+          <w:rFonts w:hint="eastAsia"/>
+          <w:color w:val="000000" w:themeColor="text1"/>
+          <w:sz w:val="28"/>
+          <w:szCs w:val="28"/>
+        </w:rPr>
+        <w:t>較小</w:t>
+      </w:r>
+    </w:p>
+    <w:p>
+      <w:pPr>
+        <w:rPr>
+          <w:color w:val="000000" w:themeColor="text1"/>
+          <w:sz w:val="28"/>
+          <w:szCs w:val="28"/>
+        </w:rPr>
+      </w:pPr>
+      <w:r>
+        <w:rPr>
+          <w:color w:val="000000" w:themeColor="text1"/>
+          <w:sz w:val="28"/>
+          <w:szCs w:val="28"/>
+        </w:rPr>
+        <w:t xml:space="preserve">Lesser </w:t>
+      </w:r>
+      <w:r>
+        <w:rPr>
+          <w:rFonts w:hint="eastAsia"/>
+          <w:color w:val="000000" w:themeColor="text1"/>
+          <w:sz w:val="28"/>
+          <w:szCs w:val="28"/>
+        </w:rPr>
+        <w:t>次要的</w:t>
+      </w:r>
+    </w:p>
+    <w:p>
+      <w:pPr>
+        <w:rPr>
+          <w:color w:val="000000" w:themeColor="text1"/>
+          <w:sz w:val="28"/>
+          <w:szCs w:val="28"/>
+        </w:rPr>
+      </w:pPr>
+    </w:p>
+    <w:p>
+      <w:pPr>
+        <w:rPr>
+          <w:color w:val="000000" w:themeColor="text1"/>
+          <w:sz w:val="28"/>
+          <w:szCs w:val="28"/>
+        </w:rPr>
+      </w:pPr>
+      <w:r>
+        <w:rPr>
+          <w:color w:val="000000" w:themeColor="text1"/>
+          <w:sz w:val="28"/>
+          <w:szCs w:val="28"/>
+        </w:rPr>
+        <w:t>Majority n.</w:t>
+      </w:r>
+      <w:r>
+        <w:rPr>
+          <w:rFonts w:hint="eastAsia"/>
+          <w:color w:val="000000" w:themeColor="text1"/>
+          <w:sz w:val="28"/>
+          <w:szCs w:val="28"/>
+        </w:rPr>
+        <w:t>大部分</w:t>
+      </w:r>
+    </w:p>
+    <w:p>
+      <w:pPr>
+        <w:rPr>
+          <w:color w:val="000000" w:themeColor="text1"/>
+          <w:sz w:val="28"/>
+          <w:szCs w:val="28"/>
+        </w:rPr>
+      </w:pPr>
+      <w:r>
+        <w:rPr>
+          <w:rFonts w:hint="eastAsia"/>
+          <w:color w:val="000000" w:themeColor="text1"/>
+          <w:sz w:val="28"/>
+          <w:szCs w:val="28"/>
+        </w:rPr>
+        <w:t>a</w:t>
+      </w:r>
+      <w:r>
+        <w:rPr>
+          <w:color w:val="000000" w:themeColor="text1"/>
+          <w:sz w:val="28"/>
+          <w:szCs w:val="28"/>
+        </w:rPr>
+        <w:t>/the majority of</w:t>
+      </w:r>
+      <w:proofErr w:type="gramStart"/>
+      <w:r>
+        <w:rPr>
+          <w:color w:val="000000" w:themeColor="text1"/>
+          <w:sz w:val="28"/>
+          <w:szCs w:val="28"/>
+        </w:rPr>
+        <w:t xml:space="preserve"> ..</w:t>
+      </w:r>
+      <w:proofErr w:type="gramEnd"/>
+      <w:r>
+        <w:rPr>
+          <w:color w:val="000000" w:themeColor="text1"/>
+          <w:sz w:val="28"/>
+          <w:szCs w:val="28"/>
+        </w:rPr>
+        <w:t xml:space="preserve"> </w:t>
+      </w:r>
+      <w:r>
+        <w:rPr>
+          <w:rFonts w:hint="eastAsia"/>
+          <w:color w:val="000000" w:themeColor="text1"/>
+          <w:sz w:val="28"/>
+          <w:szCs w:val="28"/>
+        </w:rPr>
+        <w:t>大多數的</w:t>
+      </w:r>
+      <w:r>
+        <w:rPr>
+          <w:rFonts w:hint="eastAsia"/>
+          <w:color w:val="000000" w:themeColor="text1"/>
+          <w:sz w:val="28"/>
+          <w:szCs w:val="28"/>
+        </w:rPr>
+        <w:t>~</w:t>
+      </w:r>
+    </w:p>
+    <w:p>
+      <w:pPr>
+        <w:rPr>
+          <w:color w:val="000000" w:themeColor="text1"/>
+          <w:sz w:val="28"/>
+          <w:szCs w:val="28"/>
+        </w:rPr>
+      </w:pPr>
+      <w:r>
+        <w:rPr>
+          <w:rFonts w:hint="eastAsia"/>
+          <w:color w:val="000000" w:themeColor="text1"/>
+          <w:sz w:val="28"/>
+          <w:szCs w:val="28"/>
+        </w:rPr>
+        <w:t>m</w:t>
+      </w:r>
+      <w:r>
+        <w:rPr>
+          <w:color w:val="000000" w:themeColor="text1"/>
+          <w:sz w:val="28"/>
+          <w:szCs w:val="28"/>
+        </w:rPr>
+        <w:t>ost of the ..</w:t>
+      </w:r>
+      <w:r>
+        <w:rPr>
+          <w:rFonts w:hint="eastAsia"/>
+          <w:color w:val="000000" w:themeColor="text1"/>
+          <w:sz w:val="28"/>
+          <w:szCs w:val="28"/>
+        </w:rPr>
+        <w:t>大部分的</w:t>
+      </w:r>
+      <w:r>
+        <w:rPr>
+          <w:rFonts w:hint="eastAsia"/>
+          <w:color w:val="000000" w:themeColor="text1"/>
+          <w:sz w:val="28"/>
+          <w:szCs w:val="28"/>
+        </w:rPr>
+        <w:t>~</w:t>
+      </w:r>
+    </w:p>
+    <w:p>
+      <w:pPr>
+        <w:rPr>
+          <w:color w:val="000000" w:themeColor="text1"/>
+          <w:sz w:val="28"/>
+          <w:szCs w:val="28"/>
+        </w:rPr>
+      </w:pPr>
+    </w:p>
+    <w:p>
+      <w:pPr>
+        <w:rPr>
+          <w:color w:val="000000" w:themeColor="text1"/>
+          <w:sz w:val="28"/>
+          <w:szCs w:val="28"/>
+        </w:rPr>
+      </w:pPr>
+      <w:r>
+        <w:rPr>
+          <w:rFonts w:hint="eastAsia"/>
+          <w:color w:val="000000" w:themeColor="text1"/>
+          <w:sz w:val="28"/>
+          <w:szCs w:val="28"/>
+        </w:rPr>
+        <w:t>a</w:t>
+      </w:r>
+      <w:r>
+        <w:rPr>
+          <w:color w:val="000000" w:themeColor="text1"/>
+          <w:sz w:val="28"/>
+          <w:szCs w:val="28"/>
+        </w:rPr>
+        <w:t>dopt v.</w:t>
+      </w:r>
+      <w:r>
+        <w:rPr>
+          <w:rFonts w:hint="eastAsia"/>
+          <w:color w:val="000000" w:themeColor="text1"/>
+          <w:sz w:val="28"/>
+          <w:szCs w:val="28"/>
+        </w:rPr>
+        <w:t>採納</w:t>
+      </w:r>
+    </w:p>
+    <w:p>
+      <w:pPr>
+        <w:rPr>
+          <w:color w:val="000000" w:themeColor="text1"/>
+          <w:sz w:val="28"/>
+          <w:szCs w:val="28"/>
+        </w:rPr>
+      </w:pPr>
+    </w:p>
+    <w:p>
+      <w:pPr>
+        <w:rPr>
+          <w:color w:val="000000" w:themeColor="text1"/>
+          <w:sz w:val="28"/>
+          <w:szCs w:val="28"/>
+        </w:rPr>
+      </w:pPr>
+      <w:r>
+        <w:rPr>
+          <w:rFonts w:hint="eastAsia"/>
+          <w:color w:val="000000" w:themeColor="text1"/>
+          <w:sz w:val="28"/>
+          <w:szCs w:val="28"/>
+        </w:rPr>
+        <w:t>l</w:t>
+      </w:r>
+      <w:r>
+        <w:rPr>
+          <w:color w:val="000000" w:themeColor="text1"/>
+          <w:sz w:val="28"/>
+          <w:szCs w:val="28"/>
+        </w:rPr>
+        <w:t>argely adv.</w:t>
+      </w:r>
+      <w:r>
+        <w:rPr>
+          <w:rFonts w:hint="eastAsia"/>
+          <w:color w:val="000000" w:themeColor="text1"/>
+          <w:sz w:val="28"/>
+          <w:szCs w:val="28"/>
+        </w:rPr>
+        <w:t>大部分</w:t>
+      </w:r>
+      <w:r>
+        <w:rPr>
+          <w:rFonts w:hint="eastAsia"/>
+          <w:color w:val="000000" w:themeColor="text1"/>
+          <w:sz w:val="28"/>
+          <w:szCs w:val="28"/>
+        </w:rPr>
+        <w:t>/</w:t>
+      </w:r>
+      <w:r>
+        <w:rPr>
+          <w:rFonts w:hint="eastAsia"/>
+          <w:color w:val="000000" w:themeColor="text1"/>
+          <w:sz w:val="28"/>
+          <w:szCs w:val="28"/>
+        </w:rPr>
+        <w:t>主要</w:t>
+      </w:r>
+    </w:p>
+    <w:p>
+      <w:pPr>
+        <w:rPr>
+          <w:color w:val="000000" w:themeColor="text1"/>
+          <w:sz w:val="28"/>
+          <w:szCs w:val="28"/>
+        </w:rPr>
+      </w:pPr>
+    </w:p>
+    <w:p>
+      <w:pPr>
+        <w:rPr>
+          <w:color w:val="000000" w:themeColor="text1"/>
+          <w:sz w:val="28"/>
+          <w:szCs w:val="28"/>
+        </w:rPr>
+      </w:pPr>
+      <w:r>
+        <w:rPr>
+          <w:rFonts w:hint="eastAsia"/>
+          <w:color w:val="000000" w:themeColor="text1"/>
+          <w:sz w:val="28"/>
+          <w:szCs w:val="28"/>
+        </w:rPr>
+        <w:t>d</w:t>
+      </w:r>
+      <w:r>
+        <w:rPr>
+          <w:color w:val="000000" w:themeColor="text1"/>
+          <w:sz w:val="28"/>
+          <w:szCs w:val="28"/>
+        </w:rPr>
+        <w:t>isregard v.</w:t>
+      </w:r>
+      <w:r>
+        <w:rPr>
+          <w:rFonts w:hint="eastAsia"/>
+          <w:color w:val="000000" w:themeColor="text1"/>
+          <w:sz w:val="28"/>
+          <w:szCs w:val="28"/>
+        </w:rPr>
+        <w:t>不理會</w:t>
+      </w:r>
+      <w:r>
+        <w:rPr>
+          <w:rFonts w:hint="eastAsia"/>
+          <w:color w:val="000000" w:themeColor="text1"/>
+          <w:sz w:val="28"/>
+          <w:szCs w:val="28"/>
+        </w:rPr>
+        <w:t>/</w:t>
+      </w:r>
+      <w:r>
+        <w:rPr>
+          <w:rFonts w:hint="eastAsia"/>
+          <w:color w:val="000000" w:themeColor="text1"/>
+          <w:sz w:val="28"/>
+          <w:szCs w:val="28"/>
+        </w:rPr>
+        <w:t>忽視</w:t>
+      </w:r>
+    </w:p>
+    <w:p>
+      <w:pPr>
+        <w:rPr>
+          <w:color w:val="000000" w:themeColor="text1"/>
+          <w:sz w:val="28"/>
+          <w:szCs w:val="28"/>
+        </w:rPr>
+      </w:pPr>
+    </w:p>
+    <w:p>
+      <w:pPr>
+        <w:rPr>
+          <w:color w:val="000000" w:themeColor="text1"/>
+          <w:sz w:val="28"/>
+          <w:szCs w:val="28"/>
+        </w:rPr>
+      </w:pPr>
+      <w:r>
+        <w:rPr>
+          <w:rFonts w:hint="eastAsia"/>
+          <w:color w:val="000000" w:themeColor="text1"/>
+          <w:sz w:val="28"/>
+          <w:szCs w:val="28"/>
+        </w:rPr>
+        <w:t>e</w:t>
+      </w:r>
+      <w:r>
+        <w:rPr>
+          <w:color w:val="000000" w:themeColor="text1"/>
+          <w:sz w:val="28"/>
+          <w:szCs w:val="28"/>
+        </w:rPr>
+        <w:t>ffort  n.</w:t>
+      </w:r>
+      <w:r>
+        <w:rPr>
+          <w:rFonts w:hint="eastAsia"/>
+          <w:color w:val="000000" w:themeColor="text1"/>
+          <w:sz w:val="28"/>
+          <w:szCs w:val="28"/>
+        </w:rPr>
+        <w:t>努力</w:t>
+      </w:r>
+      <w:r>
+        <w:rPr>
+          <w:rFonts w:hint="eastAsia"/>
+          <w:color w:val="000000" w:themeColor="text1"/>
+          <w:sz w:val="28"/>
+          <w:szCs w:val="28"/>
+        </w:rPr>
+        <w:t xml:space="preserve"> </w:t>
+      </w:r>
+      <w:r>
+        <w:rPr>
+          <w:color w:val="000000" w:themeColor="text1"/>
+          <w:sz w:val="28"/>
+          <w:szCs w:val="28"/>
+        </w:rPr>
+        <w:t xml:space="preserve">= endeavor </w:t>
+      </w:r>
+    </w:p>
+    <w:p>
+      <w:pPr>
+        <w:rPr>
+          <w:color w:val="FF0000"/>
+          <w:sz w:val="28"/>
+          <w:szCs w:val="28"/>
+        </w:rPr>
+      </w:pPr>
+      <w:r>
+        <w:rPr>
+          <w:rFonts w:hint="eastAsia"/>
+          <w:color w:val="FF0000"/>
+          <w:sz w:val="28"/>
+          <w:szCs w:val="28"/>
+        </w:rPr>
+        <w:t>i</w:t>
+      </w:r>
+      <w:r>
+        <w:rPr>
+          <w:color w:val="FF0000"/>
+          <w:sz w:val="28"/>
+          <w:szCs w:val="28"/>
+        </w:rPr>
+        <w:t xml:space="preserve">n an effort to do </w:t>
+      </w:r>
+      <w:r>
+        <w:rPr>
+          <w:rFonts w:hint="eastAsia"/>
+          <w:color w:val="FF0000"/>
+          <w:sz w:val="28"/>
+          <w:szCs w:val="28"/>
+        </w:rPr>
+        <w:t>為了</w:t>
+      </w:r>
+      <w:r>
+        <w:rPr>
+          <w:color w:val="FF0000"/>
+          <w:sz w:val="28"/>
+          <w:szCs w:val="28"/>
+        </w:rPr>
+        <w:t>~</w:t>
+      </w:r>
+      <w:r>
+        <w:rPr>
+          <w:rFonts w:hint="eastAsia"/>
+          <w:color w:val="FF0000"/>
+          <w:sz w:val="28"/>
+          <w:szCs w:val="28"/>
+        </w:rPr>
+        <w:t>(</w:t>
+      </w:r>
+      <w:r>
+        <w:rPr>
+          <w:rFonts w:hint="eastAsia"/>
+          <w:color w:val="FF0000"/>
+          <w:sz w:val="28"/>
+          <w:szCs w:val="28"/>
+        </w:rPr>
+        <w:t>努力</w:t>
+      </w:r>
+      <w:r>
+        <w:rPr>
+          <w:rFonts w:hint="eastAsia"/>
+          <w:color w:val="FF0000"/>
+          <w:sz w:val="28"/>
+          <w:szCs w:val="28"/>
+        </w:rPr>
+        <w:t>)</w:t>
+      </w:r>
+      <w:r>
+        <w:rPr>
+          <w:rFonts w:hint="eastAsia"/>
+          <w:color w:val="FF0000"/>
+          <w:sz w:val="28"/>
+          <w:szCs w:val="28"/>
+        </w:rPr>
+        <w:t>做到</w:t>
+      </w:r>
+      <w:r>
+        <w:rPr>
+          <w:rFonts w:hint="eastAsia"/>
+          <w:color w:val="FF0000"/>
+          <w:sz w:val="28"/>
+          <w:szCs w:val="28"/>
+        </w:rPr>
+        <w:t>~</w:t>
+      </w:r>
+    </w:p>
+    <w:p>
+      <w:pPr>
+        <w:rPr>
+          <w:color w:val="FF0000"/>
+          <w:sz w:val="28"/>
+          <w:szCs w:val="28"/>
+        </w:rPr>
+      </w:pPr>
+      <w:r>
+        <w:rPr>
+          <w:rFonts w:hint="eastAsia"/>
+          <w:color w:val="FF0000"/>
+          <w:sz w:val="28"/>
+          <w:szCs w:val="28"/>
+        </w:rPr>
+        <w:t>m</w:t>
+      </w:r>
+      <w:r>
+        <w:rPr>
+          <w:color w:val="FF0000"/>
+          <w:sz w:val="28"/>
+          <w:szCs w:val="28"/>
+        </w:rPr>
+        <w:t xml:space="preserve">ake an effort </w:t>
+      </w:r>
+      <w:r>
+        <w:rPr>
+          <w:rFonts w:hint="eastAsia"/>
+          <w:color w:val="FF0000"/>
+          <w:sz w:val="28"/>
+          <w:szCs w:val="28"/>
+        </w:rPr>
+        <w:t>努力</w:t>
+      </w:r>
+    </w:p>
+    <w:p>
+      <w:pPr>
+        <w:rPr>
+          <w:color w:val="000000" w:themeColor="text1"/>
+          <w:sz w:val="28"/>
+          <w:szCs w:val="28"/>
+        </w:rPr>
+      </w:pPr>
+    </w:p>
+    <w:p>
+      <w:pPr>
+        <w:rPr>
+          <w:color w:val="000000" w:themeColor="text1"/>
+          <w:sz w:val="28"/>
+          <w:szCs w:val="28"/>
+        </w:rPr>
+      </w:pPr>
+    </w:p>
+    <w:p>
+      <w:pPr>
+        <w:rPr>
+          <w:color w:val="000000" w:themeColor="text1"/>
+          <w:sz w:val="28"/>
+          <w:szCs w:val="28"/>
+        </w:rPr>
+      </w:pPr>
+    </w:p>
+    <w:p>
+      <w:pPr>
+        <w:rPr>
+          <w:color w:val="000000" w:themeColor="text1"/>
+          <w:sz w:val="28"/>
+          <w:szCs w:val="28"/>
+        </w:rPr>
+      </w:pPr>
+    </w:p>
+    <w:p>
+      <w:pPr>
+        <w:rPr>
+          <w:rFonts w:hint="eastAsia"/>
+          <w:color w:val="000000" w:themeColor="text1"/>
+          <w:sz w:val="28"/>
+          <w:szCs w:val="28"/>
+        </w:rPr>
+      </w:pPr>
+    </w:p>
+    <w:p>
+      <w:pPr>
+        <w:rPr>
+          <w:color w:val="000000" w:themeColor="text1"/>
+          <w:sz w:val="28"/>
+          <w:szCs w:val="28"/>
+        </w:rPr>
+      </w:pPr>
+      <w:r>
+        <w:rPr>
+          <w:rFonts w:hint="eastAsia"/>
+          <w:color w:val="000000" w:themeColor="text1"/>
+          <w:sz w:val="28"/>
+          <w:szCs w:val="28"/>
+        </w:rPr>
+        <w:lastRenderedPageBreak/>
+        <w:t>i</w:t>
+      </w:r>
+      <w:r>
+        <w:rPr>
+          <w:color w:val="000000" w:themeColor="text1"/>
+          <w:sz w:val="28"/>
+          <w:szCs w:val="28"/>
+        </w:rPr>
+        <w:t>ncentive n.</w:t>
+      </w:r>
+      <w:r>
+        <w:rPr>
+          <w:rFonts w:hint="eastAsia"/>
+          <w:color w:val="000000" w:themeColor="text1"/>
+          <w:sz w:val="28"/>
+          <w:szCs w:val="28"/>
+        </w:rPr>
+        <w:t>誘因</w:t>
+      </w:r>
+      <w:r>
+        <w:rPr>
+          <w:rFonts w:hint="eastAsia"/>
+          <w:color w:val="000000" w:themeColor="text1"/>
+          <w:sz w:val="28"/>
+          <w:szCs w:val="28"/>
+        </w:rPr>
+        <w:t>/</w:t>
+      </w:r>
+      <w:r>
+        <w:rPr>
+          <w:rFonts w:hint="eastAsia"/>
+          <w:color w:val="000000" w:themeColor="text1"/>
+          <w:sz w:val="28"/>
+          <w:szCs w:val="28"/>
+        </w:rPr>
+        <w:t>獎金</w:t>
+      </w:r>
+    </w:p>
+    <w:p>
+      <w:pPr>
+        <w:rPr>
+          <w:color w:val="FF0000"/>
+          <w:sz w:val="28"/>
+          <w:szCs w:val="28"/>
+        </w:rPr>
+      </w:pPr>
+      <w:r>
+        <w:rPr>
+          <w:rFonts w:hint="eastAsia"/>
+          <w:color w:val="FF0000"/>
+          <w:sz w:val="28"/>
+          <w:szCs w:val="28"/>
+        </w:rPr>
+        <w:t>f</w:t>
+      </w:r>
+      <w:r>
+        <w:rPr>
+          <w:color w:val="FF0000"/>
+          <w:sz w:val="28"/>
+          <w:szCs w:val="28"/>
+        </w:rPr>
+        <w:t xml:space="preserve">inancial incentive </w:t>
+      </w:r>
+      <w:r>
+        <w:rPr>
+          <w:rFonts w:hint="eastAsia"/>
+          <w:color w:val="FF0000"/>
+          <w:sz w:val="28"/>
+          <w:szCs w:val="28"/>
+        </w:rPr>
+        <w:t>金錢上的獎勵</w:t>
+      </w:r>
+      <w:r>
+        <w:rPr>
+          <w:rFonts w:hint="eastAsia"/>
+          <w:color w:val="FF0000"/>
+          <w:sz w:val="28"/>
+          <w:szCs w:val="28"/>
+        </w:rPr>
+        <w:t>/</w:t>
+      </w:r>
+      <w:r>
+        <w:rPr>
+          <w:rFonts w:hint="eastAsia"/>
+          <w:color w:val="FF0000"/>
+          <w:sz w:val="28"/>
+          <w:szCs w:val="28"/>
+        </w:rPr>
+        <w:t>優惠</w:t>
+      </w:r>
+      <w:r>
+        <w:rPr>
+          <w:rFonts w:hint="eastAsia"/>
+          <w:color w:val="FF0000"/>
+          <w:sz w:val="28"/>
+          <w:szCs w:val="28"/>
+        </w:rPr>
+        <w:t>/</w:t>
+      </w:r>
+      <w:r>
+        <w:rPr>
+          <w:rFonts w:hint="eastAsia"/>
+          <w:color w:val="FF0000"/>
+          <w:sz w:val="28"/>
+          <w:szCs w:val="28"/>
+        </w:rPr>
+        <w:t>誘因</w:t>
+      </w:r>
+    </w:p>
+    <w:p>
+      <w:pPr>
+        <w:rPr>
+          <w:color w:val="FF0000"/>
+          <w:sz w:val="28"/>
+          <w:szCs w:val="28"/>
+        </w:rPr>
+      </w:pPr>
+      <w:r>
+        <w:rPr>
+          <w:rFonts w:hint="eastAsia"/>
+          <w:color w:val="FF0000"/>
+          <w:sz w:val="28"/>
+          <w:szCs w:val="28"/>
+        </w:rPr>
+        <w:t>e</w:t>
+      </w:r>
+      <w:r>
+        <w:rPr>
+          <w:color w:val="FF0000"/>
+          <w:sz w:val="28"/>
+          <w:szCs w:val="28"/>
+        </w:rPr>
+        <w:t xml:space="preserve">xtra incentive </w:t>
+      </w:r>
+      <w:r>
+        <w:rPr>
+          <w:rFonts w:hint="eastAsia"/>
+          <w:color w:val="FF0000"/>
+          <w:sz w:val="28"/>
+          <w:szCs w:val="28"/>
+        </w:rPr>
+        <w:t>額外獎勵金</w:t>
+      </w:r>
+    </w:p>
+    <w:p>
+      <w:pPr>
+        <w:rPr>
+          <w:color w:val="000000" w:themeColor="text1"/>
+          <w:sz w:val="28"/>
+          <w:szCs w:val="28"/>
+        </w:rPr>
+      </w:pPr>
+    </w:p>
+    <w:p>
+      <w:pPr>
+        <w:rPr>
+          <w:color w:val="000000" w:themeColor="text1"/>
+          <w:sz w:val="28"/>
+          <w:szCs w:val="28"/>
+        </w:rPr>
+      </w:pPr>
+      <w:r>
+        <w:rPr>
+          <w:rFonts w:hint="eastAsia"/>
+          <w:color w:val="000000" w:themeColor="text1"/>
+          <w:sz w:val="28"/>
+          <w:szCs w:val="28"/>
+        </w:rPr>
+        <w:t>n</w:t>
+      </w:r>
+      <w:r>
+        <w:rPr>
+          <w:color w:val="000000" w:themeColor="text1"/>
+          <w:sz w:val="28"/>
+          <w:szCs w:val="28"/>
+        </w:rPr>
+        <w:t>eed n.</w:t>
+      </w:r>
+      <w:r>
+        <w:rPr>
+          <w:rFonts w:hint="eastAsia"/>
+          <w:color w:val="000000" w:themeColor="text1"/>
+          <w:sz w:val="28"/>
+          <w:szCs w:val="28"/>
+        </w:rPr>
+        <w:t>需要</w:t>
+      </w:r>
+      <w:r>
+        <w:rPr>
+          <w:rFonts w:hint="eastAsia"/>
+          <w:color w:val="000000" w:themeColor="text1"/>
+          <w:sz w:val="28"/>
+          <w:szCs w:val="28"/>
+        </w:rPr>
+        <w:t>/</w:t>
+      </w:r>
+      <w:r>
+        <w:rPr>
+          <w:rFonts w:hint="eastAsia"/>
+          <w:color w:val="000000" w:themeColor="text1"/>
+          <w:sz w:val="28"/>
+          <w:szCs w:val="28"/>
+        </w:rPr>
+        <w:t>需求</w:t>
+      </w:r>
+      <w:r>
+        <w:rPr>
+          <w:rFonts w:hint="eastAsia"/>
+          <w:color w:val="000000" w:themeColor="text1"/>
+          <w:sz w:val="28"/>
+          <w:szCs w:val="28"/>
+        </w:rPr>
+        <w:t xml:space="preserve"> </w:t>
+      </w:r>
+      <w:r>
+        <w:rPr>
+          <w:color w:val="000000" w:themeColor="text1"/>
+          <w:sz w:val="28"/>
+          <w:szCs w:val="28"/>
+        </w:rPr>
+        <w:t>, v.</w:t>
+      </w:r>
+      <w:r>
+        <w:rPr>
+          <w:rFonts w:hint="eastAsia"/>
+          <w:color w:val="000000" w:themeColor="text1"/>
+          <w:sz w:val="28"/>
+          <w:szCs w:val="28"/>
+        </w:rPr>
+        <w:t>需要</w:t>
+      </w:r>
+      <w:r>
+        <w:rPr>
+          <w:rFonts w:hint="eastAsia"/>
+          <w:color w:val="000000" w:themeColor="text1"/>
+          <w:sz w:val="28"/>
+          <w:szCs w:val="28"/>
+        </w:rPr>
+        <w:t>(</w:t>
+      </w:r>
+      <w:r>
+        <w:rPr>
+          <w:rFonts w:hint="eastAsia"/>
+          <w:color w:val="000000" w:themeColor="text1"/>
+          <w:sz w:val="28"/>
+          <w:szCs w:val="28"/>
+        </w:rPr>
+        <w:t>做</w:t>
+      </w:r>
+      <w:r>
+        <w:rPr>
+          <w:rFonts w:hint="eastAsia"/>
+          <w:color w:val="000000" w:themeColor="text1"/>
+          <w:sz w:val="28"/>
+          <w:szCs w:val="28"/>
+        </w:rPr>
+        <w:t>)~</w:t>
+      </w:r>
+    </w:p>
+    <w:p>
+      <w:pPr>
+        <w:rPr>
+          <w:color w:val="FF0000"/>
+          <w:sz w:val="28"/>
+          <w:szCs w:val="28"/>
+        </w:rPr>
+      </w:pPr>
+      <w:r>
+        <w:rPr>
+          <w:rFonts w:hint="eastAsia"/>
+          <w:color w:val="FF0000"/>
+          <w:sz w:val="28"/>
+          <w:szCs w:val="28"/>
+        </w:rPr>
+        <w:t>m</w:t>
+      </w:r>
+      <w:r>
+        <w:rPr>
+          <w:color w:val="FF0000"/>
+          <w:sz w:val="28"/>
+          <w:szCs w:val="28"/>
+        </w:rPr>
+        <w:t xml:space="preserve">eet </w:t>
+      </w:r>
+      <w:proofErr w:type="spellStart"/>
+      <w:r>
+        <w:rPr>
+          <w:color w:val="FF0000"/>
+          <w:sz w:val="28"/>
+          <w:szCs w:val="28"/>
+        </w:rPr>
+        <w:t>one,s</w:t>
+      </w:r>
+      <w:proofErr w:type="spellEnd"/>
+      <w:r>
+        <w:rPr>
+          <w:color w:val="FF0000"/>
+          <w:sz w:val="28"/>
+          <w:szCs w:val="28"/>
+        </w:rPr>
+        <w:t xml:space="preserve"> needs </w:t>
+      </w:r>
+      <w:r>
+        <w:rPr>
+          <w:rFonts w:hint="eastAsia"/>
+          <w:color w:val="FF0000"/>
+          <w:sz w:val="28"/>
+          <w:szCs w:val="28"/>
+        </w:rPr>
+        <w:t>符合</w:t>
+      </w:r>
+      <w:r>
+        <w:rPr>
+          <w:rFonts w:hint="eastAsia"/>
+          <w:color w:val="FF0000"/>
+          <w:sz w:val="28"/>
+          <w:szCs w:val="28"/>
+        </w:rPr>
+        <w:t>~</w:t>
+      </w:r>
+      <w:r>
+        <w:rPr>
+          <w:rFonts w:hint="eastAsia"/>
+          <w:color w:val="FF0000"/>
+          <w:sz w:val="28"/>
+          <w:szCs w:val="28"/>
+        </w:rPr>
+        <w:t>的需求</w:t>
+      </w:r>
+    </w:p>
+    <w:p>
+      <w:pPr>
+        <w:rPr>
+          <w:color w:val="000000" w:themeColor="text1"/>
+          <w:sz w:val="28"/>
+          <w:szCs w:val="28"/>
+        </w:rPr>
+      </w:pPr>
+    </w:p>
+    <w:p>
+      <w:pPr>
+        <w:rPr>
+          <w:color w:val="000000" w:themeColor="text1"/>
+          <w:sz w:val="28"/>
+          <w:szCs w:val="28"/>
+        </w:rPr>
+      </w:pPr>
+      <w:r>
+        <w:rPr>
+          <w:rFonts w:hint="eastAsia"/>
+          <w:color w:val="000000" w:themeColor="text1"/>
+          <w:sz w:val="28"/>
+          <w:szCs w:val="28"/>
+        </w:rPr>
+        <w:t>m</w:t>
+      </w:r>
+      <w:r>
+        <w:rPr>
+          <w:color w:val="000000" w:themeColor="text1"/>
+          <w:sz w:val="28"/>
+          <w:szCs w:val="28"/>
+        </w:rPr>
+        <w:t>astermind n.</w:t>
+      </w:r>
+      <w:r>
+        <w:rPr>
+          <w:rFonts w:hint="eastAsia"/>
+          <w:color w:val="000000" w:themeColor="text1"/>
+          <w:sz w:val="28"/>
+          <w:szCs w:val="28"/>
+        </w:rPr>
+        <w:t>策畫者</w:t>
+      </w:r>
+    </w:p>
+    <w:p>
+      <w:pPr>
+        <w:rPr>
+          <w:color w:val="000000" w:themeColor="text1"/>
+          <w:sz w:val="28"/>
+          <w:szCs w:val="28"/>
+        </w:rPr>
+      </w:pPr>
+    </w:p>
+    <w:p>
+      <w:pPr>
+        <w:rPr>
+          <w:b/>
+          <w:bCs/>
+          <w:color w:val="000000" w:themeColor="text1"/>
+          <w:sz w:val="44"/>
+          <w:szCs w:val="44"/>
+        </w:rPr>
+      </w:pPr>
+      <w:r>
+        <w:rPr>
+          <w:b/>
+          <w:bCs/>
+          <w:color w:val="000000" w:themeColor="text1"/>
+          <w:sz w:val="44"/>
+          <w:szCs w:val="44"/>
+        </w:rPr>
+        <w:t>Day</w:t>
+      </w:r>
+      <w:r>
+        <w:rPr>
+          <w:rFonts w:hint="eastAsia"/>
+          <w:b/>
+          <w:bCs/>
+          <w:color w:val="000000" w:themeColor="text1"/>
+          <w:sz w:val="44"/>
+          <w:szCs w:val="44"/>
+        </w:rPr>
+        <w:t>9</w:t>
+      </w:r>
+      <w:r>
+        <w:rPr>
+          <w:rFonts w:hint="eastAsia"/>
+          <w:b/>
+          <w:bCs/>
+          <w:color w:val="000000" w:themeColor="text1"/>
+          <w:sz w:val="44"/>
+          <w:szCs w:val="44"/>
+        </w:rPr>
+        <w:t>:</w:t>
+      </w:r>
+    </w:p>
+    <w:p>
+      <w:pPr>
+        <w:rPr>
+          <w:rFonts w:hint="eastAsia"/>
+          <w:color w:val="000000" w:themeColor="text1"/>
+          <w:sz w:val="28"/>
+          <w:szCs w:val="28"/>
+        </w:rPr>
+      </w:pPr>
     </w:p>
     <w:sectPr>
       <w:pgSz w:w="11906" w:h="16838"/>

--- a/碩一/TOEIC/多益單字.docx
+++ b/碩一/TOEIC/多益單字.docx
@@ -2226,7 +2226,6 @@
         </w:rPr>
         <w:t>(</w:t>
       </w:r>
-      <w:proofErr w:type="gramStart"/>
       <w:r>
         <w:rPr>
           <w:rFonts w:hint="eastAsia"/>
@@ -2245,7 +2244,6 @@
         </w:rPr>
         <w:t>)</w:t>
       </w:r>
-      <w:proofErr w:type="gramEnd"/>
       <w:r>
         <w:rPr>
           <w:rFonts w:hint="eastAsia"/>
@@ -2465,19 +2463,8 @@
           <w:sz w:val="28"/>
           <w:szCs w:val="28"/>
         </w:rPr>
-        <w:t>薪水</w:t>
-      </w:r>
-      <w:proofErr w:type="gramStart"/>
-      <w:r>
-        <w:rPr>
-          <w:rFonts w:hint="eastAsia"/>
-          <w:color w:val="000000" w:themeColor="text1"/>
-          <w:sz w:val="28"/>
-          <w:szCs w:val="28"/>
-        </w:rPr>
-        <w:t>帳冊</w:t>
-      </w:r>
-      <w:proofErr w:type="gramEnd"/>
+        <w:t>薪水帳冊</w:t>
+      </w:r>
     </w:p>
     <w:p>
       <w:pPr>
@@ -5332,7 +5319,6 @@
         </w:rPr>
         <w:t>(</w:t>
       </w:r>
-      <w:proofErr w:type="gramStart"/>
       <w:r>
         <w:rPr>
           <w:rFonts w:hint="eastAsia"/>
@@ -5350,7 +5336,6 @@
         </w:rPr>
         <w:t>)</w:t>
       </w:r>
-      <w:proofErr w:type="gramEnd"/>
       <w:r>
         <w:rPr>
           <w:rFonts w:hint="eastAsia"/>
@@ -5784,7 +5769,6 @@
         </w:rPr>
         <w:t>(</w:t>
       </w:r>
-      <w:proofErr w:type="gramStart"/>
       <w:r>
         <w:rPr>
           <w:rFonts w:hint="eastAsia"/>
@@ -5803,7 +5787,6 @@
         </w:rPr>
         <w:t>)</w:t>
       </w:r>
-      <w:proofErr w:type="gramEnd"/>
       <w:r>
         <w:rPr>
           <w:rFonts w:hint="eastAsia"/>
@@ -8573,7 +8556,6 @@
         </w:rPr>
         <w:t>(</w:t>
       </w:r>
-      <w:proofErr w:type="gramStart"/>
       <w:r>
         <w:rPr>
           <w:rFonts w:hint="eastAsia"/>
@@ -8592,7 +8574,6 @@
         </w:rPr>
         <w:t>)</w:t>
       </w:r>
-      <w:proofErr w:type="gramEnd"/>
       <w:r>
         <w:rPr>
           <w:rFonts w:hint="eastAsia"/>
@@ -12742,7 +12723,6 @@
         </w:rPr>
         <w:t xml:space="preserve">agree + to </w:t>
       </w:r>
-      <w:proofErr w:type="gramStart"/>
       <w:r>
         <w:rPr>
           <w:rFonts w:hint="eastAsia"/>
@@ -12752,7 +12732,6 @@
         </w:rPr>
         <w:t>不定詞</w:t>
       </w:r>
-      <w:proofErr w:type="gramEnd"/>
       <w:r>
         <w:rPr>
           <w:rFonts w:hint="eastAsia"/>
@@ -15738,7 +15717,6 @@
         </w:rPr>
         <w:t xml:space="preserve">annot realistically expect + to </w:t>
       </w:r>
-      <w:proofErr w:type="gramStart"/>
       <w:r>
         <w:rPr>
           <w:rFonts w:hint="eastAsia"/>
@@ -15748,7 +15726,6 @@
         </w:rPr>
         <w:t>不定詞</w:t>
       </w:r>
-      <w:proofErr w:type="gramEnd"/>
       <w:r>
         <w:rPr>
           <w:rFonts w:hint="eastAsia"/>
@@ -16455,25 +16432,14 @@
         </w:rPr>
         <w:t>/</w:t>
       </w:r>
-      <w:proofErr w:type="gramStart"/>
-      <w:r>
-        <w:rPr>
-          <w:rFonts w:hint="eastAsia"/>
-          <w:color w:val="000000" w:themeColor="text1"/>
-          <w:sz w:val="28"/>
-          <w:szCs w:val="28"/>
-        </w:rPr>
-        <w:t>未償</w:t>
-      </w:r>
-      <w:proofErr w:type="gramEnd"/>
-      <w:r>
-        <w:rPr>
-          <w:rFonts w:hint="eastAsia"/>
-          <w:color w:val="000000" w:themeColor="text1"/>
-          <w:sz w:val="28"/>
-          <w:szCs w:val="28"/>
-        </w:rPr>
-        <w:t>還</w:t>
+      <w:r>
+        <w:rPr>
+          <w:rFonts w:hint="eastAsia"/>
+          <w:color w:val="000000" w:themeColor="text1"/>
+          <w:sz w:val="28"/>
+          <w:szCs w:val="28"/>
+        </w:rPr>
+        <w:t>未償還</w:t>
       </w:r>
       <w:r>
         <w:rPr>
@@ -16570,25 +16536,14 @@
         </w:rPr>
         <w:t>aid</w:t>
       </w:r>
-      <w:proofErr w:type="gramStart"/>
-      <w:r>
-        <w:rPr>
-          <w:rFonts w:hint="eastAsia"/>
-          <w:color w:val="000000" w:themeColor="text1"/>
-          <w:sz w:val="28"/>
-          <w:szCs w:val="28"/>
-        </w:rPr>
-        <w:t>未償</w:t>
-      </w:r>
-      <w:proofErr w:type="gramEnd"/>
-      <w:r>
-        <w:rPr>
-          <w:rFonts w:hint="eastAsia"/>
-          <w:color w:val="000000" w:themeColor="text1"/>
-          <w:sz w:val="28"/>
-          <w:szCs w:val="28"/>
-        </w:rPr>
-        <w:t>還</w:t>
+      <w:r>
+        <w:rPr>
+          <w:rFonts w:hint="eastAsia"/>
+          <w:color w:val="000000" w:themeColor="text1"/>
+          <w:sz w:val="28"/>
+          <w:szCs w:val="28"/>
+        </w:rPr>
+        <w:t>未償還</w:t>
       </w:r>
     </w:p>
     <w:p>
@@ -24050,19 +24005,8 @@
           <w:sz w:val="28"/>
           <w:szCs w:val="28"/>
         </w:rPr>
-        <w:t>獨</w:t>
-      </w:r>
-      <w:proofErr w:type="gramStart"/>
-      <w:r>
-        <w:rPr>
-          <w:rFonts w:hint="eastAsia"/>
-          <w:color w:val="000000" w:themeColor="text1"/>
-          <w:sz w:val="28"/>
-          <w:szCs w:val="28"/>
-        </w:rPr>
-        <w:t>佔</w:t>
-      </w:r>
-      <w:proofErr w:type="gramEnd"/>
+        <w:t>獨佔</w:t>
+      </w:r>
       <w:r>
         <w:rPr>
           <w:rFonts w:hint="eastAsia"/>
@@ -27468,7 +27412,6 @@
         </w:rPr>
         <w:t xml:space="preserve"> (</w:t>
       </w:r>
-      <w:proofErr w:type="gramStart"/>
       <w:r>
         <w:rPr>
           <w:rFonts w:hint="eastAsia"/>
@@ -27478,7 +27421,6 @@
         </w:rPr>
         <w:t>世代間的</w:t>
       </w:r>
-      <w:proofErr w:type="gramEnd"/>
       <w:r>
         <w:rPr>
           <w:rFonts w:hint="eastAsia"/>
@@ -27977,7 +27919,6 @@
     <w:p>
       <w:pPr>
         <w:rPr>
-          <w:rFonts w:hint="eastAsia"/>
           <w:color w:val="000000" w:themeColor="text1"/>
           <w:sz w:val="28"/>
           <w:szCs w:val="28"/>
@@ -28179,7 +28120,6 @@
     <w:p>
       <w:pPr>
         <w:rPr>
-          <w:rFonts w:hint="eastAsia"/>
           <w:color w:val="000000" w:themeColor="text1"/>
           <w:sz w:val="28"/>
           <w:szCs w:val="28"/>
@@ -28426,7 +28366,6 @@
     <w:p>
       <w:pPr>
         <w:rPr>
-          <w:rFonts w:hint="eastAsia"/>
           <w:color w:val="FF0000"/>
           <w:sz w:val="28"/>
           <w:szCs w:val="28"/>
@@ -29133,7 +29072,6 @@
     <w:p>
       <w:pPr>
         <w:rPr>
-          <w:rFonts w:hint="eastAsia"/>
           <w:color w:val="FF0000"/>
           <w:sz w:val="28"/>
           <w:szCs w:val="28"/>
@@ -29451,7 +29389,6 @@
     <w:p>
       <w:pPr>
         <w:rPr>
-          <w:rFonts w:hint="eastAsia"/>
           <w:color w:val="FF0000"/>
           <w:sz w:val="28"/>
           <w:szCs w:val="28"/>
@@ -29739,25 +29676,14 @@
         </w:rPr>
         <w:t xml:space="preserve"> </w:t>
       </w:r>
-      <w:proofErr w:type="gramStart"/>
-      <w:r>
-        <w:rPr>
-          <w:rFonts w:hint="eastAsia"/>
-          <w:color w:val="FF0000"/>
-          <w:sz w:val="28"/>
-          <w:szCs w:val="28"/>
-        </w:rPr>
-        <w:t>不</w:t>
-      </w:r>
-      <w:proofErr w:type="gramEnd"/>
-      <w:r>
-        <w:rPr>
-          <w:rFonts w:hint="eastAsia"/>
-          <w:color w:val="FF0000"/>
-          <w:sz w:val="28"/>
-          <w:szCs w:val="28"/>
-        </w:rPr>
-        <w:t>必然</w:t>
+      <w:r>
+        <w:rPr>
+          <w:rFonts w:hint="eastAsia"/>
+          <w:color w:val="FF0000"/>
+          <w:sz w:val="28"/>
+          <w:szCs w:val="28"/>
+        </w:rPr>
+        <w:t>不必然</w:t>
       </w:r>
       <w:r>
         <w:rPr>
@@ -30241,20 +30167,285 @@
           <w:sz w:val="28"/>
           <w:szCs w:val="28"/>
         </w:rPr>
-        <w:t>/the majority of</w:t>
-      </w:r>
-      <w:proofErr w:type="gramStart"/>
-      <w:r>
-        <w:rPr>
-          <w:color w:val="000000" w:themeColor="text1"/>
-          <w:sz w:val="28"/>
-          <w:szCs w:val="28"/>
-        </w:rPr>
-        <w:t xml:space="preserve"> ..</w:t>
-      </w:r>
-      <w:proofErr w:type="gramEnd"/>
-      <w:r>
-        <w:rPr>
+        <w:t xml:space="preserve">/the majority of .. </w:t>
+      </w:r>
+      <w:r>
+        <w:rPr>
+          <w:rFonts w:hint="eastAsia"/>
+          <w:color w:val="000000" w:themeColor="text1"/>
+          <w:sz w:val="28"/>
+          <w:szCs w:val="28"/>
+        </w:rPr>
+        <w:t>大多數的</w:t>
+      </w:r>
+      <w:r>
+        <w:rPr>
+          <w:rFonts w:hint="eastAsia"/>
+          <w:color w:val="000000" w:themeColor="text1"/>
+          <w:sz w:val="28"/>
+          <w:szCs w:val="28"/>
+        </w:rPr>
+        <w:t>~</w:t>
+      </w:r>
+    </w:p>
+    <w:p>
+      <w:pPr>
+        <w:rPr>
+          <w:color w:val="000000" w:themeColor="text1"/>
+          <w:sz w:val="28"/>
+          <w:szCs w:val="28"/>
+        </w:rPr>
+      </w:pPr>
+      <w:r>
+        <w:rPr>
+          <w:rFonts w:hint="eastAsia"/>
+          <w:color w:val="000000" w:themeColor="text1"/>
+          <w:sz w:val="28"/>
+          <w:szCs w:val="28"/>
+        </w:rPr>
+        <w:t>m</w:t>
+      </w:r>
+      <w:r>
+        <w:rPr>
+          <w:color w:val="000000" w:themeColor="text1"/>
+          <w:sz w:val="28"/>
+          <w:szCs w:val="28"/>
+        </w:rPr>
+        <w:t>ost of the ..</w:t>
+      </w:r>
+      <w:r>
+        <w:rPr>
+          <w:rFonts w:hint="eastAsia"/>
+          <w:color w:val="000000" w:themeColor="text1"/>
+          <w:sz w:val="28"/>
+          <w:szCs w:val="28"/>
+        </w:rPr>
+        <w:t>大部分的</w:t>
+      </w:r>
+      <w:r>
+        <w:rPr>
+          <w:rFonts w:hint="eastAsia"/>
+          <w:color w:val="000000" w:themeColor="text1"/>
+          <w:sz w:val="28"/>
+          <w:szCs w:val="28"/>
+        </w:rPr>
+        <w:t>~</w:t>
+      </w:r>
+    </w:p>
+    <w:p>
+      <w:pPr>
+        <w:rPr>
+          <w:color w:val="000000" w:themeColor="text1"/>
+          <w:sz w:val="28"/>
+          <w:szCs w:val="28"/>
+        </w:rPr>
+      </w:pPr>
+    </w:p>
+    <w:p>
+      <w:pPr>
+        <w:rPr>
+          <w:color w:val="000000" w:themeColor="text1"/>
+          <w:sz w:val="28"/>
+          <w:szCs w:val="28"/>
+        </w:rPr>
+      </w:pPr>
+      <w:r>
+        <w:rPr>
+          <w:rFonts w:hint="eastAsia"/>
+          <w:color w:val="000000" w:themeColor="text1"/>
+          <w:sz w:val="28"/>
+          <w:szCs w:val="28"/>
+        </w:rPr>
+        <w:t>a</w:t>
+      </w:r>
+      <w:r>
+        <w:rPr>
+          <w:color w:val="000000" w:themeColor="text1"/>
+          <w:sz w:val="28"/>
+          <w:szCs w:val="28"/>
+        </w:rPr>
+        <w:t>dopt v.</w:t>
+      </w:r>
+      <w:r>
+        <w:rPr>
+          <w:rFonts w:hint="eastAsia"/>
+          <w:color w:val="000000" w:themeColor="text1"/>
+          <w:sz w:val="28"/>
+          <w:szCs w:val="28"/>
+        </w:rPr>
+        <w:t>採納</w:t>
+      </w:r>
+    </w:p>
+    <w:p>
+      <w:pPr>
+        <w:rPr>
+          <w:color w:val="000000" w:themeColor="text1"/>
+          <w:sz w:val="28"/>
+          <w:szCs w:val="28"/>
+        </w:rPr>
+      </w:pPr>
+    </w:p>
+    <w:p>
+      <w:pPr>
+        <w:rPr>
+          <w:color w:val="000000" w:themeColor="text1"/>
+          <w:sz w:val="28"/>
+          <w:szCs w:val="28"/>
+        </w:rPr>
+      </w:pPr>
+      <w:r>
+        <w:rPr>
+          <w:rFonts w:hint="eastAsia"/>
+          <w:color w:val="000000" w:themeColor="text1"/>
+          <w:sz w:val="28"/>
+          <w:szCs w:val="28"/>
+        </w:rPr>
+        <w:t>l</w:t>
+      </w:r>
+      <w:r>
+        <w:rPr>
+          <w:color w:val="000000" w:themeColor="text1"/>
+          <w:sz w:val="28"/>
+          <w:szCs w:val="28"/>
+        </w:rPr>
+        <w:t>argely adv.</w:t>
+      </w:r>
+      <w:r>
+        <w:rPr>
+          <w:rFonts w:hint="eastAsia"/>
+          <w:color w:val="000000" w:themeColor="text1"/>
+          <w:sz w:val="28"/>
+          <w:szCs w:val="28"/>
+        </w:rPr>
+        <w:t>大部分</w:t>
+      </w:r>
+      <w:r>
+        <w:rPr>
+          <w:rFonts w:hint="eastAsia"/>
+          <w:color w:val="000000" w:themeColor="text1"/>
+          <w:sz w:val="28"/>
+          <w:szCs w:val="28"/>
+        </w:rPr>
+        <w:t>/</w:t>
+      </w:r>
+      <w:r>
+        <w:rPr>
+          <w:rFonts w:hint="eastAsia"/>
+          <w:color w:val="000000" w:themeColor="text1"/>
+          <w:sz w:val="28"/>
+          <w:szCs w:val="28"/>
+        </w:rPr>
+        <w:t>主要</w:t>
+      </w:r>
+    </w:p>
+    <w:p>
+      <w:pPr>
+        <w:rPr>
+          <w:color w:val="000000" w:themeColor="text1"/>
+          <w:sz w:val="28"/>
+          <w:szCs w:val="28"/>
+        </w:rPr>
+      </w:pPr>
+    </w:p>
+    <w:p>
+      <w:pPr>
+        <w:rPr>
+          <w:color w:val="000000" w:themeColor="text1"/>
+          <w:sz w:val="28"/>
+          <w:szCs w:val="28"/>
+        </w:rPr>
+      </w:pPr>
+      <w:r>
+        <w:rPr>
+          <w:rFonts w:hint="eastAsia"/>
+          <w:color w:val="000000" w:themeColor="text1"/>
+          <w:sz w:val="28"/>
+          <w:szCs w:val="28"/>
+        </w:rPr>
+        <w:t>d</w:t>
+      </w:r>
+      <w:r>
+        <w:rPr>
+          <w:color w:val="000000" w:themeColor="text1"/>
+          <w:sz w:val="28"/>
+          <w:szCs w:val="28"/>
+        </w:rPr>
+        <w:t>isregard v.</w:t>
+      </w:r>
+      <w:r>
+        <w:rPr>
+          <w:rFonts w:hint="eastAsia"/>
+          <w:color w:val="000000" w:themeColor="text1"/>
+          <w:sz w:val="28"/>
+          <w:szCs w:val="28"/>
+        </w:rPr>
+        <w:t>不理會</w:t>
+      </w:r>
+      <w:r>
+        <w:rPr>
+          <w:rFonts w:hint="eastAsia"/>
+          <w:color w:val="000000" w:themeColor="text1"/>
+          <w:sz w:val="28"/>
+          <w:szCs w:val="28"/>
+        </w:rPr>
+        <w:t>/</w:t>
+      </w:r>
+      <w:r>
+        <w:rPr>
+          <w:rFonts w:hint="eastAsia"/>
+          <w:color w:val="000000" w:themeColor="text1"/>
+          <w:sz w:val="28"/>
+          <w:szCs w:val="28"/>
+        </w:rPr>
+        <w:t>忽視</w:t>
+      </w:r>
+    </w:p>
+    <w:p>
+      <w:pPr>
+        <w:rPr>
+          <w:color w:val="000000" w:themeColor="text1"/>
+          <w:sz w:val="28"/>
+          <w:szCs w:val="28"/>
+        </w:rPr>
+      </w:pPr>
+    </w:p>
+    <w:p>
+      <w:pPr>
+        <w:rPr>
+          <w:color w:val="000000" w:themeColor="text1"/>
+          <w:sz w:val="28"/>
+          <w:szCs w:val="28"/>
+        </w:rPr>
+      </w:pPr>
+      <w:r>
+        <w:rPr>
+          <w:rFonts w:hint="eastAsia"/>
+          <w:color w:val="000000" w:themeColor="text1"/>
+          <w:sz w:val="28"/>
+          <w:szCs w:val="28"/>
+        </w:rPr>
+        <w:t>e</w:t>
+      </w:r>
+      <w:r>
+        <w:rPr>
+          <w:color w:val="000000" w:themeColor="text1"/>
+          <w:sz w:val="28"/>
+          <w:szCs w:val="28"/>
+        </w:rPr>
+        <w:t>ffort  n.</w:t>
+      </w:r>
+      <w:r>
+        <w:rPr>
+          <w:rFonts w:hint="eastAsia"/>
+          <w:color w:val="000000" w:themeColor="text1"/>
+          <w:sz w:val="28"/>
+          <w:szCs w:val="28"/>
+        </w:rPr>
+        <w:t>努力</w:t>
+      </w:r>
+      <w:r>
+        <w:rPr>
+          <w:rFonts w:hint="eastAsia"/>
           <w:color w:val="000000" w:themeColor="text1"/>
           <w:sz w:val="28"/>
           <w:szCs w:val="28"/>
@@ -30263,35 +30454,113 @@
       </w:r>
       <w:r>
         <w:rPr>
-          <w:rFonts w:hint="eastAsia"/>
-          <w:color w:val="000000" w:themeColor="text1"/>
-          <w:sz w:val="28"/>
-          <w:szCs w:val="28"/>
-        </w:rPr>
-        <w:t>大多數的</w:t>
-      </w:r>
-      <w:r>
-        <w:rPr>
-          <w:rFonts w:hint="eastAsia"/>
-          <w:color w:val="000000" w:themeColor="text1"/>
+          <w:color w:val="000000" w:themeColor="text1"/>
+          <w:sz w:val="28"/>
+          <w:szCs w:val="28"/>
+        </w:rPr>
+        <w:t xml:space="preserve">= endeavor </w:t>
+      </w:r>
+    </w:p>
+    <w:p>
+      <w:pPr>
+        <w:rPr>
+          <w:color w:val="FF0000"/>
+          <w:sz w:val="28"/>
+          <w:szCs w:val="28"/>
+        </w:rPr>
+      </w:pPr>
+      <w:r>
+        <w:rPr>
+          <w:rFonts w:hint="eastAsia"/>
+          <w:color w:val="FF0000"/>
+          <w:sz w:val="28"/>
+          <w:szCs w:val="28"/>
+        </w:rPr>
+        <w:t>i</w:t>
+      </w:r>
+      <w:r>
+        <w:rPr>
+          <w:color w:val="FF0000"/>
+          <w:sz w:val="28"/>
+          <w:szCs w:val="28"/>
+        </w:rPr>
+        <w:t xml:space="preserve">n an effort to do </w:t>
+      </w:r>
+      <w:r>
+        <w:rPr>
+          <w:rFonts w:hint="eastAsia"/>
+          <w:color w:val="FF0000"/>
+          <w:sz w:val="28"/>
+          <w:szCs w:val="28"/>
+        </w:rPr>
+        <w:t>為了</w:t>
+      </w:r>
+      <w:r>
+        <w:rPr>
+          <w:color w:val="FF0000"/>
           <w:sz w:val="28"/>
           <w:szCs w:val="28"/>
         </w:rPr>
         <w:t>~</w:t>
       </w:r>
-    </w:p>
-    <w:p>
-      <w:pPr>
-        <w:rPr>
-          <w:color w:val="000000" w:themeColor="text1"/>
-          <w:sz w:val="28"/>
-          <w:szCs w:val="28"/>
-        </w:rPr>
-      </w:pPr>
-      <w:r>
-        <w:rPr>
-          <w:rFonts w:hint="eastAsia"/>
-          <w:color w:val="000000" w:themeColor="text1"/>
+      <w:r>
+        <w:rPr>
+          <w:rFonts w:hint="eastAsia"/>
+          <w:color w:val="FF0000"/>
+          <w:sz w:val="28"/>
+          <w:szCs w:val="28"/>
+        </w:rPr>
+        <w:t>(</w:t>
+      </w:r>
+      <w:r>
+        <w:rPr>
+          <w:rFonts w:hint="eastAsia"/>
+          <w:color w:val="FF0000"/>
+          <w:sz w:val="28"/>
+          <w:szCs w:val="28"/>
+        </w:rPr>
+        <w:t>努力</w:t>
+      </w:r>
+      <w:r>
+        <w:rPr>
+          <w:rFonts w:hint="eastAsia"/>
+          <w:color w:val="FF0000"/>
+          <w:sz w:val="28"/>
+          <w:szCs w:val="28"/>
+        </w:rPr>
+        <w:t>)</w:t>
+      </w:r>
+      <w:r>
+        <w:rPr>
+          <w:rFonts w:hint="eastAsia"/>
+          <w:color w:val="FF0000"/>
+          <w:sz w:val="28"/>
+          <w:szCs w:val="28"/>
+        </w:rPr>
+        <w:t>做到</w:t>
+      </w:r>
+      <w:r>
+        <w:rPr>
+          <w:rFonts w:hint="eastAsia"/>
+          <w:color w:val="FF0000"/>
+          <w:sz w:val="28"/>
+          <w:szCs w:val="28"/>
+        </w:rPr>
+        <w:t>~</w:t>
+      </w:r>
+    </w:p>
+    <w:p>
+      <w:pPr>
+        <w:rPr>
+          <w:color w:val="FF0000"/>
+          <w:sz w:val="28"/>
+          <w:szCs w:val="28"/>
+        </w:rPr>
+      </w:pPr>
+      <w:r>
+        <w:rPr>
+          <w:rFonts w:hint="eastAsia"/>
+          <w:color w:val="FF0000"/>
           <w:sz w:val="28"/>
           <w:szCs w:val="28"/>
         </w:rPr>
@@ -30299,423 +30568,61 @@
       </w:r>
       <w:r>
         <w:rPr>
-          <w:color w:val="000000" w:themeColor="text1"/>
-          <w:sz w:val="28"/>
-          <w:szCs w:val="28"/>
-        </w:rPr>
-        <w:t>ost of the ..</w:t>
-      </w:r>
-      <w:r>
-        <w:rPr>
-          <w:rFonts w:hint="eastAsia"/>
-          <w:color w:val="000000" w:themeColor="text1"/>
-          <w:sz w:val="28"/>
-          <w:szCs w:val="28"/>
-        </w:rPr>
-        <w:t>大部分的</w:t>
-      </w:r>
-      <w:r>
-        <w:rPr>
-          <w:rFonts w:hint="eastAsia"/>
-          <w:color w:val="000000" w:themeColor="text1"/>
-          <w:sz w:val="28"/>
-          <w:szCs w:val="28"/>
-        </w:rPr>
-        <w:t>~</w:t>
-      </w:r>
-    </w:p>
-    <w:p>
-      <w:pPr>
-        <w:rPr>
-          <w:color w:val="000000" w:themeColor="text1"/>
-          <w:sz w:val="28"/>
-          <w:szCs w:val="28"/>
-        </w:rPr>
-      </w:pPr>
-    </w:p>
-    <w:p>
-      <w:pPr>
-        <w:rPr>
-          <w:color w:val="000000" w:themeColor="text1"/>
-          <w:sz w:val="28"/>
-          <w:szCs w:val="28"/>
-        </w:rPr>
-      </w:pPr>
-      <w:r>
-        <w:rPr>
-          <w:rFonts w:hint="eastAsia"/>
-          <w:color w:val="000000" w:themeColor="text1"/>
-          <w:sz w:val="28"/>
-          <w:szCs w:val="28"/>
-        </w:rPr>
-        <w:t>a</w:t>
-      </w:r>
-      <w:r>
-        <w:rPr>
-          <w:color w:val="000000" w:themeColor="text1"/>
-          <w:sz w:val="28"/>
-          <w:szCs w:val="28"/>
-        </w:rPr>
-        <w:t>dopt v.</w:t>
-      </w:r>
-      <w:r>
-        <w:rPr>
-          <w:rFonts w:hint="eastAsia"/>
-          <w:color w:val="000000" w:themeColor="text1"/>
-          <w:sz w:val="28"/>
-          <w:szCs w:val="28"/>
-        </w:rPr>
-        <w:t>採納</w:t>
-      </w:r>
-    </w:p>
-    <w:p>
-      <w:pPr>
-        <w:rPr>
-          <w:color w:val="000000" w:themeColor="text1"/>
-          <w:sz w:val="28"/>
-          <w:szCs w:val="28"/>
-        </w:rPr>
-      </w:pPr>
-    </w:p>
-    <w:p>
-      <w:pPr>
-        <w:rPr>
-          <w:color w:val="000000" w:themeColor="text1"/>
-          <w:sz w:val="28"/>
-          <w:szCs w:val="28"/>
-        </w:rPr>
-      </w:pPr>
-      <w:r>
-        <w:rPr>
-          <w:rFonts w:hint="eastAsia"/>
-          <w:color w:val="000000" w:themeColor="text1"/>
-          <w:sz w:val="28"/>
-          <w:szCs w:val="28"/>
-        </w:rPr>
-        <w:t>l</w:t>
-      </w:r>
-      <w:r>
-        <w:rPr>
-          <w:color w:val="000000" w:themeColor="text1"/>
-          <w:sz w:val="28"/>
-          <w:szCs w:val="28"/>
-        </w:rPr>
-        <w:t>argely adv.</w:t>
-      </w:r>
-      <w:r>
-        <w:rPr>
-          <w:rFonts w:hint="eastAsia"/>
-          <w:color w:val="000000" w:themeColor="text1"/>
-          <w:sz w:val="28"/>
-          <w:szCs w:val="28"/>
-        </w:rPr>
-        <w:t>大部分</w:t>
-      </w:r>
-      <w:r>
-        <w:rPr>
-          <w:rFonts w:hint="eastAsia"/>
-          <w:color w:val="000000" w:themeColor="text1"/>
-          <w:sz w:val="28"/>
-          <w:szCs w:val="28"/>
-        </w:rPr>
-        <w:t>/</w:t>
-      </w:r>
-      <w:r>
-        <w:rPr>
-          <w:rFonts w:hint="eastAsia"/>
-          <w:color w:val="000000" w:themeColor="text1"/>
-          <w:sz w:val="28"/>
-          <w:szCs w:val="28"/>
-        </w:rPr>
-        <w:t>主要</w:t>
-      </w:r>
-    </w:p>
-    <w:p>
-      <w:pPr>
-        <w:rPr>
-          <w:color w:val="000000" w:themeColor="text1"/>
-          <w:sz w:val="28"/>
-          <w:szCs w:val="28"/>
-        </w:rPr>
-      </w:pPr>
-    </w:p>
-    <w:p>
-      <w:pPr>
-        <w:rPr>
-          <w:color w:val="000000" w:themeColor="text1"/>
-          <w:sz w:val="28"/>
-          <w:szCs w:val="28"/>
-        </w:rPr>
-      </w:pPr>
-      <w:r>
-        <w:rPr>
-          <w:rFonts w:hint="eastAsia"/>
-          <w:color w:val="000000" w:themeColor="text1"/>
-          <w:sz w:val="28"/>
-          <w:szCs w:val="28"/>
-        </w:rPr>
-        <w:t>d</w:t>
-      </w:r>
-      <w:r>
-        <w:rPr>
-          <w:color w:val="000000" w:themeColor="text1"/>
-          <w:sz w:val="28"/>
-          <w:szCs w:val="28"/>
-        </w:rPr>
-        <w:t>isregard v.</w:t>
-      </w:r>
-      <w:r>
-        <w:rPr>
-          <w:rFonts w:hint="eastAsia"/>
-          <w:color w:val="000000" w:themeColor="text1"/>
-          <w:sz w:val="28"/>
-          <w:szCs w:val="28"/>
-        </w:rPr>
-        <w:t>不理會</w:t>
-      </w:r>
-      <w:r>
-        <w:rPr>
-          <w:rFonts w:hint="eastAsia"/>
-          <w:color w:val="000000" w:themeColor="text1"/>
-          <w:sz w:val="28"/>
-          <w:szCs w:val="28"/>
-        </w:rPr>
-        <w:t>/</w:t>
-      </w:r>
-      <w:r>
-        <w:rPr>
-          <w:rFonts w:hint="eastAsia"/>
-          <w:color w:val="000000" w:themeColor="text1"/>
-          <w:sz w:val="28"/>
-          <w:szCs w:val="28"/>
-        </w:rPr>
-        <w:t>忽視</w:t>
-      </w:r>
-    </w:p>
-    <w:p>
-      <w:pPr>
-        <w:rPr>
-          <w:color w:val="000000" w:themeColor="text1"/>
-          <w:sz w:val="28"/>
-          <w:szCs w:val="28"/>
-        </w:rPr>
-      </w:pPr>
-    </w:p>
-    <w:p>
-      <w:pPr>
-        <w:rPr>
-          <w:color w:val="000000" w:themeColor="text1"/>
-          <w:sz w:val="28"/>
-          <w:szCs w:val="28"/>
-        </w:rPr>
-      </w:pPr>
-      <w:r>
-        <w:rPr>
-          <w:rFonts w:hint="eastAsia"/>
-          <w:color w:val="000000" w:themeColor="text1"/>
-          <w:sz w:val="28"/>
-          <w:szCs w:val="28"/>
-        </w:rPr>
-        <w:t>e</w:t>
-      </w:r>
-      <w:r>
-        <w:rPr>
-          <w:color w:val="000000" w:themeColor="text1"/>
-          <w:sz w:val="28"/>
-          <w:szCs w:val="28"/>
-        </w:rPr>
-        <w:t>ffort  n.</w:t>
-      </w:r>
-      <w:r>
-        <w:rPr>
-          <w:rFonts w:hint="eastAsia"/>
-          <w:color w:val="000000" w:themeColor="text1"/>
+          <w:color w:val="FF0000"/>
+          <w:sz w:val="28"/>
+          <w:szCs w:val="28"/>
+        </w:rPr>
+        <w:t xml:space="preserve">ake an effort </w:t>
+      </w:r>
+      <w:r>
+        <w:rPr>
+          <w:rFonts w:hint="eastAsia"/>
+          <w:color w:val="FF0000"/>
           <w:sz w:val="28"/>
           <w:szCs w:val="28"/>
         </w:rPr>
         <w:t>努力</w:t>
       </w:r>
-      <w:r>
-        <w:rPr>
-          <w:rFonts w:hint="eastAsia"/>
-          <w:color w:val="000000" w:themeColor="text1"/>
-          <w:sz w:val="28"/>
-          <w:szCs w:val="28"/>
-        </w:rPr>
-        <w:t xml:space="preserve"> </w:t>
-      </w:r>
-      <w:r>
-        <w:rPr>
-          <w:color w:val="000000" w:themeColor="text1"/>
-          <w:sz w:val="28"/>
-          <w:szCs w:val="28"/>
-        </w:rPr>
-        <w:t xml:space="preserve">= endeavor </w:t>
-      </w:r>
-    </w:p>
-    <w:p>
-      <w:pPr>
-        <w:rPr>
-          <w:color w:val="FF0000"/>
-          <w:sz w:val="28"/>
-          <w:szCs w:val="28"/>
-        </w:rPr>
-      </w:pPr>
-      <w:r>
-        <w:rPr>
-          <w:rFonts w:hint="eastAsia"/>
-          <w:color w:val="FF0000"/>
-          <w:sz w:val="28"/>
-          <w:szCs w:val="28"/>
-        </w:rPr>
-        <w:t>i</w:t>
-      </w:r>
-      <w:r>
-        <w:rPr>
-          <w:color w:val="FF0000"/>
-          <w:sz w:val="28"/>
-          <w:szCs w:val="28"/>
-        </w:rPr>
-        <w:t xml:space="preserve">n an effort to do </w:t>
-      </w:r>
-      <w:r>
-        <w:rPr>
-          <w:rFonts w:hint="eastAsia"/>
-          <w:color w:val="FF0000"/>
-          <w:sz w:val="28"/>
-          <w:szCs w:val="28"/>
-        </w:rPr>
-        <w:t>為了</w:t>
-      </w:r>
-      <w:r>
-        <w:rPr>
-          <w:color w:val="FF0000"/>
-          <w:sz w:val="28"/>
-          <w:szCs w:val="28"/>
-        </w:rPr>
-        <w:t>~</w:t>
-      </w:r>
-      <w:r>
-        <w:rPr>
-          <w:rFonts w:hint="eastAsia"/>
-          <w:color w:val="FF0000"/>
-          <w:sz w:val="28"/>
-          <w:szCs w:val="28"/>
-        </w:rPr>
-        <w:t>(</w:t>
-      </w:r>
-      <w:r>
-        <w:rPr>
-          <w:rFonts w:hint="eastAsia"/>
-          <w:color w:val="FF0000"/>
-          <w:sz w:val="28"/>
-          <w:szCs w:val="28"/>
-        </w:rPr>
-        <w:t>努力</w:t>
-      </w:r>
-      <w:r>
-        <w:rPr>
-          <w:rFonts w:hint="eastAsia"/>
-          <w:color w:val="FF0000"/>
-          <w:sz w:val="28"/>
-          <w:szCs w:val="28"/>
-        </w:rPr>
-        <w:t>)</w:t>
-      </w:r>
-      <w:r>
-        <w:rPr>
-          <w:rFonts w:hint="eastAsia"/>
-          <w:color w:val="FF0000"/>
-          <w:sz w:val="28"/>
-          <w:szCs w:val="28"/>
-        </w:rPr>
-        <w:t>做到</w:t>
-      </w:r>
-      <w:r>
-        <w:rPr>
-          <w:rFonts w:hint="eastAsia"/>
-          <w:color w:val="FF0000"/>
-          <w:sz w:val="28"/>
-          <w:szCs w:val="28"/>
-        </w:rPr>
-        <w:t>~</w:t>
-      </w:r>
-    </w:p>
-    <w:p>
-      <w:pPr>
-        <w:rPr>
-          <w:color w:val="FF0000"/>
-          <w:sz w:val="28"/>
-          <w:szCs w:val="28"/>
-        </w:rPr>
-      </w:pPr>
-      <w:r>
-        <w:rPr>
-          <w:rFonts w:hint="eastAsia"/>
-          <w:color w:val="FF0000"/>
-          <w:sz w:val="28"/>
-          <w:szCs w:val="28"/>
-        </w:rPr>
-        <w:t>m</w:t>
-      </w:r>
-      <w:r>
-        <w:rPr>
-          <w:color w:val="FF0000"/>
-          <w:sz w:val="28"/>
-          <w:szCs w:val="28"/>
-        </w:rPr>
-        <w:t xml:space="preserve">ake an effort </w:t>
-      </w:r>
-      <w:r>
-        <w:rPr>
-          <w:rFonts w:hint="eastAsia"/>
-          <w:color w:val="FF0000"/>
-          <w:sz w:val="28"/>
-          <w:szCs w:val="28"/>
-        </w:rPr>
-        <w:t>努力</w:t>
-      </w:r>
-    </w:p>
-    <w:p>
-      <w:pPr>
-        <w:rPr>
-          <w:color w:val="000000" w:themeColor="text1"/>
-          <w:sz w:val="28"/>
-          <w:szCs w:val="28"/>
-        </w:rPr>
-      </w:pPr>
-    </w:p>
-    <w:p>
-      <w:pPr>
-        <w:rPr>
-          <w:color w:val="000000" w:themeColor="text1"/>
-          <w:sz w:val="28"/>
-          <w:szCs w:val="28"/>
-        </w:rPr>
-      </w:pPr>
-    </w:p>
-    <w:p>
-      <w:pPr>
-        <w:rPr>
-          <w:color w:val="000000" w:themeColor="text1"/>
-          <w:sz w:val="28"/>
-          <w:szCs w:val="28"/>
-        </w:rPr>
-      </w:pPr>
-    </w:p>
-    <w:p>
-      <w:pPr>
-        <w:rPr>
-          <w:color w:val="000000" w:themeColor="text1"/>
-          <w:sz w:val="28"/>
-          <w:szCs w:val="28"/>
-        </w:rPr>
-      </w:pPr>
-    </w:p>
-    <w:p>
-      <w:pPr>
-        <w:rPr>
-          <w:rFonts w:hint="eastAsia"/>
+    </w:p>
+    <w:p>
+      <w:pPr>
+        <w:rPr>
+          <w:color w:val="000000" w:themeColor="text1"/>
+          <w:sz w:val="28"/>
+          <w:szCs w:val="28"/>
+        </w:rPr>
+      </w:pPr>
+    </w:p>
+    <w:p>
+      <w:pPr>
+        <w:rPr>
+          <w:color w:val="000000" w:themeColor="text1"/>
+          <w:sz w:val="28"/>
+          <w:szCs w:val="28"/>
+        </w:rPr>
+      </w:pPr>
+    </w:p>
+    <w:p>
+      <w:pPr>
+        <w:rPr>
+          <w:color w:val="000000" w:themeColor="text1"/>
+          <w:sz w:val="28"/>
+          <w:szCs w:val="28"/>
+        </w:rPr>
+      </w:pPr>
+    </w:p>
+    <w:p>
+      <w:pPr>
+        <w:rPr>
+          <w:color w:val="000000" w:themeColor="text1"/>
+          <w:sz w:val="28"/>
+          <w:szCs w:val="28"/>
+        </w:rPr>
+      </w:pPr>
+    </w:p>
+    <w:p>
+      <w:pPr>
+        <w:rPr>
           <w:color w:val="000000" w:themeColor="text1"/>
           <w:sz w:val="28"/>
           <w:szCs w:val="28"/>
@@ -31150,19 +31057,2920 @@
           <w:sz w:val="44"/>
           <w:szCs w:val="44"/>
         </w:rPr>
-        <w:t>9</w:t>
-      </w:r>
-      <w:r>
-        <w:rPr>
-          <w:rFonts w:hint="eastAsia"/>
+        <w:t>9:</w:t>
+      </w:r>
+    </w:p>
+    <w:p>
+      <w:pPr>
+        <w:rPr>
+          <w:color w:val="000000" w:themeColor="text1"/>
+          <w:sz w:val="28"/>
+          <w:szCs w:val="28"/>
+        </w:rPr>
+      </w:pPr>
+    </w:p>
+    <w:p>
+      <w:pPr>
+        <w:rPr>
+          <w:color w:val="000000" w:themeColor="text1"/>
+          <w:sz w:val="28"/>
+          <w:szCs w:val="28"/>
+        </w:rPr>
+      </w:pPr>
+      <w:r>
+        <w:rPr>
+          <w:color w:val="000000" w:themeColor="text1"/>
+          <w:sz w:val="28"/>
+          <w:szCs w:val="28"/>
+        </w:rPr>
+        <w:t>Stagnant adj.</w:t>
+      </w:r>
+      <w:r>
+        <w:rPr>
+          <w:rFonts w:hint="eastAsia"/>
+          <w:color w:val="000000" w:themeColor="text1"/>
+          <w:sz w:val="28"/>
+          <w:szCs w:val="28"/>
+        </w:rPr>
+        <w:t>停滯</w:t>
+      </w:r>
+      <w:r>
+        <w:rPr>
+          <w:rFonts w:hint="eastAsia"/>
+          <w:color w:val="000000" w:themeColor="text1"/>
+          <w:sz w:val="28"/>
+          <w:szCs w:val="28"/>
+        </w:rPr>
+        <w:t>/</w:t>
+      </w:r>
+      <w:r>
+        <w:rPr>
+          <w:rFonts w:hint="eastAsia"/>
+          <w:color w:val="000000" w:themeColor="text1"/>
+          <w:sz w:val="28"/>
+          <w:szCs w:val="28"/>
+        </w:rPr>
+        <w:t>不發展</w:t>
+      </w:r>
+      <w:r>
+        <w:rPr>
+          <w:rFonts w:hint="eastAsia"/>
+          <w:color w:val="000000" w:themeColor="text1"/>
+          <w:sz w:val="28"/>
+          <w:szCs w:val="28"/>
+        </w:rPr>
+        <w:t xml:space="preserve"> </w:t>
+      </w:r>
+      <w:r>
+        <w:rPr>
+          <w:color w:val="000000" w:themeColor="text1"/>
+          <w:sz w:val="28"/>
+          <w:szCs w:val="28"/>
+        </w:rPr>
+        <w:t>= sluggish adj.</w:t>
+      </w:r>
+      <w:r>
+        <w:rPr>
+          <w:rFonts w:hint="eastAsia"/>
+          <w:color w:val="000000" w:themeColor="text1"/>
+          <w:sz w:val="28"/>
+          <w:szCs w:val="28"/>
+        </w:rPr>
+        <w:t>遲緩</w:t>
+      </w:r>
+      <w:r>
+        <w:rPr>
+          <w:rFonts w:hint="eastAsia"/>
+          <w:color w:val="000000" w:themeColor="text1"/>
+          <w:sz w:val="28"/>
+          <w:szCs w:val="28"/>
+        </w:rPr>
+        <w:t>/</w:t>
+      </w:r>
+      <w:r>
+        <w:rPr>
+          <w:rFonts w:hint="eastAsia"/>
+          <w:color w:val="000000" w:themeColor="text1"/>
+          <w:sz w:val="28"/>
+          <w:szCs w:val="28"/>
+        </w:rPr>
+        <w:t>行動緩慢的</w:t>
+      </w:r>
+    </w:p>
+    <w:p>
+      <w:pPr>
+        <w:rPr>
+          <w:color w:val="000000" w:themeColor="text1"/>
+          <w:sz w:val="28"/>
+          <w:szCs w:val="28"/>
+        </w:rPr>
+      </w:pPr>
+    </w:p>
+    <w:p>
+      <w:pPr>
+        <w:rPr>
+          <w:color w:val="000000" w:themeColor="text1"/>
+          <w:sz w:val="28"/>
+          <w:szCs w:val="28"/>
+        </w:rPr>
+      </w:pPr>
+      <w:r>
+        <w:rPr>
+          <w:color w:val="000000" w:themeColor="text1"/>
+          <w:sz w:val="28"/>
+          <w:szCs w:val="28"/>
+        </w:rPr>
+        <w:t>Dramatically adv.</w:t>
+      </w:r>
+      <w:r>
+        <w:rPr>
+          <w:rFonts w:hint="eastAsia"/>
+          <w:color w:val="000000" w:themeColor="text1"/>
+          <w:sz w:val="28"/>
+          <w:szCs w:val="28"/>
+        </w:rPr>
+        <w:t>突然</w:t>
+      </w:r>
+      <w:r>
+        <w:rPr>
+          <w:rFonts w:hint="eastAsia"/>
+          <w:color w:val="000000" w:themeColor="text1"/>
+          <w:sz w:val="28"/>
+          <w:szCs w:val="28"/>
+        </w:rPr>
+        <w:t>/</w:t>
+      </w:r>
+      <w:r>
+        <w:rPr>
+          <w:rFonts w:hint="eastAsia"/>
+          <w:color w:val="000000" w:themeColor="text1"/>
+          <w:sz w:val="28"/>
+          <w:szCs w:val="28"/>
+        </w:rPr>
+        <w:t>明顯</w:t>
+      </w:r>
+      <w:r>
+        <w:rPr>
+          <w:rFonts w:hint="eastAsia"/>
+          <w:color w:val="000000" w:themeColor="text1"/>
+          <w:sz w:val="28"/>
+          <w:szCs w:val="28"/>
+        </w:rPr>
+        <w:t xml:space="preserve"> </w:t>
+      </w:r>
+      <w:r>
+        <w:rPr>
+          <w:color w:val="000000" w:themeColor="text1"/>
+          <w:sz w:val="28"/>
+          <w:szCs w:val="28"/>
+        </w:rPr>
+        <w:t xml:space="preserve">= substantially adv. </w:t>
+      </w:r>
+      <w:r>
+        <w:rPr>
+          <w:rFonts w:hint="eastAsia"/>
+          <w:color w:val="000000" w:themeColor="text1"/>
+          <w:sz w:val="28"/>
+          <w:szCs w:val="28"/>
+        </w:rPr>
+        <w:t>在很大程度上</w:t>
+      </w:r>
+      <w:r>
+        <w:rPr>
+          <w:rFonts w:hint="eastAsia"/>
+          <w:color w:val="000000" w:themeColor="text1"/>
+          <w:sz w:val="28"/>
+          <w:szCs w:val="28"/>
+        </w:rPr>
+        <w:t>/</w:t>
+      </w:r>
+      <w:r>
+        <w:rPr>
+          <w:rFonts w:hint="eastAsia"/>
+          <w:color w:val="000000" w:themeColor="text1"/>
+          <w:sz w:val="28"/>
+          <w:szCs w:val="28"/>
+        </w:rPr>
+        <w:t>基本上</w:t>
+      </w:r>
+    </w:p>
+    <w:p>
+      <w:pPr>
+        <w:rPr>
+          <w:color w:val="000000" w:themeColor="text1"/>
+          <w:sz w:val="28"/>
+          <w:szCs w:val="28"/>
+        </w:rPr>
+      </w:pPr>
+    </w:p>
+    <w:p>
+      <w:pPr>
+        <w:rPr>
+          <w:color w:val="FF0000"/>
+          <w:sz w:val="28"/>
+          <w:szCs w:val="28"/>
+        </w:rPr>
+      </w:pPr>
+      <w:r>
+        <w:rPr>
+          <w:color w:val="FF0000"/>
+          <w:sz w:val="28"/>
+          <w:szCs w:val="28"/>
+        </w:rPr>
+        <w:t>Increase/grow/</w:t>
+      </w:r>
+      <w:proofErr w:type="spellStart"/>
+      <w:r>
+        <w:rPr>
+          <w:color w:val="FF0000"/>
+          <w:sz w:val="28"/>
+          <w:szCs w:val="28"/>
+        </w:rPr>
+        <w:t>climb+dramatically</w:t>
+      </w:r>
+      <w:proofErr w:type="spellEnd"/>
+      <w:r>
+        <w:rPr>
+          <w:color w:val="FF0000"/>
+          <w:sz w:val="28"/>
+          <w:szCs w:val="28"/>
+        </w:rPr>
+        <w:t xml:space="preserve"> </w:t>
+      </w:r>
+      <w:r>
+        <w:rPr>
+          <w:rFonts w:hint="eastAsia"/>
+          <w:color w:val="FF0000"/>
+          <w:sz w:val="28"/>
+          <w:szCs w:val="28"/>
+        </w:rPr>
+        <w:t>急遽增加</w:t>
+      </w:r>
+      <w:r>
+        <w:rPr>
+          <w:rFonts w:hint="eastAsia"/>
+          <w:color w:val="FF0000"/>
+          <w:sz w:val="28"/>
+          <w:szCs w:val="28"/>
+        </w:rPr>
+        <w:t>/</w:t>
+      </w:r>
+      <w:r>
+        <w:rPr>
+          <w:rFonts w:hint="eastAsia"/>
+          <w:color w:val="FF0000"/>
+          <w:sz w:val="28"/>
+          <w:szCs w:val="28"/>
+        </w:rPr>
+        <w:t>成長</w:t>
+      </w:r>
+      <w:r>
+        <w:rPr>
+          <w:rFonts w:hint="eastAsia"/>
+          <w:color w:val="FF0000"/>
+          <w:sz w:val="28"/>
+          <w:szCs w:val="28"/>
+        </w:rPr>
+        <w:t>/</w:t>
+      </w:r>
+      <w:r>
+        <w:rPr>
+          <w:rFonts w:hint="eastAsia"/>
+          <w:color w:val="FF0000"/>
+          <w:sz w:val="28"/>
+          <w:szCs w:val="28"/>
+        </w:rPr>
+        <w:t>攀升</w:t>
+      </w:r>
+    </w:p>
+    <w:p>
+      <w:pPr>
+        <w:rPr>
+          <w:color w:val="000000" w:themeColor="text1"/>
+          <w:sz w:val="28"/>
+          <w:szCs w:val="28"/>
+        </w:rPr>
+      </w:pPr>
+    </w:p>
+    <w:p>
+      <w:pPr>
+        <w:rPr>
+          <w:color w:val="000000" w:themeColor="text1"/>
+          <w:sz w:val="28"/>
+          <w:szCs w:val="28"/>
+        </w:rPr>
+      </w:pPr>
+      <w:r>
+        <w:rPr>
+          <w:color w:val="000000" w:themeColor="text1"/>
+          <w:sz w:val="28"/>
+          <w:szCs w:val="28"/>
+        </w:rPr>
+        <w:t>Brisk adj.</w:t>
+      </w:r>
+      <w:r>
+        <w:rPr>
+          <w:rFonts w:hint="eastAsia"/>
+          <w:color w:val="000000" w:themeColor="text1"/>
+          <w:sz w:val="28"/>
+          <w:szCs w:val="28"/>
+        </w:rPr>
+        <w:t>活潑</w:t>
+      </w:r>
+      <w:r>
+        <w:rPr>
+          <w:rFonts w:hint="eastAsia"/>
+          <w:color w:val="000000" w:themeColor="text1"/>
+          <w:sz w:val="28"/>
+          <w:szCs w:val="28"/>
+        </w:rPr>
+        <w:t>/</w:t>
+      </w:r>
+      <w:r>
+        <w:rPr>
+          <w:rFonts w:hint="eastAsia"/>
+          <w:color w:val="000000" w:themeColor="text1"/>
+          <w:sz w:val="28"/>
+          <w:szCs w:val="28"/>
+        </w:rPr>
+        <w:t>興旺的</w:t>
+      </w:r>
+      <w:r>
+        <w:rPr>
+          <w:rFonts w:hint="eastAsia"/>
+          <w:color w:val="000000" w:themeColor="text1"/>
+          <w:sz w:val="28"/>
+          <w:szCs w:val="28"/>
+        </w:rPr>
+        <w:t xml:space="preserve"> </w:t>
+      </w:r>
+      <w:r>
+        <w:rPr>
+          <w:color w:val="000000" w:themeColor="text1"/>
+          <w:sz w:val="28"/>
+          <w:szCs w:val="28"/>
+        </w:rPr>
+        <w:t>= strong</w:t>
+      </w:r>
+      <w:r>
+        <w:rPr>
+          <w:rFonts w:hint="eastAsia"/>
+          <w:color w:val="000000" w:themeColor="text1"/>
+          <w:sz w:val="28"/>
+          <w:szCs w:val="28"/>
+        </w:rPr>
+        <w:t>、</w:t>
+      </w:r>
+      <w:r>
+        <w:rPr>
+          <w:rFonts w:hint="eastAsia"/>
+          <w:color w:val="000000" w:themeColor="text1"/>
+          <w:sz w:val="28"/>
+          <w:szCs w:val="28"/>
+        </w:rPr>
+        <w:t>l</w:t>
+      </w:r>
+      <w:r>
+        <w:rPr>
+          <w:color w:val="000000" w:themeColor="text1"/>
+          <w:sz w:val="28"/>
+          <w:szCs w:val="28"/>
+        </w:rPr>
+        <w:t>ively</w:t>
+      </w:r>
+    </w:p>
+    <w:p>
+      <w:pPr>
+        <w:rPr>
+          <w:color w:val="000000" w:themeColor="text1"/>
+          <w:sz w:val="28"/>
+          <w:szCs w:val="28"/>
+        </w:rPr>
+      </w:pPr>
+    </w:p>
+    <w:p>
+      <w:pPr>
+        <w:rPr>
+          <w:color w:val="000000" w:themeColor="text1"/>
+          <w:sz w:val="28"/>
+          <w:szCs w:val="28"/>
+        </w:rPr>
+      </w:pPr>
+    </w:p>
+    <w:p>
+      <w:pPr>
+        <w:rPr>
+          <w:color w:val="000000" w:themeColor="text1"/>
+          <w:sz w:val="28"/>
+          <w:szCs w:val="28"/>
+        </w:rPr>
+      </w:pPr>
+      <w:r>
+        <w:rPr>
+          <w:color w:val="000000" w:themeColor="text1"/>
+          <w:sz w:val="28"/>
+          <w:szCs w:val="28"/>
+        </w:rPr>
+        <w:t>Unstable adj.</w:t>
+      </w:r>
+      <w:r>
+        <w:rPr>
+          <w:rFonts w:hint="eastAsia"/>
+          <w:color w:val="000000" w:themeColor="text1"/>
+          <w:sz w:val="28"/>
+          <w:szCs w:val="28"/>
+        </w:rPr>
+        <w:t>不穩定</w:t>
+      </w:r>
+      <w:r>
+        <w:rPr>
+          <w:rFonts w:hint="eastAsia"/>
+          <w:color w:val="000000" w:themeColor="text1"/>
+          <w:sz w:val="28"/>
+          <w:szCs w:val="28"/>
+        </w:rPr>
+        <w:t>/</w:t>
+      </w:r>
+      <w:r>
+        <w:rPr>
+          <w:rFonts w:hint="eastAsia"/>
+          <w:color w:val="000000" w:themeColor="text1"/>
+          <w:sz w:val="28"/>
+          <w:szCs w:val="28"/>
+        </w:rPr>
+        <w:t>易變的</w:t>
+      </w:r>
+    </w:p>
+    <w:p>
+      <w:pPr>
+        <w:rPr>
+          <w:color w:val="000000" w:themeColor="text1"/>
+          <w:sz w:val="28"/>
+          <w:szCs w:val="28"/>
+        </w:rPr>
+      </w:pPr>
+    </w:p>
+    <w:p>
+      <w:pPr>
+        <w:rPr>
+          <w:color w:val="000000" w:themeColor="text1"/>
+          <w:sz w:val="28"/>
+          <w:szCs w:val="28"/>
+        </w:rPr>
+      </w:pPr>
+      <w:r>
+        <w:rPr>
+          <w:color w:val="000000" w:themeColor="text1"/>
+          <w:sz w:val="28"/>
+          <w:szCs w:val="28"/>
+        </w:rPr>
+        <w:t>Rapidly adv.</w:t>
+      </w:r>
+      <w:r>
+        <w:rPr>
+          <w:rFonts w:hint="eastAsia"/>
+          <w:color w:val="000000" w:themeColor="text1"/>
+          <w:sz w:val="28"/>
+          <w:szCs w:val="28"/>
+        </w:rPr>
+        <w:t>迅速</w:t>
+      </w:r>
+      <w:r>
+        <w:rPr>
+          <w:rFonts w:hint="eastAsia"/>
+          <w:color w:val="000000" w:themeColor="text1"/>
+          <w:sz w:val="28"/>
+          <w:szCs w:val="28"/>
+        </w:rPr>
+        <w:t>/</w:t>
+      </w:r>
+      <w:r>
+        <w:rPr>
+          <w:rFonts w:hint="eastAsia"/>
+          <w:color w:val="000000" w:themeColor="text1"/>
+          <w:sz w:val="28"/>
+          <w:szCs w:val="28"/>
+        </w:rPr>
+        <w:t>很快</w:t>
+      </w:r>
+    </w:p>
+    <w:p>
+      <w:pPr>
+        <w:rPr>
+          <w:color w:val="000000" w:themeColor="text1"/>
+          <w:sz w:val="28"/>
+          <w:szCs w:val="28"/>
+        </w:rPr>
+      </w:pPr>
+    </w:p>
+    <w:p>
+      <w:pPr>
+        <w:rPr>
+          <w:color w:val="000000" w:themeColor="text1"/>
+          <w:sz w:val="28"/>
+          <w:szCs w:val="28"/>
+        </w:rPr>
+      </w:pPr>
+      <w:r>
+        <w:rPr>
+          <w:color w:val="000000" w:themeColor="text1"/>
+          <w:sz w:val="28"/>
+          <w:szCs w:val="28"/>
+        </w:rPr>
+        <w:t>Soar v.</w:t>
+      </w:r>
+      <w:r>
+        <w:rPr>
+          <w:rFonts w:hint="eastAsia"/>
+          <w:color w:val="000000" w:themeColor="text1"/>
+          <w:sz w:val="28"/>
+          <w:szCs w:val="28"/>
+        </w:rPr>
+        <w:t>高升</w:t>
+      </w:r>
+      <w:r>
+        <w:rPr>
+          <w:rFonts w:hint="eastAsia"/>
+          <w:color w:val="000000" w:themeColor="text1"/>
+          <w:sz w:val="28"/>
+          <w:szCs w:val="28"/>
+        </w:rPr>
+        <w:t>/</w:t>
+      </w:r>
+      <w:r>
+        <w:rPr>
+          <w:rFonts w:hint="eastAsia"/>
+          <w:color w:val="000000" w:themeColor="text1"/>
+          <w:sz w:val="28"/>
+          <w:szCs w:val="28"/>
+        </w:rPr>
+        <w:t>急漲</w:t>
+      </w:r>
+    </w:p>
+    <w:p>
+      <w:pPr>
+        <w:rPr>
+          <w:color w:val="000000" w:themeColor="text1"/>
+          <w:sz w:val="28"/>
+          <w:szCs w:val="28"/>
+        </w:rPr>
+      </w:pPr>
+      <w:r>
+        <w:rPr>
+          <w:color w:val="000000" w:themeColor="text1"/>
+          <w:sz w:val="28"/>
+          <w:szCs w:val="28"/>
+        </w:rPr>
+        <w:lastRenderedPageBreak/>
+        <w:t>Assert v.</w:t>
+      </w:r>
+      <w:r>
+        <w:rPr>
+          <w:rFonts w:hint="eastAsia"/>
+          <w:color w:val="000000" w:themeColor="text1"/>
+          <w:sz w:val="28"/>
+          <w:szCs w:val="28"/>
+        </w:rPr>
+        <w:t>斷言</w:t>
+      </w:r>
+      <w:r>
+        <w:rPr>
+          <w:rFonts w:hint="eastAsia"/>
+          <w:color w:val="000000" w:themeColor="text1"/>
+          <w:sz w:val="28"/>
+          <w:szCs w:val="28"/>
+        </w:rPr>
+        <w:t>/</w:t>
+      </w:r>
+      <w:r>
+        <w:rPr>
+          <w:rFonts w:hint="eastAsia"/>
+          <w:color w:val="000000" w:themeColor="text1"/>
+          <w:sz w:val="28"/>
+          <w:szCs w:val="28"/>
+        </w:rPr>
+        <w:t>主張</w:t>
+      </w:r>
+    </w:p>
+    <w:p>
+      <w:pPr>
+        <w:rPr>
+          <w:color w:val="000000" w:themeColor="text1"/>
+          <w:sz w:val="28"/>
+          <w:szCs w:val="28"/>
+        </w:rPr>
+      </w:pPr>
+    </w:p>
+    <w:p>
+      <w:pPr>
+        <w:rPr>
+          <w:color w:val="000000" w:themeColor="text1"/>
+          <w:sz w:val="28"/>
+          <w:szCs w:val="28"/>
+        </w:rPr>
+      </w:pPr>
+      <w:r>
+        <w:rPr>
+          <w:color w:val="000000" w:themeColor="text1"/>
+          <w:sz w:val="28"/>
+          <w:szCs w:val="28"/>
+        </w:rPr>
+        <w:t>Boost v.</w:t>
+      </w:r>
+      <w:r>
+        <w:rPr>
+          <w:rFonts w:hint="eastAsia"/>
+          <w:color w:val="000000" w:themeColor="text1"/>
+          <w:sz w:val="28"/>
+          <w:szCs w:val="28"/>
+        </w:rPr>
+        <w:t>推動</w:t>
+      </w:r>
+      <w:r>
+        <w:rPr>
+          <w:rFonts w:hint="eastAsia"/>
+          <w:color w:val="000000" w:themeColor="text1"/>
+          <w:sz w:val="28"/>
+          <w:szCs w:val="28"/>
+        </w:rPr>
+        <w:t>/</w:t>
+      </w:r>
+      <w:r>
+        <w:rPr>
+          <w:rFonts w:hint="eastAsia"/>
+          <w:color w:val="000000" w:themeColor="text1"/>
+          <w:sz w:val="28"/>
+          <w:szCs w:val="28"/>
+        </w:rPr>
+        <w:t>促進</w:t>
+      </w:r>
+    </w:p>
+    <w:p>
+      <w:pPr>
+        <w:rPr>
+          <w:color w:val="000000" w:themeColor="text1"/>
+          <w:sz w:val="28"/>
+          <w:szCs w:val="28"/>
+        </w:rPr>
+      </w:pPr>
+    </w:p>
+    <w:p>
+      <w:pPr>
+        <w:rPr>
+          <w:color w:val="000000" w:themeColor="text1"/>
+          <w:sz w:val="28"/>
+          <w:szCs w:val="28"/>
+        </w:rPr>
+      </w:pPr>
+      <w:r>
+        <w:rPr>
+          <w:color w:val="000000" w:themeColor="text1"/>
+          <w:sz w:val="28"/>
+          <w:szCs w:val="28"/>
+        </w:rPr>
+        <w:t>Analyst n.</w:t>
+      </w:r>
+      <w:r>
+        <w:rPr>
+          <w:rFonts w:hint="eastAsia"/>
+          <w:color w:val="000000" w:themeColor="text1"/>
+          <w:sz w:val="28"/>
+          <w:szCs w:val="28"/>
+        </w:rPr>
+        <w:t>分析師</w:t>
+      </w:r>
+    </w:p>
+    <w:p>
+      <w:pPr>
+        <w:rPr>
+          <w:color w:val="000000" w:themeColor="text1"/>
+          <w:sz w:val="28"/>
+          <w:szCs w:val="28"/>
+        </w:rPr>
+      </w:pPr>
+    </w:p>
+    <w:p>
+      <w:pPr>
+        <w:rPr>
+          <w:color w:val="000000" w:themeColor="text1"/>
+          <w:sz w:val="28"/>
+          <w:szCs w:val="28"/>
+        </w:rPr>
+      </w:pPr>
+      <w:r>
+        <w:rPr>
+          <w:color w:val="000000" w:themeColor="text1"/>
+          <w:sz w:val="28"/>
+          <w:szCs w:val="28"/>
+        </w:rPr>
+        <w:t>Pleased adj.</w:t>
+      </w:r>
+      <w:r>
+        <w:rPr>
+          <w:rFonts w:hint="eastAsia"/>
+          <w:color w:val="000000" w:themeColor="text1"/>
+          <w:sz w:val="28"/>
+          <w:szCs w:val="28"/>
+        </w:rPr>
+        <w:t>滿意</w:t>
+      </w:r>
+      <w:r>
+        <w:rPr>
+          <w:rFonts w:hint="eastAsia"/>
+          <w:color w:val="000000" w:themeColor="text1"/>
+          <w:sz w:val="28"/>
+          <w:szCs w:val="28"/>
+        </w:rPr>
+        <w:t>/</w:t>
+      </w:r>
+      <w:r>
+        <w:rPr>
+          <w:rFonts w:hint="eastAsia"/>
+          <w:color w:val="000000" w:themeColor="text1"/>
+          <w:sz w:val="28"/>
+          <w:szCs w:val="28"/>
+        </w:rPr>
+        <w:t>高興</w:t>
+      </w:r>
+    </w:p>
+    <w:p>
+      <w:pPr>
+        <w:rPr>
+          <w:color w:val="FF0000"/>
+          <w:sz w:val="28"/>
+          <w:szCs w:val="28"/>
+        </w:rPr>
+      </w:pPr>
+      <w:r>
+        <w:rPr>
+          <w:color w:val="FF0000"/>
+          <w:sz w:val="28"/>
+          <w:szCs w:val="28"/>
+        </w:rPr>
+        <w:t xml:space="preserve">Be pleased to do </w:t>
+      </w:r>
+      <w:r>
+        <w:rPr>
+          <w:rFonts w:hint="eastAsia"/>
+          <w:color w:val="FF0000"/>
+          <w:sz w:val="28"/>
+          <w:szCs w:val="28"/>
+        </w:rPr>
+        <w:t>很樂意做</w:t>
+      </w:r>
+      <w:r>
+        <w:rPr>
+          <w:rFonts w:hint="eastAsia"/>
+          <w:color w:val="FF0000"/>
+          <w:sz w:val="28"/>
+          <w:szCs w:val="28"/>
+        </w:rPr>
+        <w:t>~</w:t>
+      </w:r>
+    </w:p>
+    <w:p>
+      <w:pPr>
+        <w:rPr>
+          <w:color w:val="000000" w:themeColor="text1"/>
+          <w:sz w:val="28"/>
+          <w:szCs w:val="28"/>
+        </w:rPr>
+      </w:pPr>
+    </w:p>
+    <w:p>
+      <w:pPr>
+        <w:rPr>
+          <w:color w:val="000000" w:themeColor="text1"/>
+          <w:sz w:val="28"/>
+          <w:szCs w:val="28"/>
+        </w:rPr>
+      </w:pPr>
+    </w:p>
+    <w:p>
+      <w:pPr>
+        <w:rPr>
+          <w:color w:val="000000" w:themeColor="text1"/>
+          <w:sz w:val="28"/>
+          <w:szCs w:val="28"/>
+        </w:rPr>
+      </w:pPr>
+      <w:r>
+        <w:rPr>
+          <w:color w:val="000000" w:themeColor="text1"/>
+          <w:sz w:val="28"/>
+          <w:szCs w:val="28"/>
+        </w:rPr>
+        <w:t>Remain v.</w:t>
+      </w:r>
+      <w:r>
+        <w:rPr>
+          <w:rFonts w:hint="eastAsia"/>
+          <w:color w:val="000000" w:themeColor="text1"/>
+          <w:sz w:val="28"/>
+          <w:szCs w:val="28"/>
+        </w:rPr>
+        <w:t>維持</w:t>
+      </w:r>
+      <w:r>
+        <w:rPr>
+          <w:rFonts w:hint="eastAsia"/>
+          <w:color w:val="000000" w:themeColor="text1"/>
+          <w:sz w:val="28"/>
+          <w:szCs w:val="28"/>
+        </w:rPr>
+        <w:t>/</w:t>
+      </w:r>
+      <w:r>
+        <w:rPr>
+          <w:rFonts w:hint="eastAsia"/>
+          <w:color w:val="000000" w:themeColor="text1"/>
+          <w:sz w:val="28"/>
+          <w:szCs w:val="28"/>
+        </w:rPr>
+        <w:t>仍然有待</w:t>
+      </w:r>
+      <w:r>
+        <w:rPr>
+          <w:rFonts w:hint="eastAsia"/>
+          <w:color w:val="000000" w:themeColor="text1"/>
+          <w:sz w:val="28"/>
+          <w:szCs w:val="28"/>
+        </w:rPr>
+        <w:t>~</w:t>
+      </w:r>
+    </w:p>
+    <w:p>
+      <w:pPr>
+        <w:rPr>
+          <w:color w:val="FF0000"/>
+          <w:sz w:val="28"/>
+          <w:szCs w:val="28"/>
+        </w:rPr>
+      </w:pPr>
+      <w:proofErr w:type="spellStart"/>
+      <w:r>
+        <w:rPr>
+          <w:color w:val="FF0000"/>
+          <w:sz w:val="28"/>
+          <w:szCs w:val="28"/>
+        </w:rPr>
+        <w:t>Remain+steady</w:t>
+      </w:r>
+      <w:proofErr w:type="spellEnd"/>
+      <w:r>
+        <w:rPr>
+          <w:color w:val="FF0000"/>
+          <w:sz w:val="28"/>
+          <w:szCs w:val="28"/>
+        </w:rPr>
+        <w:t xml:space="preserve">/harmonious/the same </w:t>
+      </w:r>
+      <w:r>
+        <w:rPr>
+          <w:rFonts w:hint="eastAsia"/>
+          <w:color w:val="FF0000"/>
+          <w:sz w:val="28"/>
+          <w:szCs w:val="28"/>
+        </w:rPr>
+        <w:t>維持穩定</w:t>
+      </w:r>
+      <w:r>
+        <w:rPr>
+          <w:rFonts w:hint="eastAsia"/>
+          <w:color w:val="FF0000"/>
+          <w:sz w:val="28"/>
+          <w:szCs w:val="28"/>
+        </w:rPr>
+        <w:t>/</w:t>
+      </w:r>
+      <w:r>
+        <w:rPr>
+          <w:rFonts w:hint="eastAsia"/>
+          <w:color w:val="FF0000"/>
+          <w:sz w:val="28"/>
+          <w:szCs w:val="28"/>
+        </w:rPr>
+        <w:t>協調</w:t>
+      </w:r>
+      <w:r>
+        <w:rPr>
+          <w:rFonts w:hint="eastAsia"/>
+          <w:color w:val="FF0000"/>
+          <w:sz w:val="28"/>
+          <w:szCs w:val="28"/>
+        </w:rPr>
+        <w:t>/</w:t>
+      </w:r>
+      <w:r>
+        <w:rPr>
+          <w:rFonts w:hint="eastAsia"/>
+          <w:color w:val="FF0000"/>
+          <w:sz w:val="28"/>
+          <w:szCs w:val="28"/>
+        </w:rPr>
+        <w:t>相同</w:t>
+      </w:r>
+    </w:p>
+    <w:p>
+      <w:pPr>
+        <w:rPr>
+          <w:color w:val="000000" w:themeColor="text1"/>
+          <w:sz w:val="28"/>
+          <w:szCs w:val="28"/>
+        </w:rPr>
+      </w:pPr>
+    </w:p>
+    <w:p>
+      <w:pPr>
+        <w:rPr>
+          <w:color w:val="000000" w:themeColor="text1"/>
+          <w:sz w:val="28"/>
+          <w:szCs w:val="28"/>
+        </w:rPr>
+      </w:pPr>
+    </w:p>
+    <w:p>
+      <w:pPr>
+        <w:rPr>
+          <w:color w:val="000000" w:themeColor="text1"/>
+          <w:sz w:val="28"/>
+          <w:szCs w:val="28"/>
+        </w:rPr>
+      </w:pPr>
+      <w:r>
+        <w:rPr>
+          <w:color w:val="000000" w:themeColor="text1"/>
+          <w:sz w:val="28"/>
+          <w:szCs w:val="28"/>
+        </w:rPr>
+        <w:t>Limited adj.</w:t>
+      </w:r>
+      <w:r>
+        <w:rPr>
+          <w:rFonts w:hint="eastAsia"/>
+          <w:color w:val="000000" w:themeColor="text1"/>
+          <w:sz w:val="28"/>
+          <w:szCs w:val="28"/>
+        </w:rPr>
+        <w:t>有限的</w:t>
+      </w:r>
+    </w:p>
+    <w:p>
+      <w:pPr>
+        <w:rPr>
+          <w:color w:val="FF0000"/>
+          <w:sz w:val="28"/>
+          <w:szCs w:val="28"/>
+        </w:rPr>
+      </w:pPr>
+      <w:r>
+        <w:rPr>
+          <w:color w:val="FF0000"/>
+          <w:sz w:val="28"/>
+          <w:szCs w:val="28"/>
+        </w:rPr>
+        <w:t xml:space="preserve">Limited offer </w:t>
+      </w:r>
+      <w:r>
+        <w:rPr>
+          <w:rFonts w:hint="eastAsia"/>
+          <w:color w:val="FF0000"/>
+          <w:sz w:val="28"/>
+          <w:szCs w:val="28"/>
+        </w:rPr>
+        <w:t>限定優惠</w:t>
+      </w:r>
+    </w:p>
+    <w:p>
+      <w:pPr>
+        <w:rPr>
+          <w:color w:val="FF0000"/>
+          <w:sz w:val="28"/>
+          <w:szCs w:val="28"/>
+        </w:rPr>
+      </w:pPr>
+      <w:r>
+        <w:rPr>
+          <w:color w:val="FF0000"/>
+          <w:sz w:val="28"/>
+          <w:szCs w:val="28"/>
+        </w:rPr>
+        <w:t xml:space="preserve">For a limited time </w:t>
+      </w:r>
+      <w:r>
+        <w:rPr>
+          <w:rFonts w:hint="eastAsia"/>
+          <w:color w:val="FF0000"/>
+          <w:sz w:val="28"/>
+          <w:szCs w:val="28"/>
+        </w:rPr>
+        <w:t>限時</w:t>
+      </w:r>
+    </w:p>
+    <w:p>
+      <w:pPr>
+        <w:rPr>
+          <w:color w:val="000000" w:themeColor="text1"/>
+          <w:sz w:val="28"/>
+          <w:szCs w:val="28"/>
+        </w:rPr>
+      </w:pPr>
+    </w:p>
+    <w:p>
+      <w:pPr>
+        <w:rPr>
+          <w:color w:val="000000" w:themeColor="text1"/>
+          <w:sz w:val="28"/>
+          <w:szCs w:val="28"/>
+        </w:rPr>
+      </w:pPr>
+      <w:r>
+        <w:rPr>
+          <w:color w:val="000000" w:themeColor="text1"/>
+          <w:sz w:val="28"/>
+          <w:szCs w:val="28"/>
+        </w:rPr>
+        <w:t>Costly adj.</w:t>
+      </w:r>
+      <w:r>
+        <w:rPr>
+          <w:rFonts w:hint="eastAsia"/>
+          <w:color w:val="000000" w:themeColor="text1"/>
+          <w:sz w:val="28"/>
+          <w:szCs w:val="28"/>
+        </w:rPr>
+        <w:t>昂貴</w:t>
+      </w:r>
+    </w:p>
+    <w:p>
+      <w:pPr>
+        <w:rPr>
+          <w:color w:val="000000" w:themeColor="text1"/>
+          <w:sz w:val="28"/>
+          <w:szCs w:val="28"/>
+        </w:rPr>
+      </w:pPr>
+    </w:p>
+    <w:p>
+      <w:pPr>
+        <w:rPr>
+          <w:color w:val="000000" w:themeColor="text1"/>
+          <w:sz w:val="28"/>
+          <w:szCs w:val="28"/>
+        </w:rPr>
+      </w:pPr>
+      <w:r>
+        <w:rPr>
+          <w:color w:val="000000" w:themeColor="text1"/>
+          <w:sz w:val="28"/>
+          <w:szCs w:val="28"/>
+        </w:rPr>
+        <w:t>Particular adj.</w:t>
+      </w:r>
+      <w:r>
+        <w:rPr>
+          <w:rFonts w:hint="eastAsia"/>
+          <w:color w:val="000000" w:themeColor="text1"/>
+          <w:sz w:val="28"/>
+          <w:szCs w:val="28"/>
+        </w:rPr>
+        <w:t>特定</w:t>
+      </w:r>
+    </w:p>
+    <w:p>
+      <w:pPr>
+        <w:rPr>
+          <w:color w:val="FF0000"/>
+          <w:sz w:val="28"/>
+          <w:szCs w:val="28"/>
+        </w:rPr>
+      </w:pPr>
+      <w:r>
+        <w:rPr>
+          <w:color w:val="FF0000"/>
+          <w:sz w:val="28"/>
+          <w:szCs w:val="28"/>
+        </w:rPr>
+        <w:t xml:space="preserve">In particular </w:t>
+      </w:r>
+      <w:r>
+        <w:rPr>
+          <w:rFonts w:hint="eastAsia"/>
+          <w:color w:val="FF0000"/>
+          <w:sz w:val="28"/>
+          <w:szCs w:val="28"/>
+        </w:rPr>
+        <w:t>特別</w:t>
+      </w:r>
+      <w:r>
+        <w:rPr>
+          <w:rFonts w:hint="eastAsia"/>
+          <w:color w:val="FF0000"/>
+          <w:sz w:val="28"/>
+          <w:szCs w:val="28"/>
+        </w:rPr>
+        <w:t>,</w:t>
+      </w:r>
+      <w:r>
+        <w:rPr>
+          <w:rFonts w:hint="eastAsia"/>
+          <w:color w:val="FF0000"/>
+          <w:sz w:val="28"/>
+          <w:szCs w:val="28"/>
+        </w:rPr>
+        <w:t>尤其</w:t>
+      </w:r>
+    </w:p>
+    <w:p>
+      <w:pPr>
+        <w:rPr>
+          <w:color w:val="000000" w:themeColor="text1"/>
+          <w:sz w:val="28"/>
+          <w:szCs w:val="28"/>
+        </w:rPr>
+      </w:pPr>
+    </w:p>
+    <w:p>
+      <w:pPr>
+        <w:rPr>
+          <w:color w:val="000000" w:themeColor="text1"/>
+          <w:sz w:val="28"/>
+          <w:szCs w:val="28"/>
+        </w:rPr>
+      </w:pPr>
+    </w:p>
+    <w:p>
+      <w:pPr>
+        <w:rPr>
+          <w:color w:val="000000" w:themeColor="text1"/>
+          <w:sz w:val="28"/>
+          <w:szCs w:val="28"/>
+        </w:rPr>
+      </w:pPr>
+    </w:p>
+    <w:p>
+      <w:pPr>
+        <w:rPr>
+          <w:color w:val="000000" w:themeColor="text1"/>
+          <w:sz w:val="28"/>
+          <w:szCs w:val="28"/>
+        </w:rPr>
+      </w:pPr>
+      <w:r>
+        <w:rPr>
+          <w:color w:val="000000" w:themeColor="text1"/>
+          <w:sz w:val="28"/>
+          <w:szCs w:val="28"/>
+        </w:rPr>
+        <w:lastRenderedPageBreak/>
+        <w:t>Drastic adj.</w:t>
+      </w:r>
+      <w:r>
+        <w:rPr>
+          <w:rFonts w:hint="eastAsia"/>
+          <w:color w:val="000000" w:themeColor="text1"/>
+          <w:sz w:val="28"/>
+          <w:szCs w:val="28"/>
+        </w:rPr>
+        <w:t>激烈</w:t>
+      </w:r>
+      <w:r>
+        <w:rPr>
+          <w:rFonts w:hint="eastAsia"/>
+          <w:color w:val="000000" w:themeColor="text1"/>
+          <w:sz w:val="28"/>
+          <w:szCs w:val="28"/>
+        </w:rPr>
+        <w:t>/</w:t>
+      </w:r>
+      <w:r>
+        <w:rPr>
+          <w:rFonts w:hint="eastAsia"/>
+          <w:color w:val="000000" w:themeColor="text1"/>
+          <w:sz w:val="28"/>
+          <w:szCs w:val="28"/>
+        </w:rPr>
+        <w:t>猛烈</w:t>
+      </w:r>
+    </w:p>
+    <w:p>
+      <w:pPr>
+        <w:rPr>
+          <w:color w:val="000000" w:themeColor="text1"/>
+          <w:sz w:val="28"/>
+          <w:szCs w:val="28"/>
+        </w:rPr>
+      </w:pPr>
+    </w:p>
+    <w:p>
+      <w:pPr>
+        <w:rPr>
+          <w:color w:val="000000" w:themeColor="text1"/>
+          <w:sz w:val="28"/>
+          <w:szCs w:val="28"/>
+        </w:rPr>
+      </w:pPr>
+      <w:r>
+        <w:rPr>
+          <w:color w:val="000000" w:themeColor="text1"/>
+          <w:sz w:val="28"/>
+          <w:szCs w:val="28"/>
+        </w:rPr>
+        <w:t>Evenly adv.</w:t>
+      </w:r>
+      <w:r>
+        <w:rPr>
+          <w:rFonts w:hint="eastAsia"/>
+          <w:color w:val="000000" w:themeColor="text1"/>
+          <w:sz w:val="28"/>
+          <w:szCs w:val="28"/>
+        </w:rPr>
+        <w:t>均勻</w:t>
+      </w:r>
+      <w:r>
+        <w:rPr>
+          <w:rFonts w:hint="eastAsia"/>
+          <w:color w:val="000000" w:themeColor="text1"/>
+          <w:sz w:val="28"/>
+          <w:szCs w:val="28"/>
+        </w:rPr>
+        <w:t>/</w:t>
+      </w:r>
+      <w:r>
+        <w:rPr>
+          <w:rFonts w:hint="eastAsia"/>
+          <w:color w:val="000000" w:themeColor="text1"/>
+          <w:sz w:val="28"/>
+          <w:szCs w:val="28"/>
+        </w:rPr>
+        <w:t>平均</w:t>
+      </w:r>
+    </w:p>
+    <w:p>
+      <w:pPr>
+        <w:rPr>
+          <w:color w:val="000000" w:themeColor="text1"/>
+          <w:sz w:val="28"/>
+          <w:szCs w:val="28"/>
+        </w:rPr>
+      </w:pPr>
+    </w:p>
+    <w:p>
+      <w:pPr>
+        <w:rPr>
+          <w:color w:val="000000" w:themeColor="text1"/>
+          <w:sz w:val="28"/>
+          <w:szCs w:val="28"/>
+        </w:rPr>
+      </w:pPr>
+      <w:r>
+        <w:rPr>
+          <w:color w:val="000000" w:themeColor="text1"/>
+          <w:sz w:val="28"/>
+          <w:szCs w:val="28"/>
+        </w:rPr>
+        <w:t>Evidence n.</w:t>
+      </w:r>
+      <w:r>
+        <w:rPr>
+          <w:rFonts w:hint="eastAsia"/>
+          <w:color w:val="000000" w:themeColor="text1"/>
+          <w:sz w:val="28"/>
+          <w:szCs w:val="28"/>
+        </w:rPr>
+        <w:t>證據</w:t>
+      </w:r>
+    </w:p>
+    <w:p>
+      <w:pPr>
+        <w:rPr>
+          <w:color w:val="000000" w:themeColor="text1"/>
+          <w:sz w:val="28"/>
+          <w:szCs w:val="28"/>
+        </w:rPr>
+      </w:pPr>
+    </w:p>
+    <w:p>
+      <w:pPr>
+        <w:rPr>
+          <w:color w:val="000000" w:themeColor="text1"/>
+          <w:sz w:val="28"/>
+          <w:szCs w:val="28"/>
+        </w:rPr>
+      </w:pPr>
+      <w:r>
+        <w:rPr>
+          <w:color w:val="000000" w:themeColor="text1"/>
+          <w:sz w:val="28"/>
+          <w:szCs w:val="28"/>
+        </w:rPr>
+        <w:t>Prospect n.</w:t>
+      </w:r>
+      <w:r>
+        <w:rPr>
+          <w:rFonts w:hint="eastAsia"/>
+          <w:color w:val="000000" w:themeColor="text1"/>
+          <w:sz w:val="28"/>
+          <w:szCs w:val="28"/>
+        </w:rPr>
+        <w:t>展望</w:t>
+      </w:r>
+      <w:r>
+        <w:rPr>
+          <w:rFonts w:hint="eastAsia"/>
+          <w:color w:val="000000" w:themeColor="text1"/>
+          <w:sz w:val="28"/>
+          <w:szCs w:val="28"/>
+        </w:rPr>
+        <w:t>/</w:t>
+      </w:r>
+      <w:r>
+        <w:rPr>
+          <w:rFonts w:hint="eastAsia"/>
+          <w:color w:val="000000" w:themeColor="text1"/>
+          <w:sz w:val="28"/>
+          <w:szCs w:val="28"/>
+        </w:rPr>
+        <w:t>預期</w:t>
+      </w:r>
+    </w:p>
+    <w:p>
+      <w:pPr>
+        <w:rPr>
+          <w:color w:val="000000" w:themeColor="text1"/>
+          <w:sz w:val="28"/>
+          <w:szCs w:val="28"/>
+        </w:rPr>
+      </w:pPr>
+    </w:p>
+    <w:p>
+      <w:pPr>
+        <w:rPr>
+          <w:color w:val="FF0000"/>
+          <w:sz w:val="28"/>
+          <w:szCs w:val="28"/>
+        </w:rPr>
+      </w:pPr>
+      <w:r>
+        <w:rPr>
+          <w:color w:val="FF0000"/>
+          <w:sz w:val="28"/>
+          <w:szCs w:val="28"/>
+        </w:rPr>
+        <w:t>Lead v.</w:t>
+      </w:r>
+      <w:r>
+        <w:rPr>
+          <w:rFonts w:hint="eastAsia"/>
+          <w:color w:val="FF0000"/>
+          <w:sz w:val="28"/>
+          <w:szCs w:val="28"/>
+        </w:rPr>
+        <w:t>領導</w:t>
+      </w:r>
+      <w:r>
+        <w:rPr>
+          <w:rFonts w:hint="eastAsia"/>
+          <w:color w:val="FF0000"/>
+          <w:sz w:val="28"/>
+          <w:szCs w:val="28"/>
+        </w:rPr>
+        <w:t>/</w:t>
+      </w:r>
+      <w:r>
+        <w:rPr>
+          <w:rFonts w:hint="eastAsia"/>
+          <w:color w:val="FF0000"/>
+          <w:sz w:val="28"/>
+          <w:szCs w:val="28"/>
+        </w:rPr>
+        <w:t>引導</w:t>
+      </w:r>
+      <w:r>
+        <w:rPr>
+          <w:rFonts w:hint="eastAsia"/>
+          <w:color w:val="FF0000"/>
+          <w:sz w:val="28"/>
+          <w:szCs w:val="28"/>
+        </w:rPr>
+        <w:t>/</w:t>
+      </w:r>
+      <w:r>
+        <w:rPr>
+          <w:rFonts w:hint="eastAsia"/>
+          <w:color w:val="FF0000"/>
+          <w:sz w:val="28"/>
+          <w:szCs w:val="28"/>
+        </w:rPr>
+        <w:t>導致</w:t>
+      </w:r>
+    </w:p>
+    <w:p>
+      <w:pPr>
+        <w:rPr>
+          <w:color w:val="FF0000"/>
+          <w:sz w:val="28"/>
+          <w:szCs w:val="28"/>
+        </w:rPr>
+      </w:pPr>
+      <w:r>
+        <w:rPr>
+          <w:color w:val="FF0000"/>
+          <w:sz w:val="28"/>
+          <w:szCs w:val="28"/>
+        </w:rPr>
+        <w:t xml:space="preserve">Lead to </w:t>
+      </w:r>
+      <w:r>
+        <w:rPr>
+          <w:rFonts w:hint="eastAsia"/>
+          <w:color w:val="FF0000"/>
+          <w:sz w:val="28"/>
+          <w:szCs w:val="28"/>
+        </w:rPr>
+        <w:t>導致</w:t>
+      </w:r>
+      <w:r>
+        <w:rPr>
+          <w:rFonts w:hint="eastAsia"/>
+          <w:color w:val="FF0000"/>
+          <w:sz w:val="28"/>
+          <w:szCs w:val="28"/>
+        </w:rPr>
+        <w:t>(</w:t>
+      </w:r>
+      <w:r>
+        <w:rPr>
+          <w:rFonts w:hint="eastAsia"/>
+          <w:color w:val="FF0000"/>
+          <w:sz w:val="28"/>
+          <w:szCs w:val="28"/>
+        </w:rPr>
+        <w:t>結果</w:t>
+      </w:r>
+      <w:r>
+        <w:rPr>
+          <w:rFonts w:hint="eastAsia"/>
+          <w:color w:val="FF0000"/>
+          <w:sz w:val="28"/>
+          <w:szCs w:val="28"/>
+        </w:rPr>
+        <w:t>)</w:t>
+      </w:r>
+    </w:p>
+    <w:p>
+      <w:pPr>
+        <w:rPr>
+          <w:color w:val="FF0000"/>
+          <w:sz w:val="28"/>
+          <w:szCs w:val="28"/>
+        </w:rPr>
+      </w:pPr>
+      <w:proofErr w:type="spellStart"/>
+      <w:r>
+        <w:rPr>
+          <w:color w:val="FF0000"/>
+          <w:sz w:val="28"/>
+          <w:szCs w:val="28"/>
+        </w:rPr>
+        <w:t>Leading+brand</w:t>
+      </w:r>
+      <w:proofErr w:type="spellEnd"/>
+      <w:r>
+        <w:rPr>
+          <w:color w:val="FF0000"/>
+          <w:sz w:val="28"/>
+          <w:szCs w:val="28"/>
+        </w:rPr>
+        <w:t xml:space="preserve">/company/figure </w:t>
+      </w:r>
+      <w:r>
+        <w:rPr>
+          <w:rFonts w:hint="eastAsia"/>
+          <w:color w:val="FF0000"/>
+          <w:sz w:val="28"/>
+          <w:szCs w:val="28"/>
+        </w:rPr>
+        <w:t>領導的品牌</w:t>
+      </w:r>
+      <w:r>
+        <w:rPr>
+          <w:rFonts w:hint="eastAsia"/>
+          <w:color w:val="FF0000"/>
+          <w:sz w:val="28"/>
+          <w:szCs w:val="28"/>
+        </w:rPr>
+        <w:t>/</w:t>
+      </w:r>
+      <w:r>
+        <w:rPr>
+          <w:rFonts w:hint="eastAsia"/>
+          <w:color w:val="FF0000"/>
+          <w:sz w:val="28"/>
+          <w:szCs w:val="28"/>
+        </w:rPr>
+        <w:t>公司</w:t>
+      </w:r>
+      <w:r>
+        <w:rPr>
+          <w:rFonts w:hint="eastAsia"/>
+          <w:color w:val="FF0000"/>
+          <w:sz w:val="28"/>
+          <w:szCs w:val="28"/>
+        </w:rPr>
+        <w:t>/</w:t>
+      </w:r>
+      <w:r>
+        <w:rPr>
+          <w:rFonts w:hint="eastAsia"/>
+          <w:color w:val="FF0000"/>
+          <w:sz w:val="28"/>
+          <w:szCs w:val="28"/>
+        </w:rPr>
+        <w:t>人物</w:t>
+      </w:r>
+    </w:p>
+    <w:p>
+      <w:pPr>
+        <w:rPr>
+          <w:color w:val="000000" w:themeColor="text1"/>
+          <w:sz w:val="28"/>
+          <w:szCs w:val="28"/>
+        </w:rPr>
+      </w:pPr>
+    </w:p>
+    <w:p>
+      <w:pPr>
+        <w:rPr>
+          <w:rFonts w:hint="eastAsia"/>
+          <w:color w:val="000000" w:themeColor="text1"/>
+          <w:sz w:val="28"/>
+          <w:szCs w:val="28"/>
+        </w:rPr>
+      </w:pPr>
+    </w:p>
+    <w:p>
+      <w:pPr>
+        <w:rPr>
+          <w:color w:val="000000" w:themeColor="text1"/>
+          <w:sz w:val="28"/>
+          <w:szCs w:val="28"/>
+        </w:rPr>
+      </w:pPr>
+      <w:r>
+        <w:rPr>
+          <w:color w:val="000000" w:themeColor="text1"/>
+          <w:sz w:val="28"/>
+          <w:szCs w:val="28"/>
+        </w:rPr>
+        <w:t>Fall v</w:t>
+      </w:r>
+      <w:r>
+        <w:rPr>
+          <w:rFonts w:hint="eastAsia"/>
+          <w:color w:val="000000" w:themeColor="text1"/>
+          <w:sz w:val="28"/>
+          <w:szCs w:val="28"/>
+        </w:rPr>
+        <w:t>下降</w:t>
+      </w:r>
+    </w:p>
+    <w:p>
+      <w:pPr>
+        <w:rPr>
+          <w:color w:val="000000" w:themeColor="text1"/>
+          <w:sz w:val="28"/>
+          <w:szCs w:val="28"/>
+        </w:rPr>
+      </w:pPr>
+    </w:p>
+    <w:p>
+      <w:pPr>
+        <w:rPr>
+          <w:color w:val="000000" w:themeColor="text1"/>
+          <w:sz w:val="28"/>
+          <w:szCs w:val="28"/>
+        </w:rPr>
+      </w:pPr>
+      <w:r>
+        <w:rPr>
+          <w:color w:val="000000" w:themeColor="text1"/>
+          <w:sz w:val="28"/>
+          <w:szCs w:val="28"/>
+        </w:rPr>
+        <w:t>Period n.</w:t>
+      </w:r>
+      <w:r>
+        <w:rPr>
+          <w:rFonts w:hint="eastAsia"/>
+          <w:color w:val="000000" w:themeColor="text1"/>
+          <w:sz w:val="28"/>
+          <w:szCs w:val="28"/>
+        </w:rPr>
+        <w:t>期間</w:t>
+      </w:r>
+      <w:r>
+        <w:rPr>
+          <w:rFonts w:hint="eastAsia"/>
+          <w:color w:val="000000" w:themeColor="text1"/>
+          <w:sz w:val="28"/>
+          <w:szCs w:val="28"/>
+        </w:rPr>
+        <w:t>/</w:t>
+      </w:r>
+      <w:r>
+        <w:rPr>
+          <w:rFonts w:hint="eastAsia"/>
+          <w:color w:val="000000" w:themeColor="text1"/>
+          <w:sz w:val="28"/>
+          <w:szCs w:val="28"/>
+        </w:rPr>
+        <w:t>時期</w:t>
+      </w:r>
+    </w:p>
+    <w:p>
+      <w:pPr>
+        <w:rPr>
+          <w:color w:val="000000" w:themeColor="text1"/>
+          <w:sz w:val="28"/>
+          <w:szCs w:val="28"/>
+        </w:rPr>
+      </w:pPr>
+    </w:p>
+    <w:p>
+      <w:pPr>
+        <w:rPr>
+          <w:color w:val="000000" w:themeColor="text1"/>
+          <w:sz w:val="28"/>
+          <w:szCs w:val="28"/>
+        </w:rPr>
+      </w:pPr>
+      <w:r>
+        <w:rPr>
+          <w:color w:val="000000" w:themeColor="text1"/>
+          <w:sz w:val="28"/>
+          <w:szCs w:val="28"/>
+        </w:rPr>
+        <w:t>Indicator n.</w:t>
+      </w:r>
+      <w:r>
+        <w:rPr>
+          <w:rFonts w:hint="eastAsia"/>
+          <w:color w:val="000000" w:themeColor="text1"/>
+          <w:sz w:val="28"/>
+          <w:szCs w:val="28"/>
+        </w:rPr>
+        <w:t>指標</w:t>
+      </w:r>
+    </w:p>
+    <w:p>
+      <w:pPr>
+        <w:rPr>
+          <w:color w:val="000000" w:themeColor="text1"/>
+          <w:sz w:val="28"/>
+          <w:szCs w:val="28"/>
+        </w:rPr>
+      </w:pPr>
+    </w:p>
+    <w:p>
+      <w:pPr>
+        <w:rPr>
+          <w:color w:val="000000" w:themeColor="text1"/>
+          <w:sz w:val="28"/>
+          <w:szCs w:val="28"/>
+        </w:rPr>
+      </w:pPr>
+      <w:r>
+        <w:rPr>
+          <w:color w:val="000000" w:themeColor="text1"/>
+          <w:sz w:val="28"/>
+          <w:szCs w:val="28"/>
+        </w:rPr>
+        <w:t>Likely adj</w:t>
+      </w:r>
+      <w:r>
+        <w:rPr>
+          <w:rFonts w:hint="eastAsia"/>
+          <w:color w:val="000000" w:themeColor="text1"/>
+          <w:sz w:val="28"/>
+          <w:szCs w:val="28"/>
+        </w:rPr>
+        <w:t>很可能</w:t>
+      </w:r>
+    </w:p>
+    <w:p>
+      <w:pPr>
+        <w:rPr>
+          <w:color w:val="FF0000"/>
+          <w:sz w:val="28"/>
+          <w:szCs w:val="28"/>
+        </w:rPr>
+      </w:pPr>
+      <w:r>
+        <w:rPr>
+          <w:color w:val="FF0000"/>
+          <w:sz w:val="28"/>
+          <w:szCs w:val="28"/>
+        </w:rPr>
+        <w:t xml:space="preserve">Be likely to do </w:t>
+      </w:r>
+      <w:r>
+        <w:rPr>
+          <w:rFonts w:hint="eastAsia"/>
+          <w:color w:val="FF0000"/>
+          <w:sz w:val="28"/>
+          <w:szCs w:val="28"/>
+        </w:rPr>
+        <w:t>很可能做</w:t>
+      </w:r>
+      <w:r>
+        <w:rPr>
+          <w:rFonts w:hint="eastAsia"/>
+          <w:color w:val="FF0000"/>
+          <w:sz w:val="28"/>
+          <w:szCs w:val="28"/>
+        </w:rPr>
+        <w:t>~</w:t>
+      </w:r>
+    </w:p>
+    <w:p>
+      <w:pPr>
+        <w:rPr>
+          <w:color w:val="000000" w:themeColor="text1"/>
+          <w:sz w:val="28"/>
+          <w:szCs w:val="28"/>
+        </w:rPr>
+      </w:pPr>
+    </w:p>
+    <w:p>
+      <w:pPr>
+        <w:rPr>
+          <w:color w:val="000000" w:themeColor="text1"/>
+          <w:sz w:val="28"/>
+          <w:szCs w:val="28"/>
+        </w:rPr>
+      </w:pPr>
+      <w:r>
+        <w:rPr>
+          <w:color w:val="000000" w:themeColor="text1"/>
+          <w:sz w:val="28"/>
+          <w:szCs w:val="28"/>
+        </w:rPr>
+        <w:t>Boom n.</w:t>
+      </w:r>
+      <w:r>
+        <w:rPr>
+          <w:rFonts w:hint="eastAsia"/>
+          <w:color w:val="000000" w:themeColor="text1"/>
+          <w:sz w:val="28"/>
+          <w:szCs w:val="28"/>
+        </w:rPr>
+        <w:t>繁榮</w:t>
+      </w:r>
+      <w:r>
+        <w:rPr>
+          <w:rFonts w:hint="eastAsia"/>
+          <w:color w:val="000000" w:themeColor="text1"/>
+          <w:sz w:val="28"/>
+          <w:szCs w:val="28"/>
+        </w:rPr>
+        <w:t>/</w:t>
+      </w:r>
+      <w:r>
+        <w:rPr>
+          <w:rFonts w:hint="eastAsia"/>
+          <w:color w:val="000000" w:themeColor="text1"/>
+          <w:sz w:val="28"/>
+          <w:szCs w:val="28"/>
+        </w:rPr>
+        <w:t>興盛</w:t>
+      </w:r>
+    </w:p>
+    <w:p>
+      <w:pPr>
+        <w:rPr>
+          <w:color w:val="000000" w:themeColor="text1"/>
+          <w:sz w:val="28"/>
+          <w:szCs w:val="28"/>
+        </w:rPr>
+      </w:pPr>
+    </w:p>
+    <w:p>
+      <w:pPr>
+        <w:rPr>
+          <w:color w:val="000000" w:themeColor="text1"/>
+          <w:sz w:val="28"/>
+          <w:szCs w:val="28"/>
+        </w:rPr>
+      </w:pPr>
+    </w:p>
+    <w:p>
+      <w:pPr>
+        <w:rPr>
+          <w:color w:val="000000" w:themeColor="text1"/>
+          <w:sz w:val="28"/>
+          <w:szCs w:val="28"/>
+        </w:rPr>
+      </w:pPr>
+      <w:r>
+        <w:rPr>
+          <w:color w:val="000000" w:themeColor="text1"/>
+          <w:sz w:val="28"/>
+          <w:szCs w:val="28"/>
+        </w:rPr>
+        <w:lastRenderedPageBreak/>
+        <w:t>Substitute n.</w:t>
+      </w:r>
+      <w:r>
+        <w:rPr>
+          <w:rFonts w:hint="eastAsia"/>
+          <w:color w:val="000000" w:themeColor="text1"/>
+          <w:sz w:val="28"/>
+          <w:szCs w:val="28"/>
+        </w:rPr>
+        <w:t>代替品</w:t>
+      </w:r>
+      <w:r>
+        <w:rPr>
+          <w:rFonts w:hint="eastAsia"/>
+          <w:color w:val="000000" w:themeColor="text1"/>
+          <w:sz w:val="28"/>
+          <w:szCs w:val="28"/>
+        </w:rPr>
+        <w:t>,</w:t>
+      </w:r>
+      <w:r>
+        <w:rPr>
+          <w:color w:val="000000" w:themeColor="text1"/>
+          <w:sz w:val="28"/>
+          <w:szCs w:val="28"/>
+        </w:rPr>
+        <w:t xml:space="preserve"> v.</w:t>
+      </w:r>
+      <w:r>
+        <w:rPr>
+          <w:rFonts w:hint="eastAsia"/>
+          <w:color w:val="000000" w:themeColor="text1"/>
+          <w:sz w:val="28"/>
+          <w:szCs w:val="28"/>
+        </w:rPr>
+        <w:t>代替</w:t>
+      </w:r>
+    </w:p>
+    <w:p>
+      <w:pPr>
+        <w:rPr>
+          <w:color w:val="FF0000"/>
+          <w:sz w:val="28"/>
+          <w:szCs w:val="28"/>
+        </w:rPr>
+      </w:pPr>
+      <w:r>
+        <w:rPr>
+          <w:color w:val="FF0000"/>
+          <w:sz w:val="28"/>
+          <w:szCs w:val="28"/>
+        </w:rPr>
+        <w:t>Substitute A with B(B for A )</w:t>
+      </w:r>
+      <w:r>
+        <w:rPr>
+          <w:rFonts w:hint="eastAsia"/>
+          <w:color w:val="FF0000"/>
+          <w:sz w:val="28"/>
+          <w:szCs w:val="28"/>
+        </w:rPr>
+        <w:t>用</w:t>
+      </w:r>
+      <w:r>
+        <w:rPr>
+          <w:color w:val="FF0000"/>
+          <w:sz w:val="28"/>
+          <w:szCs w:val="28"/>
+        </w:rPr>
+        <w:t>B</w:t>
+      </w:r>
+      <w:r>
+        <w:rPr>
+          <w:rFonts w:hint="eastAsia"/>
+          <w:color w:val="FF0000"/>
+          <w:sz w:val="28"/>
+          <w:szCs w:val="28"/>
+        </w:rPr>
+        <w:t>代替</w:t>
+      </w:r>
+      <w:r>
+        <w:rPr>
+          <w:color w:val="FF0000"/>
+          <w:sz w:val="28"/>
+          <w:szCs w:val="28"/>
+        </w:rPr>
+        <w:t>A</w:t>
+      </w:r>
+    </w:p>
+    <w:p>
+      <w:pPr>
+        <w:rPr>
+          <w:color w:val="FF0000"/>
+          <w:sz w:val="28"/>
+          <w:szCs w:val="28"/>
+        </w:rPr>
+      </w:pPr>
+      <w:r>
+        <w:rPr>
+          <w:color w:val="FF0000"/>
+          <w:sz w:val="28"/>
+          <w:szCs w:val="28"/>
+        </w:rPr>
+        <w:t xml:space="preserve">Be substituted for A </w:t>
+      </w:r>
+      <w:r>
+        <w:rPr>
+          <w:rFonts w:hint="eastAsia"/>
+          <w:color w:val="FF0000"/>
+          <w:sz w:val="28"/>
+          <w:szCs w:val="28"/>
+        </w:rPr>
+        <w:t>代替</w:t>
+      </w:r>
+      <w:r>
+        <w:rPr>
+          <w:color w:val="FF0000"/>
+          <w:sz w:val="28"/>
+          <w:szCs w:val="28"/>
+        </w:rPr>
+        <w:t>A</w:t>
+      </w:r>
+    </w:p>
+    <w:p>
+      <w:pPr>
+        <w:rPr>
+          <w:color w:val="FF0000"/>
+          <w:sz w:val="28"/>
+          <w:szCs w:val="28"/>
+        </w:rPr>
+      </w:pPr>
+      <w:r>
+        <w:rPr>
+          <w:color w:val="FF0000"/>
+          <w:sz w:val="28"/>
+          <w:szCs w:val="28"/>
+        </w:rPr>
+        <w:t xml:space="preserve">Be substitute with B </w:t>
+      </w:r>
+      <w:r>
+        <w:rPr>
+          <w:rFonts w:hint="eastAsia"/>
+          <w:color w:val="FF0000"/>
+          <w:sz w:val="28"/>
+          <w:szCs w:val="28"/>
+        </w:rPr>
+        <w:t>用</w:t>
+      </w:r>
+      <w:r>
+        <w:rPr>
+          <w:color w:val="FF0000"/>
+          <w:sz w:val="28"/>
+          <w:szCs w:val="28"/>
+        </w:rPr>
+        <w:t>B</w:t>
+      </w:r>
+      <w:r>
+        <w:rPr>
+          <w:rFonts w:hint="eastAsia"/>
+          <w:color w:val="FF0000"/>
+          <w:sz w:val="28"/>
+          <w:szCs w:val="28"/>
+        </w:rPr>
+        <w:t>去代替</w:t>
+      </w:r>
+    </w:p>
+    <w:p>
+      <w:pPr>
+        <w:rPr>
+          <w:color w:val="000000" w:themeColor="text1"/>
+          <w:sz w:val="28"/>
+          <w:szCs w:val="28"/>
+        </w:rPr>
+      </w:pPr>
+    </w:p>
+    <w:p>
+      <w:pPr>
+        <w:rPr>
+          <w:rFonts w:hint="eastAsia"/>
+          <w:color w:val="000000" w:themeColor="text1"/>
+          <w:sz w:val="28"/>
+          <w:szCs w:val="28"/>
+        </w:rPr>
+      </w:pPr>
+    </w:p>
+    <w:p>
+      <w:pPr>
+        <w:rPr>
+          <w:color w:val="000000" w:themeColor="text1"/>
+          <w:sz w:val="28"/>
+          <w:szCs w:val="28"/>
+        </w:rPr>
+      </w:pPr>
+      <w:r>
+        <w:rPr>
+          <w:color w:val="000000" w:themeColor="text1"/>
+          <w:sz w:val="28"/>
+          <w:szCs w:val="28"/>
+        </w:rPr>
+        <w:t xml:space="preserve">Consequence n. </w:t>
+      </w:r>
+      <w:r>
+        <w:rPr>
+          <w:rFonts w:hint="eastAsia"/>
+          <w:color w:val="000000" w:themeColor="text1"/>
+          <w:sz w:val="28"/>
+          <w:szCs w:val="28"/>
+        </w:rPr>
+        <w:t>結果</w:t>
+      </w:r>
+      <w:r>
+        <w:rPr>
+          <w:rFonts w:hint="eastAsia"/>
+          <w:color w:val="000000" w:themeColor="text1"/>
+          <w:sz w:val="28"/>
+          <w:szCs w:val="28"/>
+        </w:rPr>
+        <w:t>/</w:t>
+      </w:r>
+      <w:r>
+        <w:rPr>
+          <w:rFonts w:hint="eastAsia"/>
+          <w:color w:val="000000" w:themeColor="text1"/>
+          <w:sz w:val="28"/>
+          <w:szCs w:val="28"/>
+        </w:rPr>
+        <w:t>後果</w:t>
+      </w:r>
+    </w:p>
+    <w:p>
+      <w:pPr>
+        <w:rPr>
+          <w:color w:val="000000" w:themeColor="text1"/>
+          <w:sz w:val="28"/>
+          <w:szCs w:val="28"/>
+        </w:rPr>
+      </w:pPr>
+    </w:p>
+    <w:p>
+      <w:pPr>
+        <w:rPr>
+          <w:color w:val="000000" w:themeColor="text1"/>
+          <w:sz w:val="28"/>
+          <w:szCs w:val="28"/>
+        </w:rPr>
+      </w:pPr>
+      <w:r>
+        <w:rPr>
+          <w:color w:val="000000" w:themeColor="text1"/>
+          <w:sz w:val="28"/>
+          <w:szCs w:val="28"/>
+        </w:rPr>
+        <w:t>Fairly adv.</w:t>
+      </w:r>
+      <w:r>
+        <w:rPr>
+          <w:rFonts w:hint="eastAsia"/>
+          <w:color w:val="000000" w:themeColor="text1"/>
+          <w:sz w:val="28"/>
+          <w:szCs w:val="28"/>
+        </w:rPr>
+        <w:t>相當</w:t>
+      </w:r>
+      <w:r>
+        <w:rPr>
+          <w:rFonts w:hint="eastAsia"/>
+          <w:color w:val="000000" w:themeColor="text1"/>
+          <w:sz w:val="28"/>
+          <w:szCs w:val="28"/>
+        </w:rPr>
+        <w:t xml:space="preserve"> </w:t>
+      </w:r>
+      <w:r>
+        <w:rPr>
+          <w:color w:val="000000" w:themeColor="text1"/>
+          <w:sz w:val="28"/>
+          <w:szCs w:val="28"/>
+        </w:rPr>
+        <w:t xml:space="preserve">= quite </w:t>
+      </w:r>
+      <w:r>
+        <w:rPr>
+          <w:rFonts w:hint="eastAsia"/>
+          <w:color w:val="000000" w:themeColor="text1"/>
+          <w:sz w:val="28"/>
+          <w:szCs w:val="28"/>
+        </w:rPr>
+        <w:t>、</w:t>
+      </w:r>
+      <w:r>
+        <w:rPr>
+          <w:rFonts w:hint="eastAsia"/>
+          <w:color w:val="000000" w:themeColor="text1"/>
+          <w:sz w:val="28"/>
+          <w:szCs w:val="28"/>
+        </w:rPr>
+        <w:t>r</w:t>
+      </w:r>
+      <w:r>
+        <w:rPr>
+          <w:color w:val="000000" w:themeColor="text1"/>
+          <w:sz w:val="28"/>
+          <w:szCs w:val="28"/>
+        </w:rPr>
+        <w:t>easonably</w:t>
+      </w:r>
+      <w:r>
+        <w:rPr>
+          <w:rFonts w:hint="eastAsia"/>
+          <w:color w:val="000000" w:themeColor="text1"/>
+          <w:sz w:val="28"/>
+          <w:szCs w:val="28"/>
+        </w:rPr>
+        <w:t>相當</w:t>
+      </w:r>
+      <w:r>
+        <w:rPr>
+          <w:rFonts w:hint="eastAsia"/>
+          <w:color w:val="000000" w:themeColor="text1"/>
+          <w:sz w:val="28"/>
+          <w:szCs w:val="28"/>
+        </w:rPr>
+        <w:t>,</w:t>
+      </w:r>
+      <w:r>
+        <w:rPr>
+          <w:rFonts w:hint="eastAsia"/>
+          <w:color w:val="000000" w:themeColor="text1"/>
+          <w:sz w:val="28"/>
+          <w:szCs w:val="28"/>
+        </w:rPr>
+        <w:t>還算</w:t>
+      </w:r>
+    </w:p>
+    <w:p>
+      <w:pPr>
+        <w:rPr>
+          <w:color w:val="000000" w:themeColor="text1"/>
+          <w:sz w:val="28"/>
+          <w:szCs w:val="28"/>
+        </w:rPr>
+      </w:pPr>
+    </w:p>
+    <w:p>
+      <w:pPr>
+        <w:rPr>
+          <w:rFonts w:hint="eastAsia"/>
+          <w:color w:val="000000" w:themeColor="text1"/>
+          <w:sz w:val="28"/>
+          <w:szCs w:val="28"/>
+        </w:rPr>
+      </w:pPr>
+      <w:r>
+        <w:rPr>
+          <w:color w:val="000000" w:themeColor="text1"/>
+          <w:sz w:val="28"/>
+          <w:szCs w:val="28"/>
+        </w:rPr>
+        <w:t>Economical adj.</w:t>
+      </w:r>
+      <w:r>
+        <w:rPr>
+          <w:rFonts w:hint="eastAsia"/>
+          <w:color w:val="000000" w:themeColor="text1"/>
+          <w:sz w:val="28"/>
+          <w:szCs w:val="28"/>
+        </w:rPr>
+        <w:t>經濟</w:t>
+      </w:r>
+      <w:r>
+        <w:rPr>
+          <w:rFonts w:hint="eastAsia"/>
+          <w:color w:val="000000" w:themeColor="text1"/>
+          <w:sz w:val="28"/>
+          <w:szCs w:val="28"/>
+        </w:rPr>
+        <w:t>/</w:t>
+      </w:r>
+      <w:r>
+        <w:rPr>
+          <w:rFonts w:hint="eastAsia"/>
+          <w:color w:val="000000" w:themeColor="text1"/>
+          <w:sz w:val="28"/>
+          <w:szCs w:val="28"/>
+        </w:rPr>
+        <w:t>節約、</w:t>
+      </w:r>
+      <w:r>
+        <w:rPr>
+          <w:color w:val="000000" w:themeColor="text1"/>
+          <w:sz w:val="28"/>
+          <w:szCs w:val="28"/>
+        </w:rPr>
+        <w:t xml:space="preserve">Economic </w:t>
+      </w:r>
+      <w:r>
+        <w:rPr>
+          <w:rFonts w:hint="eastAsia"/>
+          <w:color w:val="000000" w:themeColor="text1"/>
+          <w:sz w:val="28"/>
+          <w:szCs w:val="28"/>
+        </w:rPr>
+        <w:t xml:space="preserve"> a</w:t>
+      </w:r>
+      <w:r>
+        <w:rPr>
+          <w:color w:val="000000" w:themeColor="text1"/>
+          <w:sz w:val="28"/>
+          <w:szCs w:val="28"/>
+        </w:rPr>
+        <w:t>dj</w:t>
+      </w:r>
+      <w:r>
+        <w:rPr>
+          <w:rFonts w:hint="eastAsia"/>
+          <w:color w:val="000000" w:themeColor="text1"/>
+          <w:sz w:val="28"/>
+          <w:szCs w:val="28"/>
+        </w:rPr>
+        <w:t>經濟方面</w:t>
+      </w:r>
+    </w:p>
+    <w:p>
+      <w:pPr>
+        <w:rPr>
+          <w:rFonts w:hint="eastAsia"/>
+          <w:color w:val="000000" w:themeColor="text1"/>
+          <w:sz w:val="28"/>
+          <w:szCs w:val="28"/>
+        </w:rPr>
+      </w:pPr>
+    </w:p>
+    <w:p>
+      <w:pPr>
+        <w:rPr>
+          <w:color w:val="000000" w:themeColor="text1"/>
+          <w:sz w:val="28"/>
+          <w:szCs w:val="28"/>
+        </w:rPr>
+      </w:pPr>
+      <w:r>
+        <w:rPr>
+          <w:color w:val="000000" w:themeColor="text1"/>
+          <w:sz w:val="28"/>
+          <w:szCs w:val="28"/>
+        </w:rPr>
+        <w:t>Thrive v.</w:t>
+      </w:r>
+      <w:r>
+        <w:rPr>
+          <w:rFonts w:hint="eastAsia"/>
+          <w:color w:val="000000" w:themeColor="text1"/>
+          <w:sz w:val="28"/>
+          <w:szCs w:val="28"/>
+        </w:rPr>
+        <w:t>繁榮</w:t>
+      </w:r>
+      <w:r>
+        <w:rPr>
+          <w:rFonts w:hint="eastAsia"/>
+          <w:color w:val="000000" w:themeColor="text1"/>
+          <w:sz w:val="28"/>
+          <w:szCs w:val="28"/>
+        </w:rPr>
+        <w:t>/</w:t>
+      </w:r>
+      <w:r>
+        <w:rPr>
+          <w:rFonts w:hint="eastAsia"/>
+          <w:color w:val="000000" w:themeColor="text1"/>
+          <w:sz w:val="28"/>
+          <w:szCs w:val="28"/>
+        </w:rPr>
+        <w:t>成功</w:t>
+      </w:r>
+      <w:r>
+        <w:rPr>
+          <w:rFonts w:hint="eastAsia"/>
+          <w:color w:val="000000" w:themeColor="text1"/>
+          <w:sz w:val="28"/>
+          <w:szCs w:val="28"/>
+        </w:rPr>
+        <w:t xml:space="preserve"> </w:t>
+      </w:r>
+      <w:r>
+        <w:rPr>
+          <w:color w:val="000000" w:themeColor="text1"/>
+          <w:sz w:val="28"/>
+          <w:szCs w:val="28"/>
+        </w:rPr>
+        <w:t xml:space="preserve">= </w:t>
+      </w:r>
+      <w:proofErr w:type="spellStart"/>
+      <w:r>
+        <w:rPr>
+          <w:color w:val="000000" w:themeColor="text1"/>
+          <w:sz w:val="28"/>
+          <w:szCs w:val="28"/>
+        </w:rPr>
+        <w:t>pro</w:t>
+      </w:r>
+      <w:r>
+        <w:rPr>
+          <w:color w:val="000000" w:themeColor="text1"/>
+          <w:sz w:val="28"/>
+          <w:szCs w:val="28"/>
+        </w:rPr>
+        <w:t>sper,flourish</w:t>
+      </w:r>
+      <w:proofErr w:type="spellEnd"/>
+      <w:r>
+        <w:rPr>
+          <w:color w:val="000000" w:themeColor="text1"/>
+          <w:sz w:val="28"/>
+          <w:szCs w:val="28"/>
+        </w:rPr>
+        <w:t xml:space="preserve"> v.</w:t>
+      </w:r>
+    </w:p>
+    <w:p>
+      <w:pPr>
+        <w:rPr>
+          <w:color w:val="000000" w:themeColor="text1"/>
+          <w:sz w:val="28"/>
+          <w:szCs w:val="28"/>
+        </w:rPr>
+      </w:pPr>
+    </w:p>
+    <w:p>
+      <w:pPr>
+        <w:rPr>
+          <w:color w:val="000000" w:themeColor="text1"/>
+          <w:sz w:val="28"/>
+          <w:szCs w:val="28"/>
+        </w:rPr>
+      </w:pPr>
+      <w:r>
+        <w:rPr>
+          <w:color w:val="000000" w:themeColor="text1"/>
+          <w:sz w:val="28"/>
+          <w:szCs w:val="28"/>
+        </w:rPr>
+        <w:t>Implication n.</w:t>
+      </w:r>
+      <w:r>
+        <w:rPr>
+          <w:rFonts w:hint="eastAsia"/>
+          <w:color w:val="000000" w:themeColor="text1"/>
+          <w:sz w:val="28"/>
+          <w:szCs w:val="28"/>
+        </w:rPr>
+        <w:t>暗示</w:t>
+      </w:r>
+      <w:r>
+        <w:rPr>
+          <w:rFonts w:hint="eastAsia"/>
+          <w:color w:val="000000" w:themeColor="text1"/>
+          <w:sz w:val="28"/>
+          <w:szCs w:val="28"/>
+        </w:rPr>
+        <w:t>,</w:t>
+      </w:r>
+      <w:r>
+        <w:rPr>
+          <w:rFonts w:hint="eastAsia"/>
+          <w:color w:val="000000" w:themeColor="text1"/>
+          <w:sz w:val="28"/>
+          <w:szCs w:val="28"/>
+        </w:rPr>
+        <w:t>可能造成的影響</w:t>
+      </w:r>
+    </w:p>
+    <w:p>
+      <w:pPr>
+        <w:rPr>
+          <w:color w:val="000000" w:themeColor="text1"/>
+          <w:sz w:val="28"/>
+          <w:szCs w:val="28"/>
+        </w:rPr>
+      </w:pPr>
+    </w:p>
+    <w:p>
+      <w:pPr>
+        <w:rPr>
+          <w:color w:val="000000" w:themeColor="text1"/>
+          <w:sz w:val="28"/>
+          <w:szCs w:val="28"/>
+        </w:rPr>
+      </w:pPr>
+      <w:r>
+        <w:rPr>
+          <w:color w:val="000000" w:themeColor="text1"/>
+          <w:sz w:val="28"/>
+          <w:szCs w:val="28"/>
+        </w:rPr>
+        <w:t>Wane n.</w:t>
+      </w:r>
+      <w:r>
+        <w:rPr>
+          <w:rFonts w:hint="eastAsia"/>
+          <w:color w:val="000000" w:themeColor="text1"/>
+          <w:sz w:val="28"/>
+          <w:szCs w:val="28"/>
+        </w:rPr>
+        <w:t>減少</w:t>
+      </w:r>
+      <w:r>
+        <w:rPr>
+          <w:rFonts w:hint="eastAsia"/>
+          <w:color w:val="000000" w:themeColor="text1"/>
+          <w:sz w:val="28"/>
+          <w:szCs w:val="28"/>
+        </w:rPr>
+        <w:t>/</w:t>
+      </w:r>
+      <w:r>
+        <w:rPr>
+          <w:rFonts w:hint="eastAsia"/>
+          <w:color w:val="000000" w:themeColor="text1"/>
+          <w:sz w:val="28"/>
+          <w:szCs w:val="28"/>
+        </w:rPr>
+        <w:t>衰退</w:t>
+      </w:r>
+    </w:p>
+    <w:p>
+      <w:pPr>
+        <w:rPr>
+          <w:color w:val="000000" w:themeColor="text1"/>
+          <w:sz w:val="28"/>
+          <w:szCs w:val="28"/>
+        </w:rPr>
+      </w:pPr>
+    </w:p>
+    <w:p>
+      <w:pPr>
+        <w:rPr>
+          <w:color w:val="000000" w:themeColor="text1"/>
+          <w:sz w:val="28"/>
+          <w:szCs w:val="28"/>
+        </w:rPr>
+      </w:pPr>
+      <w:r>
+        <w:rPr>
+          <w:color w:val="000000" w:themeColor="text1"/>
+          <w:sz w:val="28"/>
+          <w:szCs w:val="28"/>
+        </w:rPr>
+        <w:t>Prosperity n.</w:t>
+      </w:r>
+      <w:r>
+        <w:rPr>
+          <w:rFonts w:hint="eastAsia"/>
+          <w:color w:val="000000" w:themeColor="text1"/>
+          <w:sz w:val="28"/>
+          <w:szCs w:val="28"/>
+        </w:rPr>
+        <w:t>繁榮</w:t>
+      </w:r>
+    </w:p>
+    <w:p>
+      <w:pPr>
+        <w:rPr>
+          <w:color w:val="FF0000"/>
+          <w:sz w:val="28"/>
+          <w:szCs w:val="28"/>
+        </w:rPr>
+      </w:pPr>
+      <w:r>
+        <w:rPr>
+          <w:color w:val="FF0000"/>
+          <w:sz w:val="28"/>
+          <w:szCs w:val="28"/>
+        </w:rPr>
+        <w:t xml:space="preserve">In time of prosperity </w:t>
+      </w:r>
+      <w:r>
+        <w:rPr>
+          <w:rFonts w:hint="eastAsia"/>
+          <w:color w:val="FF0000"/>
+          <w:sz w:val="28"/>
+          <w:szCs w:val="28"/>
+        </w:rPr>
+        <w:t>在繁榮的時期</w:t>
+      </w:r>
+    </w:p>
+    <w:p>
+      <w:pPr>
+        <w:rPr>
+          <w:color w:val="000000" w:themeColor="text1"/>
+          <w:sz w:val="28"/>
+          <w:szCs w:val="28"/>
+        </w:rPr>
+      </w:pPr>
+    </w:p>
+    <w:p>
+      <w:pPr>
+        <w:rPr>
+          <w:color w:val="000000" w:themeColor="text1"/>
+          <w:sz w:val="28"/>
+          <w:szCs w:val="28"/>
+        </w:rPr>
+      </w:pPr>
+      <w:r>
+        <w:rPr>
+          <w:color w:val="000000" w:themeColor="text1"/>
+          <w:sz w:val="28"/>
+          <w:szCs w:val="28"/>
+        </w:rPr>
+        <w:t>Depression n.</w:t>
+      </w:r>
+      <w:r>
+        <w:rPr>
+          <w:rFonts w:hint="eastAsia"/>
+          <w:color w:val="000000" w:themeColor="text1"/>
+          <w:sz w:val="28"/>
+          <w:szCs w:val="28"/>
+        </w:rPr>
+        <w:t>不景氣</w:t>
+      </w:r>
+      <w:r>
+        <w:rPr>
+          <w:rFonts w:hint="eastAsia"/>
+          <w:color w:val="000000" w:themeColor="text1"/>
+          <w:sz w:val="28"/>
+          <w:szCs w:val="28"/>
+        </w:rPr>
+        <w:t>/</w:t>
+      </w:r>
+      <w:r>
+        <w:rPr>
+          <w:rFonts w:hint="eastAsia"/>
+          <w:color w:val="000000" w:themeColor="text1"/>
+          <w:sz w:val="28"/>
+          <w:szCs w:val="28"/>
+        </w:rPr>
+        <w:t>蕭條</w:t>
+      </w:r>
+      <w:r>
+        <w:rPr>
+          <w:rFonts w:hint="eastAsia"/>
+          <w:color w:val="000000" w:themeColor="text1"/>
+          <w:sz w:val="28"/>
+          <w:szCs w:val="28"/>
+        </w:rPr>
+        <w:t xml:space="preserve"> </w:t>
+      </w:r>
+      <w:r>
+        <w:rPr>
+          <w:color w:val="000000" w:themeColor="text1"/>
+          <w:sz w:val="28"/>
+          <w:szCs w:val="28"/>
+        </w:rPr>
+        <w:t>= slump</w:t>
+      </w:r>
+      <w:r>
+        <w:rPr>
+          <w:rFonts w:hint="eastAsia"/>
+          <w:color w:val="000000" w:themeColor="text1"/>
+          <w:sz w:val="28"/>
+          <w:szCs w:val="28"/>
+        </w:rPr>
+        <w:t>、</w:t>
+      </w:r>
+      <w:r>
+        <w:rPr>
+          <w:rFonts w:hint="eastAsia"/>
+          <w:color w:val="000000" w:themeColor="text1"/>
+          <w:sz w:val="28"/>
+          <w:szCs w:val="28"/>
+        </w:rPr>
+        <w:t>r</w:t>
+      </w:r>
+      <w:r>
+        <w:rPr>
+          <w:color w:val="000000" w:themeColor="text1"/>
+          <w:sz w:val="28"/>
+          <w:szCs w:val="28"/>
+        </w:rPr>
+        <w:t>ecession</w:t>
+      </w:r>
+    </w:p>
+    <w:p>
+      <w:pPr>
+        <w:rPr>
+          <w:color w:val="000000" w:themeColor="text1"/>
+          <w:sz w:val="28"/>
+          <w:szCs w:val="28"/>
+        </w:rPr>
+      </w:pPr>
+    </w:p>
+    <w:p>
+      <w:pPr>
+        <w:rPr>
+          <w:color w:val="000000" w:themeColor="text1"/>
+          <w:sz w:val="28"/>
+          <w:szCs w:val="28"/>
+        </w:rPr>
+      </w:pPr>
+      <w:r>
+        <w:rPr>
+          <w:color w:val="000000" w:themeColor="text1"/>
+          <w:sz w:val="28"/>
+          <w:szCs w:val="28"/>
+        </w:rPr>
+        <w:t>Dwindle v.</w:t>
+      </w:r>
+      <w:r>
+        <w:rPr>
+          <w:rFonts w:hint="eastAsia"/>
+          <w:color w:val="000000" w:themeColor="text1"/>
+          <w:sz w:val="28"/>
+          <w:szCs w:val="28"/>
+        </w:rPr>
+        <w:t>逐漸減少</w:t>
+      </w:r>
+      <w:r>
+        <w:rPr>
+          <w:rFonts w:hint="eastAsia"/>
+          <w:color w:val="000000" w:themeColor="text1"/>
+          <w:sz w:val="28"/>
+          <w:szCs w:val="28"/>
+        </w:rPr>
+        <w:t>/</w:t>
+      </w:r>
+      <w:r>
+        <w:rPr>
+          <w:rFonts w:hint="eastAsia"/>
+          <w:color w:val="000000" w:themeColor="text1"/>
+          <w:sz w:val="28"/>
+          <w:szCs w:val="28"/>
+        </w:rPr>
+        <w:t>逐漸變小</w:t>
+      </w:r>
+      <w:r>
+        <w:rPr>
+          <w:rFonts w:hint="eastAsia"/>
+          <w:color w:val="000000" w:themeColor="text1"/>
+          <w:sz w:val="28"/>
+          <w:szCs w:val="28"/>
+        </w:rPr>
+        <w:t xml:space="preserve"> = d</w:t>
+      </w:r>
+      <w:r>
+        <w:rPr>
+          <w:color w:val="000000" w:themeColor="text1"/>
+          <w:sz w:val="28"/>
+          <w:szCs w:val="28"/>
+        </w:rPr>
+        <w:t>iminish</w:t>
+      </w:r>
+    </w:p>
+    <w:p>
+      <w:pPr>
+        <w:rPr>
+          <w:color w:val="000000" w:themeColor="text1"/>
+          <w:sz w:val="28"/>
+          <w:szCs w:val="28"/>
+        </w:rPr>
+      </w:pPr>
+      <w:r>
+        <w:rPr>
+          <w:color w:val="000000" w:themeColor="text1"/>
+          <w:sz w:val="28"/>
+          <w:szCs w:val="28"/>
+        </w:rPr>
+        <w:lastRenderedPageBreak/>
+        <w:t>Impede v.</w:t>
+      </w:r>
+      <w:r>
+        <w:rPr>
+          <w:rFonts w:hint="eastAsia"/>
+          <w:color w:val="000000" w:themeColor="text1"/>
+          <w:sz w:val="28"/>
+          <w:szCs w:val="28"/>
+        </w:rPr>
+        <w:t>妨礙</w:t>
+      </w:r>
+      <w:r>
+        <w:rPr>
+          <w:rFonts w:hint="eastAsia"/>
+          <w:color w:val="000000" w:themeColor="text1"/>
+          <w:sz w:val="28"/>
+          <w:szCs w:val="28"/>
+        </w:rPr>
+        <w:t>/</w:t>
+      </w:r>
+      <w:r>
+        <w:rPr>
+          <w:rFonts w:hint="eastAsia"/>
+          <w:color w:val="000000" w:themeColor="text1"/>
+          <w:sz w:val="28"/>
+          <w:szCs w:val="28"/>
+        </w:rPr>
+        <w:t>阻礙</w:t>
+      </w:r>
+    </w:p>
+    <w:p>
+      <w:pPr>
+        <w:rPr>
+          <w:rFonts w:hint="eastAsia"/>
+          <w:color w:val="000000" w:themeColor="text1"/>
+          <w:sz w:val="28"/>
+          <w:szCs w:val="28"/>
+        </w:rPr>
+      </w:pPr>
+    </w:p>
+    <w:p>
+      <w:pPr>
+        <w:rPr>
+          <w:color w:val="000000" w:themeColor="text1"/>
+          <w:sz w:val="28"/>
+          <w:szCs w:val="28"/>
+        </w:rPr>
+      </w:pPr>
+      <w:r>
+        <w:rPr>
+          <w:color w:val="000000" w:themeColor="text1"/>
+          <w:sz w:val="28"/>
+          <w:szCs w:val="28"/>
+        </w:rPr>
+        <w:t>Promising adj.</w:t>
+      </w:r>
+      <w:r>
+        <w:rPr>
+          <w:rFonts w:hint="eastAsia"/>
+          <w:color w:val="000000" w:themeColor="text1"/>
+          <w:sz w:val="28"/>
+          <w:szCs w:val="28"/>
+        </w:rPr>
+        <w:t>有希望</w:t>
+      </w:r>
+      <w:r>
+        <w:rPr>
+          <w:rFonts w:hint="eastAsia"/>
+          <w:color w:val="000000" w:themeColor="text1"/>
+          <w:sz w:val="28"/>
+          <w:szCs w:val="28"/>
+        </w:rPr>
+        <w:t>/</w:t>
+      </w:r>
+      <w:r>
+        <w:rPr>
+          <w:rFonts w:hint="eastAsia"/>
+          <w:color w:val="000000" w:themeColor="text1"/>
+          <w:sz w:val="28"/>
+          <w:szCs w:val="28"/>
+        </w:rPr>
+        <w:t>有前途</w:t>
+      </w:r>
+    </w:p>
+    <w:p>
+      <w:pPr>
+        <w:rPr>
+          <w:color w:val="000000" w:themeColor="text1"/>
+          <w:sz w:val="28"/>
+          <w:szCs w:val="28"/>
+        </w:rPr>
+      </w:pPr>
+    </w:p>
+    <w:p>
+      <w:pPr>
+        <w:rPr>
+          <w:color w:val="000000" w:themeColor="text1"/>
+          <w:sz w:val="28"/>
+          <w:szCs w:val="28"/>
+        </w:rPr>
+      </w:pPr>
+      <w:r>
+        <w:rPr>
+          <w:color w:val="000000" w:themeColor="text1"/>
+          <w:sz w:val="28"/>
+          <w:szCs w:val="28"/>
+        </w:rPr>
+        <w:t>Adversity n.</w:t>
+      </w:r>
+      <w:r>
+        <w:rPr>
+          <w:rFonts w:hint="eastAsia"/>
+          <w:color w:val="000000" w:themeColor="text1"/>
+          <w:sz w:val="28"/>
+          <w:szCs w:val="28"/>
+        </w:rPr>
+        <w:t>逆境</w:t>
+      </w:r>
+      <w:r>
+        <w:rPr>
+          <w:rFonts w:hint="eastAsia"/>
+          <w:color w:val="000000" w:themeColor="text1"/>
+          <w:sz w:val="28"/>
+          <w:szCs w:val="28"/>
+        </w:rPr>
+        <w:t>/</w:t>
+      </w:r>
+      <w:r>
+        <w:rPr>
+          <w:rFonts w:hint="eastAsia"/>
+          <w:color w:val="000000" w:themeColor="text1"/>
+          <w:sz w:val="28"/>
+          <w:szCs w:val="28"/>
+        </w:rPr>
+        <w:t>不幸</w:t>
+      </w:r>
+    </w:p>
+    <w:p>
+      <w:pPr>
+        <w:rPr>
+          <w:color w:val="000000" w:themeColor="text1"/>
+          <w:sz w:val="28"/>
+          <w:szCs w:val="28"/>
+        </w:rPr>
+      </w:pPr>
+    </w:p>
+    <w:p>
+      <w:pPr>
+        <w:rPr>
+          <w:color w:val="000000" w:themeColor="text1"/>
+          <w:sz w:val="28"/>
+          <w:szCs w:val="28"/>
+        </w:rPr>
+      </w:pPr>
+    </w:p>
+    <w:p>
+      <w:pPr>
+        <w:rPr>
+          <w:rFonts w:hint="eastAsia"/>
+          <w:color w:val="000000" w:themeColor="text1"/>
+          <w:sz w:val="28"/>
+          <w:szCs w:val="28"/>
+        </w:rPr>
+      </w:pPr>
+    </w:p>
+    <w:p>
+      <w:pPr>
+        <w:rPr>
           <w:b/>
           <w:bCs/>
           <w:color w:val="000000" w:themeColor="text1"/>
           <w:sz w:val="44"/>
           <w:szCs w:val="44"/>
         </w:rPr>
-        <w:t>:</w:t>
-      </w:r>
+      </w:pPr>
+      <w:r>
+        <w:rPr>
+          <w:b/>
+          <w:bCs/>
+          <w:color w:val="000000" w:themeColor="text1"/>
+          <w:sz w:val="44"/>
+          <w:szCs w:val="44"/>
+        </w:rPr>
+        <w:t>Day</w:t>
+      </w:r>
+      <w:r>
+        <w:rPr>
+          <w:b/>
+          <w:bCs/>
+          <w:color w:val="000000" w:themeColor="text1"/>
+          <w:sz w:val="44"/>
+          <w:szCs w:val="44"/>
+        </w:rPr>
+        <w:t>10:</w:t>
+      </w:r>
+    </w:p>
+    <w:p>
+      <w:pPr>
+        <w:rPr>
+          <w:b/>
+          <w:bCs/>
+          <w:color w:val="000000" w:themeColor="text1"/>
+          <w:sz w:val="44"/>
+          <w:szCs w:val="44"/>
+        </w:rPr>
+      </w:pPr>
+    </w:p>
+    <w:p>
+      <w:pPr>
+        <w:rPr>
+          <w:color w:val="000000" w:themeColor="text1"/>
+          <w:sz w:val="28"/>
+          <w:szCs w:val="28"/>
+        </w:rPr>
+      </w:pPr>
+    </w:p>
+    <w:p>
+      <w:pPr>
+        <w:rPr>
+          <w:rFonts w:hint="eastAsia"/>
+          <w:color w:val="000000" w:themeColor="text1"/>
+          <w:sz w:val="28"/>
+          <w:szCs w:val="28"/>
+        </w:rPr>
+      </w:pPr>
     </w:p>
     <w:p>
       <w:pPr>
